--- a/Դիպլոմային.docx
+++ b/Դիպլոմային.docx
@@ -31,15 +31,52 @@
         <w:jc w:val="both"/>
         <w:rPr>
           <w:rFonts w:ascii="Sylfaen" w:hAnsi="Sylfaen"/>
-          <w:lang w:val="hy-AM"/>
-        </w:rPr>
-      </w:pPr>
-      <w:r>
-        <w:rPr>
-          <w:rFonts w:ascii="Sylfaen" w:hAnsi="Sylfaen"/>
-          <w:lang w:val="hy-AM"/>
-        </w:rPr>
-        <w:t>Լիարժեք ֆունկցիոնալ վեբ հավելված, որը հնարավորություն է տալիս մեքենաների առքուվաճառք իրականացնել՝ գնորդների և վաճառողների համար դերային մուտքի հնարավորությամբ։</w:t>
+          <w:b/>
+          <w:bCs/>
+          <w:lang w:val="hy-AM"/>
+        </w:rPr>
+      </w:pPr>
+      <w:r>
+        <w:rPr>
+          <w:rFonts w:ascii="Sylfaen" w:hAnsi="Sylfaen"/>
+          <w:lang w:val="hy-AM"/>
+        </w:rPr>
+        <w:t xml:space="preserve">Լիարժեք ֆունկցիոնալ վեբ հավելված, որը հնարավորություն է տալիս մեքենաների առքուվաճառք իրականացնել՝ գնորդների և վաճառողների </w:t>
+      </w:r>
+      <w:r>
+        <w:rPr>
+          <w:rFonts w:ascii="Sylfaen" w:hAnsi="Sylfaen"/>
+          <w:lang w:val="hy-AM"/>
+        </w:rPr>
+        <w:t xml:space="preserve"> միջև</w:t>
+      </w:r>
+      <w:r>
+        <w:rPr>
+          <w:rFonts w:ascii="Sylfaen" w:hAnsi="Sylfaen"/>
+          <w:lang w:val="hy-AM"/>
+        </w:rPr>
+        <w:t xml:space="preserve"> դերային</w:t>
+      </w:r>
+      <w:r>
+        <w:rPr>
+          <w:rFonts w:ascii="Sylfaen" w:hAnsi="Sylfaen"/>
+          <w:lang w:val="hy-AM"/>
+        </w:rPr>
+        <w:t xml:space="preserve"> համակարգով</w:t>
+      </w:r>
+      <w:r>
+        <w:rPr>
+          <w:rFonts w:ascii="Sylfaen" w:hAnsi="Sylfaen"/>
+          <w:lang w:val="hy-AM"/>
+        </w:rPr>
+        <w:t>։</w:t>
+      </w:r>
+      <w:r>
+        <w:rPr>
+          <w:rFonts w:ascii="Sylfaen" w:hAnsi="Sylfaen"/>
+          <w:lang w:val="hy-AM"/>
+        </w:rPr>
+        <w:t xml:space="preserve"> Մեքենաների որոնման և ֆիլտրացիայի համակարգ, որը հնարավորություն է տալիս հեշտորեն դասակարգել ապրանքները։ Վաճառողի համար կա հարմար ներմուծման էջ, որտեղ բոլոր պետքական տվյալներով պիտի ներմուծվեն վաճառվող մեքենաները, ինչպես նաև կա գնողների ցուցակը, ընտրելու և մերժելու ֆունկցիոնալություն և այլն։</w:t>
       </w:r>
       <w:r>
         <w:rPr>
@@ -55,6 +92,18 @@
         </w:rPr>
         <w:br/>
       </w:r>
+    </w:p>
+    <w:p>
+      <w:pPr>
+        <w:pStyle w:val="NormalWeb"/>
+        <w:spacing w:line="36" w:lineRule="atLeast"/>
+        <w:ind w:firstLine="426"/>
+        <w:jc w:val="both"/>
+        <w:rPr>
+          <w:rFonts w:ascii="Sylfaen" w:hAnsi="Sylfaen"/>
+          <w:lang w:val="hy-AM"/>
+        </w:rPr>
+      </w:pPr>
       <w:r>
         <w:rPr>
           <w:rFonts w:ascii="Sylfaen" w:hAnsi="Sylfaen"/>
@@ -82,6 +131,10 @@
     <w:p>
       <w:pPr>
         <w:pStyle w:val="NormalWeb"/>
+        <w:numPr>
+          <w:ilvl w:val="0"/>
+          <w:numId w:val="55"/>
+        </w:numPr>
         <w:spacing w:line="36" w:lineRule="atLeast"/>
         <w:jc w:val="both"/>
         <w:rPr>
@@ -94,14 +147,151 @@
           <w:rFonts w:ascii="Sylfaen" w:hAnsi="Sylfaen"/>
           <w:lang w:val="hy-AM"/>
         </w:rPr>
-        <w:t xml:space="preserve"> </w:t>
-      </w:r>
-      <w:r>
-        <w:rPr>
-          <w:rFonts w:ascii="Sylfaen" w:hAnsi="Sylfaen"/>
-          <w:lang w:val="hy-AM"/>
-        </w:rPr>
         <w:t>Դերերի վրա հիմնված մուտք. գնորդ, վաճառող՝ յուրաքանչյուրը՝ առանձին վահանակներով և թույլտվություններով:</w:t>
+      </w:r>
+    </w:p>
+    <w:p>
+      <w:pPr>
+        <w:pStyle w:val="NormalWeb"/>
+        <w:numPr>
+          <w:ilvl w:val="0"/>
+          <w:numId w:val="55"/>
+        </w:numPr>
+        <w:spacing w:line="36" w:lineRule="atLeast"/>
+        <w:jc w:val="both"/>
+        <w:rPr>
+          <w:rFonts w:ascii="Sylfaen" w:hAnsi="Sylfaen"/>
+          <w:lang w:val="hy-AM"/>
+        </w:rPr>
+      </w:pPr>
+      <w:r>
+        <w:rPr>
+          <w:rFonts w:ascii="Sylfaen" w:hAnsi="Sylfaen"/>
+          <w:lang w:val="hy-AM"/>
+        </w:rPr>
+        <w:t>Հաստատում և անվտանգություն. էլ. փոստ/գաղտնաբառ, զգայուն գործողությունների համար:</w:t>
+      </w:r>
+    </w:p>
+    <w:p>
+      <w:pPr>
+        <w:pStyle w:val="NormalWeb"/>
+        <w:numPr>
+          <w:ilvl w:val="0"/>
+          <w:numId w:val="55"/>
+        </w:numPr>
+        <w:spacing w:line="36" w:lineRule="atLeast"/>
+        <w:rPr>
+          <w:rFonts w:ascii="Sylfaen" w:hAnsi="Sylfaen"/>
+          <w:lang w:val="hy-AM"/>
+        </w:rPr>
+      </w:pPr>
+      <w:r>
+        <w:rPr>
+          <w:rFonts w:ascii="Sylfaen" w:hAnsi="Sylfaen"/>
+          <w:lang w:val="hy-AM"/>
+        </w:rPr>
+        <w:t>Ցուցակներ և գույքագրում. ստեղծել, խմբագրել, հրապարակել/հեռացնել տրանսպորտային միջոցների հայտարարությունները լուսանկարներով, տեխնիկական բնութագրերով, և պատմությամբ:</w:t>
+      </w:r>
+    </w:p>
+    <w:p>
+      <w:pPr>
+        <w:pStyle w:val="NormalWeb"/>
+        <w:numPr>
+          <w:ilvl w:val="0"/>
+          <w:numId w:val="55"/>
+        </w:numPr>
+        <w:spacing w:line="36" w:lineRule="atLeast"/>
+        <w:jc w:val="both"/>
+        <w:rPr>
+          <w:rFonts w:ascii="Sylfaen" w:hAnsi="Sylfaen"/>
+          <w:lang w:val="hy-AM"/>
+        </w:rPr>
+      </w:pPr>
+      <w:r>
+        <w:rPr>
+          <w:rFonts w:ascii="Sylfaen" w:hAnsi="Sylfaen"/>
+          <w:lang w:val="hy-AM"/>
+        </w:rPr>
+        <w:t>Մեքենաների հայտարարությունների ցուցակ. Էջավորված և տեսակավորվող:</w:t>
+      </w:r>
+    </w:p>
+    <w:p>
+      <w:pPr>
+        <w:pStyle w:val="NormalWeb"/>
+        <w:numPr>
+          <w:ilvl w:val="0"/>
+          <w:numId w:val="55"/>
+        </w:numPr>
+        <w:spacing w:line="36" w:lineRule="atLeast"/>
+        <w:jc w:val="both"/>
+        <w:rPr>
+          <w:rFonts w:ascii="Sylfaen" w:hAnsi="Sylfaen"/>
+          <w:lang w:val="hy-AM"/>
+        </w:rPr>
+      </w:pPr>
+      <w:r>
+        <w:rPr>
+          <w:rFonts w:ascii="Sylfaen" w:hAnsi="Sylfaen"/>
+          <w:lang w:val="hy-AM"/>
+        </w:rPr>
+        <w:t xml:space="preserve">Որոնում և </w:t>
+      </w:r>
+      <w:r>
+        <w:rPr>
+          <w:rFonts w:ascii="Sylfaen" w:hAnsi="Sylfaen"/>
+          <w:lang w:val="hy-AM"/>
+        </w:rPr>
+        <w:t>ֆիլտրացիա</w:t>
+      </w:r>
+      <w:r>
+        <w:rPr>
+          <w:rFonts w:ascii="Sylfaen" w:hAnsi="Sylfaen"/>
+          <w:lang w:val="hy-AM"/>
+        </w:rPr>
+        <w:t>. բազմադաշտային որոնում, գտնվելու վայր, գնային միջակայք, տարի, մակնիշ/մոդել, վառելիք, փոխանցման տուփ, վազք և պահպանված որոնումներ:</w:t>
+      </w:r>
+    </w:p>
+    <w:p>
+      <w:pPr>
+        <w:pStyle w:val="NormalWeb"/>
+        <w:numPr>
+          <w:ilvl w:val="0"/>
+          <w:numId w:val="55"/>
+        </w:numPr>
+        <w:spacing w:line="36" w:lineRule="atLeast"/>
+        <w:rPr>
+          <w:rFonts w:ascii="Sylfaen" w:hAnsi="Sylfaen"/>
+          <w:lang w:val="hy-AM"/>
+        </w:rPr>
+      </w:pPr>
+      <w:r>
+        <w:rPr>
+          <w:rFonts w:ascii="Sylfaen" w:hAnsi="Sylfaen"/>
+          <w:lang w:val="hy-AM"/>
+        </w:rPr>
+        <w:t>Գնման/վաճառքի աշխատանքային հոսքեր. առաջարկների կառավարում, բանակցային հոսք, ընդունված / սպասվող / ավարտված գործարքների վիճակներ և գործընթացի աուդիտի հետք:</w:t>
+      </w:r>
+    </w:p>
+    <w:p>
+      <w:pPr>
+        <w:pStyle w:val="NormalWeb"/>
+        <w:numPr>
+          <w:ilvl w:val="0"/>
+          <w:numId w:val="55"/>
+        </w:numPr>
+        <w:spacing w:line="36" w:lineRule="atLeast"/>
+        <w:jc w:val="both"/>
+        <w:rPr>
+          <w:rFonts w:ascii="Sylfaen" w:hAnsi="Sylfaen"/>
+          <w:lang w:val="hy-AM"/>
+        </w:rPr>
+      </w:pPr>
+      <w:r>
+        <w:rPr>
+          <w:rFonts w:ascii="Sylfaen" w:hAnsi="Sylfaen"/>
+          <w:lang w:val="hy-AM"/>
+        </w:rPr>
+        <w:t>Նկարների բեռնումներ, CDN-ի համար պատրաստ մեդիա մշակում, ծանր առաջադրանքների համար ֆոնային աշխատանքներ, գների սահմանափակում և խարդախության դեմ հիմնական պաշտպանություն։</w:t>
       </w:r>
     </w:p>
     <w:p>
@@ -111,195 +301,11 @@
         <w:jc w:val="both"/>
         <w:rPr>
           <w:rFonts w:ascii="Sylfaen" w:hAnsi="Sylfaen"/>
-          <w:lang w:val="hy-AM"/>
-        </w:rPr>
-      </w:pPr>
-      <w:r>
-        <w:rPr>
-          <w:rFonts w:ascii="Sylfaen" w:hAnsi="Sylfaen"/>
-          <w:lang w:val="hy-AM"/>
-        </w:rPr>
-        <w:t xml:space="preserve"> </w:t>
-      </w:r>
-      <w:r>
-        <w:rPr>
-          <w:rFonts w:ascii="Sylfaen" w:hAnsi="Sylfaen"/>
-          <w:lang w:val="hy-AM"/>
-        </w:rPr>
-        <w:t>Հաստատում և անվտանգություն. էլ. փոստ/գաղտնաբառ, զգայուն գործողությունների համար:</w:t>
-      </w:r>
-    </w:p>
-    <w:p>
-      <w:pPr>
-        <w:pStyle w:val="NormalWeb"/>
-        <w:spacing w:line="36" w:lineRule="atLeast"/>
-        <w:rPr>
-          <w:rFonts w:ascii="Sylfaen" w:hAnsi="Sylfaen"/>
-          <w:lang w:val="hy-AM"/>
-        </w:rPr>
-      </w:pPr>
-      <w:r>
-        <w:rPr>
-          <w:rFonts w:ascii="Sylfaen" w:hAnsi="Sylfaen"/>
-          <w:lang w:val="hy-AM"/>
-        </w:rPr>
-        <w:t xml:space="preserve"> </w:t>
-      </w:r>
-      <w:r>
-        <w:rPr>
-          <w:rFonts w:ascii="Sylfaen" w:hAnsi="Sylfaen"/>
-          <w:lang w:val="hy-AM"/>
-        </w:rPr>
-        <w:t>Ցուցակներ և գույքագրում. ստեղծել, խմբագրել, հրապարակել/հեռացնել տրանսպորտային միջոցների հայտարարությունները լուսանկարներով, տեխնիկական բնութագրերով, և պատմությամբ:</w:t>
-      </w:r>
-    </w:p>
-    <w:p>
-      <w:pPr>
-        <w:pStyle w:val="NormalWeb"/>
-        <w:spacing w:line="36" w:lineRule="atLeast"/>
-        <w:jc w:val="both"/>
-        <w:rPr>
-          <w:rFonts w:ascii="Sylfaen" w:hAnsi="Sylfaen"/>
-          <w:lang w:val="hy-AM"/>
-        </w:rPr>
-      </w:pPr>
-      <w:r>
-        <w:rPr>
-          <w:rFonts w:ascii="Sylfaen" w:hAnsi="Sylfaen"/>
-          <w:lang w:val="hy-AM"/>
-        </w:rPr>
-        <w:t xml:space="preserve"> </w:t>
-      </w:r>
-      <w:r>
-        <w:rPr>
-          <w:rFonts w:ascii="Sylfaen" w:hAnsi="Sylfaen"/>
-          <w:lang w:val="hy-AM"/>
-        </w:rPr>
-        <w:t>Մեքենա</w:t>
-      </w:r>
-      <w:r>
-        <w:rPr>
-          <w:rFonts w:ascii="Sylfaen" w:hAnsi="Sylfaen"/>
-          <w:lang w:val="hy-AM"/>
-        </w:rPr>
-        <w:t>ների հայտարարությունների ցուցակ</w:t>
-      </w:r>
-      <w:r>
-        <w:rPr>
-          <w:rFonts w:ascii="Sylfaen" w:hAnsi="Sylfaen"/>
-          <w:lang w:val="hy-AM"/>
-        </w:rPr>
-        <w:t xml:space="preserve">. </w:t>
-      </w:r>
-      <w:r>
-        <w:rPr>
-          <w:rFonts w:ascii="Sylfaen" w:hAnsi="Sylfaen"/>
-          <w:lang w:val="hy-AM"/>
-        </w:rPr>
-        <w:t>Է</w:t>
-      </w:r>
-      <w:r>
-        <w:rPr>
-          <w:rFonts w:ascii="Sylfaen" w:hAnsi="Sylfaen"/>
-          <w:lang w:val="hy-AM"/>
-        </w:rPr>
-        <w:t>ջավորված</w:t>
-      </w:r>
-      <w:r>
-        <w:rPr>
-          <w:rFonts w:ascii="Sylfaen" w:hAnsi="Sylfaen"/>
-          <w:lang w:val="hy-AM"/>
-        </w:rPr>
-        <w:t xml:space="preserve"> և</w:t>
-      </w:r>
-      <w:r>
-        <w:rPr>
-          <w:rFonts w:ascii="Sylfaen" w:hAnsi="Sylfaen"/>
-          <w:lang w:val="hy-AM"/>
-        </w:rPr>
-        <w:t xml:space="preserve"> տեսակավորվող:</w:t>
-      </w:r>
-    </w:p>
-    <w:p>
-      <w:pPr>
-        <w:pStyle w:val="NormalWeb"/>
-        <w:spacing w:line="36" w:lineRule="atLeast"/>
-        <w:jc w:val="both"/>
-        <w:rPr>
-          <w:rFonts w:ascii="Sylfaen" w:hAnsi="Sylfaen"/>
-          <w:lang w:val="hy-AM"/>
-        </w:rPr>
-      </w:pPr>
-      <w:r>
-        <w:rPr>
-          <w:rFonts w:ascii="Sylfaen" w:hAnsi="Sylfaen"/>
-          <w:lang w:val="hy-AM"/>
-        </w:rPr>
-        <w:t xml:space="preserve"> </w:t>
-      </w:r>
-      <w:r>
-        <w:rPr>
-          <w:rFonts w:ascii="Sylfaen" w:hAnsi="Sylfaen"/>
-          <w:lang w:val="hy-AM"/>
-        </w:rPr>
-        <w:t>Որոնում և զտիչներ. բազմադաշտային որոնում, գտնվելու վայր, գնային միջակայք, տարի, մակնիշ/մոդել, վառելիք, փոխանցման տուփ, վազք և պահպանված որոնումներ:</w:t>
-      </w:r>
-    </w:p>
-    <w:p>
-      <w:pPr>
-        <w:pStyle w:val="NormalWeb"/>
-        <w:spacing w:line="36" w:lineRule="atLeast"/>
-        <w:rPr>
-          <w:rFonts w:ascii="Sylfaen" w:hAnsi="Sylfaen"/>
-          <w:lang w:val="hy-AM"/>
-        </w:rPr>
-      </w:pPr>
-      <w:r>
-        <w:rPr>
-          <w:rFonts w:ascii="Sylfaen" w:hAnsi="Sylfaen"/>
-          <w:lang w:val="hy-AM"/>
-        </w:rPr>
-        <w:t xml:space="preserve"> </w:t>
-      </w:r>
-      <w:r>
-        <w:rPr>
-          <w:rFonts w:ascii="Sylfaen" w:hAnsi="Sylfaen"/>
-          <w:lang w:val="hy-AM"/>
-        </w:rPr>
-        <w:t>Գնման/վաճառքի աշխատանքային հոսքեր. առաջարկների կառավարում, բանակցային հոսք, ընդունված / սպասվող / ավարտված գործարքների վիճակներ և գործընթացի աուդիտի հետք:</w:t>
-      </w:r>
-      <w:r>
-        <w:rPr>
-          <w:rFonts w:ascii="Sylfaen" w:hAnsi="Sylfaen"/>
-          <w:lang w:val="hy-AM"/>
-        </w:rPr>
-        <w:br/>
-      </w:r>
-    </w:p>
-    <w:p>
-      <w:pPr>
-        <w:pStyle w:val="NormalWeb"/>
-        <w:spacing w:line="36" w:lineRule="atLeast"/>
-        <w:jc w:val="both"/>
-        <w:rPr>
-          <w:rFonts w:ascii="Sylfaen" w:hAnsi="Sylfaen"/>
-          <w:lang w:val="hy-AM"/>
-        </w:rPr>
-      </w:pPr>
-      <w:r>
-        <w:rPr>
-          <w:rFonts w:ascii="Sylfaen" w:hAnsi="Sylfaen"/>
-          <w:lang w:val="hy-AM"/>
-        </w:rPr>
-        <w:t xml:space="preserve"> Նկարների</w:t>
-      </w:r>
-      <w:r>
-        <w:rPr>
-          <w:rFonts w:ascii="Sylfaen" w:hAnsi="Sylfaen"/>
-          <w:lang w:val="hy-AM"/>
-        </w:rPr>
-        <w:t xml:space="preserve"> բեռնումներ, CDN-ի համար պատրաստ մեդիա մշակում, ծանր առաջադրանքների համար ֆոնային աշխատանքներ, գների սահմանափակում և խարդախության դեմ հիմնական պաշտպանություն։</w:t>
-      </w:r>
+          <w:sz w:val="28"/>
+          <w:szCs w:val="28"/>
+          <w:lang w:val="hy-AM"/>
+        </w:rPr>
+      </w:pPr>
     </w:p>
     <w:p>
       <w:pPr>
@@ -425,9 +431,18 @@
       <w:r>
         <w:rPr>
           <w:rFonts w:ascii="Sylfaen" w:hAnsi="Sylfaen"/>
-          <w:lang w:val="hy-AM"/>
-        </w:rPr>
-        <w:t>Frontend: React + TypeScript՝ արագ արձագանքող, ինտերակտիվ ինտերֆեյսի համար</w:t>
+          <w:b/>
+          <w:bCs/>
+          <w:lang w:val="hy-AM"/>
+        </w:rPr>
+        <w:t>Frontend</w:t>
+      </w:r>
+      <w:r>
+        <w:rPr>
+          <w:rFonts w:ascii="Sylfaen" w:hAnsi="Sylfaen"/>
+          <w:lang w:val="hy-AM"/>
+        </w:rPr>
+        <w:t>: React + TypeScript՝ արագ արձագանքող, ինտերակտիվ ինտերֆեյսի համար</w:t>
       </w:r>
     </w:p>
     <w:p>
@@ -447,9 +462,18 @@
       <w:r>
         <w:rPr>
           <w:rFonts w:ascii="Sylfaen" w:hAnsi="Sylfaen"/>
-          <w:lang w:val="hy-AM"/>
-        </w:rPr>
-        <w:t>Backend: Node.js MongoDB-ի հետ՝ տվյալների անվտանգ պահպանման, նույնականացման և API կառավարման համար</w:t>
+          <w:b/>
+          <w:bCs/>
+          <w:lang w:val="hy-AM"/>
+        </w:rPr>
+        <w:t>Backend</w:t>
+      </w:r>
+      <w:r>
+        <w:rPr>
+          <w:rFonts w:ascii="Sylfaen" w:hAnsi="Sylfaen"/>
+          <w:lang w:val="hy-AM"/>
+        </w:rPr>
+        <w:t>: Node.js MongoDB-ի հետ՝ տվյալների անվտանգ պահպանման, նույնականացման և API կառավարման համար</w:t>
       </w:r>
     </w:p>
     <w:p>
@@ -469,9 +493,18 @@
       <w:r>
         <w:rPr>
           <w:rFonts w:ascii="Sylfaen" w:hAnsi="Sylfaen"/>
-          <w:lang w:val="hy-AM"/>
-        </w:rPr>
-        <w:t>Full-Stack ինտեգրացիա. Frontend, backend և տվյալների բազայի միացման ամբողջական ֆունկցիոնալություն</w:t>
+          <w:b/>
+          <w:bCs/>
+          <w:lang w:val="hy-AM"/>
+        </w:rPr>
+        <w:t>Full-Stack</w:t>
+      </w:r>
+      <w:r>
+        <w:rPr>
+          <w:rFonts w:ascii="Sylfaen" w:hAnsi="Sylfaen"/>
+          <w:lang w:val="hy-AM"/>
+        </w:rPr>
+        <w:t xml:space="preserve"> ինտեգրացիա. Frontend, backend և տվյալների բազայի միացման ամբողջական ֆունկցիոնալություն</w:t>
       </w:r>
     </w:p>
     <w:p>
@@ -488,12 +521,6 @@
       <w:pPr>
         <w:pStyle w:val="NormalWeb"/>
         <w:spacing w:line="36" w:lineRule="atLeast"/>
-        <w:rPr>
-          <w:rFonts w:ascii="Sylfaen" w:hAnsi="Sylfaen"/>
-          <w:lang w:val="hy-AM"/>
-        </w:rPr>
-      </w:pPr>
-      <w:r>
         <w:rPr>
           <w:rFonts w:ascii="Sylfaen" w:hAnsi="Sylfaen"/>
           <w:b/>
@@ -502,8 +529,7 @@
           <w:szCs w:val="32"/>
           <w:lang w:val="hy-AM"/>
         </w:rPr>
-        <w:t>Նախագծի նպատակը և շուկայի համատեքստը</w:t>
-      </w:r>
+      </w:pPr>
       <w:r>
         <w:rPr>
           <w:rFonts w:ascii="Sylfaen" w:hAnsi="Sylfaen"/>
@@ -513,7 +539,7 @@
           <w:szCs w:val="32"/>
           <w:lang w:val="hy-AM"/>
         </w:rPr>
-        <w:br/>
+        <w:t>Նախագծի նպատակը և շուկայի համատեքստը</w:t>
       </w:r>
       <w:r>
         <w:rPr>
@@ -526,6 +552,16 @@
         </w:rPr>
         <w:br/>
       </w:r>
+    </w:p>
+    <w:p>
+      <w:pPr>
+        <w:pStyle w:val="NormalWeb"/>
+        <w:spacing w:line="36" w:lineRule="atLeast"/>
+        <w:rPr>
+          <w:rFonts w:ascii="Sylfaen" w:hAnsi="Sylfaen"/>
+          <w:lang w:val="hy-AM"/>
+        </w:rPr>
+      </w:pPr>
       <w:r>
         <w:rPr>
           <w:rFonts w:ascii="Sylfaen" w:hAnsi="Sylfaen"/>
@@ -818,6 +854,7 @@
           <w:rFonts w:ascii="Sylfaen" w:hAnsi="Sylfaen"/>
           <w:lang w:val="hy-AM"/>
         </w:rPr>
+        <w:lastRenderedPageBreak/>
         <w:t>Կարողություն կառուցել շուկայի ոճով հավելված, որը արտացոլում է իրական աշխարհի օգտագործման դեպքերը։</w:t>
       </w:r>
     </w:p>
@@ -853,7 +890,6 @@
           <w:szCs w:val="32"/>
           <w:lang w:val="hy-AM"/>
         </w:rPr>
-        <w:lastRenderedPageBreak/>
         <w:t>Ազդեցություն և տեխնիկական հզորացում</w:t>
       </w:r>
     </w:p>
@@ -922,7 +958,21 @@
           <w:rFonts w:ascii="Sylfaen" w:hAnsi="Sylfaen"/>
           <w:lang w:val="hy-AM"/>
         </w:rPr>
-        <w:t xml:space="preserve">Ամրապնդեցի full-stack աշխատանքային հոսքերի ըմբռնումը՝ ցուցակի ստեղծումից </w:t>
+        <w:t xml:space="preserve">Ամրապնդեցի full-stack աշխատանքային հոսքերի ըմբռնումը՝ </w:t>
+      </w:r>
+      <w:r>
+        <w:rPr>
+          <w:rFonts w:ascii="Sylfaen" w:hAnsi="Sylfaen"/>
+          <w:lang w:val="hy-AM"/>
+        </w:rPr>
+        <w:t xml:space="preserve">                                  </w:t>
+      </w:r>
+      <w:r>
+        <w:rPr>
+          <w:rFonts w:ascii="Sylfaen" w:hAnsi="Sylfaen"/>
+          <w:lang w:val="hy-AM"/>
+        </w:rPr>
+        <w:t xml:space="preserve">ցուցակի ստեղծումից </w:t>
       </w:r>
       <w:r>
         <w:rPr>
@@ -1151,28 +1201,1041 @@
       <w:pPr>
         <w:pStyle w:val="NormalWeb"/>
         <w:spacing w:line="36" w:lineRule="atLeast"/>
-        <w:rPr>
-          <w:rFonts w:ascii="Sylfaen" w:hAnsi="Sylfaen"/>
-          <w:lang w:val="hy-AM"/>
-        </w:rPr>
-      </w:pPr>
+        <w:jc w:val="both"/>
+        <w:rPr>
+          <w:rFonts w:ascii="Sylfaen" w:hAnsi="Sylfaen"/>
+          <w:lang w:val="hy-AM"/>
+        </w:rPr>
+      </w:pPr>
+      <w:r>
+        <w:rPr>
+          <w:rFonts w:ascii="Sylfaen" w:hAnsi="Sylfaen"/>
+          <w:lang w:val="hy-AM"/>
+        </w:rPr>
+        <w:t>Այս նախագիծը ինձ սովորեցրեց, թե ինչպես կառուցել լիովին ֆունկցիոնալ full-stack հավելվածներ, վստահորեն աշխատել backend տրամաբանության հետ, կառուցել և կառավարել MongoDB տվյալների բազաները և ապահովել ամբողջական, արտադրական ոճի համակարգ՝ սկզբից մինչև վերջ։</w:t>
+      </w:r>
     </w:p>
     <w:p>
       <w:pPr>
-        <w:pStyle w:val="NormalWeb"/>
-        <w:spacing w:line="36" w:lineRule="atLeast"/>
-        <w:rPr>
-          <w:rFonts w:ascii="Sylfaen" w:hAnsi="Sylfaen"/>
-          <w:lang w:val="hy-AM"/>
-        </w:rPr>
-      </w:pPr>
-      <w:r>
-        <w:rPr>
-          <w:rFonts w:ascii="Sylfaen" w:hAnsi="Sylfaen"/>
-          <w:lang w:val="hy-AM"/>
-        </w:rPr>
-        <w:t>Այս նախագիծը ինձ սովորեցրեց, թե ինչպես կառուցել լիովին ֆունկցիոնալ full-stack հավելվածներ, վստահորեն աշխատել backend տրամաբանության հետ, կառուցել և կառավարել MongoDB տվյալների բազաները և ապահովել ամբողջական, արտադրական ոճի համակարգ՝ սկզբից մինչև վերջ։</w:t>
-      </w:r>
+        <w:jc w:val="center"/>
+        <w:rPr>
+          <w:rFonts w:ascii="Sylfaen" w:hAnsi="Sylfaen"/>
+          <w:b/>
+          <w:bCs/>
+          <w:sz w:val="36"/>
+          <w:szCs w:val="36"/>
+          <w:lang w:val="hy-AM"/>
+        </w:rPr>
+      </w:pPr>
+      <w:r>
+        <w:rPr>
+          <w:rFonts w:ascii="Sylfaen" w:hAnsi="Sylfaen"/>
+          <w:lang w:val="hy-AM"/>
+        </w:rPr>
+        <w:br w:type="page"/>
+      </w:r>
+      <w:r>
+        <w:rPr>
+          <w:rFonts w:ascii="Sylfaen" w:hAnsi="Sylfaen"/>
+          <w:b/>
+          <w:bCs/>
+          <w:sz w:val="40"/>
+          <w:szCs w:val="40"/>
+          <w:lang w:val="hy-AM"/>
+        </w:rPr>
+        <w:lastRenderedPageBreak/>
+        <w:t>Տվյալների բազա</w:t>
+      </w:r>
+      <w:r>
+        <w:rPr>
+          <w:rFonts w:ascii="Sylfaen" w:hAnsi="Sylfaen"/>
+          <w:b/>
+          <w:bCs/>
+          <w:sz w:val="36"/>
+          <w:szCs w:val="36"/>
+          <w:lang w:val="hy-AM"/>
+        </w:rPr>
+        <w:br/>
+      </w:r>
+    </w:p>
+    <w:p>
+      <w:pPr>
+        <w:jc w:val="both"/>
+        <w:rPr>
+          <w:rFonts w:ascii="Sylfaen" w:eastAsia="Times New Roman" w:hAnsi="Sylfaen" w:cs="Times New Roman"/>
+          <w:sz w:val="24"/>
+          <w:szCs w:val="24"/>
+          <w:lang w:val="hy-AM" w:eastAsia="ru-RU"/>
+        </w:rPr>
+      </w:pPr>
+      <w:r>
+        <w:rPr>
+          <w:rFonts w:ascii="Sylfaen" w:eastAsia="Times New Roman" w:hAnsi="Sylfaen" w:cs="Times New Roman"/>
+          <w:sz w:val="24"/>
+          <w:szCs w:val="24"/>
+          <w:lang w:val="hy-AM" w:eastAsia="ru-RU"/>
+        </w:rPr>
+        <w:t>Տվյալների բազան համակարգ է, որը պահպանում, դասավորում և թույլ է տալիս արդյունավետորեն օգտվել տվյալներից: Տեղեկատվությունը պատահական ֆայլերում պահելու փոխարեն, տվյալների բազան պահում և կառավարում է տվյալները որոշակի կանոններով, որպեսզի ծրագիրը կարողանա արագ գտնել և թարմացնել տվյալները: Այն հիմնական կառուցվածքային բլոկն է մեծամասնության հավելվածների համար՝ վեբ հավելվածներից և խաղերից մինչև էլեկտրոնային առևտրի հարթակներ և վերլուծական գործիքներ</w:t>
+      </w:r>
+      <w:r>
+        <w:rPr>
+          <w:rFonts w:ascii="Sylfaen" w:eastAsia="Times New Roman" w:hAnsi="Sylfaen" w:cs="Times New Roman"/>
+          <w:sz w:val="24"/>
+          <w:szCs w:val="24"/>
+          <w:lang w:val="hy-AM" w:eastAsia="ru-RU"/>
+        </w:rPr>
+        <w:t>։</w:t>
+      </w:r>
+    </w:p>
+    <w:p>
+      <w:pPr>
+        <w:jc w:val="center"/>
+        <w:rPr>
+          <w:rFonts w:ascii="Sylfaen" w:hAnsi="Sylfaen"/>
+          <w:b/>
+          <w:bCs/>
+          <w:sz w:val="32"/>
+          <w:szCs w:val="32"/>
+          <w:lang w:val="hy-AM"/>
+        </w:rPr>
+      </w:pPr>
+      <w:r>
+        <w:rPr>
+          <w:rFonts w:ascii="Sylfaen" w:eastAsia="Times New Roman" w:hAnsi="Sylfaen" w:cs="Times New Roman"/>
+          <w:sz w:val="24"/>
+          <w:szCs w:val="24"/>
+          <w:lang w:val="hy-AM" w:eastAsia="ru-RU"/>
+        </w:rPr>
+        <w:br/>
+      </w:r>
+      <w:r>
+        <w:rPr>
+          <w:rFonts w:ascii="Sylfaen" w:eastAsia="Times New Roman" w:hAnsi="Sylfaen" w:cs="Times New Roman"/>
+          <w:b/>
+          <w:bCs/>
+          <w:sz w:val="32"/>
+          <w:szCs w:val="32"/>
+          <w:lang w:val="hy-AM" w:eastAsia="ru-RU"/>
+        </w:rPr>
+        <w:t>SQL</w:t>
+      </w:r>
+    </w:p>
+    <w:p>
+      <w:pPr>
+        <w:pStyle w:val="ListParagraph"/>
+        <w:numPr>
+          <w:ilvl w:val="0"/>
+          <w:numId w:val="56"/>
+        </w:numPr>
+        <w:rPr>
+          <w:rFonts w:ascii="Sylfaen" w:eastAsia="Times New Roman" w:hAnsi="Sylfaen" w:cs="Times New Roman"/>
+          <w:sz w:val="24"/>
+          <w:szCs w:val="24"/>
+          <w:lang w:val="hy-AM" w:eastAsia="ru-RU"/>
+        </w:rPr>
+      </w:pPr>
+      <w:r>
+        <w:rPr>
+          <w:rFonts w:ascii="Sylfaen" w:eastAsia="Times New Roman" w:hAnsi="Sylfaen" w:cs="Times New Roman"/>
+          <w:sz w:val="24"/>
+          <w:szCs w:val="24"/>
+          <w:lang w:val="hy-AM" w:eastAsia="ru-RU"/>
+        </w:rPr>
+        <w:t xml:space="preserve">Պահպանում է տվյալները աղյուսակներում՝ տողերով և սյուներով։ </w:t>
+      </w:r>
+    </w:p>
+    <w:p>
+      <w:pPr>
+        <w:pStyle w:val="ListParagraph"/>
+        <w:numPr>
+          <w:ilvl w:val="0"/>
+          <w:numId w:val="56"/>
+        </w:numPr>
+        <w:rPr>
+          <w:rFonts w:ascii="Sylfaen" w:eastAsia="Times New Roman" w:hAnsi="Sylfaen" w:cs="Times New Roman"/>
+          <w:sz w:val="24"/>
+          <w:szCs w:val="24"/>
+          <w:lang w:val="hy-AM" w:eastAsia="ru-RU"/>
+        </w:rPr>
+      </w:pPr>
+      <w:r>
+        <w:rPr>
+          <w:rFonts w:ascii="Sylfaen" w:eastAsia="Times New Roman" w:hAnsi="Sylfaen" w:cs="Times New Roman"/>
+          <w:sz w:val="24"/>
+          <w:szCs w:val="24"/>
+          <w:lang w:val="hy-AM" w:eastAsia="ru-RU"/>
+        </w:rPr>
+        <w:t xml:space="preserve">Ունի ֆիքսված սխեմա՝ դուք ճշգրտորեն սահմանում եք, թե յուրաքանչյուր աղյուսակում ինչ դաշտեր կան և ինչ տեսակի տվյալներ են տեղադրվում յուրաքանչյուրում։ </w:t>
+      </w:r>
+    </w:p>
+    <w:p>
+      <w:pPr>
+        <w:pStyle w:val="ListParagraph"/>
+        <w:numPr>
+          <w:ilvl w:val="0"/>
+          <w:numId w:val="56"/>
+        </w:numPr>
+        <w:rPr>
+          <w:rFonts w:ascii="Sylfaen" w:eastAsia="Times New Roman" w:hAnsi="Sylfaen" w:cs="Times New Roman"/>
+          <w:sz w:val="24"/>
+          <w:szCs w:val="24"/>
+          <w:lang w:val="hy-AM" w:eastAsia="ru-RU"/>
+        </w:rPr>
+      </w:pPr>
+      <w:r>
+        <w:rPr>
+          <w:rFonts w:ascii="Sylfaen" w:eastAsia="Times New Roman" w:hAnsi="Sylfaen" w:cs="Times New Roman"/>
+          <w:sz w:val="24"/>
+          <w:szCs w:val="24"/>
+          <w:lang w:val="hy-AM" w:eastAsia="ru-RU"/>
+        </w:rPr>
+        <w:t>Օգտագործում է SQL (Structured Query Language)՝ տվյալներ կարդալու և գրելու համար։</w:t>
+      </w:r>
+    </w:p>
+    <w:p>
+      <w:pPr>
+        <w:pStyle w:val="ListParagraph"/>
+        <w:numPr>
+          <w:ilvl w:val="0"/>
+          <w:numId w:val="56"/>
+        </w:numPr>
+        <w:rPr>
+          <w:rFonts w:ascii="Sylfaen" w:eastAsia="Times New Roman" w:hAnsi="Sylfaen" w:cs="Times New Roman"/>
+          <w:sz w:val="24"/>
+          <w:szCs w:val="24"/>
+          <w:lang w:val="hy-AM" w:eastAsia="ru-RU"/>
+        </w:rPr>
+      </w:pPr>
+      <w:r>
+        <w:rPr>
+          <w:rFonts w:ascii="Sylfaen" w:eastAsia="Times New Roman" w:hAnsi="Sylfaen" w:cs="Times New Roman"/>
+          <w:sz w:val="24"/>
+          <w:szCs w:val="24"/>
+          <w:lang w:val="hy-AM" w:eastAsia="ru-RU"/>
+        </w:rPr>
+        <w:t xml:space="preserve"> Հիանալի է, երբ տվյալների միջև փոխհարաբերությունները կարևոր են, և տվյալների ամբողջականությունը կարևոր է (օրինակ՝ բանկային հաշիվներ, պատվերներ)։</w:t>
+      </w:r>
+    </w:p>
+    <w:p>
+      <w:pPr>
+        <w:pStyle w:val="ListParagraph"/>
+        <w:numPr>
+          <w:ilvl w:val="0"/>
+          <w:numId w:val="56"/>
+        </w:numPr>
+        <w:rPr>
+          <w:rFonts w:ascii="Sylfaen" w:eastAsia="Times New Roman" w:hAnsi="Sylfaen" w:cs="Times New Roman"/>
+          <w:sz w:val="24"/>
+          <w:szCs w:val="24"/>
+          <w:lang w:val="hy-AM" w:eastAsia="ru-RU"/>
+        </w:rPr>
+      </w:pPr>
+      <w:r>
+        <w:rPr>
+          <w:rFonts w:ascii="Sylfaen" w:eastAsia="Times New Roman" w:hAnsi="Sylfaen" w:cs="Times New Roman"/>
+          <w:sz w:val="24"/>
+          <w:szCs w:val="24"/>
+          <w:lang w:val="hy-AM" w:eastAsia="ru-RU"/>
+        </w:rPr>
+        <w:t xml:space="preserve"> Հակված է ուղղահայաց մասշտաբի (ավելի մեծ սերվեր)։ </w:t>
+      </w:r>
+    </w:p>
+    <w:p>
+      <w:pPr>
+        <w:pStyle w:val="ListParagraph"/>
+        <w:numPr>
+          <w:ilvl w:val="0"/>
+          <w:numId w:val="56"/>
+        </w:numPr>
+        <w:rPr>
+          <w:rFonts w:ascii="Sylfaen" w:eastAsia="Times New Roman" w:hAnsi="Sylfaen" w:cs="Times New Roman"/>
+          <w:sz w:val="24"/>
+          <w:szCs w:val="24"/>
+          <w:lang w:val="hy-AM" w:eastAsia="ru-RU"/>
+        </w:rPr>
+      </w:pPr>
+      <w:r>
+        <w:rPr>
+          <w:rFonts w:ascii="Sylfaen" w:eastAsia="Times New Roman" w:hAnsi="Sylfaen" w:cs="Times New Roman"/>
+          <w:sz w:val="24"/>
+          <w:szCs w:val="24"/>
+          <w:lang w:val="hy-AM" w:eastAsia="ru-RU"/>
+        </w:rPr>
+        <w:t>Օրինակներ՝ MySQL, PostgreSQL, Oracle, SQL Server։</w:t>
+      </w:r>
+    </w:p>
+    <w:p>
+      <w:pPr>
+        <w:rPr>
+          <w:rFonts w:ascii="Sylfaen" w:eastAsia="Times New Roman" w:hAnsi="Sylfaen" w:cs="Times New Roman"/>
+          <w:sz w:val="24"/>
+          <w:szCs w:val="24"/>
+          <w:lang w:val="hy-AM" w:eastAsia="ru-RU"/>
+        </w:rPr>
+      </w:pPr>
+    </w:p>
+    <w:p>
+      <w:pPr>
+        <w:jc w:val="center"/>
+        <w:rPr>
+          <w:rFonts w:ascii="Sylfaen" w:eastAsia="Times New Roman" w:hAnsi="Sylfaen" w:cs="Times New Roman"/>
+          <w:b/>
+          <w:bCs/>
+          <w:sz w:val="32"/>
+          <w:szCs w:val="32"/>
+          <w:lang w:val="hy-AM" w:eastAsia="ru-RU"/>
+        </w:rPr>
+      </w:pPr>
+      <w:r>
+        <w:rPr>
+          <w:rFonts w:ascii="Sylfaen" w:eastAsia="Times New Roman" w:hAnsi="Sylfaen" w:cs="Times New Roman"/>
+          <w:b/>
+          <w:bCs/>
+          <w:sz w:val="32"/>
+          <w:szCs w:val="32"/>
+          <w:lang w:eastAsia="ru-RU"/>
+        </w:rPr>
+        <w:t>NoSQL</w:t>
+      </w:r>
+    </w:p>
+    <w:p>
+      <w:pPr>
+        <w:pStyle w:val="ListParagraph"/>
+        <w:numPr>
+          <w:ilvl w:val="0"/>
+          <w:numId w:val="57"/>
+        </w:numPr>
+        <w:rPr>
+          <w:rFonts w:ascii="Sylfaen" w:eastAsia="Times New Roman" w:hAnsi="Sylfaen" w:cs="Times New Roman"/>
+          <w:sz w:val="24"/>
+          <w:szCs w:val="24"/>
+          <w:lang w:val="hy-AM" w:eastAsia="ru-RU"/>
+        </w:rPr>
+      </w:pPr>
+      <w:r>
+        <w:rPr>
+          <w:rFonts w:ascii="Sylfaen" w:eastAsia="Times New Roman" w:hAnsi="Sylfaen" w:cs="Times New Roman"/>
+          <w:sz w:val="24"/>
+          <w:szCs w:val="24"/>
+          <w:lang w:val="hy-AM" w:eastAsia="ru-RU"/>
+        </w:rPr>
+        <w:t xml:space="preserve">Չի օգտագործում ֆիքսված աղյուսակներ՝ տվյալները կարող են պահվել որպես բանալի-արժեք զույգեր, փաստաթղթեր, գրաֆիկներ կամ սյուներ։ </w:t>
+      </w:r>
+    </w:p>
+    <w:p>
+      <w:pPr>
+        <w:pStyle w:val="ListParagraph"/>
+        <w:numPr>
+          <w:ilvl w:val="0"/>
+          <w:numId w:val="57"/>
+        </w:numPr>
+        <w:rPr>
+          <w:rFonts w:ascii="Sylfaen" w:eastAsia="Times New Roman" w:hAnsi="Sylfaen" w:cs="Times New Roman"/>
+          <w:sz w:val="24"/>
+          <w:szCs w:val="24"/>
+          <w:lang w:val="hy-AM" w:eastAsia="ru-RU"/>
+        </w:rPr>
+      </w:pPr>
+      <w:r>
+        <w:rPr>
+          <w:rFonts w:ascii="Sylfaen" w:eastAsia="Times New Roman" w:hAnsi="Sylfaen" w:cs="Times New Roman"/>
+          <w:sz w:val="24"/>
+          <w:szCs w:val="24"/>
+          <w:lang w:val="hy-AM" w:eastAsia="ru-RU"/>
+        </w:rPr>
+        <w:t xml:space="preserve">Սխեմաներից զուրկ կամ ճկուն սխեմա՝ փաստաթղթերը կարող են ունենալ տարբեր կառուցվածքներ։ </w:t>
+      </w:r>
+    </w:p>
+    <w:p>
+      <w:pPr>
+        <w:pStyle w:val="ListParagraph"/>
+        <w:numPr>
+          <w:ilvl w:val="0"/>
+          <w:numId w:val="57"/>
+        </w:numPr>
+        <w:rPr>
+          <w:rFonts w:ascii="Sylfaen" w:eastAsia="Times New Roman" w:hAnsi="Sylfaen" w:cs="Times New Roman"/>
+          <w:sz w:val="24"/>
+          <w:szCs w:val="24"/>
+          <w:lang w:val="hy-AM" w:eastAsia="ru-RU"/>
+        </w:rPr>
+      </w:pPr>
+      <w:r>
+        <w:rPr>
+          <w:rFonts w:ascii="Sylfaen" w:eastAsia="Times New Roman" w:hAnsi="Sylfaen" w:cs="Times New Roman"/>
+          <w:sz w:val="24"/>
+          <w:szCs w:val="24"/>
+          <w:lang w:val="hy-AM" w:eastAsia="ru-RU"/>
+        </w:rPr>
+        <w:t xml:space="preserve">Հաճախ կառուցված է մասշտաբայնության և բազմաթիվ սերվերների վրա բարձր արդյունավետության համար (հորիզոնական մասշտաբավորում)։ </w:t>
+      </w:r>
+    </w:p>
+    <w:p>
+      <w:pPr>
+        <w:pStyle w:val="ListParagraph"/>
+        <w:numPr>
+          <w:ilvl w:val="0"/>
+          <w:numId w:val="57"/>
+        </w:numPr>
+        <w:rPr>
+          <w:rFonts w:ascii="Sylfaen" w:eastAsia="Times New Roman" w:hAnsi="Sylfaen" w:cs="Times New Roman"/>
+          <w:sz w:val="24"/>
+          <w:szCs w:val="24"/>
+          <w:lang w:val="hy-AM" w:eastAsia="ru-RU"/>
+        </w:rPr>
+      </w:pPr>
+      <w:r>
+        <w:rPr>
+          <w:rFonts w:ascii="Sylfaen" w:eastAsia="Times New Roman" w:hAnsi="Sylfaen" w:cs="Times New Roman"/>
+          <w:sz w:val="24"/>
+          <w:szCs w:val="24"/>
+          <w:lang w:val="hy-AM" w:eastAsia="ru-RU"/>
+        </w:rPr>
+        <w:t>Օգտակար է մեծ, փոփոխվող կամ չկառուցվածքավորված տվյալների համար։</w:t>
+      </w:r>
+    </w:p>
+    <w:p>
+      <w:pPr>
+        <w:pStyle w:val="ListParagraph"/>
+        <w:numPr>
+          <w:ilvl w:val="0"/>
+          <w:numId w:val="57"/>
+        </w:numPr>
+        <w:rPr>
+          <w:rFonts w:ascii="Sylfaen" w:eastAsia="Times New Roman" w:hAnsi="Sylfaen" w:cs="Times New Roman"/>
+          <w:sz w:val="24"/>
+          <w:szCs w:val="24"/>
+          <w:lang w:val="hy-AM" w:eastAsia="ru-RU"/>
+        </w:rPr>
+      </w:pPr>
+      <w:r>
+        <w:rPr>
+          <w:rFonts w:ascii="Sylfaen" w:eastAsia="Times New Roman" w:hAnsi="Sylfaen" w:cs="Times New Roman"/>
+          <w:sz w:val="24"/>
+          <w:szCs w:val="24"/>
+          <w:lang w:val="hy-AM" w:eastAsia="ru-RU"/>
+        </w:rPr>
+        <w:t>Օրինակներ՝ MongoDB, Cassandra, Redis, CouchDB։</w:t>
+      </w:r>
+    </w:p>
+    <w:p>
+      <w:pPr>
+        <w:rPr>
+          <w:rFonts w:ascii="Sylfaen" w:eastAsia="Times New Roman" w:hAnsi="Sylfaen" w:cs="Times New Roman"/>
+          <w:sz w:val="24"/>
+          <w:szCs w:val="24"/>
+          <w:lang w:val="hy-AM" w:eastAsia="ru-RU"/>
+        </w:rPr>
+      </w:pPr>
+    </w:p>
+    <w:p>
+      <w:pPr>
+        <w:jc w:val="center"/>
+        <w:rPr>
+          <w:rFonts w:ascii="Sylfaen" w:eastAsia="Times New Roman" w:hAnsi="Sylfaen" w:cs="Times New Roman"/>
+          <w:b/>
+          <w:bCs/>
+          <w:sz w:val="36"/>
+          <w:szCs w:val="36"/>
+          <w:lang w:val="hy-AM" w:eastAsia="ru-RU"/>
+        </w:rPr>
+      </w:pPr>
+      <w:r>
+        <w:rPr>
+          <w:rFonts w:ascii="Sylfaen" w:eastAsia="Times New Roman" w:hAnsi="Sylfaen" w:cs="Times New Roman"/>
+          <w:b/>
+          <w:bCs/>
+          <w:sz w:val="36"/>
+          <w:szCs w:val="36"/>
+          <w:lang w:val="hy-AM" w:eastAsia="ru-RU"/>
+        </w:rPr>
+        <w:lastRenderedPageBreak/>
+        <w:t>Վեբ բրաուզեր</w:t>
+      </w:r>
+      <w:r>
+        <w:rPr>
+          <w:rFonts w:ascii="Sylfaen" w:eastAsia="Times New Roman" w:hAnsi="Sylfaen" w:cs="Times New Roman"/>
+          <w:b/>
+          <w:bCs/>
+          <w:sz w:val="36"/>
+          <w:szCs w:val="36"/>
+          <w:lang w:val="hy-AM" w:eastAsia="ru-RU"/>
+        </w:rPr>
+        <w:t xml:space="preserve"> և </w:t>
+      </w:r>
+      <w:r>
+        <w:rPr>
+          <w:rFonts w:ascii="Sylfaen" w:eastAsia="Times New Roman" w:hAnsi="Sylfaen" w:cs="Times New Roman"/>
+          <w:b/>
+          <w:bCs/>
+          <w:sz w:val="36"/>
+          <w:szCs w:val="36"/>
+          <w:lang w:val="hy-AM" w:eastAsia="ru-RU"/>
+        </w:rPr>
+        <w:t>Վեբ կայք</w:t>
+      </w:r>
+    </w:p>
+    <w:p>
+      <w:pPr>
+        <w:rPr>
+          <w:rFonts w:ascii="Sylfaen" w:eastAsia="Times New Roman" w:hAnsi="Sylfaen" w:cs="Times New Roman"/>
+          <w:sz w:val="24"/>
+          <w:szCs w:val="24"/>
+          <w:lang w:val="hy-AM" w:eastAsia="ru-RU"/>
+        </w:rPr>
+      </w:pPr>
+      <w:r>
+        <w:rPr>
+          <w:rFonts w:ascii="Sylfaen" w:eastAsia="Times New Roman" w:hAnsi="Sylfaen" w:cs="Times New Roman"/>
+          <w:sz w:val="24"/>
+          <w:szCs w:val="24"/>
+          <w:lang w:val="hy-AM" w:eastAsia="ru-RU"/>
+        </w:rPr>
+        <w:br/>
+      </w:r>
+      <w:r>
+        <w:rPr>
+          <w:rFonts w:ascii="Sylfaen" w:eastAsia="Times New Roman" w:hAnsi="Sylfaen" w:cs="Times New Roman"/>
+          <w:sz w:val="24"/>
+          <w:szCs w:val="24"/>
+          <w:lang w:val="hy-AM" w:eastAsia="ru-RU"/>
+        </w:rPr>
+        <w:t>Վեբ բրաուզերը ծրագիր է, որն օգտագործվում է Համացանց մուտք գործելու և դրանից օգտվելու համար։ Երբ օգտատերը որևէ կայքի հասցեով վեբ էջ է մուտք գործում, բրաուզերը ֆայլերը վերցնում է սերվերից և էջը ցուցադրում օգտատիրոջ էկրանին։</w:t>
+      </w:r>
+    </w:p>
+    <w:p>
+      <w:pPr>
+        <w:rPr>
+          <w:rFonts w:ascii="Sylfaen" w:eastAsia="Times New Roman" w:hAnsi="Sylfaen" w:cs="Times New Roman"/>
+          <w:sz w:val="24"/>
+          <w:szCs w:val="24"/>
+          <w:lang w:val="hy-AM" w:eastAsia="ru-RU"/>
+        </w:rPr>
+      </w:pPr>
+      <w:r>
+        <w:rPr>
+          <w:rFonts w:ascii="Sylfaen" w:eastAsia="Times New Roman" w:hAnsi="Sylfaen" w:cs="Times New Roman"/>
+          <w:sz w:val="24"/>
+          <w:szCs w:val="24"/>
+          <w:lang w:val="hy-AM" w:eastAsia="ru-RU"/>
+        </w:rPr>
+        <w:t>Կայքը փոխկապակցված վեբ էջերի հավաքածու է: Յուրաքանչյուր էջ վեբ սերվերից վերցված մի քանի փոխկապակցված ֆայլերի կազմություն է:</w:t>
+      </w:r>
+    </w:p>
+    <w:p>
+      <w:pPr>
+        <w:rPr>
+          <w:rFonts w:ascii="Sylfaen" w:eastAsia="Times New Roman" w:hAnsi="Sylfaen" w:cs="Times New Roman"/>
+          <w:sz w:val="24"/>
+          <w:szCs w:val="24"/>
+          <w:lang w:val="hy-AM" w:eastAsia="ru-RU"/>
+        </w:rPr>
+      </w:pPr>
+    </w:p>
+    <w:p>
+      <w:pPr>
+        <w:pStyle w:val="ListParagraph"/>
+        <w:numPr>
+          <w:ilvl w:val="0"/>
+          <w:numId w:val="58"/>
+        </w:numPr>
+        <w:rPr>
+          <w:rFonts w:ascii="Sylfaen" w:eastAsia="Times New Roman" w:hAnsi="Sylfaen" w:cs="Times New Roman"/>
+          <w:sz w:val="24"/>
+          <w:szCs w:val="24"/>
+          <w:lang w:val="hy-AM" w:eastAsia="ru-RU"/>
+        </w:rPr>
+      </w:pPr>
+      <w:r>
+        <w:rPr>
+          <w:rFonts w:ascii="Sylfaen" w:eastAsia="Times New Roman" w:hAnsi="Sylfaen" w:cs="Times New Roman"/>
+          <w:sz w:val="24"/>
+          <w:szCs w:val="24"/>
+          <w:lang w:val="hy-AM" w:eastAsia="ru-RU"/>
+        </w:rPr>
+        <w:t xml:space="preserve">(HTML): Կայքի կառուցվածքը ապահովող կոդը։ </w:t>
+      </w:r>
+    </w:p>
+    <w:p>
+      <w:pPr>
+        <w:pStyle w:val="ListParagraph"/>
+        <w:numPr>
+          <w:ilvl w:val="0"/>
+          <w:numId w:val="58"/>
+        </w:numPr>
+        <w:rPr>
+          <w:rFonts w:ascii="Sylfaen" w:eastAsia="Times New Roman" w:hAnsi="Sylfaen" w:cs="Times New Roman"/>
+          <w:sz w:val="24"/>
+          <w:szCs w:val="24"/>
+          <w:lang w:val="hy-AM" w:eastAsia="ru-RU"/>
+        </w:rPr>
+      </w:pPr>
+      <w:r>
+        <w:rPr>
+          <w:rFonts w:ascii="Sylfaen" w:eastAsia="Times New Roman" w:hAnsi="Sylfaen" w:cs="Times New Roman"/>
+          <w:sz w:val="24"/>
+          <w:szCs w:val="24"/>
+          <w:lang w:val="hy-AM" w:eastAsia="ru-RU"/>
+        </w:rPr>
+        <w:t xml:space="preserve">(CSS): Կայքի ձևավորումն ապահովող կոդը։ </w:t>
+      </w:r>
+    </w:p>
+    <w:p>
+      <w:pPr>
+        <w:pStyle w:val="ListParagraph"/>
+        <w:numPr>
+          <w:ilvl w:val="0"/>
+          <w:numId w:val="58"/>
+        </w:numPr>
+        <w:rPr>
+          <w:rFonts w:ascii="Sylfaen" w:eastAsia="Times New Roman" w:hAnsi="Sylfaen" w:cs="Times New Roman"/>
+          <w:sz w:val="24"/>
+          <w:szCs w:val="24"/>
+          <w:lang w:val="hy-AM" w:eastAsia="ru-RU"/>
+        </w:rPr>
+      </w:pPr>
+      <w:r>
+        <w:rPr>
+          <w:rFonts w:ascii="Sylfaen" w:eastAsia="Times New Roman" w:hAnsi="Sylfaen" w:cs="Times New Roman"/>
+          <w:sz w:val="24"/>
+          <w:szCs w:val="24"/>
+          <w:lang w:val="hy-AM" w:eastAsia="ru-RU"/>
+        </w:rPr>
+        <w:t xml:space="preserve">(JavaScript): Կայքի տրամաբանությունն ապահովող կոդը։ </w:t>
+      </w:r>
+    </w:p>
+    <w:p>
+      <w:pPr>
+        <w:pStyle w:val="ListParagraph"/>
+        <w:numPr>
+          <w:ilvl w:val="0"/>
+          <w:numId w:val="58"/>
+        </w:numPr>
+        <w:rPr>
+          <w:rFonts w:ascii="Sylfaen" w:eastAsia="Times New Roman" w:hAnsi="Sylfaen" w:cs="Times New Roman"/>
+          <w:sz w:val="24"/>
+          <w:szCs w:val="24"/>
+          <w:lang w:val="hy-AM" w:eastAsia="ru-RU"/>
+        </w:rPr>
+      </w:pPr>
+      <w:r>
+        <w:rPr>
+          <w:rFonts w:ascii="Sylfaen" w:eastAsia="Times New Roman" w:hAnsi="Sylfaen" w:cs="Times New Roman"/>
+          <w:sz w:val="24"/>
+          <w:szCs w:val="24"/>
+          <w:lang w:val="hy-AM" w:eastAsia="ru-RU"/>
+        </w:rPr>
+        <w:t>ֆայլեր, ինչպիսիք են պատկերները (JPEG, PNG, WebP), տառատեսակները, տեսանյութերը և այլն։</w:t>
+      </w:r>
+    </w:p>
+    <w:p>
+      <w:pPr>
+        <w:jc w:val="center"/>
+        <w:rPr>
+          <w:rFonts w:ascii="Sylfaen" w:eastAsia="Times New Roman" w:hAnsi="Sylfaen" w:cs="Times New Roman"/>
+          <w:b/>
+          <w:bCs/>
+          <w:sz w:val="36"/>
+          <w:szCs w:val="36"/>
+          <w:lang w:val="hy-AM" w:eastAsia="ru-RU"/>
+        </w:rPr>
+      </w:pPr>
+      <w:r>
+        <w:rPr>
+          <w:rFonts w:ascii="Sylfaen" w:eastAsia="Times New Roman" w:hAnsi="Sylfaen" w:cs="Times New Roman"/>
+          <w:b/>
+          <w:bCs/>
+          <w:sz w:val="36"/>
+          <w:szCs w:val="36"/>
+          <w:lang w:eastAsia="ru-RU"/>
+        </w:rPr>
+        <w:t>Սերվեր</w:t>
+      </w:r>
+    </w:p>
+    <w:p>
+      <w:pPr>
+        <w:rPr>
+          <w:rFonts w:ascii="Sylfaen" w:eastAsia="Times New Roman" w:hAnsi="Sylfaen" w:cs="Times New Roman"/>
+          <w:sz w:val="24"/>
+          <w:szCs w:val="24"/>
+          <w:lang w:val="hy-AM" w:eastAsia="ru-RU"/>
+        </w:rPr>
+      </w:pPr>
+      <w:r>
+        <w:rPr>
+          <w:rFonts w:ascii="Sylfaen" w:eastAsia="Times New Roman" w:hAnsi="Sylfaen" w:cs="Times New Roman"/>
+          <w:sz w:val="24"/>
+          <w:szCs w:val="24"/>
+          <w:lang w:val="hy-AM" w:eastAsia="ru-RU"/>
+        </w:rPr>
+        <w:t>Սերվերը ծրագիր է կամ այդ ծրագիրը գործարկող համակարգիչ, որը լսում է հաճախորդներից բրաուզերների կամ բջջային հավելվածների օգնությամբ համացանցի միջոցով ստացված հարցումները, մշակում է այդ հարցումները, անհրաժեշտության դեպքում կապ է հաստատում տվյալների բազայի հետ՝ տվյալներ ստանալու կամ փոխելու համար, և ուղարկում ըստ հարցման՝ պատասխաններ։</w:t>
+      </w:r>
+    </w:p>
+    <w:p>
+      <w:pPr>
+        <w:rPr>
+          <w:rFonts w:ascii="Sylfaen" w:eastAsia="Times New Roman" w:hAnsi="Sylfaen" w:cs="Times New Roman"/>
+          <w:sz w:val="24"/>
+          <w:szCs w:val="24"/>
+          <w:lang w:val="hy-AM" w:eastAsia="ru-RU"/>
+        </w:rPr>
+      </w:pPr>
+    </w:p>
+    <w:p>
+      <w:pPr>
+        <w:rPr>
+          <w:rFonts w:ascii="Sylfaen" w:eastAsia="Times New Roman" w:hAnsi="Sylfaen" w:cs="Times New Roman"/>
+          <w:sz w:val="24"/>
+          <w:szCs w:val="24"/>
+          <w:lang w:val="hy-AM" w:eastAsia="ru-RU"/>
+        </w:rPr>
+      </w:pPr>
+    </w:p>
+    <w:p>
+      <w:pPr>
+        <w:rPr>
+          <w:rFonts w:ascii="Sylfaen" w:eastAsia="Times New Roman" w:hAnsi="Sylfaen" w:cs="Times New Roman"/>
+          <w:sz w:val="24"/>
+          <w:szCs w:val="24"/>
+          <w:lang w:val="hy-AM" w:eastAsia="ru-RU"/>
+        </w:rPr>
+      </w:pPr>
+    </w:p>
+    <w:p>
+      <w:pPr>
+        <w:rPr>
+          <w:rFonts w:ascii="Sylfaen" w:eastAsia="Times New Roman" w:hAnsi="Sylfaen" w:cs="Times New Roman"/>
+          <w:sz w:val="24"/>
+          <w:szCs w:val="24"/>
+          <w:lang w:val="hy-AM" w:eastAsia="ru-RU"/>
+        </w:rPr>
+      </w:pPr>
+    </w:p>
+    <w:p>
+      <w:pPr>
+        <w:rPr>
+          <w:rFonts w:ascii="Sylfaen" w:eastAsia="Times New Roman" w:hAnsi="Sylfaen" w:cs="Times New Roman"/>
+          <w:sz w:val="24"/>
+          <w:szCs w:val="24"/>
+          <w:lang w:val="hy-AM" w:eastAsia="ru-RU"/>
+        </w:rPr>
+      </w:pPr>
+    </w:p>
+    <w:p>
+      <w:pPr>
+        <w:rPr>
+          <w:rFonts w:ascii="Sylfaen" w:eastAsia="Times New Roman" w:hAnsi="Sylfaen" w:cs="Times New Roman"/>
+          <w:sz w:val="24"/>
+          <w:szCs w:val="24"/>
+          <w:lang w:val="hy-AM" w:eastAsia="ru-RU"/>
+        </w:rPr>
+      </w:pPr>
+    </w:p>
+    <w:p>
+      <w:pPr>
+        <w:rPr>
+          <w:rFonts w:ascii="Sylfaen" w:eastAsia="Times New Roman" w:hAnsi="Sylfaen" w:cs="Times New Roman"/>
+          <w:sz w:val="24"/>
+          <w:szCs w:val="24"/>
+          <w:lang w:val="hy-AM" w:eastAsia="ru-RU"/>
+        </w:rPr>
+      </w:pPr>
+    </w:p>
+    <w:p>
+      <w:pPr>
+        <w:rPr>
+          <w:rFonts w:ascii="Sylfaen" w:eastAsia="Times New Roman" w:hAnsi="Sylfaen" w:cs="Times New Roman"/>
+          <w:sz w:val="24"/>
+          <w:szCs w:val="24"/>
+          <w:lang w:val="hy-AM" w:eastAsia="ru-RU"/>
+        </w:rPr>
+      </w:pPr>
+    </w:p>
+    <w:p>
+      <w:pPr>
+        <w:rPr>
+          <w:rFonts w:ascii="Sylfaen" w:eastAsia="Times New Roman" w:hAnsi="Sylfaen" w:cs="Times New Roman"/>
+          <w:sz w:val="24"/>
+          <w:szCs w:val="24"/>
+          <w:lang w:val="hy-AM" w:eastAsia="ru-RU"/>
+        </w:rPr>
+      </w:pPr>
+    </w:p>
+    <w:p>
+      <w:pPr>
+        <w:rPr>
+          <w:rFonts w:ascii="Sylfaen" w:eastAsia="Times New Roman" w:hAnsi="Sylfaen" w:cs="Times New Roman"/>
+          <w:sz w:val="24"/>
+          <w:szCs w:val="24"/>
+          <w:lang w:val="hy-AM" w:eastAsia="ru-RU"/>
+        </w:rPr>
+      </w:pPr>
+    </w:p>
+    <w:p>
+      <w:pPr>
+        <w:jc w:val="center"/>
+        <w:rPr>
+          <w:rFonts w:ascii="Sylfaen" w:eastAsia="Times New Roman" w:hAnsi="Sylfaen" w:cs="Times New Roman"/>
+          <w:b/>
+          <w:bCs/>
+          <w:sz w:val="36"/>
+          <w:szCs w:val="36"/>
+          <w:lang w:val="hy-AM" w:eastAsia="ru-RU"/>
+        </w:rPr>
+      </w:pPr>
+      <w:r>
+        <w:rPr>
+          <w:rFonts w:ascii="Sylfaen" w:eastAsia="Times New Roman" w:hAnsi="Sylfaen" w:cs="Times New Roman"/>
+          <w:b/>
+          <w:bCs/>
+          <w:sz w:val="36"/>
+          <w:szCs w:val="36"/>
+          <w:lang w:eastAsia="ru-RU"/>
+        </w:rPr>
+        <w:lastRenderedPageBreak/>
+        <w:t>Իրական օրինակ</w:t>
+      </w:r>
+    </w:p>
+    <w:p>
+      <w:pPr>
+        <w:jc w:val="center"/>
+        <w:rPr>
+          <w:rFonts w:ascii="Sylfaen" w:eastAsia="Times New Roman" w:hAnsi="Sylfaen" w:cs="Times New Roman"/>
+          <w:b/>
+          <w:bCs/>
+          <w:sz w:val="36"/>
+          <w:szCs w:val="36"/>
+          <w:lang w:val="hy-AM" w:eastAsia="ru-RU"/>
+        </w:rPr>
+      </w:pPr>
+    </w:p>
+    <w:p>
+      <w:pPr>
+        <w:pStyle w:val="ListParagraph"/>
+        <w:numPr>
+          <w:ilvl w:val="0"/>
+          <w:numId w:val="59"/>
+        </w:numPr>
+        <w:rPr>
+          <w:rFonts w:ascii="Sylfaen" w:eastAsia="Times New Roman" w:hAnsi="Sylfaen" w:cs="Times New Roman"/>
+          <w:sz w:val="24"/>
+          <w:szCs w:val="24"/>
+          <w:lang w:val="hy-AM" w:eastAsia="ru-RU"/>
+        </w:rPr>
+      </w:pPr>
+      <w:r>
+        <w:rPr>
+          <w:rFonts w:ascii="Sylfaen" w:eastAsia="Times New Roman" w:hAnsi="Sylfaen" w:cs="Times New Roman"/>
+          <w:sz w:val="24"/>
+          <w:szCs w:val="24"/>
+          <w:lang w:val="hy-AM" w:eastAsia="ru-RU"/>
+        </w:rPr>
+        <w:t xml:space="preserve">Օգտատերը բացում է բրաուզերը, մուտք է գործում որևէ կայք, բացում լոգինի էջը, ապա մուտքագրում է անունը + գաղտնաբառը, և սեղմում մուտք գործելու կոճակը։ </w:t>
+      </w:r>
+    </w:p>
+    <w:p>
+      <w:pPr>
+        <w:pStyle w:val="ListParagraph"/>
+        <w:numPr>
+          <w:ilvl w:val="0"/>
+          <w:numId w:val="59"/>
+        </w:numPr>
+        <w:rPr>
+          <w:rFonts w:ascii="Sylfaen" w:eastAsia="Times New Roman" w:hAnsi="Sylfaen" w:cs="Times New Roman"/>
+          <w:sz w:val="24"/>
+          <w:szCs w:val="24"/>
+          <w:lang w:val="hy-AM" w:eastAsia="ru-RU"/>
+        </w:rPr>
+      </w:pPr>
+      <w:r>
+        <w:rPr>
+          <w:rFonts w:ascii="Sylfaen" w:eastAsia="Times New Roman" w:hAnsi="Sylfaen" w:cs="Times New Roman"/>
+          <w:sz w:val="24"/>
+          <w:szCs w:val="24"/>
+          <w:lang w:val="hy-AM" w:eastAsia="ru-RU"/>
+        </w:rPr>
+        <w:t xml:space="preserve">Բրաուզերը ուղարկում է HTTPS հարցում սերվերին՝ POST https://api.yourapp.com/login  </w:t>
+      </w:r>
+    </w:p>
+    <w:p>
+      <w:pPr>
+        <w:pStyle w:val="ListParagraph"/>
+        <w:numPr>
+          <w:ilvl w:val="0"/>
+          <w:numId w:val="59"/>
+        </w:numPr>
+        <w:rPr>
+          <w:rFonts w:ascii="Sylfaen" w:eastAsia="Times New Roman" w:hAnsi="Sylfaen" w:cs="Times New Roman"/>
+          <w:sz w:val="24"/>
+          <w:szCs w:val="24"/>
+          <w:lang w:val="hy-AM" w:eastAsia="ru-RU"/>
+        </w:rPr>
+      </w:pPr>
+      <w:r>
+        <w:rPr>
+          <w:rFonts w:ascii="Sylfaen" w:eastAsia="Times New Roman" w:hAnsi="Sylfaen" w:cs="Times New Roman"/>
+          <w:sz w:val="24"/>
+          <w:szCs w:val="24"/>
+          <w:lang w:val="hy-AM" w:eastAsia="ru-RU"/>
+        </w:rPr>
+        <w:t xml:space="preserve">Սերվերը ստանում է հարցումը և կատարում է հետևյալը (ըստ հերթականության). </w:t>
+      </w:r>
+    </w:p>
+    <w:p>
+      <w:pPr>
+        <w:pStyle w:val="ListParagraph"/>
+        <w:numPr>
+          <w:ilvl w:val="1"/>
+          <w:numId w:val="59"/>
+        </w:numPr>
+        <w:rPr>
+          <w:rFonts w:ascii="Sylfaen" w:eastAsia="Times New Roman" w:hAnsi="Sylfaen" w:cs="Times New Roman"/>
+          <w:sz w:val="24"/>
+          <w:szCs w:val="24"/>
+          <w:lang w:val="hy-AM" w:eastAsia="ru-RU"/>
+        </w:rPr>
+      </w:pPr>
+      <w:r>
+        <w:rPr>
+          <w:rFonts w:ascii="Sylfaen" w:eastAsia="Times New Roman" w:hAnsi="Sylfaen" w:cs="Times New Roman"/>
+          <w:sz w:val="24"/>
+          <w:szCs w:val="24"/>
+          <w:lang w:val="hy-AM" w:eastAsia="ru-RU"/>
+        </w:rPr>
+        <w:t xml:space="preserve">Ստուգում է մուտքագրման ձևաչափը • </w:t>
+      </w:r>
+    </w:p>
+    <w:p>
+      <w:pPr>
+        <w:pStyle w:val="ListParagraph"/>
+        <w:numPr>
+          <w:ilvl w:val="1"/>
+          <w:numId w:val="59"/>
+        </w:numPr>
+        <w:rPr>
+          <w:rFonts w:ascii="Sylfaen" w:eastAsia="Times New Roman" w:hAnsi="Sylfaen" w:cs="Times New Roman"/>
+          <w:sz w:val="24"/>
+          <w:szCs w:val="24"/>
+          <w:lang w:val="hy-AM" w:eastAsia="ru-RU"/>
+        </w:rPr>
+      </w:pPr>
+      <w:r>
+        <w:rPr>
+          <w:rFonts w:ascii="Sylfaen" w:eastAsia="Times New Roman" w:hAnsi="Sylfaen" w:cs="Times New Roman"/>
+          <w:sz w:val="24"/>
+          <w:szCs w:val="24"/>
+          <w:lang w:val="hy-AM" w:eastAsia="ru-RU"/>
+        </w:rPr>
+        <w:t>Փնտրում է օգտատիրոջը տվյալների բազայում (SELECT * FROM users WHERE email = ?)</w:t>
+      </w:r>
+    </w:p>
+    <w:p>
+      <w:pPr>
+        <w:pStyle w:val="ListParagraph"/>
+        <w:numPr>
+          <w:ilvl w:val="1"/>
+          <w:numId w:val="59"/>
+        </w:numPr>
+        <w:rPr>
+          <w:rFonts w:ascii="Sylfaen" w:eastAsia="Times New Roman" w:hAnsi="Sylfaen" w:cs="Times New Roman"/>
+          <w:sz w:val="24"/>
+          <w:szCs w:val="24"/>
+          <w:lang w:val="hy-AM" w:eastAsia="ru-RU"/>
+        </w:rPr>
+      </w:pPr>
+      <w:r>
+        <w:rPr>
+          <w:rFonts w:ascii="Sylfaen" w:eastAsia="Times New Roman" w:hAnsi="Sylfaen" w:cs="Times New Roman"/>
+          <w:sz w:val="24"/>
+          <w:szCs w:val="24"/>
+          <w:lang w:val="hy-AM" w:eastAsia="ru-RU"/>
+        </w:rPr>
+        <w:t xml:space="preserve"> Համեմատում է հեշավորված գաղտնաբառը  </w:t>
+      </w:r>
+    </w:p>
+    <w:p>
+      <w:pPr>
+        <w:pStyle w:val="ListParagraph"/>
+        <w:numPr>
+          <w:ilvl w:val="1"/>
+          <w:numId w:val="59"/>
+        </w:numPr>
+        <w:rPr>
+          <w:rFonts w:ascii="Sylfaen" w:eastAsia="Times New Roman" w:hAnsi="Sylfaen" w:cs="Times New Roman"/>
+          <w:sz w:val="24"/>
+          <w:szCs w:val="24"/>
+          <w:lang w:val="hy-AM" w:eastAsia="ru-RU"/>
+        </w:rPr>
+      </w:pPr>
+      <w:r>
+        <w:rPr>
+          <w:rFonts w:ascii="Sylfaen" w:eastAsia="Times New Roman" w:hAnsi="Sylfaen" w:cs="Times New Roman"/>
+          <w:sz w:val="24"/>
+          <w:szCs w:val="24"/>
+          <w:lang w:val="hy-AM" w:eastAsia="ru-RU"/>
+        </w:rPr>
+        <w:t xml:space="preserve">Եթե ամեն ինչ ճիշտ է, ստեղծում է սեսիա կամ թողարկում է JWT տոկեն։ </w:t>
+      </w:r>
+    </w:p>
+    <w:p>
+      <w:pPr>
+        <w:pStyle w:val="ListParagraph"/>
+        <w:numPr>
+          <w:ilvl w:val="0"/>
+          <w:numId w:val="59"/>
+        </w:numPr>
+        <w:rPr>
+          <w:rFonts w:ascii="Sylfaen" w:eastAsia="Times New Roman" w:hAnsi="Sylfaen" w:cs="Times New Roman"/>
+          <w:sz w:val="24"/>
+          <w:szCs w:val="24"/>
+          <w:lang w:val="hy-AM" w:eastAsia="ru-RU"/>
+        </w:rPr>
+      </w:pPr>
+      <w:r>
+        <w:rPr>
+          <w:rFonts w:ascii="Sylfaen" w:eastAsia="Times New Roman" w:hAnsi="Sylfaen" w:cs="Times New Roman"/>
+          <w:sz w:val="24"/>
+          <w:szCs w:val="24"/>
+          <w:lang w:val="hy-AM" w:eastAsia="ru-RU"/>
+        </w:rPr>
+        <w:t>Սերվերը պատասխան է ուղարկում բրաուզերին՝  { "success": true, "token": "eyJhbGciOiJIUzI1NiIs..." }</w:t>
+      </w:r>
+    </w:p>
+    <w:p>
+      <w:pPr>
+        <w:pStyle w:val="ListParagraph"/>
+        <w:numPr>
+          <w:ilvl w:val="0"/>
+          <w:numId w:val="59"/>
+        </w:numPr>
+        <w:rPr>
+          <w:rFonts w:ascii="Sylfaen" w:eastAsia="Times New Roman" w:hAnsi="Sylfaen" w:cs="Times New Roman"/>
+          <w:sz w:val="24"/>
+          <w:szCs w:val="24"/>
+          <w:lang w:val="hy-AM" w:eastAsia="ru-RU"/>
+        </w:rPr>
+      </w:pPr>
+      <w:r>
+        <w:rPr>
+          <w:rFonts w:ascii="Sylfaen" w:eastAsia="Times New Roman" w:hAnsi="Sylfaen" w:cs="Times New Roman"/>
+          <w:sz w:val="24"/>
+          <w:szCs w:val="24"/>
+          <w:lang w:val="hy-AM" w:eastAsia="ru-RU"/>
+        </w:rPr>
+        <w:t xml:space="preserve"> Բրաուզերը ստանում է պատասխանը, պահպանում է տոկենը և ցուցադրում է համապատասխան էջը:</w:t>
+      </w:r>
+    </w:p>
+    <w:p>
+      <w:pPr>
+        <w:rPr>
+          <w:rFonts w:ascii="Sylfaen" w:eastAsia="Times New Roman" w:hAnsi="Sylfaen" w:cs="Times New Roman"/>
+          <w:b/>
+          <w:bCs/>
+          <w:sz w:val="36"/>
+          <w:szCs w:val="36"/>
+          <w:lang w:val="hy-AM" w:eastAsia="ru-RU"/>
+        </w:rPr>
+      </w:pPr>
     </w:p>
     <w:sectPr>
       <w:footerReference w:type="default" r:id="rId8"/>
@@ -1854,6 +2917,119 @@
     </w:lvl>
   </w:abstractNum>
   <w:abstractNum w:abstractNumId="4" w15:restartNumberingAfterBreak="0">
+    <w:nsid w:val="0D8716AF"/>
+    <w:multiLevelType w:val="hybridMultilevel"/>
+    <w:tmpl w:val="BB58A250"/>
+    <w:lvl w:ilvl="0" w:tplc="04090001">
+      <w:start w:val="1"/>
+      <w:numFmt w:val="bullet"/>
+      <w:lvlText w:val=""/>
+      <w:lvlJc w:val="left"/>
+      <w:pPr>
+        <w:ind w:left="720" w:hanging="360"/>
+      </w:pPr>
+      <w:rPr>
+        <w:rFonts w:ascii="Symbol" w:hAnsi="Symbol" w:hint="default"/>
+      </w:rPr>
+    </w:lvl>
+    <w:lvl w:ilvl="1" w:tplc="04090003" w:tentative="1">
+      <w:start w:val="1"/>
+      <w:numFmt w:val="bullet"/>
+      <w:lvlText w:val="o"/>
+      <w:lvlJc w:val="left"/>
+      <w:pPr>
+        <w:ind w:left="1440" w:hanging="360"/>
+      </w:pPr>
+      <w:rPr>
+        <w:rFonts w:ascii="Courier New" w:hAnsi="Courier New" w:cs="Courier New" w:hint="default"/>
+      </w:rPr>
+    </w:lvl>
+    <w:lvl w:ilvl="2" w:tplc="04090005" w:tentative="1">
+      <w:start w:val="1"/>
+      <w:numFmt w:val="bullet"/>
+      <w:lvlText w:val=""/>
+      <w:lvlJc w:val="left"/>
+      <w:pPr>
+        <w:ind w:left="2160" w:hanging="360"/>
+      </w:pPr>
+      <w:rPr>
+        <w:rFonts w:ascii="Wingdings" w:hAnsi="Wingdings" w:hint="default"/>
+      </w:rPr>
+    </w:lvl>
+    <w:lvl w:ilvl="3" w:tplc="04090001" w:tentative="1">
+      <w:start w:val="1"/>
+      <w:numFmt w:val="bullet"/>
+      <w:lvlText w:val=""/>
+      <w:lvlJc w:val="left"/>
+      <w:pPr>
+        <w:ind w:left="2880" w:hanging="360"/>
+      </w:pPr>
+      <w:rPr>
+        <w:rFonts w:ascii="Symbol" w:hAnsi="Symbol" w:hint="default"/>
+      </w:rPr>
+    </w:lvl>
+    <w:lvl w:ilvl="4" w:tplc="04090003" w:tentative="1">
+      <w:start w:val="1"/>
+      <w:numFmt w:val="bullet"/>
+      <w:lvlText w:val="o"/>
+      <w:lvlJc w:val="left"/>
+      <w:pPr>
+        <w:ind w:left="3600" w:hanging="360"/>
+      </w:pPr>
+      <w:rPr>
+        <w:rFonts w:ascii="Courier New" w:hAnsi="Courier New" w:cs="Courier New" w:hint="default"/>
+      </w:rPr>
+    </w:lvl>
+    <w:lvl w:ilvl="5" w:tplc="04090005" w:tentative="1">
+      <w:start w:val="1"/>
+      <w:numFmt w:val="bullet"/>
+      <w:lvlText w:val=""/>
+      <w:lvlJc w:val="left"/>
+      <w:pPr>
+        <w:ind w:left="4320" w:hanging="360"/>
+      </w:pPr>
+      <w:rPr>
+        <w:rFonts w:ascii="Wingdings" w:hAnsi="Wingdings" w:hint="default"/>
+      </w:rPr>
+    </w:lvl>
+    <w:lvl w:ilvl="6" w:tplc="04090001" w:tentative="1">
+      <w:start w:val="1"/>
+      <w:numFmt w:val="bullet"/>
+      <w:lvlText w:val=""/>
+      <w:lvlJc w:val="left"/>
+      <w:pPr>
+        <w:ind w:left="5040" w:hanging="360"/>
+      </w:pPr>
+      <w:rPr>
+        <w:rFonts w:ascii="Symbol" w:hAnsi="Symbol" w:hint="default"/>
+      </w:rPr>
+    </w:lvl>
+    <w:lvl w:ilvl="7" w:tplc="04090003" w:tentative="1">
+      <w:start w:val="1"/>
+      <w:numFmt w:val="bullet"/>
+      <w:lvlText w:val="o"/>
+      <w:lvlJc w:val="left"/>
+      <w:pPr>
+        <w:ind w:left="5760" w:hanging="360"/>
+      </w:pPr>
+      <w:rPr>
+        <w:rFonts w:ascii="Courier New" w:hAnsi="Courier New" w:cs="Courier New" w:hint="default"/>
+      </w:rPr>
+    </w:lvl>
+    <w:lvl w:ilvl="8" w:tplc="04090005" w:tentative="1">
+      <w:start w:val="1"/>
+      <w:numFmt w:val="bullet"/>
+      <w:lvlText w:val=""/>
+      <w:lvlJc w:val="left"/>
+      <w:pPr>
+        <w:ind w:left="6480" w:hanging="360"/>
+      </w:pPr>
+      <w:rPr>
+        <w:rFonts w:ascii="Wingdings" w:hAnsi="Wingdings" w:hint="default"/>
+      </w:rPr>
+    </w:lvl>
+  </w:abstractNum>
+  <w:abstractNum w:abstractNumId="5" w15:restartNumberingAfterBreak="0">
     <w:nsid w:val="14AE113C"/>
     <w:multiLevelType w:val="multilevel"/>
     <w:tmpl w:val="BB4285D0"/>
@@ -2002,7 +3178,7 @@
       </w:rPr>
     </w:lvl>
   </w:abstractNum>
-  <w:abstractNum w:abstractNumId="5" w15:restartNumberingAfterBreak="0">
+  <w:abstractNum w:abstractNumId="6" w15:restartNumberingAfterBreak="0">
     <w:nsid w:val="16DD5701"/>
     <w:multiLevelType w:val="multilevel"/>
     <w:tmpl w:val="1CDC9ABC"/>
@@ -2151,7 +3327,7 @@
       </w:rPr>
     </w:lvl>
   </w:abstractNum>
-  <w:abstractNum w:abstractNumId="6" w15:restartNumberingAfterBreak="0">
+  <w:abstractNum w:abstractNumId="7" w15:restartNumberingAfterBreak="0">
     <w:nsid w:val="1D533A73"/>
     <w:multiLevelType w:val="multilevel"/>
     <w:tmpl w:val="1D24763C"/>
@@ -2300,7 +3476,7 @@
       </w:rPr>
     </w:lvl>
   </w:abstractNum>
-  <w:abstractNum w:abstractNumId="7" w15:restartNumberingAfterBreak="0">
+  <w:abstractNum w:abstractNumId="8" w15:restartNumberingAfterBreak="0">
     <w:nsid w:val="1F8E4399"/>
     <w:multiLevelType w:val="multilevel"/>
     <w:tmpl w:val="2C3208BE"/>
@@ -2449,7 +3625,120 @@
       </w:rPr>
     </w:lvl>
   </w:abstractNum>
-  <w:abstractNum w:abstractNumId="8" w15:restartNumberingAfterBreak="0">
+  <w:abstractNum w:abstractNumId="9" w15:restartNumberingAfterBreak="0">
+    <w:nsid w:val="20911CAF"/>
+    <w:multiLevelType w:val="hybridMultilevel"/>
+    <w:tmpl w:val="58F89E40"/>
+    <w:lvl w:ilvl="0" w:tplc="04090001">
+      <w:start w:val="1"/>
+      <w:numFmt w:val="bullet"/>
+      <w:lvlText w:val=""/>
+      <w:lvlJc w:val="left"/>
+      <w:pPr>
+        <w:ind w:left="720" w:hanging="360"/>
+      </w:pPr>
+      <w:rPr>
+        <w:rFonts w:ascii="Symbol" w:hAnsi="Symbol" w:hint="default"/>
+      </w:rPr>
+    </w:lvl>
+    <w:lvl w:ilvl="1" w:tplc="04090003" w:tentative="1">
+      <w:start w:val="1"/>
+      <w:numFmt w:val="bullet"/>
+      <w:lvlText w:val="o"/>
+      <w:lvlJc w:val="left"/>
+      <w:pPr>
+        <w:ind w:left="1440" w:hanging="360"/>
+      </w:pPr>
+      <w:rPr>
+        <w:rFonts w:ascii="Courier New" w:hAnsi="Courier New" w:cs="Courier New" w:hint="default"/>
+      </w:rPr>
+    </w:lvl>
+    <w:lvl w:ilvl="2" w:tplc="04090005" w:tentative="1">
+      <w:start w:val="1"/>
+      <w:numFmt w:val="bullet"/>
+      <w:lvlText w:val=""/>
+      <w:lvlJc w:val="left"/>
+      <w:pPr>
+        <w:ind w:left="2160" w:hanging="360"/>
+      </w:pPr>
+      <w:rPr>
+        <w:rFonts w:ascii="Wingdings" w:hAnsi="Wingdings" w:hint="default"/>
+      </w:rPr>
+    </w:lvl>
+    <w:lvl w:ilvl="3" w:tplc="04090001" w:tentative="1">
+      <w:start w:val="1"/>
+      <w:numFmt w:val="bullet"/>
+      <w:lvlText w:val=""/>
+      <w:lvlJc w:val="left"/>
+      <w:pPr>
+        <w:ind w:left="2880" w:hanging="360"/>
+      </w:pPr>
+      <w:rPr>
+        <w:rFonts w:ascii="Symbol" w:hAnsi="Symbol" w:hint="default"/>
+      </w:rPr>
+    </w:lvl>
+    <w:lvl w:ilvl="4" w:tplc="04090003" w:tentative="1">
+      <w:start w:val="1"/>
+      <w:numFmt w:val="bullet"/>
+      <w:lvlText w:val="o"/>
+      <w:lvlJc w:val="left"/>
+      <w:pPr>
+        <w:ind w:left="3600" w:hanging="360"/>
+      </w:pPr>
+      <w:rPr>
+        <w:rFonts w:ascii="Courier New" w:hAnsi="Courier New" w:cs="Courier New" w:hint="default"/>
+      </w:rPr>
+    </w:lvl>
+    <w:lvl w:ilvl="5" w:tplc="04090005" w:tentative="1">
+      <w:start w:val="1"/>
+      <w:numFmt w:val="bullet"/>
+      <w:lvlText w:val=""/>
+      <w:lvlJc w:val="left"/>
+      <w:pPr>
+        <w:ind w:left="4320" w:hanging="360"/>
+      </w:pPr>
+      <w:rPr>
+        <w:rFonts w:ascii="Wingdings" w:hAnsi="Wingdings" w:hint="default"/>
+      </w:rPr>
+    </w:lvl>
+    <w:lvl w:ilvl="6" w:tplc="04090001" w:tentative="1">
+      <w:start w:val="1"/>
+      <w:numFmt w:val="bullet"/>
+      <w:lvlText w:val=""/>
+      <w:lvlJc w:val="left"/>
+      <w:pPr>
+        <w:ind w:left="5040" w:hanging="360"/>
+      </w:pPr>
+      <w:rPr>
+        <w:rFonts w:ascii="Symbol" w:hAnsi="Symbol" w:hint="default"/>
+      </w:rPr>
+    </w:lvl>
+    <w:lvl w:ilvl="7" w:tplc="04090003" w:tentative="1">
+      <w:start w:val="1"/>
+      <w:numFmt w:val="bullet"/>
+      <w:lvlText w:val="o"/>
+      <w:lvlJc w:val="left"/>
+      <w:pPr>
+        <w:ind w:left="5760" w:hanging="360"/>
+      </w:pPr>
+      <w:rPr>
+        <w:rFonts w:ascii="Courier New" w:hAnsi="Courier New" w:cs="Courier New" w:hint="default"/>
+      </w:rPr>
+    </w:lvl>
+    <w:lvl w:ilvl="8" w:tplc="04090005" w:tentative="1">
+      <w:start w:val="1"/>
+      <w:numFmt w:val="bullet"/>
+      <w:lvlText w:val=""/>
+      <w:lvlJc w:val="left"/>
+      <w:pPr>
+        <w:ind w:left="6480" w:hanging="360"/>
+      </w:pPr>
+      <w:rPr>
+        <w:rFonts w:ascii="Wingdings" w:hAnsi="Wingdings" w:hint="default"/>
+      </w:rPr>
+    </w:lvl>
+  </w:abstractNum>
+  <w:abstractNum w:abstractNumId="10" w15:restartNumberingAfterBreak="0">
     <w:nsid w:val="21672943"/>
     <w:multiLevelType w:val="multilevel"/>
     <w:tmpl w:val="634E3E2A"/>
@@ -2598,7 +3887,7 @@
       </w:rPr>
     </w:lvl>
   </w:abstractNum>
-  <w:abstractNum w:abstractNumId="9" w15:restartNumberingAfterBreak="0">
+  <w:abstractNum w:abstractNumId="11" w15:restartNumberingAfterBreak="0">
     <w:nsid w:val="23CF669D"/>
     <w:multiLevelType w:val="multilevel"/>
     <w:tmpl w:val="BE5C547E"/>
@@ -2747,7 +4036,7 @@
       </w:rPr>
     </w:lvl>
   </w:abstractNum>
-  <w:abstractNum w:abstractNumId="10" w15:restartNumberingAfterBreak="0">
+  <w:abstractNum w:abstractNumId="12" w15:restartNumberingAfterBreak="0">
     <w:nsid w:val="27355112"/>
     <w:multiLevelType w:val="multilevel"/>
     <w:tmpl w:val="B18E0B18"/>
@@ -2896,7 +4185,120 @@
       </w:rPr>
     </w:lvl>
   </w:abstractNum>
-  <w:abstractNum w:abstractNumId="11" w15:restartNumberingAfterBreak="0">
+  <w:abstractNum w:abstractNumId="13" w15:restartNumberingAfterBreak="0">
+    <w:nsid w:val="28A04467"/>
+    <w:multiLevelType w:val="hybridMultilevel"/>
+    <w:tmpl w:val="D76E23EA"/>
+    <w:lvl w:ilvl="0" w:tplc="04090001">
+      <w:start w:val="1"/>
+      <w:numFmt w:val="bullet"/>
+      <w:lvlText w:val=""/>
+      <w:lvlJc w:val="left"/>
+      <w:pPr>
+        <w:ind w:left="720" w:hanging="360"/>
+      </w:pPr>
+      <w:rPr>
+        <w:rFonts w:ascii="Symbol" w:hAnsi="Symbol" w:hint="default"/>
+      </w:rPr>
+    </w:lvl>
+    <w:lvl w:ilvl="1" w:tplc="04090003" w:tentative="1">
+      <w:start w:val="1"/>
+      <w:numFmt w:val="bullet"/>
+      <w:lvlText w:val="o"/>
+      <w:lvlJc w:val="left"/>
+      <w:pPr>
+        <w:ind w:left="1440" w:hanging="360"/>
+      </w:pPr>
+      <w:rPr>
+        <w:rFonts w:ascii="Courier New" w:hAnsi="Courier New" w:cs="Courier New" w:hint="default"/>
+      </w:rPr>
+    </w:lvl>
+    <w:lvl w:ilvl="2" w:tplc="04090005" w:tentative="1">
+      <w:start w:val="1"/>
+      <w:numFmt w:val="bullet"/>
+      <w:lvlText w:val=""/>
+      <w:lvlJc w:val="left"/>
+      <w:pPr>
+        <w:ind w:left="2160" w:hanging="360"/>
+      </w:pPr>
+      <w:rPr>
+        <w:rFonts w:ascii="Wingdings" w:hAnsi="Wingdings" w:hint="default"/>
+      </w:rPr>
+    </w:lvl>
+    <w:lvl w:ilvl="3" w:tplc="04090001" w:tentative="1">
+      <w:start w:val="1"/>
+      <w:numFmt w:val="bullet"/>
+      <w:lvlText w:val=""/>
+      <w:lvlJc w:val="left"/>
+      <w:pPr>
+        <w:ind w:left="2880" w:hanging="360"/>
+      </w:pPr>
+      <w:rPr>
+        <w:rFonts w:ascii="Symbol" w:hAnsi="Symbol" w:hint="default"/>
+      </w:rPr>
+    </w:lvl>
+    <w:lvl w:ilvl="4" w:tplc="04090003" w:tentative="1">
+      <w:start w:val="1"/>
+      <w:numFmt w:val="bullet"/>
+      <w:lvlText w:val="o"/>
+      <w:lvlJc w:val="left"/>
+      <w:pPr>
+        <w:ind w:left="3600" w:hanging="360"/>
+      </w:pPr>
+      <w:rPr>
+        <w:rFonts w:ascii="Courier New" w:hAnsi="Courier New" w:cs="Courier New" w:hint="default"/>
+      </w:rPr>
+    </w:lvl>
+    <w:lvl w:ilvl="5" w:tplc="04090005" w:tentative="1">
+      <w:start w:val="1"/>
+      <w:numFmt w:val="bullet"/>
+      <w:lvlText w:val=""/>
+      <w:lvlJc w:val="left"/>
+      <w:pPr>
+        <w:ind w:left="4320" w:hanging="360"/>
+      </w:pPr>
+      <w:rPr>
+        <w:rFonts w:ascii="Wingdings" w:hAnsi="Wingdings" w:hint="default"/>
+      </w:rPr>
+    </w:lvl>
+    <w:lvl w:ilvl="6" w:tplc="04090001" w:tentative="1">
+      <w:start w:val="1"/>
+      <w:numFmt w:val="bullet"/>
+      <w:lvlText w:val=""/>
+      <w:lvlJc w:val="left"/>
+      <w:pPr>
+        <w:ind w:left="5040" w:hanging="360"/>
+      </w:pPr>
+      <w:rPr>
+        <w:rFonts w:ascii="Symbol" w:hAnsi="Symbol" w:hint="default"/>
+      </w:rPr>
+    </w:lvl>
+    <w:lvl w:ilvl="7" w:tplc="04090003" w:tentative="1">
+      <w:start w:val="1"/>
+      <w:numFmt w:val="bullet"/>
+      <w:lvlText w:val="o"/>
+      <w:lvlJc w:val="left"/>
+      <w:pPr>
+        <w:ind w:left="5760" w:hanging="360"/>
+      </w:pPr>
+      <w:rPr>
+        <w:rFonts w:ascii="Courier New" w:hAnsi="Courier New" w:cs="Courier New" w:hint="default"/>
+      </w:rPr>
+    </w:lvl>
+    <w:lvl w:ilvl="8" w:tplc="04090005" w:tentative="1">
+      <w:start w:val="1"/>
+      <w:numFmt w:val="bullet"/>
+      <w:lvlText w:val=""/>
+      <w:lvlJc w:val="left"/>
+      <w:pPr>
+        <w:ind w:left="6480" w:hanging="360"/>
+      </w:pPr>
+      <w:rPr>
+        <w:rFonts w:ascii="Wingdings" w:hAnsi="Wingdings" w:hint="default"/>
+      </w:rPr>
+    </w:lvl>
+  </w:abstractNum>
+  <w:abstractNum w:abstractNumId="14" w15:restartNumberingAfterBreak="0">
     <w:nsid w:val="2B0F0C15"/>
     <w:multiLevelType w:val="multilevel"/>
     <w:tmpl w:val="51E0515E"/>
@@ -3045,7 +4447,7 @@
       </w:rPr>
     </w:lvl>
   </w:abstractNum>
-  <w:abstractNum w:abstractNumId="12" w15:restartNumberingAfterBreak="0">
+  <w:abstractNum w:abstractNumId="15" w15:restartNumberingAfterBreak="0">
     <w:nsid w:val="2D387CAD"/>
     <w:multiLevelType w:val="multilevel"/>
     <w:tmpl w:val="7DD0219C"/>
@@ -3194,7 +4596,7 @@
       </w:rPr>
     </w:lvl>
   </w:abstractNum>
-  <w:abstractNum w:abstractNumId="13" w15:restartNumberingAfterBreak="0">
+  <w:abstractNum w:abstractNumId="16" w15:restartNumberingAfterBreak="0">
     <w:nsid w:val="2EB92864"/>
     <w:multiLevelType w:val="multilevel"/>
     <w:tmpl w:val="90360D28"/>
@@ -3343,7 +4745,7 @@
       </w:rPr>
     </w:lvl>
   </w:abstractNum>
-  <w:abstractNum w:abstractNumId="14" w15:restartNumberingAfterBreak="0">
+  <w:abstractNum w:abstractNumId="17" w15:restartNumberingAfterBreak="0">
     <w:nsid w:val="2F1317D2"/>
     <w:multiLevelType w:val="multilevel"/>
     <w:tmpl w:val="FADC6686"/>
@@ -3492,7 +4894,7 @@
       </w:rPr>
     </w:lvl>
   </w:abstractNum>
-  <w:abstractNum w:abstractNumId="15" w15:restartNumberingAfterBreak="0">
+  <w:abstractNum w:abstractNumId="18" w15:restartNumberingAfterBreak="0">
     <w:nsid w:val="2FCA0F99"/>
     <w:multiLevelType w:val="multilevel"/>
     <w:tmpl w:val="7DE68282"/>
@@ -3608,7 +5010,7 @@
       </w:pPr>
     </w:lvl>
   </w:abstractNum>
-  <w:abstractNum w:abstractNumId="16" w15:restartNumberingAfterBreak="0">
+  <w:abstractNum w:abstractNumId="19" w15:restartNumberingAfterBreak="0">
     <w:nsid w:val="304F0073"/>
     <w:multiLevelType w:val="multilevel"/>
     <w:tmpl w:val="EBF48E64"/>
@@ -3757,7 +5159,7 @@
       </w:rPr>
     </w:lvl>
   </w:abstractNum>
-  <w:abstractNum w:abstractNumId="17" w15:restartNumberingAfterBreak="0">
+  <w:abstractNum w:abstractNumId="20" w15:restartNumberingAfterBreak="0">
     <w:nsid w:val="31AB32CF"/>
     <w:multiLevelType w:val="multilevel"/>
     <w:tmpl w:val="DA0A2F6E"/>
@@ -3906,7 +5308,120 @@
       </w:rPr>
     </w:lvl>
   </w:abstractNum>
-  <w:abstractNum w:abstractNumId="18" w15:restartNumberingAfterBreak="0">
+  <w:abstractNum w:abstractNumId="21" w15:restartNumberingAfterBreak="0">
+    <w:nsid w:val="32941251"/>
+    <w:multiLevelType w:val="hybridMultilevel"/>
+    <w:tmpl w:val="9EDCC3DE"/>
+    <w:lvl w:ilvl="0" w:tplc="04090001">
+      <w:start w:val="1"/>
+      <w:numFmt w:val="bullet"/>
+      <w:lvlText w:val=""/>
+      <w:lvlJc w:val="left"/>
+      <w:pPr>
+        <w:ind w:left="720" w:hanging="360"/>
+      </w:pPr>
+      <w:rPr>
+        <w:rFonts w:ascii="Symbol" w:hAnsi="Symbol" w:hint="default"/>
+      </w:rPr>
+    </w:lvl>
+    <w:lvl w:ilvl="1" w:tplc="04090003">
+      <w:start w:val="1"/>
+      <w:numFmt w:val="bullet"/>
+      <w:lvlText w:val="o"/>
+      <w:lvlJc w:val="left"/>
+      <w:pPr>
+        <w:ind w:left="1440" w:hanging="360"/>
+      </w:pPr>
+      <w:rPr>
+        <w:rFonts w:ascii="Courier New" w:hAnsi="Courier New" w:cs="Courier New" w:hint="default"/>
+      </w:rPr>
+    </w:lvl>
+    <w:lvl w:ilvl="2" w:tplc="04090005" w:tentative="1">
+      <w:start w:val="1"/>
+      <w:numFmt w:val="bullet"/>
+      <w:lvlText w:val=""/>
+      <w:lvlJc w:val="left"/>
+      <w:pPr>
+        <w:ind w:left="2160" w:hanging="360"/>
+      </w:pPr>
+      <w:rPr>
+        <w:rFonts w:ascii="Wingdings" w:hAnsi="Wingdings" w:hint="default"/>
+      </w:rPr>
+    </w:lvl>
+    <w:lvl w:ilvl="3" w:tplc="04090001" w:tentative="1">
+      <w:start w:val="1"/>
+      <w:numFmt w:val="bullet"/>
+      <w:lvlText w:val=""/>
+      <w:lvlJc w:val="left"/>
+      <w:pPr>
+        <w:ind w:left="2880" w:hanging="360"/>
+      </w:pPr>
+      <w:rPr>
+        <w:rFonts w:ascii="Symbol" w:hAnsi="Symbol" w:hint="default"/>
+      </w:rPr>
+    </w:lvl>
+    <w:lvl w:ilvl="4" w:tplc="04090003" w:tentative="1">
+      <w:start w:val="1"/>
+      <w:numFmt w:val="bullet"/>
+      <w:lvlText w:val="o"/>
+      <w:lvlJc w:val="left"/>
+      <w:pPr>
+        <w:ind w:left="3600" w:hanging="360"/>
+      </w:pPr>
+      <w:rPr>
+        <w:rFonts w:ascii="Courier New" w:hAnsi="Courier New" w:cs="Courier New" w:hint="default"/>
+      </w:rPr>
+    </w:lvl>
+    <w:lvl w:ilvl="5" w:tplc="04090005" w:tentative="1">
+      <w:start w:val="1"/>
+      <w:numFmt w:val="bullet"/>
+      <w:lvlText w:val=""/>
+      <w:lvlJc w:val="left"/>
+      <w:pPr>
+        <w:ind w:left="4320" w:hanging="360"/>
+      </w:pPr>
+      <w:rPr>
+        <w:rFonts w:ascii="Wingdings" w:hAnsi="Wingdings" w:hint="default"/>
+      </w:rPr>
+    </w:lvl>
+    <w:lvl w:ilvl="6" w:tplc="04090001" w:tentative="1">
+      <w:start w:val="1"/>
+      <w:numFmt w:val="bullet"/>
+      <w:lvlText w:val=""/>
+      <w:lvlJc w:val="left"/>
+      <w:pPr>
+        <w:ind w:left="5040" w:hanging="360"/>
+      </w:pPr>
+      <w:rPr>
+        <w:rFonts w:ascii="Symbol" w:hAnsi="Symbol" w:hint="default"/>
+      </w:rPr>
+    </w:lvl>
+    <w:lvl w:ilvl="7" w:tplc="04090003" w:tentative="1">
+      <w:start w:val="1"/>
+      <w:numFmt w:val="bullet"/>
+      <w:lvlText w:val="o"/>
+      <w:lvlJc w:val="left"/>
+      <w:pPr>
+        <w:ind w:left="5760" w:hanging="360"/>
+      </w:pPr>
+      <w:rPr>
+        <w:rFonts w:ascii="Courier New" w:hAnsi="Courier New" w:cs="Courier New" w:hint="default"/>
+      </w:rPr>
+    </w:lvl>
+    <w:lvl w:ilvl="8" w:tplc="04090005" w:tentative="1">
+      <w:start w:val="1"/>
+      <w:numFmt w:val="bullet"/>
+      <w:lvlText w:val=""/>
+      <w:lvlJc w:val="left"/>
+      <w:pPr>
+        <w:ind w:left="6480" w:hanging="360"/>
+      </w:pPr>
+      <w:rPr>
+        <w:rFonts w:ascii="Wingdings" w:hAnsi="Wingdings" w:hint="default"/>
+      </w:rPr>
+    </w:lvl>
+  </w:abstractNum>
+  <w:abstractNum w:abstractNumId="22" w15:restartNumberingAfterBreak="0">
     <w:nsid w:val="36E65DE1"/>
     <w:multiLevelType w:val="multilevel"/>
     <w:tmpl w:val="451EF6CA"/>
@@ -4055,7 +5570,7 @@
       </w:rPr>
     </w:lvl>
   </w:abstractNum>
-  <w:abstractNum w:abstractNumId="19" w15:restartNumberingAfterBreak="0">
+  <w:abstractNum w:abstractNumId="23" w15:restartNumberingAfterBreak="0">
     <w:nsid w:val="384A2025"/>
     <w:multiLevelType w:val="hybridMultilevel"/>
     <w:tmpl w:val="1FCE6EA4"/>
@@ -4168,7 +5683,7 @@
       </w:rPr>
     </w:lvl>
   </w:abstractNum>
-  <w:abstractNum w:abstractNumId="20" w15:restartNumberingAfterBreak="0">
+  <w:abstractNum w:abstractNumId="24" w15:restartNumberingAfterBreak="0">
     <w:nsid w:val="386B27DB"/>
     <w:multiLevelType w:val="multilevel"/>
     <w:tmpl w:val="88BC306A"/>
@@ -4317,7 +5832,7 @@
       </w:rPr>
     </w:lvl>
   </w:abstractNum>
-  <w:abstractNum w:abstractNumId="21" w15:restartNumberingAfterBreak="0">
+  <w:abstractNum w:abstractNumId="25" w15:restartNumberingAfterBreak="0">
     <w:nsid w:val="389D2877"/>
     <w:multiLevelType w:val="multilevel"/>
     <w:tmpl w:val="36305668"/>
@@ -4466,7 +5981,7 @@
       </w:rPr>
     </w:lvl>
   </w:abstractNum>
-  <w:abstractNum w:abstractNumId="22" w15:restartNumberingAfterBreak="0">
+  <w:abstractNum w:abstractNumId="26" w15:restartNumberingAfterBreak="0">
     <w:nsid w:val="38F36FC8"/>
     <w:multiLevelType w:val="multilevel"/>
     <w:tmpl w:val="3ABEFE9C"/>
@@ -4615,7 +6130,233 @@
       </w:rPr>
     </w:lvl>
   </w:abstractNum>
-  <w:abstractNum w:abstractNumId="23" w15:restartNumberingAfterBreak="0">
+  <w:abstractNum w:abstractNumId="27" w15:restartNumberingAfterBreak="0">
+    <w:nsid w:val="40B17933"/>
+    <w:multiLevelType w:val="hybridMultilevel"/>
+    <w:tmpl w:val="BEA44B5C"/>
+    <w:lvl w:ilvl="0" w:tplc="0409000F">
+      <w:start w:val="1"/>
+      <w:numFmt w:val="decimal"/>
+      <w:lvlText w:val="%1."/>
+      <w:lvlJc w:val="left"/>
+      <w:pPr>
+        <w:ind w:left="720" w:hanging="360"/>
+      </w:pPr>
+      <w:rPr>
+        <w:rFonts w:hint="default"/>
+      </w:rPr>
+    </w:lvl>
+    <w:lvl w:ilvl="1" w:tplc="FFFFFFFF" w:tentative="1">
+      <w:start w:val="1"/>
+      <w:numFmt w:val="bullet"/>
+      <w:lvlText w:val="o"/>
+      <w:lvlJc w:val="left"/>
+      <w:pPr>
+        <w:ind w:left="1440" w:hanging="360"/>
+      </w:pPr>
+      <w:rPr>
+        <w:rFonts w:ascii="Courier New" w:hAnsi="Courier New" w:cs="Courier New" w:hint="default"/>
+      </w:rPr>
+    </w:lvl>
+    <w:lvl w:ilvl="2" w:tplc="FFFFFFFF" w:tentative="1">
+      <w:start w:val="1"/>
+      <w:numFmt w:val="bullet"/>
+      <w:lvlText w:val=""/>
+      <w:lvlJc w:val="left"/>
+      <w:pPr>
+        <w:ind w:left="2160" w:hanging="360"/>
+      </w:pPr>
+      <w:rPr>
+        <w:rFonts w:ascii="Wingdings" w:hAnsi="Wingdings" w:hint="default"/>
+      </w:rPr>
+    </w:lvl>
+    <w:lvl w:ilvl="3" w:tplc="FFFFFFFF" w:tentative="1">
+      <w:start w:val="1"/>
+      <w:numFmt w:val="bullet"/>
+      <w:lvlText w:val=""/>
+      <w:lvlJc w:val="left"/>
+      <w:pPr>
+        <w:ind w:left="2880" w:hanging="360"/>
+      </w:pPr>
+      <w:rPr>
+        <w:rFonts w:ascii="Symbol" w:hAnsi="Symbol" w:hint="default"/>
+      </w:rPr>
+    </w:lvl>
+    <w:lvl w:ilvl="4" w:tplc="FFFFFFFF" w:tentative="1">
+      <w:start w:val="1"/>
+      <w:numFmt w:val="bullet"/>
+      <w:lvlText w:val="o"/>
+      <w:lvlJc w:val="left"/>
+      <w:pPr>
+        <w:ind w:left="3600" w:hanging="360"/>
+      </w:pPr>
+      <w:rPr>
+        <w:rFonts w:ascii="Courier New" w:hAnsi="Courier New" w:cs="Courier New" w:hint="default"/>
+      </w:rPr>
+    </w:lvl>
+    <w:lvl w:ilvl="5" w:tplc="FFFFFFFF" w:tentative="1">
+      <w:start w:val="1"/>
+      <w:numFmt w:val="bullet"/>
+      <w:lvlText w:val=""/>
+      <w:lvlJc w:val="left"/>
+      <w:pPr>
+        <w:ind w:left="4320" w:hanging="360"/>
+      </w:pPr>
+      <w:rPr>
+        <w:rFonts w:ascii="Wingdings" w:hAnsi="Wingdings" w:hint="default"/>
+      </w:rPr>
+    </w:lvl>
+    <w:lvl w:ilvl="6" w:tplc="FFFFFFFF" w:tentative="1">
+      <w:start w:val="1"/>
+      <w:numFmt w:val="bullet"/>
+      <w:lvlText w:val=""/>
+      <w:lvlJc w:val="left"/>
+      <w:pPr>
+        <w:ind w:left="5040" w:hanging="360"/>
+      </w:pPr>
+      <w:rPr>
+        <w:rFonts w:ascii="Symbol" w:hAnsi="Symbol" w:hint="default"/>
+      </w:rPr>
+    </w:lvl>
+    <w:lvl w:ilvl="7" w:tplc="FFFFFFFF" w:tentative="1">
+      <w:start w:val="1"/>
+      <w:numFmt w:val="bullet"/>
+      <w:lvlText w:val="o"/>
+      <w:lvlJc w:val="left"/>
+      <w:pPr>
+        <w:ind w:left="5760" w:hanging="360"/>
+      </w:pPr>
+      <w:rPr>
+        <w:rFonts w:ascii="Courier New" w:hAnsi="Courier New" w:cs="Courier New" w:hint="default"/>
+      </w:rPr>
+    </w:lvl>
+    <w:lvl w:ilvl="8" w:tplc="FFFFFFFF" w:tentative="1">
+      <w:start w:val="1"/>
+      <w:numFmt w:val="bullet"/>
+      <w:lvlText w:val=""/>
+      <w:lvlJc w:val="left"/>
+      <w:pPr>
+        <w:ind w:left="6480" w:hanging="360"/>
+      </w:pPr>
+      <w:rPr>
+        <w:rFonts w:ascii="Wingdings" w:hAnsi="Wingdings" w:hint="default"/>
+      </w:rPr>
+    </w:lvl>
+  </w:abstractNum>
+  <w:abstractNum w:abstractNumId="28" w15:restartNumberingAfterBreak="0">
+    <w:nsid w:val="4136768C"/>
+    <w:multiLevelType w:val="hybridMultilevel"/>
+    <w:tmpl w:val="2FFA059A"/>
+    <w:lvl w:ilvl="0" w:tplc="04090001">
+      <w:start w:val="1"/>
+      <w:numFmt w:val="bullet"/>
+      <w:lvlText w:val=""/>
+      <w:lvlJc w:val="left"/>
+      <w:pPr>
+        <w:ind w:left="720" w:hanging="360"/>
+      </w:pPr>
+      <w:rPr>
+        <w:rFonts w:ascii="Symbol" w:hAnsi="Symbol" w:hint="default"/>
+      </w:rPr>
+    </w:lvl>
+    <w:lvl w:ilvl="1" w:tplc="04090003" w:tentative="1">
+      <w:start w:val="1"/>
+      <w:numFmt w:val="bullet"/>
+      <w:lvlText w:val="o"/>
+      <w:lvlJc w:val="left"/>
+      <w:pPr>
+        <w:ind w:left="1440" w:hanging="360"/>
+      </w:pPr>
+      <w:rPr>
+        <w:rFonts w:ascii="Courier New" w:hAnsi="Courier New" w:cs="Courier New" w:hint="default"/>
+      </w:rPr>
+    </w:lvl>
+    <w:lvl w:ilvl="2" w:tplc="04090005" w:tentative="1">
+      <w:start w:val="1"/>
+      <w:numFmt w:val="bullet"/>
+      <w:lvlText w:val=""/>
+      <w:lvlJc w:val="left"/>
+      <w:pPr>
+        <w:ind w:left="2160" w:hanging="360"/>
+      </w:pPr>
+      <w:rPr>
+        <w:rFonts w:ascii="Wingdings" w:hAnsi="Wingdings" w:hint="default"/>
+      </w:rPr>
+    </w:lvl>
+    <w:lvl w:ilvl="3" w:tplc="04090001" w:tentative="1">
+      <w:start w:val="1"/>
+      <w:numFmt w:val="bullet"/>
+      <w:lvlText w:val=""/>
+      <w:lvlJc w:val="left"/>
+      <w:pPr>
+        <w:ind w:left="2880" w:hanging="360"/>
+      </w:pPr>
+      <w:rPr>
+        <w:rFonts w:ascii="Symbol" w:hAnsi="Symbol" w:hint="default"/>
+      </w:rPr>
+    </w:lvl>
+    <w:lvl w:ilvl="4" w:tplc="04090003" w:tentative="1">
+      <w:start w:val="1"/>
+      <w:numFmt w:val="bullet"/>
+      <w:lvlText w:val="o"/>
+      <w:lvlJc w:val="left"/>
+      <w:pPr>
+        <w:ind w:left="3600" w:hanging="360"/>
+      </w:pPr>
+      <w:rPr>
+        <w:rFonts w:ascii="Courier New" w:hAnsi="Courier New" w:cs="Courier New" w:hint="default"/>
+      </w:rPr>
+    </w:lvl>
+    <w:lvl w:ilvl="5" w:tplc="04090005" w:tentative="1">
+      <w:start w:val="1"/>
+      <w:numFmt w:val="bullet"/>
+      <w:lvlText w:val=""/>
+      <w:lvlJc w:val="left"/>
+      <w:pPr>
+        <w:ind w:left="4320" w:hanging="360"/>
+      </w:pPr>
+      <w:rPr>
+        <w:rFonts w:ascii="Wingdings" w:hAnsi="Wingdings" w:hint="default"/>
+      </w:rPr>
+    </w:lvl>
+    <w:lvl w:ilvl="6" w:tplc="04090001" w:tentative="1">
+      <w:start w:val="1"/>
+      <w:numFmt w:val="bullet"/>
+      <w:lvlText w:val=""/>
+      <w:lvlJc w:val="left"/>
+      <w:pPr>
+        <w:ind w:left="5040" w:hanging="360"/>
+      </w:pPr>
+      <w:rPr>
+        <w:rFonts w:ascii="Symbol" w:hAnsi="Symbol" w:hint="default"/>
+      </w:rPr>
+    </w:lvl>
+    <w:lvl w:ilvl="7" w:tplc="04090003" w:tentative="1">
+      <w:start w:val="1"/>
+      <w:numFmt w:val="bullet"/>
+      <w:lvlText w:val="o"/>
+      <w:lvlJc w:val="left"/>
+      <w:pPr>
+        <w:ind w:left="5760" w:hanging="360"/>
+      </w:pPr>
+      <w:rPr>
+        <w:rFonts w:ascii="Courier New" w:hAnsi="Courier New" w:cs="Courier New" w:hint="default"/>
+      </w:rPr>
+    </w:lvl>
+    <w:lvl w:ilvl="8" w:tplc="04090005" w:tentative="1">
+      <w:start w:val="1"/>
+      <w:numFmt w:val="bullet"/>
+      <w:lvlText w:val=""/>
+      <w:lvlJc w:val="left"/>
+      <w:pPr>
+        <w:ind w:left="6480" w:hanging="360"/>
+      </w:pPr>
+      <w:rPr>
+        <w:rFonts w:ascii="Wingdings" w:hAnsi="Wingdings" w:hint="default"/>
+      </w:rPr>
+    </w:lvl>
+  </w:abstractNum>
+  <w:abstractNum w:abstractNumId="29" w15:restartNumberingAfterBreak="0">
     <w:nsid w:val="415C36A8"/>
     <w:multiLevelType w:val="multilevel"/>
     <w:tmpl w:val="1F8A6574"/>
@@ -4764,7 +6505,7 @@
       </w:rPr>
     </w:lvl>
   </w:abstractNum>
-  <w:abstractNum w:abstractNumId="24" w15:restartNumberingAfterBreak="0">
+  <w:abstractNum w:abstractNumId="30" w15:restartNumberingAfterBreak="0">
     <w:nsid w:val="43572CF2"/>
     <w:multiLevelType w:val="multilevel"/>
     <w:tmpl w:val="E26AB91A"/>
@@ -4913,7 +6654,7 @@
       </w:rPr>
     </w:lvl>
   </w:abstractNum>
-  <w:abstractNum w:abstractNumId="25" w15:restartNumberingAfterBreak="0">
+  <w:abstractNum w:abstractNumId="31" w15:restartNumberingAfterBreak="0">
     <w:nsid w:val="45C9013B"/>
     <w:multiLevelType w:val="multilevel"/>
     <w:tmpl w:val="EA30BF82"/>
@@ -5062,7 +6803,7 @@
       </w:rPr>
     </w:lvl>
   </w:abstractNum>
-  <w:abstractNum w:abstractNumId="26" w15:restartNumberingAfterBreak="0">
+  <w:abstractNum w:abstractNumId="32" w15:restartNumberingAfterBreak="0">
     <w:nsid w:val="47787E7A"/>
     <w:multiLevelType w:val="multilevel"/>
     <w:tmpl w:val="C0A63200"/>
@@ -5211,7 +6952,7 @@
       </w:rPr>
     </w:lvl>
   </w:abstractNum>
-  <w:abstractNum w:abstractNumId="27" w15:restartNumberingAfterBreak="0">
+  <w:abstractNum w:abstractNumId="33" w15:restartNumberingAfterBreak="0">
     <w:nsid w:val="4C6B773D"/>
     <w:multiLevelType w:val="multilevel"/>
     <w:tmpl w:val="3FBEB678"/>
@@ -5360,7 +7101,7 @@
       </w:rPr>
     </w:lvl>
   </w:abstractNum>
-  <w:abstractNum w:abstractNumId="28" w15:restartNumberingAfterBreak="0">
+  <w:abstractNum w:abstractNumId="34" w15:restartNumberingAfterBreak="0">
     <w:nsid w:val="4D3B28E2"/>
     <w:multiLevelType w:val="multilevel"/>
     <w:tmpl w:val="3806BDEC"/>
@@ -5509,7 +7250,7 @@
       </w:rPr>
     </w:lvl>
   </w:abstractNum>
-  <w:abstractNum w:abstractNumId="29" w15:restartNumberingAfterBreak="0">
+  <w:abstractNum w:abstractNumId="35" w15:restartNumberingAfterBreak="0">
     <w:nsid w:val="515E52D6"/>
     <w:multiLevelType w:val="multilevel"/>
     <w:tmpl w:val="217AC120"/>
@@ -5658,7 +7399,7 @@
       </w:rPr>
     </w:lvl>
   </w:abstractNum>
-  <w:abstractNum w:abstractNumId="30" w15:restartNumberingAfterBreak="0">
+  <w:abstractNum w:abstractNumId="36" w15:restartNumberingAfterBreak="0">
     <w:nsid w:val="53A241EE"/>
     <w:multiLevelType w:val="multilevel"/>
     <w:tmpl w:val="0CFA2A92"/>
@@ -5807,7 +7548,7 @@
       </w:rPr>
     </w:lvl>
   </w:abstractNum>
-  <w:abstractNum w:abstractNumId="31" w15:restartNumberingAfterBreak="0">
+  <w:abstractNum w:abstractNumId="37" w15:restartNumberingAfterBreak="0">
     <w:nsid w:val="5431221D"/>
     <w:multiLevelType w:val="multilevel"/>
     <w:tmpl w:val="B2447614"/>
@@ -5956,7 +7697,7 @@
       </w:rPr>
     </w:lvl>
   </w:abstractNum>
-  <w:abstractNum w:abstractNumId="32" w15:restartNumberingAfterBreak="0">
+  <w:abstractNum w:abstractNumId="38" w15:restartNumberingAfterBreak="0">
     <w:nsid w:val="55F44BE2"/>
     <w:multiLevelType w:val="multilevel"/>
     <w:tmpl w:val="A7EC736A"/>
@@ -6105,7 +7846,7 @@
       </w:rPr>
     </w:lvl>
   </w:abstractNum>
-  <w:abstractNum w:abstractNumId="33" w15:restartNumberingAfterBreak="0">
+  <w:abstractNum w:abstractNumId="39" w15:restartNumberingAfterBreak="0">
     <w:nsid w:val="566D6AC2"/>
     <w:multiLevelType w:val="multilevel"/>
     <w:tmpl w:val="DA36DDCC"/>
@@ -6254,7 +7995,7 @@
       </w:rPr>
     </w:lvl>
   </w:abstractNum>
-  <w:abstractNum w:abstractNumId="34" w15:restartNumberingAfterBreak="0">
+  <w:abstractNum w:abstractNumId="40" w15:restartNumberingAfterBreak="0">
     <w:nsid w:val="570B148B"/>
     <w:multiLevelType w:val="multilevel"/>
     <w:tmpl w:val="A8069DA2"/>
@@ -6403,7 +8144,7 @@
       </w:rPr>
     </w:lvl>
   </w:abstractNum>
-  <w:abstractNum w:abstractNumId="35" w15:restartNumberingAfterBreak="0">
+  <w:abstractNum w:abstractNumId="41" w15:restartNumberingAfterBreak="0">
     <w:nsid w:val="58ED4C76"/>
     <w:multiLevelType w:val="multilevel"/>
     <w:tmpl w:val="0F241EA6"/>
@@ -6552,7 +8293,7 @@
       </w:rPr>
     </w:lvl>
   </w:abstractNum>
-  <w:abstractNum w:abstractNumId="36" w15:restartNumberingAfterBreak="0">
+  <w:abstractNum w:abstractNumId="42" w15:restartNumberingAfterBreak="0">
     <w:nsid w:val="5DE1507D"/>
     <w:multiLevelType w:val="multilevel"/>
     <w:tmpl w:val="21E22820"/>
@@ -6701,7 +8442,7 @@
       </w:rPr>
     </w:lvl>
   </w:abstractNum>
-  <w:abstractNum w:abstractNumId="37" w15:restartNumberingAfterBreak="0">
+  <w:abstractNum w:abstractNumId="43" w15:restartNumberingAfterBreak="0">
     <w:nsid w:val="5E036048"/>
     <w:multiLevelType w:val="multilevel"/>
     <w:tmpl w:val="EAA67E1E"/>
@@ -6850,7 +8591,7 @@
       </w:rPr>
     </w:lvl>
   </w:abstractNum>
-  <w:abstractNum w:abstractNumId="38" w15:restartNumberingAfterBreak="0">
+  <w:abstractNum w:abstractNumId="44" w15:restartNumberingAfterBreak="0">
     <w:nsid w:val="616B01D1"/>
     <w:multiLevelType w:val="multilevel"/>
     <w:tmpl w:val="B5A29426"/>
@@ -6999,7 +8740,7 @@
       </w:rPr>
     </w:lvl>
   </w:abstractNum>
-  <w:abstractNum w:abstractNumId="39" w15:restartNumberingAfterBreak="0">
+  <w:abstractNum w:abstractNumId="45" w15:restartNumberingAfterBreak="0">
     <w:nsid w:val="63086D78"/>
     <w:multiLevelType w:val="multilevel"/>
     <w:tmpl w:val="A66AA714"/>
@@ -7148,7 +8889,7 @@
       </w:rPr>
     </w:lvl>
   </w:abstractNum>
-  <w:abstractNum w:abstractNumId="40" w15:restartNumberingAfterBreak="0">
+  <w:abstractNum w:abstractNumId="46" w15:restartNumberingAfterBreak="0">
     <w:nsid w:val="651530BA"/>
     <w:multiLevelType w:val="multilevel"/>
     <w:tmpl w:val="218C6430"/>
@@ -7297,7 +9038,7 @@
       </w:rPr>
     </w:lvl>
   </w:abstractNum>
-  <w:abstractNum w:abstractNumId="41" w15:restartNumberingAfterBreak="0">
+  <w:abstractNum w:abstractNumId="47" w15:restartNumberingAfterBreak="0">
     <w:nsid w:val="663002A6"/>
     <w:multiLevelType w:val="multilevel"/>
     <w:tmpl w:val="8B9C8BE6"/>
@@ -7446,7 +9187,7 @@
       </w:rPr>
     </w:lvl>
   </w:abstractNum>
-  <w:abstractNum w:abstractNumId="42" w15:restartNumberingAfterBreak="0">
+  <w:abstractNum w:abstractNumId="48" w15:restartNumberingAfterBreak="0">
     <w:nsid w:val="668E24D0"/>
     <w:multiLevelType w:val="multilevel"/>
     <w:tmpl w:val="7DE68282"/>
@@ -7562,7 +9303,7 @@
       </w:pPr>
     </w:lvl>
   </w:abstractNum>
-  <w:abstractNum w:abstractNumId="43" w15:restartNumberingAfterBreak="0">
+  <w:abstractNum w:abstractNumId="49" w15:restartNumberingAfterBreak="0">
     <w:nsid w:val="69B648F6"/>
     <w:multiLevelType w:val="multilevel"/>
     <w:tmpl w:val="7F44D98C"/>
@@ -7711,7 +9452,7 @@
       </w:rPr>
     </w:lvl>
   </w:abstractNum>
-  <w:abstractNum w:abstractNumId="44" w15:restartNumberingAfterBreak="0">
+  <w:abstractNum w:abstractNumId="50" w15:restartNumberingAfterBreak="0">
     <w:nsid w:val="717B5E9E"/>
     <w:multiLevelType w:val="multilevel"/>
     <w:tmpl w:val="7DE68282"/>
@@ -7827,7 +9568,7 @@
       </w:pPr>
     </w:lvl>
   </w:abstractNum>
-  <w:abstractNum w:abstractNumId="45" w15:restartNumberingAfterBreak="0">
+  <w:abstractNum w:abstractNumId="51" w15:restartNumberingAfterBreak="0">
     <w:nsid w:val="73560A68"/>
     <w:multiLevelType w:val="multilevel"/>
     <w:tmpl w:val="D0562578"/>
@@ -7976,7 +9717,7 @@
       </w:rPr>
     </w:lvl>
   </w:abstractNum>
-  <w:abstractNum w:abstractNumId="46" w15:restartNumberingAfterBreak="0">
+  <w:abstractNum w:abstractNumId="52" w15:restartNumberingAfterBreak="0">
     <w:nsid w:val="752D1468"/>
     <w:multiLevelType w:val="multilevel"/>
     <w:tmpl w:val="0A304136"/>
@@ -8125,7 +9866,7 @@
       </w:rPr>
     </w:lvl>
   </w:abstractNum>
-  <w:abstractNum w:abstractNumId="47" w15:restartNumberingAfterBreak="0">
+  <w:abstractNum w:abstractNumId="53" w15:restartNumberingAfterBreak="0">
     <w:nsid w:val="778A324B"/>
     <w:multiLevelType w:val="multilevel"/>
     <w:tmpl w:val="34AC1AB4"/>
@@ -8274,7 +10015,7 @@
       </w:rPr>
     </w:lvl>
   </w:abstractNum>
-  <w:abstractNum w:abstractNumId="48" w15:restartNumberingAfterBreak="0">
+  <w:abstractNum w:abstractNumId="54" w15:restartNumberingAfterBreak="0">
     <w:nsid w:val="7BE55734"/>
     <w:multiLevelType w:val="multilevel"/>
     <w:tmpl w:val="74705CF0"/>
@@ -8423,7 +10164,7 @@
       </w:rPr>
     </w:lvl>
   </w:abstractNum>
-  <w:abstractNum w:abstractNumId="49" w15:restartNumberingAfterBreak="0">
+  <w:abstractNum w:abstractNumId="55" w15:restartNumberingAfterBreak="0">
     <w:nsid w:val="7BF00466"/>
     <w:multiLevelType w:val="multilevel"/>
     <w:tmpl w:val="F8EAC3F8"/>
@@ -8572,7 +10313,7 @@
       </w:rPr>
     </w:lvl>
   </w:abstractNum>
-  <w:abstractNum w:abstractNumId="50" w15:restartNumberingAfterBreak="0">
+  <w:abstractNum w:abstractNumId="56" w15:restartNumberingAfterBreak="0">
     <w:nsid w:val="7D6029C7"/>
     <w:multiLevelType w:val="multilevel"/>
     <w:tmpl w:val="E744DC5E"/>
@@ -8721,7 +10462,7 @@
       </w:rPr>
     </w:lvl>
   </w:abstractNum>
-  <w:abstractNum w:abstractNumId="51" w15:restartNumberingAfterBreak="0">
+  <w:abstractNum w:abstractNumId="57" w15:restartNumberingAfterBreak="0">
     <w:nsid w:val="7DB31074"/>
     <w:multiLevelType w:val="multilevel"/>
     <w:tmpl w:val="E5323C6E"/>
@@ -8870,7 +10611,7 @@
       </w:rPr>
     </w:lvl>
   </w:abstractNum>
-  <w:abstractNum w:abstractNumId="52" w15:restartNumberingAfterBreak="0">
+  <w:abstractNum w:abstractNumId="58" w15:restartNumberingAfterBreak="0">
     <w:nsid w:val="7DF208A8"/>
     <w:multiLevelType w:val="multilevel"/>
     <w:tmpl w:val="A662A2F6"/>
@@ -9020,55 +10761,55 @@
     </w:lvl>
   </w:abstractNum>
   <w:num w:numId="1" w16cid:durableId="573853758">
+    <w:abstractNumId w:val="57"/>
+  </w:num>
+  <w:num w:numId="2" w16cid:durableId="314796264">
+    <w:abstractNumId w:val="47"/>
+  </w:num>
+  <w:num w:numId="3" w16cid:durableId="800079112">
+    <w:abstractNumId w:val="35"/>
+  </w:num>
+  <w:num w:numId="4" w16cid:durableId="1487165655">
+    <w:abstractNumId w:val="19"/>
+  </w:num>
+  <w:num w:numId="5" w16cid:durableId="693043837">
+    <w:abstractNumId w:val="8"/>
+  </w:num>
+  <w:num w:numId="6" w16cid:durableId="775246725">
+    <w:abstractNumId w:val="44"/>
+  </w:num>
+  <w:num w:numId="7" w16cid:durableId="401565673">
+    <w:abstractNumId w:val="29"/>
+  </w:num>
+  <w:num w:numId="8" w16cid:durableId="231500954">
+    <w:abstractNumId w:val="24"/>
+  </w:num>
+  <w:num w:numId="9" w16cid:durableId="1278021677">
+    <w:abstractNumId w:val="40"/>
+  </w:num>
+  <w:num w:numId="10" w16cid:durableId="255094929">
     <w:abstractNumId w:val="51"/>
   </w:num>
-  <w:num w:numId="2" w16cid:durableId="314796264">
-    <w:abstractNumId w:val="41"/>
+  <w:num w:numId="11" w16cid:durableId="1666587547">
+    <w:abstractNumId w:val="52"/>
   </w:num>
-  <w:num w:numId="3" w16cid:durableId="800079112">
-    <w:abstractNumId w:val="29"/>
-  </w:num>
-  <w:num w:numId="4" w16cid:durableId="1487165655">
-    <w:abstractNumId w:val="16"/>
-  </w:num>
-  <w:num w:numId="5" w16cid:durableId="693043837">
+  <w:num w:numId="12" w16cid:durableId="3014905">
     <w:abstractNumId w:val="7"/>
   </w:num>
-  <w:num w:numId="6" w16cid:durableId="775246725">
-    <w:abstractNumId w:val="38"/>
+  <w:num w:numId="13" w16cid:durableId="994070721">
+    <w:abstractNumId w:val="11"/>
   </w:num>
-  <w:num w:numId="7" w16cid:durableId="401565673">
-    <w:abstractNumId w:val="23"/>
+  <w:num w:numId="14" w16cid:durableId="994335149">
+    <w:abstractNumId w:val="56"/>
   </w:num>
-  <w:num w:numId="8" w16cid:durableId="231500954">
-    <w:abstractNumId w:val="20"/>
+  <w:num w:numId="15" w16cid:durableId="1587688221">
+    <w:abstractNumId w:val="26"/>
   </w:num>
-  <w:num w:numId="9" w16cid:durableId="1278021677">
-    <w:abstractNumId w:val="34"/>
-  </w:num>
-  <w:num w:numId="10" w16cid:durableId="255094929">
+  <w:num w:numId="16" w16cid:durableId="334456617">
     <w:abstractNumId w:val="45"/>
   </w:num>
-  <w:num w:numId="11" w16cid:durableId="1666587547">
-    <w:abstractNumId w:val="46"/>
-  </w:num>
-  <w:num w:numId="12" w16cid:durableId="3014905">
-    <w:abstractNumId w:val="6"/>
-  </w:num>
-  <w:num w:numId="13" w16cid:durableId="994070721">
-    <w:abstractNumId w:val="9"/>
-  </w:num>
-  <w:num w:numId="14" w16cid:durableId="994335149">
-    <w:abstractNumId w:val="50"/>
-  </w:num>
-  <w:num w:numId="15" w16cid:durableId="1587688221">
-    <w:abstractNumId w:val="22"/>
-  </w:num>
-  <w:num w:numId="16" w16cid:durableId="334456617">
-    <w:abstractNumId w:val="39"/>
-  </w:num>
   <w:num w:numId="17" w16cid:durableId="1120025583">
-    <w:abstractNumId w:val="4"/>
+    <w:abstractNumId w:val="5"/>
   </w:num>
   <w:num w:numId="18" w16cid:durableId="1246570099">
     <w:abstractNumId w:val="1"/>
@@ -9077,91 +10818,91 @@
     <w:abstractNumId w:val="2"/>
   </w:num>
   <w:num w:numId="20" w16cid:durableId="56319285">
-    <w:abstractNumId w:val="43"/>
+    <w:abstractNumId w:val="49"/>
   </w:num>
   <w:num w:numId="21" w16cid:durableId="159153948">
-    <w:abstractNumId w:val="13"/>
+    <w:abstractNumId w:val="16"/>
   </w:num>
   <w:num w:numId="22" w16cid:durableId="1572151915">
+    <w:abstractNumId w:val="38"/>
+  </w:num>
+  <w:num w:numId="23" w16cid:durableId="1476752061">
+    <w:abstractNumId w:val="12"/>
+  </w:num>
+  <w:num w:numId="24" w16cid:durableId="447552272">
+    <w:abstractNumId w:val="54"/>
+  </w:num>
+  <w:num w:numId="25" w16cid:durableId="35083302">
+    <w:abstractNumId w:val="58"/>
+  </w:num>
+  <w:num w:numId="26" w16cid:durableId="1268544452">
+    <w:abstractNumId w:val="14"/>
+  </w:num>
+  <w:num w:numId="27" w16cid:durableId="1645962935">
+    <w:abstractNumId w:val="42"/>
+  </w:num>
+  <w:num w:numId="28" w16cid:durableId="1616712300">
+    <w:abstractNumId w:val="41"/>
+  </w:num>
+  <w:num w:numId="29" w16cid:durableId="1438596038">
+    <w:abstractNumId w:val="10"/>
+  </w:num>
+  <w:num w:numId="30" w16cid:durableId="1666324427">
+    <w:abstractNumId w:val="15"/>
+  </w:num>
+  <w:num w:numId="31" w16cid:durableId="2143306140">
+    <w:abstractNumId w:val="6"/>
+  </w:num>
+  <w:num w:numId="32" w16cid:durableId="732234729">
     <w:abstractNumId w:val="32"/>
   </w:num>
-  <w:num w:numId="23" w16cid:durableId="1476752061">
-    <w:abstractNumId w:val="10"/>
-  </w:num>
-  <w:num w:numId="24" w16cid:durableId="447552272">
-    <w:abstractNumId w:val="48"/>
-  </w:num>
-  <w:num w:numId="25" w16cid:durableId="35083302">
-    <w:abstractNumId w:val="52"/>
-  </w:num>
-  <w:num w:numId="26" w16cid:durableId="1268544452">
-    <w:abstractNumId w:val="11"/>
-  </w:num>
-  <w:num w:numId="27" w16cid:durableId="1645962935">
-    <w:abstractNumId w:val="36"/>
-  </w:num>
-  <w:num w:numId="28" w16cid:durableId="1616712300">
-    <w:abstractNumId w:val="35"/>
-  </w:num>
-  <w:num w:numId="29" w16cid:durableId="1438596038">
-    <w:abstractNumId w:val="8"/>
-  </w:num>
-  <w:num w:numId="30" w16cid:durableId="1666324427">
-    <w:abstractNumId w:val="12"/>
-  </w:num>
-  <w:num w:numId="31" w16cid:durableId="2143306140">
-    <w:abstractNumId w:val="5"/>
-  </w:num>
-  <w:num w:numId="32" w16cid:durableId="732234729">
-    <w:abstractNumId w:val="26"/>
-  </w:num>
   <w:num w:numId="33" w16cid:durableId="1320038095">
-    <w:abstractNumId w:val="33"/>
+    <w:abstractNumId w:val="39"/>
   </w:num>
   <w:num w:numId="34" w16cid:durableId="1395853981">
-    <w:abstractNumId w:val="24"/>
+    <w:abstractNumId w:val="30"/>
   </w:num>
   <w:num w:numId="35" w16cid:durableId="99691184">
-    <w:abstractNumId w:val="31"/>
+    <w:abstractNumId w:val="37"/>
   </w:num>
   <w:num w:numId="36" w16cid:durableId="1709254141">
-    <w:abstractNumId w:val="17"/>
+    <w:abstractNumId w:val="20"/>
   </w:num>
   <w:num w:numId="37" w16cid:durableId="681050577">
-    <w:abstractNumId w:val="47"/>
+    <w:abstractNumId w:val="53"/>
   </w:num>
   <w:num w:numId="38" w16cid:durableId="125009602">
-    <w:abstractNumId w:val="40"/>
+    <w:abstractNumId w:val="46"/>
   </w:num>
   <w:num w:numId="39" w16cid:durableId="34038575">
     <w:abstractNumId w:val="3"/>
   </w:num>
   <w:num w:numId="40" w16cid:durableId="587080780">
-    <w:abstractNumId w:val="27"/>
+    <w:abstractNumId w:val="33"/>
   </w:num>
   <w:num w:numId="41" w16cid:durableId="122623446">
-    <w:abstractNumId w:val="28"/>
+    <w:abstractNumId w:val="34"/>
   </w:num>
   <w:num w:numId="42" w16cid:durableId="416485644">
-    <w:abstractNumId w:val="30"/>
+    <w:abstractNumId w:val="36"/>
   </w:num>
   <w:num w:numId="43" w16cid:durableId="1421370694">
-    <w:abstractNumId w:val="21"/>
+    <w:abstractNumId w:val="25"/>
   </w:num>
   <w:num w:numId="44" w16cid:durableId="1943295624">
-    <w:abstractNumId w:val="14"/>
+    <w:abstractNumId w:val="17"/>
   </w:num>
   <w:num w:numId="45" w16cid:durableId="1999460493">
-    <w:abstractNumId w:val="25"/>
+    <w:abstractNumId w:val="31"/>
   </w:num>
   <w:num w:numId="46" w16cid:durableId="1829705796">
-    <w:abstractNumId w:val="49"/>
+    <w:abstractNumId w:val="55"/>
   </w:num>
   <w:num w:numId="47" w16cid:durableId="1054086538">
-    <w:abstractNumId w:val="37"/>
+    <w:abstractNumId w:val="43"/>
   </w:num>
   <w:num w:numId="48" w16cid:durableId="1849444199">
-    <w:abstractNumId w:val="42"/>
+    <w:abstractNumId w:val="48"/>
     <w:lvlOverride w:ilvl="0"/>
     <w:lvlOverride w:ilvl="1"/>
     <w:lvlOverride w:ilvl="2">
@@ -9187,7 +10928,7 @@
     </w:lvlOverride>
   </w:num>
   <w:num w:numId="49" w16cid:durableId="1845321404">
-    <w:abstractNumId w:val="44"/>
+    <w:abstractNumId w:val="50"/>
     <w:lvlOverride w:ilvl="0"/>
     <w:lvlOverride w:ilvl="1"/>
     <w:lvlOverride w:ilvl="2">
@@ -9239,7 +10980,7 @@
     </w:lvlOverride>
   </w:num>
   <w:num w:numId="51" w16cid:durableId="1340278912">
-    <w:abstractNumId w:val="15"/>
+    <w:abstractNumId w:val="18"/>
     <w:lvlOverride w:ilvl="0"/>
     <w:lvlOverride w:ilvl="1"/>
     <w:lvlOverride w:ilvl="2">
@@ -9265,19 +11006,28 @@
     </w:lvlOverride>
   </w:num>
   <w:num w:numId="52" w16cid:durableId="2062054129">
-    <w:abstractNumId w:val="18"/>
-    <w:lvlOverride w:ilvl="0"/>
-    <w:lvlOverride w:ilvl="1"/>
-    <w:lvlOverride w:ilvl="2"/>
-    <w:lvlOverride w:ilvl="3"/>
-    <w:lvlOverride w:ilvl="4"/>
-    <w:lvlOverride w:ilvl="5"/>
-    <w:lvlOverride w:ilvl="6"/>
-    <w:lvlOverride w:ilvl="7"/>
-    <w:lvlOverride w:ilvl="8"/>
+    <w:abstractNumId w:val="22"/>
   </w:num>
   <w:num w:numId="53" w16cid:durableId="1856111396">
-    <w:abstractNumId w:val="19"/>
+    <w:abstractNumId w:val="23"/>
+  </w:num>
+  <w:num w:numId="54" w16cid:durableId="345405995">
+    <w:abstractNumId w:val="13"/>
+  </w:num>
+  <w:num w:numId="55" w16cid:durableId="1555460809">
+    <w:abstractNumId w:val="27"/>
+  </w:num>
+  <w:num w:numId="56" w16cid:durableId="1835411145">
+    <w:abstractNumId w:val="9"/>
+  </w:num>
+  <w:num w:numId="57" w16cid:durableId="86124070">
+    <w:abstractNumId w:val="28"/>
+  </w:num>
+  <w:num w:numId="58" w16cid:durableId="529756297">
+    <w:abstractNumId w:val="4"/>
+  </w:num>
+  <w:num w:numId="59" w16cid:durableId="740561251">
+    <w:abstractNumId w:val="21"/>
   </w:num>
 </w:numbering>
 </file>

--- a/Դիպլոմային.docx
+++ b/Դիպլոմային.docx
@@ -26,13 +26,14 @@
     <w:p>
       <w:pPr>
         <w:pStyle w:val="NormalWeb"/>
+        <w:tabs>
+          <w:tab w:val="left" w:pos="1530"/>
+        </w:tabs>
         <w:spacing w:line="36" w:lineRule="atLeast"/>
-        <w:ind w:firstLine="426"/>
+        <w:ind w:left="90" w:right="180" w:firstLine="90"/>
         <w:jc w:val="both"/>
         <w:rPr>
           <w:rFonts w:ascii="Sylfaen" w:hAnsi="Sylfaen"/>
-          <w:b/>
-          <w:bCs/>
           <w:lang w:val="hy-AM"/>
         </w:rPr>
       </w:pPr>
@@ -78,20 +79,21 @@
         </w:rPr>
         <w:t xml:space="preserve"> Մեքենաների որոնման և ֆիլտրացիայի համակարգ, որը հնարավորություն է տալիս հեշտորեն դասակարգել ապրանքները։ Վաճառողի համար կա հարմար ներմուծման էջ, որտեղ բոլոր պետքական տվյալներով պիտի ներմուծվեն վաճառվող մեքենաները, ինչպես նաև կա գնողների ցուցակը, ընտրելու և մերժելու ֆունկցիոնալություն և այլն։</w:t>
       </w:r>
-      <w:r>
-        <w:rPr>
-          <w:rFonts w:ascii="Sylfaen" w:hAnsi="Sylfaen"/>
-          <w:lang w:val="hy-AM"/>
-        </w:rPr>
-        <w:br/>
-      </w:r>
-      <w:r>
-        <w:rPr>
-          <w:rFonts w:ascii="Sylfaen" w:hAnsi="Sylfaen"/>
-          <w:lang w:val="hy-AM"/>
-        </w:rPr>
-        <w:br/>
-      </w:r>
+    </w:p>
+    <w:p>
+      <w:pPr>
+        <w:pStyle w:val="NormalWeb"/>
+        <w:tabs>
+          <w:tab w:val="left" w:pos="1530"/>
+        </w:tabs>
+        <w:spacing w:line="36" w:lineRule="atLeast"/>
+        <w:ind w:left="90" w:right="180" w:hanging="90"/>
+        <w:jc w:val="both"/>
+        <w:rPr>
+          <w:rFonts w:ascii="Sylfaen" w:hAnsi="Sylfaen"/>
+          <w:lang w:val="hy-AM"/>
+        </w:rPr>
+      </w:pPr>
     </w:p>
     <w:p>
       <w:pPr>
@@ -1692,14 +1694,6 @@
           <w:lang w:val="hy-AM" w:eastAsia="ru-RU"/>
         </w:rPr>
         <w:br/>
-      </w:r>
-      <w:r>
-        <w:rPr>
-          <w:rFonts w:ascii="Sylfaen" w:eastAsia="Times New Roman" w:hAnsi="Sylfaen" w:cs="Times New Roman"/>
-          <w:sz w:val="24"/>
-          <w:szCs w:val="24"/>
-          <w:lang w:val="hy-AM" w:eastAsia="ru-RU"/>
-        </w:rPr>
         <w:t>Վեբ բրաուզերը ծրագիր է, որն օգտագործվում է Համացանց մուտք գործելու և դրանից օգտվելու համար։ Երբ օգտատերը որևէ կայքի հասցեով վեբ էջ է մուտք գործում, բրաուզերը ֆայլերը վերցնում է սերվերից և էջը ցուցադրում օգտատիրոջ էկրանին։</w:t>
       </w:r>
     </w:p>
@@ -1847,7 +1841,7 @@
           <w:bCs/>
           <w:sz w:val="36"/>
           <w:szCs w:val="36"/>
-          <w:lang w:eastAsia="ru-RU"/>
+          <w:lang w:val="hy-AM" w:eastAsia="ru-RU"/>
         </w:rPr>
         <w:t>Սերվեր</w:t>
       </w:r>
@@ -2240,7 +2234,7 @@
     <w:sectPr>
       <w:footerReference w:type="default" r:id="rId8"/>
       <w:pgSz w:w="11906" w:h="16838" w:code="9"/>
-      <w:pgMar w:top="1134" w:right="567" w:bottom="1418" w:left="1701" w:header="709" w:footer="709" w:gutter="0"/>
+      <w:pgMar w:top="1134" w:right="926" w:bottom="1418" w:left="1260" w:header="709" w:footer="709" w:gutter="0"/>
       <w:cols w:space="708"/>
       <w:docGrid w:linePitch="360"/>
     </w:sectPr>
@@ -11515,6 +11509,7 @@
   <w:style w:type="character" w:default="1" w:styleId="DefaultParagraphFont">
     <w:name w:val="Default Paragraph Font"/>
     <w:uiPriority w:val="1"/>
+    <w:semiHidden/>
     <w:unhideWhenUsed/>
   </w:style>
   <w:style w:type="table" w:default="1" w:styleId="TableNormal">

--- a/Դիպլոմային.docx
+++ b/Դիպլոմային.docx
@@ -106,13 +106,13 @@
         <w:ind w:left="90" w:right="180" w:firstLine="90"/>
         <w:rPr>
           <w:rFonts w:ascii="Sylfaen" w:hAnsi="Sylfaen"/>
-          <w:lang w:val="en-US"/>
+          <w:lang w:val="hy-AM"/>
         </w:rPr>
       </w:pPr>
       <w:r>
         <w:rPr>
           <w:rFonts w:ascii="Sylfaen" w:hAnsi="Sylfaen"/>
-          <w:lang w:val="en-US"/>
+          <w:lang w:val="hy-AM"/>
         </w:rPr>
         <w:t>Գործող համակարգերի հիմնական թերություններն են.</w:t>
       </w:r>
@@ -132,7 +132,7 @@
         <w:jc w:val="both"/>
         <w:rPr>
           <w:rFonts w:ascii="Sylfaen" w:hAnsi="Sylfaen"/>
-          <w:lang w:val="en-US"/>
+          <w:lang w:val="hy-AM"/>
         </w:rPr>
       </w:pPr>
       <w:r>
@@ -140,7 +140,7 @@
           <w:rFonts w:ascii="Sylfaen" w:hAnsi="Sylfaen"/>
           <w:b/>
           <w:bCs/>
-          <w:lang w:val="en-US"/>
+          <w:lang w:val="hy-AM"/>
         </w:rPr>
         <w:t xml:space="preserve">Հնացած </w:t>
       </w:r>
@@ -149,7 +149,7 @@
           <w:rFonts w:ascii="Sylfaen" w:hAnsi="Sylfaen"/>
           <w:b/>
           <w:bCs/>
-          <w:lang w:val="en-US"/>
+          <w:lang w:val="hy-AM"/>
         </w:rPr>
         <w:t>տեխնոլոգիա</w:t>
       </w:r>
@@ -158,14 +158,14 @@
           <w:rFonts w:ascii="Sylfaen" w:hAnsi="Sylfaen"/>
           <w:b/>
           <w:bCs/>
-          <w:lang w:val="en-US"/>
+          <w:lang w:val="hy-AM"/>
         </w:rPr>
         <w:t xml:space="preserve"> և ինտերֆեյս (UI/UX):</w:t>
       </w:r>
       <w:r>
         <w:rPr>
           <w:rFonts w:ascii="Sylfaen" w:hAnsi="Sylfaen"/>
-          <w:lang w:val="en-US"/>
+          <w:lang w:val="hy-AM"/>
         </w:rPr>
         <w:t xml:space="preserve"> Կայքերը տեխնիկապես հնացած են, ծանրաբեռնված են մեծաքանակ գովազդային վահանակներով և ունեն ոչ ինտուիտիվ դիզայն, ինչը բարդացնում է նպատակային տեղեկատվության որոնումը:</w:t>
       </w:r>
@@ -185,7 +185,7 @@
         <w:jc w:val="both"/>
         <w:rPr>
           <w:rFonts w:ascii="Sylfaen" w:hAnsi="Sylfaen"/>
-          <w:lang w:val="en-US"/>
+          <w:lang w:val="hy-AM"/>
         </w:rPr>
       </w:pPr>
       <w:r>
@@ -193,14 +193,14 @@
           <w:rFonts w:ascii="Sylfaen" w:hAnsi="Sylfaen"/>
           <w:b/>
           <w:bCs/>
-          <w:lang w:val="en-US"/>
+          <w:lang w:val="hy-AM"/>
         </w:rPr>
         <w:t>Անվտանգության և վստահության բացակայություն:</w:t>
       </w:r>
       <w:r>
         <w:rPr>
           <w:rFonts w:ascii="Sylfaen" w:hAnsi="Sylfaen"/>
-          <w:lang w:val="en-US"/>
+          <w:lang w:val="hy-AM"/>
         </w:rPr>
         <w:t xml:space="preserve"> Վերիֆիկացիայի գործիքների և օգտատերերի օբյեկտիվ գնահատման (rating) համակարգի բացակայությունը անհնար է դարձնում բարեխիղճ օգտատերերի և զեղծարարների տարբերակումը՝ մեծացնելով ֆինանսական ռիսկերը:</w:t>
       </w:r>
@@ -220,7 +220,7 @@
         <w:jc w:val="both"/>
         <w:rPr>
           <w:rFonts w:ascii="Sylfaen" w:hAnsi="Sylfaen"/>
-          <w:lang w:val="en-US"/>
+          <w:lang w:val="hy-AM"/>
         </w:rPr>
       </w:pPr>
       <w:r>
@@ -228,14 +228,14 @@
           <w:rFonts w:ascii="Sylfaen" w:hAnsi="Sylfaen"/>
           <w:b/>
           <w:bCs/>
-          <w:lang w:val="en-US"/>
+          <w:lang w:val="hy-AM"/>
         </w:rPr>
         <w:t>Ֆունկցիոնալ սահմանափակումներ:</w:t>
       </w:r>
       <w:r>
         <w:rPr>
           <w:rFonts w:ascii="Sylfaen" w:hAnsi="Sylfaen"/>
-          <w:lang w:val="en-US"/>
+          <w:lang w:val="hy-AM"/>
         </w:rPr>
         <w:t xml:space="preserve"> Հարթակները գործում են բացառապես որպես սովորական լիսթինգ (listing) տեղեկատուներ՝ չտրամադրելով գործարքների կառավարման և հաճախորդ-վաճառող կապի ապահովման ժամանակակից գործիքներ:</w:t>
       </w:r>
@@ -251,7 +251,9 @@
         <w:jc w:val="both"/>
         <w:rPr>
           <w:rFonts w:ascii="Sylfaen" w:hAnsi="Sylfaen"/>
-          <w:lang w:val="en-US"/>
+          <w:b/>
+          <w:bCs/>
+          <w:lang w:val="hy-AM"/>
         </w:rPr>
       </w:pPr>
       <w:r>
@@ -259,25 +261,9 @@
           <w:rFonts w:ascii="Sylfaen" w:hAnsi="Sylfaen"/>
           <w:b/>
           <w:bCs/>
-          <w:lang w:val="en-US"/>
+          <w:lang w:val="hy-AM"/>
         </w:rPr>
         <w:t>Աշխատանքի նպատակը և առաջարկվող լուծումը</w:t>
-      </w:r>
-      <w:r>
-        <w:rPr>
-          <w:rFonts w:ascii="Sylfaen" w:hAnsi="Sylfaen"/>
-          <w:b/>
-          <w:bCs/>
-          <w:lang w:val="en-US"/>
-        </w:rPr>
-        <w:t>:</w:t>
-      </w:r>
-      <w:r>
-        <w:rPr>
-          <w:rFonts w:ascii="Sylfaen" w:hAnsi="Sylfaen"/>
-          <w:lang w:val="en-US"/>
-        </w:rPr>
-        <w:t xml:space="preserve"> Այս ավարտական աշխատանքի նպատակն է նախագծել և իրագործել ավտոմեքենաների առքուվաճառքի ժամանակակից, լիարժեք ֆունկցիոնալ վեբ հավելված (Full-stack web application), որը կլուծի վերոնշյալ խնդիրները՝ ապահովելով հուսալի հաճախորդ-սերվեր (client-server) փոխազդեցություն, տվյալների բազայի օպտիմալ կառավարում և անվտանգ գործարքային միջավայր։</w:t>
       </w:r>
     </w:p>
     <w:p>
@@ -291,22 +277,61 @@
         <w:jc w:val="both"/>
         <w:rPr>
           <w:rFonts w:ascii="Sylfaen" w:hAnsi="Sylfaen"/>
-          <w:lang w:val="en-US"/>
+          <w:lang w:val="hy-AM"/>
         </w:rPr>
       </w:pPr>
       <w:r>
         <w:rPr>
           <w:rFonts w:ascii="Sylfaen" w:hAnsi="Sylfaen"/>
-          <w:b/>
-          <w:bCs/>
-          <w:lang w:val="en-US"/>
+          <w:lang w:val="hy-AM"/>
+        </w:rPr>
+        <w:t>Այս ավարտական աշխատանքի նպատակն է նախագծել և իրագործել ավտոմեքենաների առքուվաճառքի ժամանակակից, լիարժեք ֆունկցիոնալ վեբ հավելված (Full-stack web application), որը կլուծի վերոնշյալ խնդիրները՝ ապահովելով հուսալի հաճախորդ-սերվեր (client-server) փոխազդեցություն, տվյալների բազայի օպտիմալ կառավարում և անվտանգ գործարքային միջավայր։</w:t>
+      </w:r>
+    </w:p>
+    <w:p>
+      <w:pPr>
+        <w:pStyle w:val="NormalWeb"/>
+        <w:tabs>
+          <w:tab w:val="left" w:pos="1530"/>
+        </w:tabs>
+        <w:spacing w:line="36" w:lineRule="atLeast"/>
+        <w:ind w:left="90" w:right="180" w:firstLine="90"/>
+        <w:jc w:val="both"/>
+        <w:rPr>
+          <w:rFonts w:ascii="Sylfaen" w:hAnsi="Sylfaen"/>
+          <w:b/>
+          <w:bCs/>
+          <w:lang w:val="hy-AM"/>
+        </w:rPr>
+      </w:pPr>
+      <w:r>
+        <w:rPr>
+          <w:rFonts w:ascii="Sylfaen" w:hAnsi="Sylfaen"/>
+          <w:b/>
+          <w:bCs/>
+          <w:lang w:val="hy-AM"/>
         </w:rPr>
         <w:t>Համակարգի հիմնական ֆունկցիոնալությունը</w:t>
       </w:r>
-      <w:r>
+    </w:p>
+    <w:p>
+      <w:pPr>
+        <w:pStyle w:val="NormalWeb"/>
+        <w:tabs>
+          <w:tab w:val="left" w:pos="1530"/>
+        </w:tabs>
+        <w:spacing w:line="36" w:lineRule="atLeast"/>
+        <w:ind w:left="90" w:right="180" w:firstLine="90"/>
+        <w:jc w:val="both"/>
         <w:rPr>
           <w:rFonts w:ascii="Sylfaen" w:hAnsi="Sylfaen"/>
-          <w:lang w:val="en-US"/>
+          <w:lang w:val="hy-AM"/>
+        </w:rPr>
+      </w:pPr>
+      <w:r>
+        <w:rPr>
+          <w:rFonts w:ascii="Sylfaen" w:hAnsi="Sylfaen"/>
+          <w:lang w:val="hy-AM"/>
         </w:rPr>
         <w:t xml:space="preserve"> Նախագծված համակարգը հիմնված է դերային մոդելի վրա (Role-Based Access Control՝ գնորդ/վաճառող հստակ տարանջատմամբ) և տրամադրում է հետևյալ գործիքակազմը.</w:t>
       </w:r>
@@ -326,7 +351,7 @@
         <w:jc w:val="both"/>
         <w:rPr>
           <w:rFonts w:ascii="Sylfaen" w:hAnsi="Sylfaen"/>
-          <w:lang w:val="en-US"/>
+          <w:lang w:val="hy-AM"/>
         </w:rPr>
       </w:pPr>
       <w:r>
@@ -334,24 +359,17 @@
           <w:rFonts w:ascii="Sylfaen" w:hAnsi="Sylfaen"/>
           <w:b/>
           <w:bCs/>
-          <w:lang w:val="en-US"/>
-        </w:rPr>
+          <w:lang w:val="hy-AM"/>
+        </w:rPr>
+        <w:lastRenderedPageBreak/>
         <w:t>Տվյալների մշակում և որոնում:</w:t>
       </w:r>
       <w:r>
         <w:rPr>
           <w:rFonts w:ascii="Sylfaen" w:hAnsi="Sylfaen"/>
-          <w:lang w:val="en-US"/>
-        </w:rPr>
-        <w:t xml:space="preserve"> Ներդրված է մեքենաների որոնման և բազմամակարդակ ֆիլտրացիայի համակարգ, որը հնարավորություն է տալիս </w:t>
-      </w:r>
-      <w:r>
-        <w:rPr>
-          <w:rFonts w:ascii="Sylfaen" w:hAnsi="Sylfaen"/>
-          <w:lang w:val="en-US"/>
-        </w:rPr>
-        <w:lastRenderedPageBreak/>
-        <w:t>արագ և ճշգրիտ դասակարգել ապրանքներն ըստ տեխնիկական և գնային պարամետրերի։</w:t>
+          <w:lang w:val="hy-AM"/>
+        </w:rPr>
+        <w:t xml:space="preserve"> Ներդրված է մեքենաների որոնման և բազմամակարդակ ֆիլտրացիայի համակարգ, որը հնարավորություն է տալիս արագ և ճշգրիտ դասակարգել ապրանքներն ըստ տեխնիկական և գնային պարամետրերի։</w:t>
       </w:r>
     </w:p>
     <w:p>
@@ -369,7 +387,7 @@
         <w:jc w:val="both"/>
         <w:rPr>
           <w:rFonts w:ascii="Sylfaen" w:hAnsi="Sylfaen"/>
-          <w:lang w:val="en-US"/>
+          <w:lang w:val="hy-AM"/>
         </w:rPr>
       </w:pPr>
       <w:r>
@@ -377,14 +395,14 @@
           <w:rFonts w:ascii="Sylfaen" w:hAnsi="Sylfaen"/>
           <w:b/>
           <w:bCs/>
-          <w:lang w:val="en-US"/>
+          <w:lang w:val="hy-AM"/>
         </w:rPr>
         <w:t>Վաճառողի անհատական վահանակ (Dashboard):</w:t>
       </w:r>
       <w:r>
         <w:rPr>
           <w:rFonts w:ascii="Sylfaen" w:hAnsi="Sylfaen"/>
-          <w:lang w:val="en-US"/>
+          <w:lang w:val="hy-AM"/>
         </w:rPr>
         <w:t xml:space="preserve"> Մշակվել է ավտոմեքենաների մուտքագրման օպտիմիզացված և հարմարավետ ինտերֆեյս, որը երաշխավորում է բոլոր անհրաժեշտ տեխնիկական տվյալների ճշգրիտ հավաքագրումը և ցուցադրումը տվյալների բազայից:</w:t>
       </w:r>
@@ -404,7 +422,7 @@
         <w:jc w:val="both"/>
         <w:rPr>
           <w:rFonts w:ascii="Sylfaen" w:hAnsi="Sylfaen"/>
-          <w:lang w:val="en-US"/>
+          <w:lang w:val="hy-AM"/>
         </w:rPr>
       </w:pPr>
       <w:r>
@@ -412,14 +430,14 @@
           <w:rFonts w:ascii="Sylfaen" w:hAnsi="Sylfaen"/>
           <w:b/>
           <w:bCs/>
-          <w:lang w:val="en-US"/>
+          <w:lang w:val="hy-AM"/>
         </w:rPr>
         <w:t>Գործարքների և հարցումների կառավարում:</w:t>
       </w:r>
       <w:r>
         <w:rPr>
           <w:rFonts w:ascii="Sylfaen" w:hAnsi="Sylfaen"/>
-          <w:lang w:val="en-US"/>
+          <w:lang w:val="hy-AM"/>
         </w:rPr>
         <w:t xml:space="preserve"> Համակարգն ապահովում է պոտենցիալ գնորդների ցանկի գեներացում, հայտերի մոնիտորինգ, ինչպես նաև վաճառողի կողմից առաջարկների ընդունման կամ մերժման ավտոմատացված ֆունկցիոնալություն:</w:t>
       </w:r>
@@ -436,7 +454,7 @@
           <w:rFonts w:ascii="Sylfaen" w:hAnsi="Sylfaen"/>
           <w:b/>
           <w:bCs/>
-          <w:lang w:val="en-US"/>
+          <w:lang w:val="hy-AM"/>
         </w:rPr>
       </w:pPr>
     </w:p>
@@ -452,7 +470,7 @@
           <w:rFonts w:ascii="Sylfaen" w:hAnsi="Sylfaen"/>
           <w:b/>
           <w:bCs/>
-          <w:lang w:val="en-US"/>
+          <w:lang w:val="hy-AM"/>
         </w:rPr>
       </w:pPr>
     </w:p>
@@ -468,7 +486,7 @@
           <w:rFonts w:ascii="Sylfaen" w:hAnsi="Sylfaen"/>
           <w:b/>
           <w:bCs/>
-          <w:lang w:val="en-US"/>
+          <w:lang w:val="hy-AM"/>
         </w:rPr>
       </w:pPr>
     </w:p>
@@ -484,7 +502,7 @@
           <w:rFonts w:ascii="Sylfaen" w:hAnsi="Sylfaen"/>
           <w:b/>
           <w:bCs/>
-          <w:lang w:val="en-US"/>
+          <w:lang w:val="hy-AM"/>
         </w:rPr>
       </w:pPr>
     </w:p>
@@ -500,7 +518,7 @@
           <w:rFonts w:ascii="Sylfaen" w:hAnsi="Sylfaen"/>
           <w:b/>
           <w:bCs/>
-          <w:lang w:val="en-US"/>
+          <w:lang w:val="hy-AM"/>
         </w:rPr>
       </w:pPr>
     </w:p>
@@ -516,7 +534,7 @@
           <w:rFonts w:ascii="Sylfaen" w:hAnsi="Sylfaen"/>
           <w:b/>
           <w:bCs/>
-          <w:lang w:val="en-US"/>
+          <w:lang w:val="hy-AM"/>
         </w:rPr>
       </w:pPr>
     </w:p>
@@ -532,7 +550,7 @@
           <w:rFonts w:ascii="Sylfaen" w:hAnsi="Sylfaen"/>
           <w:b/>
           <w:bCs/>
-          <w:lang w:val="en-US"/>
+          <w:lang w:val="hy-AM"/>
         </w:rPr>
       </w:pPr>
     </w:p>
@@ -548,7 +566,7 @@
           <w:rFonts w:ascii="Sylfaen" w:hAnsi="Sylfaen"/>
           <w:b/>
           <w:bCs/>
-          <w:lang w:val="en-US"/>
+          <w:lang w:val="hy-AM"/>
         </w:rPr>
       </w:pPr>
     </w:p>
@@ -564,7 +582,7 @@
           <w:rFonts w:ascii="Sylfaen" w:hAnsi="Sylfaen"/>
           <w:b/>
           <w:bCs/>
-          <w:lang w:val="en-US"/>
+          <w:lang w:val="hy-AM"/>
         </w:rPr>
       </w:pPr>
     </w:p>
@@ -580,7 +598,7 @@
           <w:rFonts w:ascii="Sylfaen" w:hAnsi="Sylfaen"/>
           <w:b/>
           <w:bCs/>
-          <w:lang w:val="en-US"/>
+          <w:lang w:val="hy-AM"/>
         </w:rPr>
       </w:pPr>
     </w:p>
@@ -596,7 +614,7 @@
           <w:rFonts w:ascii="Sylfaen" w:hAnsi="Sylfaen"/>
           <w:b/>
           <w:bCs/>
-          <w:lang w:val="en-US"/>
+          <w:lang w:val="hy-AM"/>
         </w:rPr>
       </w:pPr>
     </w:p>
@@ -612,7 +630,7 @@
           <w:rFonts w:ascii="Sylfaen" w:hAnsi="Sylfaen"/>
           <w:b/>
           <w:bCs/>
-          <w:lang w:val="en-US"/>
+          <w:lang w:val="hy-AM"/>
         </w:rPr>
       </w:pPr>
     </w:p>
@@ -628,7 +646,7 @@
           <w:rFonts w:ascii="Sylfaen" w:hAnsi="Sylfaen"/>
           <w:b/>
           <w:bCs/>
-          <w:lang w:val="en-US"/>
+          <w:lang w:val="hy-AM"/>
         </w:rPr>
       </w:pPr>
     </w:p>
@@ -644,7 +662,7 @@
           <w:rFonts w:ascii="Sylfaen" w:hAnsi="Sylfaen"/>
           <w:b/>
           <w:bCs/>
-          <w:lang w:val="en-US"/>
+          <w:lang w:val="hy-AM"/>
         </w:rPr>
       </w:pPr>
     </w:p>
@@ -660,7 +678,7 @@
           <w:rFonts w:ascii="Sylfaen" w:hAnsi="Sylfaen"/>
           <w:b/>
           <w:bCs/>
-          <w:lang w:val="en-US"/>
+          <w:lang w:val="hy-AM"/>
         </w:rPr>
       </w:pPr>
     </w:p>
@@ -676,7 +694,7 @@
           <w:rFonts w:ascii="Sylfaen" w:hAnsi="Sylfaen"/>
           <w:b/>
           <w:bCs/>
-          <w:lang w:val="en-US"/>
+          <w:lang w:val="hy-AM"/>
         </w:rPr>
       </w:pPr>
     </w:p>
@@ -692,7 +710,7 @@
           <w:rFonts w:ascii="Sylfaen" w:hAnsi="Sylfaen"/>
           <w:b/>
           <w:bCs/>
-          <w:lang w:val="en-US"/>
+          <w:lang w:val="hy-AM"/>
         </w:rPr>
       </w:pPr>
     </w:p>
@@ -711,7 +729,7 @@
           <w:bCs/>
           <w:sz w:val="36"/>
           <w:szCs w:val="36"/>
-          <w:lang w:val="en-US"/>
+          <w:lang w:val="hy-AM"/>
         </w:rPr>
       </w:pPr>
     </w:p>
@@ -730,7 +748,7 @@
           <w:bCs/>
           <w:sz w:val="36"/>
           <w:szCs w:val="36"/>
-          <w:lang w:val="en-US"/>
+          <w:lang w:val="hy-AM"/>
         </w:rPr>
       </w:pPr>
       <w:r>
@@ -740,9 +758,90 @@
           <w:bCs/>
           <w:sz w:val="36"/>
           <w:szCs w:val="36"/>
-          <w:lang w:val="en-US"/>
-        </w:rPr>
-        <w:lastRenderedPageBreak/>
+          <w:lang w:val="hy-AM"/>
+        </w:rPr>
+        <w:t>Գլուխ 1։</w:t>
+      </w:r>
+      <w:r>
+        <w:rPr>
+          <w:rFonts w:ascii="Sylfaen" w:hAnsi="Sylfaen"/>
+          <w:b/>
+          <w:bCs/>
+          <w:sz w:val="36"/>
+          <w:szCs w:val="36"/>
+          <w:lang w:val="hy-AM"/>
+        </w:rPr>
+        <w:t xml:space="preserve"> Տեխնոլոգիաներ և ֆունկցիոնալություն</w:t>
+      </w:r>
+    </w:p>
+    <w:p>
+      <w:pPr>
+        <w:pStyle w:val="NormalWeb"/>
+        <w:tabs>
+          <w:tab w:val="left" w:pos="1530"/>
+        </w:tabs>
+        <w:spacing w:line="36" w:lineRule="atLeast"/>
+        <w:ind w:left="90" w:right="180" w:firstLine="90"/>
+        <w:jc w:val="center"/>
+        <w:rPr>
+          <w:rFonts w:ascii="Sylfaen" w:hAnsi="Sylfaen"/>
+          <w:b/>
+          <w:bCs/>
+          <w:sz w:val="36"/>
+          <w:szCs w:val="36"/>
+          <w:lang w:val="hy-AM"/>
+        </w:rPr>
+      </w:pPr>
+    </w:p>
+    <w:p>
+      <w:pPr>
+        <w:pStyle w:val="NormalWeb"/>
+        <w:tabs>
+          <w:tab w:val="left" w:pos="1530"/>
+        </w:tabs>
+        <w:spacing w:line="36" w:lineRule="atLeast"/>
+        <w:ind w:left="90" w:right="180" w:firstLine="90"/>
+        <w:jc w:val="center"/>
+        <w:rPr>
+          <w:rFonts w:ascii="Sylfaen" w:hAnsi="Sylfaen"/>
+          <w:b/>
+          <w:bCs/>
+          <w:sz w:val="36"/>
+          <w:szCs w:val="36"/>
+          <w:lang w:val="hy-AM"/>
+        </w:rPr>
+      </w:pPr>
+      <w:r>
+        <w:rPr>
+          <w:rFonts w:ascii="Sylfaen" w:eastAsia="Microsoft YaHei" w:hAnsi="Sylfaen" w:cs="Microsoft YaHei"/>
+          <w:b/>
+          <w:bCs/>
+          <w:sz w:val="36"/>
+          <w:szCs w:val="36"/>
+          <w:lang w:val="hy-AM"/>
+        </w:rPr>
+        <w:t xml:space="preserve">1.1: </w:t>
+      </w:r>
+      <w:r>
+        <w:rPr>
+          <w:rFonts w:ascii="Sylfaen" w:hAnsi="Sylfaen"/>
+          <w:b/>
+          <w:bCs/>
+          <w:sz w:val="36"/>
+          <w:szCs w:val="36"/>
+          <w:lang w:val="hy-AM"/>
+        </w:rPr>
+        <w:t xml:space="preserve"> </w:t>
+      </w:r>
+      <w:r>
+        <w:rPr>
+          <w:rFonts w:ascii="Sylfaen" w:hAnsi="Sylfaen"/>
+          <w:b/>
+          <w:bCs/>
+          <w:sz w:val="36"/>
+          <w:szCs w:val="36"/>
+          <w:lang w:val="hy-AM"/>
+        </w:rPr>
         <w:t>Օգտագործված տեխնոլոգիաները</w:t>
       </w:r>
     </w:p>
@@ -757,31 +856,90 @@
         <w:jc w:val="both"/>
         <w:rPr>
           <w:rFonts w:ascii="Sylfaen" w:hAnsi="Sylfaen"/>
-          <w:lang w:val="en-US"/>
+          <w:lang w:val="hy-AM"/>
         </w:rPr>
       </w:pPr>
       <w:r>
         <w:rPr>
           <w:rFonts w:ascii="Sylfaen" w:hAnsi="Sylfaen"/>
-          <w:lang w:val="en-US"/>
-        </w:rPr>
-        <w:t xml:space="preserve">Ծչագիրը </w:t>
+          <w:lang w:val="hy-AM"/>
+        </w:rPr>
+        <w:t>Ծ</w:t>
       </w:r>
       <w:r>
         <w:rPr>
           <w:rFonts w:ascii="Sylfaen" w:hAnsi="Sylfaen"/>
-          <w:lang w:val="en-US"/>
-        </w:rPr>
-        <w:t>կառուցված է ժամանակակից Full-Stack ճարտարապետությամբ, որն ապահովում է հաճախորդային (frontend), սերվերային (backend) և տվյալների բազայի շերտերի անխափան փոխազդեցությունը։</w:t>
+          <w:lang w:val="hy-AM"/>
+        </w:rPr>
+        <w:t>ր</w:t>
+      </w:r>
+      <w:r>
+        <w:rPr>
+          <w:rFonts w:ascii="Sylfaen" w:hAnsi="Sylfaen"/>
+          <w:lang w:val="hy-AM"/>
+        </w:rPr>
+        <w:t xml:space="preserve">ագիրը </w:t>
+      </w:r>
+      <w:r>
+        <w:rPr>
+          <w:rFonts w:ascii="Sylfaen" w:hAnsi="Sylfaen"/>
+          <w:lang w:val="hy-AM"/>
+        </w:rPr>
+        <w:t>պատրաստվել</w:t>
+      </w:r>
+      <w:r>
+        <w:rPr>
+          <w:rFonts w:ascii="Sylfaen" w:hAnsi="Sylfaen"/>
+          <w:lang w:val="hy-AM"/>
+        </w:rPr>
+        <w:t xml:space="preserve"> է ժամանակակից Full-Stack ճարտարապետությամբ, որն ապահովում է հաճախորդ</w:t>
+      </w:r>
+      <w:r>
+        <w:rPr>
+          <w:rFonts w:ascii="Sylfaen" w:hAnsi="Sylfaen"/>
+          <w:lang w:val="hy-AM"/>
+        </w:rPr>
+        <w:t>ի</w:t>
+      </w:r>
+      <w:r>
+        <w:rPr>
+          <w:rFonts w:ascii="Sylfaen" w:hAnsi="Sylfaen"/>
+          <w:lang w:val="hy-AM"/>
+        </w:rPr>
+        <w:t xml:space="preserve"> (frontend), սերվեր</w:t>
+      </w:r>
+      <w:r>
+        <w:rPr>
+          <w:rFonts w:ascii="Sylfaen" w:hAnsi="Sylfaen"/>
+          <w:lang w:val="hy-AM"/>
+        </w:rPr>
+        <w:t>ի</w:t>
+      </w:r>
+      <w:r>
+        <w:rPr>
+          <w:rFonts w:ascii="Sylfaen" w:hAnsi="Sylfaen"/>
+          <w:lang w:val="hy-AM"/>
+        </w:rPr>
+        <w:t xml:space="preserve"> (backend) և տվյալների բազայի</w:t>
+      </w:r>
+      <w:r>
+        <w:rPr>
+          <w:rFonts w:ascii="Sylfaen" w:hAnsi="Sylfaen"/>
+          <w:lang w:val="hy-AM"/>
+        </w:rPr>
+        <w:t xml:space="preserve"> </w:t>
+      </w:r>
+      <w:r>
+        <w:rPr>
+          <w:rFonts w:ascii="Sylfaen" w:hAnsi="Sylfaen"/>
+          <w:lang w:val="hy-AM"/>
+        </w:rPr>
+        <w:t>անխափան փոխազդեցությունը։</w:t>
       </w:r>
     </w:p>
     <w:p>
       <w:pPr>
         <w:pStyle w:val="NormalWeb"/>
-        <w:numPr>
-          <w:ilvl w:val="0"/>
-          <w:numId w:val="62"/>
-        </w:numPr>
         <w:tabs>
           <w:tab w:val="left" w:pos="1530"/>
         </w:tabs>
@@ -790,7 +948,7 @@
         <w:jc w:val="both"/>
         <w:rPr>
           <w:rFonts w:ascii="Sylfaen" w:hAnsi="Sylfaen"/>
-          <w:lang w:val="en-US"/>
+          <w:lang w:val="hy-AM"/>
         </w:rPr>
       </w:pPr>
       <w:r>
@@ -798,67 +956,103 @@
           <w:rFonts w:ascii="Sylfaen" w:hAnsi="Sylfaen"/>
           <w:b/>
           <w:bCs/>
-          <w:lang w:val="en-US"/>
-        </w:rPr>
-        <w:t>Հաճախորդային շերտ (Frontend):</w:t>
+          <w:lang w:val="hy-AM"/>
+        </w:rPr>
+        <w:t>Հաճախորդ</w:t>
       </w:r>
       <w:r>
         <w:rPr>
           <w:rFonts w:ascii="Sylfaen" w:hAnsi="Sylfaen"/>
-          <w:lang w:val="en-US"/>
-        </w:rPr>
-        <w:t xml:space="preserve"> Որպես ինտերֆեյսի մշակման հիմնական գործիքակազմ կիրառվել են </w:t>
+          <w:b/>
+          <w:bCs/>
+          <w:lang w:val="hy-AM"/>
+        </w:rPr>
+        <w:t>ի</w:t>
       </w:r>
       <w:r>
         <w:rPr>
           <w:rFonts w:ascii="Sylfaen" w:hAnsi="Sylfaen"/>
           <w:b/>
           <w:bCs/>
-          <w:lang w:val="en-US"/>
-        </w:rPr>
-        <w:t>React.js</w:t>
+          <w:lang w:val="hy-AM"/>
+        </w:rPr>
+        <w:t xml:space="preserve"> </w:t>
       </w:r>
       <w:r>
         <w:rPr>
           <w:rFonts w:ascii="Sylfaen" w:hAnsi="Sylfaen"/>
-          <w:lang w:val="en-US"/>
-        </w:rPr>
-        <w:t xml:space="preserve"> գրադարանը և </w:t>
+          <w:b/>
+          <w:bCs/>
+          <w:lang w:val="hy-AM"/>
+        </w:rPr>
+        <w:t>մակարդակ</w:t>
       </w:r>
       <w:r>
         <w:rPr>
           <w:rFonts w:ascii="Sylfaen" w:hAnsi="Sylfaen"/>
           <w:b/>
           <w:bCs/>
-          <w:lang w:val="en-US"/>
-        </w:rPr>
-        <w:t>TypeScript</w:t>
-      </w:r>
-      <w:r>
-        <w:rPr>
-          <w:rFonts w:ascii="Sylfaen" w:hAnsi="Sylfaen"/>
-          <w:lang w:val="en-US"/>
-        </w:rPr>
-        <w:t xml:space="preserve"> ծրագրավորման լեզուն։ Այս համադրությունն ապահովում է բարձր արտադրողականություն ունեցող, դինամիկ և արագ արձագանքող օգտատիրոջ միջավայր: </w:t>
-      </w:r>
-      <w:r>
-        <w:rPr>
-          <w:rFonts w:ascii="Sylfaen" w:hAnsi="Sylfaen"/>
-          <w:lang w:val="en-US"/>
-        </w:rPr>
-        <w:t>Ի տարբերություն JavaScript-</w:t>
+          <w:lang w:val="hy-AM"/>
+        </w:rPr>
+        <w:t xml:space="preserve"> (Frontend):</w:t>
       </w:r>
       <w:r>
         <w:rPr>
           <w:rFonts w:ascii="Sylfaen" w:hAnsi="Sylfaen"/>
           <w:lang w:val="hy-AM"/>
         </w:rPr>
+        <w:t xml:space="preserve"> Որպես ինտերֆեյսի մշակման հիմնական գործիքակազմ կիրառվել են </w:t>
+      </w:r>
+      <w:r>
+        <w:rPr>
+          <w:rFonts w:ascii="Sylfaen" w:hAnsi="Sylfaen"/>
+          <w:b/>
+          <w:bCs/>
+          <w:lang w:val="hy-AM"/>
+        </w:rPr>
+        <w:t>React.js</w:t>
+      </w:r>
+      <w:r>
+        <w:rPr>
+          <w:rFonts w:ascii="Sylfaen" w:hAnsi="Sylfaen"/>
+          <w:lang w:val="hy-AM"/>
+        </w:rPr>
+        <w:t xml:space="preserve"> գրադարանը և </w:t>
+      </w:r>
+      <w:r>
+        <w:rPr>
+          <w:rFonts w:ascii="Sylfaen" w:hAnsi="Sylfaen"/>
+          <w:b/>
+          <w:bCs/>
+          <w:lang w:val="hy-AM"/>
+        </w:rPr>
+        <w:t>TypeScript</w:t>
+      </w:r>
+      <w:r>
+        <w:rPr>
+          <w:rFonts w:ascii="Sylfaen" w:hAnsi="Sylfaen"/>
+          <w:lang w:val="hy-AM"/>
+        </w:rPr>
+        <w:t xml:space="preserve"> ծրագրավորման լեզուն։ Այս համադրությունն ապահովում է բարձր արտադրողականություն ունեցող, դինամիկ և արագ արձագանքող օգտատիրոջ միջավայր: </w:t>
+      </w:r>
+      <w:r>
+        <w:rPr>
+          <w:rFonts w:ascii="Sylfaen" w:hAnsi="Sylfaen"/>
+          <w:lang w:val="hy-AM"/>
+        </w:rPr>
+        <w:t>Ի տարբերություն JavaScript-</w:t>
+      </w:r>
+      <w:r>
+        <w:rPr>
+          <w:rFonts w:ascii="Sylfaen" w:hAnsi="Sylfaen"/>
+          <w:lang w:val="hy-AM"/>
+        </w:rPr>
         <w:t xml:space="preserve">ի, </w:t>
       </w:r>
       <w:r>
         <w:rPr>
           <w:rFonts w:ascii="Sylfaen" w:hAnsi="Sylfaen"/>
-          <w:lang w:val="en-US"/>
+          <w:lang w:val="hy-AM"/>
         </w:rPr>
         <w:t>TypeScript-ի միջոցով տիպերի խիստ ստուգումը (strict typing) զգալիորեն հեշտացնում է համակարգի սպասարկումը և բացառում է կոդի գործարկման ընթացքում առաջացող տիպային սխալները։</w:t>
       </w:r>
@@ -866,10 +1060,6 @@
     <w:p>
       <w:pPr>
         <w:pStyle w:val="NormalWeb"/>
-        <w:numPr>
-          <w:ilvl w:val="0"/>
-          <w:numId w:val="62"/>
-        </w:numPr>
         <w:tabs>
           <w:tab w:val="left" w:pos="1530"/>
         </w:tabs>
@@ -878,7 +1068,7 @@
         <w:jc w:val="both"/>
         <w:rPr>
           <w:rFonts w:ascii="Sylfaen" w:hAnsi="Sylfaen"/>
-          <w:lang w:val="en-US"/>
+          <w:lang w:val="hy-AM"/>
         </w:rPr>
       </w:pPr>
       <w:r>
@@ -886,14 +1076,50 @@
           <w:rFonts w:ascii="Sylfaen" w:hAnsi="Sylfaen"/>
           <w:b/>
           <w:bCs/>
-          <w:lang w:val="en-US"/>
-        </w:rPr>
-        <w:t>Սերվերային շերտ և Տվյալների բազա (Backend &amp; Database):</w:t>
+          <w:lang w:val="hy-AM"/>
+        </w:rPr>
+        <w:t xml:space="preserve">Սերվերային </w:t>
       </w:r>
       <w:r>
         <w:rPr>
           <w:rFonts w:ascii="Sylfaen" w:hAnsi="Sylfaen"/>
-          <w:lang w:val="en-US"/>
+          <w:b/>
+          <w:bCs/>
+          <w:lang w:val="hy-AM"/>
+        </w:rPr>
+        <w:t>մակարդակ</w:t>
+      </w:r>
+      <w:r>
+        <w:rPr>
+          <w:rFonts w:ascii="Sylfaen" w:hAnsi="Sylfaen"/>
+          <w:b/>
+          <w:bCs/>
+          <w:lang w:val="hy-AM"/>
+        </w:rPr>
+        <w:t xml:space="preserve"> և </w:t>
+      </w:r>
+      <w:r>
+        <w:rPr>
+          <w:rFonts w:ascii="Sylfaen" w:hAnsi="Sylfaen"/>
+          <w:b/>
+          <w:bCs/>
+          <w:lang w:val="hy-AM"/>
+        </w:rPr>
+        <w:t>տ</w:t>
+      </w:r>
+      <w:r>
+        <w:rPr>
+          <w:rFonts w:ascii="Sylfaen" w:hAnsi="Sylfaen"/>
+          <w:b/>
+          <w:bCs/>
+          <w:lang w:val="hy-AM"/>
+        </w:rPr>
+        <w:t>վյալների բազա (Backend &amp; Database):</w:t>
+      </w:r>
+      <w:r>
+        <w:rPr>
+          <w:rFonts w:ascii="Sylfaen" w:hAnsi="Sylfaen"/>
+          <w:lang w:val="hy-AM"/>
         </w:rPr>
         <w:t xml:space="preserve"> Սերվերային տրամաբանության և API հանգույցների (endpoints) սպասարկման համար ընտրվել է </w:t>
       </w:r>
@@ -902,14 +1128,14 @@
           <w:rFonts w:ascii="Sylfaen" w:hAnsi="Sylfaen"/>
           <w:b/>
           <w:bCs/>
-          <w:lang w:val="en-US"/>
+          <w:lang w:val="hy-AM"/>
         </w:rPr>
         <w:t>Node.js</w:t>
       </w:r>
       <w:r>
         <w:rPr>
           <w:rFonts w:ascii="Sylfaen" w:hAnsi="Sylfaen"/>
-          <w:lang w:val="en-US"/>
+          <w:lang w:val="hy-AM"/>
         </w:rPr>
         <w:t xml:space="preserve"> միջավայրը։ Տվյալների պահպանման և կառավարման նպատակով ինտեգրվել է </w:t>
       </w:r>
@@ -918,14 +1144,14 @@
           <w:rFonts w:ascii="Sylfaen" w:hAnsi="Sylfaen"/>
           <w:b/>
           <w:bCs/>
-          <w:lang w:val="en-US"/>
+          <w:lang w:val="hy-AM"/>
         </w:rPr>
         <w:t>MongoDB</w:t>
       </w:r>
       <w:r>
         <w:rPr>
           <w:rFonts w:ascii="Sylfaen" w:hAnsi="Sylfaen"/>
-          <w:lang w:val="en-US"/>
+          <w:lang w:val="hy-AM"/>
         </w:rPr>
         <w:t xml:space="preserve"> ոչ ռելացիոն (NoSQL) բազան։ Այս մոտեցումը թույլ է տալիս ճկուն կերպով մշակել մեքենաների բազմազան և փոփոխական տեխնիկական պարամետրերը՝ ապահովելով տվյալների անվտանգ պահպանում և նույնականացման հուսալի համակարգ։</w:t>
       </w:r>
@@ -945,28 +1171,61 @@
           <w:bCs/>
           <w:sz w:val="36"/>
           <w:szCs w:val="36"/>
-          <w:lang w:val="en-US"/>
-        </w:rPr>
-      </w:pPr>
-      <w:r>
-        <w:rPr>
-          <w:rFonts w:ascii="Sylfaen" w:hAnsi="Sylfaen"/>
+          <w:lang w:val="hy-AM"/>
+        </w:rPr>
+      </w:pPr>
+      <w:r>
+        <w:rPr>
+          <w:rFonts w:ascii="Sylfaen" w:eastAsia="Microsoft YaHei" w:hAnsi="Sylfaen" w:cs="Microsoft YaHei"/>
           <w:b/>
           <w:bCs/>
           <w:sz w:val="36"/>
           <w:szCs w:val="36"/>
-          <w:lang w:val="en-US"/>
-        </w:rPr>
-        <w:t>Հ</w:t>
-      </w:r>
-      <w:r>
-        <w:rPr>
-          <w:rFonts w:ascii="Sylfaen" w:hAnsi="Sylfaen"/>
+          <w:lang w:val="hy-AM"/>
+        </w:rPr>
+        <w:t>1.</w:t>
+      </w:r>
+      <w:r>
+        <w:rPr>
+          <w:rFonts w:ascii="Sylfaen" w:eastAsia="Microsoft YaHei" w:hAnsi="Sylfaen" w:cs="Microsoft YaHei"/>
           <w:b/>
           <w:bCs/>
           <w:sz w:val="36"/>
           <w:szCs w:val="36"/>
-          <w:lang w:val="en-US"/>
+          <w:lang w:val="hy-AM"/>
+        </w:rPr>
+        <w:t>2</w:t>
+      </w:r>
+      <w:r>
+        <w:rPr>
+          <w:rFonts w:ascii="Sylfaen" w:eastAsia="Microsoft YaHei" w:hAnsi="Sylfaen" w:cs="Microsoft YaHei"/>
+          <w:b/>
+          <w:bCs/>
+          <w:sz w:val="36"/>
+          <w:szCs w:val="36"/>
+          <w:lang w:val="hy-AM"/>
+        </w:rPr>
+        <w:t xml:space="preserve">: </w:t>
+      </w:r>
+      <w:r>
+        <w:rPr>
+          <w:rFonts w:ascii="Sylfaen" w:hAnsi="Sylfaen"/>
+          <w:b/>
+          <w:bCs/>
+          <w:sz w:val="36"/>
+          <w:szCs w:val="36"/>
+          <w:lang w:val="hy-AM"/>
+        </w:rPr>
+        <w:t>Հ</w:t>
+      </w:r>
+      <w:r>
+        <w:rPr>
+          <w:rFonts w:ascii="Sylfaen" w:hAnsi="Sylfaen"/>
+          <w:b/>
+          <w:bCs/>
+          <w:sz w:val="36"/>
+          <w:szCs w:val="36"/>
+          <w:lang w:val="hy-AM"/>
         </w:rPr>
         <w:t>իմնական ֆունկցիոնալ հնարավորությունները</w:t>
       </w:r>
@@ -981,13 +1240,13 @@
         <w:ind w:left="90" w:right="180" w:firstLine="90"/>
         <w:rPr>
           <w:rFonts w:ascii="Sylfaen" w:hAnsi="Sylfaen"/>
-          <w:lang w:val="en-US"/>
+          <w:lang w:val="hy-AM"/>
         </w:rPr>
       </w:pPr>
       <w:r>
         <w:rPr>
           <w:rFonts w:ascii="Sylfaen" w:hAnsi="Sylfaen"/>
-          <w:lang w:val="en-US"/>
+          <w:lang w:val="hy-AM"/>
         </w:rPr>
         <w:t>Նախագծի շրջանակներում մշակվել և ներդրվել են հետևյալ առանցքային մոդուլները.</w:t>
       </w:r>
@@ -1007,7 +1266,7 @@
         <w:jc w:val="both"/>
         <w:rPr>
           <w:rFonts w:ascii="Sylfaen" w:hAnsi="Sylfaen"/>
-          <w:lang w:val="en-US"/>
+          <w:lang w:val="hy-AM"/>
         </w:rPr>
       </w:pPr>
       <w:r>
@@ -1015,14 +1274,14 @@
           <w:rFonts w:ascii="Sylfaen" w:hAnsi="Sylfaen"/>
           <w:b/>
           <w:bCs/>
-          <w:lang w:val="en-US"/>
+          <w:lang w:val="hy-AM"/>
         </w:rPr>
         <w:t>Դերերի և մուտքի անվտանգ կառավարում (Role-Based Access):</w:t>
       </w:r>
       <w:r>
         <w:rPr>
           <w:rFonts w:ascii="Sylfaen" w:hAnsi="Sylfaen"/>
-          <w:lang w:val="en-US"/>
+          <w:lang w:val="hy-AM"/>
         </w:rPr>
         <w:t xml:space="preserve"> Համակարգը խիստ տարանջատում է գնորդների և վաճառողների իրավունքները: Յուրաքանչյուր կարգավիճակ ունի առանձնացված կառավարման վահանակ (Dashboard) և գործողությունների եզակի թույլտվություններ, ինչը բացառում է համակարգում ոչ լիազորված միջամտությունները:</w:t>
       </w:r>
@@ -1042,7 +1301,7 @@
         <w:jc w:val="both"/>
         <w:rPr>
           <w:rFonts w:ascii="Sylfaen" w:hAnsi="Sylfaen"/>
-          <w:lang w:val="en-US"/>
+          <w:lang w:val="hy-AM"/>
         </w:rPr>
       </w:pPr>
       <w:r>
@@ -1050,16 +1309,24 @@
           <w:rFonts w:ascii="Sylfaen" w:hAnsi="Sylfaen"/>
           <w:b/>
           <w:bCs/>
-          <w:lang w:val="en-US"/>
+          <w:lang w:val="hy-AM"/>
         </w:rPr>
         <w:t>Գույքագրման կառավարում (Inventory Management):</w:t>
       </w:r>
       <w:r>
         <w:rPr>
           <w:rFonts w:ascii="Sylfaen" w:hAnsi="Sylfaen"/>
-          <w:lang w:val="en-US"/>
-        </w:rPr>
-        <w:t xml:space="preserve"> Վաճառողներին տրամադրվում է տրանսպորտային միջոցների հայտարարությունների ամբողջական կենսացիկլի կառավարման գործիքակազմ՝ ստեղծում, խմբագրում, ժամանակավոր կասեցում և հեռացում։ Տվյալների բազայում պահպանվում են ոչ միայն ստանդարտ բնութագրերն ու լուսանկարները, այլև մեքենայի և դրա հրապարակումների պատմությունը։</w:t>
+          <w:lang w:val="hy-AM"/>
+        </w:rPr>
+        <w:t xml:space="preserve"> Վաճառողներին տրամադրվում է տրանսպորտային միջոցների հայտարարությունների ամբողջական կենսացիկլի կառավարման գործիքակազմ՝ ստեղծում, խմբագրում, ժամանակավոր կասեցում և հեռացում։ Տվյալների բազայում պահպանվում են ոչ </w:t>
+      </w:r>
+      <w:r>
+        <w:rPr>
+          <w:rFonts w:ascii="Sylfaen" w:hAnsi="Sylfaen"/>
+          <w:lang w:val="hy-AM"/>
+        </w:rPr>
+        <w:lastRenderedPageBreak/>
+        <w:t>միայն ստանդարտ բնութագրերն ու լուսանկարները, այլև մեքենայի և դրա հրապարակումների պատմությունը։</w:t>
       </w:r>
     </w:p>
     <w:p>
@@ -1077,7 +1344,7 @@
         <w:jc w:val="both"/>
         <w:rPr>
           <w:rFonts w:ascii="Sylfaen" w:hAnsi="Sylfaen"/>
-          <w:lang w:val="en-US"/>
+          <w:lang w:val="hy-AM"/>
         </w:rPr>
       </w:pPr>
       <w:r>
@@ -1085,14 +1352,32 @@
           <w:rFonts w:ascii="Sylfaen" w:hAnsi="Sylfaen"/>
           <w:b/>
           <w:bCs/>
-          <w:lang w:val="en-US"/>
-        </w:rPr>
-        <w:t>Որոնման և բազմադաշտ ֆիլտրացիայի շարժիչ (Search Engine):</w:t>
+          <w:lang w:val="hy-AM"/>
+        </w:rPr>
+        <w:t xml:space="preserve">Որոնման և բազմադաշտ ֆիլտրացիայի </w:t>
       </w:r>
       <w:r>
         <w:rPr>
           <w:rFonts w:ascii="Sylfaen" w:hAnsi="Sylfaen"/>
-          <w:lang w:val="en-US"/>
+          <w:b/>
+          <w:bCs/>
+          <w:lang w:val="hy-AM"/>
+        </w:rPr>
+        <w:t xml:space="preserve">համակարգ </w:t>
+      </w:r>
+      <w:r>
+        <w:rPr>
+          <w:rFonts w:ascii="Sylfaen" w:hAnsi="Sylfaen"/>
+          <w:b/>
+          <w:bCs/>
+          <w:lang w:val="hy-AM"/>
+        </w:rPr>
+        <w:t>(Search Engine):</w:t>
+      </w:r>
+      <w:r>
+        <w:rPr>
+          <w:rFonts w:ascii="Sylfaen" w:hAnsi="Sylfaen"/>
+          <w:lang w:val="hy-AM"/>
         </w:rPr>
         <w:t xml:space="preserve"> Ներդրվել է դինամիկ որոնման մոդուլ, որը հնարավորություն է տալիս արդյունքները մաղել խիստ մասնագիտացված պարամետրերով (տեղորոշում, գնային միջակայք, արտադրության տարեթիվ, մակնիշ/մոդել, վառելիքի տեսակ, փոխանցման տուփ, վազք և այլն)։ Արդյունքների ցուցադրումն իրականացվում է էջավորման (Pagination) և տեսակավորման մեխանիզմներով՝ սերվերի օպտիմալ ծանրաբեռնվածությունն ապահովելու համար։</w:t>
       </w:r>
@@ -1112,7 +1397,7 @@
         <w:jc w:val="both"/>
         <w:rPr>
           <w:rFonts w:ascii="Sylfaen" w:hAnsi="Sylfaen"/>
-          <w:lang w:val="en-US"/>
+          <w:lang w:val="hy-AM"/>
         </w:rPr>
       </w:pPr>
       <w:r>
@@ -1120,15 +1405,14 @@
           <w:rFonts w:ascii="Sylfaen" w:hAnsi="Sylfaen"/>
           <w:b/>
           <w:bCs/>
-          <w:lang w:val="en-US"/>
-        </w:rPr>
-        <w:lastRenderedPageBreak/>
+          <w:lang w:val="hy-AM"/>
+        </w:rPr>
         <w:t>Գործարքների կառավարման հոսքեր (Workflows):</w:t>
       </w:r>
       <w:r>
         <w:rPr>
           <w:rFonts w:ascii="Sylfaen" w:hAnsi="Sylfaen"/>
-          <w:lang w:val="en-US"/>
+          <w:lang w:val="hy-AM"/>
         </w:rPr>
         <w:t xml:space="preserve"> Գնման և վաճառքի գործընթացները ստանդարտացված են։ Համակարգը թույլ է տալիս ուղարկել և ստանալ առաջարկներ, վերահսկել դրանց ընթացքը հստակ կարգավիճակներով («Սպասվող», «Ընդունված», «Մերժված», «Ավարտված»)։</w:t>
       </w:r>
@@ -1148,7 +1432,7 @@
         <w:jc w:val="both"/>
         <w:rPr>
           <w:rFonts w:ascii="Sylfaen" w:hAnsi="Sylfaen"/>
-          <w:lang w:val="en-US"/>
+          <w:lang w:val="hy-AM"/>
         </w:rPr>
       </w:pPr>
       <w:r>
@@ -1156,14 +1440,14 @@
           <w:rFonts w:ascii="Sylfaen" w:hAnsi="Sylfaen"/>
           <w:b/>
           <w:bCs/>
-          <w:lang w:val="en-US"/>
+          <w:lang w:val="hy-AM"/>
         </w:rPr>
         <w:t>Անվտանգություն և վստահության մոդել (Rating &amp; Anti-fraud):</w:t>
       </w:r>
       <w:r>
         <w:rPr>
           <w:rFonts w:ascii="Sylfaen" w:hAnsi="Sylfaen"/>
-          <w:lang w:val="en-US"/>
+          <w:lang w:val="hy-AM"/>
         </w:rPr>
         <w:t xml:space="preserve"> Զեղծարարություններից խուսափելու և շուկայի թափանցիկությունը բարձրացնելու նպատակով ստեղծվել է օգտատերերի գնահատման համակարգ։ Տեխնիկական մակարդակում ներդրված են հարցումների քանակի սահմանափակման (Rate limiting) ալգորիթմներ և խարդախության դեմ պաշտպանության այլ հիմնական մեխանիզմներ։</w:t>
       </w:r>
@@ -1183,7 +1467,7 @@
         <w:jc w:val="both"/>
         <w:rPr>
           <w:rFonts w:ascii="Sylfaen" w:hAnsi="Sylfaen"/>
-          <w:lang w:val="en-US"/>
+          <w:lang w:val="hy-AM"/>
         </w:rPr>
       </w:pPr>
       <w:r>
@@ -1191,14 +1475,14 @@
           <w:rFonts w:ascii="Sylfaen" w:hAnsi="Sylfaen"/>
           <w:b/>
           <w:bCs/>
-          <w:lang w:val="en-US"/>
+          <w:lang w:val="hy-AM"/>
         </w:rPr>
         <w:t>Ենթակառուցվածքների օպտիմիզացիա:</w:t>
       </w:r>
       <w:r>
         <w:rPr>
           <w:rFonts w:ascii="Sylfaen" w:hAnsi="Sylfaen"/>
-          <w:lang w:val="en-US"/>
+          <w:lang w:val="hy-AM"/>
         </w:rPr>
         <w:t xml:space="preserve"> Մեդիա ֆայլերի (լուսանկարների) բեռնումը և մշակումը նախագծված են CDN (Content Delivery Network) ինտեգրացիայի պատրաստակամությամբ: Ռեսուրսատար պրոցեսները նախագծված են որպես ֆոնային աշխատանքներ (Background jobs), ինչը թույլ է տալիս չդանդաղեցնել հավելվածի հիմնական թելքի (main thread) աշխատանքը։</w:t>
       </w:r>
@@ -1213,7 +1497,7 @@
         <w:ind w:right="180"/>
         <w:rPr>
           <w:rFonts w:ascii="Sylfaen" w:hAnsi="Sylfaen"/>
-          <w:lang w:val="en-US"/>
+          <w:lang w:val="hy-AM"/>
         </w:rPr>
       </w:pPr>
     </w:p>
@@ -1230,6 +1514,39 @@
           <w:lang w:val="hy-AM"/>
         </w:rPr>
       </w:pPr>
+      <w:r>
+        <w:rPr>
+          <w:rFonts w:ascii="Sylfaen" w:eastAsia="Microsoft YaHei" w:hAnsi="Sylfaen" w:cs="Microsoft YaHei"/>
+          <w:b/>
+          <w:bCs/>
+          <w:sz w:val="36"/>
+          <w:szCs w:val="36"/>
+          <w:lang w:val="hy-AM"/>
+        </w:rPr>
+        <w:t>1.</w:t>
+      </w:r>
+      <w:r>
+        <w:rPr>
+          <w:rFonts w:ascii="Sylfaen" w:eastAsia="Microsoft YaHei" w:hAnsi="Sylfaen" w:cs="Microsoft YaHei"/>
+          <w:b/>
+          <w:bCs/>
+          <w:sz w:val="36"/>
+          <w:szCs w:val="36"/>
+          <w:lang w:val="hy-AM"/>
+        </w:rPr>
+        <w:t>3</w:t>
+      </w:r>
+      <w:r>
+        <w:rPr>
+          <w:rFonts w:ascii="Sylfaen" w:eastAsia="Microsoft YaHei" w:hAnsi="Sylfaen" w:cs="Microsoft YaHei"/>
+          <w:b/>
+          <w:bCs/>
+          <w:sz w:val="36"/>
+          <w:szCs w:val="36"/>
+          <w:lang w:val="hy-AM"/>
+        </w:rPr>
+        <w:t xml:space="preserve">: </w:t>
+      </w:r>
       <w:r>
         <w:rPr>
           <w:rFonts w:ascii="Sylfaen" w:hAnsi="Sylfaen"/>
@@ -1270,6 +1587,7 @@
         <w:jc w:val="both"/>
         <w:rPr>
           <w:rFonts w:ascii="Sylfaen" w:hAnsi="Sylfaen"/>
+          <w:color w:val="C00000"/>
           <w:lang w:val="hy-AM"/>
         </w:rPr>
       </w:pPr>
@@ -1278,6 +1596,7 @@
           <w:rFonts w:ascii="Sylfaen" w:hAnsi="Sylfaen"/>
           <w:b/>
           <w:bCs/>
+          <w:color w:val="C00000"/>
           <w:lang w:val="hy-AM"/>
         </w:rPr>
         <w:t>Full-Stack համակարգերի նախագծում և իրագործում.</w:t>
@@ -1285,6 +1604,7 @@
       <w:r>
         <w:rPr>
           <w:rFonts w:ascii="Sylfaen" w:hAnsi="Sylfaen"/>
+          <w:color w:val="C00000"/>
           <w:lang w:val="hy-AM"/>
         </w:rPr>
         <w:t xml:space="preserve"> Հաստատվել է լիարժեք էկոհամակարգ ստեղծելու կարողությունը՝ կիրառելով ժամանակակից տեխնոլոգիական ստեկը (</w:t>
@@ -1294,6 +1614,7 @@
           <w:rFonts w:ascii="Sylfaen" w:hAnsi="Sylfaen"/>
           <w:b/>
           <w:bCs/>
+          <w:color w:val="C00000"/>
           <w:lang w:val="hy-AM"/>
         </w:rPr>
         <w:t>React, TypeScript, Node.js, MongoDB</w:t>
@@ -1301,6 +1622,7 @@
       <w:r>
         <w:rPr>
           <w:rFonts w:ascii="Sylfaen" w:hAnsi="Sylfaen"/>
+          <w:color w:val="C00000"/>
           <w:lang w:val="hy-AM"/>
         </w:rPr>
         <w:t>)։ Սա ներառում է տվյալների բազայի կառուցվածքից մինչև օգտատիրոջ ինտերֆեյսի վերջնական մշակումը։</w:t>
@@ -1317,6 +1639,7 @@
         <w:jc w:val="both"/>
         <w:rPr>
           <w:rFonts w:ascii="Sylfaen" w:hAnsi="Sylfaen"/>
+          <w:color w:val="C00000"/>
           <w:lang w:val="hy-AM"/>
         </w:rPr>
       </w:pPr>
@@ -1325,6 +1648,7 @@
           <w:rFonts w:ascii="Sylfaen" w:hAnsi="Sylfaen"/>
           <w:b/>
           <w:bCs/>
+          <w:color w:val="C00000"/>
           <w:lang w:val="hy-AM"/>
         </w:rPr>
         <w:t>Անվտանգություն և նույնականացում.</w:t>
@@ -1332,6 +1656,7 @@
       <w:r>
         <w:rPr>
           <w:rFonts w:ascii="Sylfaen" w:hAnsi="Sylfaen"/>
+          <w:color w:val="C00000"/>
           <w:lang w:val="hy-AM"/>
         </w:rPr>
         <w:t xml:space="preserve"> Մշակվել են օգտատերերի նույնականացման և լիազորությունների կառավարման իրական հոսքեր (Authentication &amp; Authorization)։ Ներդրվել է դերերի վրա հիմնված մուտքի վերահսկողություն (RBAC), ինչը ապահովում է գնորդների և վաճառողների համար տարբերակված ու անվտանգ աշխատանքային միջավայր։</w:t>
@@ -1348,6 +1673,7 @@
         <w:jc w:val="both"/>
         <w:rPr>
           <w:rFonts w:ascii="Sylfaen" w:hAnsi="Sylfaen"/>
+          <w:color w:val="C00000"/>
           <w:lang w:val="hy-AM"/>
         </w:rPr>
       </w:pPr>
@@ -1356,6 +1682,7 @@
           <w:rFonts w:ascii="Sylfaen" w:hAnsi="Sylfaen"/>
           <w:b/>
           <w:bCs/>
+          <w:color w:val="C00000"/>
           <w:lang w:val="hy-AM"/>
         </w:rPr>
         <w:t>Տվյալների հոսքերի և API-ների օպտիմալացում.</w:t>
@@ -1363,9 +1690,19 @@
       <w:r>
         <w:rPr>
           <w:rFonts w:ascii="Sylfaen" w:hAnsi="Sylfaen"/>
+          <w:color w:val="C00000"/>
           <w:lang w:val="hy-AM"/>
         </w:rPr>
-        <w:t xml:space="preserve"> Ցուցադրվել է սահուն և արդյունավետ տվյալների փոխանակում ապահովելու հմտություն՝ Frontend և Backend շերտերի միջև։ RESTful API-ների նախագծումն իրականացվել է բարձր արտադրողականության և հուսալիության սկզբունքներով։</w:t>
+        <w:t xml:space="preserve"> Ցուցադրվել է սահուն և արդյունավետ տվյալների փոխանակում ապահովելու հմտություն՝ Frontend և </w:t>
+      </w:r>
+      <w:r>
+        <w:rPr>
+          <w:rFonts w:ascii="Sylfaen" w:hAnsi="Sylfaen"/>
+          <w:color w:val="C00000"/>
+          <w:lang w:val="hy-AM"/>
+        </w:rPr>
+        <w:lastRenderedPageBreak/>
+        <w:t>Backend շերտերի միջև։ RESTful API-ների նախագծումն իրականացվել է բարձր արտադրողականության և հուսալիության սկզբունքներով։</w:t>
       </w:r>
     </w:p>
     <w:p>
@@ -1379,6 +1716,7 @@
         <w:jc w:val="both"/>
         <w:rPr>
           <w:rFonts w:ascii="Sylfaen" w:hAnsi="Sylfaen"/>
+          <w:color w:val="C00000"/>
           <w:lang w:val="hy-AM"/>
         </w:rPr>
       </w:pPr>
@@ -1387,6 +1725,7 @@
           <w:rFonts w:ascii="Sylfaen" w:hAnsi="Sylfaen"/>
           <w:b/>
           <w:bCs/>
+          <w:color w:val="C00000"/>
           <w:lang w:val="hy-AM"/>
         </w:rPr>
         <w:t>CRUD գործողությունների և կառավարման վահանակների մշակում.</w:t>
@@ -1394,6 +1733,7 @@
       <w:r>
         <w:rPr>
           <w:rFonts w:ascii="Sylfaen" w:hAnsi="Sylfaen"/>
+          <w:color w:val="C00000"/>
           <w:lang w:val="hy-AM"/>
         </w:rPr>
         <w:t xml:space="preserve"> Ստեղծվել են բարդ կառավարման համակարգեր, որտեղ տվյալների ստեղծման, ընթերցման, խմբագրման և ջնջման (CRUD) գործընթացները ինտեգրված են օգտատիրոջ դինամիկ վահանակներում։</w:t>
@@ -1435,6 +1775,7 @@
           <w:rFonts w:ascii="Sylfaen" w:hAnsi="Sylfaen"/>
           <w:b/>
           <w:bCs/>
+          <w:color w:val="C00000"/>
           <w:sz w:val="36"/>
           <w:szCs w:val="36"/>
           <w:lang w:val="hy-AM"/>
@@ -1442,13 +1783,47 @@
       </w:pPr>
       <w:r>
         <w:rPr>
-          <w:rFonts w:ascii="Sylfaen" w:hAnsi="Sylfaen"/>
+          <w:rFonts w:ascii="Sylfaen" w:eastAsia="Microsoft YaHei" w:hAnsi="Sylfaen" w:cs="Microsoft YaHei"/>
           <w:b/>
           <w:bCs/>
           <w:sz w:val="36"/>
           <w:szCs w:val="36"/>
           <w:lang w:val="hy-AM"/>
         </w:rPr>
+        <w:t>1.</w:t>
+      </w:r>
+      <w:r>
+        <w:rPr>
+          <w:rFonts w:ascii="Sylfaen" w:eastAsia="Microsoft YaHei" w:hAnsi="Sylfaen" w:cs="Microsoft YaHei"/>
+          <w:b/>
+          <w:bCs/>
+          <w:sz w:val="36"/>
+          <w:szCs w:val="36"/>
+          <w:lang w:val="hy-AM"/>
+        </w:rPr>
+        <w:t>4</w:t>
+      </w:r>
+      <w:r>
+        <w:rPr>
+          <w:rFonts w:ascii="Sylfaen" w:eastAsia="Microsoft YaHei" w:hAnsi="Sylfaen" w:cs="Microsoft YaHei"/>
+          <w:b/>
+          <w:bCs/>
+          <w:sz w:val="36"/>
+          <w:szCs w:val="36"/>
+          <w:lang w:val="hy-AM"/>
+        </w:rPr>
+        <w:t xml:space="preserve">: </w:t>
+      </w:r>
+      <w:r>
+        <w:rPr>
+          <w:rFonts w:ascii="Sylfaen" w:hAnsi="Sylfaen"/>
+          <w:b/>
+          <w:bCs/>
+          <w:color w:val="C00000"/>
+          <w:sz w:val="36"/>
+          <w:szCs w:val="36"/>
+          <w:lang w:val="hy-AM"/>
+        </w:rPr>
         <w:t>Տեխնիկական զարգացում և ազդեցություն</w:t>
       </w:r>
     </w:p>
@@ -1458,12 +1833,14 @@
         <w:spacing w:line="36" w:lineRule="atLeast"/>
         <w:rPr>
           <w:rFonts w:ascii="Sylfaen" w:hAnsi="Sylfaen"/>
+          <w:color w:val="C00000"/>
           <w:lang w:val="hy-AM"/>
         </w:rPr>
       </w:pPr>
       <w:r>
         <w:rPr>
           <w:rFonts w:ascii="Sylfaen" w:hAnsi="Sylfaen"/>
+          <w:color w:val="C00000"/>
           <w:lang w:val="hy-AM"/>
         </w:rPr>
         <w:t>Նախագծի վրա աշխատանքը նպաստեց մասնագիտական որակների համակողմանի հզորացմանը.</w:t>
@@ -1480,6 +1857,7 @@
         <w:jc w:val="both"/>
         <w:rPr>
           <w:rFonts w:ascii="Sylfaen" w:hAnsi="Sylfaen"/>
+          <w:color w:val="C00000"/>
           <w:lang w:val="hy-AM"/>
         </w:rPr>
       </w:pPr>
@@ -1488,6 +1866,7 @@
           <w:rFonts w:ascii="Sylfaen" w:hAnsi="Sylfaen"/>
           <w:b/>
           <w:bCs/>
+          <w:color w:val="C00000"/>
           <w:lang w:val="hy-AM"/>
         </w:rPr>
         <w:t>Backend ճարտարապետության կատարելագործում.</w:t>
@@ -1495,6 +1874,7 @@
       <w:r>
         <w:rPr>
           <w:rFonts w:ascii="Sylfaen" w:hAnsi="Sylfaen"/>
+          <w:color w:val="C00000"/>
           <w:lang w:val="hy-AM"/>
         </w:rPr>
         <w:t xml:space="preserve"> Խորացվել են գիտելիքները տվյալների մոդելավորման, վավերացման (validation) և սերվերային տրամաբանության կառուցման ոլորտներում։</w:t>
@@ -1511,6 +1891,7 @@
         <w:jc w:val="both"/>
         <w:rPr>
           <w:rFonts w:ascii="Sylfaen" w:hAnsi="Sylfaen"/>
+          <w:color w:val="C00000"/>
           <w:lang w:val="hy-AM"/>
         </w:rPr>
       </w:pPr>
@@ -1519,6 +1900,7 @@
           <w:rFonts w:ascii="Sylfaen" w:hAnsi="Sylfaen"/>
           <w:b/>
           <w:bCs/>
+          <w:color w:val="C00000"/>
           <w:lang w:val="hy-AM"/>
         </w:rPr>
         <w:t>Տվյալների բազաների կառավարում.</w:t>
@@ -1526,6 +1908,7 @@
       <w:r>
         <w:rPr>
           <w:rFonts w:ascii="Sylfaen" w:hAnsi="Sylfaen"/>
+          <w:color w:val="C00000"/>
           <w:lang w:val="hy-AM"/>
         </w:rPr>
         <w:t xml:space="preserve"> Ձեռք է բերվել փորձ </w:t>
@@ -1535,6 +1918,7 @@
           <w:rFonts w:ascii="Sylfaen" w:hAnsi="Sylfaen"/>
           <w:b/>
           <w:bCs/>
+          <w:color w:val="C00000"/>
           <w:lang w:val="hy-AM"/>
         </w:rPr>
         <w:t>MongoDB</w:t>
@@ -1542,6 +1926,7 @@
       <w:r>
         <w:rPr>
           <w:rFonts w:ascii="Sylfaen" w:hAnsi="Sylfaen"/>
+          <w:color w:val="C00000"/>
           <w:lang w:val="hy-AM"/>
         </w:rPr>
         <w:t xml:space="preserve"> սխեմաների նախագծման մեջ՝ հաշվի առնելով բազմադերային համակարգերի և դինամիկ բովանդակության առանձնահատկությունները։</w:t>
@@ -1558,6 +1943,7 @@
         <w:jc w:val="both"/>
         <w:rPr>
           <w:rFonts w:ascii="Sylfaen" w:hAnsi="Sylfaen"/>
+          <w:color w:val="C00000"/>
           <w:lang w:val="hy-AM"/>
         </w:rPr>
       </w:pPr>
@@ -1566,6 +1952,7 @@
           <w:rFonts w:ascii="Sylfaen" w:hAnsi="Sylfaen"/>
           <w:b/>
           <w:bCs/>
+          <w:color w:val="C00000"/>
           <w:lang w:val="hy-AM"/>
         </w:rPr>
         <w:t>Աշխատանքային հոսքերի ամբողջականացում.</w:t>
@@ -1573,6 +1960,7 @@
       <w:r>
         <w:rPr>
           <w:rFonts w:ascii="Sylfaen" w:hAnsi="Sylfaen"/>
+          <w:color w:val="C00000"/>
           <w:lang w:val="hy-AM"/>
         </w:rPr>
         <w:t xml:space="preserve"> Ամրապնդվել է Full-Stack մշակման շղթայի ըմբռնումը՝ սկսած հայտարարության ստեղծման պահից մինչև դրա պահպանումը, ֆիլտրացված ցուցադրումը և վերջնական գործարքի կնքումը։</w:t>
@@ -1589,6 +1977,7 @@
         <w:jc w:val="both"/>
         <w:rPr>
           <w:rFonts w:ascii="Sylfaen" w:hAnsi="Sylfaen"/>
+          <w:color w:val="C00000"/>
           <w:lang w:val="hy-AM"/>
         </w:rPr>
       </w:pPr>
@@ -1597,6 +1986,7 @@
           <w:rFonts w:ascii="Sylfaen" w:hAnsi="Sylfaen"/>
           <w:b/>
           <w:bCs/>
+          <w:color w:val="C00000"/>
           <w:lang w:val="hy-AM"/>
         </w:rPr>
         <w:t>Ոլորտային նորարարություն.</w:t>
@@ -1604,6 +1994,7 @@
       <w:r>
         <w:rPr>
           <w:rFonts w:ascii="Sylfaen" w:hAnsi="Sylfaen"/>
+          <w:color w:val="C00000"/>
           <w:lang w:val="hy-AM"/>
         </w:rPr>
         <w:t xml:space="preserve"> Ստեղծվել է գործիքակազմ, որն իր արագագործությամբ, մաքուր կոդով և օգտագործելիության (usability) մակարդակով գերազանցում է Հայաստանի ավտոշուկայում ներկայումս գործող լուծումներին՝ առաջարկելով օգտատիրոջը որակական նոր փորձառություն։</w:t>
@@ -1643,49 +2034,116 @@
           <w:rFonts w:ascii="Sylfaen" w:hAnsi="Sylfaen"/>
           <w:b/>
           <w:bCs/>
-          <w:sz w:val="40"/>
-          <w:szCs w:val="40"/>
-          <w:lang w:val="hy-AM"/>
-        </w:rPr>
-        <w:lastRenderedPageBreak/>
-        <w:t>Տվյալների բազա</w:t>
-      </w:r>
-      <w:r>
-        <w:rPr>
-          <w:rFonts w:ascii="Sylfaen" w:hAnsi="Sylfaen"/>
-          <w:b/>
-          <w:bCs/>
-          <w:sz w:val="40"/>
-          <w:szCs w:val="40"/>
-          <w:lang w:val="hy-AM"/>
-        </w:rPr>
-        <w:t>ներ</w:t>
-      </w:r>
-    </w:p>
-    <w:p>
-      <w:pPr>
-        <w:jc w:val="center"/>
-        <w:rPr>
-          <w:rFonts w:ascii="Sylfaen" w:hAnsi="Sylfaen"/>
-          <w:b/>
-          <w:bCs/>
           <w:sz w:val="36"/>
           <w:szCs w:val="36"/>
           <w:lang w:val="hy-AM"/>
         </w:rPr>
-      </w:pPr>
-    </w:p>
-    <w:p>
-      <w:pPr>
-        <w:rPr>
-          <w:rFonts w:ascii="Sylfaen" w:eastAsia="Times New Roman" w:hAnsi="Sylfaen" w:cs="Times New Roman"/>
-          <w:b/>
-          <w:bCs/>
-          <w:sz w:val="24"/>
-          <w:szCs w:val="24"/>
-          <w:lang w:val="hy-AM" w:eastAsia="ru-RU"/>
-        </w:rPr>
-      </w:pPr>
+        <w:lastRenderedPageBreak/>
+        <w:t xml:space="preserve">Գլուխ </w:t>
+      </w:r>
+      <w:r>
+        <w:rPr>
+          <w:rFonts w:ascii="Sylfaen" w:hAnsi="Sylfaen"/>
+          <w:b/>
+          <w:bCs/>
+          <w:sz w:val="36"/>
+          <w:szCs w:val="36"/>
+          <w:lang w:val="hy-AM"/>
+        </w:rPr>
+        <w:t>2</w:t>
+      </w:r>
+      <w:r>
+        <w:rPr>
+          <w:rFonts w:ascii="Sylfaen" w:hAnsi="Sylfaen"/>
+          <w:b/>
+          <w:bCs/>
+          <w:sz w:val="36"/>
+          <w:szCs w:val="36"/>
+          <w:lang w:val="hy-AM"/>
+        </w:rPr>
+        <w:t xml:space="preserve">։ </w:t>
+      </w:r>
+      <w:r>
+        <w:rPr>
+          <w:rFonts w:ascii="Sylfaen" w:hAnsi="Sylfaen"/>
+          <w:b/>
+          <w:bCs/>
+          <w:sz w:val="36"/>
+          <w:szCs w:val="36"/>
+          <w:lang w:val="hy-AM"/>
+        </w:rPr>
+        <w:t>Տվյալների բազա</w:t>
+      </w:r>
+      <w:r>
+        <w:rPr>
+          <w:rFonts w:ascii="Sylfaen" w:hAnsi="Sylfaen"/>
+          <w:b/>
+          <w:bCs/>
+          <w:sz w:val="36"/>
+          <w:szCs w:val="36"/>
+          <w:lang w:val="hy-AM"/>
+        </w:rPr>
+        <w:t>ներ</w:t>
+      </w:r>
+    </w:p>
+    <w:p>
+      <w:pPr>
+        <w:jc w:val="center"/>
+        <w:rPr>
+          <w:rFonts w:ascii="Sylfaen" w:hAnsi="Sylfaen"/>
+          <w:b/>
+          <w:bCs/>
+          <w:sz w:val="36"/>
+          <w:szCs w:val="36"/>
+          <w:lang w:val="hy-AM"/>
+        </w:rPr>
+      </w:pPr>
+    </w:p>
+    <w:p>
+      <w:pPr>
+        <w:jc w:val="center"/>
+        <w:rPr>
+          <w:rFonts w:ascii="Sylfaen" w:eastAsia="Times New Roman" w:hAnsi="Sylfaen" w:cs="Times New Roman"/>
+          <w:b/>
+          <w:bCs/>
+          <w:sz w:val="24"/>
+          <w:szCs w:val="24"/>
+          <w:lang w:val="hy-AM" w:eastAsia="ru-RU"/>
+        </w:rPr>
+      </w:pPr>
+      <w:r>
+        <w:rPr>
+          <w:rFonts w:ascii="Sylfaen" w:eastAsia="Microsoft YaHei" w:hAnsi="Sylfaen" w:cs="Microsoft YaHei"/>
+          <w:b/>
+          <w:bCs/>
+          <w:sz w:val="24"/>
+          <w:szCs w:val="24"/>
+          <w:lang w:val="hy-AM"/>
+        </w:rPr>
+        <w:t>2</w:t>
+      </w:r>
+      <w:r>
+        <w:rPr>
+          <w:rFonts w:ascii="Sylfaen" w:eastAsia="Microsoft YaHei" w:hAnsi="Sylfaen" w:cs="Microsoft YaHei"/>
+          <w:b/>
+          <w:bCs/>
+          <w:sz w:val="24"/>
+          <w:szCs w:val="24"/>
+          <w:lang w:val="hy-AM"/>
+        </w:rPr>
+        <w:t>.</w:t>
+      </w:r>
+      <w:r>
+        <w:rPr>
+          <w:rFonts w:ascii="Sylfaen" w:eastAsia="Microsoft YaHei" w:hAnsi="Sylfaen" w:cs="Microsoft YaHei"/>
+          <w:b/>
+          <w:bCs/>
+          <w:sz w:val="24"/>
+          <w:szCs w:val="24"/>
+          <w:lang w:val="hy-AM"/>
+        </w:rPr>
+        <w:t xml:space="preserve">1։ </w:t>
+      </w:r>
       <w:r>
         <w:rPr>
           <w:rFonts w:ascii="Sylfaen" w:eastAsia="Times New Roman" w:hAnsi="Sylfaen" w:cs="Times New Roman"/>
@@ -1702,19 +2160,227 @@
       <w:pPr>
         <w:rPr>
           <w:rFonts w:ascii="Sylfaen" w:eastAsia="Times New Roman" w:hAnsi="Sylfaen" w:cs="Times New Roman"/>
-          <w:sz w:val="24"/>
-          <w:szCs w:val="24"/>
-          <w:lang w:val="hy-AM" w:eastAsia="ru-RU"/>
-        </w:rPr>
-      </w:pPr>
-      <w:r>
-        <w:rPr>
-          <w:rFonts w:ascii="Sylfaen" w:eastAsia="Times New Roman" w:hAnsi="Sylfaen" w:cs="Times New Roman"/>
-          <w:sz w:val="24"/>
-          <w:szCs w:val="24"/>
-          <w:lang w:val="hy-AM" w:eastAsia="ru-RU"/>
-        </w:rPr>
-        <w:t xml:space="preserve">Տվյալների բազաների կառավարման համակարգը (ՏԲԿՀ) մասնագիտացված ծրագրային ապահովում է, որը նախատեսված է տվյալների կառուցվածքավորված պահպանման, որոնման, փոփոխման և անվտանգության ապահովման համար։ Ի տարբերություն ֆայլային պարզ համակարգերի, ՏԲԿՀ-ն ապահովում է տվյալների ամբողջականությունը (integrity), բազմաօգտատեր հասանելիությունը և արդյունավետ մանիպուլյացիան նույնիսկ մեծածավալ տեղեկատվության պարագայում։ Ժամանակակից վեբ մշակման մեջ տվյալների բազաները հիմնականում բաժանվում են երկու մեծ խմբի՝ </w:t>
+          <w:b/>
+          <w:bCs/>
+          <w:sz w:val="24"/>
+          <w:szCs w:val="24"/>
+          <w:lang w:val="hy-AM" w:eastAsia="ru-RU"/>
+        </w:rPr>
+      </w:pPr>
+    </w:p>
+    <w:p>
+      <w:pPr>
+        <w:rPr>
+          <w:rFonts w:ascii="Sylfaen" w:eastAsia="Times New Roman" w:hAnsi="Sylfaen" w:cs="Times New Roman"/>
+          <w:sz w:val="24"/>
+          <w:szCs w:val="24"/>
+          <w:lang w:val="hy-AM" w:eastAsia="ru-RU"/>
+        </w:rPr>
+      </w:pPr>
+      <w:r>
+        <w:rPr>
+          <w:rFonts w:ascii="Sylfaen" w:eastAsia="Times New Roman" w:hAnsi="Sylfaen" w:cs="Times New Roman"/>
+          <w:sz w:val="24"/>
+          <w:szCs w:val="24"/>
+          <w:lang w:val="hy-AM" w:eastAsia="ru-RU"/>
+        </w:rPr>
+        <w:t>Տվյալների շտեմարանը (Տվյալների բազա), տվյալների որոշակի ձևով կազմակերպված համախումբ է, որում տվյալները պահպանվում են համաձայն նախապես որոշված նշանակման։</w:t>
+      </w:r>
+    </w:p>
+    <w:p>
+      <w:pPr>
+        <w:rPr>
+          <w:rFonts w:ascii="Sylfaen" w:eastAsia="Times New Roman" w:hAnsi="Sylfaen" w:cs="Times New Roman"/>
+          <w:sz w:val="24"/>
+          <w:szCs w:val="24"/>
+          <w:lang w:val="hy-AM" w:eastAsia="ru-RU"/>
+        </w:rPr>
+      </w:pPr>
+      <w:r>
+        <w:rPr>
+          <w:rFonts w:ascii="Sylfaen" w:eastAsia="Times New Roman" w:hAnsi="Sylfaen" w:cs="Times New Roman"/>
+          <w:sz w:val="24"/>
+          <w:szCs w:val="24"/>
+          <w:lang w:val="hy-AM" w:eastAsia="ru-RU"/>
+        </w:rPr>
+        <w:t>Ավանդական «թղթյա» տվյալների շտեմարաններ ունեն մի շարք թերություններ, օրինակ՝</w:t>
+      </w:r>
+    </w:p>
+    <w:p>
+      <w:pPr>
+        <w:pStyle w:val="ListParagraph"/>
+        <w:numPr>
+          <w:ilvl w:val="0"/>
+          <w:numId w:val="90"/>
+        </w:numPr>
+        <w:rPr>
+          <w:rFonts w:ascii="Sylfaen" w:eastAsia="Times New Roman" w:hAnsi="Sylfaen" w:cs="Times New Roman"/>
+          <w:sz w:val="24"/>
+          <w:szCs w:val="24"/>
+          <w:lang w:val="hy-AM" w:eastAsia="ru-RU"/>
+        </w:rPr>
+      </w:pPr>
+      <w:r>
+        <w:rPr>
+          <w:rFonts w:ascii="Sylfaen" w:eastAsia="Times New Roman" w:hAnsi="Sylfaen" w:cs="Times New Roman"/>
+          <w:sz w:val="24"/>
+          <w:szCs w:val="24"/>
+          <w:lang w:val="hy-AM" w:eastAsia="ru-RU"/>
+        </w:rPr>
+        <w:t>պահանջվում են ֆիզիկական մեծ տարածքներ,</w:t>
+      </w:r>
+    </w:p>
+    <w:p>
+      <w:pPr>
+        <w:pStyle w:val="ListParagraph"/>
+        <w:numPr>
+          <w:ilvl w:val="0"/>
+          <w:numId w:val="90"/>
+        </w:numPr>
+        <w:rPr>
+          <w:rFonts w:ascii="Sylfaen" w:eastAsia="Times New Roman" w:hAnsi="Sylfaen" w:cs="Times New Roman"/>
+          <w:sz w:val="24"/>
+          <w:szCs w:val="24"/>
+          <w:lang w:val="hy-AM" w:eastAsia="ru-RU"/>
+        </w:rPr>
+      </w:pPr>
+      <w:r>
+        <w:rPr>
+          <w:rFonts w:ascii="Sylfaen" w:eastAsia="Times New Roman" w:hAnsi="Sylfaen" w:cs="Times New Roman"/>
+          <w:sz w:val="24"/>
+          <w:szCs w:val="24"/>
+          <w:lang w:val="hy-AM" w:eastAsia="ru-RU"/>
+        </w:rPr>
+        <w:t>անհրաժեշտ տվյալները գտնելու համար պահանջվում է բավականաչափ երկար ժամանակ,</w:t>
+      </w:r>
+    </w:p>
+    <w:p>
+      <w:pPr>
+        <w:pStyle w:val="ListParagraph"/>
+        <w:numPr>
+          <w:ilvl w:val="0"/>
+          <w:numId w:val="90"/>
+        </w:numPr>
+        <w:rPr>
+          <w:rFonts w:ascii="Sylfaen" w:eastAsia="Times New Roman" w:hAnsi="Sylfaen" w:cs="Times New Roman"/>
+          <w:sz w:val="24"/>
+          <w:szCs w:val="24"/>
+          <w:lang w:val="hy-AM" w:eastAsia="ru-RU"/>
+        </w:rPr>
+      </w:pPr>
+      <w:r>
+        <w:rPr>
+          <w:rFonts w:ascii="Sylfaen" w:eastAsia="Times New Roman" w:hAnsi="Sylfaen" w:cs="Times New Roman"/>
+          <w:sz w:val="24"/>
+          <w:szCs w:val="24"/>
+          <w:lang w:val="hy-AM" w:eastAsia="ru-RU"/>
+        </w:rPr>
+        <w:t>դարակները և կարգացանկերը կարգավորված վիճակում պահպանելու համար պետք է ծավալուն աշխատանք կատարել և մեծ ջանքեր գործադրել։</w:t>
+      </w:r>
+    </w:p>
+    <w:p>
+      <w:pPr>
+        <w:rPr>
+          <w:rFonts w:ascii="Sylfaen" w:eastAsia="Times New Roman" w:hAnsi="Sylfaen" w:cs="Times New Roman"/>
+          <w:sz w:val="24"/>
+          <w:szCs w:val="24"/>
+          <w:lang w:val="hy-AM" w:eastAsia="ru-RU"/>
+        </w:rPr>
+      </w:pPr>
+      <w:r>
+        <w:rPr>
+          <w:rFonts w:ascii="Sylfaen" w:eastAsia="Times New Roman" w:hAnsi="Sylfaen" w:cs="Times New Roman"/>
+          <w:sz w:val="24"/>
+          <w:szCs w:val="24"/>
+          <w:lang w:val="hy-AM" w:eastAsia="ru-RU"/>
+        </w:rPr>
+        <w:t>Տվյալներ բազայի սխեմա</w:t>
+      </w:r>
+    </w:p>
+    <w:p>
+      <w:pPr>
+        <w:rPr>
+          <w:rFonts w:ascii="Sylfaen" w:eastAsia="Times New Roman" w:hAnsi="Sylfaen" w:cs="Times New Roman"/>
+          <w:sz w:val="24"/>
+          <w:szCs w:val="24"/>
+          <w:lang w:val="hy-AM" w:eastAsia="ru-RU"/>
+        </w:rPr>
+      </w:pPr>
+      <w:r>
+        <w:rPr>
+          <w:rFonts w:ascii="Sylfaen" w:eastAsia="Times New Roman" w:hAnsi="Sylfaen" w:cs="Times New Roman"/>
+          <w:sz w:val="24"/>
+          <w:szCs w:val="24"/>
+          <w:lang w:val="hy-AM" w:eastAsia="ru-RU"/>
+        </w:rPr>
+        <w:t>Տվյալների էլեկտրոնային շտեմարանները թույլ են տալիս լուծել բոլոր այդպիսի խնդիրները։ Առավել լայն կիրառություն են գտել տվյալների ռելյացիոն և դոկումենտ-կողմնորոշված բազաները։ Ռելյացիոն շտեմարաններում տեղեկատվությունը բաժանված է տրամաբանորեն կապակցված համեմատաբար փոքր և, դրա հետևանքով, ավելի հեշտ ղեկավարվող աղյուսակների։ Աղյուսակները իրենց կազմակերպման մակարդակի շնորհիվ պարզեցնում են շտեմարանի ուղեկցումը և ապահովում դրա առավել նախընտրելի գործարկումը։</w:t>
+      </w:r>
+    </w:p>
+    <w:p>
+      <w:pPr>
+        <w:rPr>
+          <w:rFonts w:ascii="Sylfaen" w:eastAsia="Times New Roman" w:hAnsi="Sylfaen" w:cs="Times New Roman"/>
+          <w:sz w:val="24"/>
+          <w:szCs w:val="24"/>
+          <w:lang w:val="hy-AM" w:eastAsia="ru-RU"/>
+        </w:rPr>
+      </w:pPr>
+      <w:r>
+        <w:rPr>
+          <w:rFonts w:ascii="Sylfaen" w:eastAsia="Times New Roman" w:hAnsi="Sylfaen" w:cs="Times New Roman"/>
+          <w:sz w:val="24"/>
+          <w:szCs w:val="24"/>
+          <w:lang w:val="hy-AM" w:eastAsia="ru-RU"/>
+        </w:rPr>
+        <w:t>Հատուկ գրականությունում աղյուսակի տողը անվանում են գրանցում (record), իսկ սյունակը՝ դաշտ (field)</w:t>
+      </w:r>
+    </w:p>
+    <w:p>
+      <w:pPr>
+        <w:rPr>
+          <w:rFonts w:ascii="Sylfaen" w:eastAsia="Times New Roman" w:hAnsi="Sylfaen" w:cs="Times New Roman"/>
+          <w:sz w:val="24"/>
+          <w:szCs w:val="24"/>
+          <w:lang w:val="hy-AM" w:eastAsia="ru-RU"/>
+        </w:rPr>
+      </w:pPr>
+      <w:r>
+        <w:rPr>
+          <w:rFonts w:ascii="Sylfaen" w:eastAsia="Times New Roman" w:hAnsi="Sylfaen" w:cs="Times New Roman"/>
+          <w:sz w:val="24"/>
+          <w:szCs w:val="24"/>
+          <w:lang w:val="hy-AM" w:eastAsia="ru-RU"/>
+        </w:rPr>
+        <w:t>«Տվյալների շտեմարան» տերմինը կարող է ավելի նեղ իմաստով օգտագործվել՝ նշելու կազմակերպված տվյալների շտեմարանի ստույգ դրսևորումներին և կարող է վերաբերվել տվյալների շտեմարանի տրամաբանական մոդելին, տվյալների շտեմարանի ֆիզիկական մոդելին կամ այլ տվյալների շտեմարանի ենթասահմանման։</w:t>
+      </w:r>
+    </w:p>
+    <w:p>
+      <w:pPr>
+        <w:rPr>
+          <w:rFonts w:ascii="Sylfaen" w:eastAsia="Times New Roman" w:hAnsi="Sylfaen" w:cs="Times New Roman"/>
+          <w:sz w:val="24"/>
+          <w:szCs w:val="24"/>
+          <w:lang w:val="hy-AM" w:eastAsia="ru-RU"/>
+        </w:rPr>
+      </w:pPr>
+      <w:r>
+        <w:rPr>
+          <w:rFonts w:ascii="Sylfaen" w:eastAsia="Times New Roman" w:hAnsi="Sylfaen" w:cs="Times New Roman"/>
+          <w:sz w:val="24"/>
+          <w:szCs w:val="24"/>
+          <w:lang w:val="hy-AM" w:eastAsia="ru-RU"/>
+        </w:rPr>
+        <w:t xml:space="preserve">Տվյալների բազաների կառավարման համակարգը (ՏԲԿՀ) մասնագիտացված ծրագրային ապահովում է, որը նախատեսված է տվյալների կառուցվածքավորված պահպանման, որոնման, փոփոխման և անվտանգության ապահովման համար։ Ի տարբերություն ֆայլային պարզ համակարգերի, ՏԲԿՀ-ն ապահովում է տվյալների ամբողջականությունը (integrity), բազմաօգտատեր հասանելիությունը և արդյունավետ մանիպուլյացիան </w:t>
+      </w:r>
+      <w:r>
+        <w:rPr>
+          <w:rFonts w:ascii="Sylfaen" w:eastAsia="Times New Roman" w:hAnsi="Sylfaen" w:cs="Times New Roman"/>
+          <w:sz w:val="24"/>
+          <w:szCs w:val="24"/>
+          <w:lang w:val="hy-AM" w:eastAsia="ru-RU"/>
+        </w:rPr>
+        <w:lastRenderedPageBreak/>
+        <w:t xml:space="preserve">նույնիսկ մեծածավալ տեղեկատվության պարագայում։ Ժամանակակից վեբ մշակման մեջ տվյալների բազաները հիմնականում բաժանվում են երկու մեծ խմբի՝ </w:t>
       </w:r>
       <w:r>
         <w:rPr>
@@ -1759,25 +2425,136 @@
     </w:p>
     <w:p>
       <w:pPr>
-        <w:rPr>
-          <w:rFonts w:ascii="Sylfaen" w:eastAsia="Times New Roman" w:hAnsi="Sylfaen" w:cs="Times New Roman"/>
-          <w:b/>
-          <w:bCs/>
-          <w:sz w:val="24"/>
-          <w:szCs w:val="24"/>
-          <w:lang w:val="hy-AM" w:eastAsia="ru-RU"/>
-        </w:rPr>
-      </w:pPr>
-      <w:r>
-        <w:rPr>
-          <w:rFonts w:ascii="Sylfaen" w:eastAsia="Times New Roman" w:hAnsi="Sylfaen" w:cs="Times New Roman"/>
-          <w:b/>
-          <w:bCs/>
-          <w:sz w:val="24"/>
-          <w:szCs w:val="24"/>
-          <w:lang w:val="hy-AM" w:eastAsia="ru-RU"/>
-        </w:rPr>
-        <w:t>1. SQL (Ռելացիոն տվյալների բազաներ)</w:t>
+        <w:jc w:val="center"/>
+        <w:rPr>
+          <w:rFonts w:ascii="Sylfaen" w:eastAsia="Times New Roman" w:hAnsi="Sylfaen" w:cs="Times New Roman"/>
+          <w:b/>
+          <w:bCs/>
+          <w:sz w:val="24"/>
+          <w:szCs w:val="24"/>
+          <w:lang w:val="hy-AM" w:eastAsia="ru-RU"/>
+        </w:rPr>
+      </w:pPr>
+      <w:r>
+        <w:rPr>
+          <w:rFonts w:ascii="Sylfaen" w:eastAsia="Microsoft YaHei" w:hAnsi="Sylfaen" w:cs="Microsoft YaHei"/>
+          <w:b/>
+          <w:bCs/>
+          <w:sz w:val="24"/>
+          <w:szCs w:val="24"/>
+          <w:lang w:val="hy-AM"/>
+        </w:rPr>
+        <w:t>2</w:t>
+      </w:r>
+      <w:r>
+        <w:rPr>
+          <w:rFonts w:ascii="Sylfaen" w:eastAsia="Microsoft YaHei" w:hAnsi="Sylfaen" w:cs="Microsoft YaHei"/>
+          <w:b/>
+          <w:bCs/>
+          <w:sz w:val="24"/>
+          <w:szCs w:val="24"/>
+          <w:lang w:val="hy-AM"/>
+        </w:rPr>
+        <w:t>.</w:t>
+      </w:r>
+      <w:r>
+        <w:rPr>
+          <w:rFonts w:ascii="Sylfaen" w:eastAsia="Microsoft YaHei" w:hAnsi="Sylfaen" w:cs="Microsoft YaHei"/>
+          <w:b/>
+          <w:bCs/>
+          <w:sz w:val="24"/>
+          <w:szCs w:val="24"/>
+          <w:lang w:val="hy-AM"/>
+        </w:rPr>
+        <w:t>2</w:t>
+      </w:r>
+      <w:r>
+        <w:rPr>
+          <w:rFonts w:ascii="Sylfaen" w:eastAsia="Microsoft YaHei" w:hAnsi="Sylfaen" w:cs="Microsoft YaHei"/>
+          <w:b/>
+          <w:bCs/>
+          <w:sz w:val="24"/>
+          <w:szCs w:val="24"/>
+          <w:lang w:val="hy-AM"/>
+        </w:rPr>
+        <w:t xml:space="preserve">։ </w:t>
+      </w:r>
+      <w:r>
+        <w:rPr>
+          <w:rFonts w:ascii="Sylfaen" w:eastAsia="Times New Roman" w:hAnsi="Sylfaen" w:cs="Times New Roman"/>
+          <w:b/>
+          <w:bCs/>
+          <w:sz w:val="24"/>
+          <w:szCs w:val="24"/>
+          <w:lang w:val="hy-AM" w:eastAsia="ru-RU"/>
+        </w:rPr>
+        <w:t>SQL (Ռելացիոն տվյալների բազաներ)</w:t>
+      </w:r>
+    </w:p>
+    <w:p>
+      <w:pPr>
+        <w:rPr>
+          <w:rFonts w:ascii="Sylfaen" w:eastAsia="Times New Roman" w:hAnsi="Sylfaen" w:cs="Times New Roman"/>
+          <w:sz w:val="24"/>
+          <w:szCs w:val="24"/>
+          <w:lang w:val="hy-AM" w:eastAsia="ru-RU"/>
+        </w:rPr>
+      </w:pPr>
+      <w:r>
+        <w:rPr>
+          <w:rFonts w:ascii="Sylfaen" w:eastAsia="Times New Roman" w:hAnsi="Sylfaen" w:cs="Times New Roman"/>
+          <w:sz w:val="24"/>
+          <w:szCs w:val="24"/>
+          <w:lang w:val="hy-AM" w:eastAsia="ru-RU"/>
+        </w:rPr>
+        <w:t xml:space="preserve"> </w:t>
+      </w:r>
+      <w:r>
+        <w:rPr>
+          <w:rFonts w:ascii="Sylfaen" w:eastAsia="Times New Roman" w:hAnsi="Sylfaen" w:cs="Times New Roman"/>
+          <w:sz w:val="24"/>
+          <w:szCs w:val="24"/>
+          <w:lang w:val="hy-AM" w:eastAsia="ru-RU"/>
+        </w:rPr>
+        <w:t>Ռելյացիոն է կոչվում այն տվյալների շտեմարանը, որը բաղկացած է տրամաբանորեն փոխկապակցված աղյուսակներից։ Աղյուսակը շտեմարանում տվյալների պահպանման հիմնական միավորն է։ Ռելյացիոն շտեմարաններում ղեկավարման հատուկ համակարգի միջոցով ապահովվում են տվյալների հետ տարբեր գործառնությունների կատարման հնարավորություններ։ Այդ համակարգերը կոչվում են տվյալների շտեմարանի կառավարման ռելյացիոն համակարգեր - ՏԲԿՌՀ։ ՏԲԿՌՀ-ների առավել խոշոր արտադրողներն են Օրաքլ, Microsoft, Informix, Sybase և IBM ֆիրմաները։</w:t>
+      </w:r>
+    </w:p>
+    <w:p>
+      <w:pPr>
+        <w:rPr>
+          <w:rFonts w:ascii="Sylfaen" w:eastAsia="Times New Roman" w:hAnsi="Sylfaen" w:cs="Times New Roman"/>
+          <w:sz w:val="24"/>
+          <w:szCs w:val="24"/>
+          <w:lang w:val="hy-AM" w:eastAsia="ru-RU"/>
+        </w:rPr>
+      </w:pPr>
+      <w:r>
+        <w:rPr>
+          <w:rFonts w:ascii="Sylfaen" w:eastAsia="Times New Roman" w:hAnsi="Sylfaen" w:cs="Times New Roman"/>
+          <w:sz w:val="24"/>
+          <w:szCs w:val="24"/>
+          <w:lang w:val="hy-AM" w:eastAsia="ru-RU"/>
+        </w:rPr>
+        <w:t>Ռելյացիոն շտեմարաններում աղյուսակների տրամաբանական փոխկապակցվությունը (ինչպես սովորաբար ասում են՝ աղյուսակները գտնվում են հարաբերությունների (relations) մեջ և այդ պատճառով կոչվում են աղյուսակ-հարաբերություններ) թույլ է տալիս մեկ հարցման միջոցով գտնել բոլոր անհրաժեշտ տվյալները, որոնք կարող են պարունակվել մի քանի աղյուսակներում։</w:t>
+      </w:r>
+    </w:p>
+    <w:p>
+      <w:pPr>
+        <w:rPr>
+          <w:rFonts w:ascii="Sylfaen" w:eastAsia="Times New Roman" w:hAnsi="Sylfaen" w:cs="Times New Roman"/>
+          <w:sz w:val="24"/>
+          <w:szCs w:val="24"/>
+          <w:lang w:val="hy-AM" w:eastAsia="ru-RU"/>
+        </w:rPr>
+      </w:pPr>
+      <w:r>
+        <w:rPr>
+          <w:rFonts w:ascii="Sylfaen" w:eastAsia="Times New Roman" w:hAnsi="Sylfaen" w:cs="Times New Roman"/>
+          <w:sz w:val="24"/>
+          <w:szCs w:val="24"/>
+          <w:lang w:val="hy-AM" w:eastAsia="ru-RU"/>
+        </w:rPr>
+        <w:t>Աղյուսակների միջև կապը իրականացվում է հիմնական (primary key) և արտաքին բանալիով (foreign key), այն դաշտը որ տվյալ աղյուսակի համար հիմնական բանալի է, դառնում է արտաքին բանալի այն աղյուսակի համար ում հետ կապված է։ Օրինակ եթե ունենք ապրանք և պատվեր աղյուսակներ, կապը ապրանքի և պատվերի կարող ենք ցույց տալ հետևյալ կերպ։ Ապրանքի աղյուսակում կստեղծվի յուրահատուկ դաշտ id, իսկ պատվեր աղյուսակում կստեղծվի prodcut_id ։ prodcut_id դաշտը ցույց կտա ապրանքի id ին։</w:t>
       </w:r>
     </w:p>
     <w:p>
@@ -1932,6 +2709,7 @@
           <w:szCs w:val="24"/>
           <w:lang w:val="en-US" w:eastAsia="ru-RU"/>
         </w:rPr>
+        <w:lastRenderedPageBreak/>
         <w:t>Մասշտաբավորում:</w:t>
       </w:r>
       <w:r>
@@ -1992,6 +2770,7 @@
     </w:p>
     <w:p>
       <w:pPr>
+        <w:jc w:val="center"/>
         <w:rPr>
           <w:rFonts w:ascii="Sylfaen" w:eastAsia="Times New Roman" w:hAnsi="Sylfaen" w:cs="Times New Roman"/>
           <w:b/>
@@ -2001,9 +2780,51 @@
           <w:lang w:val="en-US" w:eastAsia="ru-RU"/>
         </w:rPr>
       </w:pPr>
-    </w:p>
-    <w:p>
-      <w:pPr>
+      <w:r>
+        <w:rPr>
+          <w:rFonts w:ascii="Sylfaen" w:eastAsia="Microsoft YaHei" w:hAnsi="Sylfaen" w:cs="Microsoft YaHei"/>
+          <w:b/>
+          <w:bCs/>
+          <w:sz w:val="24"/>
+          <w:szCs w:val="24"/>
+          <w:lang w:val="hy-AM"/>
+        </w:rPr>
+        <w:t>2</w:t>
+      </w:r>
+      <w:r>
+        <w:rPr>
+          <w:rFonts w:ascii="Sylfaen" w:eastAsia="Microsoft YaHei" w:hAnsi="Sylfaen" w:cs="Microsoft YaHei"/>
+          <w:b/>
+          <w:bCs/>
+          <w:sz w:val="24"/>
+          <w:szCs w:val="24"/>
+          <w:lang w:val="hy-AM"/>
+        </w:rPr>
+        <w:t>.</w:t>
+      </w:r>
+      <w:r>
+        <w:rPr>
+          <w:rFonts w:ascii="Sylfaen" w:eastAsia="Microsoft YaHei" w:hAnsi="Sylfaen" w:cs="Microsoft YaHei"/>
+          <w:b/>
+          <w:bCs/>
+          <w:sz w:val="24"/>
+          <w:szCs w:val="24"/>
+          <w:lang w:val="hy-AM"/>
+        </w:rPr>
+        <w:t>3</w:t>
+      </w:r>
+      <w:r>
+        <w:rPr>
+          <w:rFonts w:ascii="Sylfaen" w:eastAsia="Microsoft YaHei" w:hAnsi="Sylfaen" w:cs="Microsoft YaHei"/>
+          <w:b/>
+          <w:bCs/>
+          <w:sz w:val="24"/>
+          <w:szCs w:val="24"/>
+          <w:lang w:val="hy-AM"/>
+        </w:rPr>
+        <w:t>։</w:t>
+      </w:r>
+      <w:r>
         <w:rPr>
           <w:rFonts w:ascii="Sylfaen" w:eastAsia="Times New Roman" w:hAnsi="Sylfaen" w:cs="Times New Roman"/>
           <w:b/>
@@ -2012,42 +2833,94 @@
           <w:szCs w:val="24"/>
           <w:lang w:val="en-US" w:eastAsia="ru-RU"/>
         </w:rPr>
-      </w:pPr>
-    </w:p>
-    <w:p>
-      <w:pPr>
-        <w:rPr>
-          <w:rFonts w:ascii="Sylfaen" w:eastAsia="Times New Roman" w:hAnsi="Sylfaen" w:cs="Times New Roman"/>
-          <w:b/>
-          <w:bCs/>
+        <w:t xml:space="preserve"> NoSQL (Ոչ ռելացիոն տվյալների բազաներ)</w:t>
+      </w:r>
+    </w:p>
+    <w:p>
+      <w:pPr>
+        <w:jc w:val="both"/>
+        <w:rPr>
+          <w:rFonts w:ascii="Sylfaen" w:eastAsia="Times New Roman" w:hAnsi="Sylfaen" w:cs="Times New Roman"/>
           <w:sz w:val="24"/>
           <w:szCs w:val="24"/>
           <w:lang w:val="en-US" w:eastAsia="ru-RU"/>
         </w:rPr>
       </w:pPr>
-    </w:p>
-    <w:p>
-      <w:pPr>
-        <w:rPr>
-          <w:rFonts w:ascii="Sylfaen" w:eastAsia="Times New Roman" w:hAnsi="Sylfaen" w:cs="Times New Roman"/>
-          <w:b/>
-          <w:bCs/>
+      <w:r>
+        <w:rPr>
+          <w:rFonts w:ascii="Sylfaen" w:eastAsia="Times New Roman" w:hAnsi="Sylfaen" w:cs="Times New Roman"/>
           <w:sz w:val="24"/>
           <w:szCs w:val="24"/>
           <w:lang w:val="en-US" w:eastAsia="ru-RU"/>
         </w:rPr>
-      </w:pPr>
-      <w:r>
-        <w:rPr>
-          <w:rFonts w:ascii="Sylfaen" w:eastAsia="Times New Roman" w:hAnsi="Sylfaen" w:cs="Times New Roman"/>
-          <w:b/>
-          <w:bCs/>
+        <w:t>NoSQL-ը (սկզբնապես նշանակում է «ոչ միայն SQL» կամ «ոչ հարաբերական»)</w:t>
+      </w:r>
+      <w:r>
+        <w:rPr>
+          <w:rFonts w:ascii="Sylfaen" w:eastAsia="Times New Roman" w:hAnsi="Sylfaen" w:cs="Times New Roman"/>
           <w:sz w:val="24"/>
           <w:szCs w:val="24"/>
           <w:lang w:val="en-US" w:eastAsia="ru-RU"/>
         </w:rPr>
-        <w:t>2. NoSQL (Ոչ ռելացիոն տվյալների բազաներ)</w:t>
-      </w:r>
+        <w:t xml:space="preserve"> </w:t>
+      </w:r>
+      <w:r>
+        <w:rPr>
+          <w:rFonts w:ascii="Sylfaen" w:eastAsia="Times New Roman" w:hAnsi="Sylfaen" w:cs="Times New Roman"/>
+          <w:sz w:val="24"/>
+          <w:szCs w:val="24"/>
+          <w:lang w:val="en-US" w:eastAsia="ru-RU"/>
+        </w:rPr>
+        <w:t>վերաբերում է տվյալների բազայի դիզայնի այն տեսակին, որը պահպանում և վերականգնում է տվյալները ռելացիոն տվյալների բազաների ավանդական աղյուսակային կառուցվածքից տարբերվող ձևով: Ի տարբերություն ռելացիոն տվյալների բազաների, որոնք տվյալները կազմակերպում են տողերի և սյուների, ինչպես աղյուսակը, NoSQL տվյալների բազաները օգտագործում են մեկ տվյալների կառուցվածք՝ ինչպիսիք են բանալի-արժեք զույգերը, լայն սյուները, գրաֆիկները կամ փաստաթղթերը՝ տեղեկատվություն պահելու համար: Քանի որ այս ոչ հարաբերական դիզայնը չի պահանջում ֆիքսված սխեմա, այն հեշտությամբ մասշտաբավորվում է՝ կառավարելու մեծ, հաճախ ոչ կառուցվածքային տվյալների հավաքածուներ: NoSQL համակարգերը երբեմն անվանում են «Ոչ միայն SQL», քանի որ դրանք կարող են աջակցել SQL-անման հարցման լեզուներին կամ աշխատել SQL տվյալների բազաների հետ միասին բազմալեզու-համառ կարգավորումներում, որտեղ համակցված են տվյալների բազայի բազմաթիվ տեսակներ: Ոչ հարաբերական տվյալների բազաները սկիզբ են առնում 1960-ականների վերջից, բայց «NoSQL» տերմինը ի հայտ է եկել 2000-ականների սկզբին՝ խթանվելով Web 2.0 ընկերությունների, ինչպիսիք են սոցիալական մեդիա հարթակները, կարիքներով:</w:t>
+      </w:r>
+    </w:p>
+    <w:p>
+      <w:pPr>
+        <w:jc w:val="both"/>
+        <w:rPr>
+          <w:rFonts w:ascii="Sylfaen" w:eastAsia="Times New Roman" w:hAnsi="Sylfaen" w:cs="Times New Roman"/>
+          <w:sz w:val="24"/>
+          <w:szCs w:val="24"/>
+          <w:lang w:val="en-US" w:eastAsia="ru-RU"/>
+        </w:rPr>
+      </w:pPr>
+      <w:r>
+        <w:rPr>
+          <w:rFonts w:ascii="Sylfaen" w:eastAsia="Times New Roman" w:hAnsi="Sylfaen" w:cs="Times New Roman"/>
+          <w:sz w:val="24"/>
+          <w:szCs w:val="24"/>
+          <w:lang w:val="en-US" w:eastAsia="ru-RU"/>
+        </w:rPr>
+        <w:t>NoSQL տվյալների բազաները տարածված են մեծ տվյալների և իրական ժամանակի վեբ հավելվածներում՝ իրենց պարզ դիզայնի, մեքենաների կլաստերների միջև մասշտաբավորվելու ունակության (կոչվում է հորիզոնական մասշտաբավորում) և տվյալների մատչելիության ճշգրիտ վերահսկողության շնորհիվ: Այս կառուցվածքները կարող են արագացնել որոշակի առաջադրանքներ և հաճախ համարվում են ավելի հարմարվողական, քան ֆիքսված տվյալների բազայի աղյուսակները: Այնուամենայնիվ, շատ NoSQL համակարգեր առաջնահերթություն են տալիս արագությանը և մատչելիությանը խիստ համապատասխանության փոխարեն (CAP թեորեմի համաձայն), օգտագործելով վերջնական համապատասխանությունը, որտեղ թարմացումները հասնում են բոլոր հանգույցներին, սովորաբար միլիվայրկյանների ընթացքում, բայց կարող են առաջացնել կարճատև ուշացումներ վերջին տվյալներին մուտք գործելու հարցում, որոնք հայտնի են որպես հնացած ընթերցումներ:</w:t>
+      </w:r>
+      <w:r>
+        <w:rPr>
+          <w:rFonts w:ascii="Sylfaen" w:eastAsia="Times New Roman" w:hAnsi="Sylfaen" w:cs="Times New Roman"/>
+          <w:sz w:val="24"/>
+          <w:szCs w:val="24"/>
+          <w:lang w:val="en-US" w:eastAsia="ru-RU"/>
+        </w:rPr>
+        <w:t xml:space="preserve"> </w:t>
+      </w:r>
+      <w:r>
+        <w:rPr>
+          <w:rFonts w:ascii="Sylfaen" w:eastAsia="Times New Roman" w:hAnsi="Sylfaen" w:cs="Times New Roman"/>
+          <w:sz w:val="24"/>
+          <w:szCs w:val="24"/>
+          <w:lang w:val="en-US" w:eastAsia="ru-RU"/>
+        </w:rPr>
+        <w:t>Չնայած մեծ մասը չունի ACID գործարքների լիարժեք աջակցություն, որոշները, ինչպես MongoDB-ն, այն ներառում են որպես հիմնական գործառույթ:</w:t>
+      </w:r>
+    </w:p>
+    <w:p>
+      <w:pPr>
+        <w:rPr>
+          <w:rFonts w:ascii="Sylfaen" w:eastAsia="Times New Roman" w:hAnsi="Sylfaen" w:cs="Times New Roman"/>
+          <w:sz w:val="24"/>
+          <w:szCs w:val="24"/>
+          <w:lang w:val="en-US" w:eastAsia="ru-RU"/>
+        </w:rPr>
+      </w:pPr>
     </w:p>
     <w:p>
       <w:pPr>
@@ -2221,12 +3094,13 @@
           <w:lang w:val="en-US" w:eastAsia="ru-RU"/>
         </w:rPr>
         <w:pict w14:anchorId="6765E9BA">
-          <v:rect id="_x0000_i1043" style="width:0;height:1.5pt" o:hrstd="t" o:hr="t" fillcolor="#a0a0a0" stroked="f"/>
+          <v:rect id="_x0000_i1025" style="width:0;height:1.5pt" o:hrstd="t" o:hr="t" fillcolor="#a0a0a0" stroked="f"/>
         </w:pict>
       </w:r>
     </w:p>
     <w:p>
       <w:pPr>
+        <w:jc w:val="center"/>
         <w:rPr>
           <w:rFonts w:ascii="Sylfaen" w:eastAsia="Times New Roman" w:hAnsi="Sylfaen" w:cs="Times New Roman"/>
           <w:b/>
@@ -2236,6 +3110,50 @@
           <w:lang w:val="en-US" w:eastAsia="ru-RU"/>
         </w:rPr>
       </w:pPr>
+      <w:r>
+        <w:rPr>
+          <w:rFonts w:ascii="Sylfaen" w:eastAsia="Microsoft YaHei" w:hAnsi="Sylfaen" w:cs="Microsoft YaHei"/>
+          <w:b/>
+          <w:bCs/>
+          <w:sz w:val="24"/>
+          <w:szCs w:val="24"/>
+          <w:lang w:val="hy-AM"/>
+        </w:rPr>
+        <w:t>2</w:t>
+      </w:r>
+      <w:r>
+        <w:rPr>
+          <w:rFonts w:ascii="Sylfaen" w:eastAsia="Microsoft YaHei" w:hAnsi="Sylfaen" w:cs="Microsoft YaHei"/>
+          <w:b/>
+          <w:bCs/>
+          <w:sz w:val="24"/>
+          <w:szCs w:val="24"/>
+          <w:lang w:val="hy-AM"/>
+        </w:rPr>
+        <w:t>.</w:t>
+      </w:r>
+      <w:r>
+        <w:rPr>
+          <w:rFonts w:ascii="Sylfaen" w:eastAsia="Microsoft YaHei" w:hAnsi="Sylfaen" w:cs="Microsoft YaHei"/>
+          <w:b/>
+          <w:bCs/>
+          <w:sz w:val="24"/>
+          <w:szCs w:val="24"/>
+          <w:lang w:val="hy-AM"/>
+        </w:rPr>
+        <w:t>4</w:t>
+      </w:r>
+      <w:r>
+        <w:rPr>
+          <w:rFonts w:ascii="Sylfaen" w:eastAsia="Microsoft YaHei" w:hAnsi="Sylfaen" w:cs="Microsoft YaHei"/>
+          <w:b/>
+          <w:bCs/>
+          <w:sz w:val="24"/>
+          <w:szCs w:val="24"/>
+          <w:lang w:val="hy-AM"/>
+        </w:rPr>
+        <w:t xml:space="preserve">։ </w:t>
+      </w:r>
       <w:r>
         <w:rPr>
           <w:rFonts w:ascii="Sylfaen" w:eastAsia="Times New Roman" w:hAnsi="Sylfaen" w:cs="Times New Roman"/>
@@ -2431,6 +3349,39 @@
           <w:szCs w:val="36"/>
           <w:lang w:val="hy-AM"/>
         </w:rPr>
+        <w:t xml:space="preserve">Գլուխ </w:t>
+      </w:r>
+      <w:r>
+        <w:rPr>
+          <w:rFonts w:ascii="Sylfaen" w:hAnsi="Sylfaen"/>
+          <w:b/>
+          <w:bCs/>
+          <w:sz w:val="36"/>
+          <w:szCs w:val="36"/>
+          <w:lang w:val="hy-AM"/>
+        </w:rPr>
+        <w:t>3</w:t>
+      </w:r>
+      <w:r>
+        <w:rPr>
+          <w:rFonts w:ascii="Sylfaen" w:hAnsi="Sylfaen"/>
+          <w:b/>
+          <w:bCs/>
+          <w:sz w:val="36"/>
+          <w:szCs w:val="36"/>
+          <w:lang w:val="hy-AM"/>
+        </w:rPr>
+        <w:t xml:space="preserve">։ </w:t>
+      </w:r>
+      <w:r>
+        <w:rPr>
+          <w:rFonts w:ascii="Sylfaen" w:hAnsi="Sylfaen"/>
+          <w:b/>
+          <w:bCs/>
+          <w:sz w:val="36"/>
+          <w:szCs w:val="36"/>
+          <w:lang w:val="hy-AM"/>
+        </w:rPr>
         <w:t>Վեբ-համակարգերի ճարտարապետական հիմունքները</w:t>
       </w:r>
     </w:p>
@@ -2465,25 +3416,70 @@
     </w:p>
     <w:p>
       <w:pPr>
-        <w:rPr>
-          <w:rFonts w:ascii="Sylfaen" w:eastAsia="Times New Roman" w:hAnsi="Sylfaen" w:cs="Times New Roman"/>
-          <w:b/>
-          <w:bCs/>
-          <w:sz w:val="24"/>
-          <w:szCs w:val="24"/>
-          <w:lang w:val="hy-AM" w:eastAsia="ru-RU"/>
-        </w:rPr>
-      </w:pPr>
-      <w:r>
-        <w:rPr>
-          <w:rFonts w:ascii="Sylfaen" w:eastAsia="Times New Roman" w:hAnsi="Sylfaen" w:cs="Times New Roman"/>
-          <w:b/>
-          <w:bCs/>
-          <w:sz w:val="24"/>
-          <w:szCs w:val="24"/>
-          <w:lang w:val="hy-AM" w:eastAsia="ru-RU"/>
-        </w:rPr>
-        <w:t>1. Վեբ-բրաուզեր և Հաճախորդային շերտ (The Client)</w:t>
+        <w:jc w:val="center"/>
+        <w:rPr>
+          <w:rFonts w:ascii="Sylfaen" w:eastAsia="Times New Roman" w:hAnsi="Sylfaen" w:cs="Times New Roman"/>
+          <w:b/>
+          <w:bCs/>
+          <w:sz w:val="28"/>
+          <w:szCs w:val="28"/>
+          <w:lang w:val="hy-AM" w:eastAsia="ru-RU"/>
+        </w:rPr>
+      </w:pPr>
+      <w:r>
+        <w:rPr>
+          <w:rFonts w:ascii="Sylfaen" w:eastAsia="Microsoft YaHei" w:hAnsi="Sylfaen" w:cs="Microsoft YaHei"/>
+          <w:b/>
+          <w:bCs/>
+          <w:sz w:val="28"/>
+          <w:szCs w:val="28"/>
+          <w:lang w:val="hy-AM"/>
+        </w:rPr>
+        <w:t>3</w:t>
+      </w:r>
+      <w:r>
+        <w:rPr>
+          <w:rFonts w:ascii="Sylfaen" w:eastAsia="Microsoft YaHei" w:hAnsi="Sylfaen" w:cs="Microsoft YaHei"/>
+          <w:b/>
+          <w:bCs/>
+          <w:sz w:val="28"/>
+          <w:szCs w:val="28"/>
+          <w:lang w:val="hy-AM"/>
+        </w:rPr>
+        <w:t>.</w:t>
+      </w:r>
+      <w:r>
+        <w:rPr>
+          <w:rFonts w:ascii="Sylfaen" w:eastAsia="Microsoft YaHei" w:hAnsi="Sylfaen" w:cs="Microsoft YaHei"/>
+          <w:b/>
+          <w:bCs/>
+          <w:sz w:val="28"/>
+          <w:szCs w:val="28"/>
+          <w:lang w:val="hy-AM"/>
+        </w:rPr>
+        <w:t>1</w:t>
+      </w:r>
+      <w:r>
+        <w:rPr>
+          <w:rFonts w:ascii="Sylfaen" w:eastAsia="Times New Roman" w:hAnsi="Sylfaen" w:cs="Times New Roman"/>
+          <w:b/>
+          <w:bCs/>
+          <w:sz w:val="28"/>
+          <w:szCs w:val="28"/>
+          <w:lang w:val="hy-AM" w:eastAsia="ru-RU"/>
+        </w:rPr>
+        <w:t xml:space="preserve">։ </w:t>
+      </w:r>
+      <w:r>
+        <w:rPr>
+          <w:rFonts w:ascii="Sylfaen" w:eastAsia="Times New Roman" w:hAnsi="Sylfaen" w:cs="Times New Roman"/>
+          <w:b/>
+          <w:bCs/>
+          <w:sz w:val="28"/>
+          <w:szCs w:val="28"/>
+          <w:lang w:val="hy-AM" w:eastAsia="ru-RU"/>
+        </w:rPr>
+        <w:t>Վեբ-բրաուզեր և Հաճախորդային շերտ (The Client)</w:t>
       </w:r>
     </w:p>
     <w:p>
@@ -2508,6 +3504,247 @@
     </w:p>
     <w:p>
       <w:pPr>
+        <w:jc w:val="both"/>
+        <w:rPr>
+          <w:rFonts w:ascii="Sylfaen" w:eastAsia="Times New Roman" w:hAnsi="Sylfaen" w:cs="Times New Roman"/>
+          <w:sz w:val="24"/>
+          <w:szCs w:val="24"/>
+          <w:lang w:val="hy-AM" w:eastAsia="ru-RU"/>
+        </w:rPr>
+      </w:pPr>
+      <w:r>
+        <w:rPr>
+          <w:rFonts w:ascii="Sylfaen" w:eastAsia="Times New Roman" w:hAnsi="Sylfaen" w:cs="Times New Roman"/>
+          <w:sz w:val="24"/>
+          <w:szCs w:val="24"/>
+          <w:lang w:val="hy-AM" w:eastAsia="ru-RU"/>
+        </w:rPr>
+        <w:t xml:space="preserve"> Բ</w:t>
+      </w:r>
+      <w:r>
+        <w:rPr>
+          <w:rFonts w:ascii="Sylfaen" w:eastAsia="Times New Roman" w:hAnsi="Sylfaen" w:cs="Times New Roman"/>
+          <w:sz w:val="24"/>
+          <w:szCs w:val="24"/>
+          <w:lang w:val="hy-AM" w:eastAsia="ru-RU"/>
+        </w:rPr>
+        <w:t>րաուզերը</w:t>
+      </w:r>
+      <w:r>
+        <w:rPr>
+          <w:rFonts w:ascii="Sylfaen" w:eastAsia="Times New Roman" w:hAnsi="Sylfaen" w:cs="Times New Roman"/>
+          <w:sz w:val="24"/>
+          <w:szCs w:val="24"/>
+          <w:lang w:val="hy-AM" w:eastAsia="ru-RU"/>
+        </w:rPr>
+        <w:t xml:space="preserve"> </w:t>
+      </w:r>
+      <w:r>
+        <w:rPr>
+          <w:rFonts w:ascii="Sylfaen" w:eastAsia="Times New Roman" w:hAnsi="Sylfaen" w:cs="Times New Roman"/>
+          <w:sz w:val="24"/>
+          <w:szCs w:val="24"/>
+          <w:lang w:val="hy-AM" w:eastAsia="ru-RU"/>
+        </w:rPr>
+        <w:t>ծրագրային ապահովում է, որը նախատեսված է վեբ-կայքեր դիտելու համար, այսինքն վեբ կայքերին դիմելու, դրանցից ստացված տեղեկատվությունը վերամշակելու, կայքը արտածելու և մի էջից մյուսն անցնելու համար։</w:t>
+      </w:r>
+    </w:p>
+    <w:p>
+      <w:pPr>
+        <w:jc w:val="both"/>
+        <w:rPr>
+          <w:rFonts w:ascii="Sylfaen" w:eastAsia="Times New Roman" w:hAnsi="Sylfaen" w:cs="Times New Roman"/>
+          <w:sz w:val="24"/>
+          <w:szCs w:val="24"/>
+          <w:lang w:val="hy-AM" w:eastAsia="ru-RU"/>
+        </w:rPr>
+      </w:pPr>
+      <w:r>
+        <w:rPr>
+          <w:rFonts w:ascii="Sylfaen" w:eastAsia="Times New Roman" w:hAnsi="Sylfaen" w:cs="Times New Roman"/>
+          <w:sz w:val="24"/>
+          <w:szCs w:val="24"/>
+          <w:lang w:val="hy-AM" w:eastAsia="ru-RU"/>
+        </w:rPr>
+        <w:t xml:space="preserve"> </w:t>
+      </w:r>
+      <w:r>
+        <w:rPr>
+          <w:rFonts w:ascii="Sylfaen" w:eastAsia="Times New Roman" w:hAnsi="Sylfaen" w:cs="Times New Roman"/>
+          <w:sz w:val="24"/>
+          <w:szCs w:val="24"/>
+          <w:lang w:val="hy-AM" w:eastAsia="ru-RU"/>
+        </w:rPr>
+        <w:t>Համացանցի ստեղծման օրվանից ցանցային զննիչները անընդհատ կատարելագործվել են և ժամանակի ընթացքում ավելի ու ավելի է մեծանում դրանց կարևորությունն ու պահանջարկը։ Այժմյան ցանցային զննիչը վեբ-կայքի մշակման և արտածման համար նախատեսված ծրագրային համակարգ է, որն իրենից ներկայացնում է վեբ-կայքի և իր հաճախորդի միջև միջանկյալ օղակ, միջավայր։ Գրեթե բոլոր հայտնի ցանցային զննիչները տարածվում են անվճար այլ լրացնող ծրագրերի հետ միասին. Microsoft Edge (Microsoft Windows-ի հետ միասին), Մոզիլլա Ֆայրֆոքս (անվճար, ազատ ծրագրային ապահովում), Սաֆարի (Mac ՕՀ-ի հետ կամ անվճար Windows-ի համար), Օպերա (անվճար սկսած 8.50 տարբերակից), Գուգլ Քրոմ (անվճար, ազատ ծրագրային ապահովում)։</w:t>
+      </w:r>
+    </w:p>
+    <w:p>
+      <w:pPr>
+        <w:jc w:val="both"/>
+        <w:rPr>
+          <w:rFonts w:ascii="Sylfaen" w:eastAsia="Times New Roman" w:hAnsi="Sylfaen" w:cs="Times New Roman"/>
+          <w:sz w:val="24"/>
+          <w:szCs w:val="24"/>
+          <w:lang w:val="hy-AM" w:eastAsia="ru-RU"/>
+        </w:rPr>
+      </w:pPr>
+      <w:r>
+        <w:rPr>
+          <w:rFonts w:ascii="Sylfaen" w:eastAsia="Times New Roman" w:hAnsi="Sylfaen" w:cs="Times New Roman"/>
+          <w:sz w:val="24"/>
+          <w:szCs w:val="24"/>
+          <w:lang w:val="hy-AM" w:eastAsia="ru-RU"/>
+        </w:rPr>
+        <w:t xml:space="preserve"> </w:t>
+      </w:r>
+      <w:r>
+        <w:rPr>
+          <w:rFonts w:ascii="Sylfaen" w:eastAsia="Times New Roman" w:hAnsi="Sylfaen" w:cs="Times New Roman"/>
+          <w:sz w:val="24"/>
+          <w:szCs w:val="24"/>
+          <w:lang w:val="hy-AM" w:eastAsia="ru-RU"/>
+        </w:rPr>
+        <w:t>2019 թվականի մարտի տվյալներով ավելի քան 4.3 մլն մարդ օգտագործում է զննիչ, որը մոտավորապես կազմում է աշխարհի բնակչության 55%-ը։ Ամենատարածված զննիչներն են Գուգլ Քրոմ-ը, Մոզիլլա Ֆայրֆոքս-ը, Սաֆարի-ն և Microsoft Edge-ը։</w:t>
+      </w:r>
+    </w:p>
+    <w:p>
+      <w:pPr>
+        <w:jc w:val="both"/>
+        <w:rPr>
+          <w:rFonts w:ascii="Sylfaen" w:eastAsia="Times New Roman" w:hAnsi="Sylfaen" w:cs="Times New Roman"/>
+          <w:sz w:val="24"/>
+          <w:szCs w:val="24"/>
+          <w:lang w:val="hy-AM" w:eastAsia="ru-RU"/>
+        </w:rPr>
+      </w:pPr>
+      <w:r>
+        <w:rPr>
+          <w:rFonts w:ascii="Sylfaen" w:eastAsia="Times New Roman" w:hAnsi="Sylfaen" w:cs="Times New Roman"/>
+          <w:sz w:val="24"/>
+          <w:szCs w:val="24"/>
+          <w:lang w:val="hy-AM" w:eastAsia="ru-RU"/>
+        </w:rPr>
+        <w:t>Համացանցային զննիչի նպատակը Համաշխարհային սարդոստայն-ից տեղեկատվությունը հասցնել և ցույց տալ դա Օգտվող-ի սարքի վրա։</w:t>
+      </w:r>
+    </w:p>
+    <w:p>
+      <w:pPr>
+        <w:jc w:val="both"/>
+        <w:rPr>
+          <w:rFonts w:ascii="Sylfaen" w:eastAsia="Times New Roman" w:hAnsi="Sylfaen" w:cs="Times New Roman"/>
+          <w:sz w:val="24"/>
+          <w:szCs w:val="24"/>
+          <w:lang w:val="hy-AM" w:eastAsia="ru-RU"/>
+        </w:rPr>
+      </w:pPr>
+      <w:r>
+        <w:rPr>
+          <w:rFonts w:ascii="Sylfaen" w:eastAsia="Times New Roman" w:hAnsi="Sylfaen" w:cs="Times New Roman"/>
+          <w:sz w:val="24"/>
+          <w:szCs w:val="24"/>
+          <w:lang w:val="hy-AM" w:eastAsia="ru-RU"/>
+        </w:rPr>
+        <w:t xml:space="preserve">Այս գործընթացը սկսում է երբ օգտագործողը ներմուծում է URL-ը զննիչում, օրինակ https://en.wikipedia.org/։ Գործնականում բոլոր URL-ները սկսում են http:-ով կամ https:-ով, ինչը նշանակում է, որ զննիչը կստանա դրանք որպես HTTP: https:-ի դեպքում զննիչի և վեբ </w:t>
+      </w:r>
+      <w:r>
+        <w:rPr>
+          <w:rFonts w:ascii="Sylfaen" w:eastAsia="Times New Roman" w:hAnsi="Sylfaen" w:cs="Times New Roman"/>
+          <w:sz w:val="24"/>
+          <w:szCs w:val="24"/>
+          <w:lang w:val="hy-AM" w:eastAsia="ru-RU"/>
+        </w:rPr>
+        <w:lastRenderedPageBreak/>
+        <w:t>սպասարիչի միջև հաղորդակցումը կոդավորված է անվտանգության և գաղտնիության սկզբունքներից ելնելով։ URL-ի համար մեկ այլ նախամասնիկ է file:-ը, որը օգտագործվում է համակարգչի ներքին պանակներն ու նիշքերը ցույց տալու համար։</w:t>
+      </w:r>
+    </w:p>
+    <w:p>
+      <w:pPr>
+        <w:jc w:val="both"/>
+        <w:rPr>
+          <w:rFonts w:ascii="Sylfaen" w:eastAsia="Times New Roman" w:hAnsi="Sylfaen" w:cs="Times New Roman"/>
+          <w:sz w:val="24"/>
+          <w:szCs w:val="24"/>
+          <w:lang w:val="hy-AM" w:eastAsia="ru-RU"/>
+        </w:rPr>
+      </w:pPr>
+      <w:r>
+        <w:rPr>
+          <w:rFonts w:ascii="Sylfaen" w:eastAsia="Times New Roman" w:hAnsi="Sylfaen" w:cs="Times New Roman"/>
+          <w:sz w:val="24"/>
+          <w:szCs w:val="24"/>
+          <w:lang w:val="hy-AM" w:eastAsia="ru-RU"/>
+        </w:rPr>
+        <w:t>Մի անգամ կայքէջը բեռնվում է դիատրկիչում, և զննիչը ցույց է տալիս այն օգտագործողի սարքի էկրանին։ Այն ներառում է զննիչի կողմից ներառվող հնարավոև պատկերները և վիդեոները։</w:t>
+      </w:r>
+    </w:p>
+    <w:p>
+      <w:pPr>
+        <w:rPr>
+          <w:rFonts w:ascii="Sylfaen" w:eastAsia="Times New Roman" w:hAnsi="Sylfaen" w:cs="Times New Roman"/>
+          <w:sz w:val="24"/>
+          <w:szCs w:val="24"/>
+          <w:lang w:val="hy-AM" w:eastAsia="ru-RU"/>
+        </w:rPr>
+      </w:pPr>
+      <w:r>
+        <w:rPr>
+          <w:rFonts w:ascii="Sylfaen" w:eastAsia="Times New Roman" w:hAnsi="Sylfaen" w:cs="Times New Roman"/>
+          <w:b/>
+          <w:bCs/>
+          <w:sz w:val="24"/>
+          <w:szCs w:val="24"/>
+          <w:lang w:val="hy-AM" w:eastAsia="ru-RU"/>
+        </w:rPr>
+        <w:t>Վեբ էջը</w:t>
+      </w:r>
+      <w:r>
+        <w:rPr>
+          <w:rFonts w:ascii="Sylfaen" w:eastAsia="Times New Roman" w:hAnsi="Sylfaen" w:cs="Times New Roman"/>
+          <w:sz w:val="24"/>
+          <w:szCs w:val="24"/>
+          <w:lang w:val="hy-AM" w:eastAsia="ru-RU"/>
+        </w:rPr>
+        <w:t> Համաշխարհային սարդոստայնի </w:t>
+      </w:r>
+      <w:r>
+        <w:rPr>
+          <w:rFonts w:ascii="Sylfaen" w:eastAsia="Times New Roman" w:hAnsi="Sylfaen" w:cs="Times New Roman"/>
+          <w:sz w:val="24"/>
+          <w:szCs w:val="24"/>
+          <w:lang w:val="hy-AM" w:eastAsia="ru-RU"/>
+        </w:rPr>
+        <w:t>մաս</w:t>
+      </w:r>
+      <w:r>
+        <w:rPr>
+          <w:rFonts w:ascii="Sylfaen" w:eastAsia="Times New Roman" w:hAnsi="Sylfaen" w:cs="Times New Roman"/>
+          <w:sz w:val="24"/>
+          <w:szCs w:val="24"/>
+          <w:lang w:val="hy-AM" w:eastAsia="ru-RU"/>
+        </w:rPr>
+        <w:t xml:space="preserve"> է, որը նախատեսված է վեբ զննարկիչի միջոցով այցելուներին հասանելի լինելու համար։ Այն ունի վեբ հասցե։ Տեխնիկապես, վեբ էջը հաճախ կազմված է </w:t>
+      </w:r>
+      <w:r>
+        <w:rPr>
+          <w:rFonts w:ascii="Sylfaen" w:eastAsia="Times New Roman" w:hAnsi="Sylfaen" w:cs="Times New Roman"/>
+          <w:sz w:val="24"/>
+          <w:szCs w:val="24"/>
+          <w:lang w:val="hy-AM" w:eastAsia="ru-RU"/>
+        </w:rPr>
+        <w:t>HTML</w:t>
+      </w:r>
+      <w:r>
+        <w:rPr>
+          <w:rFonts w:ascii="Sylfaen" w:eastAsia="Times New Roman" w:hAnsi="Sylfaen" w:cs="Times New Roman"/>
+          <w:sz w:val="24"/>
+          <w:szCs w:val="24"/>
+          <w:lang w:val="hy-AM" w:eastAsia="ru-RU"/>
+        </w:rPr>
+        <w:t> (Hypertext Markup Language) կամ XHTML փաստաթղթից և նկարներից։ Սակայն վեբը կարող է պարունակել ցանկացած տեսակի աղբյուրներ՝ տեքստային, տեսային, ձայնային, ծրագրային։</w:t>
+      </w:r>
+    </w:p>
+    <w:p>
+      <w:pPr>
         <w:rPr>
           <w:rFonts w:ascii="Sylfaen" w:eastAsia="Times New Roman" w:hAnsi="Sylfaen" w:cs="Times New Roman"/>
           <w:sz w:val="24"/>
@@ -2527,113 +3764,711 @@
     </w:p>
     <w:p>
       <w:pPr>
-        <w:numPr>
-          <w:ilvl w:val="0"/>
-          <w:numId w:val="69"/>
-        </w:numPr>
+        <w:jc w:val="center"/>
+        <w:rPr>
+          <w:rFonts w:ascii="Sylfaen" w:eastAsia="Times New Roman" w:hAnsi="Sylfaen" w:cs="Times New Roman"/>
+          <w:color w:val="00B050"/>
+          <w:sz w:val="24"/>
+          <w:szCs w:val="24"/>
+          <w:lang w:val="hy-AM" w:eastAsia="ru-RU"/>
+        </w:rPr>
+      </w:pPr>
+      <w:r>
+        <w:rPr>
+          <w:rFonts w:ascii="Sylfaen" w:eastAsia="Microsoft YaHei" w:hAnsi="Sylfaen" w:cs="Microsoft YaHei"/>
+          <w:b/>
+          <w:bCs/>
+          <w:sz w:val="28"/>
+          <w:szCs w:val="28"/>
+          <w:lang w:val="hy-AM"/>
+        </w:rPr>
+        <w:t>3.</w:t>
+      </w:r>
+      <w:r>
+        <w:rPr>
+          <w:rFonts w:ascii="Sylfaen" w:eastAsia="Microsoft YaHei" w:hAnsi="Sylfaen" w:cs="Microsoft YaHei"/>
+          <w:b/>
+          <w:bCs/>
+          <w:sz w:val="28"/>
+          <w:szCs w:val="28"/>
+          <w:lang w:val="hy-AM"/>
+        </w:rPr>
+        <w:t>2</w:t>
+      </w:r>
+      <w:r>
+        <w:rPr>
+          <w:rFonts w:ascii="Sylfaen" w:eastAsia="Times New Roman" w:hAnsi="Sylfaen" w:cs="Times New Roman"/>
+          <w:b/>
+          <w:bCs/>
+          <w:sz w:val="28"/>
+          <w:szCs w:val="28"/>
+          <w:lang w:val="hy-AM" w:eastAsia="ru-RU"/>
+        </w:rPr>
+        <w:t xml:space="preserve">։ </w:t>
+      </w:r>
+      <w:r>
+        <w:rPr>
+          <w:rFonts w:ascii="Sylfaen" w:eastAsia="Times New Roman" w:hAnsi="Sylfaen" w:cs="Times New Roman"/>
+          <w:b/>
+          <w:bCs/>
+          <w:color w:val="00B050"/>
+          <w:sz w:val="24"/>
+          <w:szCs w:val="24"/>
+          <w:lang w:val="hy-AM" w:eastAsia="ru-RU"/>
+        </w:rPr>
+        <w:t>HTML (HyperText Markup Language)</w:t>
+      </w:r>
+    </w:p>
+    <w:p>
+      <w:pPr>
         <w:jc w:val="both"/>
         <w:rPr>
           <w:rFonts w:ascii="Sylfaen" w:eastAsia="Times New Roman" w:hAnsi="Sylfaen" w:cs="Times New Roman"/>
-          <w:sz w:val="24"/>
-          <w:szCs w:val="24"/>
-          <w:lang w:val="hy-AM" w:eastAsia="ru-RU"/>
-        </w:rPr>
-      </w:pPr>
-      <w:r>
-        <w:rPr>
-          <w:rFonts w:ascii="Sylfaen" w:eastAsia="Times New Roman" w:hAnsi="Sylfaen" w:cs="Times New Roman"/>
-          <w:b/>
-          <w:bCs/>
-          <w:sz w:val="24"/>
-          <w:szCs w:val="24"/>
-          <w:lang w:val="hy-AM" w:eastAsia="ru-RU"/>
-        </w:rPr>
-        <w:t>HTML (HyperText Markup Language):</w:t>
-      </w:r>
-      <w:r>
-        <w:rPr>
-          <w:rFonts w:ascii="Sylfaen" w:eastAsia="Times New Roman" w:hAnsi="Sylfaen" w:cs="Times New Roman"/>
-          <w:sz w:val="24"/>
-          <w:szCs w:val="24"/>
-          <w:lang w:val="hy-AM" w:eastAsia="ru-RU"/>
-        </w:rPr>
-        <w:t xml:space="preserve"> Սահմանում է էջի կառուցվածքը և բովանդակությունը (վերնագրեր, պարբերություններ, ձևաչափեր):</w:t>
-      </w:r>
-    </w:p>
-    <w:p>
-      <w:pPr>
-        <w:numPr>
-          <w:ilvl w:val="0"/>
-          <w:numId w:val="69"/>
-        </w:numPr>
+          <w:color w:val="00B050"/>
+          <w:sz w:val="24"/>
+          <w:szCs w:val="24"/>
+          <w:lang w:val="hy-AM" w:eastAsia="ru-RU"/>
+        </w:rPr>
+      </w:pPr>
+      <w:r>
+        <w:rPr>
+          <w:rFonts w:ascii="Sylfaen" w:eastAsia="Times New Roman" w:hAnsi="Sylfaen" w:cs="Times New Roman"/>
+          <w:color w:val="00B050"/>
+          <w:sz w:val="24"/>
+          <w:szCs w:val="24"/>
+          <w:lang w:val="hy-AM" w:eastAsia="ru-RU"/>
+        </w:rPr>
+        <w:t xml:space="preserve"> Կազմում է էջի կառուցվածքը և բովանդակությունը (վերնագրեր, պարբերություններ, ձևաչափեր):</w:t>
+      </w:r>
+    </w:p>
+    <w:p>
+      <w:pPr>
         <w:jc w:val="both"/>
         <w:rPr>
-          <w:rFonts w:ascii="Sylfaen" w:eastAsia="Times New Roman" w:hAnsi="Sylfaen" w:cs="Times New Roman"/>
-          <w:sz w:val="24"/>
-          <w:szCs w:val="24"/>
-          <w:lang w:val="hy-AM" w:eastAsia="ru-RU"/>
-        </w:rPr>
-      </w:pPr>
-      <w:r>
-        <w:rPr>
-          <w:rFonts w:ascii="Sylfaen" w:eastAsia="Times New Roman" w:hAnsi="Sylfaen" w:cs="Times New Roman"/>
-          <w:b/>
-          <w:bCs/>
-          <w:sz w:val="24"/>
-          <w:szCs w:val="24"/>
-          <w:lang w:val="hy-AM" w:eastAsia="ru-RU"/>
-        </w:rPr>
-        <w:t>CSS (Cascading Style Sheets):</w:t>
-      </w:r>
-      <w:r>
-        <w:rPr>
-          <w:rFonts w:ascii="Sylfaen" w:eastAsia="Times New Roman" w:hAnsi="Sylfaen" w:cs="Times New Roman"/>
-          <w:sz w:val="24"/>
-          <w:szCs w:val="24"/>
-          <w:lang w:val="hy-AM" w:eastAsia="ru-RU"/>
-        </w:rPr>
-        <w:t xml:space="preserve"> Պատասխանատու է տեսողական ձևավորման, գունային լուծումների և էջի տարրերի դասավորվածության համար՝ ապահովելով էկրանի տարբեր չափսերին հարմարվողականությունը (Responsiveness):</w:t>
-      </w:r>
-    </w:p>
-    <w:p>
-      <w:pPr>
-        <w:numPr>
-          <w:ilvl w:val="0"/>
-          <w:numId w:val="69"/>
-        </w:numPr>
+          <w:rFonts w:ascii="Sylfaen" w:hAnsi="Sylfaen"/>
+          <w:color w:val="00B050"/>
+          <w:sz w:val="24"/>
+          <w:szCs w:val="24"/>
+          <w:lang w:val="hy-AM"/>
+        </w:rPr>
+      </w:pPr>
+      <w:r>
+        <w:rPr>
+          <w:rFonts w:ascii="Sylfaen" w:eastAsia="Times New Roman" w:hAnsi="Sylfaen" w:cs="Times New Roman"/>
+          <w:color w:val="00B050"/>
+          <w:sz w:val="24"/>
+          <w:szCs w:val="24"/>
+          <w:lang w:val="hy-AM" w:eastAsia="ru-RU"/>
+        </w:rPr>
+        <w:t xml:space="preserve">  HTML-ի օգնությամբ հեշտությամբ կարելի է ստեղծել համեմատաբար պարզ, սակայն գեղեցիկ ձևավորված փաստաթուղթ։ Ի հավելումն փաստաթղթի կառուցվածքի պարզեցմանը՝ HTML-ում աջակցվում էր հիպերտեքստը։ Մուլտիմեդիայի հնարավորությունները ավելացվեցին քիչ ավելի ուշ։ Ի սկզբանե HTML լեզուն ստեղծվել է որպես փաստաթղթերի կառուցման և ձևավորման միջոց՝ անկախ օգտագործվող արտածման միջոցից (էկրան, տպիչ և այլն) ցուցադրելու միջոց։ Նախնական HTML ձևաչափով տեքստը պետք է առանց ոճային և կառուծվածքային ձևափոխման արտածվեր սարքավորման վրա՝ տարբեր տեխնիկական համալրմամբ (ժամանակակից համակարգչի գունավոր էկրանը, օրգանայզերի մոնոխրոմային էկրան, բջջային հեռախոսների կամ տեքստերի ձայնային վերարտադրման ծրագրերի կամ սարքավորումների սահմանափակ չափերով էկրան)։ Սակայն HTML-ի ժամանակակից կիրառումը հեռու է սկզբնական նշանակությունից։</w:t>
+      </w:r>
+      <w:r>
+        <w:rPr>
+          <w:rFonts w:ascii="Sylfaen" w:eastAsia="Times New Roman" w:hAnsi="Sylfaen" w:cs="Times New Roman"/>
+          <w:color w:val="00B050"/>
+          <w:sz w:val="24"/>
+          <w:szCs w:val="24"/>
+          <w:lang w:val="hy-AM" w:eastAsia="ru-RU"/>
+        </w:rPr>
+        <w:br/>
+      </w:r>
+      <w:r>
+        <w:rPr>
+          <w:rFonts w:ascii="Sylfaen" w:eastAsia="Times New Roman" w:hAnsi="Sylfaen" w:cs="Times New Roman"/>
+          <w:color w:val="00B050"/>
+          <w:sz w:val="24"/>
+          <w:szCs w:val="24"/>
+          <w:lang w:val="hy-AM" w:eastAsia="ru-RU"/>
+        </w:rPr>
+        <w:br/>
+      </w:r>
+      <w:r>
+        <w:rPr>
+          <w:rFonts w:ascii="Sylfaen" w:hAnsi="Sylfaen"/>
+          <w:color w:val="00B050"/>
+          <w:sz w:val="24"/>
+          <w:szCs w:val="24"/>
+          <w:lang w:val="hy-AM"/>
+        </w:rPr>
+        <w:t xml:space="preserve">Տեքստային փաստաթղթերը, որոնք պարունակում են HTML կոդ (այդ փաստաթղթերը հիմնականում ունեն .html կամ .htm ընդլայնում), մշակվում են հատուկ ծրագրերի միջոցով, որոնք ցուցադրում են փաստաթուղթը իր ձևավորման համաձայն։ Այդ ծրագրերը, որոնք անվանում են դիտարկիչներ (browser), սովորաբար իրենցից ներկայացնում են հարմար միջավայր վեբ էջերի հայցման, դրանց դիտման և անհրաժեշտության դեպքում նաև դեպի սերվեր տվյալների փոխանցման համար։ Այժմ </w:t>
+      </w:r>
+      <w:r>
+        <w:rPr>
+          <w:rFonts w:ascii="Sylfaen" w:hAnsi="Sylfaen"/>
+          <w:color w:val="00B050"/>
+          <w:sz w:val="24"/>
+          <w:szCs w:val="24"/>
+          <w:lang w:val="hy-AM"/>
+        </w:rPr>
+        <w:lastRenderedPageBreak/>
+        <w:t>աշխարհում առավել գործածվող դիտարկիչներն են՝ Մոզիլա Ֆայրֆոքս, Գուգլ Քրոմ, Ինտերնետ Էքսպլորեր, Օպերա և Սաֆարի։</w:t>
+      </w:r>
+    </w:p>
+    <w:p>
+      <w:pPr>
         <w:jc w:val="both"/>
         <w:rPr>
-          <w:rFonts w:ascii="Sylfaen" w:eastAsia="Times New Roman" w:hAnsi="Sylfaen" w:cs="Times New Roman"/>
-          <w:sz w:val="24"/>
-          <w:szCs w:val="24"/>
-          <w:lang w:val="hy-AM" w:eastAsia="ru-RU"/>
-        </w:rPr>
-      </w:pPr>
-      <w:r>
-        <w:rPr>
-          <w:rFonts w:ascii="Sylfaen" w:eastAsia="Times New Roman" w:hAnsi="Sylfaen" w:cs="Times New Roman"/>
-          <w:b/>
-          <w:bCs/>
-          <w:sz w:val="24"/>
-          <w:szCs w:val="24"/>
-          <w:lang w:val="hy-AM" w:eastAsia="ru-RU"/>
-        </w:rPr>
-        <w:t>JavaScript:</w:t>
-      </w:r>
-      <w:r>
-        <w:rPr>
-          <w:rFonts w:ascii="Sylfaen" w:eastAsia="Times New Roman" w:hAnsi="Sylfaen" w:cs="Times New Roman"/>
-          <w:sz w:val="24"/>
-          <w:szCs w:val="24"/>
-          <w:lang w:val="hy-AM" w:eastAsia="ru-RU"/>
-        </w:rPr>
-        <w:t xml:space="preserve"> Ապահովում է էջի դինամիկան և ինտերակտիվությունը: Այս նախագծում օգտագործված </w:t>
-      </w:r>
-      <w:r>
-        <w:rPr>
-          <w:rFonts w:ascii="Sylfaen" w:eastAsia="Times New Roman" w:hAnsi="Sylfaen" w:cs="Times New Roman"/>
-          <w:b/>
-          <w:bCs/>
+          <w:rFonts w:ascii="Sylfaen" w:hAnsi="Sylfaen"/>
+          <w:color w:val="00B050"/>
+          <w:sz w:val="24"/>
+          <w:szCs w:val="24"/>
+          <w:lang w:val="hy-AM"/>
+        </w:rPr>
+      </w:pPr>
+    </w:p>
+    <w:p>
+      <w:pPr>
+        <w:jc w:val="both"/>
+        <w:rPr>
+          <w:rFonts w:ascii="Sylfaen" w:eastAsia="Times New Roman" w:hAnsi="Sylfaen" w:cs="Times New Roman"/>
+          <w:color w:val="00B050"/>
+          <w:sz w:val="24"/>
+          <w:szCs w:val="24"/>
+          <w:lang w:val="hy-AM" w:eastAsia="ru-RU"/>
+        </w:rPr>
+      </w:pPr>
+      <w:r>
+        <w:rPr>
+          <w:rFonts w:ascii="Sylfaen" w:eastAsia="Times New Roman" w:hAnsi="Sylfaen" w:cs="Times New Roman"/>
+          <w:color w:val="00B050"/>
+          <w:sz w:val="24"/>
+          <w:szCs w:val="24"/>
+          <w:lang w:val="hy-AM" w:eastAsia="ru-RU"/>
+        </w:rPr>
+        <w:t>1990-ական թվականի կեսերին առաջ եկավ հետևյալ երևույթը. դիտարկիչների հիմնական արտադրող ընկերությունները՝ Նեթսքեյփ և Մայքրոսոֆթ, սկսեցին ներառել HTML-ը տարրերի սեպական հավաքածուներով։ Տարբեր դիտարկիչների անհամատեղելիության պատճառով ստեղծվեց խառնաշփոթ, առավելապես բարդություններ էին առաջանում նույն փաստաթուղթը տարբեր դիտարկիչներում նույն տեսքով ստանալու հարցում։ Վեբ մասնագետները ստիպված էին միևնույն էջը մի քանի տարբերակով ստեղծել։ 2000-ականների սկզբին, մի քանի տարով այդ խնդիրը փոքր-ինչ կորցրեց իր հրատապությունը՝ կապված Ինտերնետ Էքսպլորերի տարածման և զարգացնամ հետ։</w:t>
+      </w:r>
+    </w:p>
+    <w:p>
+      <w:pPr>
+        <w:jc w:val="both"/>
+        <w:rPr>
+          <w:rFonts w:ascii="Sylfaen" w:eastAsia="Times New Roman" w:hAnsi="Sylfaen" w:cs="Times New Roman"/>
+          <w:color w:val="00B050"/>
+          <w:sz w:val="24"/>
+          <w:szCs w:val="24"/>
+          <w:lang w:val="hy-AM" w:eastAsia="ru-RU"/>
+        </w:rPr>
+      </w:pPr>
+    </w:p>
+    <w:p>
+      <w:pPr>
+        <w:jc w:val="both"/>
+        <w:rPr>
+          <w:rFonts w:ascii="Sylfaen" w:eastAsia="Times New Roman" w:hAnsi="Sylfaen" w:cs="Times New Roman"/>
+          <w:color w:val="00B050"/>
+          <w:sz w:val="24"/>
+          <w:szCs w:val="24"/>
+          <w:lang w:val="hy-AM" w:eastAsia="ru-RU"/>
+        </w:rPr>
+      </w:pPr>
+      <w:r>
+        <w:rPr>
+          <w:rFonts w:ascii="Sylfaen" w:eastAsia="Times New Roman" w:hAnsi="Sylfaen" w:cs="Times New Roman"/>
+          <w:color w:val="00B050"/>
+          <w:sz w:val="24"/>
+          <w:szCs w:val="24"/>
+          <w:lang w:val="hy-AM" w:eastAsia="ru-RU"/>
+        </w:rPr>
+        <w:t>HTML լեզվով գրված ցանկացած փաստաթուղթ իրենից ներկայացնում է իրար մեջ ներդրված տարրերի հավաքածու (</w:t>
+      </w:r>
+      <w:r>
+        <w:rPr>
+          <w:rFonts w:ascii="Sylfaen" w:eastAsia="Times New Roman" w:hAnsi="Sylfaen" w:cs="Times New Roman"/>
+          <w:i/>
+          <w:iCs/>
+          <w:color w:val="00B050"/>
+          <w:sz w:val="24"/>
+          <w:szCs w:val="24"/>
+          <w:lang w:val="hy-AM" w:eastAsia="ru-RU"/>
+        </w:rPr>
+        <w:t>HTML element</w:t>
+      </w:r>
+      <w:r>
+        <w:rPr>
+          <w:rFonts w:ascii="Sylfaen" w:eastAsia="Times New Roman" w:hAnsi="Sylfaen" w:cs="Times New Roman"/>
+          <w:color w:val="00B050"/>
+          <w:sz w:val="24"/>
+          <w:szCs w:val="24"/>
+          <w:lang w:val="hy-AM" w:eastAsia="ru-RU"/>
+        </w:rPr>
+        <w:t>), ընդ որում բոլոր տարրերի սկիզբը և վերջը նշվում է հատուկ նշիչներով՝ թեգերով (</w:t>
+      </w:r>
+      <w:r>
+        <w:rPr>
+          <w:rFonts w:ascii="Sylfaen" w:eastAsia="Times New Roman" w:hAnsi="Sylfaen" w:cs="Times New Roman"/>
+          <w:i/>
+          <w:iCs/>
+          <w:color w:val="00B050"/>
+          <w:sz w:val="24"/>
+          <w:szCs w:val="24"/>
+          <w:lang w:val="hy-AM" w:eastAsia="ru-RU"/>
+        </w:rPr>
+        <w:t>tag</w:t>
+      </w:r>
+      <w:r>
+        <w:rPr>
+          <w:rFonts w:ascii="Sylfaen" w:eastAsia="Times New Roman" w:hAnsi="Sylfaen" w:cs="Times New Roman"/>
+          <w:color w:val="00B050"/>
+          <w:sz w:val="24"/>
+          <w:szCs w:val="24"/>
+          <w:lang w:val="hy-AM" w:eastAsia="ru-RU"/>
+        </w:rPr>
+        <w:t>)։ Տարրերը կարող են լինել դատարկ, այսինքն՝ չպարունակեն ոչ մի տեքստ կամ տվյալ։ Օրինակ &lt;br /&gt; թեգը ջարդում է տողը՝ հաջորդող տեքստը սկսելով նոր տողից (բայց ոչ նոր պարբերությունից)։ Այս դեպքում սովորաբար չի նշվում փակող թեգ։ Բացի այդ, տարրերը կարող են պարունակել հատկանիշներ (HTML ատրիբուտներ), որոնք որոշում են նրանց որոշակի հատկանիշներ, օրինակ տառաչափը </w:t>
+      </w:r>
+      <w:r>
+        <w:rPr>
+          <w:rFonts w:ascii="Sylfaen" w:eastAsia="Times New Roman" w:hAnsi="Sylfaen" w:cs="Times New Roman"/>
+          <w:i/>
+          <w:iCs/>
+          <w:color w:val="00B050"/>
+          <w:sz w:val="24"/>
+          <w:szCs w:val="24"/>
+          <w:lang w:val="hy-AM" w:eastAsia="ru-RU"/>
+        </w:rPr>
+        <w:t>font</w:t>
+      </w:r>
+      <w:r>
+        <w:rPr>
+          <w:rFonts w:ascii="Sylfaen" w:eastAsia="Times New Roman" w:hAnsi="Sylfaen" w:cs="Times New Roman"/>
+          <w:color w:val="00B050"/>
+          <w:sz w:val="24"/>
+          <w:szCs w:val="24"/>
+          <w:lang w:val="hy-AM" w:eastAsia="ru-RU"/>
+        </w:rPr>
+        <w:t> տարրի համար։ Ատրիբուտները նշվում են բացող թեգի մեջ։ HTML փաստաթուղթը սկսվում է &lt;html&gt; թեգով և ավարտվում է &lt;/html&gt; թեգով։ Փաստաթուղթը բաղկացած է երկու հիմնական մասերից` ծանուցման բաժին և փաստաթղթի մարմին։ Ծանուցման բաժինը ներառվում է &lt;head&gt;&lt;/head&gt; թեգերի մեջ։ Այս բաժնում ներառվում են նաև տեխնիկական այլ բնութագրեր։ Էջի վերնագիրը տրվում է &lt;title&gt; ..&lt;/title&gt; մեկնարկի և ավարտի թեգերի միջև։ Html-փաստաթղթի մարմինը ներառվում է&lt;body&gt; և &lt;/body&gt; զույգ թեգերի մեջ։ Գրանցումները, որտեղ նշվել են տարրի անվանումը կամ ատրիբուտները, կարևոր չեն (բացի XHTML -ից)։ Տարրերը կարող են լինել ներդրված։</w:t>
+      </w:r>
+    </w:p>
+    <w:p>
+      <w:pPr>
+        <w:jc w:val="both"/>
+        <w:rPr>
+          <w:rFonts w:ascii="Sylfaen" w:eastAsia="Times New Roman" w:hAnsi="Sylfaen" w:cs="Times New Roman"/>
+          <w:color w:val="00B050"/>
+          <w:sz w:val="24"/>
+          <w:szCs w:val="24"/>
+          <w:lang w:val="hy-AM" w:eastAsia="ru-RU"/>
+        </w:rPr>
+      </w:pPr>
+      <w:r>
+        <w:rPr>
+          <w:rFonts w:ascii="Sylfaen" w:eastAsia="Times New Roman" w:hAnsi="Sylfaen" w:cs="Times New Roman"/>
+          <w:color w:val="00B050"/>
+          <w:sz w:val="24"/>
+          <w:szCs w:val="24"/>
+          <w:lang w:val="hy-AM" w:eastAsia="ru-RU"/>
+        </w:rPr>
+        <w:br/>
+      </w:r>
+      <w:r>
+        <w:rPr>
+          <w:rFonts w:ascii="Sylfaen" w:hAnsi="Sylfaen"/>
+          <w:color w:val="00B050"/>
+          <w:lang w:val="hy-AM"/>
+        </w:rPr>
+        <w:t>HTML փաստաթղթեր ստեղծելու համար օգտագործվում են HTML մասնիկներ, որոնք իրենցից ներկայացնում են HTML-ի թեգեր պարփակված ուղղանկյուն փակագծերի մեջ։ Օրինակ՝ &lt;p&gt;։</w:t>
+      </w:r>
+    </w:p>
+    <w:p>
+      <w:pPr>
+        <w:jc w:val="both"/>
+        <w:rPr>
+          <w:rFonts w:ascii="Sylfaen" w:eastAsia="Times New Roman" w:hAnsi="Sylfaen" w:cs="Times New Roman"/>
+          <w:color w:val="00B050"/>
+          <w:sz w:val="24"/>
+          <w:szCs w:val="24"/>
+          <w:lang w:val="hy-AM" w:eastAsia="ru-RU"/>
+        </w:rPr>
+      </w:pPr>
+      <w:r>
+        <w:rPr>
+          <w:rFonts w:ascii="Sylfaen" w:eastAsia="Times New Roman" w:hAnsi="Sylfaen" w:cs="Times New Roman"/>
+          <w:color w:val="00B050"/>
+          <w:sz w:val="24"/>
+          <w:szCs w:val="24"/>
+          <w:lang w:val="hy-AM" w:eastAsia="ru-RU"/>
+        </w:rPr>
+        <w:t>Դեպքերի մեծ մասում մասնիկները հանդիպում են զույգ թեգերով, որոնք են "բացման թեգը" &lt;p&gt; և "փակման թեգը" &lt;/p&gt;, որի մեջ դրվում է "/" նշանը։ Ներկայացվող ինֆորմացիան գրվում է այդ երկու թեգերի արանքում։</w:t>
+      </w:r>
+    </w:p>
+    <w:p>
+      <w:pPr>
+        <w:jc w:val="both"/>
+        <w:rPr>
+          <w:rFonts w:ascii="Sylfaen" w:eastAsia="Times New Roman" w:hAnsi="Sylfaen" w:cs="Times New Roman"/>
+          <w:color w:val="00B050"/>
+          <w:sz w:val="24"/>
+          <w:szCs w:val="24"/>
+          <w:lang w:val="hy-AM" w:eastAsia="ru-RU"/>
+        </w:rPr>
+      </w:pPr>
+      <w:r>
+        <w:rPr>
+          <w:rFonts w:ascii="Sylfaen" w:eastAsia="Times New Roman" w:hAnsi="Sylfaen" w:cs="Times New Roman"/>
+          <w:color w:val="00B050"/>
+          <w:sz w:val="24"/>
+          <w:szCs w:val="24"/>
+          <w:lang w:val="hy-AM" w:eastAsia="ru-RU"/>
+        </w:rPr>
+        <w:lastRenderedPageBreak/>
+        <w:t>Որոշ դեպքերում բացման թեգերը իրենց մեջ պարունակում են լրացուցիչ ատրիբուտներ, որոնք օգտագործվում են հավելյալ ինֆորմացիա ներկայացնելու համար։ Հիմնական դեպքերում դրանք օգտագործվում են HTML փաստաթղթին այլ ֆորմատի նյութեր կցելու համար նախատեսված թեգերի հետ կամ մասնիկի մեջ ներկայացված ինֆորմացիայի կոորդինատները նշելու համար։ Օրինակ՝ &lt;img&gt;։</w:t>
+      </w:r>
+    </w:p>
+    <w:p>
+      <w:pPr>
+        <w:jc w:val="both"/>
+        <w:rPr>
+          <w:rFonts w:ascii="Sylfaen" w:eastAsia="Times New Roman" w:hAnsi="Sylfaen" w:cs="Times New Roman"/>
+          <w:color w:val="00B050"/>
+          <w:sz w:val="24"/>
+          <w:szCs w:val="24"/>
+          <w:lang w:val="hy-AM" w:eastAsia="ru-RU"/>
+        </w:rPr>
+      </w:pPr>
+      <w:r>
+        <w:rPr>
+          <w:rFonts w:ascii="Sylfaen" w:eastAsia="Times New Roman" w:hAnsi="Sylfaen" w:cs="Times New Roman"/>
+          <w:color w:val="00B050"/>
+          <w:sz w:val="24"/>
+          <w:szCs w:val="24"/>
+          <w:lang w:val="hy-AM" w:eastAsia="ru-RU"/>
+        </w:rPr>
+        <w:t>Առանձին մասնիկներ, ինչպիսին է տողընդհատը &lt;br&gt; , իրենց մեջ չեն պարունակում տեքստ կամ այլ թեգեր և պարունակում են միայն մեկ դատարկ բացման թեգ՝ առանց փակման թեգի։</w:t>
+      </w:r>
+    </w:p>
+    <w:p>
+      <w:pPr>
+        <w:jc w:val="both"/>
+        <w:rPr>
+          <w:rFonts w:ascii="Sylfaen" w:eastAsia="Times New Roman" w:hAnsi="Sylfaen" w:cs="Times New Roman"/>
+          <w:color w:val="00B050"/>
+          <w:sz w:val="24"/>
+          <w:szCs w:val="24"/>
+          <w:lang w:val="hy-AM" w:eastAsia="ru-RU"/>
+        </w:rPr>
+      </w:pPr>
+      <w:r>
+        <w:rPr>
+          <w:rFonts w:ascii="Sylfaen" w:eastAsia="Times New Roman" w:hAnsi="Sylfaen" w:cs="Times New Roman"/>
+          <w:color w:val="00B050"/>
+          <w:sz w:val="24"/>
+          <w:szCs w:val="24"/>
+          <w:lang w:val="hy-AM" w:eastAsia="ru-RU"/>
+        </w:rPr>
+        <w:t>Մասնիկների մի մասը կամավոր օգտագործման են և նրանց օգտագործումը փաստաթղթի մեջ ոչինչ չի փոխում։ Այդպիսին է օրինակ պարբերության մասնիկը &lt;p&gt;։ Այդ մասնիկները օգտագործվում են հին բրաուզերնորի համար ստեղծվող կայքերի մեջ։</w:t>
+      </w:r>
+    </w:p>
+    <w:p>
+      <w:pPr>
+        <w:jc w:val="both"/>
+        <w:rPr>
+          <w:rFonts w:ascii="Sylfaen" w:eastAsia="Times New Roman" w:hAnsi="Sylfaen" w:cs="Times New Roman"/>
+          <w:color w:val="00B050"/>
+          <w:sz w:val="24"/>
+          <w:szCs w:val="24"/>
+          <w:lang w:val="hy-AM" w:eastAsia="ru-RU"/>
+        </w:rPr>
+      </w:pPr>
+      <w:r>
+        <w:rPr>
+          <w:rFonts w:ascii="Sylfaen" w:eastAsia="Times New Roman" w:hAnsi="Sylfaen" w:cs="Times New Roman"/>
+          <w:color w:val="00B050"/>
+          <w:sz w:val="24"/>
+          <w:szCs w:val="24"/>
+          <w:lang w:val="hy-AM" w:eastAsia="ru-RU"/>
+        </w:rPr>
+        <w:t>Այնուամենայնիվ, HTML մասնիկի հիմնական տեսքն է &lt;թեգ ատրիբուտ1="արժեք1" ատրիբուտ2="արժեք2"&gt;պարունակություն&lt;/թեգ&gt;-ը։ Իսկ դատարկ մասնիկների դեպքում, ինչպիսին են &lt;br&gt; և &lt;img&gt; մասնիկները &lt;թեգ ատրիբուտ1="արժեք1" ատրիբուտ2="արժեք2"&gt;-ը։ Դատարկ մասնիկների մեջ փակման թեգի օգտագործումը ո՛չ անհրաժեշտ է, ո՛չ էլ թույլատրելի։ Իսկ, եթե ատրիբուտին արժեք տրված չէ, օգտագործվում են հիմնական արժեքները։</w:t>
+      </w:r>
+    </w:p>
+    <w:p>
+      <w:pPr>
+        <w:rPr>
+          <w:rFonts w:ascii="Sylfaen" w:eastAsia="Times New Roman" w:hAnsi="Sylfaen" w:cs="Times New Roman"/>
+          <w:b/>
+          <w:bCs/>
+          <w:color w:val="00B050"/>
+          <w:sz w:val="24"/>
+          <w:szCs w:val="24"/>
+          <w:lang w:val="hy-AM" w:eastAsia="ru-RU"/>
+        </w:rPr>
+      </w:pPr>
+    </w:p>
+    <w:p>
+      <w:pPr>
+        <w:jc w:val="center"/>
+        <w:rPr>
+          <w:rFonts w:ascii="Sylfaen" w:eastAsia="Times New Roman" w:hAnsi="Sylfaen" w:cs="Times New Roman"/>
+          <w:color w:val="00B050"/>
+          <w:sz w:val="24"/>
+          <w:szCs w:val="24"/>
+          <w:lang w:val="hy-AM" w:eastAsia="ru-RU"/>
+        </w:rPr>
+      </w:pPr>
+      <w:r>
+        <w:rPr>
+          <w:rFonts w:ascii="Sylfaen" w:eastAsia="Microsoft YaHei" w:hAnsi="Sylfaen" w:cs="Microsoft YaHei"/>
+          <w:b/>
+          <w:bCs/>
+          <w:sz w:val="28"/>
+          <w:szCs w:val="28"/>
+          <w:lang w:val="hy-AM"/>
+        </w:rPr>
+        <w:t>3.</w:t>
+      </w:r>
+      <w:r>
+        <w:rPr>
+          <w:rFonts w:ascii="Sylfaen" w:eastAsia="Microsoft YaHei" w:hAnsi="Sylfaen" w:cs="Microsoft YaHei"/>
+          <w:b/>
+          <w:bCs/>
+          <w:sz w:val="28"/>
+          <w:szCs w:val="28"/>
+          <w:lang w:val="hy-AM"/>
+        </w:rPr>
+        <w:t>3</w:t>
+      </w:r>
+      <w:r>
+        <w:rPr>
+          <w:rFonts w:ascii="Sylfaen" w:eastAsia="Times New Roman" w:hAnsi="Sylfaen" w:cs="Times New Roman"/>
+          <w:b/>
+          <w:bCs/>
+          <w:sz w:val="28"/>
+          <w:szCs w:val="28"/>
+          <w:lang w:val="hy-AM" w:eastAsia="ru-RU"/>
+        </w:rPr>
+        <w:t xml:space="preserve">։ </w:t>
+      </w:r>
+      <w:r>
+        <w:rPr>
+          <w:rFonts w:ascii="Sylfaen" w:eastAsia="Times New Roman" w:hAnsi="Sylfaen" w:cs="Times New Roman"/>
+          <w:b/>
+          <w:bCs/>
+          <w:color w:val="00B050"/>
+          <w:sz w:val="24"/>
+          <w:szCs w:val="24"/>
+          <w:lang w:val="hy-AM" w:eastAsia="ru-RU"/>
+        </w:rPr>
+        <w:t>CSS (Cascading Style Sheets)</w:t>
+      </w:r>
+    </w:p>
+    <w:p>
+      <w:pPr>
+        <w:jc w:val="both"/>
+        <w:rPr>
+          <w:rFonts w:ascii="Sylfaen" w:eastAsia="Times New Roman" w:hAnsi="Sylfaen" w:cs="Times New Roman"/>
+          <w:color w:val="00B050"/>
+          <w:sz w:val="24"/>
+          <w:szCs w:val="24"/>
+          <w:lang w:val="hy-AM" w:eastAsia="ru-RU"/>
+        </w:rPr>
+      </w:pPr>
+      <w:r>
+        <w:rPr>
+          <w:rFonts w:ascii="Sylfaen" w:eastAsia="Times New Roman" w:hAnsi="Sylfaen" w:cs="Times New Roman"/>
+          <w:color w:val="00B050"/>
+          <w:sz w:val="24"/>
+          <w:szCs w:val="24"/>
+          <w:lang w:val="hy-AM" w:eastAsia="ru-RU"/>
+        </w:rPr>
+        <w:t>Պատասխանատու է տեսողական ձևավորման, գունային լուծումների և էջի տարրերի դասավորվածության համար՝ ապահովելով էկրանի տարբեր չափսերին հարմարվողականությունը (Responsiveness):</w:t>
+      </w:r>
+      <w:r>
+        <w:rPr>
+          <w:rFonts w:ascii="Sylfaen" w:eastAsia="Times New Roman" w:hAnsi="Sylfaen" w:cs="Times New Roman"/>
+          <w:color w:val="00B050"/>
+          <w:sz w:val="24"/>
+          <w:szCs w:val="24"/>
+          <w:lang w:val="hy-AM" w:eastAsia="ru-RU"/>
+        </w:rPr>
+        <w:br/>
+      </w:r>
+      <w:r>
+        <w:rPr>
+          <w:rFonts w:ascii="Sylfaen" w:eastAsia="Times New Roman" w:hAnsi="Sylfaen" w:cs="Times New Roman"/>
+          <w:color w:val="00B050"/>
+          <w:sz w:val="24"/>
+          <w:szCs w:val="24"/>
+          <w:lang w:val="hy-AM" w:eastAsia="ru-RU"/>
+        </w:rPr>
+        <w:br/>
+        <w:t>CSS կամ կասկադային ոճաթերթ (Cascading Style Sheets - կասկադային ոճերի թերթներ), կայքին ձևավորում տալու համար օգտագործվող տեխնոլոգիա ծրագրավորման ֆորմալ լեզվով։ CSS-ը հիմնականում օգտագործվում է HTML և XHTML ֆորմատի պատկանող վեբ-էջերի ձևավորման համար, սակայն կարող է նաև օգտագործվել ցանկացած տեսակի XML ֆորմատի փաստաթղթերի համար, ներառյալ SVG և XUL, ինչպես նաև դիզայնի, մակետի, տարբեր սարքերի և տարբեր էկրանների վրա ներկայացնելու համար։</w:t>
+      </w:r>
+    </w:p>
+    <w:p>
+      <w:pPr>
+        <w:jc w:val="both"/>
+        <w:rPr>
+          <w:rFonts w:ascii="Sylfaen" w:eastAsia="Times New Roman" w:hAnsi="Sylfaen" w:cs="Times New Roman"/>
+          <w:color w:val="00B050"/>
+          <w:sz w:val="24"/>
+          <w:szCs w:val="24"/>
+          <w:lang w:val="hy-AM" w:eastAsia="ru-RU"/>
+        </w:rPr>
+      </w:pPr>
+      <w:r>
+        <w:rPr>
+          <w:rFonts w:ascii="Sylfaen" w:eastAsia="Times New Roman" w:hAnsi="Sylfaen" w:cs="Times New Roman"/>
+          <w:color w:val="00B050"/>
+          <w:sz w:val="24"/>
+          <w:szCs w:val="24"/>
+          <w:lang w:val="hy-AM" w:eastAsia="ru-RU"/>
+        </w:rPr>
+        <w:t>Երբ HTML 3.2 -ի սպեցիֆիկացիայի մեջ ավելացվեցին -ի նման թեգերը, գույնի ատրիբուտները։ Խոշոր վեբ-կայքերի նախագծումը դարձավ երկար և ծախսատար գործընթաց, քանի որ ամեն էջի վրա պետք է նշվեր շրիֆտը և գունային ինֆորմացիան։ Այս խնդիրը լուծելու համար World Wide Web (W3C) կոնսորցիումը ստեղծեց CSS-ը։ CSS-ը HTML-ի էջից հանեց ոճային ֆորմատավորումը:</w:t>
+      </w:r>
+    </w:p>
+    <w:p>
+      <w:pPr>
+        <w:ind w:left="360"/>
+        <w:jc w:val="both"/>
+        <w:rPr>
+          <w:rFonts w:ascii="Sylfaen" w:eastAsia="Times New Roman" w:hAnsi="Sylfaen" w:cs="Times New Roman"/>
+          <w:color w:val="00B050"/>
+          <w:sz w:val="24"/>
+          <w:szCs w:val="24"/>
+          <w:lang w:val="hy-AM" w:eastAsia="ru-RU"/>
+        </w:rPr>
+      </w:pPr>
+    </w:p>
+    <w:p>
+      <w:pPr>
+        <w:jc w:val="both"/>
+        <w:rPr>
+          <w:rFonts w:ascii="Sylfaen" w:eastAsia="Times New Roman" w:hAnsi="Sylfaen" w:cs="Times New Roman"/>
+          <w:color w:val="00B050"/>
+          <w:sz w:val="24"/>
+          <w:szCs w:val="24"/>
+          <w:lang w:val="hy-AM" w:eastAsia="ru-RU"/>
+        </w:rPr>
+      </w:pPr>
+      <w:r>
+        <w:rPr>
+          <w:rFonts w:ascii="Sylfaen" w:eastAsia="Times New Roman" w:hAnsi="Sylfaen" w:cs="Times New Roman"/>
+          <w:color w:val="00B050"/>
+          <w:sz w:val="24"/>
+          <w:szCs w:val="24"/>
+          <w:lang w:val="hy-AM" w:eastAsia="ru-RU"/>
+        </w:rPr>
+        <w:t>CSS-ը օգտագործվում է վեբ-էջեր նախագծողների կողմից գույներ, տառատեսակներ, գտնվելու վայր և այլ նկարագրություններ տալու համար։ CSS-ի հիմնական նպատակն է առանձնացնել HTML էջի պարունակությունը և նրա նկարագրությունը, դրանով իսկ էջին հաղորդել մատչելիություն, ճկունություն և նրա նկարագրությունը կառավարելու հնարավորություն, ինչպես նաև նվազեցնել հրամանների կրկնությունը և բարդությունը։ Բացի այդ CSS-ը թույլ է տալիս տվյալ դոկումենտը ներկայացնել տարբեր ոճերով։ Էջի արտածման ժամանակ CSS-ը կարող է վերցվել տարբեր աղբյուրներից։</w:t>
+      </w:r>
+    </w:p>
+    <w:p>
+      <w:pPr>
+        <w:jc w:val="both"/>
+        <w:rPr>
+          <w:rFonts w:ascii="Sylfaen" w:eastAsia="Times New Roman" w:hAnsi="Sylfaen" w:cs="Times New Roman"/>
+          <w:color w:val="00B050"/>
+          <w:sz w:val="24"/>
+          <w:szCs w:val="24"/>
+          <w:lang w:val="hy-AM" w:eastAsia="ru-RU"/>
+        </w:rPr>
+      </w:pPr>
+      <w:r>
+        <w:rPr>
+          <w:rFonts w:ascii="Sylfaen" w:eastAsia="Times New Roman" w:hAnsi="Sylfaen" w:cs="Times New Roman"/>
+          <w:color w:val="00B050"/>
+          <w:sz w:val="24"/>
+          <w:szCs w:val="24"/>
+          <w:lang w:val="hy-AM" w:eastAsia="ru-RU"/>
+        </w:rPr>
+        <w:t>CSS Դասերը և նույնացուցիչները կարող են վերաբերվել միայն նշված տարրերին (թեգերին), որոնք HTML կոդում ունեն ատրիբուտներ` class կամ id: Հիմնական տարբերությունն այն է, որ նույնացուցիչը (id) նշանակվում կամ սահմանվում է մեկ էլեմենտի համար, իսկ դասը (class)-ը սովորաբար հատկանշում է մի քանի էլեմենտներ։ Այնուամենայնիվ, ժամանակակից բրաուզերները կարող են տարբերակել մի քանի էլեմենտներ միևնույն իդենտիֆիկատորով։ Տարբերությունն այն է նաև, որ կարող են լինել մի քանի դասեր,որոնք ծրագրի կոդում առանձնացվում են բացատանիշներով, իսկ նույնացուցիչները այդպես ներկայացնել հնարավոր չէ։ Կարևոր է նշել հետևյալ տարբերությունը` նույնացուցիչները լայնորեն կիրառվում են JavaScript ծրագրի կոդում, որպեսզի գտնեն փաստաթղթի ունիկալ տարրերը։ Ի տարբերություն թեգերի և նրանց ատրիբուտների, դասերի և նույնացուցիչների անունները կախված են կոդում տառերի գրառման ձևից։ Դասերի և նույնացուցիչների հատկությունները սահմանվում են սելեքթորների օգնությամբ։ Կարող է դասի հատկությունը տրվել ամբողջությամբ (այդ դեպքում սելեքթորը սկսվում է «.» նշանով), կամ նույնացուցիչն ինքն իր հատկությամբ (այս դեպքում սելեքթորը սկսվում է «#» նշանով), ինչպես նաև այդ դասի ցանկացած էլեմենտի կամ նույնացուցիչի հատկությունով։</w:t>
+      </w:r>
+    </w:p>
+    <w:p>
+      <w:pPr>
+        <w:jc w:val="both"/>
+        <w:rPr>
+          <w:rFonts w:ascii="Sylfaen" w:eastAsia="Times New Roman" w:hAnsi="Sylfaen" w:cs="Times New Roman"/>
+          <w:b/>
+          <w:bCs/>
+          <w:color w:val="00B050"/>
+          <w:sz w:val="24"/>
+          <w:szCs w:val="24"/>
+          <w:lang w:val="hy-AM" w:eastAsia="ru-RU"/>
+        </w:rPr>
+      </w:pPr>
+    </w:p>
+    <w:p>
+      <w:pPr>
+        <w:jc w:val="center"/>
+        <w:rPr>
+          <w:rFonts w:ascii="Sylfaen" w:eastAsia="Times New Roman" w:hAnsi="Sylfaen" w:cs="Times New Roman"/>
+          <w:color w:val="00B050"/>
+          <w:sz w:val="24"/>
+          <w:szCs w:val="24"/>
+          <w:lang w:val="hy-AM" w:eastAsia="ru-RU"/>
+        </w:rPr>
+      </w:pPr>
+      <w:r>
+        <w:rPr>
+          <w:rFonts w:ascii="Sylfaen" w:eastAsia="Microsoft YaHei" w:hAnsi="Sylfaen" w:cs="Microsoft YaHei"/>
+          <w:b/>
+          <w:bCs/>
+          <w:sz w:val="28"/>
+          <w:szCs w:val="28"/>
+          <w:lang w:val="hy-AM"/>
+        </w:rPr>
+        <w:t>3.</w:t>
+      </w:r>
+      <w:r>
+        <w:rPr>
+          <w:rFonts w:ascii="Sylfaen" w:eastAsia="Microsoft YaHei" w:hAnsi="Sylfaen" w:cs="Microsoft YaHei"/>
+          <w:b/>
+          <w:bCs/>
+          <w:sz w:val="28"/>
+          <w:szCs w:val="28"/>
+          <w:lang w:val="hy-AM"/>
+        </w:rPr>
+        <w:t>4</w:t>
+      </w:r>
+      <w:r>
+        <w:rPr>
+          <w:rFonts w:ascii="Sylfaen" w:eastAsia="Times New Roman" w:hAnsi="Sylfaen" w:cs="Times New Roman"/>
+          <w:b/>
+          <w:bCs/>
+          <w:sz w:val="28"/>
+          <w:szCs w:val="28"/>
+          <w:lang w:val="hy-AM" w:eastAsia="ru-RU"/>
+        </w:rPr>
+        <w:t xml:space="preserve">։ </w:t>
+      </w:r>
+      <w:r>
+        <w:rPr>
+          <w:rFonts w:ascii="Sylfaen" w:eastAsia="Times New Roman" w:hAnsi="Sylfaen" w:cs="Times New Roman"/>
+          <w:b/>
+          <w:bCs/>
+          <w:color w:val="00B050"/>
+          <w:sz w:val="24"/>
+          <w:szCs w:val="24"/>
+          <w:lang w:val="hy-AM" w:eastAsia="ru-RU"/>
+        </w:rPr>
+        <w:t>JavaScript</w:t>
+      </w:r>
+    </w:p>
+    <w:p>
+      <w:pPr>
+        <w:jc w:val="both"/>
+        <w:rPr>
+          <w:rFonts w:ascii="Sylfaen" w:eastAsia="Times New Roman" w:hAnsi="Sylfaen" w:cs="Times New Roman"/>
+          <w:color w:val="00B050"/>
+          <w:sz w:val="24"/>
+          <w:szCs w:val="24"/>
+          <w:lang w:val="hy-AM" w:eastAsia="ru-RU"/>
+        </w:rPr>
+      </w:pPr>
+      <w:r>
+        <w:rPr>
+          <w:rFonts w:ascii="Sylfaen" w:eastAsia="Times New Roman" w:hAnsi="Sylfaen" w:cs="Times New Roman"/>
+          <w:color w:val="00B050"/>
+          <w:sz w:val="24"/>
+          <w:szCs w:val="24"/>
+          <w:lang w:val="hy-AM" w:eastAsia="ru-RU"/>
+        </w:rPr>
+        <w:t xml:space="preserve">Ապահովում է էջի դինամիկան և ինտերակտիվությունը: Այս նախագծում օգտագործված </w:t>
+      </w:r>
+      <w:r>
+        <w:rPr>
+          <w:rFonts w:ascii="Sylfaen" w:eastAsia="Times New Roman" w:hAnsi="Sylfaen" w:cs="Times New Roman"/>
+          <w:b/>
+          <w:bCs/>
+          <w:color w:val="00B050"/>
           <w:sz w:val="24"/>
           <w:szCs w:val="24"/>
           <w:lang w:val="hy-AM" w:eastAsia="ru-RU"/>
@@ -2643,6 +4478,7 @@
       <w:r>
         <w:rPr>
           <w:rFonts w:ascii="Sylfaen" w:eastAsia="Times New Roman" w:hAnsi="Sylfaen" w:cs="Times New Roman"/>
+          <w:color w:val="00B050"/>
           <w:sz w:val="24"/>
           <w:szCs w:val="24"/>
           <w:lang w:val="hy-AM" w:eastAsia="ru-RU"/>
@@ -2652,60 +4488,24 @@
     </w:p>
     <w:p>
       <w:pPr>
-        <w:numPr>
-          <w:ilvl w:val="0"/>
-          <w:numId w:val="69"/>
-        </w:numPr>
         <w:jc w:val="both"/>
         <w:rPr>
           <w:rFonts w:ascii="Sylfaen" w:eastAsia="Times New Roman" w:hAnsi="Sylfaen" w:cs="Times New Roman"/>
-          <w:sz w:val="24"/>
-          <w:szCs w:val="24"/>
-          <w:lang w:val="hy-AM" w:eastAsia="ru-RU"/>
-        </w:rPr>
-      </w:pPr>
-      <w:r>
-        <w:rPr>
-          <w:rFonts w:ascii="Sylfaen" w:eastAsia="Times New Roman" w:hAnsi="Sylfaen" w:cs="Times New Roman"/>
-          <w:b/>
-          <w:bCs/>
-          <w:sz w:val="24"/>
-          <w:szCs w:val="24"/>
-          <w:lang w:val="hy-AM" w:eastAsia="ru-RU"/>
-        </w:rPr>
-        <w:t>Ստատիկ ռեսուրսներ (Assets):</w:t>
-      </w:r>
-      <w:r>
-        <w:rPr>
-          <w:rFonts w:ascii="Sylfaen" w:eastAsia="Times New Roman" w:hAnsi="Sylfaen" w:cs="Times New Roman"/>
-          <w:sz w:val="24"/>
-          <w:szCs w:val="24"/>
-          <w:lang w:val="hy-AM" w:eastAsia="ru-RU"/>
-        </w:rPr>
-        <w:t xml:space="preserve"> Պատկերներ (JPEG, PNG, WebP), վեկտորային գրաֆիկա (SVG), տառատեսակներ և մուլտիմեդիա ֆայլեր, որոնք լրացնում են կայքի տեսողական կերպարը:</w:t>
-      </w:r>
-    </w:p>
-    <w:p>
-      <w:pPr>
-        <w:rPr>
-          <w:rFonts w:ascii="Sylfaen" w:eastAsia="Times New Roman" w:hAnsi="Sylfaen" w:cs="Times New Roman"/>
-          <w:b/>
-          <w:bCs/>
-          <w:sz w:val="24"/>
-          <w:szCs w:val="24"/>
-          <w:lang w:val="hy-AM" w:eastAsia="ru-RU"/>
-        </w:rPr>
-      </w:pPr>
-      <w:r>
-        <w:rPr>
-          <w:rFonts w:ascii="Sylfaen" w:eastAsia="Times New Roman" w:hAnsi="Sylfaen" w:cs="Times New Roman"/>
-          <w:b/>
-          <w:bCs/>
-          <w:sz w:val="24"/>
-          <w:szCs w:val="24"/>
-          <w:lang w:val="hy-AM" w:eastAsia="ru-RU"/>
-        </w:rPr>
-        <w:t>2. Վեբ-սերվեր և Սերվերային շերտ (The Server)</w:t>
+          <w:color w:val="00B050"/>
+          <w:sz w:val="24"/>
+          <w:szCs w:val="24"/>
+          <w:lang w:val="hy-AM" w:eastAsia="ru-RU"/>
+        </w:rPr>
+      </w:pPr>
+      <w:r>
+        <w:rPr>
+          <w:rFonts w:ascii="Sylfaen" w:eastAsia="Times New Roman" w:hAnsi="Sylfaen" w:cs="Times New Roman"/>
+          <w:color w:val="00B050"/>
+          <w:sz w:val="24"/>
+          <w:szCs w:val="24"/>
+          <w:lang w:val="hy-AM" w:eastAsia="ru-RU"/>
+        </w:rPr>
+        <w:t>ՋավաՍկրիպտը (JavaScript), ինտերպրետացվող ծրագրավորման լեզու է։ Այն համացանցում ամենահանրահայտ սկրիպտային լեզուն է և աշխատում է բոլոր հանրահայտ բրաուզերներում, որոնց թվում են Google Chrome, Mozilla Firefox, Օպերա և Սաֆարի։</w:t>
       </w:r>
     </w:p>
     <w:p>
@@ -2713,6 +4513,349 @@
         <w:jc w:val="both"/>
         <w:rPr>
           <w:rFonts w:ascii="Sylfaen" w:eastAsia="Times New Roman" w:hAnsi="Sylfaen" w:cs="Times New Roman"/>
+          <w:color w:val="00B050"/>
+          <w:sz w:val="24"/>
+          <w:szCs w:val="24"/>
+          <w:lang w:val="hy-AM" w:eastAsia="ru-RU"/>
+        </w:rPr>
+      </w:pPr>
+    </w:p>
+    <w:p>
+      <w:pPr>
+        <w:jc w:val="both"/>
+        <w:rPr>
+          <w:rFonts w:ascii="Sylfaen" w:eastAsia="Times New Roman" w:hAnsi="Sylfaen" w:cs="Times New Roman"/>
+          <w:color w:val="00B050"/>
+          <w:sz w:val="24"/>
+          <w:szCs w:val="24"/>
+          <w:lang w:val="hy-AM" w:eastAsia="ru-RU"/>
+        </w:rPr>
+      </w:pPr>
+      <w:r>
+        <w:rPr>
+          <w:rFonts w:ascii="Sylfaen" w:eastAsia="Times New Roman" w:hAnsi="Sylfaen" w:cs="Times New Roman"/>
+          <w:color w:val="00B050"/>
+          <w:sz w:val="24"/>
+          <w:szCs w:val="24"/>
+          <w:lang w:val="hy-AM" w:eastAsia="ru-RU"/>
+        </w:rPr>
+        <w:lastRenderedPageBreak/>
+        <w:t>Այս լեզուն առաջին անգամ կիրառվել է Netscape Communications-ի կողմից Netscape Navigator 2 beta (1995) բրաուզերում։ ՋավաՍկրիպտ լեզուն ստեղծվել է Բրենդան Այկի կողմից 1995 թվականին։</w:t>
+      </w:r>
+    </w:p>
+    <w:p>
+      <w:pPr>
+        <w:jc w:val="both"/>
+        <w:rPr>
+          <w:rFonts w:ascii="Sylfaen" w:eastAsia="Times New Roman" w:hAnsi="Sylfaen" w:cs="Times New Roman"/>
+          <w:color w:val="00B050"/>
+          <w:sz w:val="24"/>
+          <w:szCs w:val="24"/>
+          <w:lang w:val="hy-AM" w:eastAsia="ru-RU"/>
+        </w:rPr>
+      </w:pPr>
+      <w:r>
+        <w:rPr>
+          <w:rFonts w:ascii="Sylfaen" w:eastAsia="Times New Roman" w:hAnsi="Sylfaen" w:cs="Times New Roman"/>
+          <w:color w:val="00B050"/>
+          <w:sz w:val="24"/>
+          <w:szCs w:val="24"/>
+          <w:lang w:val="hy-AM" w:eastAsia="ru-RU"/>
+        </w:rPr>
+        <w:t>2000-ականների սկզբին Internet Explorer-ի գերիշխանության շրջանում, հաճախորդի կողմից սկրիպտավորումը լճացած էր։ Սա սկսեց փոխվել 2004 թվականին, երբ Netscape-ի իրավահաջորդ Mozilla-ն թողարկեց Firefox զննարկիչը։ Firefox-ը լավ ընդունվեց շատերի կողմից՝ զիջելով Internet Explorer-ին շուկայի զգալի մասնաբաժին։</w:t>
+      </w:r>
+    </w:p>
+    <w:p>
+      <w:pPr>
+        <w:jc w:val="both"/>
+        <w:rPr>
+          <w:rFonts w:ascii="Sylfaen" w:eastAsia="Times New Roman" w:hAnsi="Sylfaen" w:cs="Times New Roman"/>
+          <w:color w:val="00B050"/>
+          <w:sz w:val="24"/>
+          <w:szCs w:val="24"/>
+          <w:lang w:val="hy-AM" w:eastAsia="ru-RU"/>
+        </w:rPr>
+      </w:pPr>
+      <w:r>
+        <w:rPr>
+          <w:rFonts w:ascii="Sylfaen" w:eastAsia="Times New Roman" w:hAnsi="Sylfaen" w:cs="Times New Roman"/>
+          <w:color w:val="00B050"/>
+          <w:sz w:val="24"/>
+          <w:szCs w:val="24"/>
+          <w:lang w:val="hy-AM" w:eastAsia="ru-RU"/>
+        </w:rPr>
+        <w:t>2005 թվականին Mozilla-ն միացավ ECMA International-ին, և սկսվեցին աշխատանքները ECMAScript for XML (E4X) ստանդարտի վրա։ Սա հանգեցրեց Mozilla-ի համատեղ աշխատանքին Macromedia-ի հետ (որը հետագայում ձեռք բերվեց Adobe Systems-ի կողմից), որը E4X-ը ներդնում էր իրենց ActionScript 3 լեզվով, որը հիմնված էր ECMAScript 4 նախագծի վրա։ Նպատակը դարձավ ActionScript 3-ի ստանդարտացումը որպես նոր ECMAScript 4։ Այս նպատակով Adobe Systems-ը թողարկեց Tamarin-ի իրականացումը որպես բաց կոդով նախագիծ։ Սակայն Tamarin-ը և ActionScript 3-ը չափազանց տարբերվում էին հաստատված հաճախորդի կողմից սկրիպտավորումից, և առանց Microsoft-ի համագործակցության ECMAScript 4-ը երբեք իրականություն չդարձավ։</w:t>
+      </w:r>
+    </w:p>
+    <w:p>
+      <w:pPr>
+        <w:jc w:val="both"/>
+        <w:rPr>
+          <w:rFonts w:ascii="Sylfaen" w:eastAsia="Times New Roman" w:hAnsi="Sylfaen" w:cs="Times New Roman"/>
+          <w:color w:val="00B050"/>
+          <w:sz w:val="24"/>
+          <w:szCs w:val="24"/>
+          <w:lang w:val="hy-AM" w:eastAsia="ru-RU"/>
+        </w:rPr>
+      </w:pPr>
+      <w:r>
+        <w:rPr>
+          <w:rFonts w:ascii="Sylfaen" w:eastAsia="Times New Roman" w:hAnsi="Sylfaen" w:cs="Times New Roman"/>
+          <w:color w:val="00B050"/>
+          <w:sz w:val="24"/>
+          <w:szCs w:val="24"/>
+          <w:lang w:val="hy-AM" w:eastAsia="ru-RU"/>
+        </w:rPr>
+        <w:t>Միևնույն ժամանակ, շատ կարևոր զարգացումներ էին տեղի ունենում բաց կոդով համայնքներում, որոնք կապված չէին ECMA աշխատանքի հետ։ 2005 թվականին Ջեսի Ջեյմս Գարեթը հրապարակեց մի զեկույց, որում նա ստեղծեց «Այաքս» տերմինը և նկարագրեց մի շարք տեխնոլոգիաներ, որոնց հիմքում JavaScript-ն էր, որոնք նախատեսված էին վեբ հավելվածներ ստեղծելու համար, որտեղ տվյալները կարող են բեռնվել ֆոնային ռեժիմով՝ խուսափելով էջերի ամբողջական վերբեռնման անհրաժեշտությունից։ Սա սկիզբ դրեց JavaScript-ի վերածննդի շրջանին, որը գլխավորեցին բաց կոդով գրադարանները և դրանց շուրջ ձևավորված համայնքները։ Ստեղծվեցին բազմաթիվ նոր գրադարաններ, այդ թվում՝ jQuery, Prototype, Dojo Toolkit և MooTools։</w:t>
+      </w:r>
+    </w:p>
+    <w:p>
+      <w:pPr>
+        <w:jc w:val="both"/>
+        <w:rPr>
+          <w:rFonts w:ascii="Sylfaen" w:eastAsia="Times New Roman" w:hAnsi="Sylfaen" w:cs="Times New Roman"/>
+          <w:color w:val="00B050"/>
+          <w:sz w:val="24"/>
+          <w:szCs w:val="24"/>
+          <w:lang w:val="hy-AM" w:eastAsia="ru-RU"/>
+        </w:rPr>
+      </w:pPr>
+      <w:r>
+        <w:rPr>
+          <w:rFonts w:ascii="Sylfaen" w:eastAsia="Times New Roman" w:hAnsi="Sylfaen" w:cs="Times New Roman"/>
+          <w:color w:val="00B050"/>
+          <w:sz w:val="24"/>
+          <w:szCs w:val="24"/>
+          <w:lang w:val="hy-AM" w:eastAsia="ru-RU"/>
+        </w:rPr>
+        <w:t>Google-ը իր Chrome զննարկիչը ներկայացրեց 2008 թվականին՝ V8 JavaScript շարժիչով, որն ավելի արագ էր, քան մրցակիցները։ Հիմնական նորամուծությունը ժամանակին կոմպիլյացիան (JIT) էր, ուստի այլ զննարկիչների մատակարարները պետք է վերանայեին իրենց JIT շարժիչները։</w:t>
+      </w:r>
+    </w:p>
+    <w:p>
+      <w:pPr>
+        <w:jc w:val="both"/>
+        <w:rPr>
+          <w:rFonts w:ascii="Sylfaen" w:eastAsia="Times New Roman" w:hAnsi="Sylfaen" w:cs="Times New Roman"/>
+          <w:color w:val="00B050"/>
+          <w:sz w:val="24"/>
+          <w:szCs w:val="24"/>
+          <w:lang w:val="hy-AM" w:eastAsia="ru-RU"/>
+        </w:rPr>
+      </w:pPr>
+      <w:r>
+        <w:rPr>
+          <w:rFonts w:ascii="Sylfaen" w:eastAsia="Times New Roman" w:hAnsi="Sylfaen" w:cs="Times New Roman"/>
+          <w:color w:val="00B050"/>
+          <w:sz w:val="24"/>
+          <w:szCs w:val="24"/>
+          <w:lang w:val="hy-AM" w:eastAsia="ru-RU"/>
+        </w:rPr>
+        <w:t>2008 թվականի հուլիսին այս տարբեր կողմերը հավաքվեցին Օսլոյում կայացած համաժողովի համար։ Սա հանգեցրեց 2009 թվականի սկզբին վերջնական համաձայնության՝ միավորել բոլոր համապատասխան աշխատանքները և առաջ մղել լեզուն։ Արդյունքը ECMAScript 5 ստանդարտն էր, որը թողարկվեց 2009 թվականի դեկտեմբերին։</w:t>
+      </w:r>
+    </w:p>
+    <w:p>
+      <w:pPr>
+        <w:rPr>
+          <w:rFonts w:ascii="Sylfaen" w:eastAsia="Times New Roman" w:hAnsi="Sylfaen" w:cs="Times New Roman"/>
+          <w:sz w:val="24"/>
+          <w:szCs w:val="24"/>
+          <w:lang w:val="hy-AM" w:eastAsia="ru-RU"/>
+        </w:rPr>
+      </w:pPr>
+    </w:p>
+    <w:p>
+      <w:pPr>
+        <w:jc w:val="center"/>
+        <w:rPr>
+          <w:rFonts w:ascii="Sylfaen" w:eastAsia="Times New Roman" w:hAnsi="Sylfaen" w:cs="Times New Roman"/>
+          <w:b/>
+          <w:bCs/>
+          <w:sz w:val="28"/>
+          <w:szCs w:val="28"/>
+          <w:lang w:val="hy-AM" w:eastAsia="ru-RU"/>
+        </w:rPr>
+      </w:pPr>
+    </w:p>
+    <w:p>
+      <w:pPr>
+        <w:jc w:val="center"/>
+        <w:rPr>
+          <w:rFonts w:ascii="Sylfaen" w:eastAsia="Times New Roman" w:hAnsi="Sylfaen" w:cs="Times New Roman"/>
+          <w:b/>
+          <w:bCs/>
+          <w:sz w:val="28"/>
+          <w:szCs w:val="28"/>
+          <w:lang w:val="hy-AM" w:eastAsia="ru-RU"/>
+        </w:rPr>
+      </w:pPr>
+    </w:p>
+    <w:p>
+      <w:pPr>
+        <w:jc w:val="center"/>
+        <w:rPr>
+          <w:rFonts w:ascii="Sylfaen" w:eastAsia="Times New Roman" w:hAnsi="Sylfaen" w:cs="Times New Roman"/>
+          <w:b/>
+          <w:bCs/>
+          <w:sz w:val="32"/>
+          <w:szCs w:val="32"/>
+          <w:lang w:val="hy-AM" w:eastAsia="ru-RU"/>
+        </w:rPr>
+      </w:pPr>
+      <w:r>
+        <w:rPr>
+          <w:rFonts w:ascii="Sylfaen" w:eastAsia="Times New Roman" w:hAnsi="Sylfaen" w:cs="Times New Roman"/>
+          <w:b/>
+          <w:bCs/>
+          <w:sz w:val="32"/>
+          <w:szCs w:val="32"/>
+          <w:lang w:val="hy-AM" w:eastAsia="ru-RU"/>
+        </w:rPr>
+        <w:t xml:space="preserve">Գլուխ 4։ </w:t>
+      </w:r>
+      <w:r>
+        <w:rPr>
+          <w:rFonts w:ascii="Sylfaen" w:eastAsia="Times New Roman" w:hAnsi="Sylfaen" w:cs="Times New Roman"/>
+          <w:b/>
+          <w:bCs/>
+          <w:sz w:val="32"/>
+          <w:szCs w:val="32"/>
+          <w:lang w:val="hy-AM" w:eastAsia="ru-RU"/>
+        </w:rPr>
+        <w:t xml:space="preserve">Վեբ-սերվեր և Սերվերային </w:t>
+      </w:r>
+      <w:r>
+        <w:rPr>
+          <w:rFonts w:ascii="Sylfaen" w:eastAsia="Times New Roman" w:hAnsi="Sylfaen" w:cs="Times New Roman"/>
+          <w:b/>
+          <w:bCs/>
+          <w:sz w:val="32"/>
+          <w:szCs w:val="32"/>
+          <w:lang w:val="hy-AM" w:eastAsia="ru-RU"/>
+        </w:rPr>
+        <w:t>մակարդակ</w:t>
+      </w:r>
+    </w:p>
+    <w:p>
+      <w:pPr>
+        <w:jc w:val="both"/>
+        <w:rPr>
+          <w:rFonts w:ascii="Sylfaen" w:eastAsia="Times New Roman" w:hAnsi="Sylfaen" w:cs="Times New Roman"/>
+          <w:sz w:val="24"/>
+          <w:szCs w:val="24"/>
+          <w:lang w:val="hy-AM" w:eastAsia="ru-RU"/>
+        </w:rPr>
+      </w:pPr>
+      <w:r>
+        <w:rPr>
+          <w:rFonts w:ascii="Sylfaen" w:eastAsia="Times New Roman" w:hAnsi="Sylfaen" w:cs="Times New Roman"/>
+          <w:sz w:val="24"/>
+          <w:szCs w:val="24"/>
+          <w:lang w:val="hy-AM" w:eastAsia="ru-RU"/>
+        </w:rPr>
+        <w:t>Սերվեր</w:t>
+      </w:r>
+      <w:r>
+        <w:rPr>
+          <w:rFonts w:ascii="Sylfaen" w:eastAsia="Times New Roman" w:hAnsi="Sylfaen" w:cs="Times New Roman"/>
+          <w:sz w:val="24"/>
+          <w:szCs w:val="24"/>
+          <w:lang w:val="hy-AM" w:eastAsia="ru-RU"/>
+        </w:rPr>
+        <w:t xml:space="preserve">ը </w:t>
+      </w:r>
+      <w:r>
+        <w:rPr>
+          <w:rFonts w:ascii="Sylfaen" w:eastAsia="Times New Roman" w:hAnsi="Sylfaen" w:cs="Times New Roman"/>
+          <w:sz w:val="24"/>
+          <w:szCs w:val="24"/>
+          <w:lang w:val="hy-AM" w:eastAsia="ru-RU"/>
+        </w:rPr>
+        <w:t>(server), մասնագիտացված սարքերի համակարգ</w:t>
+      </w:r>
+      <w:r>
+        <w:rPr>
+          <w:rFonts w:ascii="Sylfaen" w:eastAsia="Times New Roman" w:hAnsi="Sylfaen" w:cs="Times New Roman"/>
+          <w:sz w:val="24"/>
+          <w:szCs w:val="24"/>
+          <w:lang w:val="hy-AM" w:eastAsia="ru-RU"/>
+        </w:rPr>
+        <w:t xml:space="preserve"> է</w:t>
+      </w:r>
+      <w:r>
+        <w:rPr>
+          <w:rFonts w:ascii="Sylfaen" w:eastAsia="Times New Roman" w:hAnsi="Sylfaen" w:cs="Times New Roman"/>
+          <w:sz w:val="24"/>
+          <w:szCs w:val="24"/>
+          <w:lang w:val="hy-AM" w:eastAsia="ru-RU"/>
+        </w:rPr>
+        <w:t>, որը թույլ է տալիս աշխատել ոչ միայն լոկալ, այլև առցանց։ Սերվերը հենց նույն համակարգիչն է, սակայն սովորաբար այն ավելի հզոր է լինում։</w:t>
+      </w:r>
+    </w:p>
+    <w:p>
+      <w:pPr>
+        <w:jc w:val="both"/>
+        <w:rPr>
+          <w:rFonts w:ascii="Sylfaen" w:eastAsia="Times New Roman" w:hAnsi="Sylfaen" w:cs="Times New Roman"/>
+          <w:sz w:val="24"/>
+          <w:szCs w:val="24"/>
+          <w:lang w:val="hy-AM" w:eastAsia="ru-RU"/>
+        </w:rPr>
+      </w:pPr>
+      <w:r>
+        <w:rPr>
+          <w:rFonts w:ascii="Sylfaen" w:eastAsia="Times New Roman" w:hAnsi="Sylfaen" w:cs="Times New Roman"/>
+          <w:sz w:val="24"/>
+          <w:szCs w:val="24"/>
+          <w:lang w:val="hy-AM" w:eastAsia="ru-RU"/>
+        </w:rPr>
+        <w:t>Սերվերը ինչպես և համակարգիչը բաղկացած է մայր պլատայից, պրոցեսորից, օպերատիվ հիշողությունից, կոշտ սկավառակից։ Հիմնականում սերվերներում օգտագործվում են հատուկ սարքեր, բայց կան նաև այնպիսի սերվերներ որոնք ունեն սովորական համարկգչի մաասեր։</w:t>
+      </w:r>
+    </w:p>
+    <w:p>
+      <w:pPr>
+        <w:jc w:val="both"/>
+        <w:rPr>
+          <w:rFonts w:ascii="Sylfaen" w:eastAsia="Times New Roman" w:hAnsi="Sylfaen" w:cs="Times New Roman"/>
+          <w:sz w:val="24"/>
+          <w:szCs w:val="24"/>
+          <w:lang w:val="hy-AM" w:eastAsia="ru-RU"/>
+        </w:rPr>
+      </w:pPr>
+      <w:r>
+        <w:rPr>
+          <w:rFonts w:ascii="Sylfaen" w:eastAsia="Times New Roman" w:hAnsi="Sylfaen" w:cs="Times New Roman"/>
+          <w:sz w:val="24"/>
+          <w:szCs w:val="24"/>
+          <w:lang w:val="hy-AM" w:eastAsia="ru-RU"/>
+        </w:rPr>
+        <w:t>Բացի օպերացիոն համակարգի տեղադրումից մնացած այլ գործողությունները սերվերի վրա հնարավոր է կատարել առցանց, այլ ոչ թե տեղում: Սերվերների հիմնական և ամենակարևոր դերն այն է, որ սերվերները ապահովում են ինտերնետ պրովայդերների աշխատանքի կազմակերպումը։ Սերվերը միացնում է օգտագործողին և նրան է փոխանցում ինտերնետ թրաֆիկը, այդպիսով հանդիսանալով յուրօրինակ բազա։ Բացի այդ գոյություն ունեն DNS սերվերներ, որոնք պատասխանատու են սիմվոլային URL-ի ձևափոխմանը IP հասցեների։ Պրովայդերի ցանկացած ծառայություն աշխատում է հիմնվելով սերվերի վրա:</w:t>
+      </w:r>
+    </w:p>
+    <w:p>
+      <w:pPr>
+        <w:jc w:val="both"/>
+        <w:rPr>
+          <w:rFonts w:ascii="Sylfaen" w:eastAsia="Times New Roman" w:hAnsi="Sylfaen" w:cs="Times New Roman"/>
+          <w:sz w:val="24"/>
+          <w:szCs w:val="24"/>
+          <w:lang w:val="hy-AM" w:eastAsia="ru-RU"/>
+        </w:rPr>
+      </w:pPr>
+      <w:r>
+        <w:rPr>
+          <w:rFonts w:ascii="Sylfaen" w:eastAsia="Times New Roman" w:hAnsi="Sylfaen" w:cs="Times New Roman"/>
+          <w:sz w:val="24"/>
+          <w:szCs w:val="24"/>
+          <w:lang w:val="hy-AM" w:eastAsia="ru-RU"/>
+        </w:rPr>
+        <w:t>Սերվերների ամենատարածված նշանակություններից է տվյալների պահպանումը, օրինակ սերվերի վրա է պահվում փոստային համակարգից օգտվողների բոլոր նամակները։ Ինչպես նաև կարող են պահվել օգտվողների տարբեր տվյալներ կախված ծառայությունից։ Երրորդ և ամենատարածված նշանակությունը դա հոստինգն է։ Հոստինգը դա սերվեր է որի վրա պահվում են կայքերը և այն բոլոր ֆայլերը որոնք տեղադրված են այդ կայքում։</w:t>
+      </w:r>
+    </w:p>
+    <w:p>
+      <w:pPr>
+        <w:jc w:val="both"/>
+        <w:rPr>
+          <w:rFonts w:ascii="Sylfaen" w:eastAsia="Times New Roman" w:hAnsi="Sylfaen" w:cs="Times New Roman"/>
           <w:sz w:val="24"/>
           <w:szCs w:val="24"/>
           <w:lang w:val="hy-AM" w:eastAsia="ru-RU"/>
@@ -2727,6 +4870,72 @@
         </w:rPr>
         <w:t>Սերվերը հզոր հաշվողական համակարգ է կամ ծրագրային միջավայր, որը մշտապես գտնվում է ակտիվ վիճակում՝ սպասելով հաճախորդներից ստացվող հարցումներին: Սերվերային շերտի հիմնական խնդիրն է իրականացնել բիզնես-տրամաբանությունը և ապահովել տվյալների անվտանգությունը:</w:t>
       </w:r>
+    </w:p>
+    <w:p>
+      <w:pPr>
+        <w:jc w:val="both"/>
+        <w:rPr>
+          <w:rFonts w:ascii="Sylfaen" w:eastAsia="Times New Roman" w:hAnsi="Sylfaen" w:cs="Times New Roman"/>
+          <w:sz w:val="24"/>
+          <w:szCs w:val="24"/>
+          <w:lang w:val="hy-AM" w:eastAsia="ru-RU"/>
+        </w:rPr>
+      </w:pPr>
+    </w:p>
+    <w:p>
+      <w:pPr>
+        <w:jc w:val="both"/>
+        <w:rPr>
+          <w:rFonts w:ascii="Sylfaen" w:eastAsia="Times New Roman" w:hAnsi="Sylfaen" w:cs="Times New Roman"/>
+          <w:sz w:val="24"/>
+          <w:szCs w:val="24"/>
+          <w:lang w:val="hy-AM" w:eastAsia="ru-RU"/>
+        </w:rPr>
+      </w:pPr>
+    </w:p>
+    <w:p>
+      <w:pPr>
+        <w:jc w:val="both"/>
+        <w:rPr>
+          <w:rFonts w:ascii="Sylfaen" w:eastAsia="Times New Roman" w:hAnsi="Sylfaen" w:cs="Times New Roman"/>
+          <w:sz w:val="24"/>
+          <w:szCs w:val="24"/>
+          <w:lang w:val="hy-AM" w:eastAsia="ru-RU"/>
+        </w:rPr>
+      </w:pPr>
+    </w:p>
+    <w:p>
+      <w:pPr>
+        <w:jc w:val="both"/>
+        <w:rPr>
+          <w:rFonts w:ascii="Sylfaen" w:eastAsia="Times New Roman" w:hAnsi="Sylfaen" w:cs="Times New Roman"/>
+          <w:sz w:val="24"/>
+          <w:szCs w:val="24"/>
+          <w:lang w:val="hy-AM" w:eastAsia="ru-RU"/>
+        </w:rPr>
+      </w:pPr>
+    </w:p>
+    <w:p>
+      <w:pPr>
+        <w:jc w:val="both"/>
+        <w:rPr>
+          <w:rFonts w:ascii="Sylfaen" w:eastAsia="Times New Roman" w:hAnsi="Sylfaen" w:cs="Times New Roman"/>
+          <w:sz w:val="24"/>
+          <w:szCs w:val="24"/>
+          <w:lang w:val="hy-AM" w:eastAsia="ru-RU"/>
+        </w:rPr>
+      </w:pPr>
+    </w:p>
+    <w:p>
+      <w:pPr>
+        <w:jc w:val="both"/>
+        <w:rPr>
+          <w:rFonts w:ascii="Sylfaen" w:eastAsia="Times New Roman" w:hAnsi="Sylfaen" w:cs="Times New Roman"/>
+          <w:sz w:val="24"/>
+          <w:szCs w:val="24"/>
+          <w:lang w:val="hy-AM" w:eastAsia="ru-RU"/>
+        </w:rPr>
+      </w:pPr>
     </w:p>
     <w:p>
       <w:pPr>
@@ -2806,7 +5015,6 @@
           <w:szCs w:val="24"/>
           <w:lang w:val="hy-AM" w:eastAsia="ru-RU"/>
         </w:rPr>
-        <w:lastRenderedPageBreak/>
         <w:t>Փոխազդեցություն տվյալների բազայի հետ:</w:t>
       </w:r>
       <w:r>
@@ -2943,6 +5151,17 @@
           <w:szCs w:val="36"/>
           <w:lang w:val="hy-AM" w:eastAsia="ru-RU"/>
         </w:rPr>
+        <w:t xml:space="preserve">Գլուխ 5։ </w:t>
+      </w:r>
+      <w:r>
+        <w:rPr>
+          <w:rFonts w:ascii="Sylfaen" w:eastAsia="Times New Roman" w:hAnsi="Sylfaen" w:cs="Times New Roman"/>
+          <w:b/>
+          <w:bCs/>
+          <w:sz w:val="36"/>
+          <w:szCs w:val="36"/>
+          <w:lang w:val="hy-AM" w:eastAsia="ru-RU"/>
+        </w:rPr>
         <w:t>Օգտատիրոջ նույնականացման տեխնիկական գործընթացը (Login Flow)</w:t>
       </w:r>
     </w:p>
@@ -3121,6 +5340,7 @@
           <w:szCs w:val="24"/>
           <w:lang w:val="en-US" w:eastAsia="ru-RU"/>
         </w:rPr>
+        <w:lastRenderedPageBreak/>
         <w:t>2. Սերվերային մշակում (Backend Processing)</w:t>
       </w:r>
     </w:p>
@@ -3213,7 +5433,6 @@
           <w:szCs w:val="24"/>
           <w:lang w:val="en-US" w:eastAsia="ru-RU"/>
         </w:rPr>
-        <w:lastRenderedPageBreak/>
         <w:t>Հարցում տվյալների բազային:</w:t>
       </w:r>
       <w:r>
@@ -3720,6 +5939,7 @@
           <w:szCs w:val="24"/>
           <w:lang w:val="en-US" w:eastAsia="ru-RU"/>
         </w:rPr>
+        <w:lastRenderedPageBreak/>
         <w:t>Էջի վերահասցեագրում (Routing):</w:t>
       </w:r>
       <w:r>
@@ -3751,6 +5971,198 @@
           <w:sz w:val="24"/>
           <w:szCs w:val="24"/>
           <w:lang w:val="en-US" w:eastAsia="ru-RU"/>
+        </w:rPr>
+      </w:pPr>
+    </w:p>
+    <w:p>
+      <w:pPr>
+        <w:jc w:val="center"/>
+        <w:rPr>
+          <w:rFonts w:ascii="Sylfaen" w:eastAsia="Times New Roman" w:hAnsi="Sylfaen" w:cs="Times New Roman"/>
+          <w:b/>
+          <w:sz w:val="36"/>
+          <w:szCs w:val="36"/>
+          <w:lang w:val="af-ZA" w:eastAsia="ru-RU"/>
+        </w:rPr>
+      </w:pPr>
+    </w:p>
+    <w:p>
+      <w:pPr>
+        <w:jc w:val="center"/>
+        <w:rPr>
+          <w:rFonts w:ascii="Sylfaen" w:eastAsia="Times New Roman" w:hAnsi="Sylfaen" w:cs="Times New Roman"/>
+          <w:b/>
+          <w:sz w:val="36"/>
+          <w:szCs w:val="36"/>
+          <w:lang w:val="af-ZA" w:eastAsia="ru-RU"/>
+        </w:rPr>
+      </w:pPr>
+    </w:p>
+    <w:p>
+      <w:pPr>
+        <w:jc w:val="center"/>
+        <w:rPr>
+          <w:rFonts w:ascii="Sylfaen" w:eastAsia="Times New Roman" w:hAnsi="Sylfaen" w:cs="Times New Roman"/>
+          <w:b/>
+          <w:sz w:val="36"/>
+          <w:szCs w:val="36"/>
+          <w:lang w:val="af-ZA" w:eastAsia="ru-RU"/>
+        </w:rPr>
+      </w:pPr>
+    </w:p>
+    <w:p>
+      <w:pPr>
+        <w:jc w:val="center"/>
+        <w:rPr>
+          <w:rFonts w:ascii="Sylfaen" w:eastAsia="Times New Roman" w:hAnsi="Sylfaen" w:cs="Times New Roman"/>
+          <w:b/>
+          <w:sz w:val="36"/>
+          <w:szCs w:val="36"/>
+          <w:lang w:val="af-ZA" w:eastAsia="ru-RU"/>
+        </w:rPr>
+      </w:pPr>
+    </w:p>
+    <w:p>
+      <w:pPr>
+        <w:jc w:val="center"/>
+        <w:rPr>
+          <w:rFonts w:ascii="Sylfaen" w:eastAsia="Times New Roman" w:hAnsi="Sylfaen" w:cs="Times New Roman"/>
+          <w:b/>
+          <w:sz w:val="36"/>
+          <w:szCs w:val="36"/>
+          <w:lang w:val="af-ZA" w:eastAsia="ru-RU"/>
+        </w:rPr>
+      </w:pPr>
+    </w:p>
+    <w:p>
+      <w:pPr>
+        <w:jc w:val="center"/>
+        <w:rPr>
+          <w:rFonts w:ascii="Sylfaen" w:eastAsia="Times New Roman" w:hAnsi="Sylfaen" w:cs="Times New Roman"/>
+          <w:b/>
+          <w:sz w:val="36"/>
+          <w:szCs w:val="36"/>
+          <w:lang w:val="af-ZA" w:eastAsia="ru-RU"/>
+        </w:rPr>
+      </w:pPr>
+    </w:p>
+    <w:p>
+      <w:pPr>
+        <w:jc w:val="center"/>
+        <w:rPr>
+          <w:rFonts w:ascii="Sylfaen" w:eastAsia="Times New Roman" w:hAnsi="Sylfaen" w:cs="Times New Roman"/>
+          <w:b/>
+          <w:sz w:val="36"/>
+          <w:szCs w:val="36"/>
+          <w:lang w:val="af-ZA" w:eastAsia="ru-RU"/>
+        </w:rPr>
+      </w:pPr>
+    </w:p>
+    <w:p>
+      <w:pPr>
+        <w:jc w:val="center"/>
+        <w:rPr>
+          <w:rFonts w:ascii="Sylfaen" w:eastAsia="Times New Roman" w:hAnsi="Sylfaen" w:cs="Times New Roman"/>
+          <w:b/>
+          <w:sz w:val="36"/>
+          <w:szCs w:val="36"/>
+          <w:lang w:val="af-ZA" w:eastAsia="ru-RU"/>
+        </w:rPr>
+      </w:pPr>
+    </w:p>
+    <w:p>
+      <w:pPr>
+        <w:jc w:val="center"/>
+        <w:rPr>
+          <w:rFonts w:ascii="Sylfaen" w:eastAsia="Times New Roman" w:hAnsi="Sylfaen" w:cs="Times New Roman"/>
+          <w:b/>
+          <w:sz w:val="36"/>
+          <w:szCs w:val="36"/>
+          <w:lang w:val="af-ZA" w:eastAsia="ru-RU"/>
+        </w:rPr>
+      </w:pPr>
+    </w:p>
+    <w:p>
+      <w:pPr>
+        <w:jc w:val="center"/>
+        <w:rPr>
+          <w:rFonts w:ascii="Sylfaen" w:eastAsia="Times New Roman" w:hAnsi="Sylfaen" w:cs="Times New Roman"/>
+          <w:b/>
+          <w:sz w:val="36"/>
+          <w:szCs w:val="36"/>
+          <w:lang w:val="af-ZA" w:eastAsia="ru-RU"/>
+        </w:rPr>
+      </w:pPr>
+    </w:p>
+    <w:p>
+      <w:pPr>
+        <w:jc w:val="center"/>
+        <w:rPr>
+          <w:rFonts w:ascii="Sylfaen" w:eastAsia="Times New Roman" w:hAnsi="Sylfaen" w:cs="Times New Roman"/>
+          <w:b/>
+          <w:sz w:val="36"/>
+          <w:szCs w:val="36"/>
+          <w:lang w:val="af-ZA" w:eastAsia="ru-RU"/>
+        </w:rPr>
+      </w:pPr>
+    </w:p>
+    <w:p>
+      <w:pPr>
+        <w:jc w:val="center"/>
+        <w:rPr>
+          <w:rFonts w:ascii="Sylfaen" w:eastAsia="Times New Roman" w:hAnsi="Sylfaen" w:cs="Times New Roman"/>
+          <w:b/>
+          <w:sz w:val="36"/>
+          <w:szCs w:val="36"/>
+          <w:lang w:val="af-ZA" w:eastAsia="ru-RU"/>
+        </w:rPr>
+      </w:pPr>
+    </w:p>
+    <w:p>
+      <w:pPr>
+        <w:jc w:val="center"/>
+        <w:rPr>
+          <w:rFonts w:ascii="Sylfaen" w:eastAsia="Times New Roman" w:hAnsi="Sylfaen" w:cs="Times New Roman"/>
+          <w:b/>
+          <w:sz w:val="36"/>
+          <w:szCs w:val="36"/>
+          <w:lang w:val="af-ZA" w:eastAsia="ru-RU"/>
+        </w:rPr>
+      </w:pPr>
+    </w:p>
+    <w:p>
+      <w:pPr>
+        <w:jc w:val="center"/>
+        <w:rPr>
+          <w:rFonts w:ascii="Sylfaen" w:eastAsia="Times New Roman" w:hAnsi="Sylfaen" w:cs="Times New Roman"/>
+          <w:b/>
+          <w:sz w:val="36"/>
+          <w:szCs w:val="36"/>
+          <w:lang w:val="af-ZA" w:eastAsia="ru-RU"/>
+        </w:rPr>
+      </w:pPr>
+    </w:p>
+    <w:p>
+      <w:pPr>
+        <w:jc w:val="center"/>
+        <w:rPr>
+          <w:rFonts w:ascii="Sylfaen" w:eastAsia="Times New Roman" w:hAnsi="Sylfaen" w:cs="Times New Roman"/>
+          <w:b/>
+          <w:sz w:val="36"/>
+          <w:szCs w:val="36"/>
+          <w:lang w:val="af-ZA" w:eastAsia="ru-RU"/>
+        </w:rPr>
+      </w:pPr>
+    </w:p>
+    <w:p>
+      <w:pPr>
+        <w:jc w:val="center"/>
+        <w:rPr>
+          <w:rFonts w:ascii="Sylfaen" w:eastAsia="Times New Roman" w:hAnsi="Sylfaen" w:cs="Times New Roman"/>
+          <w:b/>
+          <w:sz w:val="36"/>
+          <w:szCs w:val="36"/>
+          <w:lang w:val="af-ZA" w:eastAsia="ru-RU"/>
         </w:rPr>
       </w:pPr>
     </w:p>
@@ -13715,6 +16127,119 @@
     </w:lvl>
   </w:abstractNum>
   <w:abstractNum w:abstractNumId="61" w15:restartNumberingAfterBreak="0">
+    <w:nsid w:val="5B2B4E8D"/>
+    <w:multiLevelType w:val="hybridMultilevel"/>
+    <w:tmpl w:val="88F81FA2"/>
+    <w:lvl w:ilvl="0" w:tplc="04090001">
+      <w:start w:val="1"/>
+      <w:numFmt w:val="bullet"/>
+      <w:lvlText w:val=""/>
+      <w:lvlJc w:val="left"/>
+      <w:pPr>
+        <w:ind w:left="720" w:hanging="360"/>
+      </w:pPr>
+      <w:rPr>
+        <w:rFonts w:ascii="Symbol" w:hAnsi="Symbol" w:hint="default"/>
+      </w:rPr>
+    </w:lvl>
+    <w:lvl w:ilvl="1" w:tplc="04090003" w:tentative="1">
+      <w:start w:val="1"/>
+      <w:numFmt w:val="bullet"/>
+      <w:lvlText w:val="o"/>
+      <w:lvlJc w:val="left"/>
+      <w:pPr>
+        <w:ind w:left="1440" w:hanging="360"/>
+      </w:pPr>
+      <w:rPr>
+        <w:rFonts w:ascii="Courier New" w:hAnsi="Courier New" w:cs="Courier New" w:hint="default"/>
+      </w:rPr>
+    </w:lvl>
+    <w:lvl w:ilvl="2" w:tplc="04090005" w:tentative="1">
+      <w:start w:val="1"/>
+      <w:numFmt w:val="bullet"/>
+      <w:lvlText w:val=""/>
+      <w:lvlJc w:val="left"/>
+      <w:pPr>
+        <w:ind w:left="2160" w:hanging="360"/>
+      </w:pPr>
+      <w:rPr>
+        <w:rFonts w:ascii="Wingdings" w:hAnsi="Wingdings" w:hint="default"/>
+      </w:rPr>
+    </w:lvl>
+    <w:lvl w:ilvl="3" w:tplc="04090001" w:tentative="1">
+      <w:start w:val="1"/>
+      <w:numFmt w:val="bullet"/>
+      <w:lvlText w:val=""/>
+      <w:lvlJc w:val="left"/>
+      <w:pPr>
+        <w:ind w:left="2880" w:hanging="360"/>
+      </w:pPr>
+      <w:rPr>
+        <w:rFonts w:ascii="Symbol" w:hAnsi="Symbol" w:hint="default"/>
+      </w:rPr>
+    </w:lvl>
+    <w:lvl w:ilvl="4" w:tplc="04090003" w:tentative="1">
+      <w:start w:val="1"/>
+      <w:numFmt w:val="bullet"/>
+      <w:lvlText w:val="o"/>
+      <w:lvlJc w:val="left"/>
+      <w:pPr>
+        <w:ind w:left="3600" w:hanging="360"/>
+      </w:pPr>
+      <w:rPr>
+        <w:rFonts w:ascii="Courier New" w:hAnsi="Courier New" w:cs="Courier New" w:hint="default"/>
+      </w:rPr>
+    </w:lvl>
+    <w:lvl w:ilvl="5" w:tplc="04090005" w:tentative="1">
+      <w:start w:val="1"/>
+      <w:numFmt w:val="bullet"/>
+      <w:lvlText w:val=""/>
+      <w:lvlJc w:val="left"/>
+      <w:pPr>
+        <w:ind w:left="4320" w:hanging="360"/>
+      </w:pPr>
+      <w:rPr>
+        <w:rFonts w:ascii="Wingdings" w:hAnsi="Wingdings" w:hint="default"/>
+      </w:rPr>
+    </w:lvl>
+    <w:lvl w:ilvl="6" w:tplc="04090001" w:tentative="1">
+      <w:start w:val="1"/>
+      <w:numFmt w:val="bullet"/>
+      <w:lvlText w:val=""/>
+      <w:lvlJc w:val="left"/>
+      <w:pPr>
+        <w:ind w:left="5040" w:hanging="360"/>
+      </w:pPr>
+      <w:rPr>
+        <w:rFonts w:ascii="Symbol" w:hAnsi="Symbol" w:hint="default"/>
+      </w:rPr>
+    </w:lvl>
+    <w:lvl w:ilvl="7" w:tplc="04090003" w:tentative="1">
+      <w:start w:val="1"/>
+      <w:numFmt w:val="bullet"/>
+      <w:lvlText w:val="o"/>
+      <w:lvlJc w:val="left"/>
+      <w:pPr>
+        <w:ind w:left="5760" w:hanging="360"/>
+      </w:pPr>
+      <w:rPr>
+        <w:rFonts w:ascii="Courier New" w:hAnsi="Courier New" w:cs="Courier New" w:hint="default"/>
+      </w:rPr>
+    </w:lvl>
+    <w:lvl w:ilvl="8" w:tplc="04090005" w:tentative="1">
+      <w:start w:val="1"/>
+      <w:numFmt w:val="bullet"/>
+      <w:lvlText w:val=""/>
+      <w:lvlJc w:val="left"/>
+      <w:pPr>
+        <w:ind w:left="6480" w:hanging="360"/>
+      </w:pPr>
+      <w:rPr>
+        <w:rFonts w:ascii="Wingdings" w:hAnsi="Wingdings" w:hint="default"/>
+      </w:rPr>
+    </w:lvl>
+  </w:abstractNum>
+  <w:abstractNum w:abstractNumId="62" w15:restartNumberingAfterBreak="0">
     <w:nsid w:val="5BE35F67"/>
     <w:multiLevelType w:val="hybridMultilevel"/>
     <w:tmpl w:val="5702785C"/>
@@ -13827,7 +16352,7 @@
       </w:rPr>
     </w:lvl>
   </w:abstractNum>
-  <w:abstractNum w:abstractNumId="62" w15:restartNumberingAfterBreak="0">
+  <w:abstractNum w:abstractNumId="63" w15:restartNumberingAfterBreak="0">
     <w:nsid w:val="5DC93E84"/>
     <w:multiLevelType w:val="hybridMultilevel"/>
     <w:tmpl w:val="27543A7E"/>
@@ -13940,7 +16465,7 @@
       </w:rPr>
     </w:lvl>
   </w:abstractNum>
-  <w:abstractNum w:abstractNumId="63" w15:restartNumberingAfterBreak="0">
+  <w:abstractNum w:abstractNumId="64" w15:restartNumberingAfterBreak="0">
     <w:nsid w:val="5DD0363E"/>
     <w:multiLevelType w:val="multilevel"/>
     <w:tmpl w:val="468E3DAE"/>
@@ -14089,7 +16614,7 @@
       </w:rPr>
     </w:lvl>
   </w:abstractNum>
-  <w:abstractNum w:abstractNumId="64" w15:restartNumberingAfterBreak="0">
+  <w:abstractNum w:abstractNumId="65" w15:restartNumberingAfterBreak="0">
     <w:nsid w:val="5DE1507D"/>
     <w:multiLevelType w:val="multilevel"/>
     <w:tmpl w:val="21E22820"/>
@@ -14238,7 +16763,7 @@
       </w:rPr>
     </w:lvl>
   </w:abstractNum>
-  <w:abstractNum w:abstractNumId="65" w15:restartNumberingAfterBreak="0">
+  <w:abstractNum w:abstractNumId="66" w15:restartNumberingAfterBreak="0">
     <w:nsid w:val="5E036048"/>
     <w:multiLevelType w:val="multilevel"/>
     <w:tmpl w:val="EAA67E1E"/>
@@ -14387,7 +16912,7 @@
       </w:rPr>
     </w:lvl>
   </w:abstractNum>
-  <w:abstractNum w:abstractNumId="66" w15:restartNumberingAfterBreak="0">
+  <w:abstractNum w:abstractNumId="67" w15:restartNumberingAfterBreak="0">
     <w:nsid w:val="5FDD6DEC"/>
     <w:multiLevelType w:val="hybridMultilevel"/>
     <w:tmpl w:val="7F8C7B06"/>
@@ -14500,7 +17025,7 @@
       </w:rPr>
     </w:lvl>
   </w:abstractNum>
-  <w:abstractNum w:abstractNumId="67" w15:restartNumberingAfterBreak="0">
+  <w:abstractNum w:abstractNumId="68" w15:restartNumberingAfterBreak="0">
     <w:nsid w:val="60851938"/>
     <w:multiLevelType w:val="hybridMultilevel"/>
     <w:tmpl w:val="5D74A340"/>
@@ -14613,7 +17138,7 @@
       </w:rPr>
     </w:lvl>
   </w:abstractNum>
-  <w:abstractNum w:abstractNumId="68" w15:restartNumberingAfterBreak="0">
+  <w:abstractNum w:abstractNumId="69" w15:restartNumberingAfterBreak="0">
     <w:nsid w:val="616B01D1"/>
     <w:multiLevelType w:val="multilevel"/>
     <w:tmpl w:val="B5A29426"/>
@@ -14762,7 +17287,7 @@
       </w:rPr>
     </w:lvl>
   </w:abstractNum>
-  <w:abstractNum w:abstractNumId="69" w15:restartNumberingAfterBreak="0">
+  <w:abstractNum w:abstractNumId="70" w15:restartNumberingAfterBreak="0">
     <w:nsid w:val="63086D78"/>
     <w:multiLevelType w:val="multilevel"/>
     <w:tmpl w:val="A66AA714"/>
@@ -14911,7 +17436,7 @@
       </w:rPr>
     </w:lvl>
   </w:abstractNum>
-  <w:abstractNum w:abstractNumId="70" w15:restartNumberingAfterBreak="0">
+  <w:abstractNum w:abstractNumId="71" w15:restartNumberingAfterBreak="0">
     <w:nsid w:val="651530BA"/>
     <w:multiLevelType w:val="multilevel"/>
     <w:tmpl w:val="218C6430"/>
@@ -15060,7 +17585,7 @@
       </w:rPr>
     </w:lvl>
   </w:abstractNum>
-  <w:abstractNum w:abstractNumId="71" w15:restartNumberingAfterBreak="0">
+  <w:abstractNum w:abstractNumId="72" w15:restartNumberingAfterBreak="0">
     <w:nsid w:val="652171AE"/>
     <w:multiLevelType w:val="hybridMultilevel"/>
     <w:tmpl w:val="CF16121C"/>
@@ -15173,7 +17698,7 @@
       </w:rPr>
     </w:lvl>
   </w:abstractNum>
-  <w:abstractNum w:abstractNumId="72" w15:restartNumberingAfterBreak="0">
+  <w:abstractNum w:abstractNumId="73" w15:restartNumberingAfterBreak="0">
     <w:nsid w:val="663002A6"/>
     <w:multiLevelType w:val="multilevel"/>
     <w:tmpl w:val="8B9C8BE6"/>
@@ -15322,7 +17847,7 @@
       </w:rPr>
     </w:lvl>
   </w:abstractNum>
-  <w:abstractNum w:abstractNumId="73" w15:restartNumberingAfterBreak="0">
+  <w:abstractNum w:abstractNumId="74" w15:restartNumberingAfterBreak="0">
     <w:nsid w:val="668E24D0"/>
     <w:multiLevelType w:val="multilevel"/>
     <w:tmpl w:val="7DE68282"/>
@@ -15438,7 +17963,7 @@
       </w:pPr>
     </w:lvl>
   </w:abstractNum>
-  <w:abstractNum w:abstractNumId="74" w15:restartNumberingAfterBreak="0">
+  <w:abstractNum w:abstractNumId="75" w15:restartNumberingAfterBreak="0">
     <w:nsid w:val="66CC5A0E"/>
     <w:multiLevelType w:val="hybridMultilevel"/>
     <w:tmpl w:val="0B9CBF48"/>
@@ -15551,7 +18076,7 @@
       </w:rPr>
     </w:lvl>
   </w:abstractNum>
-  <w:abstractNum w:abstractNumId="75" w15:restartNumberingAfterBreak="0">
+  <w:abstractNum w:abstractNumId="76" w15:restartNumberingAfterBreak="0">
     <w:nsid w:val="69B648F6"/>
     <w:multiLevelType w:val="multilevel"/>
     <w:tmpl w:val="7F44D98C"/>
@@ -15700,7 +18225,7 @@
       </w:rPr>
     </w:lvl>
   </w:abstractNum>
-  <w:abstractNum w:abstractNumId="76" w15:restartNumberingAfterBreak="0">
+  <w:abstractNum w:abstractNumId="77" w15:restartNumberingAfterBreak="0">
     <w:nsid w:val="717B5E9E"/>
     <w:multiLevelType w:val="multilevel"/>
     <w:tmpl w:val="7DE68282"/>
@@ -15816,7 +18341,7 @@
       </w:pPr>
     </w:lvl>
   </w:abstractNum>
-  <w:abstractNum w:abstractNumId="77" w15:restartNumberingAfterBreak="0">
+  <w:abstractNum w:abstractNumId="78" w15:restartNumberingAfterBreak="0">
     <w:nsid w:val="73560A68"/>
     <w:multiLevelType w:val="multilevel"/>
     <w:tmpl w:val="D0562578"/>
@@ -15965,7 +18490,7 @@
       </w:rPr>
     </w:lvl>
   </w:abstractNum>
-  <w:abstractNum w:abstractNumId="78" w15:restartNumberingAfterBreak="0">
+  <w:abstractNum w:abstractNumId="79" w15:restartNumberingAfterBreak="0">
     <w:nsid w:val="752D1468"/>
     <w:multiLevelType w:val="multilevel"/>
     <w:tmpl w:val="0A304136"/>
@@ -16114,7 +18639,7 @@
       </w:rPr>
     </w:lvl>
   </w:abstractNum>
-  <w:abstractNum w:abstractNumId="79" w15:restartNumberingAfterBreak="0">
+  <w:abstractNum w:abstractNumId="80" w15:restartNumberingAfterBreak="0">
     <w:nsid w:val="778A324B"/>
     <w:multiLevelType w:val="multilevel"/>
     <w:tmpl w:val="34AC1AB4"/>
@@ -16263,7 +18788,7 @@
       </w:rPr>
     </w:lvl>
   </w:abstractNum>
-  <w:abstractNum w:abstractNumId="80" w15:restartNumberingAfterBreak="0">
+  <w:abstractNum w:abstractNumId="81" w15:restartNumberingAfterBreak="0">
     <w:nsid w:val="79AF7CD0"/>
     <w:multiLevelType w:val="hybridMultilevel"/>
     <w:tmpl w:val="14B23344"/>
@@ -16349,7 +18874,7 @@
       </w:pPr>
     </w:lvl>
   </w:abstractNum>
-  <w:abstractNum w:abstractNumId="81" w15:restartNumberingAfterBreak="0">
+  <w:abstractNum w:abstractNumId="82" w15:restartNumberingAfterBreak="0">
     <w:nsid w:val="7AAB560B"/>
     <w:multiLevelType w:val="multilevel"/>
     <w:tmpl w:val="33E0982C"/>
@@ -16498,7 +19023,7 @@
       </w:rPr>
     </w:lvl>
   </w:abstractNum>
-  <w:abstractNum w:abstractNumId="82" w15:restartNumberingAfterBreak="0">
+  <w:abstractNum w:abstractNumId="83" w15:restartNumberingAfterBreak="0">
     <w:nsid w:val="7BE55734"/>
     <w:multiLevelType w:val="multilevel"/>
     <w:tmpl w:val="74705CF0"/>
@@ -16647,7 +19172,7 @@
       </w:rPr>
     </w:lvl>
   </w:abstractNum>
-  <w:abstractNum w:abstractNumId="83" w15:restartNumberingAfterBreak="0">
+  <w:abstractNum w:abstractNumId="84" w15:restartNumberingAfterBreak="0">
     <w:nsid w:val="7BF00466"/>
     <w:multiLevelType w:val="multilevel"/>
     <w:tmpl w:val="F8EAC3F8"/>
@@ -16796,7 +19321,7 @@
       </w:rPr>
     </w:lvl>
   </w:abstractNum>
-  <w:abstractNum w:abstractNumId="84" w15:restartNumberingAfterBreak="0">
+  <w:abstractNum w:abstractNumId="85" w15:restartNumberingAfterBreak="0">
     <w:nsid w:val="7D6029C7"/>
     <w:multiLevelType w:val="multilevel"/>
     <w:tmpl w:val="E744DC5E"/>
@@ -16945,7 +19470,7 @@
       </w:rPr>
     </w:lvl>
   </w:abstractNum>
-  <w:abstractNum w:abstractNumId="85" w15:restartNumberingAfterBreak="0">
+  <w:abstractNum w:abstractNumId="86" w15:restartNumberingAfterBreak="0">
     <w:nsid w:val="7DB31074"/>
     <w:multiLevelType w:val="multilevel"/>
     <w:tmpl w:val="E5323C6E"/>
@@ -17094,7 +19619,7 @@
       </w:rPr>
     </w:lvl>
   </w:abstractNum>
-  <w:abstractNum w:abstractNumId="86" w15:restartNumberingAfterBreak="0">
+  <w:abstractNum w:abstractNumId="87" w15:restartNumberingAfterBreak="0">
     <w:nsid w:val="7DF208A8"/>
     <w:multiLevelType w:val="multilevel"/>
     <w:tmpl w:val="A662A2F6"/>
@@ -17243,7 +19768,7 @@
       </w:rPr>
     </w:lvl>
   </w:abstractNum>
-  <w:abstractNum w:abstractNumId="87" w15:restartNumberingAfterBreak="0">
+  <w:abstractNum w:abstractNumId="88" w15:restartNumberingAfterBreak="0">
     <w:nsid w:val="7E4D1381"/>
     <w:multiLevelType w:val="hybridMultilevel"/>
     <w:tmpl w:val="FABECC88"/>
@@ -17357,10 +19882,10 @@
     </w:lvl>
   </w:abstractNum>
   <w:num w:numId="1" w16cid:durableId="573853758">
-    <w:abstractNumId w:val="85"/>
+    <w:abstractNumId w:val="86"/>
   </w:num>
   <w:num w:numId="2" w16cid:durableId="314796264">
-    <w:abstractNumId w:val="72"/>
+    <w:abstractNumId w:val="73"/>
   </w:num>
   <w:num w:numId="3" w16cid:durableId="800079112">
     <w:abstractNumId w:val="53"/>
@@ -17372,7 +19897,7 @@
     <w:abstractNumId w:val="16"/>
   </w:num>
   <w:num w:numId="6" w16cid:durableId="775246725">
-    <w:abstractNumId w:val="68"/>
+    <w:abstractNumId w:val="69"/>
   </w:num>
   <w:num w:numId="7" w16cid:durableId="401565673">
     <w:abstractNumId w:val="43"/>
@@ -17384,10 +19909,10 @@
     <w:abstractNumId w:val="59"/>
   </w:num>
   <w:num w:numId="10" w16cid:durableId="255094929">
-    <w:abstractNumId w:val="77"/>
+    <w:abstractNumId w:val="78"/>
   </w:num>
   <w:num w:numId="11" w16cid:durableId="1666587547">
-    <w:abstractNumId w:val="78"/>
+    <w:abstractNumId w:val="79"/>
   </w:num>
   <w:num w:numId="12" w16cid:durableId="3014905">
     <w:abstractNumId w:val="15"/>
@@ -17396,13 +19921,13 @@
     <w:abstractNumId w:val="20"/>
   </w:num>
   <w:num w:numId="14" w16cid:durableId="994335149">
-    <w:abstractNumId w:val="84"/>
+    <w:abstractNumId w:val="85"/>
   </w:num>
   <w:num w:numId="15" w16cid:durableId="1587688221">
     <w:abstractNumId w:val="39"/>
   </w:num>
   <w:num w:numId="16" w16cid:durableId="334456617">
-    <w:abstractNumId w:val="69"/>
+    <w:abstractNumId w:val="70"/>
   </w:num>
   <w:num w:numId="17" w16cid:durableId="1120025583">
     <w:abstractNumId w:val="11"/>
@@ -17414,7 +19939,7 @@
     <w:abstractNumId w:val="3"/>
   </w:num>
   <w:num w:numId="20" w16cid:durableId="56319285">
-    <w:abstractNumId w:val="75"/>
+    <w:abstractNumId w:val="76"/>
   </w:num>
   <w:num w:numId="21" w16cid:durableId="159153948">
     <w:abstractNumId w:val="28"/>
@@ -17426,16 +19951,16 @@
     <w:abstractNumId w:val="21"/>
   </w:num>
   <w:num w:numId="24" w16cid:durableId="447552272">
-    <w:abstractNumId w:val="82"/>
+    <w:abstractNumId w:val="83"/>
   </w:num>
   <w:num w:numId="25" w16cid:durableId="35083302">
-    <w:abstractNumId w:val="86"/>
+    <w:abstractNumId w:val="87"/>
   </w:num>
   <w:num w:numId="26" w16cid:durableId="1268544452">
     <w:abstractNumId w:val="24"/>
   </w:num>
   <w:num w:numId="27" w16cid:durableId="1645962935">
-    <w:abstractNumId w:val="64"/>
+    <w:abstractNumId w:val="65"/>
   </w:num>
   <w:num w:numId="28" w16cid:durableId="1616712300">
     <w:abstractNumId w:val="60"/>
@@ -17465,10 +19990,10 @@
     <w:abstractNumId w:val="33"/>
   </w:num>
   <w:num w:numId="37" w16cid:durableId="681050577">
-    <w:abstractNumId w:val="79"/>
+    <w:abstractNumId w:val="80"/>
   </w:num>
   <w:num w:numId="38" w16cid:durableId="125009602">
-    <w:abstractNumId w:val="70"/>
+    <w:abstractNumId w:val="71"/>
   </w:num>
   <w:num w:numId="39" w16cid:durableId="34038575">
     <w:abstractNumId w:val="6"/>
@@ -17492,13 +20017,13 @@
     <w:abstractNumId w:val="46"/>
   </w:num>
   <w:num w:numId="46" w16cid:durableId="1829705796">
-    <w:abstractNumId w:val="83"/>
+    <w:abstractNumId w:val="84"/>
   </w:num>
   <w:num w:numId="47" w16cid:durableId="1054086538">
-    <w:abstractNumId w:val="65"/>
+    <w:abstractNumId w:val="66"/>
   </w:num>
   <w:num w:numId="48" w16cid:durableId="1849444199">
-    <w:abstractNumId w:val="73"/>
+    <w:abstractNumId w:val="74"/>
     <w:lvlOverride w:ilvl="0"/>
     <w:lvlOverride w:ilvl="1"/>
     <w:lvlOverride w:ilvl="2">
@@ -17524,7 +20049,7 @@
     </w:lvlOverride>
   </w:num>
   <w:num w:numId="49" w16cid:durableId="1845321404">
-    <w:abstractNumId w:val="76"/>
+    <w:abstractNumId w:val="77"/>
     <w:lvlOverride w:ilvl="0"/>
     <w:lvlOverride w:ilvl="1"/>
     <w:lvlOverride w:ilvl="2">
@@ -17647,13 +20172,13 @@
     <w:abstractNumId w:val="56"/>
   </w:num>
   <w:num w:numId="67" w16cid:durableId="503597295">
-    <w:abstractNumId w:val="81"/>
+    <w:abstractNumId w:val="82"/>
   </w:num>
   <w:num w:numId="68" w16cid:durableId="1736273106">
     <w:abstractNumId w:val="32"/>
   </w:num>
   <w:num w:numId="69" w16cid:durableId="1258371463">
-    <w:abstractNumId w:val="63"/>
+    <w:abstractNumId w:val="64"/>
   </w:num>
   <w:num w:numId="70" w16cid:durableId="1236433124">
     <w:abstractNumId w:val="19"/>
@@ -17671,163 +20196,46 @@
     <w:abstractNumId w:val="1"/>
   </w:num>
   <w:num w:numId="75" w16cid:durableId="26875840">
-    <w:abstractNumId w:val="74"/>
-    <w:lvlOverride w:ilvl="0"/>
-    <w:lvlOverride w:ilvl="1"/>
-    <w:lvlOverride w:ilvl="2"/>
-    <w:lvlOverride w:ilvl="3"/>
-    <w:lvlOverride w:ilvl="4"/>
-    <w:lvlOverride w:ilvl="5"/>
-    <w:lvlOverride w:ilvl="6"/>
-    <w:lvlOverride w:ilvl="7"/>
-    <w:lvlOverride w:ilvl="8"/>
+    <w:abstractNumId w:val="75"/>
   </w:num>
   <w:num w:numId="76" w16cid:durableId="1095321922">
     <w:abstractNumId w:val="4"/>
-    <w:lvlOverride w:ilvl="0"/>
-    <w:lvlOverride w:ilvl="1"/>
-    <w:lvlOverride w:ilvl="2"/>
-    <w:lvlOverride w:ilvl="3"/>
-    <w:lvlOverride w:ilvl="4"/>
-    <w:lvlOverride w:ilvl="5"/>
-    <w:lvlOverride w:ilvl="6"/>
-    <w:lvlOverride w:ilvl="7"/>
-    <w:lvlOverride w:ilvl="8"/>
   </w:num>
   <w:num w:numId="77" w16cid:durableId="1747264063">
-    <w:abstractNumId w:val="66"/>
-    <w:lvlOverride w:ilvl="0"/>
-    <w:lvlOverride w:ilvl="1"/>
-    <w:lvlOverride w:ilvl="2"/>
-    <w:lvlOverride w:ilvl="3"/>
-    <w:lvlOverride w:ilvl="4"/>
-    <w:lvlOverride w:ilvl="5"/>
-    <w:lvlOverride w:ilvl="6"/>
-    <w:lvlOverride w:ilvl="7"/>
-    <w:lvlOverride w:ilvl="8"/>
+    <w:abstractNumId w:val="67"/>
   </w:num>
   <w:num w:numId="78" w16cid:durableId="1178076632">
     <w:abstractNumId w:val="10"/>
-    <w:lvlOverride w:ilvl="0"/>
-    <w:lvlOverride w:ilvl="1"/>
-    <w:lvlOverride w:ilvl="2"/>
-    <w:lvlOverride w:ilvl="3"/>
-    <w:lvlOverride w:ilvl="4"/>
-    <w:lvlOverride w:ilvl="5"/>
-    <w:lvlOverride w:ilvl="6"/>
-    <w:lvlOverride w:ilvl="7"/>
-    <w:lvlOverride w:ilvl="8"/>
   </w:num>
   <w:num w:numId="79" w16cid:durableId="858396120">
-    <w:abstractNumId w:val="62"/>
-    <w:lvlOverride w:ilvl="0"/>
-    <w:lvlOverride w:ilvl="1"/>
-    <w:lvlOverride w:ilvl="2"/>
-    <w:lvlOverride w:ilvl="3"/>
-    <w:lvlOverride w:ilvl="4"/>
-    <w:lvlOverride w:ilvl="5"/>
-    <w:lvlOverride w:ilvl="6"/>
-    <w:lvlOverride w:ilvl="7"/>
-    <w:lvlOverride w:ilvl="8"/>
+    <w:abstractNumId w:val="63"/>
   </w:num>
   <w:num w:numId="80" w16cid:durableId="642079823">
     <w:abstractNumId w:val="49"/>
-    <w:lvlOverride w:ilvl="0"/>
-    <w:lvlOverride w:ilvl="1"/>
-    <w:lvlOverride w:ilvl="2"/>
-    <w:lvlOverride w:ilvl="3"/>
-    <w:lvlOverride w:ilvl="4"/>
-    <w:lvlOverride w:ilvl="5"/>
-    <w:lvlOverride w:ilvl="6"/>
-    <w:lvlOverride w:ilvl="7"/>
-    <w:lvlOverride w:ilvl="8"/>
   </w:num>
   <w:num w:numId="81" w16cid:durableId="1222591811">
-    <w:abstractNumId w:val="71"/>
-    <w:lvlOverride w:ilvl="0"/>
-    <w:lvlOverride w:ilvl="1"/>
-    <w:lvlOverride w:ilvl="2"/>
-    <w:lvlOverride w:ilvl="3"/>
-    <w:lvlOverride w:ilvl="4"/>
-    <w:lvlOverride w:ilvl="5"/>
-    <w:lvlOverride w:ilvl="6"/>
-    <w:lvlOverride w:ilvl="7"/>
-    <w:lvlOverride w:ilvl="8"/>
+    <w:abstractNumId w:val="72"/>
   </w:num>
   <w:num w:numId="82" w16cid:durableId="859779958">
-    <w:abstractNumId w:val="61"/>
-    <w:lvlOverride w:ilvl="0"/>
-    <w:lvlOverride w:ilvl="1"/>
-    <w:lvlOverride w:ilvl="2"/>
-    <w:lvlOverride w:ilvl="3"/>
-    <w:lvlOverride w:ilvl="4"/>
-    <w:lvlOverride w:ilvl="5"/>
-    <w:lvlOverride w:ilvl="6"/>
-    <w:lvlOverride w:ilvl="7"/>
-    <w:lvlOverride w:ilvl="8"/>
+    <w:abstractNumId w:val="62"/>
   </w:num>
   <w:num w:numId="83" w16cid:durableId="1011638647">
     <w:abstractNumId w:val="23"/>
-    <w:lvlOverride w:ilvl="0"/>
-    <w:lvlOverride w:ilvl="1"/>
-    <w:lvlOverride w:ilvl="2"/>
-    <w:lvlOverride w:ilvl="3"/>
-    <w:lvlOverride w:ilvl="4"/>
-    <w:lvlOverride w:ilvl="5"/>
-    <w:lvlOverride w:ilvl="6"/>
-    <w:lvlOverride w:ilvl="7"/>
-    <w:lvlOverride w:ilvl="8"/>
   </w:num>
   <w:num w:numId="84" w16cid:durableId="1846050319">
-    <w:abstractNumId w:val="87"/>
-    <w:lvlOverride w:ilvl="0"/>
-    <w:lvlOverride w:ilvl="1"/>
-    <w:lvlOverride w:ilvl="2"/>
-    <w:lvlOverride w:ilvl="3"/>
-    <w:lvlOverride w:ilvl="4"/>
-    <w:lvlOverride w:ilvl="5"/>
-    <w:lvlOverride w:ilvl="6"/>
-    <w:lvlOverride w:ilvl="7"/>
-    <w:lvlOverride w:ilvl="8"/>
+    <w:abstractNumId w:val="88"/>
   </w:num>
   <w:num w:numId="85" w16cid:durableId="1472676664">
     <w:abstractNumId w:val="45"/>
-    <w:lvlOverride w:ilvl="0"/>
-    <w:lvlOverride w:ilvl="1"/>
-    <w:lvlOverride w:ilvl="2"/>
-    <w:lvlOverride w:ilvl="3"/>
-    <w:lvlOverride w:ilvl="4"/>
-    <w:lvlOverride w:ilvl="5"/>
-    <w:lvlOverride w:ilvl="6"/>
-    <w:lvlOverride w:ilvl="7"/>
-    <w:lvlOverride w:ilvl="8"/>
   </w:num>
   <w:num w:numId="86" w16cid:durableId="1559167031">
     <w:abstractNumId w:val="47"/>
-    <w:lvlOverride w:ilvl="0"/>
-    <w:lvlOverride w:ilvl="1"/>
-    <w:lvlOverride w:ilvl="2"/>
-    <w:lvlOverride w:ilvl="3"/>
-    <w:lvlOverride w:ilvl="4"/>
-    <w:lvlOverride w:ilvl="5"/>
-    <w:lvlOverride w:ilvl="6"/>
-    <w:lvlOverride w:ilvl="7"/>
-    <w:lvlOverride w:ilvl="8"/>
   </w:num>
   <w:num w:numId="87" w16cid:durableId="448353914">
-    <w:abstractNumId w:val="67"/>
-    <w:lvlOverride w:ilvl="0"/>
-    <w:lvlOverride w:ilvl="1"/>
-    <w:lvlOverride w:ilvl="2"/>
-    <w:lvlOverride w:ilvl="3"/>
-    <w:lvlOverride w:ilvl="4"/>
-    <w:lvlOverride w:ilvl="5"/>
-    <w:lvlOverride w:ilvl="6"/>
-    <w:lvlOverride w:ilvl="7"/>
-    <w:lvlOverride w:ilvl="8"/>
+    <w:abstractNumId w:val="68"/>
   </w:num>
   <w:num w:numId="88" w16cid:durableId="765005546">
-    <w:abstractNumId w:val="80"/>
+    <w:abstractNumId w:val="81"/>
     <w:lvlOverride w:ilvl="0">
       <w:startOverride w:val="1"/>
     </w:lvlOverride>
@@ -17855,6 +20263,12 @@
     <w:lvlOverride w:ilvl="8">
       <w:startOverride w:val="1"/>
     </w:lvlOverride>
+  </w:num>
+  <w:num w:numId="89" w16cid:durableId="636380633">
+    <w:abstractNumId w:val="81"/>
+  </w:num>
+  <w:num w:numId="90" w16cid:durableId="2097744761">
+    <w:abstractNumId w:val="61"/>
   </w:num>
 </w:numbering>
 </file>
@@ -18342,6 +20756,7 @@
   <w:style w:type="character" w:default="1" w:styleId="DefaultParagraphFont">
     <w:name w:val="Default Paragraph Font"/>
     <w:uiPriority w:val="1"/>
+    <w:semiHidden/>
     <w:unhideWhenUsed/>
   </w:style>
   <w:style w:type="table" w:default="1" w:styleId="TableNormal">
@@ -18537,6 +20952,29 @@
     <w:link w:val="Footer"/>
     <w:uiPriority w:val="99"/>
     <w:rsid w:val="007F50ED"/>
+  </w:style>
+  <w:style w:type="character" w:styleId="Hyperlink">
+    <w:name w:val="Hyperlink"/>
+    <w:basedOn w:val="DefaultParagraphFont"/>
+    <w:uiPriority w:val="99"/>
+    <w:unhideWhenUsed/>
+    <w:rsid w:val="0031236A"/>
+    <w:rPr>
+      <w:color w:val="0000FF" w:themeColor="hyperlink"/>
+      <w:u w:val="single"/>
+    </w:rPr>
+  </w:style>
+  <w:style w:type="character" w:styleId="UnresolvedMention">
+    <w:name w:val="Unresolved Mention"/>
+    <w:basedOn w:val="DefaultParagraphFont"/>
+    <w:uiPriority w:val="99"/>
+    <w:semiHidden/>
+    <w:unhideWhenUsed/>
+    <w:rsid w:val="0031236A"/>
+    <w:rPr>
+      <w:color w:val="605E5C"/>
+      <w:shd w:val="clear" w:color="auto" w:fill="E1DFDD"/>
+    </w:rPr>
   </w:style>
 </w:styles>
 </file>

--- a/Դիպլոմային.docx
+++ b/Դիպլոմային.docx
@@ -30,8 +30,8 @@
         <w:rPr>
           <w:rFonts w:ascii="Sylfaen" w:hAnsi="Sylfaen"/>
           <w:b/>
-          <w:sz w:val="52"/>
-          <w:szCs w:val="52"/>
+          <w:sz w:val="36"/>
+          <w:szCs w:val="36"/>
           <w:lang w:val="en-US"/>
         </w:rPr>
       </w:pPr>
@@ -39,8 +39,8 @@
         <w:rPr>
           <w:rFonts w:ascii="Sylfaen" w:hAnsi="Sylfaen"/>
           <w:b/>
-          <w:sz w:val="52"/>
-          <w:szCs w:val="52"/>
+          <w:sz w:val="36"/>
+          <w:szCs w:val="36"/>
           <w:lang w:val="en-US"/>
         </w:rPr>
         <w:t>Ներածություն</w:t>
@@ -1523,29 +1523,7 @@
           <w:szCs w:val="36"/>
           <w:lang w:val="hy-AM"/>
         </w:rPr>
-        <w:t>1.</w:t>
-      </w:r>
-      <w:r>
-        <w:rPr>
-          <w:rFonts w:ascii="Sylfaen" w:eastAsia="Microsoft YaHei" w:hAnsi="Sylfaen" w:cs="Microsoft YaHei"/>
-          <w:b/>
-          <w:bCs/>
-          <w:sz w:val="36"/>
-          <w:szCs w:val="36"/>
-          <w:lang w:val="hy-AM"/>
-        </w:rPr>
-        <w:t>3</w:t>
-      </w:r>
-      <w:r>
-        <w:rPr>
-          <w:rFonts w:ascii="Sylfaen" w:eastAsia="Microsoft YaHei" w:hAnsi="Sylfaen" w:cs="Microsoft YaHei"/>
-          <w:b/>
-          <w:bCs/>
-          <w:sz w:val="36"/>
-          <w:szCs w:val="36"/>
-          <w:lang w:val="hy-AM"/>
-        </w:rPr>
-        <w:t xml:space="preserve">: </w:t>
+        <w:t xml:space="preserve">1.3: </w:t>
       </w:r>
       <w:r>
         <w:rPr>
@@ -1790,29 +1768,7 @@
           <w:szCs w:val="36"/>
           <w:lang w:val="hy-AM"/>
         </w:rPr>
-        <w:t>1.</w:t>
-      </w:r>
-      <w:r>
-        <w:rPr>
-          <w:rFonts w:ascii="Sylfaen" w:eastAsia="Microsoft YaHei" w:hAnsi="Sylfaen" w:cs="Microsoft YaHei"/>
-          <w:b/>
-          <w:bCs/>
-          <w:sz w:val="36"/>
-          <w:szCs w:val="36"/>
-          <w:lang w:val="hy-AM"/>
-        </w:rPr>
-        <w:t>4</w:t>
-      </w:r>
-      <w:r>
-        <w:rPr>
-          <w:rFonts w:ascii="Sylfaen" w:eastAsia="Microsoft YaHei" w:hAnsi="Sylfaen" w:cs="Microsoft YaHei"/>
-          <w:b/>
-          <w:bCs/>
-          <w:sz w:val="36"/>
-          <w:szCs w:val="36"/>
-          <w:lang w:val="hy-AM"/>
-        </w:rPr>
-        <w:t xml:space="preserve">: </w:t>
+        <w:t xml:space="preserve">1.4: </w:t>
       </w:r>
       <w:r>
         <w:rPr>
@@ -2039,29 +1995,7 @@
           <w:lang w:val="hy-AM"/>
         </w:rPr>
         <w:lastRenderedPageBreak/>
-        <w:t xml:space="preserve">Գլուխ </w:t>
-      </w:r>
-      <w:r>
-        <w:rPr>
-          <w:rFonts w:ascii="Sylfaen" w:hAnsi="Sylfaen"/>
-          <w:b/>
-          <w:bCs/>
-          <w:sz w:val="36"/>
-          <w:szCs w:val="36"/>
-          <w:lang w:val="hy-AM"/>
-        </w:rPr>
-        <w:t>2</w:t>
-      </w:r>
-      <w:r>
-        <w:rPr>
-          <w:rFonts w:ascii="Sylfaen" w:hAnsi="Sylfaen"/>
-          <w:b/>
-          <w:bCs/>
-          <w:sz w:val="36"/>
-          <w:szCs w:val="36"/>
-          <w:lang w:val="hy-AM"/>
-        </w:rPr>
-        <w:t xml:space="preserve">։ </w:t>
+        <w:t xml:space="preserve">Գլուխ 2։ </w:t>
       </w:r>
       <w:r>
         <w:rPr>
@@ -2466,18 +2400,7 @@
           <w:szCs w:val="24"/>
           <w:lang w:val="hy-AM"/>
         </w:rPr>
-        <w:t>2</w:t>
-      </w:r>
-      <w:r>
-        <w:rPr>
-          <w:rFonts w:ascii="Sylfaen" w:eastAsia="Microsoft YaHei" w:hAnsi="Sylfaen" w:cs="Microsoft YaHei"/>
-          <w:b/>
-          <w:bCs/>
-          <w:sz w:val="24"/>
-          <w:szCs w:val="24"/>
-          <w:lang w:val="hy-AM"/>
-        </w:rPr>
-        <w:t xml:space="preserve">։ </w:t>
+        <w:t xml:space="preserve">2։ </w:t>
       </w:r>
       <w:r>
         <w:rPr>
@@ -2811,18 +2734,7 @@
           <w:szCs w:val="24"/>
           <w:lang w:val="hy-AM"/>
         </w:rPr>
-        <w:t>3</w:t>
-      </w:r>
-      <w:r>
-        <w:rPr>
-          <w:rFonts w:ascii="Sylfaen" w:eastAsia="Microsoft YaHei" w:hAnsi="Sylfaen" w:cs="Microsoft YaHei"/>
-          <w:b/>
-          <w:bCs/>
-          <w:sz w:val="24"/>
-          <w:szCs w:val="24"/>
-          <w:lang w:val="hy-AM"/>
-        </w:rPr>
-        <w:t>։</w:t>
+        <w:t>3։</w:t>
       </w:r>
       <w:r>
         <w:rPr>
@@ -3141,18 +3053,7 @@
           <w:szCs w:val="24"/>
           <w:lang w:val="hy-AM"/>
         </w:rPr>
-        <w:t>4</w:t>
-      </w:r>
-      <w:r>
-        <w:rPr>
-          <w:rFonts w:ascii="Sylfaen" w:eastAsia="Microsoft YaHei" w:hAnsi="Sylfaen" w:cs="Microsoft YaHei"/>
-          <w:b/>
-          <w:bCs/>
-          <w:sz w:val="24"/>
-          <w:szCs w:val="24"/>
-          <w:lang w:val="hy-AM"/>
-        </w:rPr>
-        <w:t xml:space="preserve">։ </w:t>
+        <w:t xml:space="preserve">4։ </w:t>
       </w:r>
       <w:r>
         <w:rPr>
@@ -3349,7 +3250,7 @@
           <w:szCs w:val="36"/>
           <w:lang w:val="hy-AM"/>
         </w:rPr>
-        <w:t xml:space="preserve">Գլուխ </w:t>
+        <w:t xml:space="preserve">Գլուխ 3։ </w:t>
       </w:r>
       <w:r>
         <w:rPr>
@@ -3360,28 +3261,6 @@
           <w:szCs w:val="36"/>
           <w:lang w:val="hy-AM"/>
         </w:rPr>
-        <w:t>3</w:t>
-      </w:r>
-      <w:r>
-        <w:rPr>
-          <w:rFonts w:ascii="Sylfaen" w:hAnsi="Sylfaen"/>
-          <w:b/>
-          <w:bCs/>
-          <w:sz w:val="36"/>
-          <w:szCs w:val="36"/>
-          <w:lang w:val="hy-AM"/>
-        </w:rPr>
-        <w:t xml:space="preserve">։ </w:t>
-      </w:r>
-      <w:r>
-        <w:rPr>
-          <w:rFonts w:ascii="Sylfaen" w:hAnsi="Sylfaen"/>
-          <w:b/>
-          <w:bCs/>
-          <w:sz w:val="36"/>
-          <w:szCs w:val="36"/>
-          <w:lang w:val="hy-AM"/>
-        </w:rPr>
         <w:t>Վեբ-համակարգերի ճարտարապետական հիմունքները</w:t>
       </w:r>
     </w:p>
@@ -3435,371 +3314,761 @@
           <w:szCs w:val="28"/>
           <w:lang w:val="hy-AM"/>
         </w:rPr>
-        <w:t>3</w:t>
-      </w:r>
-      <w:r>
-        <w:rPr>
-          <w:rFonts w:ascii="Sylfaen" w:eastAsia="Microsoft YaHei" w:hAnsi="Sylfaen" w:cs="Microsoft YaHei"/>
+        <w:t>3.1</w:t>
+      </w:r>
+      <w:r>
+        <w:rPr>
+          <w:rFonts w:ascii="Sylfaen" w:eastAsia="Times New Roman" w:hAnsi="Sylfaen" w:cs="Times New Roman"/>
           <w:b/>
           <w:bCs/>
           <w:sz w:val="28"/>
           <w:szCs w:val="28"/>
-          <w:lang w:val="hy-AM"/>
-        </w:rPr>
-        <w:t>.</w:t>
-      </w:r>
-      <w:r>
-        <w:rPr>
-          <w:rFonts w:ascii="Sylfaen" w:eastAsia="Microsoft YaHei" w:hAnsi="Sylfaen" w:cs="Microsoft YaHei"/>
+          <w:lang w:val="hy-AM" w:eastAsia="ru-RU"/>
+        </w:rPr>
+        <w:t xml:space="preserve">։ </w:t>
+      </w:r>
+      <w:r>
+        <w:rPr>
+          <w:rFonts w:ascii="Sylfaen" w:eastAsia="Times New Roman" w:hAnsi="Sylfaen" w:cs="Times New Roman"/>
           <w:b/>
           <w:bCs/>
           <w:sz w:val="28"/>
           <w:szCs w:val="28"/>
-          <w:lang w:val="hy-AM"/>
-        </w:rPr>
-        <w:t>1</w:t>
-      </w:r>
-      <w:r>
-        <w:rPr>
-          <w:rFonts w:ascii="Sylfaen" w:eastAsia="Times New Roman" w:hAnsi="Sylfaen" w:cs="Times New Roman"/>
-          <w:b/>
-          <w:bCs/>
+          <w:lang w:val="hy-AM" w:eastAsia="ru-RU"/>
+        </w:rPr>
+        <w:t>Վեբ-բրաուզեր և Հաճախորդային շերտ (The Client)</w:t>
+      </w:r>
+    </w:p>
+    <w:p>
+      <w:pPr>
+        <w:jc w:val="both"/>
+        <w:rPr>
+          <w:rFonts w:ascii="Sylfaen" w:eastAsia="Times New Roman" w:hAnsi="Sylfaen" w:cs="Times New Roman"/>
+          <w:sz w:val="24"/>
+          <w:szCs w:val="24"/>
+          <w:lang w:val="hy-AM" w:eastAsia="ru-RU"/>
+        </w:rPr>
+      </w:pPr>
+      <w:r>
+        <w:rPr>
+          <w:rFonts w:ascii="Sylfaen" w:eastAsia="Times New Roman" w:hAnsi="Sylfaen" w:cs="Times New Roman"/>
+          <w:sz w:val="24"/>
+          <w:szCs w:val="24"/>
+          <w:lang w:val="hy-AM" w:eastAsia="ru-RU"/>
+        </w:rPr>
+        <w:t>Վեբ-բրաուզերը (օրինակ՝ Google Chrome, Mozilla Firefox, Safari) հանդես է գալիս որպես օգտատիրոջ գործակալ (User Agent), որի հիմնական գործառույթը վեբ-սերվերից ստացված տեղեկատվության մեկնաբանումն ու տեսանելի ցուցադրումն է: Երբ օգտատերը մուտքագրում է URL հասցեն, բրաուզերը կատարում է HTTP/HTTPS հարցում դեպի սերվեր և ստանում ֆայլերի հավաքածու, որոնք ձևավորում են վեբ-կայքը:</w:t>
+      </w:r>
+    </w:p>
+    <w:p>
+      <w:pPr>
+        <w:jc w:val="both"/>
+        <w:rPr>
+          <w:rFonts w:ascii="Sylfaen" w:eastAsia="Times New Roman" w:hAnsi="Sylfaen" w:cs="Times New Roman"/>
+          <w:sz w:val="24"/>
+          <w:szCs w:val="24"/>
+          <w:lang w:val="hy-AM" w:eastAsia="ru-RU"/>
+        </w:rPr>
+      </w:pPr>
+      <w:r>
+        <w:rPr>
+          <w:rFonts w:ascii="Sylfaen" w:eastAsia="Times New Roman" w:hAnsi="Sylfaen" w:cs="Times New Roman"/>
+          <w:sz w:val="24"/>
+          <w:szCs w:val="24"/>
+          <w:lang w:val="hy-AM" w:eastAsia="ru-RU"/>
+        </w:rPr>
+        <w:t xml:space="preserve"> Բ</w:t>
+      </w:r>
+      <w:r>
+        <w:rPr>
+          <w:rFonts w:ascii="Sylfaen" w:eastAsia="Times New Roman" w:hAnsi="Sylfaen" w:cs="Times New Roman"/>
+          <w:sz w:val="24"/>
+          <w:szCs w:val="24"/>
+          <w:lang w:val="hy-AM" w:eastAsia="ru-RU"/>
+        </w:rPr>
+        <w:t>րաուզերը</w:t>
+      </w:r>
+      <w:r>
+        <w:rPr>
+          <w:rFonts w:ascii="Sylfaen" w:eastAsia="Times New Roman" w:hAnsi="Sylfaen" w:cs="Times New Roman"/>
+          <w:sz w:val="24"/>
+          <w:szCs w:val="24"/>
+          <w:lang w:val="hy-AM" w:eastAsia="ru-RU"/>
+        </w:rPr>
+        <w:t xml:space="preserve"> </w:t>
+      </w:r>
+      <w:r>
+        <w:rPr>
+          <w:rFonts w:ascii="Sylfaen" w:eastAsia="Times New Roman" w:hAnsi="Sylfaen" w:cs="Times New Roman"/>
+          <w:sz w:val="24"/>
+          <w:szCs w:val="24"/>
+          <w:lang w:val="hy-AM" w:eastAsia="ru-RU"/>
+        </w:rPr>
+        <w:t>ծրագրային ապահովում է, որը նախատեսված է վեբ-կայքեր դիտելու համար, այսինքն վեբ կայքերին դիմելու, դրանցից ստացված տեղեկատվությունը վերամշակելու, կայքը արտածելու և մի էջից մյուսն անցնելու համար։</w:t>
+      </w:r>
+    </w:p>
+    <w:p>
+      <w:pPr>
+        <w:jc w:val="both"/>
+        <w:rPr>
+          <w:rFonts w:ascii="Sylfaen" w:eastAsia="Times New Roman" w:hAnsi="Sylfaen" w:cs="Times New Roman"/>
+          <w:sz w:val="24"/>
+          <w:szCs w:val="24"/>
+          <w:lang w:val="hy-AM" w:eastAsia="ru-RU"/>
+        </w:rPr>
+      </w:pPr>
+      <w:r>
+        <w:rPr>
+          <w:rFonts w:ascii="Sylfaen" w:eastAsia="Times New Roman" w:hAnsi="Sylfaen" w:cs="Times New Roman"/>
+          <w:sz w:val="24"/>
+          <w:szCs w:val="24"/>
+          <w:lang w:val="hy-AM" w:eastAsia="ru-RU"/>
+        </w:rPr>
+        <w:t xml:space="preserve"> </w:t>
+      </w:r>
+      <w:r>
+        <w:rPr>
+          <w:rFonts w:ascii="Sylfaen" w:eastAsia="Times New Roman" w:hAnsi="Sylfaen" w:cs="Times New Roman"/>
+          <w:sz w:val="24"/>
+          <w:szCs w:val="24"/>
+          <w:lang w:val="hy-AM" w:eastAsia="ru-RU"/>
+        </w:rPr>
+        <w:t>Համացանցի ստեղծման օրվանից ցանցային զննիչները անընդհատ կատարելագործվել են և ժամանակի ընթացքում ավելի ու ավելի է մեծանում դրանց կարևորությունն ու պահանջարկը։ Այժմյան ցանցային զննիչը վեբ-կայքի մշակման և արտածման համար նախատեսված ծրագրային համակարգ է, որն իրենից ներկայացնում է վեբ-կայքի և իր հաճախորդի միջև միջանկյալ օղակ, միջավայր։ Գրեթե բոլոր հայտնի ցանցային զննիչները տարածվում են անվճար այլ լրացնող ծրագրերի հետ միասին. Microsoft Edge (Microsoft Windows-ի հետ միասին), Մոզիլլա Ֆայրֆոքս (անվճար, ազատ ծրագրային ապահովում), Սաֆարի (Mac ՕՀ-ի հետ կամ անվճար Windows-ի համար), Օպերա (անվճար սկսած 8.50 տարբերակից), Գուգլ Քրոմ (անվճար, ազատ ծրագրային ապահովում)։</w:t>
+      </w:r>
+    </w:p>
+    <w:p>
+      <w:pPr>
+        <w:jc w:val="both"/>
+        <w:rPr>
+          <w:rFonts w:ascii="Sylfaen" w:eastAsia="Times New Roman" w:hAnsi="Sylfaen" w:cs="Times New Roman"/>
+          <w:sz w:val="24"/>
+          <w:szCs w:val="24"/>
+          <w:lang w:val="hy-AM" w:eastAsia="ru-RU"/>
+        </w:rPr>
+      </w:pPr>
+      <w:r>
+        <w:rPr>
+          <w:rFonts w:ascii="Sylfaen" w:eastAsia="Times New Roman" w:hAnsi="Sylfaen" w:cs="Times New Roman"/>
+          <w:sz w:val="24"/>
+          <w:szCs w:val="24"/>
+          <w:lang w:val="hy-AM" w:eastAsia="ru-RU"/>
+        </w:rPr>
+        <w:t xml:space="preserve"> </w:t>
+      </w:r>
+      <w:r>
+        <w:rPr>
+          <w:rFonts w:ascii="Sylfaen" w:eastAsia="Times New Roman" w:hAnsi="Sylfaen" w:cs="Times New Roman"/>
+          <w:sz w:val="24"/>
+          <w:szCs w:val="24"/>
+          <w:lang w:val="hy-AM" w:eastAsia="ru-RU"/>
+        </w:rPr>
+        <w:t>2019 թվականի մարտի տվյալներով ավելի քան 4.3 մլն մարդ օգտագործում է զննիչ, որը մոտավորապես կազմում է աշխարհի բնակչության 55%-ը։ Ամենատարածված զննիչներն են Գուգլ Քրոմ-ը, Մոզիլլա Ֆայրֆոքս-ը, Սաֆարի-ն և Microsoft Edge-ը։</w:t>
+      </w:r>
+    </w:p>
+    <w:p>
+      <w:pPr>
+        <w:jc w:val="both"/>
+        <w:rPr>
+          <w:rFonts w:ascii="Sylfaen" w:eastAsia="Times New Roman" w:hAnsi="Sylfaen" w:cs="Times New Roman"/>
+          <w:sz w:val="24"/>
+          <w:szCs w:val="24"/>
+          <w:lang w:val="hy-AM" w:eastAsia="ru-RU"/>
+        </w:rPr>
+      </w:pPr>
+      <w:r>
+        <w:rPr>
+          <w:rFonts w:ascii="Sylfaen" w:eastAsia="Times New Roman" w:hAnsi="Sylfaen" w:cs="Times New Roman"/>
+          <w:sz w:val="24"/>
+          <w:szCs w:val="24"/>
+          <w:lang w:val="hy-AM" w:eastAsia="ru-RU"/>
+        </w:rPr>
+        <w:t>Համացանցային զննիչի նպատակը Համաշխարհային սարդոստայն-ից տեղեկատվությունը հասցնել և ցույց տալ դա Օգտվող-ի սարքի վրա։</w:t>
+      </w:r>
+    </w:p>
+    <w:p>
+      <w:pPr>
+        <w:jc w:val="both"/>
+        <w:rPr>
+          <w:rFonts w:ascii="Sylfaen" w:eastAsia="Times New Roman" w:hAnsi="Sylfaen" w:cs="Times New Roman"/>
+          <w:sz w:val="24"/>
+          <w:szCs w:val="24"/>
+          <w:lang w:val="hy-AM" w:eastAsia="ru-RU"/>
+        </w:rPr>
+      </w:pPr>
+      <w:r>
+        <w:rPr>
+          <w:rFonts w:ascii="Sylfaen" w:eastAsia="Times New Roman" w:hAnsi="Sylfaen" w:cs="Times New Roman"/>
+          <w:sz w:val="24"/>
+          <w:szCs w:val="24"/>
+          <w:lang w:val="hy-AM" w:eastAsia="ru-RU"/>
+        </w:rPr>
+        <w:t xml:space="preserve">Այս գործընթացը սկսում է երբ օգտագործողը ներմուծում է URL-ը զննիչում, օրինակ https://en.wikipedia.org/։ Գործնականում բոլոր URL-ները սկսում են http:-ով կամ https:-ով, ինչը նշանակում է, որ զննիչը կստանա դրանք որպես HTTP: https:-ի դեպքում զննիչի և վեբ </w:t>
+      </w:r>
+      <w:r>
+        <w:rPr>
+          <w:rFonts w:ascii="Sylfaen" w:eastAsia="Times New Roman" w:hAnsi="Sylfaen" w:cs="Times New Roman"/>
+          <w:sz w:val="24"/>
+          <w:szCs w:val="24"/>
+          <w:lang w:val="hy-AM" w:eastAsia="ru-RU"/>
+        </w:rPr>
+        <w:lastRenderedPageBreak/>
+        <w:t>սպասարիչի միջև հաղորդակցումը կոդավորված է անվտանգության և գաղտնիության սկզբունքներից ելնելով։ URL-ի համար մեկ այլ նախամասնիկ է file:-ը, որը օգտագործվում է համակարգչի ներքին պանակներն ու նիշքերը ցույց տալու համար։</w:t>
+      </w:r>
+    </w:p>
+    <w:p>
+      <w:pPr>
+        <w:jc w:val="both"/>
+        <w:rPr>
+          <w:rFonts w:ascii="Sylfaen" w:eastAsia="Times New Roman" w:hAnsi="Sylfaen" w:cs="Times New Roman"/>
+          <w:sz w:val="24"/>
+          <w:szCs w:val="24"/>
+          <w:lang w:val="hy-AM" w:eastAsia="ru-RU"/>
+        </w:rPr>
+      </w:pPr>
+      <w:r>
+        <w:rPr>
+          <w:rFonts w:ascii="Sylfaen" w:eastAsia="Times New Roman" w:hAnsi="Sylfaen" w:cs="Times New Roman"/>
+          <w:sz w:val="24"/>
+          <w:szCs w:val="24"/>
+          <w:lang w:val="hy-AM" w:eastAsia="ru-RU"/>
+        </w:rPr>
+        <w:t>Մի անգամ կայքէջը բեռնվում է դիատրկիչում, և զննիչը ցույց է տալիս այն օգտագործողի սարքի էկրանին։ Այն ներառում է զննիչի կողմից ներառվող հնարավոև պատկերները և վիդեոները։</w:t>
+      </w:r>
+    </w:p>
+    <w:p>
+      <w:pPr>
+        <w:rPr>
+          <w:rFonts w:ascii="Sylfaen" w:eastAsia="Times New Roman" w:hAnsi="Sylfaen" w:cs="Times New Roman"/>
+          <w:sz w:val="24"/>
+          <w:szCs w:val="24"/>
+          <w:lang w:val="hy-AM" w:eastAsia="ru-RU"/>
+        </w:rPr>
+      </w:pPr>
+      <w:r>
+        <w:rPr>
+          <w:rFonts w:ascii="Sylfaen" w:eastAsia="Times New Roman" w:hAnsi="Sylfaen" w:cs="Times New Roman"/>
+          <w:b/>
+          <w:bCs/>
+          <w:sz w:val="24"/>
+          <w:szCs w:val="24"/>
+          <w:lang w:val="hy-AM" w:eastAsia="ru-RU"/>
+        </w:rPr>
+        <w:t>Վեբ էջը</w:t>
+      </w:r>
+      <w:r>
+        <w:rPr>
+          <w:rFonts w:ascii="Sylfaen" w:eastAsia="Times New Roman" w:hAnsi="Sylfaen" w:cs="Times New Roman"/>
+          <w:sz w:val="24"/>
+          <w:szCs w:val="24"/>
+          <w:lang w:val="hy-AM" w:eastAsia="ru-RU"/>
+        </w:rPr>
+        <w:t> Համաշխարհային սարդոստայնի </w:t>
+      </w:r>
+      <w:r>
+        <w:rPr>
+          <w:rFonts w:ascii="Sylfaen" w:eastAsia="Times New Roman" w:hAnsi="Sylfaen" w:cs="Times New Roman"/>
+          <w:sz w:val="24"/>
+          <w:szCs w:val="24"/>
+          <w:lang w:val="hy-AM" w:eastAsia="ru-RU"/>
+        </w:rPr>
+        <w:t>մաս</w:t>
+      </w:r>
+      <w:r>
+        <w:rPr>
+          <w:rFonts w:ascii="Sylfaen" w:eastAsia="Times New Roman" w:hAnsi="Sylfaen" w:cs="Times New Roman"/>
+          <w:sz w:val="24"/>
+          <w:szCs w:val="24"/>
+          <w:lang w:val="hy-AM" w:eastAsia="ru-RU"/>
+        </w:rPr>
+        <w:t xml:space="preserve"> է, որը նախատեսված է վեբ զննարկիչի միջոցով այցելուներին հասանելի լինելու համար։ Այն ունի վեբ հասցե։ Տեխնիկապես, վեբ էջը հաճախ կազմված է </w:t>
+      </w:r>
+      <w:r>
+        <w:rPr>
+          <w:rFonts w:ascii="Sylfaen" w:eastAsia="Times New Roman" w:hAnsi="Sylfaen" w:cs="Times New Roman"/>
+          <w:sz w:val="24"/>
+          <w:szCs w:val="24"/>
+          <w:lang w:val="hy-AM" w:eastAsia="ru-RU"/>
+        </w:rPr>
+        <w:t>HTML</w:t>
+      </w:r>
+      <w:r>
+        <w:rPr>
+          <w:rFonts w:ascii="Sylfaen" w:eastAsia="Times New Roman" w:hAnsi="Sylfaen" w:cs="Times New Roman"/>
+          <w:sz w:val="24"/>
+          <w:szCs w:val="24"/>
+          <w:lang w:val="hy-AM" w:eastAsia="ru-RU"/>
+        </w:rPr>
+        <w:t> (Hypertext Markup Language) կամ XHTML փաստաթղթից և նկարներից։ Սակայն վեբը կարող է պարունակել ցանկացած տեսակի աղբյուրներ՝ տեքստային, տեսային, ձայնային, ծրագրային։</w:t>
+      </w:r>
+    </w:p>
+    <w:p>
+      <w:pPr>
+        <w:rPr>
+          <w:rFonts w:ascii="Sylfaen" w:eastAsia="Times New Roman" w:hAnsi="Sylfaen" w:cs="Times New Roman"/>
+          <w:sz w:val="24"/>
+          <w:szCs w:val="24"/>
+          <w:lang w:val="hy-AM" w:eastAsia="ru-RU"/>
+        </w:rPr>
+      </w:pPr>
+      <w:r>
+        <w:rPr>
+          <w:rFonts w:ascii="Sylfaen" w:eastAsia="Times New Roman" w:hAnsi="Sylfaen" w:cs="Times New Roman"/>
+          <w:sz w:val="24"/>
+          <w:szCs w:val="24"/>
+          <w:lang w:val="hy-AM" w:eastAsia="ru-RU"/>
+        </w:rPr>
+        <w:t>Վեբ-էջի հիմնական բաղադրիչներն են.</w:t>
+      </w:r>
+    </w:p>
+    <w:p>
+      <w:pPr>
+        <w:jc w:val="center"/>
+        <w:rPr>
+          <w:rFonts w:ascii="Sylfaen" w:eastAsia="Times New Roman" w:hAnsi="Sylfaen" w:cs="Times New Roman"/>
+          <w:color w:val="000000" w:themeColor="text1"/>
+          <w:sz w:val="24"/>
+          <w:szCs w:val="24"/>
+          <w:lang w:val="hy-AM" w:eastAsia="ru-RU"/>
+        </w:rPr>
+      </w:pPr>
+      <w:r>
+        <w:rPr>
+          <w:rFonts w:ascii="Sylfaen" w:eastAsia="Microsoft YaHei" w:hAnsi="Sylfaen" w:cs="Microsoft YaHei"/>
+          <w:b/>
+          <w:bCs/>
+          <w:color w:val="000000" w:themeColor="text1"/>
           <w:sz w:val="28"/>
           <w:szCs w:val="28"/>
-          <w:lang w:val="hy-AM" w:eastAsia="ru-RU"/>
-        </w:rPr>
-        <w:t xml:space="preserve">։ </w:t>
-      </w:r>
-      <w:r>
-        <w:rPr>
-          <w:rFonts w:ascii="Sylfaen" w:eastAsia="Times New Roman" w:hAnsi="Sylfaen" w:cs="Times New Roman"/>
-          <w:b/>
-          <w:bCs/>
+          <w:lang w:val="hy-AM"/>
+        </w:rPr>
+        <w:t>3.2</w:t>
+      </w:r>
+      <w:r>
+        <w:rPr>
+          <w:rFonts w:ascii="Sylfaen" w:eastAsia="Times New Roman" w:hAnsi="Sylfaen" w:cs="Times New Roman"/>
+          <w:b/>
+          <w:bCs/>
+          <w:color w:val="000000" w:themeColor="text1"/>
           <w:sz w:val="28"/>
           <w:szCs w:val="28"/>
           <w:lang w:val="hy-AM" w:eastAsia="ru-RU"/>
         </w:rPr>
-        <w:t>Վեբ-բրաուզեր և Հաճախորդային շերտ (The Client)</w:t>
-      </w:r>
-    </w:p>
-    <w:p>
-      <w:pPr>
-        <w:jc w:val="both"/>
-        <w:rPr>
-          <w:rFonts w:ascii="Sylfaen" w:eastAsia="Times New Roman" w:hAnsi="Sylfaen" w:cs="Times New Roman"/>
-          <w:sz w:val="24"/>
-          <w:szCs w:val="24"/>
-          <w:lang w:val="hy-AM" w:eastAsia="ru-RU"/>
-        </w:rPr>
-      </w:pPr>
-      <w:r>
-        <w:rPr>
-          <w:rFonts w:ascii="Sylfaen" w:eastAsia="Times New Roman" w:hAnsi="Sylfaen" w:cs="Times New Roman"/>
-          <w:sz w:val="24"/>
-          <w:szCs w:val="24"/>
-          <w:lang w:val="hy-AM" w:eastAsia="ru-RU"/>
-        </w:rPr>
-        <w:t>Վեբ-բրաուզերը (օրինակ՝ Google Chrome, Mozilla Firefox, Safari) հանդես է գալիս որպես օգտատիրոջ գործակալ (User Agent), որի հիմնական գործառույթը վեբ-սերվերից ստացված տեղեկատվության մեկնաբանումն ու տեսանելի ցուցադրումն է: Երբ օգտատերը մուտքագրում է URL հասցեն, բրաուզերը կատարում է HTTP/HTTPS հարցում դեպի սերվեր և ստանում ֆայլերի հավաքածու, որոնք ձևավորում են վեբ-կայքը:</w:t>
-      </w:r>
-    </w:p>
-    <w:p>
-      <w:pPr>
-        <w:jc w:val="both"/>
-        <w:rPr>
-          <w:rFonts w:ascii="Sylfaen" w:eastAsia="Times New Roman" w:hAnsi="Sylfaen" w:cs="Times New Roman"/>
-          <w:sz w:val="24"/>
-          <w:szCs w:val="24"/>
-          <w:lang w:val="hy-AM" w:eastAsia="ru-RU"/>
-        </w:rPr>
-      </w:pPr>
-      <w:r>
-        <w:rPr>
-          <w:rFonts w:ascii="Sylfaen" w:eastAsia="Times New Roman" w:hAnsi="Sylfaen" w:cs="Times New Roman"/>
-          <w:sz w:val="24"/>
-          <w:szCs w:val="24"/>
-          <w:lang w:val="hy-AM" w:eastAsia="ru-RU"/>
-        </w:rPr>
-        <w:t xml:space="preserve"> Բ</w:t>
-      </w:r>
-      <w:r>
-        <w:rPr>
-          <w:rFonts w:ascii="Sylfaen" w:eastAsia="Times New Roman" w:hAnsi="Sylfaen" w:cs="Times New Roman"/>
-          <w:sz w:val="24"/>
-          <w:szCs w:val="24"/>
-          <w:lang w:val="hy-AM" w:eastAsia="ru-RU"/>
-        </w:rPr>
-        <w:t>րաուզերը</w:t>
-      </w:r>
-      <w:r>
-        <w:rPr>
-          <w:rFonts w:ascii="Sylfaen" w:eastAsia="Times New Roman" w:hAnsi="Sylfaen" w:cs="Times New Roman"/>
-          <w:sz w:val="24"/>
-          <w:szCs w:val="24"/>
-          <w:lang w:val="hy-AM" w:eastAsia="ru-RU"/>
-        </w:rPr>
-        <w:t xml:space="preserve"> </w:t>
-      </w:r>
-      <w:r>
-        <w:rPr>
-          <w:rFonts w:ascii="Sylfaen" w:eastAsia="Times New Roman" w:hAnsi="Sylfaen" w:cs="Times New Roman"/>
-          <w:sz w:val="24"/>
-          <w:szCs w:val="24"/>
-          <w:lang w:val="hy-AM" w:eastAsia="ru-RU"/>
-        </w:rPr>
-        <w:t>ծրագրային ապահովում է, որը նախատեսված է վեբ-կայքեր դիտելու համար, այսինքն վեբ կայքերին դիմելու, դրանցից ստացված տեղեկատվությունը վերամշակելու, կայքը արտածելու և մի էջից մյուսն անցնելու համար։</w:t>
-      </w:r>
-    </w:p>
-    <w:p>
-      <w:pPr>
-        <w:jc w:val="both"/>
-        <w:rPr>
-          <w:rFonts w:ascii="Sylfaen" w:eastAsia="Times New Roman" w:hAnsi="Sylfaen" w:cs="Times New Roman"/>
-          <w:sz w:val="24"/>
-          <w:szCs w:val="24"/>
-          <w:lang w:val="hy-AM" w:eastAsia="ru-RU"/>
-        </w:rPr>
-      </w:pPr>
-      <w:r>
-        <w:rPr>
-          <w:rFonts w:ascii="Sylfaen" w:eastAsia="Times New Roman" w:hAnsi="Sylfaen" w:cs="Times New Roman"/>
-          <w:sz w:val="24"/>
-          <w:szCs w:val="24"/>
-          <w:lang w:val="hy-AM" w:eastAsia="ru-RU"/>
-        </w:rPr>
-        <w:t xml:space="preserve"> </w:t>
-      </w:r>
-      <w:r>
-        <w:rPr>
-          <w:rFonts w:ascii="Sylfaen" w:eastAsia="Times New Roman" w:hAnsi="Sylfaen" w:cs="Times New Roman"/>
-          <w:sz w:val="24"/>
-          <w:szCs w:val="24"/>
-          <w:lang w:val="hy-AM" w:eastAsia="ru-RU"/>
-        </w:rPr>
-        <w:t>Համացանցի ստեղծման օրվանից ցանցային զննիչները անընդհատ կատարելագործվել են և ժամանակի ընթացքում ավելի ու ավելի է մեծանում դրանց կարևորությունն ու պահանջարկը։ Այժմյան ցանցային զննիչը վեբ-կայքի մշակման և արտածման համար նախատեսված ծրագրային համակարգ է, որն իրենից ներկայացնում է վեբ-կայքի և իր հաճախորդի միջև միջանկյալ օղակ, միջավայր։ Գրեթե բոլոր հայտնի ցանցային զննիչները տարածվում են անվճար այլ լրացնող ծրագրերի հետ միասին. Microsoft Edge (Microsoft Windows-ի հետ միասին), Մոզիլլա Ֆայրֆոքս (անվճար, ազատ ծրագրային ապահովում), Սաֆարի (Mac ՕՀ-ի հետ կամ անվճար Windows-ի համար), Օպերա (անվճար սկսած 8.50 տարբերակից), Գուգլ Քրոմ (անվճար, ազատ ծրագրային ապահովում)։</w:t>
-      </w:r>
-    </w:p>
-    <w:p>
-      <w:pPr>
-        <w:jc w:val="both"/>
-        <w:rPr>
-          <w:rFonts w:ascii="Sylfaen" w:eastAsia="Times New Roman" w:hAnsi="Sylfaen" w:cs="Times New Roman"/>
-          <w:sz w:val="24"/>
-          <w:szCs w:val="24"/>
-          <w:lang w:val="hy-AM" w:eastAsia="ru-RU"/>
-        </w:rPr>
-      </w:pPr>
-      <w:r>
-        <w:rPr>
-          <w:rFonts w:ascii="Sylfaen" w:eastAsia="Times New Roman" w:hAnsi="Sylfaen" w:cs="Times New Roman"/>
-          <w:sz w:val="24"/>
-          <w:szCs w:val="24"/>
-          <w:lang w:val="hy-AM" w:eastAsia="ru-RU"/>
-        </w:rPr>
-        <w:t xml:space="preserve"> </w:t>
-      </w:r>
-      <w:r>
-        <w:rPr>
-          <w:rFonts w:ascii="Sylfaen" w:eastAsia="Times New Roman" w:hAnsi="Sylfaen" w:cs="Times New Roman"/>
-          <w:sz w:val="24"/>
-          <w:szCs w:val="24"/>
-          <w:lang w:val="hy-AM" w:eastAsia="ru-RU"/>
-        </w:rPr>
-        <w:t>2019 թվականի մարտի տվյալներով ավելի քան 4.3 մլն մարդ օգտագործում է զննիչ, որը մոտավորապես կազմում է աշխարհի բնակչության 55%-ը։ Ամենատարածված զննիչներն են Գուգլ Քրոմ-ը, Մոզիլլա Ֆայրֆոքս-ը, Սաֆարի-ն և Microsoft Edge-ը։</w:t>
-      </w:r>
-    </w:p>
-    <w:p>
-      <w:pPr>
-        <w:jc w:val="both"/>
-        <w:rPr>
-          <w:rFonts w:ascii="Sylfaen" w:eastAsia="Times New Roman" w:hAnsi="Sylfaen" w:cs="Times New Roman"/>
-          <w:sz w:val="24"/>
-          <w:szCs w:val="24"/>
-          <w:lang w:val="hy-AM" w:eastAsia="ru-RU"/>
-        </w:rPr>
-      </w:pPr>
-      <w:r>
-        <w:rPr>
-          <w:rFonts w:ascii="Sylfaen" w:eastAsia="Times New Roman" w:hAnsi="Sylfaen" w:cs="Times New Roman"/>
-          <w:sz w:val="24"/>
-          <w:szCs w:val="24"/>
-          <w:lang w:val="hy-AM" w:eastAsia="ru-RU"/>
-        </w:rPr>
-        <w:t>Համացանցային զննիչի նպատակը Համաշխարհային սարդոստայն-ից տեղեկատվությունը հասցնել և ցույց տալ դա Օգտվող-ի սարքի վրա։</w:t>
-      </w:r>
-    </w:p>
-    <w:p>
-      <w:pPr>
-        <w:jc w:val="both"/>
-        <w:rPr>
-          <w:rFonts w:ascii="Sylfaen" w:eastAsia="Times New Roman" w:hAnsi="Sylfaen" w:cs="Times New Roman"/>
-          <w:sz w:val="24"/>
-          <w:szCs w:val="24"/>
-          <w:lang w:val="hy-AM" w:eastAsia="ru-RU"/>
-        </w:rPr>
-      </w:pPr>
-      <w:r>
-        <w:rPr>
-          <w:rFonts w:ascii="Sylfaen" w:eastAsia="Times New Roman" w:hAnsi="Sylfaen" w:cs="Times New Roman"/>
-          <w:sz w:val="24"/>
-          <w:szCs w:val="24"/>
-          <w:lang w:val="hy-AM" w:eastAsia="ru-RU"/>
-        </w:rPr>
-        <w:t xml:space="preserve">Այս գործընթացը սկսում է երբ օգտագործողը ներմուծում է URL-ը զննիչում, օրինակ https://en.wikipedia.org/։ Գործնականում բոլոր URL-ները սկսում են http:-ով կամ https:-ով, ինչը նշանակում է, որ զննիչը կստանա դրանք որպես HTTP: https:-ի դեպքում զննիչի և վեբ </w:t>
-      </w:r>
-      <w:r>
-        <w:rPr>
-          <w:rFonts w:ascii="Sylfaen" w:eastAsia="Times New Roman" w:hAnsi="Sylfaen" w:cs="Times New Roman"/>
-          <w:sz w:val="24"/>
-          <w:szCs w:val="24"/>
-          <w:lang w:val="hy-AM" w:eastAsia="ru-RU"/>
-        </w:rPr>
-        <w:lastRenderedPageBreak/>
-        <w:t>սպասարիչի միջև հաղորդակցումը կոդավորված է անվտանգության և գաղտնիության սկզբունքներից ելնելով։ URL-ի համար մեկ այլ նախամասնիկ է file:-ը, որը օգտագործվում է համակարգչի ներքին պանակներն ու նիշքերը ցույց տալու համար։</w:t>
-      </w:r>
-    </w:p>
-    <w:p>
-      <w:pPr>
-        <w:jc w:val="both"/>
-        <w:rPr>
-          <w:rFonts w:ascii="Sylfaen" w:eastAsia="Times New Roman" w:hAnsi="Sylfaen" w:cs="Times New Roman"/>
-          <w:sz w:val="24"/>
-          <w:szCs w:val="24"/>
-          <w:lang w:val="hy-AM" w:eastAsia="ru-RU"/>
-        </w:rPr>
-      </w:pPr>
-      <w:r>
-        <w:rPr>
-          <w:rFonts w:ascii="Sylfaen" w:eastAsia="Times New Roman" w:hAnsi="Sylfaen" w:cs="Times New Roman"/>
-          <w:sz w:val="24"/>
-          <w:szCs w:val="24"/>
-          <w:lang w:val="hy-AM" w:eastAsia="ru-RU"/>
-        </w:rPr>
-        <w:t>Մի անգամ կայքէջը բեռնվում է դիատրկիչում, և զննիչը ցույց է տալիս այն օգտագործողի սարքի էկրանին։ Այն ներառում է զննիչի կողմից ներառվող հնարավոև պատկերները և վիդեոները։</w:t>
-      </w:r>
-    </w:p>
-    <w:p>
-      <w:pPr>
-        <w:rPr>
-          <w:rFonts w:ascii="Sylfaen" w:eastAsia="Times New Roman" w:hAnsi="Sylfaen" w:cs="Times New Roman"/>
-          <w:sz w:val="24"/>
-          <w:szCs w:val="24"/>
-          <w:lang w:val="hy-AM" w:eastAsia="ru-RU"/>
-        </w:rPr>
-      </w:pPr>
-      <w:r>
-        <w:rPr>
-          <w:rFonts w:ascii="Sylfaen" w:eastAsia="Times New Roman" w:hAnsi="Sylfaen" w:cs="Times New Roman"/>
-          <w:b/>
-          <w:bCs/>
-          <w:sz w:val="24"/>
-          <w:szCs w:val="24"/>
-          <w:lang w:val="hy-AM" w:eastAsia="ru-RU"/>
-        </w:rPr>
-        <w:t>Վեբ էջը</w:t>
-      </w:r>
-      <w:r>
-        <w:rPr>
-          <w:rFonts w:ascii="Sylfaen" w:eastAsia="Times New Roman" w:hAnsi="Sylfaen" w:cs="Times New Roman"/>
-          <w:sz w:val="24"/>
-          <w:szCs w:val="24"/>
-          <w:lang w:val="hy-AM" w:eastAsia="ru-RU"/>
-        </w:rPr>
-        <w:t> Համաշխարհային սարդոստայնի </w:t>
-      </w:r>
-      <w:r>
-        <w:rPr>
-          <w:rFonts w:ascii="Sylfaen" w:eastAsia="Times New Roman" w:hAnsi="Sylfaen" w:cs="Times New Roman"/>
-          <w:sz w:val="24"/>
-          <w:szCs w:val="24"/>
-          <w:lang w:val="hy-AM" w:eastAsia="ru-RU"/>
-        </w:rPr>
-        <w:t>մաս</w:t>
-      </w:r>
-      <w:r>
-        <w:rPr>
-          <w:rFonts w:ascii="Sylfaen" w:eastAsia="Times New Roman" w:hAnsi="Sylfaen" w:cs="Times New Roman"/>
-          <w:sz w:val="24"/>
-          <w:szCs w:val="24"/>
-          <w:lang w:val="hy-AM" w:eastAsia="ru-RU"/>
-        </w:rPr>
-        <w:t xml:space="preserve"> է, որը նախատեսված է վեբ զննարկիչի միջոցով այցելուներին հասանելի լինելու համար։ Այն ունի վեբ հասցե։ Տեխնիկապես, վեբ էջը հաճախ կազմված է </w:t>
-      </w:r>
-      <w:r>
-        <w:rPr>
-          <w:rFonts w:ascii="Sylfaen" w:eastAsia="Times New Roman" w:hAnsi="Sylfaen" w:cs="Times New Roman"/>
-          <w:sz w:val="24"/>
-          <w:szCs w:val="24"/>
-          <w:lang w:val="hy-AM" w:eastAsia="ru-RU"/>
-        </w:rPr>
-        <w:t>HTML</w:t>
-      </w:r>
-      <w:r>
-        <w:rPr>
-          <w:rFonts w:ascii="Sylfaen" w:eastAsia="Times New Roman" w:hAnsi="Sylfaen" w:cs="Times New Roman"/>
-          <w:sz w:val="24"/>
-          <w:szCs w:val="24"/>
-          <w:lang w:val="hy-AM" w:eastAsia="ru-RU"/>
-        </w:rPr>
-        <w:t> (Hypertext Markup Language) կամ XHTML փաստաթղթից և նկարներից։ Սակայն վեբը կարող է պարունակել ցանկացած տեսակի աղբյուրներ՝ տեքստային, տեսային, ձայնային, ծրագրային։</w:t>
-      </w:r>
-    </w:p>
-    <w:p>
-      <w:pPr>
-        <w:rPr>
-          <w:rFonts w:ascii="Sylfaen" w:eastAsia="Times New Roman" w:hAnsi="Sylfaen" w:cs="Times New Roman"/>
-          <w:sz w:val="24"/>
-          <w:szCs w:val="24"/>
-          <w:lang w:val="hy-AM" w:eastAsia="ru-RU"/>
-        </w:rPr>
-      </w:pPr>
-      <w:r>
-        <w:rPr>
-          <w:rFonts w:ascii="Sylfaen" w:eastAsia="Times New Roman" w:hAnsi="Sylfaen" w:cs="Times New Roman"/>
-          <w:sz w:val="24"/>
-          <w:szCs w:val="24"/>
-          <w:lang w:val="hy-AM" w:eastAsia="ru-RU"/>
-        </w:rPr>
-        <w:t>Վեբ-էջի հիմնական բաղադրիչներն են.</w:t>
-      </w:r>
-    </w:p>
-    <w:p>
-      <w:pPr>
-        <w:jc w:val="center"/>
-        <w:rPr>
-          <w:rFonts w:ascii="Sylfaen" w:eastAsia="Times New Roman" w:hAnsi="Sylfaen" w:cs="Times New Roman"/>
-          <w:color w:val="00B050"/>
-          <w:sz w:val="24"/>
-          <w:szCs w:val="24"/>
-          <w:lang w:val="hy-AM" w:eastAsia="ru-RU"/>
-        </w:rPr>
-      </w:pPr>
-      <w:r>
-        <w:rPr>
-          <w:rFonts w:ascii="Sylfaen" w:eastAsia="Microsoft YaHei" w:hAnsi="Sylfaen" w:cs="Microsoft YaHei"/>
-          <w:b/>
-          <w:bCs/>
+        <w:t xml:space="preserve">։ </w:t>
+      </w:r>
+      <w:r>
+        <w:rPr>
+          <w:rFonts w:ascii="Sylfaen" w:eastAsia="Times New Roman" w:hAnsi="Sylfaen" w:cs="Times New Roman"/>
+          <w:b/>
+          <w:bCs/>
+          <w:color w:val="000000" w:themeColor="text1"/>
           <w:sz w:val="28"/>
           <w:szCs w:val="28"/>
-          <w:lang w:val="hy-AM"/>
-        </w:rPr>
-        <w:t>3.</w:t>
-      </w:r>
+          <w:lang w:val="hy-AM" w:eastAsia="ru-RU"/>
+        </w:rPr>
+        <w:t>HTML (HyperText Markup Language)</w:t>
+      </w:r>
+    </w:p>
+    <w:p>
+      <w:pPr>
+        <w:jc w:val="both"/>
+        <w:rPr>
+          <w:rFonts w:ascii="Sylfaen" w:eastAsia="Times New Roman" w:hAnsi="Sylfaen" w:cs="Times New Roman"/>
+          <w:color w:val="000000" w:themeColor="text1"/>
+          <w:sz w:val="24"/>
+          <w:szCs w:val="24"/>
+          <w:lang w:val="hy-AM" w:eastAsia="ru-RU"/>
+        </w:rPr>
+      </w:pPr>
+      <w:r>
+        <w:rPr>
+          <w:rFonts w:ascii="Sylfaen" w:eastAsia="Times New Roman" w:hAnsi="Sylfaen" w:cs="Times New Roman"/>
+          <w:color w:val="000000" w:themeColor="text1"/>
+          <w:sz w:val="24"/>
+          <w:szCs w:val="24"/>
+          <w:lang w:val="hy-AM" w:eastAsia="ru-RU"/>
+        </w:rPr>
+        <w:t xml:space="preserve"> Կազմում է էջի կառուցվածքը և բովանդակությունը (վերնագրեր, պարբերություններ, ձևաչափեր):</w:t>
+      </w:r>
+    </w:p>
+    <w:p>
+      <w:pPr>
+        <w:jc w:val="both"/>
+        <w:rPr>
+          <w:rFonts w:ascii="Sylfaen" w:hAnsi="Sylfaen"/>
+          <w:color w:val="000000" w:themeColor="text1"/>
+          <w:sz w:val="24"/>
+          <w:szCs w:val="24"/>
+          <w:lang w:val="hy-AM"/>
+        </w:rPr>
+      </w:pPr>
+      <w:r>
+        <w:rPr>
+          <w:rFonts w:ascii="Sylfaen" w:eastAsia="Times New Roman" w:hAnsi="Sylfaen" w:cs="Times New Roman"/>
+          <w:color w:val="000000" w:themeColor="text1"/>
+          <w:sz w:val="24"/>
+          <w:szCs w:val="24"/>
+          <w:lang w:val="hy-AM" w:eastAsia="ru-RU"/>
+        </w:rPr>
+        <w:t xml:space="preserve">  HTML-ի օգնությամբ հեշտությամբ կարելի է ստեղծել համեմատաբար պարզ, սակայն գեղեցիկ ձևավորված փաստաթուղթ։ Ի հավելումն փաստաթղթի կառուցվածքի պարզեցմանը՝ HTML-ում աջակցվում էր հիպերտեքստը։ Մուլտիմեդիայի հնարավորությունները ավելացվեցին քիչ ավելի ուշ։ Ի սկզբանե HTML լեզուն ստեղծվել է որպես փաստաթղթերի կառուցման և ձևավորման միջոց՝ անկախ օգտագործվող արտածման միջոցից (էկրան, տպիչ և այլն) ցուցադրելու միջոց։ Նախնական HTML ձևաչափով տեքստը պետք է առանց ոճային և կառուծվածքային ձևափոխման արտածվեր սարքավորման վրա՝ տարբեր տեխնիկական համալրմամբ (ժամանակակից համակարգչի գունավոր էկրանը, օրգանայզերի մոնոխրոմային էկրան, բջջային հեռախոսների կամ տեքստերի ձայնային վերարտադրման ծրագրերի կամ սարքավորումների սահմանափակ չափերով էկրան)։ Սակայն HTML-ի ժամանակակից կիրառումը հեռու է սկզբնական նշանակությունից։</w:t>
+      </w:r>
+      <w:r>
+        <w:rPr>
+          <w:rFonts w:ascii="Sylfaen" w:eastAsia="Times New Roman" w:hAnsi="Sylfaen" w:cs="Times New Roman"/>
+          <w:color w:val="000000" w:themeColor="text1"/>
+          <w:sz w:val="24"/>
+          <w:szCs w:val="24"/>
+          <w:lang w:val="hy-AM" w:eastAsia="ru-RU"/>
+        </w:rPr>
+        <w:br/>
+      </w:r>
+      <w:r>
+        <w:rPr>
+          <w:rFonts w:ascii="Sylfaen" w:eastAsia="Times New Roman" w:hAnsi="Sylfaen" w:cs="Times New Roman"/>
+          <w:color w:val="000000" w:themeColor="text1"/>
+          <w:sz w:val="24"/>
+          <w:szCs w:val="24"/>
+          <w:lang w:val="hy-AM" w:eastAsia="ru-RU"/>
+        </w:rPr>
+        <w:br/>
+      </w:r>
+      <w:r>
+        <w:rPr>
+          <w:rFonts w:ascii="Sylfaen" w:hAnsi="Sylfaen"/>
+          <w:color w:val="000000" w:themeColor="text1"/>
+          <w:sz w:val="24"/>
+          <w:szCs w:val="24"/>
+          <w:lang w:val="hy-AM"/>
+        </w:rPr>
+        <w:t xml:space="preserve">Տեքստային փաստաթղթերը, որոնք պարունակում են HTML կոդ (այդ փաստաթղթերը հիմնականում ունեն .html կամ .htm ընդլայնում), մշակվում են հատուկ ծրագրերի միջոցով, որոնք ցուցադրում են փաստաթուղթը իր ձևավորման համաձայն։ Այդ ծրագրերը, որոնք անվանում են դիտարկիչներ (browser), սովորաբար իրենցից ներկայացնում են հարմար միջավայր վեբ էջերի հայցման, դրանց դիտման և անհրաժեշտության դեպքում նաև դեպի սերվեր տվյալների փոխանցման համար։ Այժմ </w:t>
+      </w:r>
+      <w:r>
+        <w:rPr>
+          <w:rFonts w:ascii="Sylfaen" w:hAnsi="Sylfaen"/>
+          <w:color w:val="000000" w:themeColor="text1"/>
+          <w:sz w:val="24"/>
+          <w:szCs w:val="24"/>
+          <w:lang w:val="hy-AM"/>
+        </w:rPr>
+        <w:lastRenderedPageBreak/>
+        <w:t>աշխարհում առավել գործածվող դիտարկիչներն են՝ Մոզիլա Ֆայրֆոքս, Գուգլ Քրոմ, Ինտերնետ Էքսպլորեր, Օպերա և Սաֆարի։</w:t>
+      </w:r>
+    </w:p>
+    <w:p>
+      <w:pPr>
+        <w:jc w:val="both"/>
+        <w:rPr>
+          <w:rFonts w:ascii="Sylfaen" w:hAnsi="Sylfaen"/>
+          <w:color w:val="000000" w:themeColor="text1"/>
+          <w:sz w:val="24"/>
+          <w:szCs w:val="24"/>
+          <w:lang w:val="hy-AM"/>
+        </w:rPr>
+      </w:pPr>
+    </w:p>
+    <w:p>
+      <w:pPr>
+        <w:jc w:val="both"/>
+        <w:rPr>
+          <w:rFonts w:ascii="Sylfaen" w:eastAsia="Times New Roman" w:hAnsi="Sylfaen" w:cs="Times New Roman"/>
+          <w:color w:val="000000" w:themeColor="text1"/>
+          <w:sz w:val="24"/>
+          <w:szCs w:val="24"/>
+          <w:lang w:val="hy-AM" w:eastAsia="ru-RU"/>
+        </w:rPr>
+      </w:pPr>
+      <w:r>
+        <w:rPr>
+          <w:rFonts w:ascii="Sylfaen" w:eastAsia="Times New Roman" w:hAnsi="Sylfaen" w:cs="Times New Roman"/>
+          <w:color w:val="000000" w:themeColor="text1"/>
+          <w:sz w:val="24"/>
+          <w:szCs w:val="24"/>
+          <w:lang w:val="hy-AM" w:eastAsia="ru-RU"/>
+        </w:rPr>
+        <w:t>1990-ական թվականի կեսերին առաջ եկավ հետևյալ երևույթը. դիտարկիչների հիմնական արտադրող ընկերությունները՝ Նեթսքեյփ և Մայքրոսոֆթ, սկսեցին ներառել HTML-ը տարրերի սեպական հավաքածուներով։ Տարբեր դիտարկիչների անհամատեղելիության պատճառով ստեղծվեց խառնաշփոթ, առավելապես բարդություններ էին առաջանում նույն փաստաթուղթը տարբեր դիտարկիչներում նույն տեսքով ստանալու հարցում։ Վեբ մասնագետները ստիպված էին միևնույն էջը մի քանի տարբերակով ստեղծել։ 2000-ականների սկզբին, մի քանի տարով այդ խնդիրը փոքր-ինչ կորցրեց իր հրատապությունը՝ կապված Ինտերնետ Էքսպլորերի տարածման և զարգացնամ հետ։</w:t>
+      </w:r>
+    </w:p>
+    <w:p>
+      <w:pPr>
+        <w:jc w:val="both"/>
+        <w:rPr>
+          <w:rFonts w:ascii="Sylfaen" w:eastAsia="Times New Roman" w:hAnsi="Sylfaen" w:cs="Times New Roman"/>
+          <w:color w:val="000000" w:themeColor="text1"/>
+          <w:sz w:val="24"/>
+          <w:szCs w:val="24"/>
+          <w:lang w:val="hy-AM" w:eastAsia="ru-RU"/>
+        </w:rPr>
+      </w:pPr>
+    </w:p>
+    <w:p>
+      <w:pPr>
+        <w:jc w:val="both"/>
+        <w:rPr>
+          <w:rFonts w:ascii="Sylfaen" w:eastAsia="Times New Roman" w:hAnsi="Sylfaen" w:cs="Times New Roman"/>
+          <w:color w:val="000000" w:themeColor="text1"/>
+          <w:sz w:val="24"/>
+          <w:szCs w:val="24"/>
+          <w:lang w:val="hy-AM" w:eastAsia="ru-RU"/>
+        </w:rPr>
+      </w:pPr>
+      <w:r>
+        <w:rPr>
+          <w:rFonts w:ascii="Sylfaen" w:eastAsia="Times New Roman" w:hAnsi="Sylfaen" w:cs="Times New Roman"/>
+          <w:color w:val="000000" w:themeColor="text1"/>
+          <w:sz w:val="24"/>
+          <w:szCs w:val="24"/>
+          <w:lang w:val="hy-AM" w:eastAsia="ru-RU"/>
+        </w:rPr>
+        <w:t>HTML լեզվով գրված ցանկացած փաստաթուղթ իրենից ներկայացնում է իրար մեջ ներդրված տարրերի հավաքածու (</w:t>
+      </w:r>
+      <w:r>
+        <w:rPr>
+          <w:rFonts w:ascii="Sylfaen" w:eastAsia="Times New Roman" w:hAnsi="Sylfaen" w:cs="Times New Roman"/>
+          <w:i/>
+          <w:iCs/>
+          <w:color w:val="000000" w:themeColor="text1"/>
+          <w:sz w:val="24"/>
+          <w:szCs w:val="24"/>
+          <w:lang w:val="hy-AM" w:eastAsia="ru-RU"/>
+        </w:rPr>
+        <w:t>HTML element</w:t>
+      </w:r>
+      <w:r>
+        <w:rPr>
+          <w:rFonts w:ascii="Sylfaen" w:eastAsia="Times New Roman" w:hAnsi="Sylfaen" w:cs="Times New Roman"/>
+          <w:color w:val="000000" w:themeColor="text1"/>
+          <w:sz w:val="24"/>
+          <w:szCs w:val="24"/>
+          <w:lang w:val="hy-AM" w:eastAsia="ru-RU"/>
+        </w:rPr>
+        <w:t>), ընդ որում բոլոր տարրերի սկիզբը և վերջը նշվում է հատուկ նշիչներով՝ թեգերով (</w:t>
+      </w:r>
+      <w:r>
+        <w:rPr>
+          <w:rFonts w:ascii="Sylfaen" w:eastAsia="Times New Roman" w:hAnsi="Sylfaen" w:cs="Times New Roman"/>
+          <w:i/>
+          <w:iCs/>
+          <w:color w:val="000000" w:themeColor="text1"/>
+          <w:sz w:val="24"/>
+          <w:szCs w:val="24"/>
+          <w:lang w:val="hy-AM" w:eastAsia="ru-RU"/>
+        </w:rPr>
+        <w:t>tag</w:t>
+      </w:r>
+      <w:r>
+        <w:rPr>
+          <w:rFonts w:ascii="Sylfaen" w:eastAsia="Times New Roman" w:hAnsi="Sylfaen" w:cs="Times New Roman"/>
+          <w:color w:val="000000" w:themeColor="text1"/>
+          <w:sz w:val="24"/>
+          <w:szCs w:val="24"/>
+          <w:lang w:val="hy-AM" w:eastAsia="ru-RU"/>
+        </w:rPr>
+        <w:t>)։ Տարրերը կարող են լինել դատարկ, այսինքն՝ չպարունակեն ոչ մի տեքստ կամ տվյալ։ Օրինակ &lt;br /&gt; թեգը ջարդում է տողը՝ հաջորդող տեքստը սկսելով նոր տողից (բայց ոչ նոր պարբերությունից)։ Այս դեպքում սովորաբար չի նշվում փակող թեգ։ Բացի այդ, տարրերը կարող են պարունակել հատկանիշներ (HTML ատրիբուտներ), որոնք որոշում են նրանց որոշակի հատկանիշներ, օրինակ տառաչափը </w:t>
+      </w:r>
+      <w:r>
+        <w:rPr>
+          <w:rFonts w:ascii="Sylfaen" w:eastAsia="Times New Roman" w:hAnsi="Sylfaen" w:cs="Times New Roman"/>
+          <w:i/>
+          <w:iCs/>
+          <w:color w:val="000000" w:themeColor="text1"/>
+          <w:sz w:val="24"/>
+          <w:szCs w:val="24"/>
+          <w:lang w:val="hy-AM" w:eastAsia="ru-RU"/>
+        </w:rPr>
+        <w:t>font</w:t>
+      </w:r>
+      <w:r>
+        <w:rPr>
+          <w:rFonts w:ascii="Sylfaen" w:eastAsia="Times New Roman" w:hAnsi="Sylfaen" w:cs="Times New Roman"/>
+          <w:color w:val="000000" w:themeColor="text1"/>
+          <w:sz w:val="24"/>
+          <w:szCs w:val="24"/>
+          <w:lang w:val="hy-AM" w:eastAsia="ru-RU"/>
+        </w:rPr>
+        <w:t> տարրի համար։ Ատրիբուտները նշվում են բացող թեգի մեջ։ HTML փաստաթուղթը սկսվում է &lt;html&gt; թեգով և ավարտվում է &lt;/html&gt; թեգով։ Փաստաթուղթը բաղկացած է երկու հիմնական մասերից` ծանուցման բաժին և փաստաթղթի մարմին։ Ծանուցման բաժինը ներառվում է &lt;head&gt;&lt;/head&gt; թեգերի մեջ։ Այս բաժնում ներառվում են նաև տեխնիկական այլ բնութագրեր։ Էջի վերնագիրը տրվում է &lt;title&gt; ..&lt;/title&gt; մեկնարկի և ավարտի թեգերի միջև։ Html-փաստաթղթի մարմինը ներառվում է&lt;body&gt; և &lt;/body&gt; զույգ թեգերի մեջ։ Գրանցումները, որտեղ նշվել են տարրի անվանումը կամ ատրիբուտները, կարևոր չեն (բացի XHTML -ից)։ Տարրերը կարող են լինել ներդրված։</w:t>
+      </w:r>
+    </w:p>
+    <w:p>
+      <w:pPr>
+        <w:jc w:val="both"/>
+        <w:rPr>
+          <w:rFonts w:ascii="Sylfaen" w:eastAsia="Times New Roman" w:hAnsi="Sylfaen" w:cs="Times New Roman"/>
+          <w:color w:val="000000" w:themeColor="text1"/>
+          <w:sz w:val="24"/>
+          <w:szCs w:val="24"/>
+          <w:lang w:val="hy-AM" w:eastAsia="ru-RU"/>
+        </w:rPr>
+      </w:pPr>
+      <w:r>
+        <w:rPr>
+          <w:rFonts w:ascii="Sylfaen" w:eastAsia="Times New Roman" w:hAnsi="Sylfaen" w:cs="Times New Roman"/>
+          <w:color w:val="000000" w:themeColor="text1"/>
+          <w:sz w:val="24"/>
+          <w:szCs w:val="24"/>
+          <w:lang w:val="hy-AM" w:eastAsia="ru-RU"/>
+        </w:rPr>
+        <w:br/>
+      </w:r>
+      <w:r>
+        <w:rPr>
+          <w:rFonts w:ascii="Sylfaen" w:hAnsi="Sylfaen"/>
+          <w:color w:val="000000" w:themeColor="text1"/>
+          <w:lang w:val="hy-AM"/>
+        </w:rPr>
+        <w:t>HTML փաստաթղթեր ստեղծելու համար օգտագործվում են HTML մասնիկներ, որոնք իրենցից ներկայացնում են HTML-ի թեգեր պարփակված ուղղանկյուն փակագծերի մեջ։ Օրինակ՝ &lt;p&gt;։</w:t>
+      </w:r>
+    </w:p>
+    <w:p>
+      <w:pPr>
+        <w:jc w:val="both"/>
+        <w:rPr>
+          <w:rFonts w:ascii="Sylfaen" w:eastAsia="Times New Roman" w:hAnsi="Sylfaen" w:cs="Times New Roman"/>
+          <w:color w:val="000000" w:themeColor="text1"/>
+          <w:sz w:val="24"/>
+          <w:szCs w:val="24"/>
+          <w:lang w:val="hy-AM" w:eastAsia="ru-RU"/>
+        </w:rPr>
+      </w:pPr>
+      <w:r>
+        <w:rPr>
+          <w:rFonts w:ascii="Sylfaen" w:eastAsia="Times New Roman" w:hAnsi="Sylfaen" w:cs="Times New Roman"/>
+          <w:color w:val="000000" w:themeColor="text1"/>
+          <w:sz w:val="24"/>
+          <w:szCs w:val="24"/>
+          <w:lang w:val="hy-AM" w:eastAsia="ru-RU"/>
+        </w:rPr>
+        <w:t>Դեպքերի մեծ մասում մասնիկները հանդիպում են զույգ թեգերով, որոնք են "բացման թեգը" &lt;p&gt; և "փակման թեգը" &lt;/p&gt;, որի մեջ դրվում է "/" նշանը։ Ներկայացվող ինֆորմացիան գրվում է այդ երկու թեգերի արանքում։</w:t>
+      </w:r>
+    </w:p>
+    <w:p>
+      <w:pPr>
+        <w:jc w:val="both"/>
+        <w:rPr>
+          <w:rFonts w:ascii="Sylfaen" w:eastAsia="Times New Roman" w:hAnsi="Sylfaen" w:cs="Times New Roman"/>
+          <w:color w:val="000000" w:themeColor="text1"/>
+          <w:sz w:val="24"/>
+          <w:szCs w:val="24"/>
+          <w:lang w:val="hy-AM" w:eastAsia="ru-RU"/>
+        </w:rPr>
+      </w:pPr>
+      <w:r>
+        <w:rPr>
+          <w:rFonts w:ascii="Sylfaen" w:eastAsia="Times New Roman" w:hAnsi="Sylfaen" w:cs="Times New Roman"/>
+          <w:color w:val="000000" w:themeColor="text1"/>
+          <w:sz w:val="24"/>
+          <w:szCs w:val="24"/>
+          <w:lang w:val="hy-AM" w:eastAsia="ru-RU"/>
+        </w:rPr>
+        <w:lastRenderedPageBreak/>
+        <w:t>Որոշ դեպքերում բացման թեգերը իրենց մեջ պարունակում են լրացուցիչ ատրիբուտներ, որոնք օգտագործվում են հավելյալ ինֆորմացիա ներկայացնելու համար։ Հիմնական դեպքերում դրանք օգտագործվում են HTML փաստաթղթին այլ ֆորմատի նյութեր կցելու համար նախատեսված թեգերի հետ կամ մասնիկի մեջ ներկայացված ինֆորմացիայի կոորդինատները նշելու համար։ Օրինակ՝ &lt;img&gt;։</w:t>
+      </w:r>
+    </w:p>
+    <w:p>
+      <w:pPr>
+        <w:jc w:val="both"/>
+        <w:rPr>
+          <w:rFonts w:ascii="Sylfaen" w:eastAsia="Times New Roman" w:hAnsi="Sylfaen" w:cs="Times New Roman"/>
+          <w:color w:val="000000" w:themeColor="text1"/>
+          <w:sz w:val="24"/>
+          <w:szCs w:val="24"/>
+          <w:lang w:val="hy-AM" w:eastAsia="ru-RU"/>
+        </w:rPr>
+      </w:pPr>
+      <w:r>
+        <w:rPr>
+          <w:rFonts w:ascii="Sylfaen" w:eastAsia="Times New Roman" w:hAnsi="Sylfaen" w:cs="Times New Roman"/>
+          <w:color w:val="000000" w:themeColor="text1"/>
+          <w:sz w:val="24"/>
+          <w:szCs w:val="24"/>
+          <w:lang w:val="hy-AM" w:eastAsia="ru-RU"/>
+        </w:rPr>
+        <w:t>Առանձին մասնիկներ, ինչպիսին է տողընդհատը &lt;br&gt; , իրենց մեջ չեն պարունակում տեքստ կամ այլ թեգեր և պարունակում են միայն մեկ դատարկ բացման թեգ՝ առանց փակման թեգի։</w:t>
+      </w:r>
+    </w:p>
+    <w:p>
+      <w:pPr>
+        <w:jc w:val="both"/>
+        <w:rPr>
+          <w:rFonts w:ascii="Sylfaen" w:eastAsia="Times New Roman" w:hAnsi="Sylfaen" w:cs="Times New Roman"/>
+          <w:color w:val="000000" w:themeColor="text1"/>
+          <w:sz w:val="24"/>
+          <w:szCs w:val="24"/>
+          <w:lang w:val="hy-AM" w:eastAsia="ru-RU"/>
+        </w:rPr>
+      </w:pPr>
+      <w:r>
+        <w:rPr>
+          <w:rFonts w:ascii="Sylfaen" w:eastAsia="Times New Roman" w:hAnsi="Sylfaen" w:cs="Times New Roman"/>
+          <w:color w:val="000000" w:themeColor="text1"/>
+          <w:sz w:val="24"/>
+          <w:szCs w:val="24"/>
+          <w:lang w:val="hy-AM" w:eastAsia="ru-RU"/>
+        </w:rPr>
+        <w:t>Մասնիկների մի մասը կամավոր օգտագործման են և նրանց օգտագործումը փաստաթղթի մեջ ոչինչ չի փոխում։ Այդպիսին է օրինակ պարբերության մասնիկը &lt;p&gt;։ Այդ մասնիկները օգտագործվում են հին բրաուզերնորի համար ստեղծվող կայքերի մեջ։</w:t>
+      </w:r>
+    </w:p>
+    <w:p>
+      <w:pPr>
+        <w:jc w:val="both"/>
+        <w:rPr>
+          <w:rFonts w:ascii="Sylfaen" w:eastAsia="Times New Roman" w:hAnsi="Sylfaen" w:cs="Times New Roman"/>
+          <w:color w:val="000000" w:themeColor="text1"/>
+          <w:sz w:val="24"/>
+          <w:szCs w:val="24"/>
+          <w:lang w:val="hy-AM" w:eastAsia="ru-RU"/>
+        </w:rPr>
+      </w:pPr>
+      <w:r>
+        <w:rPr>
+          <w:rFonts w:ascii="Sylfaen" w:eastAsia="Times New Roman" w:hAnsi="Sylfaen" w:cs="Times New Roman"/>
+          <w:color w:val="000000" w:themeColor="text1"/>
+          <w:sz w:val="24"/>
+          <w:szCs w:val="24"/>
+          <w:lang w:val="hy-AM" w:eastAsia="ru-RU"/>
+        </w:rPr>
+        <w:t>Այնուամենայնիվ, HTML մասնիկի հիմնական տեսքն է &lt;թեգ ատրիբուտ1="արժեք1" ատրիբուտ2="արժեք2"&gt;պարունակություն&lt;/թեգ&gt;-ը։ Իսկ դատարկ մասնիկների դեպքում, ինչպիսին են &lt;br&gt; և &lt;img&gt; մասնիկները &lt;թեգ ատրիբուտ1="արժեք1" ատրիբուտ2="արժեք2"&gt;-ը։ Դատարկ մասնիկների մեջ փակման թեգի օգտագործումը ո՛չ անհրաժեշտ է, ո՛չ էլ թույլատրելի։ Իսկ, եթե ատրիբուտին արժեք տրված չէ, օգտագործվում են հիմնական արժեքները։</w:t>
+      </w:r>
+    </w:p>
+    <w:p>
+      <w:pPr>
+        <w:rPr>
+          <w:rFonts w:ascii="Sylfaen" w:eastAsia="Times New Roman" w:hAnsi="Sylfaen" w:cs="Times New Roman"/>
+          <w:b/>
+          <w:bCs/>
+          <w:color w:val="000000" w:themeColor="text1"/>
+          <w:sz w:val="24"/>
+          <w:szCs w:val="24"/>
+          <w:lang w:val="hy-AM" w:eastAsia="ru-RU"/>
+        </w:rPr>
+      </w:pPr>
+    </w:p>
+    <w:p>
+      <w:pPr>
+        <w:jc w:val="center"/>
+        <w:rPr>
+          <w:rFonts w:ascii="Sylfaen" w:eastAsia="Times New Roman" w:hAnsi="Sylfaen" w:cs="Times New Roman"/>
+          <w:color w:val="000000" w:themeColor="text1"/>
+          <w:sz w:val="24"/>
+          <w:szCs w:val="24"/>
+          <w:lang w:val="hy-AM" w:eastAsia="ru-RU"/>
+        </w:rPr>
+      </w:pPr>
       <w:r>
         <w:rPr>
           <w:rFonts w:ascii="Sylfaen" w:eastAsia="Microsoft YaHei" w:hAnsi="Sylfaen" w:cs="Microsoft YaHei"/>
           <w:b/>
           <w:bCs/>
+          <w:color w:val="000000" w:themeColor="text1"/>
           <w:sz w:val="28"/>
           <w:szCs w:val="28"/>
           <w:lang w:val="hy-AM"/>
         </w:rPr>
-        <w:t>2</w:t>
-      </w:r>
-      <w:r>
-        <w:rPr>
-          <w:rFonts w:ascii="Sylfaen" w:eastAsia="Times New Roman" w:hAnsi="Sylfaen" w:cs="Times New Roman"/>
-          <w:b/>
-          <w:bCs/>
+        <w:t>3.3</w:t>
+      </w:r>
+      <w:r>
+        <w:rPr>
+          <w:rFonts w:ascii="Sylfaen" w:eastAsia="Times New Roman" w:hAnsi="Sylfaen" w:cs="Times New Roman"/>
+          <w:b/>
+          <w:bCs/>
+          <w:color w:val="000000" w:themeColor="text1"/>
           <w:sz w:val="28"/>
           <w:szCs w:val="28"/>
           <w:lang w:val="hy-AM" w:eastAsia="ru-RU"/>
@@ -3811,425 +4080,179 @@
           <w:rFonts w:ascii="Sylfaen" w:eastAsia="Times New Roman" w:hAnsi="Sylfaen" w:cs="Times New Roman"/>
           <w:b/>
           <w:bCs/>
-          <w:color w:val="00B050"/>
-          <w:sz w:val="24"/>
-          <w:szCs w:val="24"/>
-          <w:lang w:val="hy-AM" w:eastAsia="ru-RU"/>
-        </w:rPr>
-        <w:t>HTML (HyperText Markup Language)</w:t>
-      </w:r>
-    </w:p>
-    <w:p>
-      <w:pPr>
-        <w:jc w:val="both"/>
-        <w:rPr>
-          <w:rFonts w:ascii="Sylfaen" w:eastAsia="Times New Roman" w:hAnsi="Sylfaen" w:cs="Times New Roman"/>
-          <w:color w:val="00B050"/>
-          <w:sz w:val="24"/>
-          <w:szCs w:val="24"/>
-          <w:lang w:val="hy-AM" w:eastAsia="ru-RU"/>
-        </w:rPr>
-      </w:pPr>
-      <w:r>
-        <w:rPr>
-          <w:rFonts w:ascii="Sylfaen" w:eastAsia="Times New Roman" w:hAnsi="Sylfaen" w:cs="Times New Roman"/>
-          <w:color w:val="00B050"/>
-          <w:sz w:val="24"/>
-          <w:szCs w:val="24"/>
-          <w:lang w:val="hy-AM" w:eastAsia="ru-RU"/>
-        </w:rPr>
-        <w:t xml:space="preserve"> Կազմում է էջի կառուցվածքը և բովանդակությունը (վերնագրեր, պարբերություններ, ձևաչափեր):</w:t>
-      </w:r>
-    </w:p>
-    <w:p>
-      <w:pPr>
-        <w:jc w:val="both"/>
-        <w:rPr>
-          <w:rFonts w:ascii="Sylfaen" w:hAnsi="Sylfaen"/>
-          <w:color w:val="00B050"/>
-          <w:sz w:val="24"/>
-          <w:szCs w:val="24"/>
-          <w:lang w:val="hy-AM"/>
-        </w:rPr>
-      </w:pPr>
-      <w:r>
-        <w:rPr>
-          <w:rFonts w:ascii="Sylfaen" w:eastAsia="Times New Roman" w:hAnsi="Sylfaen" w:cs="Times New Roman"/>
-          <w:color w:val="00B050"/>
-          <w:sz w:val="24"/>
-          <w:szCs w:val="24"/>
-          <w:lang w:val="hy-AM" w:eastAsia="ru-RU"/>
-        </w:rPr>
-        <w:t xml:space="preserve">  HTML-ի օգնությամբ հեշտությամբ կարելի է ստեղծել համեմատաբար պարզ, սակայն գեղեցիկ ձևավորված փաստաթուղթ։ Ի հավելումն փաստաթղթի կառուցվածքի պարզեցմանը՝ HTML-ում աջակցվում էր հիպերտեքստը։ Մուլտիմեդիայի հնարավորությունները ավելացվեցին քիչ ավելի ուշ։ Ի սկզբանե HTML լեզուն ստեղծվել է որպես փաստաթղթերի կառուցման և ձևավորման միջոց՝ անկախ օգտագործվող արտածման միջոցից (էկրան, տպիչ և այլն) ցուցադրելու միջոց։ Նախնական HTML ձևաչափով տեքստը պետք է առանց ոճային և կառուծվածքային ձևափոխման արտածվեր սարքավորման վրա՝ տարբեր տեխնիկական համալրմամբ (ժամանակակից համակարգչի գունավոր էկրանը, օրգանայզերի մոնոխրոմային էկրան, բջջային հեռախոսների կամ տեքստերի ձայնային վերարտադրման ծրագրերի կամ սարքավորումների սահմանափակ չափերով էկրան)։ Սակայն HTML-ի ժամանակակից կիրառումը հեռու է սկզբնական նշանակությունից։</w:t>
-      </w:r>
-      <w:r>
-        <w:rPr>
-          <w:rFonts w:ascii="Sylfaen" w:eastAsia="Times New Roman" w:hAnsi="Sylfaen" w:cs="Times New Roman"/>
-          <w:color w:val="00B050"/>
-          <w:sz w:val="24"/>
-          <w:szCs w:val="24"/>
-          <w:lang w:val="hy-AM" w:eastAsia="ru-RU"/>
-        </w:rPr>
-        <w:br/>
-      </w:r>
-      <w:r>
-        <w:rPr>
-          <w:rFonts w:ascii="Sylfaen" w:eastAsia="Times New Roman" w:hAnsi="Sylfaen" w:cs="Times New Roman"/>
-          <w:color w:val="00B050"/>
-          <w:sz w:val="24"/>
-          <w:szCs w:val="24"/>
-          <w:lang w:val="hy-AM" w:eastAsia="ru-RU"/>
-        </w:rPr>
-        <w:br/>
-      </w:r>
-      <w:r>
-        <w:rPr>
-          <w:rFonts w:ascii="Sylfaen" w:hAnsi="Sylfaen"/>
-          <w:color w:val="00B050"/>
-          <w:sz w:val="24"/>
-          <w:szCs w:val="24"/>
-          <w:lang w:val="hy-AM"/>
-        </w:rPr>
-        <w:t xml:space="preserve">Տեքստային փաստաթղթերը, որոնք պարունակում են HTML կոդ (այդ փաստաթղթերը հիմնականում ունեն .html կամ .htm ընդլայնում), մշակվում են հատուկ ծրագրերի միջոցով, որոնք ցուցադրում են փաստաթուղթը իր ձևավորման համաձայն։ Այդ ծրագրերը, որոնք անվանում են դիտարկիչներ (browser), սովորաբար իրենցից ներկայացնում են հարմար միջավայր վեբ էջերի հայցման, դրանց դիտման և անհրաժեշտության դեպքում նաև դեպի սերվեր տվյալների փոխանցման համար։ Այժմ </w:t>
-      </w:r>
-      <w:r>
-        <w:rPr>
-          <w:rFonts w:ascii="Sylfaen" w:hAnsi="Sylfaen"/>
-          <w:color w:val="00B050"/>
-          <w:sz w:val="24"/>
-          <w:szCs w:val="24"/>
-          <w:lang w:val="hy-AM"/>
-        </w:rPr>
-        <w:lastRenderedPageBreak/>
-        <w:t>աշխարհում առավել գործածվող դիտարկիչներն են՝ Մոզիլա Ֆայրֆոքս, Գուգլ Քրոմ, Ինտերնետ Էքսպլորեր, Օպերա և Սաֆարի։</w:t>
-      </w:r>
-    </w:p>
-    <w:p>
-      <w:pPr>
-        <w:jc w:val="both"/>
-        <w:rPr>
-          <w:rFonts w:ascii="Sylfaen" w:hAnsi="Sylfaen"/>
-          <w:color w:val="00B050"/>
-          <w:sz w:val="24"/>
-          <w:szCs w:val="24"/>
-          <w:lang w:val="hy-AM"/>
-        </w:rPr>
-      </w:pPr>
-    </w:p>
-    <w:p>
-      <w:pPr>
-        <w:jc w:val="both"/>
-        <w:rPr>
-          <w:rFonts w:ascii="Sylfaen" w:eastAsia="Times New Roman" w:hAnsi="Sylfaen" w:cs="Times New Roman"/>
-          <w:color w:val="00B050"/>
-          <w:sz w:val="24"/>
-          <w:szCs w:val="24"/>
-          <w:lang w:val="hy-AM" w:eastAsia="ru-RU"/>
-        </w:rPr>
-      </w:pPr>
-      <w:r>
-        <w:rPr>
-          <w:rFonts w:ascii="Sylfaen" w:eastAsia="Times New Roman" w:hAnsi="Sylfaen" w:cs="Times New Roman"/>
-          <w:color w:val="00B050"/>
-          <w:sz w:val="24"/>
-          <w:szCs w:val="24"/>
-          <w:lang w:val="hy-AM" w:eastAsia="ru-RU"/>
-        </w:rPr>
-        <w:t>1990-ական թվականի կեսերին առաջ եկավ հետևյալ երևույթը. դիտարկիչների հիմնական արտադրող ընկերությունները՝ Նեթսքեյփ և Մայքրոսոֆթ, սկսեցին ներառել HTML-ը տարրերի սեպական հավաքածուներով։ Տարբեր դիտարկիչների անհամատեղելիության պատճառով ստեղծվեց խառնաշփոթ, առավելապես բարդություններ էին առաջանում նույն փաստաթուղթը տարբեր դիտարկիչներում նույն տեսքով ստանալու հարցում։ Վեբ մասնագետները ստիպված էին միևնույն էջը մի քանի տարբերակով ստեղծել։ 2000-ականների սկզբին, մի քանի տարով այդ խնդիրը փոքր-ինչ կորցրեց իր հրատապությունը՝ կապված Ինտերնետ Էքսպլորերի տարածման և զարգացնամ հետ։</w:t>
-      </w:r>
-    </w:p>
-    <w:p>
-      <w:pPr>
-        <w:jc w:val="both"/>
-        <w:rPr>
-          <w:rFonts w:ascii="Sylfaen" w:eastAsia="Times New Roman" w:hAnsi="Sylfaen" w:cs="Times New Roman"/>
-          <w:color w:val="00B050"/>
-          <w:sz w:val="24"/>
-          <w:szCs w:val="24"/>
-          <w:lang w:val="hy-AM" w:eastAsia="ru-RU"/>
-        </w:rPr>
-      </w:pPr>
-    </w:p>
-    <w:p>
-      <w:pPr>
-        <w:jc w:val="both"/>
-        <w:rPr>
-          <w:rFonts w:ascii="Sylfaen" w:eastAsia="Times New Roman" w:hAnsi="Sylfaen" w:cs="Times New Roman"/>
-          <w:color w:val="00B050"/>
-          <w:sz w:val="24"/>
-          <w:szCs w:val="24"/>
-          <w:lang w:val="hy-AM" w:eastAsia="ru-RU"/>
-        </w:rPr>
-      </w:pPr>
-      <w:r>
-        <w:rPr>
-          <w:rFonts w:ascii="Sylfaen" w:eastAsia="Times New Roman" w:hAnsi="Sylfaen" w:cs="Times New Roman"/>
-          <w:color w:val="00B050"/>
-          <w:sz w:val="24"/>
-          <w:szCs w:val="24"/>
-          <w:lang w:val="hy-AM" w:eastAsia="ru-RU"/>
-        </w:rPr>
-        <w:t>HTML լեզվով գրված ցանկացած փաստաթուղթ իրենից ներկայացնում է իրար մեջ ներդրված տարրերի հավաքածու (</w:t>
-      </w:r>
-      <w:r>
-        <w:rPr>
-          <w:rFonts w:ascii="Sylfaen" w:eastAsia="Times New Roman" w:hAnsi="Sylfaen" w:cs="Times New Roman"/>
-          <w:i/>
-          <w:iCs/>
-          <w:color w:val="00B050"/>
-          <w:sz w:val="24"/>
-          <w:szCs w:val="24"/>
-          <w:lang w:val="hy-AM" w:eastAsia="ru-RU"/>
-        </w:rPr>
-        <w:t>HTML element</w:t>
-      </w:r>
-      <w:r>
-        <w:rPr>
-          <w:rFonts w:ascii="Sylfaen" w:eastAsia="Times New Roman" w:hAnsi="Sylfaen" w:cs="Times New Roman"/>
-          <w:color w:val="00B050"/>
-          <w:sz w:val="24"/>
-          <w:szCs w:val="24"/>
-          <w:lang w:val="hy-AM" w:eastAsia="ru-RU"/>
-        </w:rPr>
-        <w:t>), ընդ որում բոլոր տարրերի սկիզբը և վերջը նշվում է հատուկ նշիչներով՝ թեգերով (</w:t>
-      </w:r>
-      <w:r>
-        <w:rPr>
-          <w:rFonts w:ascii="Sylfaen" w:eastAsia="Times New Roman" w:hAnsi="Sylfaen" w:cs="Times New Roman"/>
-          <w:i/>
-          <w:iCs/>
-          <w:color w:val="00B050"/>
-          <w:sz w:val="24"/>
-          <w:szCs w:val="24"/>
-          <w:lang w:val="hy-AM" w:eastAsia="ru-RU"/>
-        </w:rPr>
-        <w:t>tag</w:t>
-      </w:r>
-      <w:r>
-        <w:rPr>
-          <w:rFonts w:ascii="Sylfaen" w:eastAsia="Times New Roman" w:hAnsi="Sylfaen" w:cs="Times New Roman"/>
-          <w:color w:val="00B050"/>
-          <w:sz w:val="24"/>
-          <w:szCs w:val="24"/>
-          <w:lang w:val="hy-AM" w:eastAsia="ru-RU"/>
-        </w:rPr>
-        <w:t>)։ Տարրերը կարող են լինել դատարկ, այսինքն՝ չպարունակեն ոչ մի տեքստ կամ տվյալ։ Օրինակ &lt;br /&gt; թեգը ջարդում է տողը՝ հաջորդող տեքստը սկսելով նոր տողից (բայց ոչ նոր պարբերությունից)։ Այս դեպքում սովորաբար չի նշվում փակող թեգ։ Բացի այդ, տարրերը կարող են պարունակել հատկանիշներ (HTML ատրիբուտներ), որոնք որոշում են նրանց որոշակի հատկանիշներ, օրինակ տառաչափը </w:t>
-      </w:r>
-      <w:r>
-        <w:rPr>
-          <w:rFonts w:ascii="Sylfaen" w:eastAsia="Times New Roman" w:hAnsi="Sylfaen" w:cs="Times New Roman"/>
-          <w:i/>
-          <w:iCs/>
-          <w:color w:val="00B050"/>
-          <w:sz w:val="24"/>
-          <w:szCs w:val="24"/>
-          <w:lang w:val="hy-AM" w:eastAsia="ru-RU"/>
-        </w:rPr>
-        <w:t>font</w:t>
-      </w:r>
-      <w:r>
-        <w:rPr>
-          <w:rFonts w:ascii="Sylfaen" w:eastAsia="Times New Roman" w:hAnsi="Sylfaen" w:cs="Times New Roman"/>
-          <w:color w:val="00B050"/>
-          <w:sz w:val="24"/>
-          <w:szCs w:val="24"/>
-          <w:lang w:val="hy-AM" w:eastAsia="ru-RU"/>
-        </w:rPr>
-        <w:t> տարրի համար։ Ատրիբուտները նշվում են բացող թեգի մեջ։ HTML փաստաթուղթը սկսվում է &lt;html&gt; թեգով և ավարտվում է &lt;/html&gt; թեգով։ Փաստաթուղթը բաղկացած է երկու հիմնական մասերից` ծանուցման բաժին և փաստաթղթի մարմին։ Ծանուցման բաժինը ներառվում է &lt;head&gt;&lt;/head&gt; թեգերի մեջ։ Այս բաժնում ներառվում են նաև տեխնիկական այլ բնութագրեր։ Էջի վերնագիրը տրվում է &lt;title&gt; ..&lt;/title&gt; մեկնարկի և ավարտի թեգերի միջև։ Html-փաստաթղթի մարմինը ներառվում է&lt;body&gt; և &lt;/body&gt; զույգ թեգերի մեջ։ Գրանցումները, որտեղ նշվել են տարրի անվանումը կամ ատրիբուտները, կարևոր չեն (բացի XHTML -ից)։ Տարրերը կարող են լինել ներդրված։</w:t>
-      </w:r>
-    </w:p>
-    <w:p>
-      <w:pPr>
-        <w:jc w:val="both"/>
-        <w:rPr>
-          <w:rFonts w:ascii="Sylfaen" w:eastAsia="Times New Roman" w:hAnsi="Sylfaen" w:cs="Times New Roman"/>
-          <w:color w:val="00B050"/>
-          <w:sz w:val="24"/>
-          <w:szCs w:val="24"/>
-          <w:lang w:val="hy-AM" w:eastAsia="ru-RU"/>
-        </w:rPr>
-      </w:pPr>
-      <w:r>
-        <w:rPr>
-          <w:rFonts w:ascii="Sylfaen" w:eastAsia="Times New Roman" w:hAnsi="Sylfaen" w:cs="Times New Roman"/>
-          <w:color w:val="00B050"/>
-          <w:sz w:val="24"/>
-          <w:szCs w:val="24"/>
-          <w:lang w:val="hy-AM" w:eastAsia="ru-RU"/>
-        </w:rPr>
-        <w:br/>
-      </w:r>
-      <w:r>
-        <w:rPr>
-          <w:rFonts w:ascii="Sylfaen" w:hAnsi="Sylfaen"/>
-          <w:color w:val="00B050"/>
-          <w:lang w:val="hy-AM"/>
-        </w:rPr>
-        <w:t>HTML փաստաթղթեր ստեղծելու համար օգտագործվում են HTML մասնիկներ, որոնք իրենցից ներկայացնում են HTML-ի թեգեր պարփակված ուղղանկյուն փակագծերի մեջ։ Օրինակ՝ &lt;p&gt;։</w:t>
-      </w:r>
-    </w:p>
-    <w:p>
-      <w:pPr>
-        <w:jc w:val="both"/>
-        <w:rPr>
-          <w:rFonts w:ascii="Sylfaen" w:eastAsia="Times New Roman" w:hAnsi="Sylfaen" w:cs="Times New Roman"/>
-          <w:color w:val="00B050"/>
-          <w:sz w:val="24"/>
-          <w:szCs w:val="24"/>
-          <w:lang w:val="hy-AM" w:eastAsia="ru-RU"/>
-        </w:rPr>
-      </w:pPr>
-      <w:r>
-        <w:rPr>
-          <w:rFonts w:ascii="Sylfaen" w:eastAsia="Times New Roman" w:hAnsi="Sylfaen" w:cs="Times New Roman"/>
-          <w:color w:val="00B050"/>
-          <w:sz w:val="24"/>
-          <w:szCs w:val="24"/>
-          <w:lang w:val="hy-AM" w:eastAsia="ru-RU"/>
-        </w:rPr>
-        <w:t>Դեպքերի մեծ մասում մասնիկները հանդիպում են զույգ թեգերով, որոնք են "բացման թեգը" &lt;p&gt; և "փակման թեգը" &lt;/p&gt;, որի մեջ դրվում է "/" նշանը։ Ներկայացվող ինֆորմացիան գրվում է այդ երկու թեգերի արանքում։</w:t>
-      </w:r>
-    </w:p>
-    <w:p>
-      <w:pPr>
-        <w:jc w:val="both"/>
-        <w:rPr>
-          <w:rFonts w:ascii="Sylfaen" w:eastAsia="Times New Roman" w:hAnsi="Sylfaen" w:cs="Times New Roman"/>
-          <w:color w:val="00B050"/>
-          <w:sz w:val="24"/>
-          <w:szCs w:val="24"/>
-          <w:lang w:val="hy-AM" w:eastAsia="ru-RU"/>
-        </w:rPr>
-      </w:pPr>
-      <w:r>
-        <w:rPr>
-          <w:rFonts w:ascii="Sylfaen" w:eastAsia="Times New Roman" w:hAnsi="Sylfaen" w:cs="Times New Roman"/>
-          <w:color w:val="00B050"/>
-          <w:sz w:val="24"/>
-          <w:szCs w:val="24"/>
-          <w:lang w:val="hy-AM" w:eastAsia="ru-RU"/>
-        </w:rPr>
-        <w:lastRenderedPageBreak/>
-        <w:t>Որոշ դեպքերում բացման թեգերը իրենց մեջ պարունակում են լրացուցիչ ատրիբուտներ, որոնք օգտագործվում են հավելյալ ինֆորմացիա ներկայացնելու համար։ Հիմնական դեպքերում դրանք օգտագործվում են HTML փաստաթղթին այլ ֆորմատի նյութեր կցելու համար նախատեսված թեգերի հետ կամ մասնիկի մեջ ներկայացված ինֆորմացիայի կոորդինատները նշելու համար։ Օրինակ՝ &lt;img&gt;։</w:t>
-      </w:r>
-    </w:p>
-    <w:p>
-      <w:pPr>
-        <w:jc w:val="both"/>
-        <w:rPr>
-          <w:rFonts w:ascii="Sylfaen" w:eastAsia="Times New Roman" w:hAnsi="Sylfaen" w:cs="Times New Roman"/>
-          <w:color w:val="00B050"/>
-          <w:sz w:val="24"/>
-          <w:szCs w:val="24"/>
-          <w:lang w:val="hy-AM" w:eastAsia="ru-RU"/>
-        </w:rPr>
-      </w:pPr>
-      <w:r>
-        <w:rPr>
-          <w:rFonts w:ascii="Sylfaen" w:eastAsia="Times New Roman" w:hAnsi="Sylfaen" w:cs="Times New Roman"/>
-          <w:color w:val="00B050"/>
-          <w:sz w:val="24"/>
-          <w:szCs w:val="24"/>
-          <w:lang w:val="hy-AM" w:eastAsia="ru-RU"/>
-        </w:rPr>
-        <w:t>Առանձին մասնիկներ, ինչպիսին է տողընդհատը &lt;br&gt; , իրենց մեջ չեն պարունակում տեքստ կամ այլ թեգեր և պարունակում են միայն մեկ դատարկ բացման թեգ՝ առանց փակման թեգի։</w:t>
-      </w:r>
-    </w:p>
-    <w:p>
-      <w:pPr>
-        <w:jc w:val="both"/>
-        <w:rPr>
-          <w:rFonts w:ascii="Sylfaen" w:eastAsia="Times New Roman" w:hAnsi="Sylfaen" w:cs="Times New Roman"/>
-          <w:color w:val="00B050"/>
-          <w:sz w:val="24"/>
-          <w:szCs w:val="24"/>
-          <w:lang w:val="hy-AM" w:eastAsia="ru-RU"/>
-        </w:rPr>
-      </w:pPr>
-      <w:r>
-        <w:rPr>
-          <w:rFonts w:ascii="Sylfaen" w:eastAsia="Times New Roman" w:hAnsi="Sylfaen" w:cs="Times New Roman"/>
-          <w:color w:val="00B050"/>
-          <w:sz w:val="24"/>
-          <w:szCs w:val="24"/>
-          <w:lang w:val="hy-AM" w:eastAsia="ru-RU"/>
-        </w:rPr>
-        <w:t>Մասնիկների մի մասը կամավոր օգտագործման են և նրանց օգտագործումը փաստաթղթի մեջ ոչինչ չի փոխում։ Այդպիսին է օրինակ պարբերության մասնիկը &lt;p&gt;։ Այդ մասնիկները օգտագործվում են հին բրաուզերնորի համար ստեղծվող կայքերի մեջ։</w:t>
-      </w:r>
-    </w:p>
-    <w:p>
-      <w:pPr>
-        <w:jc w:val="both"/>
-        <w:rPr>
-          <w:rFonts w:ascii="Sylfaen" w:eastAsia="Times New Roman" w:hAnsi="Sylfaen" w:cs="Times New Roman"/>
-          <w:color w:val="00B050"/>
-          <w:sz w:val="24"/>
-          <w:szCs w:val="24"/>
-          <w:lang w:val="hy-AM" w:eastAsia="ru-RU"/>
-        </w:rPr>
-      </w:pPr>
-      <w:r>
-        <w:rPr>
-          <w:rFonts w:ascii="Sylfaen" w:eastAsia="Times New Roman" w:hAnsi="Sylfaen" w:cs="Times New Roman"/>
-          <w:color w:val="00B050"/>
-          <w:sz w:val="24"/>
-          <w:szCs w:val="24"/>
-          <w:lang w:val="hy-AM" w:eastAsia="ru-RU"/>
-        </w:rPr>
-        <w:t>Այնուամենայնիվ, HTML մասնիկի հիմնական տեսքն է &lt;թեգ ատրիբուտ1="արժեք1" ատրիբուտ2="արժեք2"&gt;պարունակություն&lt;/թեգ&gt;-ը։ Իսկ դատարկ մասնիկների դեպքում, ինչպիսին են &lt;br&gt; և &lt;img&gt; մասնիկները &lt;թեգ ատրիբուտ1="արժեք1" ատրիբուտ2="արժեք2"&gt;-ը։ Դատարկ մասնիկների մեջ փակման թեգի օգտագործումը ո՛չ անհրաժեշտ է, ո՛չ էլ թույլատրելի։ Իսկ, եթե ատրիբուտին արժեք տրված չէ, օգտագործվում են հիմնական արժեքները։</w:t>
-      </w:r>
-    </w:p>
-    <w:p>
-      <w:pPr>
-        <w:rPr>
-          <w:rFonts w:ascii="Sylfaen" w:eastAsia="Times New Roman" w:hAnsi="Sylfaen" w:cs="Times New Roman"/>
-          <w:b/>
-          <w:bCs/>
-          <w:color w:val="00B050"/>
-          <w:sz w:val="24"/>
-          <w:szCs w:val="24"/>
-          <w:lang w:val="hy-AM" w:eastAsia="ru-RU"/>
-        </w:rPr>
-      </w:pPr>
-    </w:p>
-    <w:p>
-      <w:pPr>
-        <w:jc w:val="center"/>
-        <w:rPr>
-          <w:rFonts w:ascii="Sylfaen" w:eastAsia="Times New Roman" w:hAnsi="Sylfaen" w:cs="Times New Roman"/>
-          <w:color w:val="00B050"/>
-          <w:sz w:val="24"/>
-          <w:szCs w:val="24"/>
-          <w:lang w:val="hy-AM" w:eastAsia="ru-RU"/>
-        </w:rPr>
-      </w:pPr>
-      <w:r>
-        <w:rPr>
-          <w:rFonts w:ascii="Sylfaen" w:eastAsia="Microsoft YaHei" w:hAnsi="Sylfaen" w:cs="Microsoft YaHei"/>
-          <w:b/>
-          <w:bCs/>
+          <w:color w:val="000000" w:themeColor="text1"/>
           <w:sz w:val="28"/>
           <w:szCs w:val="28"/>
-          <w:lang w:val="hy-AM"/>
-        </w:rPr>
-        <w:t>3.</w:t>
-      </w:r>
+          <w:lang w:val="hy-AM" w:eastAsia="ru-RU"/>
+        </w:rPr>
+        <w:t>CSS (Cascading Style Sheets)</w:t>
+      </w:r>
+    </w:p>
+    <w:p>
+      <w:pPr>
+        <w:jc w:val="both"/>
+        <w:rPr>
+          <w:rFonts w:ascii="Sylfaen" w:eastAsia="Times New Roman" w:hAnsi="Sylfaen" w:cs="Times New Roman"/>
+          <w:color w:val="000000" w:themeColor="text1"/>
+          <w:sz w:val="24"/>
+          <w:szCs w:val="24"/>
+          <w:lang w:val="hy-AM" w:eastAsia="ru-RU"/>
+        </w:rPr>
+      </w:pPr>
+      <w:r>
+        <w:rPr>
+          <w:rFonts w:ascii="Sylfaen" w:eastAsia="Times New Roman" w:hAnsi="Sylfaen" w:cs="Times New Roman"/>
+          <w:color w:val="000000" w:themeColor="text1"/>
+          <w:sz w:val="24"/>
+          <w:szCs w:val="24"/>
+          <w:lang w:val="hy-AM" w:eastAsia="ru-RU"/>
+        </w:rPr>
+        <w:t>Պատասխանատու է տեսողական ձևավորման, գունային լուծումների և էջի տարրերի դասավորվածության համար՝ ապահովելով էկրանի տարբեր չափսերին հարմարվողականությունը (Responsiveness):</w:t>
+      </w:r>
+      <w:r>
+        <w:rPr>
+          <w:rFonts w:ascii="Sylfaen" w:eastAsia="Times New Roman" w:hAnsi="Sylfaen" w:cs="Times New Roman"/>
+          <w:color w:val="000000" w:themeColor="text1"/>
+          <w:sz w:val="24"/>
+          <w:szCs w:val="24"/>
+          <w:lang w:val="hy-AM" w:eastAsia="ru-RU"/>
+        </w:rPr>
+        <w:br/>
+      </w:r>
+      <w:r>
+        <w:rPr>
+          <w:rFonts w:ascii="Sylfaen" w:eastAsia="Times New Roman" w:hAnsi="Sylfaen" w:cs="Times New Roman"/>
+          <w:color w:val="000000" w:themeColor="text1"/>
+          <w:sz w:val="24"/>
+          <w:szCs w:val="24"/>
+          <w:lang w:val="hy-AM" w:eastAsia="ru-RU"/>
+        </w:rPr>
+        <w:br/>
+        <w:t>CSS կամ կասկադային ոճաթերթ (Cascading Style Sheets - կասկադային ոճերի թերթներ), կայքին ձևավորում տալու համար օգտագործվող տեխնոլոգիա ծրագրավորման ֆորմալ լեզվով։ CSS-ը հիմնականում օգտագործվում է HTML և XHTML ֆորմատի պատկանող վեբ-էջերի ձևավորման համար, սակայն կարող է նաև օգտագործվել ցանկացած տեսակի XML ֆորմատի փաստաթղթերի համար, ներառյալ SVG և XUL, ինչպես նաև դիզայնի, մակետի, տարբեր սարքերի և տարբեր էկրանների վրա ներկայացնելու համար։</w:t>
+      </w:r>
+    </w:p>
+    <w:p>
+      <w:pPr>
+        <w:jc w:val="both"/>
+        <w:rPr>
+          <w:rFonts w:ascii="Sylfaen" w:eastAsia="Times New Roman" w:hAnsi="Sylfaen" w:cs="Times New Roman"/>
+          <w:color w:val="000000" w:themeColor="text1"/>
+          <w:sz w:val="24"/>
+          <w:szCs w:val="24"/>
+          <w:lang w:val="hy-AM" w:eastAsia="ru-RU"/>
+        </w:rPr>
+      </w:pPr>
+      <w:r>
+        <w:rPr>
+          <w:rFonts w:ascii="Sylfaen" w:eastAsia="Times New Roman" w:hAnsi="Sylfaen" w:cs="Times New Roman"/>
+          <w:color w:val="000000" w:themeColor="text1"/>
+          <w:sz w:val="24"/>
+          <w:szCs w:val="24"/>
+          <w:lang w:val="hy-AM" w:eastAsia="ru-RU"/>
+        </w:rPr>
+        <w:t>Երբ HTML 3.2 -ի սպեցիֆիկացիայի մեջ ավելացվեցին -ի նման թեգերը, գույնի ատրիբուտները։ Խոշոր վեբ-կայքերի նախագծումը դարձավ երկար և ծախսատար գործընթաց, քանի որ ամեն էջի վրա պետք է նշվեր շրիֆտը և գունային ինֆորմացիան։ Այս խնդիրը լուծելու համար World Wide Web (W3C) կոնսորցիումը ստեղծեց CSS-ը։ CSS-ը HTML-ի էջից հանեց ոճային ֆորմատավորումը:</w:t>
+      </w:r>
+    </w:p>
+    <w:p>
+      <w:pPr>
+        <w:ind w:left="360"/>
+        <w:jc w:val="both"/>
+        <w:rPr>
+          <w:rFonts w:ascii="Sylfaen" w:eastAsia="Times New Roman" w:hAnsi="Sylfaen" w:cs="Times New Roman"/>
+          <w:color w:val="000000" w:themeColor="text1"/>
+          <w:sz w:val="24"/>
+          <w:szCs w:val="24"/>
+          <w:lang w:val="hy-AM" w:eastAsia="ru-RU"/>
+        </w:rPr>
+      </w:pPr>
+    </w:p>
+    <w:p>
+      <w:pPr>
+        <w:jc w:val="both"/>
+        <w:rPr>
+          <w:rFonts w:ascii="Sylfaen" w:eastAsia="Times New Roman" w:hAnsi="Sylfaen" w:cs="Times New Roman"/>
+          <w:color w:val="000000" w:themeColor="text1"/>
+          <w:sz w:val="24"/>
+          <w:szCs w:val="24"/>
+          <w:lang w:val="hy-AM" w:eastAsia="ru-RU"/>
+        </w:rPr>
+      </w:pPr>
+      <w:r>
+        <w:rPr>
+          <w:rFonts w:ascii="Sylfaen" w:eastAsia="Times New Roman" w:hAnsi="Sylfaen" w:cs="Times New Roman"/>
+          <w:color w:val="000000" w:themeColor="text1"/>
+          <w:sz w:val="24"/>
+          <w:szCs w:val="24"/>
+          <w:lang w:val="hy-AM" w:eastAsia="ru-RU"/>
+        </w:rPr>
+        <w:t>CSS-ը օգտագործվում է վեբ-էջեր նախագծողների կողմից գույներ, տառատեսակներ, գտնվելու վայր և այլ նկարագրություններ տալու համար։ CSS-ի հիմնական նպատակն է առանձնացնել HTML էջի պարունակությունը և նրա նկարագրությունը, դրանով իսկ էջին հաղորդել մատչելիություն, ճկունություն և նրա նկարագրությունը կառավարելու հնարավորություն, ինչպես նաև նվազեցնել հրամանների կրկնությունը և բարդությունը։ Բացի այդ CSS-ը թույլ է տալիս տվյալ դոկումենտը ներկայացնել տարբեր ոճերով։ Էջի արտածման ժամանակ CSS-ը կարող է վերցվել տարբեր աղբյուրներից։</w:t>
+      </w:r>
+    </w:p>
+    <w:p>
+      <w:pPr>
+        <w:jc w:val="both"/>
+        <w:rPr>
+          <w:rFonts w:ascii="Sylfaen" w:eastAsia="Times New Roman" w:hAnsi="Sylfaen" w:cs="Times New Roman"/>
+          <w:color w:val="000000" w:themeColor="text1"/>
+          <w:sz w:val="24"/>
+          <w:szCs w:val="24"/>
+          <w:lang w:val="hy-AM" w:eastAsia="ru-RU"/>
+        </w:rPr>
+      </w:pPr>
+      <w:r>
+        <w:rPr>
+          <w:rFonts w:ascii="Sylfaen" w:eastAsia="Times New Roman" w:hAnsi="Sylfaen" w:cs="Times New Roman"/>
+          <w:color w:val="000000" w:themeColor="text1"/>
+          <w:sz w:val="24"/>
+          <w:szCs w:val="24"/>
+          <w:lang w:val="hy-AM" w:eastAsia="ru-RU"/>
+        </w:rPr>
+        <w:t>CSS Դասերը և նույնացուցիչները կարող են վերաբերվել միայն նշված տարրերին (թեգերին), որոնք HTML կոդում ունեն ատրիբուտներ` class կամ id: Հիմնական տարբերությունն այն է, որ նույնացուցիչը (id) նշանակվում կամ սահմանվում է մեկ էլեմենտի համար, իսկ դասը (class)-ը սովորաբար հատկանշում է մի քանի էլեմենտներ։ Այնուամենայնիվ, ժամանակակից բրաուզերները կարող են տարբերակել մի քանի էլեմենտներ միևնույն իդենտիֆիկատորով։ Տարբերությունն այն է նաև, որ կարող են լինել մի քանի դասեր,որոնք ծրագրի կոդում առանձնացվում են բացատանիշներով, իսկ նույնացուցիչները այդպես ներկայացնել հնարավոր չէ։ Կարևոր է նշել հետևյալ տարբերությունը` նույնացուցիչները լայնորեն կիրառվում են JavaScript ծրագրի կոդում, որպեսզի գտնեն փաստաթղթի ունիկալ տարրերը։ Ի տարբերություն թեգերի և նրանց ատրիբուտների, դասերի և նույնացուցիչների անունները կախված են կոդում տառերի գրառման ձևից։ Դասերի և նույնացուցիչների հատկությունները սահմանվում են սելեքթորների օգնությամբ։ Կարող է դասի հատկությունը տրվել ամբողջությամբ (այդ դեպքում սելեքթորը սկսվում է «.» նշանով), կամ նույնացուցիչն ինքն իր հատկությամբ (այս դեպքում սելեքթորը սկսվում է «#» նշանով), ինչպես նաև այդ դասի ցանկացած էլեմենտի կամ նույնացուցիչի հատկությունով։</w:t>
+      </w:r>
+    </w:p>
+    <w:p>
+      <w:pPr>
+        <w:jc w:val="both"/>
+        <w:rPr>
+          <w:rFonts w:ascii="Sylfaen" w:eastAsia="Times New Roman" w:hAnsi="Sylfaen" w:cs="Times New Roman"/>
+          <w:b/>
+          <w:bCs/>
+          <w:color w:val="000000" w:themeColor="text1"/>
+          <w:sz w:val="24"/>
+          <w:szCs w:val="24"/>
+          <w:lang w:val="hy-AM" w:eastAsia="ru-RU"/>
+        </w:rPr>
+      </w:pPr>
+    </w:p>
+    <w:p>
+      <w:pPr>
+        <w:jc w:val="center"/>
+        <w:rPr>
+          <w:rFonts w:ascii="Sylfaen" w:eastAsia="Times New Roman" w:hAnsi="Sylfaen" w:cs="Times New Roman"/>
+          <w:color w:val="000000" w:themeColor="text1"/>
+          <w:sz w:val="24"/>
+          <w:szCs w:val="24"/>
+          <w:lang w:val="hy-AM" w:eastAsia="ru-RU"/>
+        </w:rPr>
+      </w:pPr>
       <w:r>
         <w:rPr>
           <w:rFonts w:ascii="Sylfaen" w:eastAsia="Microsoft YaHei" w:hAnsi="Sylfaen" w:cs="Microsoft YaHei"/>
           <w:b/>
           <w:bCs/>
+          <w:color w:val="000000" w:themeColor="text1"/>
           <w:sz w:val="28"/>
           <w:szCs w:val="28"/>
           <w:lang w:val="hy-AM"/>
         </w:rPr>
-        <w:t>3</w:t>
-      </w:r>
-      <w:r>
-        <w:rPr>
-          <w:rFonts w:ascii="Sylfaen" w:eastAsia="Times New Roman" w:hAnsi="Sylfaen" w:cs="Times New Roman"/>
-          <w:b/>
-          <w:bCs/>
+        <w:t>3.4</w:t>
+      </w:r>
+      <w:r>
+        <w:rPr>
+          <w:rFonts w:ascii="Sylfaen" w:eastAsia="Times New Roman" w:hAnsi="Sylfaen" w:cs="Times New Roman"/>
+          <w:b/>
+          <w:bCs/>
+          <w:color w:val="000000" w:themeColor="text1"/>
           <w:sz w:val="28"/>
           <w:szCs w:val="28"/>
           <w:lang w:val="hy-AM" w:eastAsia="ru-RU"/>
@@ -4241,202 +4264,9 @@
           <w:rFonts w:ascii="Sylfaen" w:eastAsia="Times New Roman" w:hAnsi="Sylfaen" w:cs="Times New Roman"/>
           <w:b/>
           <w:bCs/>
-          <w:color w:val="00B050"/>
-          <w:sz w:val="24"/>
-          <w:szCs w:val="24"/>
-          <w:lang w:val="hy-AM" w:eastAsia="ru-RU"/>
-        </w:rPr>
-        <w:t>CSS (Cascading Style Sheets)</w:t>
-      </w:r>
-    </w:p>
-    <w:p>
-      <w:pPr>
-        <w:jc w:val="both"/>
-        <w:rPr>
-          <w:rFonts w:ascii="Sylfaen" w:eastAsia="Times New Roman" w:hAnsi="Sylfaen" w:cs="Times New Roman"/>
-          <w:color w:val="00B050"/>
-          <w:sz w:val="24"/>
-          <w:szCs w:val="24"/>
-          <w:lang w:val="hy-AM" w:eastAsia="ru-RU"/>
-        </w:rPr>
-      </w:pPr>
-      <w:r>
-        <w:rPr>
-          <w:rFonts w:ascii="Sylfaen" w:eastAsia="Times New Roman" w:hAnsi="Sylfaen" w:cs="Times New Roman"/>
-          <w:color w:val="00B050"/>
-          <w:sz w:val="24"/>
-          <w:szCs w:val="24"/>
-          <w:lang w:val="hy-AM" w:eastAsia="ru-RU"/>
-        </w:rPr>
-        <w:t>Պատասխանատու է տեսողական ձևավորման, գունային լուծումների և էջի տարրերի դասավորվածության համար՝ ապահովելով էկրանի տարբեր չափսերին հարմարվողականությունը (Responsiveness):</w:t>
-      </w:r>
-      <w:r>
-        <w:rPr>
-          <w:rFonts w:ascii="Sylfaen" w:eastAsia="Times New Roman" w:hAnsi="Sylfaen" w:cs="Times New Roman"/>
-          <w:color w:val="00B050"/>
-          <w:sz w:val="24"/>
-          <w:szCs w:val="24"/>
-          <w:lang w:val="hy-AM" w:eastAsia="ru-RU"/>
-        </w:rPr>
-        <w:br/>
-      </w:r>
-      <w:r>
-        <w:rPr>
-          <w:rFonts w:ascii="Sylfaen" w:eastAsia="Times New Roman" w:hAnsi="Sylfaen" w:cs="Times New Roman"/>
-          <w:color w:val="00B050"/>
-          <w:sz w:val="24"/>
-          <w:szCs w:val="24"/>
-          <w:lang w:val="hy-AM" w:eastAsia="ru-RU"/>
-        </w:rPr>
-        <w:br/>
-        <w:t>CSS կամ կասկադային ոճաթերթ (Cascading Style Sheets - կասկադային ոճերի թերթներ), կայքին ձևավորում տալու համար օգտագործվող տեխնոլոգիա ծրագրավորման ֆորմալ լեզվով։ CSS-ը հիմնականում օգտագործվում է HTML և XHTML ֆորմատի պատկանող վեբ-էջերի ձևավորման համար, սակայն կարող է նաև օգտագործվել ցանկացած տեսակի XML ֆորմատի փաստաթղթերի համար, ներառյալ SVG և XUL, ինչպես նաև դիզայնի, մակետի, տարբեր սարքերի և տարբեր էկրանների վրա ներկայացնելու համար։</w:t>
-      </w:r>
-    </w:p>
-    <w:p>
-      <w:pPr>
-        <w:jc w:val="both"/>
-        <w:rPr>
-          <w:rFonts w:ascii="Sylfaen" w:eastAsia="Times New Roman" w:hAnsi="Sylfaen" w:cs="Times New Roman"/>
-          <w:color w:val="00B050"/>
-          <w:sz w:val="24"/>
-          <w:szCs w:val="24"/>
-          <w:lang w:val="hy-AM" w:eastAsia="ru-RU"/>
-        </w:rPr>
-      </w:pPr>
-      <w:r>
-        <w:rPr>
-          <w:rFonts w:ascii="Sylfaen" w:eastAsia="Times New Roman" w:hAnsi="Sylfaen" w:cs="Times New Roman"/>
-          <w:color w:val="00B050"/>
-          <w:sz w:val="24"/>
-          <w:szCs w:val="24"/>
-          <w:lang w:val="hy-AM" w:eastAsia="ru-RU"/>
-        </w:rPr>
-        <w:t>Երբ HTML 3.2 -ի սպեցիֆիկացիայի մեջ ավելացվեցին -ի նման թեգերը, գույնի ատրիբուտները։ Խոշոր վեբ-կայքերի նախագծումը դարձավ երկար և ծախսատար գործընթաց, քանի որ ամեն էջի վրա պետք է նշվեր շրիֆտը և գունային ինֆորմացիան։ Այս խնդիրը լուծելու համար World Wide Web (W3C) կոնսորցիումը ստեղծեց CSS-ը։ CSS-ը HTML-ի էջից հանեց ոճային ֆորմատավորումը:</w:t>
-      </w:r>
-    </w:p>
-    <w:p>
-      <w:pPr>
-        <w:ind w:left="360"/>
-        <w:jc w:val="both"/>
-        <w:rPr>
-          <w:rFonts w:ascii="Sylfaen" w:eastAsia="Times New Roman" w:hAnsi="Sylfaen" w:cs="Times New Roman"/>
-          <w:color w:val="00B050"/>
-          <w:sz w:val="24"/>
-          <w:szCs w:val="24"/>
-          <w:lang w:val="hy-AM" w:eastAsia="ru-RU"/>
-        </w:rPr>
-      </w:pPr>
-    </w:p>
-    <w:p>
-      <w:pPr>
-        <w:jc w:val="both"/>
-        <w:rPr>
-          <w:rFonts w:ascii="Sylfaen" w:eastAsia="Times New Roman" w:hAnsi="Sylfaen" w:cs="Times New Roman"/>
-          <w:color w:val="00B050"/>
-          <w:sz w:val="24"/>
-          <w:szCs w:val="24"/>
-          <w:lang w:val="hy-AM" w:eastAsia="ru-RU"/>
-        </w:rPr>
-      </w:pPr>
-      <w:r>
-        <w:rPr>
-          <w:rFonts w:ascii="Sylfaen" w:eastAsia="Times New Roman" w:hAnsi="Sylfaen" w:cs="Times New Roman"/>
-          <w:color w:val="00B050"/>
-          <w:sz w:val="24"/>
-          <w:szCs w:val="24"/>
-          <w:lang w:val="hy-AM" w:eastAsia="ru-RU"/>
-        </w:rPr>
-        <w:t>CSS-ը օգտագործվում է վեբ-էջեր նախագծողների կողմից գույներ, տառատեսակներ, գտնվելու վայր և այլ նկարագրություններ տալու համար։ CSS-ի հիմնական նպատակն է առանձնացնել HTML էջի պարունակությունը և նրա նկարագրությունը, դրանով իսկ էջին հաղորդել մատչելիություն, ճկունություն և նրա նկարագրությունը կառավարելու հնարավորություն, ինչպես նաև նվազեցնել հրամանների կրկնությունը և բարդությունը։ Բացի այդ CSS-ը թույլ է տալիս տվյալ դոկումենտը ներկայացնել տարբեր ոճերով։ Էջի արտածման ժամանակ CSS-ը կարող է վերցվել տարբեր աղբյուրներից։</w:t>
-      </w:r>
-    </w:p>
-    <w:p>
-      <w:pPr>
-        <w:jc w:val="both"/>
-        <w:rPr>
-          <w:rFonts w:ascii="Sylfaen" w:eastAsia="Times New Roman" w:hAnsi="Sylfaen" w:cs="Times New Roman"/>
-          <w:color w:val="00B050"/>
-          <w:sz w:val="24"/>
-          <w:szCs w:val="24"/>
-          <w:lang w:val="hy-AM" w:eastAsia="ru-RU"/>
-        </w:rPr>
-      </w:pPr>
-      <w:r>
-        <w:rPr>
-          <w:rFonts w:ascii="Sylfaen" w:eastAsia="Times New Roman" w:hAnsi="Sylfaen" w:cs="Times New Roman"/>
-          <w:color w:val="00B050"/>
-          <w:sz w:val="24"/>
-          <w:szCs w:val="24"/>
-          <w:lang w:val="hy-AM" w:eastAsia="ru-RU"/>
-        </w:rPr>
-        <w:t>CSS Դասերը և նույնացուցիչները կարող են վերաբերվել միայն նշված տարրերին (թեգերին), որոնք HTML կոդում ունեն ատրիբուտներ` class կամ id: Հիմնական տարբերությունն այն է, որ նույնացուցիչը (id) նշանակվում կամ սահմանվում է մեկ էլեմենտի համար, իսկ դասը (class)-ը սովորաբար հատկանշում է մի քանի էլեմենտներ։ Այնուամենայնիվ, ժամանակակից բրաուզերները կարող են տարբերակել մի քանի էլեմենտներ միևնույն իդենտիֆիկատորով։ Տարբերությունն այն է նաև, որ կարող են լինել մի քանի դասեր,որոնք ծրագրի կոդում առանձնացվում են բացատանիշներով, իսկ նույնացուցիչները այդպես ներկայացնել հնարավոր չէ։ Կարևոր է նշել հետևյալ տարբերությունը` նույնացուցիչները լայնորեն կիրառվում են JavaScript ծրագրի կոդում, որպեսզի գտնեն փաստաթղթի ունիկալ տարրերը։ Ի տարբերություն թեգերի և նրանց ատրիբուտների, դասերի և նույնացուցիչների անունները կախված են կոդում տառերի գրառման ձևից։ Դասերի և նույնացուցիչների հատկությունները սահմանվում են սելեքթորների օգնությամբ։ Կարող է դասի հատկությունը տրվել ամբողջությամբ (այդ դեպքում սելեքթորը սկսվում է «.» նշանով), կամ նույնացուցիչն ինքն իր հատկությամբ (այս դեպքում սելեքթորը սկսվում է «#» նշանով), ինչպես նաև այդ դասի ցանկացած էլեմենտի կամ նույնացուցիչի հատկությունով։</w:t>
-      </w:r>
-    </w:p>
-    <w:p>
-      <w:pPr>
-        <w:jc w:val="both"/>
-        <w:rPr>
-          <w:rFonts w:ascii="Sylfaen" w:eastAsia="Times New Roman" w:hAnsi="Sylfaen" w:cs="Times New Roman"/>
-          <w:b/>
-          <w:bCs/>
-          <w:color w:val="00B050"/>
-          <w:sz w:val="24"/>
-          <w:szCs w:val="24"/>
-          <w:lang w:val="hy-AM" w:eastAsia="ru-RU"/>
-        </w:rPr>
-      </w:pPr>
-    </w:p>
-    <w:p>
-      <w:pPr>
-        <w:jc w:val="center"/>
-        <w:rPr>
-          <w:rFonts w:ascii="Sylfaen" w:eastAsia="Times New Roman" w:hAnsi="Sylfaen" w:cs="Times New Roman"/>
-          <w:color w:val="00B050"/>
-          <w:sz w:val="24"/>
-          <w:szCs w:val="24"/>
-          <w:lang w:val="hy-AM" w:eastAsia="ru-RU"/>
-        </w:rPr>
-      </w:pPr>
-      <w:r>
-        <w:rPr>
-          <w:rFonts w:ascii="Sylfaen" w:eastAsia="Microsoft YaHei" w:hAnsi="Sylfaen" w:cs="Microsoft YaHei"/>
-          <w:b/>
-          <w:bCs/>
+          <w:color w:val="000000" w:themeColor="text1"/>
           <w:sz w:val="28"/>
           <w:szCs w:val="28"/>
-          <w:lang w:val="hy-AM"/>
-        </w:rPr>
-        <w:t>3.</w:t>
-      </w:r>
-      <w:r>
-        <w:rPr>
-          <w:rFonts w:ascii="Sylfaen" w:eastAsia="Microsoft YaHei" w:hAnsi="Sylfaen" w:cs="Microsoft YaHei"/>
-          <w:b/>
-          <w:bCs/>
-          <w:sz w:val="28"/>
-          <w:szCs w:val="28"/>
-          <w:lang w:val="hy-AM"/>
-        </w:rPr>
-        <w:t>4</w:t>
-      </w:r>
-      <w:r>
-        <w:rPr>
-          <w:rFonts w:ascii="Sylfaen" w:eastAsia="Times New Roman" w:hAnsi="Sylfaen" w:cs="Times New Roman"/>
-          <w:b/>
-          <w:bCs/>
-          <w:sz w:val="28"/>
-          <w:szCs w:val="28"/>
-          <w:lang w:val="hy-AM" w:eastAsia="ru-RU"/>
-        </w:rPr>
-        <w:t xml:space="preserve">։ </w:t>
-      </w:r>
-      <w:r>
-        <w:rPr>
-          <w:rFonts w:ascii="Sylfaen" w:eastAsia="Times New Roman" w:hAnsi="Sylfaen" w:cs="Times New Roman"/>
-          <w:b/>
-          <w:bCs/>
-          <w:color w:val="00B050"/>
-          <w:sz w:val="24"/>
-          <w:szCs w:val="24"/>
           <w:lang w:val="hy-AM" w:eastAsia="ru-RU"/>
         </w:rPr>
         <w:t>JavaScript</w:t>
@@ -4447,16 +4277,16 @@
         <w:jc w:val="both"/>
         <w:rPr>
           <w:rFonts w:ascii="Sylfaen" w:eastAsia="Times New Roman" w:hAnsi="Sylfaen" w:cs="Times New Roman"/>
-          <w:color w:val="00B050"/>
-          <w:sz w:val="24"/>
-          <w:szCs w:val="24"/>
-          <w:lang w:val="hy-AM" w:eastAsia="ru-RU"/>
-        </w:rPr>
-      </w:pPr>
-      <w:r>
-        <w:rPr>
-          <w:rFonts w:ascii="Sylfaen" w:eastAsia="Times New Roman" w:hAnsi="Sylfaen" w:cs="Times New Roman"/>
-          <w:color w:val="00B050"/>
+          <w:color w:val="000000" w:themeColor="text1"/>
+          <w:sz w:val="24"/>
+          <w:szCs w:val="24"/>
+          <w:lang w:val="hy-AM" w:eastAsia="ru-RU"/>
+        </w:rPr>
+      </w:pPr>
+      <w:r>
+        <w:rPr>
+          <w:rFonts w:ascii="Sylfaen" w:eastAsia="Times New Roman" w:hAnsi="Sylfaen" w:cs="Times New Roman"/>
+          <w:color w:val="000000" w:themeColor="text1"/>
           <w:sz w:val="24"/>
           <w:szCs w:val="24"/>
           <w:lang w:val="hy-AM" w:eastAsia="ru-RU"/>
@@ -4468,7 +4298,7 @@
           <w:rFonts w:ascii="Sylfaen" w:eastAsia="Times New Roman" w:hAnsi="Sylfaen" w:cs="Times New Roman"/>
           <w:b/>
           <w:bCs/>
-          <w:color w:val="00B050"/>
+          <w:color w:val="000000" w:themeColor="text1"/>
           <w:sz w:val="24"/>
           <w:szCs w:val="24"/>
           <w:lang w:val="hy-AM" w:eastAsia="ru-RU"/>
@@ -4478,7 +4308,7 @@
       <w:r>
         <w:rPr>
           <w:rFonts w:ascii="Sylfaen" w:eastAsia="Times New Roman" w:hAnsi="Sylfaen" w:cs="Times New Roman"/>
-          <w:color w:val="00B050"/>
+          <w:color w:val="000000" w:themeColor="text1"/>
           <w:sz w:val="24"/>
           <w:szCs w:val="24"/>
           <w:lang w:val="hy-AM" w:eastAsia="ru-RU"/>
@@ -4491,16 +4321,16 @@
         <w:jc w:val="both"/>
         <w:rPr>
           <w:rFonts w:ascii="Sylfaen" w:eastAsia="Times New Roman" w:hAnsi="Sylfaen" w:cs="Times New Roman"/>
-          <w:color w:val="00B050"/>
-          <w:sz w:val="24"/>
-          <w:szCs w:val="24"/>
-          <w:lang w:val="hy-AM" w:eastAsia="ru-RU"/>
-        </w:rPr>
-      </w:pPr>
-      <w:r>
-        <w:rPr>
-          <w:rFonts w:ascii="Sylfaen" w:eastAsia="Times New Roman" w:hAnsi="Sylfaen" w:cs="Times New Roman"/>
-          <w:color w:val="00B050"/>
+          <w:color w:val="000000" w:themeColor="text1"/>
+          <w:sz w:val="24"/>
+          <w:szCs w:val="24"/>
+          <w:lang w:val="hy-AM" w:eastAsia="ru-RU"/>
+        </w:rPr>
+      </w:pPr>
+      <w:r>
+        <w:rPr>
+          <w:rFonts w:ascii="Sylfaen" w:eastAsia="Times New Roman" w:hAnsi="Sylfaen" w:cs="Times New Roman"/>
+          <w:color w:val="000000" w:themeColor="text1"/>
           <w:sz w:val="24"/>
           <w:szCs w:val="24"/>
           <w:lang w:val="hy-AM" w:eastAsia="ru-RU"/>
@@ -4513,7 +4343,7 @@
         <w:jc w:val="both"/>
         <w:rPr>
           <w:rFonts w:ascii="Sylfaen" w:eastAsia="Times New Roman" w:hAnsi="Sylfaen" w:cs="Times New Roman"/>
-          <w:color w:val="00B050"/>
+          <w:color w:val="000000" w:themeColor="text1"/>
           <w:sz w:val="24"/>
           <w:szCs w:val="24"/>
           <w:lang w:val="hy-AM" w:eastAsia="ru-RU"/>
@@ -4525,16 +4355,16 @@
         <w:jc w:val="both"/>
         <w:rPr>
           <w:rFonts w:ascii="Sylfaen" w:eastAsia="Times New Roman" w:hAnsi="Sylfaen" w:cs="Times New Roman"/>
-          <w:color w:val="00B050"/>
-          <w:sz w:val="24"/>
-          <w:szCs w:val="24"/>
-          <w:lang w:val="hy-AM" w:eastAsia="ru-RU"/>
-        </w:rPr>
-      </w:pPr>
-      <w:r>
-        <w:rPr>
-          <w:rFonts w:ascii="Sylfaen" w:eastAsia="Times New Roman" w:hAnsi="Sylfaen" w:cs="Times New Roman"/>
-          <w:color w:val="00B050"/>
+          <w:color w:val="000000" w:themeColor="text1"/>
+          <w:sz w:val="24"/>
+          <w:szCs w:val="24"/>
+          <w:lang w:val="hy-AM" w:eastAsia="ru-RU"/>
+        </w:rPr>
+      </w:pPr>
+      <w:r>
+        <w:rPr>
+          <w:rFonts w:ascii="Sylfaen" w:eastAsia="Times New Roman" w:hAnsi="Sylfaen" w:cs="Times New Roman"/>
+          <w:color w:val="000000" w:themeColor="text1"/>
           <w:sz w:val="24"/>
           <w:szCs w:val="24"/>
           <w:lang w:val="hy-AM" w:eastAsia="ru-RU"/>
@@ -4548,16 +4378,16 @@
         <w:jc w:val="both"/>
         <w:rPr>
           <w:rFonts w:ascii="Sylfaen" w:eastAsia="Times New Roman" w:hAnsi="Sylfaen" w:cs="Times New Roman"/>
-          <w:color w:val="00B050"/>
-          <w:sz w:val="24"/>
-          <w:szCs w:val="24"/>
-          <w:lang w:val="hy-AM" w:eastAsia="ru-RU"/>
-        </w:rPr>
-      </w:pPr>
-      <w:r>
-        <w:rPr>
-          <w:rFonts w:ascii="Sylfaen" w:eastAsia="Times New Roman" w:hAnsi="Sylfaen" w:cs="Times New Roman"/>
-          <w:color w:val="00B050"/>
+          <w:color w:val="000000" w:themeColor="text1"/>
+          <w:sz w:val="24"/>
+          <w:szCs w:val="24"/>
+          <w:lang w:val="hy-AM" w:eastAsia="ru-RU"/>
+        </w:rPr>
+      </w:pPr>
+      <w:r>
+        <w:rPr>
+          <w:rFonts w:ascii="Sylfaen" w:eastAsia="Times New Roman" w:hAnsi="Sylfaen" w:cs="Times New Roman"/>
+          <w:color w:val="000000" w:themeColor="text1"/>
           <w:sz w:val="24"/>
           <w:szCs w:val="24"/>
           <w:lang w:val="hy-AM" w:eastAsia="ru-RU"/>
@@ -4570,16 +4400,16 @@
         <w:jc w:val="both"/>
         <w:rPr>
           <w:rFonts w:ascii="Sylfaen" w:eastAsia="Times New Roman" w:hAnsi="Sylfaen" w:cs="Times New Roman"/>
-          <w:color w:val="00B050"/>
-          <w:sz w:val="24"/>
-          <w:szCs w:val="24"/>
-          <w:lang w:val="hy-AM" w:eastAsia="ru-RU"/>
-        </w:rPr>
-      </w:pPr>
-      <w:r>
-        <w:rPr>
-          <w:rFonts w:ascii="Sylfaen" w:eastAsia="Times New Roman" w:hAnsi="Sylfaen" w:cs="Times New Roman"/>
-          <w:color w:val="00B050"/>
+          <w:color w:val="000000" w:themeColor="text1"/>
+          <w:sz w:val="24"/>
+          <w:szCs w:val="24"/>
+          <w:lang w:val="hy-AM" w:eastAsia="ru-RU"/>
+        </w:rPr>
+      </w:pPr>
+      <w:r>
+        <w:rPr>
+          <w:rFonts w:ascii="Sylfaen" w:eastAsia="Times New Roman" w:hAnsi="Sylfaen" w:cs="Times New Roman"/>
+          <w:color w:val="000000" w:themeColor="text1"/>
           <w:sz w:val="24"/>
           <w:szCs w:val="24"/>
           <w:lang w:val="hy-AM" w:eastAsia="ru-RU"/>
@@ -4592,16 +4422,16 @@
         <w:jc w:val="both"/>
         <w:rPr>
           <w:rFonts w:ascii="Sylfaen" w:eastAsia="Times New Roman" w:hAnsi="Sylfaen" w:cs="Times New Roman"/>
-          <w:color w:val="00B050"/>
-          <w:sz w:val="24"/>
-          <w:szCs w:val="24"/>
-          <w:lang w:val="hy-AM" w:eastAsia="ru-RU"/>
-        </w:rPr>
-      </w:pPr>
-      <w:r>
-        <w:rPr>
-          <w:rFonts w:ascii="Sylfaen" w:eastAsia="Times New Roman" w:hAnsi="Sylfaen" w:cs="Times New Roman"/>
-          <w:color w:val="00B050"/>
+          <w:color w:val="000000" w:themeColor="text1"/>
+          <w:sz w:val="24"/>
+          <w:szCs w:val="24"/>
+          <w:lang w:val="hy-AM" w:eastAsia="ru-RU"/>
+        </w:rPr>
+      </w:pPr>
+      <w:r>
+        <w:rPr>
+          <w:rFonts w:ascii="Sylfaen" w:eastAsia="Times New Roman" w:hAnsi="Sylfaen" w:cs="Times New Roman"/>
+          <w:color w:val="000000" w:themeColor="text1"/>
           <w:sz w:val="24"/>
           <w:szCs w:val="24"/>
           <w:lang w:val="hy-AM" w:eastAsia="ru-RU"/>
@@ -4614,16 +4444,16 @@
         <w:jc w:val="both"/>
         <w:rPr>
           <w:rFonts w:ascii="Sylfaen" w:eastAsia="Times New Roman" w:hAnsi="Sylfaen" w:cs="Times New Roman"/>
-          <w:color w:val="00B050"/>
-          <w:sz w:val="24"/>
-          <w:szCs w:val="24"/>
-          <w:lang w:val="hy-AM" w:eastAsia="ru-RU"/>
-        </w:rPr>
-      </w:pPr>
-      <w:r>
-        <w:rPr>
-          <w:rFonts w:ascii="Sylfaen" w:eastAsia="Times New Roman" w:hAnsi="Sylfaen" w:cs="Times New Roman"/>
-          <w:color w:val="00B050"/>
+          <w:color w:val="000000" w:themeColor="text1"/>
+          <w:sz w:val="24"/>
+          <w:szCs w:val="24"/>
+          <w:lang w:val="hy-AM" w:eastAsia="ru-RU"/>
+        </w:rPr>
+      </w:pPr>
+      <w:r>
+        <w:rPr>
+          <w:rFonts w:ascii="Sylfaen" w:eastAsia="Times New Roman" w:hAnsi="Sylfaen" w:cs="Times New Roman"/>
+          <w:color w:val="000000" w:themeColor="text1"/>
           <w:sz w:val="24"/>
           <w:szCs w:val="24"/>
           <w:lang w:val="hy-AM" w:eastAsia="ru-RU"/>
@@ -4636,16 +4466,16 @@
         <w:jc w:val="both"/>
         <w:rPr>
           <w:rFonts w:ascii="Sylfaen" w:eastAsia="Times New Roman" w:hAnsi="Sylfaen" w:cs="Times New Roman"/>
-          <w:color w:val="00B050"/>
-          <w:sz w:val="24"/>
-          <w:szCs w:val="24"/>
-          <w:lang w:val="hy-AM" w:eastAsia="ru-RU"/>
-        </w:rPr>
-      </w:pPr>
-      <w:r>
-        <w:rPr>
-          <w:rFonts w:ascii="Sylfaen" w:eastAsia="Times New Roman" w:hAnsi="Sylfaen" w:cs="Times New Roman"/>
-          <w:color w:val="00B050"/>
+          <w:color w:val="000000" w:themeColor="text1"/>
+          <w:sz w:val="24"/>
+          <w:szCs w:val="24"/>
+          <w:lang w:val="hy-AM" w:eastAsia="ru-RU"/>
+        </w:rPr>
+      </w:pPr>
+      <w:r>
+        <w:rPr>
+          <w:rFonts w:ascii="Sylfaen" w:eastAsia="Times New Roman" w:hAnsi="Sylfaen" w:cs="Times New Roman"/>
+          <w:color w:val="000000" w:themeColor="text1"/>
           <w:sz w:val="24"/>
           <w:szCs w:val="24"/>
           <w:lang w:val="hy-AM" w:eastAsia="ru-RU"/>
@@ -5151,7 +4981,7 @@
           <w:szCs w:val="36"/>
           <w:lang w:val="hy-AM" w:eastAsia="ru-RU"/>
         </w:rPr>
-        <w:t xml:space="preserve">Գլուխ 5։ </w:t>
+        <w:t>Գլուխ 5։</w:t>
       </w:r>
       <w:r>
         <w:rPr>
@@ -5160,6 +4990,85 @@
           <w:bCs/>
           <w:sz w:val="36"/>
           <w:szCs w:val="36"/>
+          <w:lang w:val="hy-AM" w:eastAsia="ru-RU"/>
+        </w:rPr>
+        <w:t xml:space="preserve"> Գործնական օրինակներ և Ինչպես օգտվել կայքից</w:t>
+      </w:r>
+      <w:r>
+        <w:rPr>
+          <w:rFonts w:ascii="Sylfaen" w:eastAsia="Times New Roman" w:hAnsi="Sylfaen" w:cs="Times New Roman"/>
+          <w:b/>
+          <w:bCs/>
+          <w:sz w:val="36"/>
+          <w:szCs w:val="36"/>
+          <w:lang w:val="hy-AM" w:eastAsia="ru-RU"/>
+        </w:rPr>
+        <w:br/>
+      </w:r>
+    </w:p>
+    <w:p>
+      <w:pPr>
+        <w:jc w:val="center"/>
+        <w:rPr>
+          <w:rFonts w:ascii="Sylfaen" w:eastAsia="Times New Roman" w:hAnsi="Sylfaen" w:cs="Times New Roman"/>
+          <w:b/>
+          <w:bCs/>
+          <w:sz w:val="28"/>
+          <w:szCs w:val="28"/>
+          <w:lang w:val="hy-AM" w:eastAsia="ru-RU"/>
+        </w:rPr>
+      </w:pPr>
+      <w:r>
+        <w:rPr>
+          <w:rFonts w:ascii="Sylfaen" w:eastAsia="Times New Roman" w:hAnsi="Sylfaen" w:cs="Times New Roman"/>
+          <w:b/>
+          <w:bCs/>
+          <w:sz w:val="36"/>
+          <w:szCs w:val="36"/>
+          <w:lang w:val="hy-AM" w:eastAsia="ru-RU"/>
+        </w:rPr>
+        <w:t xml:space="preserve"> </w:t>
+      </w:r>
+      <w:r>
+        <w:rPr>
+          <w:rFonts w:ascii="Sylfaen" w:eastAsia="Microsoft YaHei" w:hAnsi="Sylfaen" w:cs="Microsoft YaHei"/>
+          <w:b/>
+          <w:bCs/>
+          <w:sz w:val="28"/>
+          <w:szCs w:val="28"/>
+          <w:lang w:val="hy-AM"/>
+        </w:rPr>
+        <w:t>5</w:t>
+      </w:r>
+      <w:r>
+        <w:rPr>
+          <w:rFonts w:ascii="Sylfaen" w:eastAsia="Microsoft YaHei" w:hAnsi="Sylfaen" w:cs="Microsoft YaHei"/>
+          <w:b/>
+          <w:bCs/>
+          <w:sz w:val="28"/>
+          <w:szCs w:val="28"/>
+          <w:lang w:val="hy-AM"/>
+        </w:rPr>
+        <w:t>.</w:t>
+      </w:r>
+      <w:r>
+        <w:rPr>
+          <w:rFonts w:ascii="Sylfaen" w:eastAsia="Microsoft YaHei" w:hAnsi="Sylfaen" w:cs="Microsoft YaHei"/>
+          <w:b/>
+          <w:bCs/>
+          <w:sz w:val="28"/>
+          <w:szCs w:val="28"/>
+          <w:lang w:val="hy-AM"/>
+        </w:rPr>
+        <w:t xml:space="preserve">1 </w:t>
+      </w:r>
+      <w:r>
+        <w:rPr>
+          <w:rFonts w:ascii="Sylfaen" w:eastAsia="Times New Roman" w:hAnsi="Sylfaen" w:cs="Times New Roman"/>
+          <w:b/>
+          <w:bCs/>
+          <w:sz w:val="28"/>
+          <w:szCs w:val="28"/>
           <w:lang w:val="hy-AM" w:eastAsia="ru-RU"/>
         </w:rPr>
         <w:t>Օգտատիրոջ նույնականացման տեխնիկական գործընթացը (Login Flow)</w:t>
@@ -5287,6 +5196,7 @@
           <w:szCs w:val="24"/>
           <w:lang w:val="en-US" w:eastAsia="ru-RU"/>
         </w:rPr>
+        <w:lastRenderedPageBreak/>
         <w:t>HTTP Հարցում:</w:t>
       </w:r>
       <w:r>
@@ -5340,7 +5250,6 @@
           <w:szCs w:val="24"/>
           <w:lang w:val="en-US" w:eastAsia="ru-RU"/>
         </w:rPr>
-        <w:lastRenderedPageBreak/>
         <w:t>2. Սերվերային մշակում (Backend Processing)</w:t>
       </w:r>
     </w:p>
@@ -5904,6 +5813,7 @@
           <w:szCs w:val="24"/>
           <w:lang w:val="en-US" w:eastAsia="ru-RU"/>
         </w:rPr>
+        <w:lastRenderedPageBreak/>
         <w:t>Տվյալների պահպանում:</w:t>
       </w:r>
       <w:r>
@@ -5939,7 +5849,6 @@
           <w:szCs w:val="24"/>
           <w:lang w:val="en-US" w:eastAsia="ru-RU"/>
         </w:rPr>
-        <w:lastRenderedPageBreak/>
         <w:t>Էջի վերահասցեագրում (Routing):</w:t>
       </w:r>
       <w:r>
@@ -5962,6 +5871,15 @@
           <w:lang w:val="en-US" w:eastAsia="ru-RU"/>
         </w:rPr>
       </w:pPr>
+      <w:r>
+        <w:rPr>
+          <w:rFonts w:ascii="Sylfaen" w:eastAsia="Times New Roman" w:hAnsi="Sylfaen" w:cs="Times New Roman"/>
+          <w:sz w:val="24"/>
+          <w:szCs w:val="24"/>
+          <w:lang w:val="en-US" w:eastAsia="ru-RU"/>
+        </w:rPr>
+        <w:br/>
+      </w:r>
     </w:p>
     <w:p>
       <w:pPr>
@@ -5971,6 +5889,165 @@
           <w:sz w:val="24"/>
           <w:szCs w:val="24"/>
           <w:lang w:val="en-US" w:eastAsia="ru-RU"/>
+        </w:rPr>
+      </w:pPr>
+    </w:p>
+    <w:p>
+      <w:pPr>
+        <w:jc w:val="center"/>
+        <w:rPr>
+          <w:rFonts w:ascii="Sylfaen" w:eastAsia="Times New Roman" w:hAnsi="Sylfaen" w:cs="Times New Roman"/>
+          <w:b/>
+          <w:bCs/>
+          <w:sz w:val="28"/>
+          <w:szCs w:val="28"/>
+          <w:lang w:val="hy-AM" w:eastAsia="ru-RU"/>
+        </w:rPr>
+      </w:pPr>
+      <w:r>
+        <w:rPr>
+          <w:rFonts w:ascii="Sylfaen" w:eastAsia="Microsoft YaHei" w:hAnsi="Sylfaen" w:cs="Microsoft YaHei"/>
+          <w:b/>
+          <w:bCs/>
+          <w:sz w:val="28"/>
+          <w:szCs w:val="28"/>
+          <w:lang w:val="hy-AM"/>
+        </w:rPr>
+        <w:t>5</w:t>
+      </w:r>
+      <w:r>
+        <w:rPr>
+          <w:rFonts w:ascii="Sylfaen" w:eastAsia="Microsoft YaHei" w:hAnsi="Sylfaen" w:cs="Microsoft YaHei"/>
+          <w:b/>
+          <w:bCs/>
+          <w:sz w:val="28"/>
+          <w:szCs w:val="28"/>
+          <w:lang w:val="hy-AM"/>
+        </w:rPr>
+        <w:t>.</w:t>
+      </w:r>
+      <w:r>
+        <w:rPr>
+          <w:rFonts w:ascii="Sylfaen" w:eastAsia="Microsoft YaHei" w:hAnsi="Sylfaen" w:cs="Microsoft YaHei"/>
+          <w:b/>
+          <w:bCs/>
+          <w:sz w:val="28"/>
+          <w:szCs w:val="28"/>
+          <w:lang w:val="hy-AM"/>
+        </w:rPr>
+        <w:t xml:space="preserve">2 </w:t>
+      </w:r>
+      <w:r>
+        <w:rPr>
+          <w:rFonts w:ascii="Sylfaen" w:eastAsia="Times New Roman" w:hAnsi="Sylfaen" w:cs="Times New Roman"/>
+          <w:b/>
+          <w:bCs/>
+          <w:sz w:val="28"/>
+          <w:szCs w:val="28"/>
+          <w:lang w:val="hy-AM" w:eastAsia="ru-RU"/>
+        </w:rPr>
+        <w:t>Ինչպես օգտվել կայքից</w:t>
+      </w:r>
+    </w:p>
+    <w:p>
+      <w:pPr>
+        <w:jc w:val="center"/>
+        <w:rPr>
+          <w:rFonts w:ascii="Sylfaen" w:eastAsia="Times New Roman" w:hAnsi="Sylfaen" w:cs="Times New Roman"/>
+          <w:b/>
+          <w:bCs/>
+          <w:sz w:val="28"/>
+          <w:szCs w:val="28"/>
+          <w:lang w:val="hy-AM" w:eastAsia="ru-RU"/>
+        </w:rPr>
+      </w:pPr>
+    </w:p>
+    <w:p>
+      <w:pPr>
+        <w:jc w:val="center"/>
+        <w:rPr>
+          <w:rFonts w:ascii="Sylfaen" w:eastAsia="Times New Roman" w:hAnsi="Sylfaen" w:cs="Times New Roman"/>
+          <w:b/>
+          <w:bCs/>
+          <w:sz w:val="28"/>
+          <w:szCs w:val="28"/>
+          <w:lang w:val="hy-AM" w:eastAsia="ru-RU"/>
+        </w:rPr>
+      </w:pPr>
+      <w:r>
+        <w:rPr>
+          <w:rFonts w:ascii="Sylfaen" w:eastAsia="Times New Roman" w:hAnsi="Sylfaen" w:cs="Times New Roman"/>
+          <w:b/>
+          <w:noProof/>
+          <w:sz w:val="36"/>
+          <w:szCs w:val="36"/>
+          <w:lang w:val="hy-AM" w:eastAsia="ru-RU"/>
+        </w:rPr>
+        <w:drawing>
+          <wp:inline distT="0" distB="0" distL="0" distR="0" wp14:anchorId="7DD6789F" wp14:editId="4A94BA5F">
+            <wp:extent cx="6172200" cy="4714240"/>
+            <wp:effectExtent l="0" t="0" r="0" b="0"/>
+            <wp:docPr id="749702034" name="Picture 1"/>
+            <wp:cNvGraphicFramePr>
+              <a:graphicFrameLocks xmlns:a="http://schemas.openxmlformats.org/drawingml/2006/main" noChangeAspect="1"/>
+            </wp:cNvGraphicFramePr>
+            <a:graphic xmlns:a="http://schemas.openxmlformats.org/drawingml/2006/main">
+              <a:graphicData uri="http://schemas.openxmlformats.org/drawingml/2006/picture">
+                <pic:pic xmlns:pic="http://schemas.openxmlformats.org/drawingml/2006/picture">
+                  <pic:nvPicPr>
+                    <pic:cNvPr id="749702034" name=""/>
+                    <pic:cNvPicPr/>
+                  </pic:nvPicPr>
+                  <pic:blipFill>
+                    <a:blip r:embed="rId8"/>
+                    <a:stretch>
+                      <a:fillRect/>
+                    </a:stretch>
+                  </pic:blipFill>
+                  <pic:spPr>
+                    <a:xfrm>
+                      <a:off x="0" y="0"/>
+                      <a:ext cx="6172200" cy="4714240"/>
+                    </a:xfrm>
+                    <a:prstGeom prst="rect">
+                      <a:avLst/>
+                    </a:prstGeom>
+                  </pic:spPr>
+                </pic:pic>
+              </a:graphicData>
+            </a:graphic>
+          </wp:inline>
+        </w:drawing>
+      </w:r>
+      <w:r>
+        <w:rPr>
+          <w:rFonts w:ascii="Sylfaen" w:eastAsia="Times New Roman" w:hAnsi="Sylfaen" w:cs="Times New Roman"/>
+          <w:b/>
+          <w:sz w:val="36"/>
+          <w:szCs w:val="36"/>
+          <w:lang w:val="hy-AM" w:eastAsia="ru-RU"/>
+        </w:rPr>
+        <w:br/>
+      </w:r>
+      <w:r>
+        <w:rPr>
+          <w:rFonts w:ascii="Sylfaen" w:eastAsia="Times New Roman" w:hAnsi="Sylfaen" w:cs="Times New Roman"/>
+          <w:sz w:val="24"/>
+          <w:szCs w:val="24"/>
+          <w:lang w:val="hy-AM" w:eastAsia="ru-RU"/>
+        </w:rPr>
+        <w:t xml:space="preserve">Կայք մուտք գործելուն պես, դուք կտեսնեք հիմնական էջը, որտեղ դուք կարող եք տեսնել տեղադրված հայտարարությունները, փնտրել ձեր ցանկացած ավտոմենենան՝ օգտվելով որոնումից, կամ տեղադրված ֆիլտրերից։ </w:t>
+      </w:r>
+    </w:p>
+    <w:p>
+      <w:pPr>
+        <w:jc w:val="center"/>
+        <w:rPr>
+          <w:rFonts w:ascii="Sylfaen" w:eastAsia="Times New Roman" w:hAnsi="Sylfaen" w:cs="Times New Roman"/>
+          <w:b/>
+          <w:sz w:val="36"/>
+          <w:szCs w:val="36"/>
+          <w:lang w:val="hy-AM" w:eastAsia="ru-RU"/>
         </w:rPr>
       </w:pPr>
     </w:p>
@@ -5985,18 +6062,51 @@
           <w:lang w:val="af-ZA" w:eastAsia="ru-RU"/>
         </w:rPr>
       </w:pPr>
-    </w:p>
-    <w:p>
-      <w:pPr>
-        <w:jc w:val="center"/>
-        <w:rPr>
-          <w:rFonts w:ascii="Sylfaen" w:eastAsia="Times New Roman" w:hAnsi="Sylfaen" w:cs="Times New Roman"/>
-          <w:b/>
+      <w:r>
+        <w:rPr>
+          <w:rFonts w:ascii="Sylfaen" w:eastAsia="Times New Roman" w:hAnsi="Sylfaen" w:cs="Times New Roman"/>
+          <w:b/>
+          <w:noProof/>
           <w:sz w:val="36"/>
           <w:szCs w:val="36"/>
           <w:lang w:val="af-ZA" w:eastAsia="ru-RU"/>
         </w:rPr>
-      </w:pPr>
+        <w:drawing>
+          <wp:inline distT="0" distB="0" distL="0" distR="0" wp14:anchorId="4D67025B" wp14:editId="06E49648">
+            <wp:extent cx="6172200" cy="4598035"/>
+            <wp:effectExtent l="0" t="0" r="0" b="0"/>
+            <wp:docPr id="1433121974" name="Picture 1"/>
+            <wp:cNvGraphicFramePr>
+              <a:graphicFrameLocks xmlns:a="http://schemas.openxmlformats.org/drawingml/2006/main" noChangeAspect="1"/>
+            </wp:cNvGraphicFramePr>
+            <a:graphic xmlns:a="http://schemas.openxmlformats.org/drawingml/2006/main">
+              <a:graphicData uri="http://schemas.openxmlformats.org/drawingml/2006/picture">
+                <pic:pic xmlns:pic="http://schemas.openxmlformats.org/drawingml/2006/picture">
+                  <pic:nvPicPr>
+                    <pic:cNvPr id="1433121974" name=""/>
+                    <pic:cNvPicPr/>
+                  </pic:nvPicPr>
+                  <pic:blipFill>
+                    <a:blip r:embed="rId9"/>
+                    <a:stretch>
+                      <a:fillRect/>
+                    </a:stretch>
+                  </pic:blipFill>
+                  <pic:spPr>
+                    <a:xfrm>
+                      <a:off x="0" y="0"/>
+                      <a:ext cx="6172200" cy="4598035"/>
+                    </a:xfrm>
+                    <a:prstGeom prst="rect">
+                      <a:avLst/>
+                    </a:prstGeom>
+                  </pic:spPr>
+                </pic:pic>
+              </a:graphicData>
+            </a:graphic>
+          </wp:inline>
+        </w:drawing>
+      </w:r>
     </w:p>
     <w:p>
       <w:pPr>
@@ -6018,13 +6128,13 @@
           <w:b/>
           <w:sz w:val="36"/>
           <w:szCs w:val="36"/>
-          <w:lang w:val="af-ZA" w:eastAsia="ru-RU"/>
-        </w:rPr>
-      </w:pPr>
-    </w:p>
-    <w:p>
-      <w:pPr>
-        <w:jc w:val="center"/>
+          <w:lang w:val="hy-AM" w:eastAsia="ru-RU"/>
+        </w:rPr>
+      </w:pPr>
+    </w:p>
+    <w:p>
+      <w:pPr>
+        <w:jc w:val="both"/>
         <w:rPr>
           <w:rFonts w:ascii="Sylfaen" w:eastAsia="Times New Roman" w:hAnsi="Sylfaen" w:cs="Times New Roman"/>
           <w:b/>
@@ -6033,6 +6143,34 @@
           <w:lang w:val="af-ZA" w:eastAsia="ru-RU"/>
         </w:rPr>
       </w:pPr>
+      <w:r>
+        <w:rPr>
+          <w:rFonts w:ascii="Sylfaen" w:eastAsia="Times New Roman" w:hAnsi="Sylfaen" w:cs="Times New Roman"/>
+          <w:sz w:val="24"/>
+          <w:szCs w:val="24"/>
+          <w:lang w:val="hy-AM" w:eastAsia="ru-RU"/>
+        </w:rPr>
+        <w:t>Հայտարարությունների պաստառները պարունակում են մինիմալ ինֆորմացիա ավտոմեքենայի մասին՝ նկարը, անունը, տիպը, գտնվելու վայրը և իհարկե գինը։</w:t>
+      </w:r>
+      <w:r>
+        <w:rPr>
+          <w:rFonts w:ascii="Sylfaen" w:eastAsia="Times New Roman" w:hAnsi="Sylfaen" w:cs="Times New Roman"/>
+          <w:sz w:val="24"/>
+          <w:szCs w:val="24"/>
+          <w:lang w:val="hy-AM" w:eastAsia="ru-RU"/>
+        </w:rPr>
+        <w:br/>
+      </w:r>
+      <w:r>
+        <w:rPr>
+          <w:rFonts w:ascii="Sylfaen" w:eastAsia="Times New Roman" w:hAnsi="Sylfaen" w:cs="Times New Roman"/>
+          <w:sz w:val="24"/>
+          <w:szCs w:val="24"/>
+          <w:lang w:val="hy-AM" w:eastAsia="ru-RU"/>
+        </w:rPr>
+        <w:br/>
+        <w:t>Ձեր ցանկացած ավտոմեքենան գտնելուն պես, դուք կարող եք սեղմել գնելու, կամ մանրամասներն իմանալու լինկի վրա և այն ձեզ կտեղափոխի հենց այդ ավտոմեքենայի էջը, որտեղ դուք կարող եք տեսնել շատ ավելի ինֆորմացիա ավտոմեքենայի պարամետրերի մասին և կատարել գնման պրոցեսը։</w:t>
+      </w:r>
     </w:p>
     <w:p>
       <w:pPr>
@@ -6045,18 +6183,52 @@
           <w:lang w:val="af-ZA" w:eastAsia="ru-RU"/>
         </w:rPr>
       </w:pPr>
-    </w:p>
-    <w:p>
-      <w:pPr>
-        <w:jc w:val="center"/>
-        <w:rPr>
-          <w:rFonts w:ascii="Sylfaen" w:eastAsia="Times New Roman" w:hAnsi="Sylfaen" w:cs="Times New Roman"/>
-          <w:b/>
+      <w:r>
+        <w:rPr>
+          <w:rFonts w:ascii="Sylfaen" w:eastAsia="Times New Roman" w:hAnsi="Sylfaen" w:cs="Times New Roman"/>
+          <w:b/>
+          <w:noProof/>
           <w:sz w:val="36"/>
           <w:szCs w:val="36"/>
           <w:lang w:val="af-ZA" w:eastAsia="ru-RU"/>
         </w:rPr>
-      </w:pPr>
+        <w:lastRenderedPageBreak/>
+        <w:drawing>
+          <wp:inline distT="0" distB="0" distL="0" distR="0" wp14:anchorId="5B2F7C10" wp14:editId="2F68EB47">
+            <wp:extent cx="6172200" cy="4869815"/>
+            <wp:effectExtent l="0" t="0" r="0" b="6985"/>
+            <wp:docPr id="752562089" name="Picture 1"/>
+            <wp:cNvGraphicFramePr>
+              <a:graphicFrameLocks xmlns:a="http://schemas.openxmlformats.org/drawingml/2006/main" noChangeAspect="1"/>
+            </wp:cNvGraphicFramePr>
+            <a:graphic xmlns:a="http://schemas.openxmlformats.org/drawingml/2006/main">
+              <a:graphicData uri="http://schemas.openxmlformats.org/drawingml/2006/picture">
+                <pic:pic xmlns:pic="http://schemas.openxmlformats.org/drawingml/2006/picture">
+                  <pic:nvPicPr>
+                    <pic:cNvPr id="752562089" name=""/>
+                    <pic:cNvPicPr/>
+                  </pic:nvPicPr>
+                  <pic:blipFill>
+                    <a:blip r:embed="rId10"/>
+                    <a:stretch>
+                      <a:fillRect/>
+                    </a:stretch>
+                  </pic:blipFill>
+                  <pic:spPr>
+                    <a:xfrm>
+                      <a:off x="0" y="0"/>
+                      <a:ext cx="6172200" cy="4869815"/>
+                    </a:xfrm>
+                    <a:prstGeom prst="rect">
+                      <a:avLst/>
+                    </a:prstGeom>
+                  </pic:spPr>
+                </pic:pic>
+              </a:graphicData>
+            </a:graphic>
+          </wp:inline>
+        </w:drawing>
+      </w:r>
     </w:p>
     <w:p>
       <w:pPr>
@@ -6064,27 +6236,311 @@
         <w:rPr>
           <w:rFonts w:ascii="Sylfaen" w:eastAsia="Times New Roman" w:hAnsi="Sylfaen" w:cs="Times New Roman"/>
           <w:b/>
+          <w:sz w:val="36"/>
+          <w:szCs w:val="36"/>
+          <w:lang w:eastAsia="ru-RU"/>
+        </w:rPr>
+      </w:pPr>
+    </w:p>
+    <w:p>
+      <w:pPr>
+        <w:rPr>
+          <w:rFonts w:ascii="Sylfaen" w:eastAsia="Times New Roman" w:hAnsi="Sylfaen" w:cs="Times New Roman"/>
+          <w:sz w:val="24"/>
+          <w:szCs w:val="24"/>
+          <w:lang w:val="hy-AM" w:eastAsia="ru-RU"/>
+        </w:rPr>
+      </w:pPr>
+      <w:r>
+        <w:rPr>
+          <w:rFonts w:ascii="Sylfaen" w:eastAsia="Times New Roman" w:hAnsi="Sylfaen" w:cs="Times New Roman"/>
+          <w:sz w:val="24"/>
+          <w:szCs w:val="24"/>
+          <w:lang w:val="hy-AM" w:eastAsia="ru-RU"/>
+        </w:rPr>
+        <w:t>Տեղափոխվելով տվյալ ավտոմեքենայի էջ դուք կտեսնեք այդ ավտոմեքենայի վաճառողի ինֆորմացիան, ավտոմեքենայի պարամետրերը, վիճակը, ինչպես նաև այլ հայտարարություններ նույն վաճառողից ։</w:t>
+      </w:r>
+      <w:r>
+        <w:rPr>
+          <w:rFonts w:ascii="Sylfaen" w:eastAsia="Times New Roman" w:hAnsi="Sylfaen" w:cs="Times New Roman"/>
+          <w:sz w:val="24"/>
+          <w:szCs w:val="24"/>
+          <w:lang w:val="hy-AM" w:eastAsia="ru-RU"/>
+        </w:rPr>
+        <w:br/>
+      </w:r>
+      <w:r>
+        <w:rPr>
+          <w:rFonts w:ascii="Sylfaen" w:eastAsia="Times New Roman" w:hAnsi="Sylfaen" w:cs="Times New Roman"/>
+          <w:sz w:val="24"/>
+          <w:szCs w:val="24"/>
+          <w:lang w:val="hy-AM" w:eastAsia="ru-RU"/>
+        </w:rPr>
+        <w:br/>
+        <w:t>Եթե ավտոմքենան բավարարում է ձեր պահանջներին և դուք սեղմեք գնելու կոճակի վրա, ապա դուրս կգա զգուշացում, որը հուշում է որ պետք է մուտք գործեք, կամ բացեք ձեր գնորդի անձնական էջը;</w:t>
+      </w:r>
+      <w:r>
+        <w:rPr>
+          <w:rFonts w:ascii="Sylfaen" w:eastAsia="Times New Roman" w:hAnsi="Sylfaen" w:cs="Times New Roman"/>
+          <w:sz w:val="24"/>
+          <w:szCs w:val="24"/>
+          <w:lang w:val="hy-AM" w:eastAsia="ru-RU"/>
+        </w:rPr>
+        <w:br/>
+      </w:r>
+      <w:r>
+        <w:rPr>
+          <w:rFonts w:ascii="Sylfaen" w:eastAsia="Times New Roman" w:hAnsi="Sylfaen" w:cs="Times New Roman"/>
+          <w:b/>
+          <w:noProof/>
           <w:sz w:val="36"/>
           <w:szCs w:val="36"/>
           <w:lang w:val="af-ZA" w:eastAsia="ru-RU"/>
         </w:rPr>
-      </w:pPr>
-    </w:p>
-    <w:p>
-      <w:pPr>
-        <w:jc w:val="center"/>
-        <w:rPr>
-          <w:rFonts w:ascii="Sylfaen" w:eastAsia="Times New Roman" w:hAnsi="Sylfaen" w:cs="Times New Roman"/>
-          <w:b/>
+        <w:drawing>
+          <wp:inline distT="0" distB="0" distL="0" distR="0" wp14:anchorId="33F9D3CD" wp14:editId="312D281D">
+            <wp:extent cx="6172200" cy="992505"/>
+            <wp:effectExtent l="0" t="0" r="0" b="0"/>
+            <wp:docPr id="311397400" name="Picture 1"/>
+            <wp:cNvGraphicFramePr>
+              <a:graphicFrameLocks xmlns:a="http://schemas.openxmlformats.org/drawingml/2006/main" noChangeAspect="1"/>
+            </wp:cNvGraphicFramePr>
+            <a:graphic xmlns:a="http://schemas.openxmlformats.org/drawingml/2006/main">
+              <a:graphicData uri="http://schemas.openxmlformats.org/drawingml/2006/picture">
+                <pic:pic xmlns:pic="http://schemas.openxmlformats.org/drawingml/2006/picture">
+                  <pic:nvPicPr>
+                    <pic:cNvPr id="311397400" name=""/>
+                    <pic:cNvPicPr/>
+                  </pic:nvPicPr>
+                  <pic:blipFill>
+                    <a:blip r:embed="rId11"/>
+                    <a:stretch>
+                      <a:fillRect/>
+                    </a:stretch>
+                  </pic:blipFill>
+                  <pic:spPr>
+                    <a:xfrm>
+                      <a:off x="0" y="0"/>
+                      <a:ext cx="6172200" cy="992505"/>
+                    </a:xfrm>
+                    <a:prstGeom prst="rect">
+                      <a:avLst/>
+                    </a:prstGeom>
+                  </pic:spPr>
+                </pic:pic>
+              </a:graphicData>
+            </a:graphic>
+          </wp:inline>
+        </w:drawing>
+      </w:r>
+      <w:r>
+        <w:rPr>
+          <w:rFonts w:ascii="Sylfaen" w:eastAsia="Times New Roman" w:hAnsi="Sylfaen" w:cs="Times New Roman"/>
+          <w:sz w:val="24"/>
+          <w:szCs w:val="24"/>
+          <w:lang w:val="hy-AM" w:eastAsia="ru-RU"/>
+        </w:rPr>
+        <w:br/>
+        <w:t>Կայքն ունի 2 տարբեր օգտատերերի դերային համակարգ՝ գնորդների և վաճառողների, հիմա ցույց կտրվի գնորդներինը՝</w:t>
+      </w:r>
+    </w:p>
+    <w:p>
+      <w:pPr>
+        <w:rPr>
+          <w:rFonts w:ascii="Sylfaen" w:eastAsia="Times New Roman" w:hAnsi="Sylfaen" w:cs="Times New Roman"/>
+          <w:b/>
+          <w:sz w:val="36"/>
+          <w:szCs w:val="36"/>
+          <w:lang w:val="hy-AM" w:eastAsia="ru-RU"/>
+        </w:rPr>
+      </w:pPr>
+      <w:r>
+        <w:rPr>
+          <w:rFonts w:ascii="Sylfaen" w:eastAsia="Microsoft YaHei" w:hAnsi="Sylfaen" w:cs="Microsoft YaHei"/>
+          <w:b/>
+          <w:bCs/>
+          <w:sz w:val="28"/>
+          <w:szCs w:val="28"/>
+          <w:lang w:val="hy-AM"/>
+        </w:rPr>
+        <w:lastRenderedPageBreak/>
+        <w:t>5</w:t>
+      </w:r>
+      <w:r>
+        <w:rPr>
+          <w:rFonts w:ascii="Sylfaen" w:eastAsia="Microsoft YaHei" w:hAnsi="Sylfaen" w:cs="Microsoft YaHei"/>
+          <w:b/>
+          <w:bCs/>
+          <w:sz w:val="28"/>
+          <w:szCs w:val="28"/>
+          <w:lang w:val="hy-AM"/>
+        </w:rPr>
+        <w:t>.</w:t>
+      </w:r>
+      <w:r>
+        <w:rPr>
+          <w:rFonts w:ascii="Sylfaen" w:eastAsia="Microsoft YaHei" w:hAnsi="Sylfaen" w:cs="Microsoft YaHei"/>
+          <w:b/>
+          <w:bCs/>
+          <w:sz w:val="28"/>
+          <w:szCs w:val="28"/>
+          <w:lang w:val="hy-AM"/>
+        </w:rPr>
+        <w:t>2</w:t>
+      </w:r>
+      <w:r>
+        <w:rPr>
+          <w:rFonts w:ascii="Sylfaen" w:eastAsia="Microsoft YaHei" w:hAnsi="Sylfaen" w:cs="Microsoft YaHei"/>
+          <w:b/>
+          <w:bCs/>
+          <w:sz w:val="28"/>
+          <w:szCs w:val="28"/>
+          <w:lang w:val="hy-AM"/>
+        </w:rPr>
+        <w:t>.</w:t>
+      </w:r>
+      <w:r>
+        <w:rPr>
+          <w:rFonts w:ascii="Sylfaen" w:eastAsia="Microsoft YaHei" w:hAnsi="Sylfaen" w:cs="Microsoft YaHei"/>
+          <w:b/>
+          <w:bCs/>
+          <w:sz w:val="28"/>
+          <w:szCs w:val="28"/>
+          <w:lang w:val="hy-AM"/>
+        </w:rPr>
+        <w:t xml:space="preserve">1 </w:t>
+      </w:r>
+      <w:r>
+        <w:rPr>
+          <w:rFonts w:ascii="Sylfaen" w:eastAsia="Times New Roman" w:hAnsi="Sylfaen" w:cs="Times New Roman"/>
+          <w:b/>
+          <w:bCs/>
+          <w:sz w:val="28"/>
+          <w:szCs w:val="28"/>
+          <w:lang w:val="hy-AM" w:eastAsia="ru-RU"/>
+        </w:rPr>
+        <w:t>Գնորդ</w:t>
+      </w:r>
+      <w:r>
+        <w:rPr>
+          <w:rFonts w:ascii="Sylfaen" w:eastAsia="Times New Roman" w:hAnsi="Sylfaen" w:cs="Times New Roman"/>
+          <w:sz w:val="24"/>
+          <w:szCs w:val="24"/>
+          <w:lang w:val="hy-AM" w:eastAsia="ru-RU"/>
+        </w:rPr>
+        <w:br/>
+      </w:r>
+      <w:r>
+        <w:rPr>
+          <w:rFonts w:ascii="Sylfaen" w:eastAsia="Times New Roman" w:hAnsi="Sylfaen" w:cs="Times New Roman"/>
+          <w:sz w:val="24"/>
+          <w:szCs w:val="24"/>
+          <w:lang w:val="hy-AM" w:eastAsia="ru-RU"/>
+        </w:rPr>
+        <w:br/>
+      </w:r>
+      <w:r>
+        <w:rPr>
+          <w:rFonts w:ascii="Sylfaen" w:eastAsia="Times New Roman" w:hAnsi="Sylfaen" w:cs="Times New Roman"/>
+          <w:sz w:val="24"/>
+          <w:szCs w:val="24"/>
+          <w:lang w:val="hy-AM" w:eastAsia="ru-RU"/>
+        </w:rPr>
+        <w:t xml:space="preserve">Սեղմելով համապատասխան </w:t>
+      </w:r>
+      <w:r>
+        <w:rPr>
+          <w:rFonts w:ascii="Sylfaen" w:eastAsia="Times New Roman" w:hAnsi="Sylfaen" w:cs="Times New Roman"/>
+          <w:sz w:val="24"/>
+          <w:szCs w:val="24"/>
+          <w:lang w:val="hy-AM" w:eastAsia="ru-RU"/>
+        </w:rPr>
+        <w:t>L</w:t>
+      </w:r>
+      <w:r>
+        <w:rPr>
+          <w:rFonts w:ascii="Sylfaen" w:eastAsia="Times New Roman" w:hAnsi="Sylfaen" w:cs="Times New Roman"/>
+          <w:sz w:val="24"/>
+          <w:szCs w:val="24"/>
+          <w:lang w:val="hy-AM" w:eastAsia="ru-RU"/>
+        </w:rPr>
+        <w:t xml:space="preserve">ogin սեղմակը՝ կբացվի փոքր պատուհան, որտեղ մենք կարող ենք </w:t>
+      </w:r>
+      <w:r>
+        <w:rPr>
+          <w:rFonts w:ascii="Sylfaen" w:eastAsia="Times New Roman" w:hAnsi="Sylfaen" w:cs="Times New Roman"/>
+          <w:sz w:val="24"/>
+          <w:szCs w:val="24"/>
+          <w:lang w:val="hy-AM" w:eastAsia="ru-RU"/>
+        </w:rPr>
+        <w:t>մուտք գործեք, կամ բացել մեր գնորդի անձնական էջը;</w:t>
+      </w:r>
+      <w:r>
+        <w:rPr>
+          <w:rFonts w:ascii="Sylfaen" w:eastAsia="Times New Roman" w:hAnsi="Sylfaen" w:cs="Times New Roman"/>
+          <w:sz w:val="24"/>
+          <w:szCs w:val="24"/>
+          <w:lang w:val="hy-AM" w:eastAsia="ru-RU"/>
+        </w:rPr>
+        <w:br/>
+      </w:r>
+    </w:p>
+    <w:p>
+      <w:pPr>
+        <w:rPr>
+          <w:rFonts w:ascii="Sylfaen" w:eastAsia="Microsoft YaHei" w:hAnsi="Sylfaen" w:cs="Microsoft YaHei"/>
+          <w:b/>
+          <w:sz w:val="36"/>
+          <w:szCs w:val="36"/>
+          <w:lang w:val="hy-AM" w:eastAsia="ru-RU"/>
+        </w:rPr>
+      </w:pPr>
+      <w:r>
+        <w:rPr>
+          <w:rFonts w:ascii="Sylfaen" w:eastAsia="Times New Roman" w:hAnsi="Sylfaen" w:cs="Times New Roman"/>
+          <w:b/>
+          <w:noProof/>
           <w:sz w:val="36"/>
           <w:szCs w:val="36"/>
           <w:lang w:val="af-ZA" w:eastAsia="ru-RU"/>
         </w:rPr>
-      </w:pPr>
-    </w:p>
-    <w:p>
-      <w:pPr>
-        <w:jc w:val="center"/>
+        <w:drawing>
+          <wp:inline distT="0" distB="0" distL="0" distR="0" wp14:anchorId="3C0EB242" wp14:editId="1F08F9F8">
+            <wp:extent cx="6172200" cy="3194685"/>
+            <wp:effectExtent l="0" t="0" r="0" b="5715"/>
+            <wp:docPr id="1896679767" name="Picture 1"/>
+            <wp:cNvGraphicFramePr>
+              <a:graphicFrameLocks xmlns:a="http://schemas.openxmlformats.org/drawingml/2006/main" noChangeAspect="1"/>
+            </wp:cNvGraphicFramePr>
+            <a:graphic xmlns:a="http://schemas.openxmlformats.org/drawingml/2006/main">
+              <a:graphicData uri="http://schemas.openxmlformats.org/drawingml/2006/picture">
+                <pic:pic xmlns:pic="http://schemas.openxmlformats.org/drawingml/2006/picture">
+                  <pic:nvPicPr>
+                    <pic:cNvPr id="1896679767" name=""/>
+                    <pic:cNvPicPr/>
+                  </pic:nvPicPr>
+                  <pic:blipFill>
+                    <a:blip r:embed="rId12"/>
+                    <a:stretch>
+                      <a:fillRect/>
+                    </a:stretch>
+                  </pic:blipFill>
+                  <pic:spPr>
+                    <a:xfrm>
+                      <a:off x="0" y="0"/>
+                      <a:ext cx="6172200" cy="3194685"/>
+                    </a:xfrm>
+                    <a:prstGeom prst="rect">
+                      <a:avLst/>
+                    </a:prstGeom>
+                  </pic:spPr>
+                </pic:pic>
+              </a:graphicData>
+            </a:graphic>
+          </wp:inline>
+        </w:drawing>
+      </w:r>
+      <w:r>
         <w:rPr>
           <w:rFonts w:ascii="Sylfaen" w:eastAsia="Times New Roman" w:hAnsi="Sylfaen" w:cs="Times New Roman"/>
           <w:b/>
@@ -6092,7 +6548,35 @@
           <w:szCs w:val="36"/>
           <w:lang w:val="af-ZA" w:eastAsia="ru-RU"/>
         </w:rPr>
-      </w:pPr>
+        <w:br/>
+      </w:r>
+      <w:r>
+        <w:rPr>
+          <w:rFonts w:ascii="Sylfaen" w:eastAsia="Times New Roman" w:hAnsi="Sylfaen" w:cs="Times New Roman"/>
+          <w:sz w:val="24"/>
+          <w:szCs w:val="24"/>
+          <w:lang w:val="hy-AM" w:eastAsia="ru-RU"/>
+        </w:rPr>
+        <w:t>Սեղմելով մուտք գործելուց ներքև՝ հարցից հետո գտնվող կոճակի վրա, մենք կանցնենք մուտքագրման ռեժիմից անձնական էջի բացման ռեժիմ</w:t>
+      </w:r>
+      <w:r>
+        <w:rPr>
+          <w:rFonts w:ascii="Microsoft YaHei" w:eastAsia="Microsoft YaHei" w:hAnsi="Microsoft YaHei" w:cs="Microsoft YaHei"/>
+          <w:sz w:val="24"/>
+          <w:szCs w:val="24"/>
+          <w:lang w:val="hy-AM" w:eastAsia="ru-RU"/>
+        </w:rPr>
+        <w:t xml:space="preserve">․ </w:t>
+      </w:r>
+      <w:r>
+        <w:rPr>
+          <w:rFonts w:ascii="Sylfaen" w:eastAsia="Microsoft YaHei" w:hAnsi="Sylfaen" w:cs="Microsoft YaHei"/>
+          <w:sz w:val="24"/>
+          <w:szCs w:val="24"/>
+          <w:lang w:val="hy-AM" w:eastAsia="ru-RU"/>
+        </w:rPr>
+        <w:t>ապա լրացնելով մեր անձնական տվյալները մենք կանցնենք հաջորդ փուլ։</w:t>
+      </w:r>
     </w:p>
     <w:p>
       <w:pPr>
@@ -6105,18 +6589,51 @@
           <w:lang w:val="af-ZA" w:eastAsia="ru-RU"/>
         </w:rPr>
       </w:pPr>
-    </w:p>
-    <w:p>
-      <w:pPr>
-        <w:jc w:val="center"/>
-        <w:rPr>
-          <w:rFonts w:ascii="Sylfaen" w:eastAsia="Times New Roman" w:hAnsi="Sylfaen" w:cs="Times New Roman"/>
-          <w:b/>
+      <w:r>
+        <w:rPr>
+          <w:rFonts w:ascii="Sylfaen" w:eastAsia="Times New Roman" w:hAnsi="Sylfaen" w:cs="Times New Roman"/>
+          <w:b/>
+          <w:noProof/>
           <w:sz w:val="36"/>
           <w:szCs w:val="36"/>
           <w:lang w:val="af-ZA" w:eastAsia="ru-RU"/>
         </w:rPr>
-      </w:pPr>
+        <w:drawing>
+          <wp:inline distT="0" distB="0" distL="0" distR="0" wp14:anchorId="19192F79" wp14:editId="3785A5A2">
+            <wp:extent cx="6172200" cy="3281045"/>
+            <wp:effectExtent l="0" t="0" r="0" b="0"/>
+            <wp:docPr id="1442798729" name="Picture 1"/>
+            <wp:cNvGraphicFramePr>
+              <a:graphicFrameLocks xmlns:a="http://schemas.openxmlformats.org/drawingml/2006/main" noChangeAspect="1"/>
+            </wp:cNvGraphicFramePr>
+            <a:graphic xmlns:a="http://schemas.openxmlformats.org/drawingml/2006/main">
+              <a:graphicData uri="http://schemas.openxmlformats.org/drawingml/2006/picture">
+                <pic:pic xmlns:pic="http://schemas.openxmlformats.org/drawingml/2006/picture">
+                  <pic:nvPicPr>
+                    <pic:cNvPr id="1442798729" name=""/>
+                    <pic:cNvPicPr/>
+                  </pic:nvPicPr>
+                  <pic:blipFill>
+                    <a:blip r:embed="rId13"/>
+                    <a:stretch>
+                      <a:fillRect/>
+                    </a:stretch>
+                  </pic:blipFill>
+                  <pic:spPr>
+                    <a:xfrm>
+                      <a:off x="0" y="0"/>
+                      <a:ext cx="6172200" cy="3281045"/>
+                    </a:xfrm>
+                    <a:prstGeom prst="rect">
+                      <a:avLst/>
+                    </a:prstGeom>
+                  </pic:spPr>
+                </pic:pic>
+              </a:graphicData>
+            </a:graphic>
+          </wp:inline>
+        </w:drawing>
+      </w:r>
     </w:p>
     <w:p>
       <w:pPr>
@@ -6129,18 +6646,52 @@
           <w:lang w:val="af-ZA" w:eastAsia="ru-RU"/>
         </w:rPr>
       </w:pPr>
-    </w:p>
-    <w:p>
-      <w:pPr>
-        <w:jc w:val="center"/>
-        <w:rPr>
-          <w:rFonts w:ascii="Sylfaen" w:eastAsia="Times New Roman" w:hAnsi="Sylfaen" w:cs="Times New Roman"/>
-          <w:b/>
+      <w:r>
+        <w:rPr>
+          <w:rFonts w:ascii="Sylfaen" w:eastAsia="Times New Roman" w:hAnsi="Sylfaen" w:cs="Times New Roman"/>
+          <w:b/>
+          <w:noProof/>
           <w:sz w:val="36"/>
           <w:szCs w:val="36"/>
           <w:lang w:val="af-ZA" w:eastAsia="ru-RU"/>
         </w:rPr>
-      </w:pPr>
+        <w:lastRenderedPageBreak/>
+        <w:drawing>
+          <wp:inline distT="0" distB="0" distL="0" distR="0" wp14:anchorId="0441FB02" wp14:editId="2BCEABAE">
+            <wp:extent cx="6172200" cy="3535045"/>
+            <wp:effectExtent l="0" t="0" r="0" b="8255"/>
+            <wp:docPr id="594515536" name="Picture 1"/>
+            <wp:cNvGraphicFramePr>
+              <a:graphicFrameLocks xmlns:a="http://schemas.openxmlformats.org/drawingml/2006/main" noChangeAspect="1"/>
+            </wp:cNvGraphicFramePr>
+            <a:graphic xmlns:a="http://schemas.openxmlformats.org/drawingml/2006/main">
+              <a:graphicData uri="http://schemas.openxmlformats.org/drawingml/2006/picture">
+                <pic:pic xmlns:pic="http://schemas.openxmlformats.org/drawingml/2006/picture">
+                  <pic:nvPicPr>
+                    <pic:cNvPr id="594515536" name=""/>
+                    <pic:cNvPicPr/>
+                  </pic:nvPicPr>
+                  <pic:blipFill>
+                    <a:blip r:embed="rId14"/>
+                    <a:stretch>
+                      <a:fillRect/>
+                    </a:stretch>
+                  </pic:blipFill>
+                  <pic:spPr>
+                    <a:xfrm>
+                      <a:off x="0" y="0"/>
+                      <a:ext cx="6172200" cy="3535045"/>
+                    </a:xfrm>
+                    <a:prstGeom prst="rect">
+                      <a:avLst/>
+                    </a:prstGeom>
+                  </pic:spPr>
+                </pic:pic>
+              </a:graphicData>
+            </a:graphic>
+          </wp:inline>
+        </w:drawing>
+      </w:r>
     </w:p>
     <w:p>
       <w:pPr>
@@ -6156,7 +6707,6 @@
     </w:p>
     <w:p>
       <w:pPr>
-        <w:jc w:val="center"/>
         <w:rPr>
           <w:rFonts w:ascii="Sylfaen" w:eastAsia="Times New Roman" w:hAnsi="Sylfaen" w:cs="Times New Roman"/>
           <w:b/>
@@ -6165,6 +6715,1052 @@
           <w:lang w:val="af-ZA" w:eastAsia="ru-RU"/>
         </w:rPr>
       </w:pPr>
+      <w:r>
+        <w:rPr>
+          <w:rFonts w:ascii="Sylfaen" w:eastAsia="Times New Roman" w:hAnsi="Sylfaen" w:cs="Times New Roman"/>
+          <w:sz w:val="24"/>
+          <w:szCs w:val="24"/>
+          <w:lang w:val="hy-AM" w:eastAsia="ru-RU"/>
+        </w:rPr>
+        <w:t xml:space="preserve">Այս փուլում պետք է ընտրել նկար անձնական էջի համար։ Սեղմելով նկարի ընտրման դաշտի վրա՝ կբացվի </w:t>
+      </w:r>
+      <w:r>
+        <w:rPr>
+          <w:rFonts w:ascii="Sylfaen" w:eastAsia="Times New Roman" w:hAnsi="Sylfaen" w:cs="Times New Roman"/>
+          <w:sz w:val="24"/>
+          <w:szCs w:val="24"/>
+          <w:lang w:val="hy-AM" w:eastAsia="ru-RU"/>
+        </w:rPr>
+        <w:t>մեր համակարգչի ֆայլային համակարգը և այնտեղից մենք կարող ենք ընտրել համապատասխան նկարը և ապա սեղմելով էջի պատրաստման սեղմակի վրա՝ մեր էջը պատրաստ կլինի։</w:t>
+      </w:r>
+    </w:p>
+    <w:p>
+      <w:pPr>
+        <w:rPr>
+          <w:rFonts w:ascii="Sylfaen" w:eastAsia="Times New Roman" w:hAnsi="Sylfaen" w:cs="Times New Roman"/>
+          <w:b/>
+          <w:sz w:val="36"/>
+          <w:szCs w:val="36"/>
+          <w:lang w:val="af-ZA" w:eastAsia="ru-RU"/>
+        </w:rPr>
+      </w:pPr>
+      <w:r>
+        <w:rPr>
+          <w:rFonts w:ascii="Sylfaen" w:eastAsia="Times New Roman" w:hAnsi="Sylfaen" w:cs="Times New Roman"/>
+          <w:b/>
+          <w:noProof/>
+          <w:sz w:val="36"/>
+          <w:szCs w:val="36"/>
+          <w:lang w:val="en-US" w:eastAsia="ru-RU"/>
+        </w:rPr>
+        <w:drawing>
+          <wp:inline distT="0" distB="0" distL="0" distR="0" wp14:anchorId="3223EAE4" wp14:editId="7D70C669">
+            <wp:extent cx="6172200" cy="2395855"/>
+            <wp:effectExtent l="0" t="0" r="0" b="4445"/>
+            <wp:docPr id="1209889147" name="Picture 1"/>
+            <wp:cNvGraphicFramePr>
+              <a:graphicFrameLocks xmlns:a="http://schemas.openxmlformats.org/drawingml/2006/main" noChangeAspect="1"/>
+            </wp:cNvGraphicFramePr>
+            <a:graphic xmlns:a="http://schemas.openxmlformats.org/drawingml/2006/main">
+              <a:graphicData uri="http://schemas.openxmlformats.org/drawingml/2006/picture">
+                <pic:pic xmlns:pic="http://schemas.openxmlformats.org/drawingml/2006/picture">
+                  <pic:nvPicPr>
+                    <pic:cNvPr id="1209889147" name=""/>
+                    <pic:cNvPicPr/>
+                  </pic:nvPicPr>
+                  <pic:blipFill>
+                    <a:blip r:embed="rId15"/>
+                    <a:stretch>
+                      <a:fillRect/>
+                    </a:stretch>
+                  </pic:blipFill>
+                  <pic:spPr>
+                    <a:xfrm>
+                      <a:off x="0" y="0"/>
+                      <a:ext cx="6172200" cy="2395855"/>
+                    </a:xfrm>
+                    <a:prstGeom prst="rect">
+                      <a:avLst/>
+                    </a:prstGeom>
+                  </pic:spPr>
+                </pic:pic>
+              </a:graphicData>
+            </a:graphic>
+          </wp:inline>
+        </w:drawing>
+      </w:r>
+      <w:r>
+        <w:rPr>
+          <w:rFonts w:ascii="Sylfaen" w:eastAsia="Times New Roman" w:hAnsi="Sylfaen" w:cs="Times New Roman"/>
+          <w:b/>
+          <w:sz w:val="36"/>
+          <w:szCs w:val="36"/>
+          <w:lang w:val="af-ZA" w:eastAsia="ru-RU"/>
+        </w:rPr>
+        <w:br/>
+      </w:r>
+      <w:r>
+        <w:rPr>
+          <w:rFonts w:ascii="Sylfaen" w:eastAsia="Times New Roman" w:hAnsi="Sylfaen" w:cs="Times New Roman"/>
+          <w:sz w:val="24"/>
+          <w:szCs w:val="24"/>
+          <w:lang w:val="hy-AM" w:eastAsia="ru-RU"/>
+        </w:rPr>
+        <w:t>Անձնական էջը պատրաստելուց հետո դուք կարող եք հարցումը հաջողությամբ ուղարկել, որի մասին ձեզ կհուշի վերևում հայտնվող նամակը և սեղմակի</w:t>
+      </w:r>
+      <w:r>
+        <w:rPr>
+          <w:rFonts w:ascii="Sylfaen" w:eastAsia="Times New Roman" w:hAnsi="Sylfaen" w:cs="Times New Roman"/>
+          <w:sz w:val="24"/>
+          <w:szCs w:val="24"/>
+          <w:lang w:val="hy-AM" w:eastAsia="ru-RU"/>
+        </w:rPr>
+        <w:t xml:space="preserve"> </w:t>
+      </w:r>
+      <w:r>
+        <w:rPr>
+          <w:rFonts w:ascii="Sylfaen" w:eastAsia="Times New Roman" w:hAnsi="Sylfaen" w:cs="Times New Roman"/>
+          <w:sz w:val="24"/>
+          <w:szCs w:val="24"/>
+          <w:lang w:val="hy-AM" w:eastAsia="ru-RU"/>
+        </w:rPr>
+        <w:t>փոփոխությունը։</w:t>
+      </w:r>
+      <w:r>
+        <w:rPr>
+          <w:rFonts w:ascii="Sylfaen" w:eastAsia="Times New Roman" w:hAnsi="Sylfaen" w:cs="Times New Roman"/>
+          <w:sz w:val="24"/>
+          <w:szCs w:val="24"/>
+          <w:lang w:val="hy-AM" w:eastAsia="ru-RU"/>
+        </w:rPr>
+        <w:br/>
+      </w:r>
+    </w:p>
+    <w:p>
+      <w:pPr>
+        <w:jc w:val="both"/>
+        <w:rPr>
+          <w:rFonts w:ascii="Sylfaen" w:eastAsia="Times New Roman" w:hAnsi="Sylfaen" w:cs="Times New Roman"/>
+          <w:sz w:val="24"/>
+          <w:szCs w:val="24"/>
+          <w:lang w:val="hy-AM" w:eastAsia="ru-RU"/>
+        </w:rPr>
+      </w:pPr>
+      <w:r>
+        <w:rPr>
+          <w:b/>
+          <w:noProof/>
+          <w:sz w:val="36"/>
+          <w:szCs w:val="36"/>
+          <w:lang w:val="af-ZA" w:eastAsia="ru-RU"/>
+        </w:rPr>
+        <w:lastRenderedPageBreak/>
+        <w:drawing>
+          <wp:inline distT="0" distB="0" distL="0" distR="0" wp14:anchorId="413C0C80" wp14:editId="310A1916">
+            <wp:extent cx="6172200" cy="1546225"/>
+            <wp:effectExtent l="0" t="0" r="0" b="0"/>
+            <wp:docPr id="2131124767" name="Picture 1"/>
+            <wp:cNvGraphicFramePr>
+              <a:graphicFrameLocks xmlns:a="http://schemas.openxmlformats.org/drawingml/2006/main" noChangeAspect="1"/>
+            </wp:cNvGraphicFramePr>
+            <a:graphic xmlns:a="http://schemas.openxmlformats.org/drawingml/2006/main">
+              <a:graphicData uri="http://schemas.openxmlformats.org/drawingml/2006/picture">
+                <pic:pic xmlns:pic="http://schemas.openxmlformats.org/drawingml/2006/picture">
+                  <pic:nvPicPr>
+                    <pic:cNvPr id="2131124767" name=""/>
+                    <pic:cNvPicPr/>
+                  </pic:nvPicPr>
+                  <pic:blipFill>
+                    <a:blip r:embed="rId16"/>
+                    <a:stretch>
+                      <a:fillRect/>
+                    </a:stretch>
+                  </pic:blipFill>
+                  <pic:spPr>
+                    <a:xfrm>
+                      <a:off x="0" y="0"/>
+                      <a:ext cx="6172200" cy="1546225"/>
+                    </a:xfrm>
+                    <a:prstGeom prst="rect">
+                      <a:avLst/>
+                    </a:prstGeom>
+                  </pic:spPr>
+                </pic:pic>
+              </a:graphicData>
+            </a:graphic>
+          </wp:inline>
+        </w:drawing>
+      </w:r>
+      <w:r>
+        <w:rPr>
+          <w:rFonts w:ascii="Sylfaen" w:eastAsia="Times New Roman" w:hAnsi="Sylfaen" w:cs="Times New Roman"/>
+          <w:b/>
+          <w:sz w:val="36"/>
+          <w:szCs w:val="36"/>
+          <w:lang w:val="af-ZA" w:eastAsia="ru-RU"/>
+        </w:rPr>
+        <w:br/>
+      </w:r>
+      <w:r>
+        <w:rPr>
+          <w:rFonts w:ascii="Sylfaen" w:eastAsia="Times New Roman" w:hAnsi="Sylfaen" w:cs="Times New Roman"/>
+          <w:sz w:val="24"/>
+          <w:szCs w:val="24"/>
+          <w:lang w:val="hy-AM" w:eastAsia="ru-RU"/>
+        </w:rPr>
+        <w:t xml:space="preserve"> </w:t>
+      </w:r>
+      <w:r>
+        <w:rPr>
+          <w:rFonts w:ascii="Sylfaen" w:eastAsia="Times New Roman" w:hAnsi="Sylfaen" w:cs="Times New Roman"/>
+          <w:sz w:val="24"/>
+          <w:szCs w:val="24"/>
+          <w:lang w:val="hy-AM" w:eastAsia="ru-RU"/>
+        </w:rPr>
+        <w:t xml:space="preserve">Մուտք գործելով գնորդի </w:t>
+      </w:r>
+      <w:r>
+        <w:rPr>
+          <w:rFonts w:ascii="Sylfaen" w:eastAsia="Times New Roman" w:hAnsi="Sylfaen" w:cs="Times New Roman"/>
+          <w:sz w:val="24"/>
+          <w:szCs w:val="24"/>
+          <w:lang w:val="hy-AM" w:eastAsia="ru-RU"/>
+        </w:rPr>
+        <w:t xml:space="preserve">հարցումների էջ, </w:t>
+      </w:r>
+      <w:r>
+        <w:rPr>
+          <w:rFonts w:ascii="Sylfaen" w:eastAsia="Times New Roman" w:hAnsi="Sylfaen" w:cs="Times New Roman"/>
+          <w:sz w:val="24"/>
+          <w:szCs w:val="24"/>
+          <w:lang w:val="af-ZA" w:eastAsia="ru-RU"/>
+        </w:rPr>
+        <w:t>(My Inquiries)</w:t>
+      </w:r>
+      <w:r>
+        <w:rPr>
+          <w:rFonts w:ascii="Sylfaen" w:eastAsia="Times New Roman" w:hAnsi="Sylfaen" w:cs="Times New Roman"/>
+          <w:sz w:val="24"/>
+          <w:szCs w:val="24"/>
+          <w:lang w:val="hy-AM" w:eastAsia="ru-RU"/>
+        </w:rPr>
+        <w:t xml:space="preserve"> մենք կտեսնենք նրա ներկայիս հարցումները և ինֆորմացիա դրանց մասին՝ թե ում է ուղղված, ինչ ավտոմեքենայի վերաբերյալ է, հարցումն ուղարկելու ժամը, պատասխանը և այլն։</w:t>
+      </w:r>
+    </w:p>
+    <w:p>
+      <w:pPr>
+        <w:jc w:val="both"/>
+        <w:rPr>
+          <w:rFonts w:ascii="Sylfaen" w:eastAsia="Times New Roman" w:hAnsi="Sylfaen" w:cs="Times New Roman"/>
+          <w:sz w:val="24"/>
+          <w:szCs w:val="24"/>
+          <w:lang w:val="hy-AM" w:eastAsia="ru-RU"/>
+        </w:rPr>
+      </w:pPr>
+    </w:p>
+    <w:p>
+      <w:pPr>
+        <w:rPr>
+          <w:rFonts w:ascii="Sylfaen" w:eastAsia="Times New Roman" w:hAnsi="Sylfaen" w:cs="Times New Roman"/>
+          <w:b/>
+          <w:bCs/>
+          <w:sz w:val="28"/>
+          <w:szCs w:val="28"/>
+          <w:lang w:val="hy-AM" w:eastAsia="ru-RU"/>
+        </w:rPr>
+      </w:pPr>
+      <w:r>
+        <w:rPr>
+          <w:rFonts w:ascii="Sylfaen" w:eastAsia="Times New Roman" w:hAnsi="Sylfaen" w:cs="Times New Roman"/>
+          <w:sz w:val="24"/>
+          <w:szCs w:val="24"/>
+          <w:lang w:val="hy-AM" w:eastAsia="ru-RU"/>
+        </w:rPr>
+        <w:br/>
+      </w:r>
+      <w:r>
+        <w:rPr>
+          <w:rFonts w:ascii="Sylfaen" w:eastAsia="Microsoft YaHei" w:hAnsi="Sylfaen" w:cs="Microsoft YaHei"/>
+          <w:b/>
+          <w:bCs/>
+          <w:sz w:val="28"/>
+          <w:szCs w:val="28"/>
+          <w:lang w:val="hy-AM"/>
+        </w:rPr>
+        <w:t xml:space="preserve">5.2.2 </w:t>
+      </w:r>
+      <w:r>
+        <w:rPr>
+          <w:rFonts w:ascii="Sylfaen" w:eastAsia="Times New Roman" w:hAnsi="Sylfaen" w:cs="Times New Roman"/>
+          <w:b/>
+          <w:bCs/>
+          <w:sz w:val="28"/>
+          <w:szCs w:val="28"/>
+          <w:lang w:val="hy-AM" w:eastAsia="ru-RU"/>
+        </w:rPr>
+        <w:t>Վաճառող</w:t>
+      </w:r>
+    </w:p>
+    <w:p>
+      <w:pPr>
+        <w:rPr>
+          <w:rFonts w:ascii="Sylfaen" w:eastAsia="Times New Roman" w:hAnsi="Sylfaen" w:cs="Times New Roman"/>
+          <w:sz w:val="24"/>
+          <w:szCs w:val="24"/>
+          <w:lang w:val="hy-AM" w:eastAsia="ru-RU"/>
+        </w:rPr>
+      </w:pPr>
+      <w:r>
+        <w:rPr>
+          <w:rFonts w:ascii="Sylfaen" w:eastAsia="Times New Roman" w:hAnsi="Sylfaen" w:cs="Times New Roman"/>
+          <w:sz w:val="24"/>
+          <w:szCs w:val="24"/>
+          <w:lang w:val="hy-AM" w:eastAsia="ru-RU"/>
+        </w:rPr>
+        <w:br/>
+      </w:r>
+      <w:r>
+        <w:rPr>
+          <w:rFonts w:ascii="Sylfaen" w:eastAsia="Times New Roman" w:hAnsi="Sylfaen" w:cs="Times New Roman"/>
+          <w:sz w:val="24"/>
+          <w:szCs w:val="24"/>
+          <w:lang w:val="hy-AM" w:eastAsia="ru-RU"/>
+        </w:rPr>
+        <w:t>Վաճառողի մուտքը, կամ էջի ստեղծումը տարբերվում է միայն նրանով, որ երբ մենք սեղմում ենք Seller Login-ի վրա, և ապա լրացնելուց հետո ուղարկում ենք հարցումը, օգտատերը գրանցվում է տվյալների բազայում որպես վաճառող, նրա role դաշդում գրանցվում է seller, իսկ սովորական Login-ի դեպքում կգրանցվեր buyer, և այդպես կտարբերակվեն օգտատերերը, գտնվելով նույն՝ Users խմբի մեջ, այլ ոչ թե առանձին խմբերում։</w:t>
+      </w:r>
+      <w:r>
+        <w:rPr>
+          <w:rFonts w:ascii="Sylfaen" w:eastAsia="Times New Roman" w:hAnsi="Sylfaen" w:cs="Times New Roman"/>
+          <w:sz w:val="24"/>
+          <w:szCs w:val="24"/>
+          <w:lang w:val="hy-AM" w:eastAsia="ru-RU"/>
+        </w:rPr>
+        <w:br/>
+      </w:r>
+      <w:r>
+        <w:rPr>
+          <w:rFonts w:ascii="Sylfaen" w:eastAsia="Times New Roman" w:hAnsi="Sylfaen" w:cs="Times New Roman"/>
+          <w:sz w:val="24"/>
+          <w:szCs w:val="24"/>
+          <w:lang w:val="hy-AM" w:eastAsia="ru-RU"/>
+        </w:rPr>
+        <w:br/>
+        <w:t>Մուտք Գործելով վաճառողի էջ, առաջինը կբացվի Dashboard էջը, ձախ կողմում կան 3 ենթաէջերի կոճակներ։</w:t>
+      </w:r>
+    </w:p>
+    <w:p>
+      <w:pPr>
+        <w:rPr>
+          <w:rFonts w:ascii="Sylfaen" w:eastAsia="Times New Roman" w:hAnsi="Sylfaen" w:cs="Times New Roman"/>
+          <w:sz w:val="24"/>
+          <w:szCs w:val="24"/>
+          <w:lang w:val="hy-AM" w:eastAsia="ru-RU"/>
+        </w:rPr>
+      </w:pPr>
+    </w:p>
+    <w:p>
+      <w:pPr>
+        <w:pStyle w:val="ListParagraph"/>
+        <w:numPr>
+          <w:ilvl w:val="0"/>
+          <w:numId w:val="93"/>
+        </w:numPr>
+        <w:rPr>
+          <w:rFonts w:ascii="Sylfaen" w:eastAsia="Times New Roman" w:hAnsi="Sylfaen" w:cs="Times New Roman"/>
+          <w:sz w:val="24"/>
+          <w:szCs w:val="24"/>
+          <w:lang w:val="hy-AM" w:eastAsia="ru-RU"/>
+        </w:rPr>
+      </w:pPr>
+      <w:r>
+        <w:rPr>
+          <w:rFonts w:ascii="Sylfaen" w:eastAsia="Times New Roman" w:hAnsi="Sylfaen" w:cs="Times New Roman"/>
+          <w:b/>
+          <w:bCs/>
+          <w:sz w:val="24"/>
+          <w:szCs w:val="24"/>
+          <w:lang w:val="hy-AM" w:eastAsia="ru-RU"/>
+        </w:rPr>
+        <w:t>Add Your Cars</w:t>
+      </w:r>
+      <w:r>
+        <w:rPr>
+          <w:rFonts w:ascii="Sylfaen" w:eastAsia="Times New Roman" w:hAnsi="Sylfaen" w:cs="Times New Roman"/>
+          <w:sz w:val="24"/>
+          <w:szCs w:val="24"/>
+          <w:lang w:val="hy-AM" w:eastAsia="ru-RU"/>
+        </w:rPr>
+        <w:t xml:space="preserve"> - Ավտոմեքենայի հայտարարություն ներմուծելու համար</w:t>
+      </w:r>
+    </w:p>
+    <w:p>
+      <w:pPr>
+        <w:pStyle w:val="ListParagraph"/>
+        <w:numPr>
+          <w:ilvl w:val="0"/>
+          <w:numId w:val="93"/>
+        </w:numPr>
+        <w:rPr>
+          <w:rFonts w:ascii="Sylfaen" w:eastAsia="Times New Roman" w:hAnsi="Sylfaen" w:cs="Times New Roman"/>
+          <w:sz w:val="24"/>
+          <w:szCs w:val="24"/>
+          <w:lang w:val="hy-AM" w:eastAsia="ru-RU"/>
+        </w:rPr>
+      </w:pPr>
+      <w:r>
+        <w:rPr>
+          <w:rFonts w:ascii="Sylfaen" w:eastAsia="Times New Roman" w:hAnsi="Sylfaen" w:cs="Times New Roman"/>
+          <w:b/>
+          <w:bCs/>
+          <w:sz w:val="24"/>
+          <w:szCs w:val="24"/>
+          <w:lang w:val="hy-AM" w:eastAsia="ru-RU"/>
+        </w:rPr>
+        <w:t>Manage Cars</w:t>
+      </w:r>
+      <w:r>
+        <w:rPr>
+          <w:rFonts w:ascii="Sylfaen" w:eastAsia="Times New Roman" w:hAnsi="Sylfaen" w:cs="Times New Roman"/>
+          <w:sz w:val="24"/>
+          <w:szCs w:val="24"/>
+          <w:lang w:val="hy-AM" w:eastAsia="ru-RU"/>
+        </w:rPr>
+        <w:t xml:space="preserve"> – Ավտոմեքենայի հայտարարություն տեղադրելու համար</w:t>
+      </w:r>
+    </w:p>
+    <w:p>
+      <w:pPr>
+        <w:pStyle w:val="ListParagraph"/>
+        <w:numPr>
+          <w:ilvl w:val="0"/>
+          <w:numId w:val="93"/>
+        </w:numPr>
+        <w:rPr>
+          <w:rFonts w:ascii="Sylfaen" w:eastAsia="Times New Roman" w:hAnsi="Sylfaen" w:cs="Times New Roman"/>
+          <w:sz w:val="24"/>
+          <w:szCs w:val="24"/>
+          <w:lang w:val="hy-AM" w:eastAsia="ru-RU"/>
+        </w:rPr>
+      </w:pPr>
+      <w:r>
+        <w:rPr>
+          <w:rFonts w:ascii="Sylfaen" w:eastAsia="Times New Roman" w:hAnsi="Sylfaen" w:cs="Times New Roman"/>
+          <w:b/>
+          <w:bCs/>
+          <w:sz w:val="24"/>
+          <w:szCs w:val="24"/>
+          <w:lang w:val="hy-AM" w:eastAsia="ru-RU"/>
+        </w:rPr>
+        <w:t>View Applications</w:t>
+      </w:r>
+      <w:r>
+        <w:rPr>
+          <w:rFonts w:ascii="Sylfaen" w:eastAsia="Times New Roman" w:hAnsi="Sylfaen" w:cs="Times New Roman"/>
+          <w:sz w:val="24"/>
+          <w:szCs w:val="24"/>
+          <w:lang w:val="hy-AM" w:eastAsia="ru-RU"/>
+        </w:rPr>
+        <w:t xml:space="preserve"> – Գնորդներից եկած հարցումները տեսնելու և պատասխանելու համար</w:t>
+      </w:r>
+      <w:r>
+        <w:rPr>
+          <w:rFonts w:ascii="Sylfaen" w:eastAsia="Times New Roman" w:hAnsi="Sylfaen" w:cs="Times New Roman"/>
+          <w:sz w:val="24"/>
+          <w:szCs w:val="24"/>
+          <w:lang w:val="hy-AM" w:eastAsia="ru-RU"/>
+        </w:rPr>
+        <w:br/>
+      </w:r>
+      <w:r>
+        <w:rPr>
+          <w:rFonts w:ascii="Sylfaen" w:eastAsia="Times New Roman" w:hAnsi="Sylfaen" w:cs="Times New Roman"/>
+          <w:sz w:val="24"/>
+          <w:szCs w:val="24"/>
+          <w:lang w:val="hy-AM" w:eastAsia="ru-RU"/>
+        </w:rPr>
+        <w:br/>
+      </w:r>
+      <w:r>
+        <w:rPr>
+          <w:lang w:val="hy-AM" w:eastAsia="ru-RU"/>
+        </w:rPr>
+        <w:lastRenderedPageBreak/>
+        <w:drawing>
+          <wp:inline distT="0" distB="0" distL="0" distR="0" wp14:anchorId="0812677A" wp14:editId="6B73CD9E">
+            <wp:extent cx="6172200" cy="2117090"/>
+            <wp:effectExtent l="0" t="0" r="0" b="0"/>
+            <wp:docPr id="1308055029" name="Picture 1"/>
+            <wp:cNvGraphicFramePr>
+              <a:graphicFrameLocks xmlns:a="http://schemas.openxmlformats.org/drawingml/2006/main" noChangeAspect="1"/>
+            </wp:cNvGraphicFramePr>
+            <a:graphic xmlns:a="http://schemas.openxmlformats.org/drawingml/2006/main">
+              <a:graphicData uri="http://schemas.openxmlformats.org/drawingml/2006/picture">
+                <pic:pic xmlns:pic="http://schemas.openxmlformats.org/drawingml/2006/picture">
+                  <pic:nvPicPr>
+                    <pic:cNvPr id="1308055029" name=""/>
+                    <pic:cNvPicPr/>
+                  </pic:nvPicPr>
+                  <pic:blipFill>
+                    <a:blip r:embed="rId17"/>
+                    <a:stretch>
+                      <a:fillRect/>
+                    </a:stretch>
+                  </pic:blipFill>
+                  <pic:spPr>
+                    <a:xfrm>
+                      <a:off x="0" y="0"/>
+                      <a:ext cx="6172200" cy="2117090"/>
+                    </a:xfrm>
+                    <a:prstGeom prst="rect">
+                      <a:avLst/>
+                    </a:prstGeom>
+                  </pic:spPr>
+                </pic:pic>
+              </a:graphicData>
+            </a:graphic>
+          </wp:inline>
+        </w:drawing>
+      </w:r>
+      <w:r>
+        <w:rPr>
+          <w:rFonts w:ascii="Sylfaen" w:eastAsia="Times New Roman" w:hAnsi="Sylfaen" w:cs="Times New Roman"/>
+          <w:sz w:val="24"/>
+          <w:szCs w:val="24"/>
+          <w:lang w:val="hy-AM" w:eastAsia="ru-RU"/>
+        </w:rPr>
+        <w:br/>
+      </w:r>
+    </w:p>
+    <w:p>
+      <w:pPr>
+        <w:pStyle w:val="ListParagraph"/>
+        <w:rPr>
+          <w:rFonts w:ascii="Microsoft YaHei" w:eastAsia="Microsoft YaHei" w:hAnsi="Microsoft YaHei" w:cs="Microsoft YaHei"/>
+          <w:sz w:val="24"/>
+          <w:szCs w:val="24"/>
+          <w:lang w:val="hy-AM" w:eastAsia="ru-RU"/>
+        </w:rPr>
+      </w:pPr>
+      <w:r>
+        <w:rPr>
+          <w:rFonts w:ascii="Sylfaen" w:eastAsia="Times New Roman" w:hAnsi="Sylfaen" w:cs="Times New Roman"/>
+          <w:sz w:val="24"/>
+          <w:szCs w:val="24"/>
+          <w:lang w:val="hy-AM" w:eastAsia="ru-RU"/>
+        </w:rPr>
+        <w:br/>
+      </w:r>
+      <w:r>
+        <w:rPr>
+          <w:rFonts w:ascii="Sylfaen" w:eastAsia="Times New Roman" w:hAnsi="Sylfaen" w:cs="Times New Roman"/>
+          <w:sz w:val="24"/>
+          <w:szCs w:val="24"/>
+          <w:lang w:val="hy-AM" w:eastAsia="ru-RU"/>
+        </w:rPr>
+        <w:t>Հայտարարություններ ավելացնելու էջում կան բազմաթիվ դաշտեր, և նկար ավելացնելու տարածք։ Համապատասխան դաշտերը ճիշտ լրացնելուց հետո սեղմելով ներքևում գտնվող կոճակի վրա հայտարարությունը կտեղադրվի։</w:t>
+      </w:r>
+      <w:r>
+        <w:rPr>
+          <w:rFonts w:ascii="Sylfaen" w:eastAsia="Times New Roman" w:hAnsi="Sylfaen" w:cs="Times New Roman"/>
+          <w:sz w:val="24"/>
+          <w:szCs w:val="24"/>
+          <w:lang w:val="hy-AM" w:eastAsia="ru-RU"/>
+        </w:rPr>
+        <w:br/>
+      </w:r>
+      <w:r>
+        <w:rPr>
+          <w:rFonts w:ascii="Sylfaen" w:eastAsia="Times New Roman" w:hAnsi="Sylfaen" w:cs="Times New Roman"/>
+          <w:sz w:val="24"/>
+          <w:szCs w:val="24"/>
+          <w:lang w:val="hy-AM" w:eastAsia="ru-RU"/>
+        </w:rPr>
+        <w:br/>
+        <w:t xml:space="preserve">Տեղադրված հայտարարությունները դիտելու և փոփոխություններ կատարելու համար, պետք է մուտք գործել </w:t>
+      </w:r>
+      <w:r>
+        <w:rPr>
+          <w:rFonts w:ascii="Sylfaen" w:eastAsia="Times New Roman" w:hAnsi="Sylfaen" w:cs="Times New Roman"/>
+          <w:sz w:val="24"/>
+          <w:szCs w:val="24"/>
+          <w:lang w:val="hy-AM" w:eastAsia="ru-RU"/>
+        </w:rPr>
+        <w:t>M</w:t>
+      </w:r>
+      <w:r>
+        <w:rPr>
+          <w:rFonts w:ascii="Sylfaen" w:eastAsia="Times New Roman" w:hAnsi="Sylfaen" w:cs="Times New Roman"/>
+          <w:sz w:val="24"/>
+          <w:szCs w:val="24"/>
+          <w:lang w:val="hy-AM" w:eastAsia="ru-RU"/>
+        </w:rPr>
+        <w:t>anage Cars էջ։</w:t>
+      </w:r>
+      <w:r>
+        <w:rPr>
+          <w:rFonts w:ascii="Sylfaen" w:eastAsia="Times New Roman" w:hAnsi="Sylfaen" w:cs="Times New Roman"/>
+          <w:sz w:val="24"/>
+          <w:szCs w:val="24"/>
+          <w:lang w:val="hy-AM" w:eastAsia="ru-RU"/>
+        </w:rPr>
+        <w:br/>
+      </w:r>
+      <w:r>
+        <w:rPr>
+          <w:rFonts w:ascii="Sylfaen" w:eastAsia="Times New Roman" w:hAnsi="Sylfaen" w:cs="Times New Roman"/>
+          <w:sz w:val="24"/>
+          <w:szCs w:val="24"/>
+          <w:lang w:val="hy-AM" w:eastAsia="ru-RU"/>
+        </w:rPr>
+        <w:drawing>
+          <wp:inline distT="0" distB="0" distL="0" distR="0" wp14:anchorId="6B24297A" wp14:editId="3B646FF0">
+            <wp:extent cx="6172200" cy="2455545"/>
+            <wp:effectExtent l="0" t="0" r="0" b="1905"/>
+            <wp:docPr id="1703602198" name="Picture 1"/>
+            <wp:cNvGraphicFramePr>
+              <a:graphicFrameLocks xmlns:a="http://schemas.openxmlformats.org/drawingml/2006/main" noChangeAspect="1"/>
+            </wp:cNvGraphicFramePr>
+            <a:graphic xmlns:a="http://schemas.openxmlformats.org/drawingml/2006/main">
+              <a:graphicData uri="http://schemas.openxmlformats.org/drawingml/2006/picture">
+                <pic:pic xmlns:pic="http://schemas.openxmlformats.org/drawingml/2006/picture">
+                  <pic:nvPicPr>
+                    <pic:cNvPr id="1703602198" name=""/>
+                    <pic:cNvPicPr/>
+                  </pic:nvPicPr>
+                  <pic:blipFill>
+                    <a:blip r:embed="rId18"/>
+                    <a:stretch>
+                      <a:fillRect/>
+                    </a:stretch>
+                  </pic:blipFill>
+                  <pic:spPr>
+                    <a:xfrm>
+                      <a:off x="0" y="0"/>
+                      <a:ext cx="6172200" cy="2455545"/>
+                    </a:xfrm>
+                    <a:prstGeom prst="rect">
+                      <a:avLst/>
+                    </a:prstGeom>
+                  </pic:spPr>
+                </pic:pic>
+              </a:graphicData>
+            </a:graphic>
+          </wp:inline>
+        </w:drawing>
+      </w:r>
+      <w:r>
+        <w:rPr>
+          <w:rFonts w:ascii="Sylfaen" w:eastAsia="Times New Roman" w:hAnsi="Sylfaen" w:cs="Times New Roman"/>
+          <w:sz w:val="24"/>
+          <w:szCs w:val="24"/>
+          <w:lang w:val="hy-AM" w:eastAsia="ru-RU"/>
+        </w:rPr>
+        <w:br/>
+      </w:r>
+      <w:r>
+        <w:rPr>
+          <w:rFonts w:ascii="Sylfaen" w:eastAsia="Times New Roman" w:hAnsi="Sylfaen" w:cs="Times New Roman"/>
+          <w:sz w:val="24"/>
+          <w:szCs w:val="24"/>
+          <w:lang w:val="hy-AM" w:eastAsia="ru-RU"/>
+        </w:rPr>
+        <w:t xml:space="preserve">Այստեղ ցույց կտրվեն վաճառողի տեղադրած հայտարարություննեը, </w:t>
+      </w:r>
+      <w:r>
+        <w:rPr>
+          <w:rFonts w:ascii="Sylfaen" w:eastAsia="Times New Roman" w:hAnsi="Sylfaen" w:cs="Times New Roman"/>
+          <w:sz w:val="24"/>
+          <w:szCs w:val="24"/>
+          <w:lang w:val="hy-AM" w:eastAsia="ru-RU"/>
+        </w:rPr>
+        <w:t xml:space="preserve">տեղադրման ամսաթիվը, դիմորդների քանակը, և կարելի է փոխել տեսանելիությունը՝ </w:t>
+      </w:r>
+      <w:r>
+        <w:rPr>
+          <w:rFonts w:ascii="Sylfaen" w:eastAsia="Times New Roman" w:hAnsi="Sylfaen" w:cs="Times New Roman"/>
+          <w:sz w:val="24"/>
+          <w:szCs w:val="24"/>
+          <w:lang w:val="hy-AM" w:eastAsia="ru-RU"/>
+        </w:rPr>
+        <w:t>V</w:t>
+      </w:r>
+      <w:r>
+        <w:rPr>
+          <w:rFonts w:ascii="Sylfaen" w:eastAsia="Times New Roman" w:hAnsi="Sylfaen" w:cs="Times New Roman"/>
+          <w:sz w:val="24"/>
+          <w:szCs w:val="24"/>
+          <w:lang w:val="hy-AM" w:eastAsia="ru-RU"/>
+        </w:rPr>
+        <w:t>isible դաշտում եթե անջատենք տեսանելիությունը, հայտարարությունը չի ցուցադրվի հարթակում։</w:t>
+      </w:r>
+      <w:r>
+        <w:rPr>
+          <w:rFonts w:ascii="Sylfaen" w:eastAsia="Times New Roman" w:hAnsi="Sylfaen" w:cs="Times New Roman"/>
+          <w:sz w:val="24"/>
+          <w:szCs w:val="24"/>
+          <w:lang w:val="hy-AM" w:eastAsia="ru-RU"/>
+        </w:rPr>
+        <w:br/>
+      </w:r>
+      <w:r>
+        <w:rPr>
+          <w:rFonts w:ascii="Sylfaen" w:eastAsia="Times New Roman" w:hAnsi="Sylfaen" w:cs="Times New Roman"/>
+          <w:sz w:val="24"/>
+          <w:szCs w:val="24"/>
+          <w:lang w:val="hy-AM" w:eastAsia="ru-RU"/>
+        </w:rPr>
+        <w:lastRenderedPageBreak/>
+        <w:drawing>
+          <wp:inline distT="0" distB="0" distL="0" distR="0" wp14:anchorId="507FC6E5" wp14:editId="0FAFA538">
+            <wp:extent cx="6172200" cy="2037715"/>
+            <wp:effectExtent l="0" t="0" r="0" b="635"/>
+            <wp:docPr id="1625168463" name="Picture 1"/>
+            <wp:cNvGraphicFramePr>
+              <a:graphicFrameLocks xmlns:a="http://schemas.openxmlformats.org/drawingml/2006/main" noChangeAspect="1"/>
+            </wp:cNvGraphicFramePr>
+            <a:graphic xmlns:a="http://schemas.openxmlformats.org/drawingml/2006/main">
+              <a:graphicData uri="http://schemas.openxmlformats.org/drawingml/2006/picture">
+                <pic:pic xmlns:pic="http://schemas.openxmlformats.org/drawingml/2006/picture">
+                  <pic:nvPicPr>
+                    <pic:cNvPr id="1625168463" name=""/>
+                    <pic:cNvPicPr/>
+                  </pic:nvPicPr>
+                  <pic:blipFill>
+                    <a:blip r:embed="rId19"/>
+                    <a:stretch>
+                      <a:fillRect/>
+                    </a:stretch>
+                  </pic:blipFill>
+                  <pic:spPr>
+                    <a:xfrm>
+                      <a:off x="0" y="0"/>
+                      <a:ext cx="6172200" cy="2037715"/>
+                    </a:xfrm>
+                    <a:prstGeom prst="rect">
+                      <a:avLst/>
+                    </a:prstGeom>
+                  </pic:spPr>
+                </pic:pic>
+              </a:graphicData>
+            </a:graphic>
+          </wp:inline>
+        </w:drawing>
+      </w:r>
+      <w:r>
+        <w:rPr>
+          <w:rFonts w:ascii="Sylfaen" w:eastAsia="Times New Roman" w:hAnsi="Sylfaen" w:cs="Times New Roman"/>
+          <w:sz w:val="24"/>
+          <w:szCs w:val="24"/>
+          <w:lang w:val="hy-AM" w:eastAsia="ru-RU"/>
+        </w:rPr>
+        <w:br/>
+      </w:r>
+      <w:r>
+        <w:rPr>
+          <w:rFonts w:ascii="Sylfaen" w:eastAsia="Times New Roman" w:hAnsi="Sylfaen" w:cs="Times New Roman"/>
+          <w:sz w:val="24"/>
+          <w:szCs w:val="24"/>
+          <w:lang w:val="hy-AM" w:eastAsia="ru-RU"/>
+        </w:rPr>
+        <w:t xml:space="preserve">Հայտարարությունների դիմորդներին տեսնելու և պատասխանելու համար պետք է մուտք գործել </w:t>
+      </w:r>
+      <w:r>
+        <w:rPr>
+          <w:rFonts w:ascii="Sylfaen" w:eastAsia="Times New Roman" w:hAnsi="Sylfaen" w:cs="Times New Roman"/>
+          <w:sz w:val="24"/>
+          <w:szCs w:val="24"/>
+          <w:lang w:val="hy-AM" w:eastAsia="ru-RU"/>
+        </w:rPr>
+        <w:t>V</w:t>
+      </w:r>
+      <w:r>
+        <w:rPr>
+          <w:rFonts w:ascii="Sylfaen" w:eastAsia="Times New Roman" w:hAnsi="Sylfaen" w:cs="Times New Roman"/>
+          <w:sz w:val="24"/>
+          <w:szCs w:val="24"/>
+          <w:lang w:val="hy-AM" w:eastAsia="ru-RU"/>
+        </w:rPr>
+        <w:t xml:space="preserve">iew Applications ենթաէջ, որտեղ ցույց կտրվեն գնորդները, ովքեր հետաքրքրված են տեղադրված հայտարարություններով։ </w:t>
+      </w:r>
+      <w:r>
+        <w:rPr>
+          <w:rFonts w:ascii="Sylfaen" w:eastAsia="Times New Roman" w:hAnsi="Sylfaen" w:cs="Times New Roman"/>
+          <w:sz w:val="24"/>
+          <w:szCs w:val="24"/>
+          <w:lang w:val="hy-AM" w:eastAsia="ru-RU"/>
+        </w:rPr>
+        <w:t xml:space="preserve">Aram </w:t>
+      </w:r>
+      <w:r>
+        <w:rPr>
+          <w:rFonts w:ascii="Sylfaen" w:eastAsia="Times New Roman" w:hAnsi="Sylfaen" w:cs="Times New Roman"/>
+          <w:sz w:val="24"/>
+          <w:szCs w:val="24"/>
+          <w:lang w:val="hy-AM" w:eastAsia="ru-RU"/>
+        </w:rPr>
+        <w:t xml:space="preserve">օգտատիրոջ կողմից ուղարկվել էր հարցում </w:t>
+      </w:r>
+      <w:r>
+        <w:rPr>
+          <w:rFonts w:ascii="Sylfaen" w:eastAsia="Microsoft YaHei" w:hAnsi="Sylfaen" w:cs="Microsoft YaHei"/>
+          <w:sz w:val="24"/>
+          <w:szCs w:val="24"/>
+          <w:lang w:val="hy-AM"/>
+        </w:rPr>
+        <w:t>5.2.</w:t>
+      </w:r>
+      <w:r>
+        <w:rPr>
+          <w:rFonts w:ascii="Sylfaen" w:eastAsia="Microsoft YaHei" w:hAnsi="Sylfaen" w:cs="Microsoft YaHei"/>
+          <w:sz w:val="24"/>
+          <w:szCs w:val="24"/>
+          <w:lang w:val="hy-AM"/>
+        </w:rPr>
+        <w:t>1</w:t>
+      </w:r>
+      <w:r>
+        <w:rPr>
+          <w:rFonts w:ascii="Sylfaen" w:eastAsia="Microsoft YaHei" w:hAnsi="Sylfaen" w:cs="Microsoft YaHei"/>
+          <w:sz w:val="24"/>
+          <w:szCs w:val="24"/>
+          <w:lang w:val="hy-AM"/>
+        </w:rPr>
+        <w:t xml:space="preserve"> վերնագրում, հարցումը վաճառողը կարող է ընդունել, կամ մերժել համապատասխան տողի </w:t>
+      </w:r>
+      <w:r>
+        <w:rPr>
+          <w:rFonts w:ascii="Sylfaen" w:eastAsia="Microsoft YaHei" w:hAnsi="Sylfaen" w:cs="Microsoft YaHei"/>
+          <w:sz w:val="24"/>
+          <w:szCs w:val="24"/>
+          <w:lang w:val="hy-AM"/>
+        </w:rPr>
+        <w:t>A</w:t>
+      </w:r>
+      <w:r>
+        <w:rPr>
+          <w:rFonts w:ascii="Sylfaen" w:eastAsia="Microsoft YaHei" w:hAnsi="Sylfaen" w:cs="Microsoft YaHei"/>
+          <w:sz w:val="24"/>
+          <w:szCs w:val="24"/>
+          <w:lang w:val="hy-AM"/>
+        </w:rPr>
+        <w:t>ction հատվածում։</w:t>
+      </w:r>
+      <w:r>
+        <w:rPr>
+          <w:rFonts w:ascii="Sylfaen" w:eastAsia="Microsoft YaHei" w:hAnsi="Sylfaen" w:cs="Microsoft YaHei"/>
+          <w:sz w:val="24"/>
+          <w:szCs w:val="24"/>
+          <w:lang w:val="hy-AM"/>
+        </w:rPr>
+        <w:br/>
+      </w:r>
+      <w:r>
+        <w:rPr>
+          <w:rFonts w:ascii="Sylfaen" w:eastAsia="Microsoft YaHei" w:hAnsi="Sylfaen" w:cs="Microsoft YaHei"/>
+          <w:sz w:val="24"/>
+          <w:szCs w:val="24"/>
+          <w:lang w:val="hy-AM"/>
+        </w:rPr>
+        <w:br/>
+      </w:r>
+      <w:r>
+        <w:rPr>
+          <w:rFonts w:ascii="Sylfaen" w:eastAsia="Microsoft YaHei" w:hAnsi="Sylfaen" w:cs="Microsoft YaHei"/>
+          <w:sz w:val="24"/>
+          <w:szCs w:val="24"/>
+          <w:lang w:val="hy-AM"/>
+        </w:rPr>
+        <w:br/>
+      </w:r>
+      <w:r>
+        <w:rPr>
+          <w:rFonts w:ascii="Sylfaen" w:eastAsia="Microsoft YaHei" w:hAnsi="Sylfaen" w:cs="Microsoft YaHei"/>
+          <w:sz w:val="24"/>
+          <w:szCs w:val="24"/>
+          <w:lang w:val="hy-AM"/>
+        </w:rPr>
+        <w:br/>
+      </w:r>
+      <w:r>
+        <w:rPr>
+          <w:rFonts w:ascii="Sylfaen" w:eastAsia="Microsoft YaHei" w:hAnsi="Sylfaen" w:cs="Microsoft YaHei"/>
+          <w:sz w:val="24"/>
+          <w:szCs w:val="24"/>
+          <w:lang w:val="hy-AM"/>
+        </w:rPr>
+        <w:br/>
+      </w:r>
+      <w:r>
+        <w:rPr>
+          <w:rFonts w:ascii="Sylfaen" w:eastAsia="Microsoft YaHei" w:hAnsi="Sylfaen" w:cs="Microsoft YaHei"/>
+          <w:sz w:val="24"/>
+          <w:szCs w:val="24"/>
+          <w:lang w:val="hy-AM"/>
+        </w:rPr>
+        <w:br/>
+      </w:r>
+      <w:r>
+        <w:rPr>
+          <w:rFonts w:ascii="Sylfaen" w:eastAsia="Microsoft YaHei" w:hAnsi="Sylfaen" w:cs="Microsoft YaHei"/>
+          <w:sz w:val="24"/>
+          <w:szCs w:val="24"/>
+          <w:lang w:val="hy-AM"/>
+        </w:rPr>
+        <w:br/>
+      </w:r>
+      <w:r>
+        <w:rPr>
+          <w:rFonts w:ascii="Sylfaen" w:eastAsia="Microsoft YaHei" w:hAnsi="Sylfaen" w:cs="Microsoft YaHei"/>
+          <w:sz w:val="24"/>
+          <w:szCs w:val="24"/>
+          <w:lang w:val="hy-AM"/>
+        </w:rPr>
+        <w:br/>
+      </w:r>
+      <w:r>
+        <w:rPr>
+          <w:rFonts w:ascii="Sylfaen" w:eastAsia="Microsoft YaHei" w:hAnsi="Sylfaen" w:cs="Microsoft YaHei"/>
+          <w:sz w:val="24"/>
+          <w:szCs w:val="24"/>
+          <w:lang w:val="hy-AM"/>
+        </w:rPr>
+        <w:br/>
+      </w:r>
+      <w:r>
+        <w:rPr>
+          <w:rFonts w:ascii="Sylfaen" w:eastAsia="Microsoft YaHei" w:hAnsi="Sylfaen" w:cs="Microsoft YaHei"/>
+          <w:sz w:val="24"/>
+          <w:szCs w:val="24"/>
+          <w:lang w:val="hy-AM"/>
+        </w:rPr>
+        <w:br/>
+      </w:r>
+      <w:r>
+        <w:rPr>
+          <w:rFonts w:ascii="Sylfaen" w:eastAsia="Microsoft YaHei" w:hAnsi="Sylfaen" w:cs="Microsoft YaHei"/>
+          <w:sz w:val="24"/>
+          <w:szCs w:val="24"/>
+          <w:lang w:val="hy-AM"/>
+        </w:rPr>
+        <w:br/>
+      </w:r>
+      <w:r>
+        <w:rPr>
+          <w:rFonts w:ascii="Sylfaen" w:eastAsia="Microsoft YaHei" w:hAnsi="Sylfaen" w:cs="Microsoft YaHei"/>
+          <w:sz w:val="24"/>
+          <w:szCs w:val="24"/>
+          <w:lang w:val="hy-AM"/>
+        </w:rPr>
+        <w:br/>
+      </w:r>
+      <w:r>
+        <w:rPr>
+          <w:rFonts w:ascii="Sylfaen" w:eastAsia="Microsoft YaHei" w:hAnsi="Sylfaen" w:cs="Microsoft YaHei"/>
+          <w:sz w:val="24"/>
+          <w:szCs w:val="24"/>
+          <w:lang w:val="hy-AM"/>
+        </w:rPr>
+        <w:br/>
+      </w:r>
+      <w:r>
+        <w:rPr>
+          <w:rFonts w:ascii="Sylfaen" w:eastAsia="Microsoft YaHei" w:hAnsi="Sylfaen" w:cs="Microsoft YaHei"/>
+          <w:sz w:val="24"/>
+          <w:szCs w:val="24"/>
+          <w:lang w:val="hy-AM"/>
+        </w:rPr>
+        <w:br/>
+      </w:r>
+      <w:r>
+        <w:rPr>
+          <w:rFonts w:ascii="Sylfaen" w:eastAsia="Microsoft YaHei" w:hAnsi="Sylfaen" w:cs="Microsoft YaHei"/>
+          <w:sz w:val="24"/>
+          <w:szCs w:val="24"/>
+          <w:lang w:val="hy-AM"/>
+        </w:rPr>
+        <w:br/>
+      </w:r>
+      <w:r>
+        <w:rPr>
+          <w:rFonts w:ascii="Sylfaen" w:eastAsia="Microsoft YaHei" w:hAnsi="Sylfaen" w:cs="Microsoft YaHei"/>
+          <w:sz w:val="24"/>
+          <w:szCs w:val="24"/>
+          <w:lang w:val="hy-AM"/>
+        </w:rPr>
+        <w:br/>
+      </w:r>
+      <w:r>
+        <w:rPr>
+          <w:rFonts w:ascii="Sylfaen" w:eastAsia="Microsoft YaHei" w:hAnsi="Sylfaen" w:cs="Microsoft YaHei"/>
+          <w:sz w:val="24"/>
+          <w:szCs w:val="24"/>
+          <w:lang w:val="hy-AM"/>
+        </w:rPr>
+        <w:br/>
+      </w:r>
+      <w:r>
+        <w:rPr>
+          <w:rFonts w:ascii="Sylfaen" w:eastAsia="Microsoft YaHei" w:hAnsi="Sylfaen" w:cs="Microsoft YaHei"/>
+          <w:sz w:val="24"/>
+          <w:szCs w:val="24"/>
+          <w:lang w:val="hy-AM"/>
+        </w:rPr>
+        <w:br/>
+      </w:r>
+      <w:r>
+        <w:rPr>
+          <w:rFonts w:ascii="Sylfaen" w:eastAsia="Microsoft YaHei" w:hAnsi="Sylfaen" w:cs="Microsoft YaHei"/>
+          <w:sz w:val="24"/>
+          <w:szCs w:val="24"/>
+          <w:lang w:val="hy-AM"/>
+        </w:rPr>
+        <w:br/>
+      </w:r>
+      <w:r>
+        <w:rPr>
+          <w:rFonts w:ascii="Sylfaen" w:eastAsia="Microsoft YaHei" w:hAnsi="Sylfaen" w:cs="Microsoft YaHei"/>
+          <w:sz w:val="24"/>
+          <w:szCs w:val="24"/>
+          <w:lang w:val="hy-AM"/>
+        </w:rPr>
+        <w:br/>
+      </w:r>
+      <w:r>
+        <w:rPr>
+          <w:rFonts w:ascii="Sylfaen" w:eastAsia="Microsoft YaHei" w:hAnsi="Sylfaen" w:cs="Microsoft YaHei"/>
+          <w:sz w:val="24"/>
+          <w:szCs w:val="24"/>
+          <w:lang w:val="hy-AM"/>
+        </w:rPr>
+        <w:br/>
+      </w:r>
+      <w:r>
+        <w:rPr>
+          <w:rFonts w:ascii="Sylfaen" w:eastAsia="Microsoft YaHei" w:hAnsi="Sylfaen" w:cs="Microsoft YaHei"/>
+          <w:sz w:val="24"/>
+          <w:szCs w:val="24"/>
+          <w:lang w:val="hy-AM"/>
+        </w:rPr>
+        <w:br/>
+      </w:r>
+      <w:r>
+        <w:rPr>
+          <w:rFonts w:ascii="Sylfaen" w:eastAsia="Microsoft YaHei" w:hAnsi="Sylfaen" w:cs="Microsoft YaHei"/>
+          <w:sz w:val="24"/>
+          <w:szCs w:val="24"/>
+          <w:lang w:val="hy-AM"/>
+        </w:rPr>
+        <w:br/>
+      </w:r>
+      <w:r>
+        <w:rPr>
+          <w:rFonts w:ascii="Sylfaen" w:eastAsia="Microsoft YaHei" w:hAnsi="Sylfaen" w:cs="Microsoft YaHei"/>
+          <w:sz w:val="24"/>
+          <w:szCs w:val="24"/>
+          <w:lang w:val="hy-AM"/>
+        </w:rPr>
+        <w:br/>
+      </w:r>
     </w:p>
     <w:p>
       <w:pPr>
@@ -7528,7 +9124,7 @@
       </w:pPr>
     </w:p>
     <w:sectPr>
-      <w:footerReference w:type="default" r:id="rId8"/>
+      <w:footerReference w:type="default" r:id="rId20"/>
       <w:pgSz w:w="11906" w:h="16838" w:code="9"/>
       <w:pgMar w:top="1134" w:right="926" w:bottom="1418" w:left="1260" w:header="709" w:footer="709" w:gutter="0"/>
       <w:cols w:space="708"/>
@@ -8469,6 +10065,119 @@
     </w:lvl>
   </w:abstractNum>
   <w:abstractNum w:abstractNumId="6" w15:restartNumberingAfterBreak="0">
+    <w:nsid w:val="074C159D"/>
+    <w:multiLevelType w:val="hybridMultilevel"/>
+    <w:tmpl w:val="BECAE4B6"/>
+    <w:lvl w:ilvl="0" w:tplc="04090001">
+      <w:start w:val="1"/>
+      <w:numFmt w:val="bullet"/>
+      <w:lvlText w:val=""/>
+      <w:lvlJc w:val="left"/>
+      <w:pPr>
+        <w:ind w:left="720" w:hanging="360"/>
+      </w:pPr>
+      <w:rPr>
+        <w:rFonts w:ascii="Symbol" w:hAnsi="Symbol" w:hint="default"/>
+      </w:rPr>
+    </w:lvl>
+    <w:lvl w:ilvl="1" w:tplc="04090003" w:tentative="1">
+      <w:start w:val="1"/>
+      <w:numFmt w:val="bullet"/>
+      <w:lvlText w:val="o"/>
+      <w:lvlJc w:val="left"/>
+      <w:pPr>
+        <w:ind w:left="1440" w:hanging="360"/>
+      </w:pPr>
+      <w:rPr>
+        <w:rFonts w:ascii="Courier New" w:hAnsi="Courier New" w:cs="Courier New" w:hint="default"/>
+      </w:rPr>
+    </w:lvl>
+    <w:lvl w:ilvl="2" w:tplc="04090005" w:tentative="1">
+      <w:start w:val="1"/>
+      <w:numFmt w:val="bullet"/>
+      <w:lvlText w:val=""/>
+      <w:lvlJc w:val="left"/>
+      <w:pPr>
+        <w:ind w:left="2160" w:hanging="360"/>
+      </w:pPr>
+      <w:rPr>
+        <w:rFonts w:ascii="Wingdings" w:hAnsi="Wingdings" w:hint="default"/>
+      </w:rPr>
+    </w:lvl>
+    <w:lvl w:ilvl="3" w:tplc="04090001" w:tentative="1">
+      <w:start w:val="1"/>
+      <w:numFmt w:val="bullet"/>
+      <w:lvlText w:val=""/>
+      <w:lvlJc w:val="left"/>
+      <w:pPr>
+        <w:ind w:left="2880" w:hanging="360"/>
+      </w:pPr>
+      <w:rPr>
+        <w:rFonts w:ascii="Symbol" w:hAnsi="Symbol" w:hint="default"/>
+      </w:rPr>
+    </w:lvl>
+    <w:lvl w:ilvl="4" w:tplc="04090003" w:tentative="1">
+      <w:start w:val="1"/>
+      <w:numFmt w:val="bullet"/>
+      <w:lvlText w:val="o"/>
+      <w:lvlJc w:val="left"/>
+      <w:pPr>
+        <w:ind w:left="3600" w:hanging="360"/>
+      </w:pPr>
+      <w:rPr>
+        <w:rFonts w:ascii="Courier New" w:hAnsi="Courier New" w:cs="Courier New" w:hint="default"/>
+      </w:rPr>
+    </w:lvl>
+    <w:lvl w:ilvl="5" w:tplc="04090005" w:tentative="1">
+      <w:start w:val="1"/>
+      <w:numFmt w:val="bullet"/>
+      <w:lvlText w:val=""/>
+      <w:lvlJc w:val="left"/>
+      <w:pPr>
+        <w:ind w:left="4320" w:hanging="360"/>
+      </w:pPr>
+      <w:rPr>
+        <w:rFonts w:ascii="Wingdings" w:hAnsi="Wingdings" w:hint="default"/>
+      </w:rPr>
+    </w:lvl>
+    <w:lvl w:ilvl="6" w:tplc="04090001" w:tentative="1">
+      <w:start w:val="1"/>
+      <w:numFmt w:val="bullet"/>
+      <w:lvlText w:val=""/>
+      <w:lvlJc w:val="left"/>
+      <w:pPr>
+        <w:ind w:left="5040" w:hanging="360"/>
+      </w:pPr>
+      <w:rPr>
+        <w:rFonts w:ascii="Symbol" w:hAnsi="Symbol" w:hint="default"/>
+      </w:rPr>
+    </w:lvl>
+    <w:lvl w:ilvl="7" w:tplc="04090003" w:tentative="1">
+      <w:start w:val="1"/>
+      <w:numFmt w:val="bullet"/>
+      <w:lvlText w:val="o"/>
+      <w:lvlJc w:val="left"/>
+      <w:pPr>
+        <w:ind w:left="5760" w:hanging="360"/>
+      </w:pPr>
+      <w:rPr>
+        <w:rFonts w:ascii="Courier New" w:hAnsi="Courier New" w:cs="Courier New" w:hint="default"/>
+      </w:rPr>
+    </w:lvl>
+    <w:lvl w:ilvl="8" w:tplc="04090005" w:tentative="1">
+      <w:start w:val="1"/>
+      <w:numFmt w:val="bullet"/>
+      <w:lvlText w:val=""/>
+      <w:lvlJc w:val="left"/>
+      <w:pPr>
+        <w:ind w:left="6480" w:hanging="360"/>
+      </w:pPr>
+      <w:rPr>
+        <w:rFonts w:ascii="Wingdings" w:hAnsi="Wingdings" w:hint="default"/>
+      </w:rPr>
+    </w:lvl>
+  </w:abstractNum>
+  <w:abstractNum w:abstractNumId="7" w15:restartNumberingAfterBreak="0">
     <w:nsid w:val="07D65317"/>
     <w:multiLevelType w:val="multilevel"/>
     <w:tmpl w:val="D3887E52"/>
@@ -8617,7 +10326,7 @@
       </w:rPr>
     </w:lvl>
   </w:abstractNum>
-  <w:abstractNum w:abstractNumId="7" w15:restartNumberingAfterBreak="0">
+  <w:abstractNum w:abstractNumId="8" w15:restartNumberingAfterBreak="0">
     <w:nsid w:val="0BF038A0"/>
     <w:multiLevelType w:val="multilevel"/>
     <w:tmpl w:val="37E472C6"/>
@@ -8730,7 +10439,7 @@
       </w:pPr>
     </w:lvl>
   </w:abstractNum>
-  <w:abstractNum w:abstractNumId="8" w15:restartNumberingAfterBreak="0">
+  <w:abstractNum w:abstractNumId="9" w15:restartNumberingAfterBreak="0">
     <w:nsid w:val="0D8716AF"/>
     <w:multiLevelType w:val="hybridMultilevel"/>
     <w:tmpl w:val="BB58A250"/>
@@ -8843,7 +10552,7 @@
       </w:rPr>
     </w:lvl>
   </w:abstractNum>
-  <w:abstractNum w:abstractNumId="9" w15:restartNumberingAfterBreak="0">
+  <w:abstractNum w:abstractNumId="10" w15:restartNumberingAfterBreak="0">
     <w:nsid w:val="0E881809"/>
     <w:multiLevelType w:val="multilevel"/>
     <w:tmpl w:val="8C9A850A"/>
@@ -8992,7 +10701,7 @@
       </w:rPr>
     </w:lvl>
   </w:abstractNum>
-  <w:abstractNum w:abstractNumId="10" w15:restartNumberingAfterBreak="0">
+  <w:abstractNum w:abstractNumId="11" w15:restartNumberingAfterBreak="0">
     <w:nsid w:val="0EBB4CB2"/>
     <w:multiLevelType w:val="hybridMultilevel"/>
     <w:tmpl w:val="15D85D38"/>
@@ -9105,7 +10814,7 @@
       </w:rPr>
     </w:lvl>
   </w:abstractNum>
-  <w:abstractNum w:abstractNumId="11" w15:restartNumberingAfterBreak="0">
+  <w:abstractNum w:abstractNumId="12" w15:restartNumberingAfterBreak="0">
     <w:nsid w:val="14AE113C"/>
     <w:multiLevelType w:val="multilevel"/>
     <w:tmpl w:val="BB4285D0"/>
@@ -9254,7 +10963,7 @@
       </w:rPr>
     </w:lvl>
   </w:abstractNum>
-  <w:abstractNum w:abstractNumId="12" w15:restartNumberingAfterBreak="0">
+  <w:abstractNum w:abstractNumId="13" w15:restartNumberingAfterBreak="0">
     <w:nsid w:val="15F74E52"/>
     <w:multiLevelType w:val="multilevel"/>
     <w:tmpl w:val="AFB41AF2"/>
@@ -9403,7 +11112,7 @@
       </w:rPr>
     </w:lvl>
   </w:abstractNum>
-  <w:abstractNum w:abstractNumId="13" w15:restartNumberingAfterBreak="0">
+  <w:abstractNum w:abstractNumId="14" w15:restartNumberingAfterBreak="0">
     <w:nsid w:val="16DD5701"/>
     <w:multiLevelType w:val="multilevel"/>
     <w:tmpl w:val="1CDC9ABC"/>
@@ -9552,7 +11261,7 @@
       </w:rPr>
     </w:lvl>
   </w:abstractNum>
-  <w:abstractNum w:abstractNumId="14" w15:restartNumberingAfterBreak="0">
+  <w:abstractNum w:abstractNumId="15" w15:restartNumberingAfterBreak="0">
     <w:nsid w:val="1A072ED9"/>
     <w:multiLevelType w:val="multilevel"/>
     <w:tmpl w:val="142A11FC"/>
@@ -9701,7 +11410,7 @@
       </w:rPr>
     </w:lvl>
   </w:abstractNum>
-  <w:abstractNum w:abstractNumId="15" w15:restartNumberingAfterBreak="0">
+  <w:abstractNum w:abstractNumId="16" w15:restartNumberingAfterBreak="0">
     <w:nsid w:val="1D533A73"/>
     <w:multiLevelType w:val="multilevel"/>
     <w:tmpl w:val="1D24763C"/>
@@ -9850,7 +11559,7 @@
       </w:rPr>
     </w:lvl>
   </w:abstractNum>
-  <w:abstractNum w:abstractNumId="16" w15:restartNumberingAfterBreak="0">
+  <w:abstractNum w:abstractNumId="17" w15:restartNumberingAfterBreak="0">
     <w:nsid w:val="1F8E4399"/>
     <w:multiLevelType w:val="multilevel"/>
     <w:tmpl w:val="2C3208BE"/>
@@ -9999,7 +11708,7 @@
       </w:rPr>
     </w:lvl>
   </w:abstractNum>
-  <w:abstractNum w:abstractNumId="17" w15:restartNumberingAfterBreak="0">
+  <w:abstractNum w:abstractNumId="18" w15:restartNumberingAfterBreak="0">
     <w:nsid w:val="20911CAF"/>
     <w:multiLevelType w:val="hybridMultilevel"/>
     <w:tmpl w:val="58F89E40"/>
@@ -10112,7 +11821,7 @@
       </w:rPr>
     </w:lvl>
   </w:abstractNum>
-  <w:abstractNum w:abstractNumId="18" w15:restartNumberingAfterBreak="0">
+  <w:abstractNum w:abstractNumId="19" w15:restartNumberingAfterBreak="0">
     <w:nsid w:val="21672943"/>
     <w:multiLevelType w:val="multilevel"/>
     <w:tmpl w:val="634E3E2A"/>
@@ -10261,7 +11970,7 @@
       </w:rPr>
     </w:lvl>
   </w:abstractNum>
-  <w:abstractNum w:abstractNumId="19" w15:restartNumberingAfterBreak="0">
+  <w:abstractNum w:abstractNumId="20" w15:restartNumberingAfterBreak="0">
     <w:nsid w:val="21F14AFB"/>
     <w:multiLevelType w:val="multilevel"/>
     <w:tmpl w:val="6896A42C"/>
@@ -10410,7 +12119,7 @@
       </w:rPr>
     </w:lvl>
   </w:abstractNum>
-  <w:abstractNum w:abstractNumId="20" w15:restartNumberingAfterBreak="0">
+  <w:abstractNum w:abstractNumId="21" w15:restartNumberingAfterBreak="0">
     <w:nsid w:val="23CF669D"/>
     <w:multiLevelType w:val="multilevel"/>
     <w:tmpl w:val="BE5C547E"/>
@@ -10559,7 +12268,7 @@
       </w:rPr>
     </w:lvl>
   </w:abstractNum>
-  <w:abstractNum w:abstractNumId="21" w15:restartNumberingAfterBreak="0">
+  <w:abstractNum w:abstractNumId="22" w15:restartNumberingAfterBreak="0">
     <w:nsid w:val="27355112"/>
     <w:multiLevelType w:val="multilevel"/>
     <w:tmpl w:val="B18E0B18"/>
@@ -10708,7 +12417,7 @@
       </w:rPr>
     </w:lvl>
   </w:abstractNum>
-  <w:abstractNum w:abstractNumId="22" w15:restartNumberingAfterBreak="0">
+  <w:abstractNum w:abstractNumId="23" w15:restartNumberingAfterBreak="0">
     <w:nsid w:val="28A04467"/>
     <w:multiLevelType w:val="hybridMultilevel"/>
     <w:tmpl w:val="D76E23EA"/>
@@ -10821,7 +12530,7 @@
       </w:rPr>
     </w:lvl>
   </w:abstractNum>
-  <w:abstractNum w:abstractNumId="23" w15:restartNumberingAfterBreak="0">
+  <w:abstractNum w:abstractNumId="24" w15:restartNumberingAfterBreak="0">
     <w:nsid w:val="29E03972"/>
     <w:multiLevelType w:val="hybridMultilevel"/>
     <w:tmpl w:val="17301508"/>
@@ -10934,7 +12643,7 @@
       </w:rPr>
     </w:lvl>
   </w:abstractNum>
-  <w:abstractNum w:abstractNumId="24" w15:restartNumberingAfterBreak="0">
+  <w:abstractNum w:abstractNumId="25" w15:restartNumberingAfterBreak="0">
     <w:nsid w:val="2B0F0C15"/>
     <w:multiLevelType w:val="multilevel"/>
     <w:tmpl w:val="51E0515E"/>
@@ -11083,7 +12792,7 @@
       </w:rPr>
     </w:lvl>
   </w:abstractNum>
-  <w:abstractNum w:abstractNumId="25" w15:restartNumberingAfterBreak="0">
+  <w:abstractNum w:abstractNumId="26" w15:restartNumberingAfterBreak="0">
     <w:nsid w:val="2BAB7670"/>
     <w:multiLevelType w:val="multilevel"/>
     <w:tmpl w:val="CAA6B86E"/>
@@ -11232,7 +12941,7 @@
       </w:rPr>
     </w:lvl>
   </w:abstractNum>
-  <w:abstractNum w:abstractNumId="26" w15:restartNumberingAfterBreak="0">
+  <w:abstractNum w:abstractNumId="27" w15:restartNumberingAfterBreak="0">
     <w:nsid w:val="2D387CAD"/>
     <w:multiLevelType w:val="multilevel"/>
     <w:tmpl w:val="7DD0219C"/>
@@ -11381,7 +13090,7 @@
       </w:rPr>
     </w:lvl>
   </w:abstractNum>
-  <w:abstractNum w:abstractNumId="27" w15:restartNumberingAfterBreak="0">
+  <w:abstractNum w:abstractNumId="28" w15:restartNumberingAfterBreak="0">
     <w:nsid w:val="2DF54830"/>
     <w:multiLevelType w:val="multilevel"/>
     <w:tmpl w:val="46325F14"/>
@@ -11530,7 +13239,7 @@
       </w:rPr>
     </w:lvl>
   </w:abstractNum>
-  <w:abstractNum w:abstractNumId="28" w15:restartNumberingAfterBreak="0">
+  <w:abstractNum w:abstractNumId="29" w15:restartNumberingAfterBreak="0">
     <w:nsid w:val="2EB92864"/>
     <w:multiLevelType w:val="multilevel"/>
     <w:tmpl w:val="90360D28"/>
@@ -11679,7 +13388,7 @@
       </w:rPr>
     </w:lvl>
   </w:abstractNum>
-  <w:abstractNum w:abstractNumId="29" w15:restartNumberingAfterBreak="0">
+  <w:abstractNum w:abstractNumId="30" w15:restartNumberingAfterBreak="0">
     <w:nsid w:val="2F1317D2"/>
     <w:multiLevelType w:val="multilevel"/>
     <w:tmpl w:val="FADC6686"/>
@@ -11828,7 +13537,7 @@
       </w:rPr>
     </w:lvl>
   </w:abstractNum>
-  <w:abstractNum w:abstractNumId="30" w15:restartNumberingAfterBreak="0">
+  <w:abstractNum w:abstractNumId="31" w15:restartNumberingAfterBreak="0">
     <w:nsid w:val="2FCA0F99"/>
     <w:multiLevelType w:val="multilevel"/>
     <w:tmpl w:val="7DE68282"/>
@@ -11944,7 +13653,7 @@
       </w:pPr>
     </w:lvl>
   </w:abstractNum>
-  <w:abstractNum w:abstractNumId="31" w15:restartNumberingAfterBreak="0">
+  <w:abstractNum w:abstractNumId="32" w15:restartNumberingAfterBreak="0">
     <w:nsid w:val="304F0073"/>
     <w:multiLevelType w:val="multilevel"/>
     <w:tmpl w:val="EBF48E64"/>
@@ -12093,7 +13802,7 @@
       </w:rPr>
     </w:lvl>
   </w:abstractNum>
-  <w:abstractNum w:abstractNumId="32" w15:restartNumberingAfterBreak="0">
+  <w:abstractNum w:abstractNumId="33" w15:restartNumberingAfterBreak="0">
     <w:nsid w:val="31A66D7B"/>
     <w:multiLevelType w:val="multilevel"/>
     <w:tmpl w:val="B158FC12"/>
@@ -12206,7 +13915,7 @@
       </w:pPr>
     </w:lvl>
   </w:abstractNum>
-  <w:abstractNum w:abstractNumId="33" w15:restartNumberingAfterBreak="0">
+  <w:abstractNum w:abstractNumId="34" w15:restartNumberingAfterBreak="0">
     <w:nsid w:val="31AB32CF"/>
     <w:multiLevelType w:val="multilevel"/>
     <w:tmpl w:val="DA0A2F6E"/>
@@ -12355,7 +14064,7 @@
       </w:rPr>
     </w:lvl>
   </w:abstractNum>
-  <w:abstractNum w:abstractNumId="34" w15:restartNumberingAfterBreak="0">
+  <w:abstractNum w:abstractNumId="35" w15:restartNumberingAfterBreak="0">
     <w:nsid w:val="32941251"/>
     <w:multiLevelType w:val="hybridMultilevel"/>
     <w:tmpl w:val="9EDCC3DE"/>
@@ -12468,7 +14177,120 @@
       </w:rPr>
     </w:lvl>
   </w:abstractNum>
-  <w:abstractNum w:abstractNumId="35" w15:restartNumberingAfterBreak="0">
+  <w:abstractNum w:abstractNumId="36" w15:restartNumberingAfterBreak="0">
+    <w:nsid w:val="35F82B36"/>
+    <w:multiLevelType w:val="hybridMultilevel"/>
+    <w:tmpl w:val="FF7CF9CA"/>
+    <w:lvl w:ilvl="0" w:tplc="04090001">
+      <w:start w:val="1"/>
+      <w:numFmt w:val="bullet"/>
+      <w:lvlText w:val=""/>
+      <w:lvlJc w:val="left"/>
+      <w:pPr>
+        <w:ind w:left="720" w:hanging="360"/>
+      </w:pPr>
+      <w:rPr>
+        <w:rFonts w:ascii="Symbol" w:hAnsi="Symbol" w:hint="default"/>
+      </w:rPr>
+    </w:lvl>
+    <w:lvl w:ilvl="1" w:tplc="04090003" w:tentative="1">
+      <w:start w:val="1"/>
+      <w:numFmt w:val="bullet"/>
+      <w:lvlText w:val="o"/>
+      <w:lvlJc w:val="left"/>
+      <w:pPr>
+        <w:ind w:left="1440" w:hanging="360"/>
+      </w:pPr>
+      <w:rPr>
+        <w:rFonts w:ascii="Courier New" w:hAnsi="Courier New" w:cs="Courier New" w:hint="default"/>
+      </w:rPr>
+    </w:lvl>
+    <w:lvl w:ilvl="2" w:tplc="04090005" w:tentative="1">
+      <w:start w:val="1"/>
+      <w:numFmt w:val="bullet"/>
+      <w:lvlText w:val=""/>
+      <w:lvlJc w:val="left"/>
+      <w:pPr>
+        <w:ind w:left="2160" w:hanging="360"/>
+      </w:pPr>
+      <w:rPr>
+        <w:rFonts w:ascii="Wingdings" w:hAnsi="Wingdings" w:hint="default"/>
+      </w:rPr>
+    </w:lvl>
+    <w:lvl w:ilvl="3" w:tplc="04090001" w:tentative="1">
+      <w:start w:val="1"/>
+      <w:numFmt w:val="bullet"/>
+      <w:lvlText w:val=""/>
+      <w:lvlJc w:val="left"/>
+      <w:pPr>
+        <w:ind w:left="2880" w:hanging="360"/>
+      </w:pPr>
+      <w:rPr>
+        <w:rFonts w:ascii="Symbol" w:hAnsi="Symbol" w:hint="default"/>
+      </w:rPr>
+    </w:lvl>
+    <w:lvl w:ilvl="4" w:tplc="04090003" w:tentative="1">
+      <w:start w:val="1"/>
+      <w:numFmt w:val="bullet"/>
+      <w:lvlText w:val="o"/>
+      <w:lvlJc w:val="left"/>
+      <w:pPr>
+        <w:ind w:left="3600" w:hanging="360"/>
+      </w:pPr>
+      <w:rPr>
+        <w:rFonts w:ascii="Courier New" w:hAnsi="Courier New" w:cs="Courier New" w:hint="default"/>
+      </w:rPr>
+    </w:lvl>
+    <w:lvl w:ilvl="5" w:tplc="04090005" w:tentative="1">
+      <w:start w:val="1"/>
+      <w:numFmt w:val="bullet"/>
+      <w:lvlText w:val=""/>
+      <w:lvlJc w:val="left"/>
+      <w:pPr>
+        <w:ind w:left="4320" w:hanging="360"/>
+      </w:pPr>
+      <w:rPr>
+        <w:rFonts w:ascii="Wingdings" w:hAnsi="Wingdings" w:hint="default"/>
+      </w:rPr>
+    </w:lvl>
+    <w:lvl w:ilvl="6" w:tplc="04090001" w:tentative="1">
+      <w:start w:val="1"/>
+      <w:numFmt w:val="bullet"/>
+      <w:lvlText w:val=""/>
+      <w:lvlJc w:val="left"/>
+      <w:pPr>
+        <w:ind w:left="5040" w:hanging="360"/>
+      </w:pPr>
+      <w:rPr>
+        <w:rFonts w:ascii="Symbol" w:hAnsi="Symbol" w:hint="default"/>
+      </w:rPr>
+    </w:lvl>
+    <w:lvl w:ilvl="7" w:tplc="04090003" w:tentative="1">
+      <w:start w:val="1"/>
+      <w:numFmt w:val="bullet"/>
+      <w:lvlText w:val="o"/>
+      <w:lvlJc w:val="left"/>
+      <w:pPr>
+        <w:ind w:left="5760" w:hanging="360"/>
+      </w:pPr>
+      <w:rPr>
+        <w:rFonts w:ascii="Courier New" w:hAnsi="Courier New" w:cs="Courier New" w:hint="default"/>
+      </w:rPr>
+    </w:lvl>
+    <w:lvl w:ilvl="8" w:tplc="04090005" w:tentative="1">
+      <w:start w:val="1"/>
+      <w:numFmt w:val="bullet"/>
+      <w:lvlText w:val=""/>
+      <w:lvlJc w:val="left"/>
+      <w:pPr>
+        <w:ind w:left="6480" w:hanging="360"/>
+      </w:pPr>
+      <w:rPr>
+        <w:rFonts w:ascii="Wingdings" w:hAnsi="Wingdings" w:hint="default"/>
+      </w:rPr>
+    </w:lvl>
+  </w:abstractNum>
+  <w:abstractNum w:abstractNumId="37" w15:restartNumberingAfterBreak="0">
     <w:nsid w:val="36E65DE1"/>
     <w:multiLevelType w:val="multilevel"/>
     <w:tmpl w:val="451EF6CA"/>
@@ -12617,7 +14439,7 @@
       </w:rPr>
     </w:lvl>
   </w:abstractNum>
-  <w:abstractNum w:abstractNumId="36" w15:restartNumberingAfterBreak="0">
+  <w:abstractNum w:abstractNumId="38" w15:restartNumberingAfterBreak="0">
     <w:nsid w:val="384A2025"/>
     <w:multiLevelType w:val="hybridMultilevel"/>
     <w:tmpl w:val="1FCE6EA4"/>
@@ -12730,7 +14552,7 @@
       </w:rPr>
     </w:lvl>
   </w:abstractNum>
-  <w:abstractNum w:abstractNumId="37" w15:restartNumberingAfterBreak="0">
+  <w:abstractNum w:abstractNumId="39" w15:restartNumberingAfterBreak="0">
     <w:nsid w:val="386B27DB"/>
     <w:multiLevelType w:val="multilevel"/>
     <w:tmpl w:val="88BC306A"/>
@@ -12879,7 +14701,7 @@
       </w:rPr>
     </w:lvl>
   </w:abstractNum>
-  <w:abstractNum w:abstractNumId="38" w15:restartNumberingAfterBreak="0">
+  <w:abstractNum w:abstractNumId="40" w15:restartNumberingAfterBreak="0">
     <w:nsid w:val="389D2877"/>
     <w:multiLevelType w:val="multilevel"/>
     <w:tmpl w:val="36305668"/>
@@ -13028,7 +14850,7 @@
       </w:rPr>
     </w:lvl>
   </w:abstractNum>
-  <w:abstractNum w:abstractNumId="39" w15:restartNumberingAfterBreak="0">
+  <w:abstractNum w:abstractNumId="41" w15:restartNumberingAfterBreak="0">
     <w:nsid w:val="38F36FC8"/>
     <w:multiLevelType w:val="multilevel"/>
     <w:tmpl w:val="3ABEFE9C"/>
@@ -13177,7 +14999,7 @@
       </w:rPr>
     </w:lvl>
   </w:abstractNum>
-  <w:abstractNum w:abstractNumId="40" w15:restartNumberingAfterBreak="0">
+  <w:abstractNum w:abstractNumId="42" w15:restartNumberingAfterBreak="0">
     <w:nsid w:val="39176413"/>
     <w:multiLevelType w:val="multilevel"/>
     <w:tmpl w:val="E788D222"/>
@@ -13326,7 +15148,93 @@
       </w:rPr>
     </w:lvl>
   </w:abstractNum>
-  <w:abstractNum w:abstractNumId="41" w15:restartNumberingAfterBreak="0">
+  <w:abstractNum w:abstractNumId="43" w15:restartNumberingAfterBreak="0">
+    <w:nsid w:val="395E1B18"/>
+    <w:multiLevelType w:val="hybridMultilevel"/>
+    <w:tmpl w:val="3DBA8D04"/>
+    <w:lvl w:ilvl="0" w:tplc="0409000F">
+      <w:start w:val="1"/>
+      <w:numFmt w:val="decimal"/>
+      <w:lvlText w:val="%1."/>
+      <w:lvlJc w:val="left"/>
+      <w:pPr>
+        <w:ind w:left="720" w:hanging="360"/>
+      </w:pPr>
+    </w:lvl>
+    <w:lvl w:ilvl="1" w:tplc="04090019" w:tentative="1">
+      <w:start w:val="1"/>
+      <w:numFmt w:val="lowerLetter"/>
+      <w:lvlText w:val="%2."/>
+      <w:lvlJc w:val="left"/>
+      <w:pPr>
+        <w:ind w:left="1440" w:hanging="360"/>
+      </w:pPr>
+    </w:lvl>
+    <w:lvl w:ilvl="2" w:tplc="0409001B" w:tentative="1">
+      <w:start w:val="1"/>
+      <w:numFmt w:val="lowerRoman"/>
+      <w:lvlText w:val="%3."/>
+      <w:lvlJc w:val="right"/>
+      <w:pPr>
+        <w:ind w:left="2160" w:hanging="180"/>
+      </w:pPr>
+    </w:lvl>
+    <w:lvl w:ilvl="3" w:tplc="0409000F" w:tentative="1">
+      <w:start w:val="1"/>
+      <w:numFmt w:val="decimal"/>
+      <w:lvlText w:val="%4."/>
+      <w:lvlJc w:val="left"/>
+      <w:pPr>
+        <w:ind w:left="2880" w:hanging="360"/>
+      </w:pPr>
+    </w:lvl>
+    <w:lvl w:ilvl="4" w:tplc="04090019" w:tentative="1">
+      <w:start w:val="1"/>
+      <w:numFmt w:val="lowerLetter"/>
+      <w:lvlText w:val="%5."/>
+      <w:lvlJc w:val="left"/>
+      <w:pPr>
+        <w:ind w:left="3600" w:hanging="360"/>
+      </w:pPr>
+    </w:lvl>
+    <w:lvl w:ilvl="5" w:tplc="0409001B" w:tentative="1">
+      <w:start w:val="1"/>
+      <w:numFmt w:val="lowerRoman"/>
+      <w:lvlText w:val="%6."/>
+      <w:lvlJc w:val="right"/>
+      <w:pPr>
+        <w:ind w:left="4320" w:hanging="180"/>
+      </w:pPr>
+    </w:lvl>
+    <w:lvl w:ilvl="6" w:tplc="0409000F" w:tentative="1">
+      <w:start w:val="1"/>
+      <w:numFmt w:val="decimal"/>
+      <w:lvlText w:val="%7."/>
+      <w:lvlJc w:val="left"/>
+      <w:pPr>
+        <w:ind w:left="5040" w:hanging="360"/>
+      </w:pPr>
+    </w:lvl>
+    <w:lvl w:ilvl="7" w:tplc="04090019" w:tentative="1">
+      <w:start w:val="1"/>
+      <w:numFmt w:val="lowerLetter"/>
+      <w:lvlText w:val="%8."/>
+      <w:lvlJc w:val="left"/>
+      <w:pPr>
+        <w:ind w:left="5760" w:hanging="360"/>
+      </w:pPr>
+    </w:lvl>
+    <w:lvl w:ilvl="8" w:tplc="0409001B" w:tentative="1">
+      <w:start w:val="1"/>
+      <w:numFmt w:val="lowerRoman"/>
+      <w:lvlText w:val="%9."/>
+      <w:lvlJc w:val="right"/>
+      <w:pPr>
+        <w:ind w:left="6480" w:hanging="180"/>
+      </w:pPr>
+    </w:lvl>
+  </w:abstractNum>
+  <w:abstractNum w:abstractNumId="44" w15:restartNumberingAfterBreak="0">
     <w:nsid w:val="40B17933"/>
     <w:multiLevelType w:val="hybridMultilevel"/>
     <w:tmpl w:val="BEA44B5C"/>
@@ -13439,7 +15347,7 @@
       </w:rPr>
     </w:lvl>
   </w:abstractNum>
-  <w:abstractNum w:abstractNumId="42" w15:restartNumberingAfterBreak="0">
+  <w:abstractNum w:abstractNumId="45" w15:restartNumberingAfterBreak="0">
     <w:nsid w:val="4136768C"/>
     <w:multiLevelType w:val="hybridMultilevel"/>
     <w:tmpl w:val="2FFA059A"/>
@@ -13552,7 +15460,7 @@
       </w:rPr>
     </w:lvl>
   </w:abstractNum>
-  <w:abstractNum w:abstractNumId="43" w15:restartNumberingAfterBreak="0">
+  <w:abstractNum w:abstractNumId="46" w15:restartNumberingAfterBreak="0">
     <w:nsid w:val="415C36A8"/>
     <w:multiLevelType w:val="multilevel"/>
     <w:tmpl w:val="1F8A6574"/>
@@ -13701,7 +15609,7 @@
       </w:rPr>
     </w:lvl>
   </w:abstractNum>
-  <w:abstractNum w:abstractNumId="44" w15:restartNumberingAfterBreak="0">
+  <w:abstractNum w:abstractNumId="47" w15:restartNumberingAfterBreak="0">
     <w:nsid w:val="43572CF2"/>
     <w:multiLevelType w:val="multilevel"/>
     <w:tmpl w:val="E26AB91A"/>
@@ -13850,7 +15758,7 @@
       </w:rPr>
     </w:lvl>
   </w:abstractNum>
-  <w:abstractNum w:abstractNumId="45" w15:restartNumberingAfterBreak="0">
+  <w:abstractNum w:abstractNumId="48" w15:restartNumberingAfterBreak="0">
     <w:nsid w:val="446A5998"/>
     <w:multiLevelType w:val="hybridMultilevel"/>
     <w:tmpl w:val="E52429AE"/>
@@ -13963,7 +15871,7 @@
       </w:rPr>
     </w:lvl>
   </w:abstractNum>
-  <w:abstractNum w:abstractNumId="46" w15:restartNumberingAfterBreak="0">
+  <w:abstractNum w:abstractNumId="49" w15:restartNumberingAfterBreak="0">
     <w:nsid w:val="45C9013B"/>
     <w:multiLevelType w:val="multilevel"/>
     <w:tmpl w:val="EA30BF82"/>
@@ -14112,7 +16020,7 @@
       </w:rPr>
     </w:lvl>
   </w:abstractNum>
-  <w:abstractNum w:abstractNumId="47" w15:restartNumberingAfterBreak="0">
+  <w:abstractNum w:abstractNumId="50" w15:restartNumberingAfterBreak="0">
     <w:nsid w:val="4727667E"/>
     <w:multiLevelType w:val="hybridMultilevel"/>
     <w:tmpl w:val="89863F4E"/>
@@ -14225,7 +16133,7 @@
       </w:rPr>
     </w:lvl>
   </w:abstractNum>
-  <w:abstractNum w:abstractNumId="48" w15:restartNumberingAfterBreak="0">
+  <w:abstractNum w:abstractNumId="51" w15:restartNumberingAfterBreak="0">
     <w:nsid w:val="47787E7A"/>
     <w:multiLevelType w:val="multilevel"/>
     <w:tmpl w:val="C0A63200"/>
@@ -14374,7 +16282,7 @@
       </w:rPr>
     </w:lvl>
   </w:abstractNum>
-  <w:abstractNum w:abstractNumId="49" w15:restartNumberingAfterBreak="0">
+  <w:abstractNum w:abstractNumId="52" w15:restartNumberingAfterBreak="0">
     <w:nsid w:val="4BE13BEF"/>
     <w:multiLevelType w:val="hybridMultilevel"/>
     <w:tmpl w:val="FCC82DF0"/>
@@ -14487,7 +16395,7 @@
       </w:rPr>
     </w:lvl>
   </w:abstractNum>
-  <w:abstractNum w:abstractNumId="50" w15:restartNumberingAfterBreak="0">
+  <w:abstractNum w:abstractNumId="53" w15:restartNumberingAfterBreak="0">
     <w:nsid w:val="4C6B773D"/>
     <w:multiLevelType w:val="multilevel"/>
     <w:tmpl w:val="3FBEB678"/>
@@ -14636,7 +16544,7 @@
       </w:rPr>
     </w:lvl>
   </w:abstractNum>
-  <w:abstractNum w:abstractNumId="51" w15:restartNumberingAfterBreak="0">
+  <w:abstractNum w:abstractNumId="54" w15:restartNumberingAfterBreak="0">
     <w:nsid w:val="4D2A772B"/>
     <w:multiLevelType w:val="multilevel"/>
     <w:tmpl w:val="DD6E7F88"/>
@@ -14785,7 +16693,7 @@
       </w:rPr>
     </w:lvl>
   </w:abstractNum>
-  <w:abstractNum w:abstractNumId="52" w15:restartNumberingAfterBreak="0">
+  <w:abstractNum w:abstractNumId="55" w15:restartNumberingAfterBreak="0">
     <w:nsid w:val="4D3B28E2"/>
     <w:multiLevelType w:val="multilevel"/>
     <w:tmpl w:val="3806BDEC"/>
@@ -14934,7 +16842,7 @@
       </w:rPr>
     </w:lvl>
   </w:abstractNum>
-  <w:abstractNum w:abstractNumId="53" w15:restartNumberingAfterBreak="0">
+  <w:abstractNum w:abstractNumId="56" w15:restartNumberingAfterBreak="0">
     <w:nsid w:val="515E52D6"/>
     <w:multiLevelType w:val="multilevel"/>
     <w:tmpl w:val="217AC120"/>
@@ -15083,7 +16991,7 @@
       </w:rPr>
     </w:lvl>
   </w:abstractNum>
-  <w:abstractNum w:abstractNumId="54" w15:restartNumberingAfterBreak="0">
+  <w:abstractNum w:abstractNumId="57" w15:restartNumberingAfterBreak="0">
     <w:nsid w:val="53A241EE"/>
     <w:multiLevelType w:val="multilevel"/>
     <w:tmpl w:val="0CFA2A92"/>
@@ -15232,7 +17140,7 @@
       </w:rPr>
     </w:lvl>
   </w:abstractNum>
-  <w:abstractNum w:abstractNumId="55" w15:restartNumberingAfterBreak="0">
+  <w:abstractNum w:abstractNumId="58" w15:restartNumberingAfterBreak="0">
     <w:nsid w:val="5431221D"/>
     <w:multiLevelType w:val="multilevel"/>
     <w:tmpl w:val="B2447614"/>
@@ -15381,7 +17289,7 @@
       </w:rPr>
     </w:lvl>
   </w:abstractNum>
-  <w:abstractNum w:abstractNumId="56" w15:restartNumberingAfterBreak="0">
+  <w:abstractNum w:abstractNumId="59" w15:restartNumberingAfterBreak="0">
     <w:nsid w:val="546452EF"/>
     <w:multiLevelType w:val="multilevel"/>
     <w:tmpl w:val="D68EB6CC"/>
@@ -15530,7 +17438,7 @@
       </w:rPr>
     </w:lvl>
   </w:abstractNum>
-  <w:abstractNum w:abstractNumId="57" w15:restartNumberingAfterBreak="0">
+  <w:abstractNum w:abstractNumId="60" w15:restartNumberingAfterBreak="0">
     <w:nsid w:val="55F44BE2"/>
     <w:multiLevelType w:val="multilevel"/>
     <w:tmpl w:val="A7EC736A"/>
@@ -15679,7 +17587,7 @@
       </w:rPr>
     </w:lvl>
   </w:abstractNum>
-  <w:abstractNum w:abstractNumId="58" w15:restartNumberingAfterBreak="0">
+  <w:abstractNum w:abstractNumId="61" w15:restartNumberingAfterBreak="0">
     <w:nsid w:val="566D6AC2"/>
     <w:multiLevelType w:val="multilevel"/>
     <w:tmpl w:val="DA36DDCC"/>
@@ -15828,7 +17736,7 @@
       </w:rPr>
     </w:lvl>
   </w:abstractNum>
-  <w:abstractNum w:abstractNumId="59" w15:restartNumberingAfterBreak="0">
+  <w:abstractNum w:abstractNumId="62" w15:restartNumberingAfterBreak="0">
     <w:nsid w:val="570B148B"/>
     <w:multiLevelType w:val="multilevel"/>
     <w:tmpl w:val="A8069DA2"/>
@@ -15977,7 +17885,7 @@
       </w:rPr>
     </w:lvl>
   </w:abstractNum>
-  <w:abstractNum w:abstractNumId="60" w15:restartNumberingAfterBreak="0">
+  <w:abstractNum w:abstractNumId="63" w15:restartNumberingAfterBreak="0">
     <w:nsid w:val="58ED4C76"/>
     <w:multiLevelType w:val="multilevel"/>
     <w:tmpl w:val="0F241EA6"/>
@@ -16126,7 +18034,7 @@
       </w:rPr>
     </w:lvl>
   </w:abstractNum>
-  <w:abstractNum w:abstractNumId="61" w15:restartNumberingAfterBreak="0">
+  <w:abstractNum w:abstractNumId="64" w15:restartNumberingAfterBreak="0">
     <w:nsid w:val="5B2B4E8D"/>
     <w:multiLevelType w:val="hybridMultilevel"/>
     <w:tmpl w:val="88F81FA2"/>
@@ -16239,7 +18147,7 @@
       </w:rPr>
     </w:lvl>
   </w:abstractNum>
-  <w:abstractNum w:abstractNumId="62" w15:restartNumberingAfterBreak="0">
+  <w:abstractNum w:abstractNumId="65" w15:restartNumberingAfterBreak="0">
     <w:nsid w:val="5BE35F67"/>
     <w:multiLevelType w:val="hybridMultilevel"/>
     <w:tmpl w:val="5702785C"/>
@@ -16352,7 +18260,7 @@
       </w:rPr>
     </w:lvl>
   </w:abstractNum>
-  <w:abstractNum w:abstractNumId="63" w15:restartNumberingAfterBreak="0">
+  <w:abstractNum w:abstractNumId="66" w15:restartNumberingAfterBreak="0">
     <w:nsid w:val="5DC93E84"/>
     <w:multiLevelType w:val="hybridMultilevel"/>
     <w:tmpl w:val="27543A7E"/>
@@ -16465,7 +18373,7 @@
       </w:rPr>
     </w:lvl>
   </w:abstractNum>
-  <w:abstractNum w:abstractNumId="64" w15:restartNumberingAfterBreak="0">
+  <w:abstractNum w:abstractNumId="67" w15:restartNumberingAfterBreak="0">
     <w:nsid w:val="5DD0363E"/>
     <w:multiLevelType w:val="multilevel"/>
     <w:tmpl w:val="468E3DAE"/>
@@ -16614,7 +18522,7 @@
       </w:rPr>
     </w:lvl>
   </w:abstractNum>
-  <w:abstractNum w:abstractNumId="65" w15:restartNumberingAfterBreak="0">
+  <w:abstractNum w:abstractNumId="68" w15:restartNumberingAfterBreak="0">
     <w:nsid w:val="5DE1507D"/>
     <w:multiLevelType w:val="multilevel"/>
     <w:tmpl w:val="21E22820"/>
@@ -16763,7 +18671,7 @@
       </w:rPr>
     </w:lvl>
   </w:abstractNum>
-  <w:abstractNum w:abstractNumId="66" w15:restartNumberingAfterBreak="0">
+  <w:abstractNum w:abstractNumId="69" w15:restartNumberingAfterBreak="0">
     <w:nsid w:val="5E036048"/>
     <w:multiLevelType w:val="multilevel"/>
     <w:tmpl w:val="EAA67E1E"/>
@@ -16912,7 +18820,7 @@
       </w:rPr>
     </w:lvl>
   </w:abstractNum>
-  <w:abstractNum w:abstractNumId="67" w15:restartNumberingAfterBreak="0">
+  <w:abstractNum w:abstractNumId="70" w15:restartNumberingAfterBreak="0">
     <w:nsid w:val="5FDD6DEC"/>
     <w:multiLevelType w:val="hybridMultilevel"/>
     <w:tmpl w:val="7F8C7B06"/>
@@ -17025,7 +18933,7 @@
       </w:rPr>
     </w:lvl>
   </w:abstractNum>
-  <w:abstractNum w:abstractNumId="68" w15:restartNumberingAfterBreak="0">
+  <w:abstractNum w:abstractNumId="71" w15:restartNumberingAfterBreak="0">
     <w:nsid w:val="60851938"/>
     <w:multiLevelType w:val="hybridMultilevel"/>
     <w:tmpl w:val="5D74A340"/>
@@ -17138,7 +19046,7 @@
       </w:rPr>
     </w:lvl>
   </w:abstractNum>
-  <w:abstractNum w:abstractNumId="69" w15:restartNumberingAfterBreak="0">
+  <w:abstractNum w:abstractNumId="72" w15:restartNumberingAfterBreak="0">
     <w:nsid w:val="616B01D1"/>
     <w:multiLevelType w:val="multilevel"/>
     <w:tmpl w:val="B5A29426"/>
@@ -17287,7 +19195,7 @@
       </w:rPr>
     </w:lvl>
   </w:abstractNum>
-  <w:abstractNum w:abstractNumId="70" w15:restartNumberingAfterBreak="0">
+  <w:abstractNum w:abstractNumId="73" w15:restartNumberingAfterBreak="0">
     <w:nsid w:val="63086D78"/>
     <w:multiLevelType w:val="multilevel"/>
     <w:tmpl w:val="A66AA714"/>
@@ -17436,7 +19344,7 @@
       </w:rPr>
     </w:lvl>
   </w:abstractNum>
-  <w:abstractNum w:abstractNumId="71" w15:restartNumberingAfterBreak="0">
+  <w:abstractNum w:abstractNumId="74" w15:restartNumberingAfterBreak="0">
     <w:nsid w:val="651530BA"/>
     <w:multiLevelType w:val="multilevel"/>
     <w:tmpl w:val="218C6430"/>
@@ -17585,7 +19493,7 @@
       </w:rPr>
     </w:lvl>
   </w:abstractNum>
-  <w:abstractNum w:abstractNumId="72" w15:restartNumberingAfterBreak="0">
+  <w:abstractNum w:abstractNumId="75" w15:restartNumberingAfterBreak="0">
     <w:nsid w:val="652171AE"/>
     <w:multiLevelType w:val="hybridMultilevel"/>
     <w:tmpl w:val="CF16121C"/>
@@ -17698,7 +19606,7 @@
       </w:rPr>
     </w:lvl>
   </w:abstractNum>
-  <w:abstractNum w:abstractNumId="73" w15:restartNumberingAfterBreak="0">
+  <w:abstractNum w:abstractNumId="76" w15:restartNumberingAfterBreak="0">
     <w:nsid w:val="663002A6"/>
     <w:multiLevelType w:val="multilevel"/>
     <w:tmpl w:val="8B9C8BE6"/>
@@ -17847,7 +19755,7 @@
       </w:rPr>
     </w:lvl>
   </w:abstractNum>
-  <w:abstractNum w:abstractNumId="74" w15:restartNumberingAfterBreak="0">
+  <w:abstractNum w:abstractNumId="77" w15:restartNumberingAfterBreak="0">
     <w:nsid w:val="668E24D0"/>
     <w:multiLevelType w:val="multilevel"/>
     <w:tmpl w:val="7DE68282"/>
@@ -17963,7 +19871,7 @@
       </w:pPr>
     </w:lvl>
   </w:abstractNum>
-  <w:abstractNum w:abstractNumId="75" w15:restartNumberingAfterBreak="0">
+  <w:abstractNum w:abstractNumId="78" w15:restartNumberingAfterBreak="0">
     <w:nsid w:val="66CC5A0E"/>
     <w:multiLevelType w:val="hybridMultilevel"/>
     <w:tmpl w:val="0B9CBF48"/>
@@ -18076,7 +19984,7 @@
       </w:rPr>
     </w:lvl>
   </w:abstractNum>
-  <w:abstractNum w:abstractNumId="76" w15:restartNumberingAfterBreak="0">
+  <w:abstractNum w:abstractNumId="79" w15:restartNumberingAfterBreak="0">
     <w:nsid w:val="69B648F6"/>
     <w:multiLevelType w:val="multilevel"/>
     <w:tmpl w:val="7F44D98C"/>
@@ -18225,7 +20133,7 @@
       </w:rPr>
     </w:lvl>
   </w:abstractNum>
-  <w:abstractNum w:abstractNumId="77" w15:restartNumberingAfterBreak="0">
+  <w:abstractNum w:abstractNumId="80" w15:restartNumberingAfterBreak="0">
     <w:nsid w:val="717B5E9E"/>
     <w:multiLevelType w:val="multilevel"/>
     <w:tmpl w:val="7DE68282"/>
@@ -18341,7 +20249,7 @@
       </w:pPr>
     </w:lvl>
   </w:abstractNum>
-  <w:abstractNum w:abstractNumId="78" w15:restartNumberingAfterBreak="0">
+  <w:abstractNum w:abstractNumId="81" w15:restartNumberingAfterBreak="0">
     <w:nsid w:val="73560A68"/>
     <w:multiLevelType w:val="multilevel"/>
     <w:tmpl w:val="D0562578"/>
@@ -18490,7 +20398,7 @@
       </w:rPr>
     </w:lvl>
   </w:abstractNum>
-  <w:abstractNum w:abstractNumId="79" w15:restartNumberingAfterBreak="0">
+  <w:abstractNum w:abstractNumId="82" w15:restartNumberingAfterBreak="0">
     <w:nsid w:val="752D1468"/>
     <w:multiLevelType w:val="multilevel"/>
     <w:tmpl w:val="0A304136"/>
@@ -18639,7 +20547,7 @@
       </w:rPr>
     </w:lvl>
   </w:abstractNum>
-  <w:abstractNum w:abstractNumId="80" w15:restartNumberingAfterBreak="0">
+  <w:abstractNum w:abstractNumId="83" w15:restartNumberingAfterBreak="0">
     <w:nsid w:val="778A324B"/>
     <w:multiLevelType w:val="multilevel"/>
     <w:tmpl w:val="34AC1AB4"/>
@@ -18788,7 +20696,7 @@
       </w:rPr>
     </w:lvl>
   </w:abstractNum>
-  <w:abstractNum w:abstractNumId="81" w15:restartNumberingAfterBreak="0">
+  <w:abstractNum w:abstractNumId="84" w15:restartNumberingAfterBreak="0">
     <w:nsid w:val="79AF7CD0"/>
     <w:multiLevelType w:val="hybridMultilevel"/>
     <w:tmpl w:val="14B23344"/>
@@ -18874,7 +20782,7 @@
       </w:pPr>
     </w:lvl>
   </w:abstractNum>
-  <w:abstractNum w:abstractNumId="82" w15:restartNumberingAfterBreak="0">
+  <w:abstractNum w:abstractNumId="85" w15:restartNumberingAfterBreak="0">
     <w:nsid w:val="7AAB560B"/>
     <w:multiLevelType w:val="multilevel"/>
     <w:tmpl w:val="33E0982C"/>
@@ -19023,7 +20931,7 @@
       </w:rPr>
     </w:lvl>
   </w:abstractNum>
-  <w:abstractNum w:abstractNumId="83" w15:restartNumberingAfterBreak="0">
+  <w:abstractNum w:abstractNumId="86" w15:restartNumberingAfterBreak="0">
     <w:nsid w:val="7BE55734"/>
     <w:multiLevelType w:val="multilevel"/>
     <w:tmpl w:val="74705CF0"/>
@@ -19172,7 +21080,7 @@
       </w:rPr>
     </w:lvl>
   </w:abstractNum>
-  <w:abstractNum w:abstractNumId="84" w15:restartNumberingAfterBreak="0">
+  <w:abstractNum w:abstractNumId="87" w15:restartNumberingAfterBreak="0">
     <w:nsid w:val="7BF00466"/>
     <w:multiLevelType w:val="multilevel"/>
     <w:tmpl w:val="F8EAC3F8"/>
@@ -19321,7 +21229,7 @@
       </w:rPr>
     </w:lvl>
   </w:abstractNum>
-  <w:abstractNum w:abstractNumId="85" w15:restartNumberingAfterBreak="0">
+  <w:abstractNum w:abstractNumId="88" w15:restartNumberingAfterBreak="0">
     <w:nsid w:val="7D6029C7"/>
     <w:multiLevelType w:val="multilevel"/>
     <w:tmpl w:val="E744DC5E"/>
@@ -19470,7 +21378,7 @@
       </w:rPr>
     </w:lvl>
   </w:abstractNum>
-  <w:abstractNum w:abstractNumId="86" w15:restartNumberingAfterBreak="0">
+  <w:abstractNum w:abstractNumId="89" w15:restartNumberingAfterBreak="0">
     <w:nsid w:val="7DB31074"/>
     <w:multiLevelType w:val="multilevel"/>
     <w:tmpl w:val="E5323C6E"/>
@@ -19619,7 +21527,7 @@
       </w:rPr>
     </w:lvl>
   </w:abstractNum>
-  <w:abstractNum w:abstractNumId="87" w15:restartNumberingAfterBreak="0">
+  <w:abstractNum w:abstractNumId="90" w15:restartNumberingAfterBreak="0">
     <w:nsid w:val="7DF208A8"/>
     <w:multiLevelType w:val="multilevel"/>
     <w:tmpl w:val="A662A2F6"/>
@@ -19768,7 +21676,7 @@
       </w:rPr>
     </w:lvl>
   </w:abstractNum>
-  <w:abstractNum w:abstractNumId="88" w15:restartNumberingAfterBreak="0">
+  <w:abstractNum w:abstractNumId="91" w15:restartNumberingAfterBreak="0">
     <w:nsid w:val="7E4D1381"/>
     <w:multiLevelType w:val="hybridMultilevel"/>
     <w:tmpl w:val="FABECC88"/>
@@ -19882,55 +21790,55 @@
     </w:lvl>
   </w:abstractNum>
   <w:num w:numId="1" w16cid:durableId="573853758">
-    <w:abstractNumId w:val="86"/>
+    <w:abstractNumId w:val="89"/>
   </w:num>
   <w:num w:numId="2" w16cid:durableId="314796264">
+    <w:abstractNumId w:val="76"/>
+  </w:num>
+  <w:num w:numId="3" w16cid:durableId="800079112">
+    <w:abstractNumId w:val="56"/>
+  </w:num>
+  <w:num w:numId="4" w16cid:durableId="1487165655">
+    <w:abstractNumId w:val="32"/>
+  </w:num>
+  <w:num w:numId="5" w16cid:durableId="693043837">
+    <w:abstractNumId w:val="17"/>
+  </w:num>
+  <w:num w:numId="6" w16cid:durableId="775246725">
+    <w:abstractNumId w:val="72"/>
+  </w:num>
+  <w:num w:numId="7" w16cid:durableId="401565673">
+    <w:abstractNumId w:val="46"/>
+  </w:num>
+  <w:num w:numId="8" w16cid:durableId="231500954">
+    <w:abstractNumId w:val="39"/>
+  </w:num>
+  <w:num w:numId="9" w16cid:durableId="1278021677">
+    <w:abstractNumId w:val="62"/>
+  </w:num>
+  <w:num w:numId="10" w16cid:durableId="255094929">
+    <w:abstractNumId w:val="81"/>
+  </w:num>
+  <w:num w:numId="11" w16cid:durableId="1666587547">
+    <w:abstractNumId w:val="82"/>
+  </w:num>
+  <w:num w:numId="12" w16cid:durableId="3014905">
+    <w:abstractNumId w:val="16"/>
+  </w:num>
+  <w:num w:numId="13" w16cid:durableId="994070721">
+    <w:abstractNumId w:val="21"/>
+  </w:num>
+  <w:num w:numId="14" w16cid:durableId="994335149">
+    <w:abstractNumId w:val="88"/>
+  </w:num>
+  <w:num w:numId="15" w16cid:durableId="1587688221">
+    <w:abstractNumId w:val="41"/>
+  </w:num>
+  <w:num w:numId="16" w16cid:durableId="334456617">
     <w:abstractNumId w:val="73"/>
   </w:num>
-  <w:num w:numId="3" w16cid:durableId="800079112">
-    <w:abstractNumId w:val="53"/>
-  </w:num>
-  <w:num w:numId="4" w16cid:durableId="1487165655">
-    <w:abstractNumId w:val="31"/>
-  </w:num>
-  <w:num w:numId="5" w16cid:durableId="693043837">
-    <w:abstractNumId w:val="16"/>
-  </w:num>
-  <w:num w:numId="6" w16cid:durableId="775246725">
-    <w:abstractNumId w:val="69"/>
-  </w:num>
-  <w:num w:numId="7" w16cid:durableId="401565673">
-    <w:abstractNumId w:val="43"/>
-  </w:num>
-  <w:num w:numId="8" w16cid:durableId="231500954">
-    <w:abstractNumId w:val="37"/>
-  </w:num>
-  <w:num w:numId="9" w16cid:durableId="1278021677">
-    <w:abstractNumId w:val="59"/>
-  </w:num>
-  <w:num w:numId="10" w16cid:durableId="255094929">
-    <w:abstractNumId w:val="78"/>
-  </w:num>
-  <w:num w:numId="11" w16cid:durableId="1666587547">
-    <w:abstractNumId w:val="79"/>
-  </w:num>
-  <w:num w:numId="12" w16cid:durableId="3014905">
-    <w:abstractNumId w:val="15"/>
-  </w:num>
-  <w:num w:numId="13" w16cid:durableId="994070721">
-    <w:abstractNumId w:val="20"/>
-  </w:num>
-  <w:num w:numId="14" w16cid:durableId="994335149">
-    <w:abstractNumId w:val="85"/>
-  </w:num>
-  <w:num w:numId="15" w16cid:durableId="1587688221">
-    <w:abstractNumId w:val="39"/>
-  </w:num>
-  <w:num w:numId="16" w16cid:durableId="334456617">
-    <w:abstractNumId w:val="70"/>
-  </w:num>
   <w:num w:numId="17" w16cid:durableId="1120025583">
-    <w:abstractNumId w:val="11"/>
+    <w:abstractNumId w:val="12"/>
   </w:num>
   <w:num w:numId="18" w16cid:durableId="1246570099">
     <w:abstractNumId w:val="2"/>
@@ -19939,91 +21847,91 @@
     <w:abstractNumId w:val="3"/>
   </w:num>
   <w:num w:numId="20" w16cid:durableId="56319285">
-    <w:abstractNumId w:val="76"/>
+    <w:abstractNumId w:val="79"/>
   </w:num>
   <w:num w:numId="21" w16cid:durableId="159153948">
-    <w:abstractNumId w:val="28"/>
+    <w:abstractNumId w:val="29"/>
   </w:num>
   <w:num w:numId="22" w16cid:durableId="1572151915">
+    <w:abstractNumId w:val="60"/>
+  </w:num>
+  <w:num w:numId="23" w16cid:durableId="1476752061">
+    <w:abstractNumId w:val="22"/>
+  </w:num>
+  <w:num w:numId="24" w16cid:durableId="447552272">
+    <w:abstractNumId w:val="86"/>
+  </w:num>
+  <w:num w:numId="25" w16cid:durableId="35083302">
+    <w:abstractNumId w:val="90"/>
+  </w:num>
+  <w:num w:numId="26" w16cid:durableId="1268544452">
+    <w:abstractNumId w:val="25"/>
+  </w:num>
+  <w:num w:numId="27" w16cid:durableId="1645962935">
+    <w:abstractNumId w:val="68"/>
+  </w:num>
+  <w:num w:numId="28" w16cid:durableId="1616712300">
+    <w:abstractNumId w:val="63"/>
+  </w:num>
+  <w:num w:numId="29" w16cid:durableId="1438596038">
+    <w:abstractNumId w:val="19"/>
+  </w:num>
+  <w:num w:numId="30" w16cid:durableId="1666324427">
+    <w:abstractNumId w:val="27"/>
+  </w:num>
+  <w:num w:numId="31" w16cid:durableId="2143306140">
+    <w:abstractNumId w:val="14"/>
+  </w:num>
+  <w:num w:numId="32" w16cid:durableId="732234729">
+    <w:abstractNumId w:val="51"/>
+  </w:num>
+  <w:num w:numId="33" w16cid:durableId="1320038095">
+    <w:abstractNumId w:val="61"/>
+  </w:num>
+  <w:num w:numId="34" w16cid:durableId="1395853981">
+    <w:abstractNumId w:val="47"/>
+  </w:num>
+  <w:num w:numId="35" w16cid:durableId="99691184">
+    <w:abstractNumId w:val="58"/>
+  </w:num>
+  <w:num w:numId="36" w16cid:durableId="1709254141">
+    <w:abstractNumId w:val="34"/>
+  </w:num>
+  <w:num w:numId="37" w16cid:durableId="681050577">
+    <w:abstractNumId w:val="83"/>
+  </w:num>
+  <w:num w:numId="38" w16cid:durableId="125009602">
+    <w:abstractNumId w:val="74"/>
+  </w:num>
+  <w:num w:numId="39" w16cid:durableId="34038575">
+    <w:abstractNumId w:val="7"/>
+  </w:num>
+  <w:num w:numId="40" w16cid:durableId="587080780">
+    <w:abstractNumId w:val="53"/>
+  </w:num>
+  <w:num w:numId="41" w16cid:durableId="122623446">
+    <w:abstractNumId w:val="55"/>
+  </w:num>
+  <w:num w:numId="42" w16cid:durableId="416485644">
     <w:abstractNumId w:val="57"/>
   </w:num>
-  <w:num w:numId="23" w16cid:durableId="1476752061">
-    <w:abstractNumId w:val="21"/>
+  <w:num w:numId="43" w16cid:durableId="1421370694">
+    <w:abstractNumId w:val="40"/>
   </w:num>
-  <w:num w:numId="24" w16cid:durableId="447552272">
-    <w:abstractNumId w:val="83"/>
+  <w:num w:numId="44" w16cid:durableId="1943295624">
+    <w:abstractNumId w:val="30"/>
   </w:num>
-  <w:num w:numId="25" w16cid:durableId="35083302">
+  <w:num w:numId="45" w16cid:durableId="1999460493">
+    <w:abstractNumId w:val="49"/>
+  </w:num>
+  <w:num w:numId="46" w16cid:durableId="1829705796">
     <w:abstractNumId w:val="87"/>
   </w:num>
-  <w:num w:numId="26" w16cid:durableId="1268544452">
-    <w:abstractNumId w:val="24"/>
-  </w:num>
-  <w:num w:numId="27" w16cid:durableId="1645962935">
-    <w:abstractNumId w:val="65"/>
-  </w:num>
-  <w:num w:numId="28" w16cid:durableId="1616712300">
-    <w:abstractNumId w:val="60"/>
-  </w:num>
-  <w:num w:numId="29" w16cid:durableId="1438596038">
-    <w:abstractNumId w:val="18"/>
-  </w:num>
-  <w:num w:numId="30" w16cid:durableId="1666324427">
-    <w:abstractNumId w:val="26"/>
-  </w:num>
-  <w:num w:numId="31" w16cid:durableId="2143306140">
-    <w:abstractNumId w:val="13"/>
-  </w:num>
-  <w:num w:numId="32" w16cid:durableId="732234729">
-    <w:abstractNumId w:val="48"/>
-  </w:num>
-  <w:num w:numId="33" w16cid:durableId="1320038095">
-    <w:abstractNumId w:val="58"/>
-  </w:num>
-  <w:num w:numId="34" w16cid:durableId="1395853981">
-    <w:abstractNumId w:val="44"/>
-  </w:num>
-  <w:num w:numId="35" w16cid:durableId="99691184">
-    <w:abstractNumId w:val="55"/>
-  </w:num>
-  <w:num w:numId="36" w16cid:durableId="1709254141">
-    <w:abstractNumId w:val="33"/>
-  </w:num>
-  <w:num w:numId="37" w16cid:durableId="681050577">
-    <w:abstractNumId w:val="80"/>
-  </w:num>
-  <w:num w:numId="38" w16cid:durableId="125009602">
-    <w:abstractNumId w:val="71"/>
-  </w:num>
-  <w:num w:numId="39" w16cid:durableId="34038575">
-    <w:abstractNumId w:val="6"/>
-  </w:num>
-  <w:num w:numId="40" w16cid:durableId="587080780">
-    <w:abstractNumId w:val="50"/>
-  </w:num>
-  <w:num w:numId="41" w16cid:durableId="122623446">
-    <w:abstractNumId w:val="52"/>
-  </w:num>
-  <w:num w:numId="42" w16cid:durableId="416485644">
-    <w:abstractNumId w:val="54"/>
-  </w:num>
-  <w:num w:numId="43" w16cid:durableId="1421370694">
-    <w:abstractNumId w:val="38"/>
-  </w:num>
-  <w:num w:numId="44" w16cid:durableId="1943295624">
-    <w:abstractNumId w:val="29"/>
-  </w:num>
-  <w:num w:numId="45" w16cid:durableId="1999460493">
-    <w:abstractNumId w:val="46"/>
-  </w:num>
-  <w:num w:numId="46" w16cid:durableId="1829705796">
-    <w:abstractNumId w:val="84"/>
-  </w:num>
   <w:num w:numId="47" w16cid:durableId="1054086538">
-    <w:abstractNumId w:val="66"/>
+    <w:abstractNumId w:val="69"/>
   </w:num>
   <w:num w:numId="48" w16cid:durableId="1849444199">
-    <w:abstractNumId w:val="74"/>
+    <w:abstractNumId w:val="77"/>
     <w:lvlOverride w:ilvl="0"/>
     <w:lvlOverride w:ilvl="1"/>
     <w:lvlOverride w:ilvl="2">
@@ -20049,7 +21957,7 @@
     </w:lvlOverride>
   </w:num>
   <w:num w:numId="49" w16cid:durableId="1845321404">
-    <w:abstractNumId w:val="77"/>
+    <w:abstractNumId w:val="80"/>
     <w:lvlOverride w:ilvl="0"/>
     <w:lvlOverride w:ilvl="1"/>
     <w:lvlOverride w:ilvl="2">
@@ -20101,7 +22009,7 @@
     </w:lvlOverride>
   </w:num>
   <w:num w:numId="51" w16cid:durableId="1340278912">
-    <w:abstractNumId w:val="30"/>
+    <w:abstractNumId w:val="31"/>
     <w:lvlOverride w:ilvl="0"/>
     <w:lvlOverride w:ilvl="1"/>
     <w:lvlOverride w:ilvl="2">
@@ -20127,115 +22035,115 @@
     </w:lvlOverride>
   </w:num>
   <w:num w:numId="52" w16cid:durableId="2062054129">
+    <w:abstractNumId w:val="37"/>
+  </w:num>
+  <w:num w:numId="53" w16cid:durableId="1856111396">
+    <w:abstractNumId w:val="38"/>
+  </w:num>
+  <w:num w:numId="54" w16cid:durableId="345405995">
+    <w:abstractNumId w:val="23"/>
+  </w:num>
+  <w:num w:numId="55" w16cid:durableId="1555460809">
+    <w:abstractNumId w:val="44"/>
+  </w:num>
+  <w:num w:numId="56" w16cid:durableId="1835411145">
+    <w:abstractNumId w:val="18"/>
+  </w:num>
+  <w:num w:numId="57" w16cid:durableId="86124070">
+    <w:abstractNumId w:val="45"/>
+  </w:num>
+  <w:num w:numId="58" w16cid:durableId="529756297">
+    <w:abstractNumId w:val="9"/>
+  </w:num>
+  <w:num w:numId="59" w16cid:durableId="740561251">
     <w:abstractNumId w:val="35"/>
   </w:num>
-  <w:num w:numId="53" w16cid:durableId="1856111396">
-    <w:abstractNumId w:val="36"/>
-  </w:num>
-  <w:num w:numId="54" w16cid:durableId="345405995">
-    <w:abstractNumId w:val="22"/>
-  </w:num>
-  <w:num w:numId="55" w16cid:durableId="1555460809">
-    <w:abstractNumId w:val="41"/>
-  </w:num>
-  <w:num w:numId="56" w16cid:durableId="1835411145">
-    <w:abstractNumId w:val="17"/>
-  </w:num>
-  <w:num w:numId="57" w16cid:durableId="86124070">
+  <w:num w:numId="60" w16cid:durableId="53699050">
     <w:abstractNumId w:val="42"/>
   </w:num>
-  <w:num w:numId="58" w16cid:durableId="529756297">
+  <w:num w:numId="61" w16cid:durableId="13113808">
+    <w:abstractNumId w:val="13"/>
+  </w:num>
+  <w:num w:numId="62" w16cid:durableId="70810031">
+    <w:abstractNumId w:val="28"/>
+  </w:num>
+  <w:num w:numId="63" w16cid:durableId="1527135492">
     <w:abstractNumId w:val="8"/>
   </w:num>
-  <w:num w:numId="59" w16cid:durableId="740561251">
-    <w:abstractNumId w:val="34"/>
-  </w:num>
-  <w:num w:numId="60" w16cid:durableId="53699050">
-    <w:abstractNumId w:val="40"/>
-  </w:num>
-  <w:num w:numId="61" w16cid:durableId="13113808">
-    <w:abstractNumId w:val="12"/>
-  </w:num>
-  <w:num w:numId="62" w16cid:durableId="70810031">
-    <w:abstractNumId w:val="27"/>
-  </w:num>
-  <w:num w:numId="63" w16cid:durableId="1527135492">
-    <w:abstractNumId w:val="7"/>
-  </w:num>
   <w:num w:numId="64" w16cid:durableId="179437677">
-    <w:abstractNumId w:val="51"/>
+    <w:abstractNumId w:val="54"/>
   </w:num>
   <w:num w:numId="65" w16cid:durableId="1456748840">
     <w:abstractNumId w:val="5"/>
   </w:num>
   <w:num w:numId="66" w16cid:durableId="354120197">
-    <w:abstractNumId w:val="56"/>
+    <w:abstractNumId w:val="59"/>
   </w:num>
   <w:num w:numId="67" w16cid:durableId="503597295">
-    <w:abstractNumId w:val="82"/>
+    <w:abstractNumId w:val="85"/>
   </w:num>
   <w:num w:numId="68" w16cid:durableId="1736273106">
-    <w:abstractNumId w:val="32"/>
+    <w:abstractNumId w:val="33"/>
   </w:num>
   <w:num w:numId="69" w16cid:durableId="1258371463">
-    <w:abstractNumId w:val="64"/>
+    <w:abstractNumId w:val="67"/>
   </w:num>
   <w:num w:numId="70" w16cid:durableId="1236433124">
-    <w:abstractNumId w:val="19"/>
+    <w:abstractNumId w:val="20"/>
   </w:num>
   <w:num w:numId="71" w16cid:durableId="590433983">
-    <w:abstractNumId w:val="14"/>
+    <w:abstractNumId w:val="15"/>
   </w:num>
   <w:num w:numId="72" w16cid:durableId="43910340">
-    <w:abstractNumId w:val="25"/>
+    <w:abstractNumId w:val="26"/>
   </w:num>
   <w:num w:numId="73" w16cid:durableId="583298211">
-    <w:abstractNumId w:val="9"/>
+    <w:abstractNumId w:val="10"/>
   </w:num>
   <w:num w:numId="74" w16cid:durableId="631909995">
     <w:abstractNumId w:val="1"/>
   </w:num>
   <w:num w:numId="75" w16cid:durableId="26875840">
-    <w:abstractNumId w:val="75"/>
+    <w:abstractNumId w:val="78"/>
   </w:num>
   <w:num w:numId="76" w16cid:durableId="1095321922">
     <w:abstractNumId w:val="4"/>
   </w:num>
   <w:num w:numId="77" w16cid:durableId="1747264063">
-    <w:abstractNumId w:val="67"/>
+    <w:abstractNumId w:val="70"/>
   </w:num>
   <w:num w:numId="78" w16cid:durableId="1178076632">
-    <w:abstractNumId w:val="10"/>
+    <w:abstractNumId w:val="11"/>
   </w:num>
   <w:num w:numId="79" w16cid:durableId="858396120">
-    <w:abstractNumId w:val="63"/>
+    <w:abstractNumId w:val="66"/>
   </w:num>
   <w:num w:numId="80" w16cid:durableId="642079823">
-    <w:abstractNumId w:val="49"/>
+    <w:abstractNumId w:val="52"/>
   </w:num>
   <w:num w:numId="81" w16cid:durableId="1222591811">
-    <w:abstractNumId w:val="72"/>
+    <w:abstractNumId w:val="75"/>
   </w:num>
   <w:num w:numId="82" w16cid:durableId="859779958">
-    <w:abstractNumId w:val="62"/>
+    <w:abstractNumId w:val="65"/>
   </w:num>
   <w:num w:numId="83" w16cid:durableId="1011638647">
-    <w:abstractNumId w:val="23"/>
+    <w:abstractNumId w:val="24"/>
   </w:num>
   <w:num w:numId="84" w16cid:durableId="1846050319">
-    <w:abstractNumId w:val="88"/>
+    <w:abstractNumId w:val="91"/>
   </w:num>
   <w:num w:numId="85" w16cid:durableId="1472676664">
-    <w:abstractNumId w:val="45"/>
+    <w:abstractNumId w:val="48"/>
   </w:num>
   <w:num w:numId="86" w16cid:durableId="1559167031">
-    <w:abstractNumId w:val="47"/>
+    <w:abstractNumId w:val="50"/>
   </w:num>
   <w:num w:numId="87" w16cid:durableId="448353914">
-    <w:abstractNumId w:val="68"/>
+    <w:abstractNumId w:val="71"/>
   </w:num>
   <w:num w:numId="88" w16cid:durableId="765005546">
-    <w:abstractNumId w:val="81"/>
+    <w:abstractNumId w:val="84"/>
     <w:lvlOverride w:ilvl="0">
       <w:startOverride w:val="1"/>
     </w:lvlOverride>
@@ -20265,10 +22173,19 @@
     </w:lvlOverride>
   </w:num>
   <w:num w:numId="89" w16cid:durableId="636380633">
-    <w:abstractNumId w:val="81"/>
+    <w:abstractNumId w:val="84"/>
   </w:num>
   <w:num w:numId="90" w16cid:durableId="2097744761">
-    <w:abstractNumId w:val="61"/>
+    <w:abstractNumId w:val="64"/>
+  </w:num>
+  <w:num w:numId="91" w16cid:durableId="363291095">
+    <w:abstractNumId w:val="43"/>
+  </w:num>
+  <w:num w:numId="92" w16cid:durableId="110783566">
+    <w:abstractNumId w:val="36"/>
+  </w:num>
+  <w:num w:numId="93" w16cid:durableId="820267893">
+    <w:abstractNumId w:val="6"/>
   </w:num>
 </w:numbering>
 </file>

--- a/Դիպլոմային.docx
+++ b/Դիպլոմային.docx
@@ -3690,7 +3690,7 @@
           <w:color w:val="000000" w:themeColor="text1"/>
           <w:sz w:val="24"/>
           <w:szCs w:val="24"/>
-          <w:lang w:eastAsia="ru-RU"/>
+          <w:lang w:val="hy-AM" w:eastAsia="ru-RU"/>
         </w:rPr>
         <w:t>բաժին</w:t>
       </w:r>
@@ -4099,7 +4099,27 @@
           <w:szCs w:val="28"/>
           <w:lang w:val="hy-AM" w:eastAsia="ru-RU"/>
         </w:rPr>
-        <w:t xml:space="preserve">Բնապահպանություն։ </w:t>
+        <w:t>Բնապահպանություն</w:t>
+      </w:r>
+      <w:r>
+        <w:rPr>
+          <w:rFonts w:ascii="Sylfaen" w:eastAsia="Microsoft YaHei" w:hAnsi="Sylfaen" w:cs="Sylfaen"/>
+          <w:color w:val="000000" w:themeColor="text1"/>
+          <w:sz w:val="28"/>
+          <w:szCs w:val="28"/>
+          <w:lang w:val="hy-AM" w:eastAsia="ru-RU"/>
+        </w:rPr>
+        <w:t>.</w:t>
+      </w:r>
+      <w:r>
+        <w:rPr>
+          <w:rFonts w:ascii="Sylfaen" w:eastAsia="Microsoft YaHei" w:hAnsi="Sylfaen" w:cs="Sylfaen"/>
+          <w:color w:val="000000" w:themeColor="text1"/>
+          <w:sz w:val="28"/>
+          <w:szCs w:val="28"/>
+          <w:lang w:val="hy-AM" w:eastAsia="ru-RU"/>
+        </w:rPr>
+        <w:t xml:space="preserve"> </w:t>
       </w:r>
       <w:r>
         <w:rPr>
@@ -5648,7 +5668,35 @@
           <w:rFonts w:ascii="Sylfaen" w:hAnsi="Sylfaen"/>
           <w:lang w:val="hy-AM"/>
         </w:rPr>
-        <w:t>Որպես ինտերֆեյսի մշակման հիմնական գործիքակազմ կիրառվել են TypeScript ծրագրավորման լեզուն և React.js գրադարանը։ Այս համադրությունն ապահովում է բարձր արտադրողականություն ունեցող, դինամիկ և արագ արձագանքող միջավայր։ Ի տարբերություն JavaScript-ի, TypeScript-ի միջոցով տիպերի խիստ ստուգումը զգալիորեն հեշտացնում է համակարգի սպասարկումը, բարձրացնում կոդի կանխատեսելիությունը և նվազեցնում աշխատանքի ընթացքում առաջացող սխալների հավանականությունը։ React.js-ի կոմպոնենտային կառուցվածքը հնարավորություն է տալիս ստեղծել վերօգտագործելի և լավ կազմակերպված UI տարրեր, ինչը նպաստում է նախագծի մասշտաբելիությանը և հետագա զարգացման հեշտությանը։ Բացի այդ, կիրառվել են ժամանակակից state կառավարման և API-ների հետ փոխազդեցության մեխանիզմներ, որոնք ապահովում են տվյալների արագ բեռնում և ինտերֆեյսի սահուն աշխատանքը։</w:t>
+        <w:t>Որպես ինտերֆեյսի մշակման հիմնական գործիքակազմ կիրառվել են TypeScript ծրագրավորման լեզուն</w:t>
+      </w:r>
+      <w:r>
+        <w:rPr>
+          <w:rFonts w:ascii="Sylfaen" w:hAnsi="Sylfaen"/>
+          <w:lang w:val="hy-AM"/>
+        </w:rPr>
+        <w:t xml:space="preserve"> [4]</w:t>
+      </w:r>
+      <w:r>
+        <w:rPr>
+          <w:rFonts w:ascii="Sylfaen" w:hAnsi="Sylfaen"/>
+          <w:lang w:val="hy-AM"/>
+        </w:rPr>
+        <w:t xml:space="preserve"> և React.js գրադարանը</w:t>
+      </w:r>
+      <w:r>
+        <w:rPr>
+          <w:rFonts w:ascii="Sylfaen" w:hAnsi="Sylfaen"/>
+          <w:lang w:val="hy-AM"/>
+        </w:rPr>
+        <w:t xml:space="preserve"> [3]</w:t>
+      </w:r>
+      <w:r>
+        <w:rPr>
+          <w:rFonts w:ascii="Sylfaen" w:hAnsi="Sylfaen"/>
+          <w:lang w:val="hy-AM"/>
+        </w:rPr>
+        <w:t>։ Այս համադրությունն ապահովում է բարձր արտադրողականություն ունեցող, դինամիկ և արագ արձագանքող միջավայր։ Ի տարբերություն JavaScript-ի, TypeScript-ի միջոցով տիպերի խիստ ստուգումը զգալիորեն հեշտացնում է համակարգի սպասարկումը, բարձրացնում կոդի կանխատեսելիությունը և նվազեցնում աշխատանքի ընթացքում առաջացող սխալների հավանականությունը։ React.js-ի կոմպոնենտային կառուցվածքը հնարավորություն է տալիս ստեղծել վերօգտագործելի և լավ կազմակերպված UI տարրեր, ինչը նպաստում է նախագծի մասշտաբելիությանը և հետագա զարգացման հեշտությանը։ Բացի այդ, կիրառվել են ժամանակակից state կառավարման և API-ների հետ փոխազդեցության մեխանիզմներ, որոնք ապահովում են տվյալների արագ բեռնում և ինտերֆեյսի սահուն աշխատանքը։</w:t>
       </w:r>
     </w:p>
     <w:p>
@@ -5674,7 +5722,49 @@
           <w:rFonts w:ascii="Sylfaen" w:hAnsi="Sylfaen"/>
           <w:lang w:val="hy-AM"/>
         </w:rPr>
-        <w:t>Սերվերային տրամաբանության սպասարկման համար ընտրվել է Node.js միջավայրը, որը հիմնված է իրադարձահեն (event-driven) և ոչ բլոկավորող (non-blocking) ճարտարապետության վրա՝ ապահովելով բարձր արդյունավետություն և մեծ թվով հարցումների միաժամանակյա մշակման հնարավորություն։ Backend հատվածում իրականացվել են RESTful API-ներ, որոնք ապահովում են հաճախորդի և սերվերի միջև հստակ կառուցված հաղորդակցություն։ Տվյալների պահպանման և կառավարման նպատակով ինտեգրվել է MongoDB ոչ ռելյացիոն (NoSQL) բազան, որը թույլ է տալիս պահպանել տվյալները ճկուն JSON-նման կառուցվածքով։ Այս մոտեցումը հատկապես արդյունավետ է մեքենաների բազմազան և փոփոխական տեխնիկական պարամետրերի մշակման դեպքում, քանի որ տվյալների կառուցվածքը կարելի է հեշտորեն փոփոխել առանց բազայի ամբողջական վերակառուցման։ Բացի այդ, կիրառվել են տվյալների վավերացման, անվտանգության (օրինակ՝ authentication և authorization մեխանիզմներ) և սխալների մշակման մեթոդներ, որոնք ապահովում են համակարգի հուսալի և անվտանգ աշխատանքը։</w:t>
+        <w:t>Սերվերային տրամաբանության սպասարկման համար ընտրվել է Node.js միջավայրը</w:t>
+      </w:r>
+      <w:r>
+        <w:rPr>
+          <w:rFonts w:ascii="Sylfaen" w:hAnsi="Sylfaen"/>
+          <w:lang w:val="hy-AM"/>
+        </w:rPr>
+        <w:t xml:space="preserve"> [5]</w:t>
+      </w:r>
+      <w:r>
+        <w:rPr>
+          <w:rFonts w:ascii="Sylfaen" w:hAnsi="Sylfaen"/>
+          <w:lang w:val="hy-AM"/>
+        </w:rPr>
+        <w:t>, որը հիմնված է իրադարձահեն (event-driven) և ոչ բլոկավորող (non-blocking) ճարտարապետության վրա՝ ապահովելով բարձր արդյունավետություն և մեծ թվով հարցումների միաժամանակյա մշակման հնարավորություն։ Backend հատվածում իրականացվել են RESTful API-ներ</w:t>
+      </w:r>
+      <w:r>
+        <w:rPr>
+          <w:rFonts w:ascii="Sylfaen" w:hAnsi="Sylfaen"/>
+          <w:lang w:val="hy-AM"/>
+        </w:rPr>
+        <w:t xml:space="preserve"> [11]</w:t>
+      </w:r>
+      <w:r>
+        <w:rPr>
+          <w:rFonts w:ascii="Sylfaen" w:hAnsi="Sylfaen"/>
+          <w:lang w:val="hy-AM"/>
+        </w:rPr>
+        <w:t>, որոնք ապահովում են հաճախորդի և սերվերի միջև հստակ կառուցված հաղորդակցություն։ Տվյալների պահպանման և կառավարման նպատակով ինտեգրվել է MongoDB ոչ ռելյացիոն (NoSQL) բազան</w:t>
+      </w:r>
+      <w:r>
+        <w:rPr>
+          <w:rFonts w:ascii="Sylfaen" w:hAnsi="Sylfaen"/>
+          <w:lang w:val="hy-AM"/>
+        </w:rPr>
+        <w:t xml:space="preserve"> [7]</w:t>
+      </w:r>
+      <w:r>
+        <w:rPr>
+          <w:rFonts w:ascii="Sylfaen" w:hAnsi="Sylfaen"/>
+          <w:lang w:val="hy-AM"/>
+        </w:rPr>
+        <w:t>, որը թույլ է տալիս պահպանել տվյալները ճկուն JSON-նման կառուցվածքով։ Այս մոտեցումը հատկապես արդյունավետ է մեքենաների բազմազան և փոփոխական տեխնիկական պարամետրերի մշակման դեպքում, քանի որ տվյալների կառուցվածքը կարելի է հեշտորեն փոփոխել առանց բազայի ամբողջական վերակառուցման։ Բացի այդ, կիրառվել են տվյալների վավերացման, անվտանգության (օրինակ՝ authentication և authorization մեխանիզմներ) և սխալների մշակման մեթոդներ, որոնք ապահովում են համակարգի հուսալի և անվտանգ աշխատանքը։</w:t>
       </w:r>
     </w:p>
     <w:p>
@@ -6427,7 +6517,25 @@
           <w:szCs w:val="24"/>
           <w:lang w:val="hy-AM" w:eastAsia="ru-RU"/>
         </w:rPr>
-        <w:t>Տվյալների բազաների կառավարման համակարգը (ՏԲԿՀ) մասնագիտացված ծրագրային ապահովում է, որը նախատեսված է տվյալների կառուցվածքավորված պահպանման, որոնման, փոփոխման և անվտանգության ապահովման համար։ Ի տարբերություն ֆայլային պարզ համակարգերի, ՏԲԿՀ-ն ապահովում է տվյալների ամբողջականությունը (integrity), բազմաօգտատեր հասանելիությունը և արդյունավետ մանիպուլյացիան նույնիսկ մեծածավալ տեղեկատվության պարագայում։ Ժամանակակից վեբ մշակման մեջ տվյալների բազաները հիմնականում բաժանվում են երկու մեծ խմբի՝</w:t>
+        <w:t>Տվյալների բազաների կառավարման համակարգը (ՏԲԿՀ) մասնագիտացված ծրագրային ապահովում է, որը նախատեսված է տվյալների կառուցվածքավորված պահպանման, որոնման, փոփոխման և անվտանգության ապահովման համար</w:t>
+      </w:r>
+      <w:r>
+        <w:rPr>
+          <w:rFonts w:ascii="Sylfaen" w:eastAsia="Times New Roman" w:hAnsi="Sylfaen" w:cs="Times New Roman"/>
+          <w:sz w:val="24"/>
+          <w:szCs w:val="24"/>
+          <w:lang w:val="hy-AM" w:eastAsia="ru-RU"/>
+        </w:rPr>
+        <w:t xml:space="preserve"> [21]</w:t>
+      </w:r>
+      <w:r>
+        <w:rPr>
+          <w:rFonts w:ascii="Sylfaen" w:eastAsia="Times New Roman" w:hAnsi="Sylfaen" w:cs="Times New Roman"/>
+          <w:sz w:val="24"/>
+          <w:szCs w:val="24"/>
+          <w:lang w:val="hy-AM" w:eastAsia="ru-RU"/>
+        </w:rPr>
+        <w:t>։ Ի տարբերություն ֆայլային պարզ համակարգերի, ՏԲԿՀ-ն ապահովում է տվյալների ամբողջականությունը (integrity), բազմաօգտատեր հասանելիությունը և արդյունավետ մանիպուլյացիան նույնիսկ մեծածավալ տեղեկատվության պարագայում։ Ժամանակակից վեբ մշակման մեջ տվյալների բազաները հիմնականում բաժանվում են երկու մեծ խմբի՝</w:t>
       </w:r>
       <w:r>
         <w:rPr>
@@ -7816,7 +7924,25 @@
           <w:szCs w:val="24"/>
           <w:lang w:val="hy-AM" w:eastAsia="ru-RU"/>
         </w:rPr>
-        <w:t xml:space="preserve">SQL բազաները հետևում են ACID (Atomicity, Consistency, Isolation, Durability) պահանջներին, ինչը երաշխավորում է տրանզակցիաների բացարձակ հուսալիությունը։ </w:t>
+        <w:t>SQL բազաները հետևում են ACID (Atomicity, Consistency, Isolation, Durability) պահանջներին</w:t>
+      </w:r>
+      <w:r>
+        <w:rPr>
+          <w:rFonts w:ascii="Sylfaen" w:eastAsia="Times New Roman" w:hAnsi="Sylfaen" w:cs="Times New Roman"/>
+          <w:sz w:val="24"/>
+          <w:szCs w:val="24"/>
+          <w:lang w:val="hy-AM" w:eastAsia="ru-RU"/>
+        </w:rPr>
+        <w:t xml:space="preserve"> [11]</w:t>
+      </w:r>
+      <w:r>
+        <w:rPr>
+          <w:rFonts w:ascii="Sylfaen" w:eastAsia="Times New Roman" w:hAnsi="Sylfaen" w:cs="Times New Roman"/>
+          <w:sz w:val="24"/>
+          <w:szCs w:val="24"/>
+          <w:lang w:val="hy-AM" w:eastAsia="ru-RU"/>
+        </w:rPr>
+        <w:t xml:space="preserve">, ինչը երաշխավորում է տրանզակցիաների բացարձակ հուսալիությունը։ </w:t>
       </w:r>
       <w:r>
         <w:rPr>
@@ -7848,7 +7974,16 @@
           <w:szCs w:val="24"/>
           <w:lang w:val="en-US" w:eastAsia="ru-RU"/>
         </w:rPr>
-        <w:t>Տվյալների հետ փոխազդեցությունը կատարվում է SQL (Structured Query Language) լեզվի միջոցով, որը թույլ է տալիս կատարել բարդ հարցումներ և միավորել տարբեր աղյուսակներ (Joins)։</w:t>
+        <w:t>Տվյալների հետ փոխազդեցությունը կատարվում է SQL (Structured Query Language) լեզվի միջոցով, որը թույլ է տալիս կատարել բարդ հարցումներ և միավորել տարբեր աղյուսակներ</w:t>
+      </w:r>
+      <w:r>
+        <w:rPr>
+          <w:rFonts w:ascii="Sylfaen" w:eastAsia="Times New Roman" w:hAnsi="Sylfaen" w:cs="Times New Roman"/>
+          <w:sz w:val="24"/>
+          <w:szCs w:val="24"/>
+          <w:lang w:val="en-US" w:eastAsia="ru-RU"/>
+        </w:rPr>
+        <w:t>:</w:t>
       </w:r>
     </w:p>
     <w:p>
@@ -8015,7 +8150,25 @@
           <w:szCs w:val="24"/>
           <w:lang w:val="en-US" w:eastAsia="ru-RU"/>
         </w:rPr>
-        <w:t>վերաբերում է տվյալների բազայի դիզայնի այն տեսակին, որը պահպանում և վերականգնում է տվյալները ռելացիոն տվյալների բազաների ավանդական աղյուսակային կառուցվածքից տարբերվող ձևով: Ի տարբերություն ռելացիոն տվյալների բազաների, որոնք տվյալները կազմակերպում են տողերի և սյուների, ինչպես աղյուսակը, NoSQL տվյալների բազաները օգտագործում են մեկ տվյալների կառուցվածք՝ ինչպիսիք են բանալի-արժեք զույգերը, լայն սյուները, գրաֆիկները կամ փաստաթղթերը՝ տեղեկատվություն պահելու համար: Քանի որ այս ոչ հարաբերական դիզայնը չի պահանջում ֆիքսված սխեմա, այն հեշտությամբ մասշտաբավորվում է՝ կառավարելու մեծ, հաճախ ոչ կառուցվածքային տվյալների հավաքածուներ: NoSQL համակարգերը երբեմն անվանում են «Ոչ միայն SQL», քանի որ դրանք կարող են աջակցել SQL-անման հարցման լեզուներին կամ աշխատել SQL տվյալների բազաների հետ միասին բազմալեզու-համառ կարգավորումներում, որտեղ համակցված են տվյալների բազայի բազմաթիվ տեսակներ: Ոչ հարաբերական տվյալների բազաները սկիզբ են առնում 1960-ականների վերջից, բայց «NoSQL» տերմինը ի հայտ է եկել 2000-ականների սկզբին՝ խթանվելով Web 2.0 ընկերությունների, ինչպիսիք են սոցիալական մեդիա հարթակները, կարիքներով:</w:t>
+        <w:t>վերաբերում է տվյալների բազայի դիզայնի այն տեսակին, որը պահպանում և վերականգնում է տվյալները ռելացիոն տվյալների բազաների ավանդական աղյուսակային կառուցվածքից տարբերվող ձևով</w:t>
+      </w:r>
+      <w:r>
+        <w:rPr>
+          <w:rFonts w:ascii="Sylfaen" w:eastAsia="Times New Roman" w:hAnsi="Sylfaen" w:cs="Times New Roman"/>
+          <w:sz w:val="24"/>
+          <w:szCs w:val="24"/>
+          <w:lang w:val="en-US" w:eastAsia="ru-RU"/>
+        </w:rPr>
+        <w:t xml:space="preserve"> [19]</w:t>
+      </w:r>
+      <w:r>
+        <w:rPr>
+          <w:rFonts w:ascii="Sylfaen" w:eastAsia="Times New Roman" w:hAnsi="Sylfaen" w:cs="Times New Roman"/>
+          <w:sz w:val="24"/>
+          <w:szCs w:val="24"/>
+          <w:lang w:val="en-US" w:eastAsia="ru-RU"/>
+        </w:rPr>
+        <w:t>: Ի տարբերություն ռելացիոն տվյալների բազաների, որոնք տվյալները կազմակերպում են տողերի և սյուների, ինչպես աղյուսակը, NoSQL տվյալների բազաները օգտագործում են մեկ տվյալների կառուցվածք՝ ինչպիսիք են բանալի-արժեք զույգերը, լայն սյուները, գրաֆիկները կամ փաստաթղթերը՝ տեղեկատվություն պահելու համար: Քանի որ այս ոչ հարաբերական դիզայնը չի պահանջում ֆիքսված սխեմա, այն հեշտությամբ մասշտաբավորվում է՝ կառավարելու մեծ, հաճախ ոչ կառուցվածքային տվյալների հավաքածուներ: NoSQL համակարգերը երբեմն անվանում են «Ոչ միայն SQL», քանի որ դրանք կարող են աջակցել SQL-անման հարցման լեզուներին կամ աշխատել SQL տվյալների բազաների հետ միասին բազմալեզու-համառ կարգավորումներում, որտեղ համակցված են տվյալների բազայի բազմաթիվ տեսակներ: Ոչ հարաբերական տվյալների բազաները սկիզբ են առնում 1960-ականների վերջից, բայց «NoSQL» տերմինը ի հայտ է եկել 2000-ականների սկզբին՝ խթանվելով Web 2.0 ընկերությունների, ինչպիսիք են սոցիալական մեդիա հարթակները, կարիքներով:</w:t>
       </w:r>
     </w:p>
     <w:p>
@@ -8288,7 +8441,25 @@
           <w:szCs w:val="24"/>
           <w:lang w:val="en-US" w:eastAsia="ru-RU"/>
         </w:rPr>
-        <w:t>-ի ընտրությունը պայմանավորված է մի քանի գործոններով.</w:t>
+        <w:t>-ի ընտրությունը պայմանավորված է մի քանի գործոններով</w:t>
+      </w:r>
+      <w:r>
+        <w:rPr>
+          <w:rFonts w:ascii="Sylfaen" w:eastAsia="Times New Roman" w:hAnsi="Sylfaen" w:cs="Times New Roman"/>
+          <w:sz w:val="24"/>
+          <w:szCs w:val="24"/>
+          <w:lang w:val="en-US" w:eastAsia="ru-RU"/>
+        </w:rPr>
+        <w:t xml:space="preserve"> [7]</w:t>
+      </w:r>
+      <w:r>
+        <w:rPr>
+          <w:rFonts w:ascii="Sylfaen" w:eastAsia="Times New Roman" w:hAnsi="Sylfaen" w:cs="Times New Roman"/>
+          <w:sz w:val="24"/>
+          <w:szCs w:val="24"/>
+          <w:lang w:val="en-US" w:eastAsia="ru-RU"/>
+        </w:rPr>
+        <w:t>.</w:t>
       </w:r>
     </w:p>
     <w:p>
@@ -8334,7 +8505,25 @@
           <w:szCs w:val="24"/>
           <w:lang w:val="en-US" w:eastAsia="ru-RU"/>
         </w:rPr>
-        <w:t>JavaScript-ի վրա հիմնված ստեկի (Node.js) հետ աշխատելիս MongoDB-ն ապահովում է բնական ինտեգրացիա, քանի որ տվյալները պահվում են BSON ձևաչափով, որը գրեթե նույնական է JSON-ին։</w:t>
+        <w:t>JavaScript-ի վրա հիմնված ստեկի (Node.js) հետ աշխատելիս MongoDB-ն ապահովում է բնական ինտեգրացիա, քանի որ տվյալները պահվում են BSON ձևաչափով, որը գրեթե նույնական է JSON-ին</w:t>
+      </w:r>
+      <w:r>
+        <w:rPr>
+          <w:rFonts w:ascii="Sylfaen" w:eastAsia="Times New Roman" w:hAnsi="Sylfaen" w:cs="Times New Roman"/>
+          <w:sz w:val="24"/>
+          <w:szCs w:val="24"/>
+          <w:lang w:val="en-US" w:eastAsia="ru-RU"/>
+        </w:rPr>
+        <w:t xml:space="preserve"> [8]</w:t>
+      </w:r>
+      <w:r>
+        <w:rPr>
+          <w:rFonts w:ascii="Sylfaen" w:eastAsia="Times New Roman" w:hAnsi="Sylfaen" w:cs="Times New Roman"/>
+          <w:sz w:val="24"/>
+          <w:szCs w:val="24"/>
+          <w:lang w:val="en-US" w:eastAsia="ru-RU"/>
+        </w:rPr>
+        <w:t>։</w:t>
       </w:r>
     </w:p>
     <w:p>
@@ -8975,7 +9164,25 @@
           <w:szCs w:val="24"/>
           <w:lang w:val="hy-AM" w:eastAsia="ru-RU"/>
         </w:rPr>
-        <w:t>-ը վեբ-էջի կառուցվածքը սահմանող նշագրման լեզու է, որի միջոցով ձևավորվում է կայքի բովանդակությունը։ Այն օգտագործվում է վերնագրերի, տեքստերի, նկարների, հղումների, աղյուսակների և այլ տարրերի ստեղծման համար։ HTML-ը հանդիսանում է յուրաքանչյուր վեբ-կայքի հիմքը և ապահովում է տեղեկատվության տրամաբանական կառուցվածքը։ Բրաուզերը HTML փաստաթուղթը վերամշակում է և արտածում օգտատիրոջ էկրանին հասանելի տեսքով։</w:t>
+        <w:t>-ը վեբ-էջի կառուցվածքը սահմանող նշագրման լեզու է</w:t>
+      </w:r>
+      <w:r>
+        <w:rPr>
+          <w:rFonts w:ascii="Sylfaen" w:eastAsia="Times New Roman" w:hAnsi="Sylfaen" w:cs="Times New Roman"/>
+          <w:sz w:val="24"/>
+          <w:szCs w:val="24"/>
+          <w:lang w:val="hy-AM" w:eastAsia="ru-RU"/>
+        </w:rPr>
+        <w:t xml:space="preserve"> [2]</w:t>
+      </w:r>
+      <w:r>
+        <w:rPr>
+          <w:rFonts w:ascii="Sylfaen" w:eastAsia="Times New Roman" w:hAnsi="Sylfaen" w:cs="Times New Roman"/>
+          <w:sz w:val="24"/>
+          <w:szCs w:val="24"/>
+          <w:lang w:val="hy-AM" w:eastAsia="ru-RU"/>
+        </w:rPr>
+        <w:t>, որի միջոցով ձևավորվում է կայքի բովանդակությունը։ Այն օգտագործվում է վերնագրերի, տեքստերի, նկարների, հղումների, աղյուսակների և այլ տարրերի ստեղծման համար։ HTML-ը հանդիսանում է յուրաքանչյուր վեբ-կայքի հիմքը և ապահովում է տեղեկատվության տրամաբանական կառուցվածքը։ Բրաուզերը HTML փաստաթուղթը վերամշակում է և արտածում օգտատիրոջ էկրանին հասանելի տեսքով։</w:t>
       </w:r>
     </w:p>
     <w:p>
@@ -9006,7 +9213,25 @@
           <w:szCs w:val="24"/>
           <w:lang w:val="hy-AM" w:eastAsia="ru-RU"/>
         </w:rPr>
-        <w:t>-ը ոճավորման լեզու է, որը կիրառվում է HTML տարրերի արտաքին տեսքի ձևավորման համար։ Այն հնարավորություն է տալիս սահմանել գույներ, տառատեսակներ, չափեր, տարրերի դասավորություն և էջի ընդհանուր դիզայնը։ CSS-ի օգնությամբ հնարավոր է ստեղծել հարմարավետ և ժամանակակից միջերեսներ, ինչպես նաև ապահովել կայքի հարմար աշխատանքը տարբեր չափերի սարքերում։ Ժամանակակից վեբ-մշակման մեջ CSS-ը կարևոր դեր ունի կայքի տեսողական որակի և օգտագործելիության ապահովման գործում։</w:t>
+        <w:t>-ը ոճավորման լեզու է</w:t>
+      </w:r>
+      <w:r>
+        <w:rPr>
+          <w:rFonts w:ascii="Sylfaen" w:eastAsia="Times New Roman" w:hAnsi="Sylfaen" w:cs="Times New Roman"/>
+          <w:sz w:val="24"/>
+          <w:szCs w:val="24"/>
+          <w:lang w:val="hy-AM" w:eastAsia="ru-RU"/>
+        </w:rPr>
+        <w:t xml:space="preserve"> [2]</w:t>
+      </w:r>
+      <w:r>
+        <w:rPr>
+          <w:rFonts w:ascii="Sylfaen" w:eastAsia="Times New Roman" w:hAnsi="Sylfaen" w:cs="Times New Roman"/>
+          <w:sz w:val="24"/>
+          <w:szCs w:val="24"/>
+          <w:lang w:val="hy-AM" w:eastAsia="ru-RU"/>
+        </w:rPr>
+        <w:t>, որը կիրառվում է HTML տարրերի արտաքին տեսքի ձևավորման համար։ Այն հնարավորություն է տալիս սահմանել գույներ, տառատեսակներ, չափեր, տարրերի դասավորություն և էջի ընդհանուր դիզայնը։ CSS-ի օգնությամբ հնարավոր է ստեղծել հարմարավետ և ժամանակակից միջերեսներ, ինչպես նաև ապահովել կայքի հարմար աշխատանքը տարբեր չափերի սարքերում։ Ժամանակակից վեբ-մշակման մեջ CSS-ը կարևոր դեր ունի կայքի տեսողական որակի և օգտագործելիության ապահովման գործում։</w:t>
       </w:r>
     </w:p>
     <w:p>
@@ -9064,9 +9289,12 @@
     </w:p>
     <w:p>
       <w:pPr>
-        <w:rPr>
-          <w:rFonts w:ascii="Sylfaen" w:hAnsi="Sylfaen"/>
-          <w:lang w:val="hy-AM"/>
+        <w:jc w:val="both"/>
+        <w:rPr>
+          <w:rFonts w:ascii="Sylfaen" w:eastAsia="Times New Roman" w:hAnsi="Sylfaen" w:cs="Times New Roman"/>
+          <w:sz w:val="24"/>
+          <w:szCs w:val="24"/>
+          <w:lang w:val="hy-AM" w:eastAsia="ru-RU"/>
         </w:rPr>
       </w:pPr>
       <w:r>
@@ -9087,26 +9315,37 @@
           <w:szCs w:val="24"/>
           <w:lang w:val="hy-AM" w:eastAsia="ru-RU"/>
         </w:rPr>
-        <w:t>-ը ծրագրավորման լեզու է, որը նախատեսված է վեբ-էջերին դինամիկություն և ինտերակտիվություն հաղորդելու համար։ Այն աշխատում է բրաուզերի միջավայրում և հնարավորություն է տալիս փոխել էջի բովանդակությունը, արձագանքել օգտատիրոջ գործողություններին և իրականացնել տվյալների փոխանակում սերվերի հետ առանց էջի ամբողջական վերաբեռնման։ JavaScript-ը լայնորեն կիրառվում է ժամանակակից վեբ-հավելվածներում և հանդիսանում է Frontend ծրագրավորման հիմնական տեխնոլոգիաներից մեկը։</w:t>
-      </w:r>
-      <w:r>
-        <w:rPr>
-          <w:rFonts w:ascii="Sylfaen" w:eastAsia="Times New Roman" w:hAnsi="Sylfaen" w:cs="Times New Roman"/>
-          <w:sz w:val="24"/>
-          <w:szCs w:val="24"/>
-          <w:lang w:val="hy-AM" w:eastAsia="ru-RU"/>
-        </w:rPr>
-        <w:br/>
-      </w:r>
-      <w:r>
-        <w:rPr>
-          <w:rFonts w:ascii="Sylfaen" w:eastAsia="Times New Roman" w:hAnsi="Sylfaen" w:cs="Times New Roman"/>
-          <w:sz w:val="24"/>
-          <w:szCs w:val="24"/>
-          <w:lang w:val="hy-AM" w:eastAsia="ru-RU"/>
-        </w:rPr>
-        <w:br/>
-      </w:r>
+        <w:t>-ը ծրագրավորման լեզու է</w:t>
+      </w:r>
+      <w:r>
+        <w:rPr>
+          <w:rFonts w:ascii="Sylfaen" w:eastAsia="Times New Roman" w:hAnsi="Sylfaen" w:cs="Times New Roman"/>
+          <w:sz w:val="24"/>
+          <w:szCs w:val="24"/>
+          <w:lang w:val="hy-AM" w:eastAsia="ru-RU"/>
+        </w:rPr>
+        <w:t xml:space="preserve"> [1]</w:t>
+      </w:r>
+      <w:r>
+        <w:rPr>
+          <w:rFonts w:ascii="Sylfaen" w:eastAsia="Times New Roman" w:hAnsi="Sylfaen" w:cs="Times New Roman"/>
+          <w:sz w:val="24"/>
+          <w:szCs w:val="24"/>
+          <w:lang w:val="hy-AM" w:eastAsia="ru-RU"/>
+        </w:rPr>
+        <w:t>, որը նախատեսված է վեբ-էջերին դինամիկություն և ինտերակտիվություն հաղորդելու համար։ Այն աշխատում է բրաուզերի միջավայրում և հնարավորություն է տալիս փոխել էջի բովանդակությունը, արձագանքել օգտատիրոջ գործողություններին և իրականացնել տվյալների փոխանակում սերվերի հետ առանց էջի ամբողջական վերաբեռնման։ JavaScript-ը լայնորեն կիրառվում է ժամանակակից վեբ-հավելվածներում և հանդիսանում է Frontend ծրագրավորման հիմնական տեխնոլոգիաներից մեկը։</w:t>
+      </w:r>
+    </w:p>
+    <w:p>
+      <w:pPr>
+        <w:jc w:val="both"/>
+        <w:rPr>
+          <w:rFonts w:ascii="Sylfaen" w:eastAsia="Times New Roman" w:hAnsi="Sylfaen" w:cs="Times New Roman"/>
+          <w:sz w:val="24"/>
+          <w:szCs w:val="24"/>
+          <w:lang w:val="hy-AM" w:eastAsia="ru-RU"/>
+        </w:rPr>
+      </w:pPr>
       <w:r>
         <w:rPr>
           <w:rFonts w:ascii="Sylfaen" w:hAnsi="Sylfaen"/>
@@ -9659,7 +9898,25 @@
           <w:szCs w:val="24"/>
           <w:lang w:val="hy-AM" w:eastAsia="ru-RU"/>
         </w:rPr>
-        <w:t>Այս նախագծում սերվերային հատվածի իրականացման համար կիրառվել է Node.js միջավայրը։ Node.js-ը հանդիսանում է JavaScript-ի գործարկման միջավայր, որը թույլ է տալիս JavaScript լեզուն օգտագործել ոչ միայն բրաուզերում, այլ նաև սերվերի կողմում։ Այն կառուցված է Google Chrome-ի V8 շարժիչի վրա, ինչի շնորհիվ ապահովում է բարձր կատարողականություն և արագ տվյալների մշակում։</w:t>
+        <w:t>Այս նախագծում սերվերային հատվածի իրականացման համար կիրառվել է Node.js միջավայրը։ Node.js-ը հանդիսանում է JavaScript-ի գործարկման միջավայր</w:t>
+      </w:r>
+      <w:r>
+        <w:rPr>
+          <w:rFonts w:ascii="Sylfaen" w:eastAsia="Times New Roman" w:hAnsi="Sylfaen" w:cs="Times New Roman"/>
+          <w:sz w:val="24"/>
+          <w:szCs w:val="24"/>
+          <w:lang w:val="hy-AM" w:eastAsia="ru-RU"/>
+        </w:rPr>
+        <w:t xml:space="preserve"> [5]</w:t>
+      </w:r>
+      <w:r>
+        <w:rPr>
+          <w:rFonts w:ascii="Sylfaen" w:eastAsia="Times New Roman" w:hAnsi="Sylfaen" w:cs="Times New Roman"/>
+          <w:sz w:val="24"/>
+          <w:szCs w:val="24"/>
+          <w:lang w:val="hy-AM" w:eastAsia="ru-RU"/>
+        </w:rPr>
+        <w:t>, որը թույլ է տալիս JavaScript լեզուն օգտագործել ոչ միայն բրաուզերում, այլ նաև սերվերի կողմում։ Այն կառուցված է Google Chrome-ի V8 շարժիչի վրա, ինչի շնորհիվ ապահովում է բարձր կատարողականություն և արագ տվյալների մշակում։</w:t>
       </w:r>
     </w:p>
     <w:p>
@@ -10466,7 +10723,52 @@
           <w:szCs w:val="24"/>
           <w:lang w:val="hy-AM" w:eastAsia="ru-RU"/>
         </w:rPr>
-        <w:t xml:space="preserve"> ավելացնել նոր դերեր՝ առանց կառուցվածքը փոխելու։ Գաղտնաբառերը պահպանվում են salting և hashing մեխանիզմներով, ինչը բարձրացնում է անվտանգության մակարդակը և թույլ չի տալիս վերականգնել սկզբնական գաղտնաբառերը։</w:t>
+        <w:t xml:space="preserve"> ավելացնել նոր դերեր՝ առանց կառուցվածքը փոխելու։ Գաղտնաբառերը պահպանվում են salting և hashing մեխանիզմներով</w:t>
+      </w:r>
+      <w:r>
+        <w:rPr>
+          <w:rFonts w:ascii="Sylfaen" w:eastAsia="Times New Roman" w:hAnsi="Sylfaen" w:cs="Times New Roman"/>
+          <w:sz w:val="24"/>
+          <w:szCs w:val="24"/>
+          <w:lang w:val="hy-AM" w:eastAsia="ru-RU"/>
+        </w:rPr>
+        <w:t xml:space="preserve"> </w:t>
+      </w:r>
+      <w:r>
+        <w:rPr>
+          <w:rFonts w:ascii="Sylfaen" w:eastAsia="Times New Roman" w:hAnsi="Sylfaen" w:cs="Times New Roman"/>
+          <w:sz w:val="24"/>
+          <w:szCs w:val="24"/>
+          <w:lang w:val="hy-AM" w:eastAsia="ru-RU"/>
+        </w:rPr>
+        <w:t>[</w:t>
+      </w:r>
+      <w:r>
+        <w:rPr>
+          <w:rFonts w:ascii="Sylfaen" w:eastAsia="Times New Roman" w:hAnsi="Sylfaen" w:cs="Times New Roman"/>
+          <w:sz w:val="24"/>
+          <w:szCs w:val="24"/>
+          <w:lang w:val="hy-AM" w:eastAsia="ru-RU"/>
+        </w:rPr>
+        <w:t>10</w:t>
+      </w:r>
+      <w:r>
+        <w:rPr>
+          <w:rFonts w:ascii="Sylfaen" w:eastAsia="Times New Roman" w:hAnsi="Sylfaen" w:cs="Times New Roman"/>
+          <w:sz w:val="24"/>
+          <w:szCs w:val="24"/>
+          <w:lang w:val="hy-AM" w:eastAsia="ru-RU"/>
+        </w:rPr>
+        <w:t>]</w:t>
+      </w:r>
+      <w:r>
+        <w:rPr>
+          <w:rFonts w:ascii="Sylfaen" w:eastAsia="Times New Roman" w:hAnsi="Sylfaen" w:cs="Times New Roman"/>
+          <w:sz w:val="24"/>
+          <w:szCs w:val="24"/>
+          <w:lang w:val="hy-AM" w:eastAsia="ru-RU"/>
+        </w:rPr>
+        <w:t>, ինչը բարձրացնում է անվտանգության մակարդակը և թույլ չի տալիս վերականգնել սկզբնական գաղտնաբառերը։</w:t>
       </w:r>
     </w:p>
     <w:p>
@@ -15717,7 +16019,7 @@
           <w:bCs/>
           <w:sz w:val="28"/>
           <w:szCs w:val="28"/>
-          <w:lang w:val="en-US" w:eastAsia="ru-RU"/>
+          <w:lang w:val="hy-AM" w:eastAsia="ru-RU"/>
         </w:rPr>
       </w:pPr>
       <w:r>
@@ -15813,7 +16115,7 @@
           <w:bCs/>
           <w:sz w:val="28"/>
           <w:szCs w:val="28"/>
-          <w:lang w:eastAsia="ru-RU"/>
+          <w:lang w:val="hy-AM" w:eastAsia="ru-RU"/>
         </w:rPr>
         <w:t>բաժին</w:t>
       </w:r>
@@ -17110,7 +17412,25 @@
           <w:szCs w:val="24"/>
           <w:lang w:val="hy-AM" w:eastAsia="ru-RU"/>
         </w:rPr>
-        <w:t>Եթե տվյալները համընկնում են, սերվերը գեներացնում է JWT (JSON Web Token):</w:t>
+        <w:t>Եթե տվյալները համընկնում են, սերվերը գեներացնում է JWT (JSON Web Token)</w:t>
+      </w:r>
+      <w:r>
+        <w:rPr>
+          <w:rFonts w:ascii="Sylfaen" w:eastAsia="Times New Roman" w:hAnsi="Sylfaen" w:cs="Times New Roman"/>
+          <w:sz w:val="24"/>
+          <w:szCs w:val="24"/>
+          <w:lang w:val="hy-AM" w:eastAsia="ru-RU"/>
+        </w:rPr>
+        <w:t xml:space="preserve"> [14]</w:t>
+      </w:r>
+      <w:r>
+        <w:rPr>
+          <w:rFonts w:ascii="Sylfaen" w:eastAsia="Times New Roman" w:hAnsi="Sylfaen" w:cs="Times New Roman"/>
+          <w:sz w:val="24"/>
+          <w:szCs w:val="24"/>
+          <w:lang w:val="hy-AM" w:eastAsia="ru-RU"/>
+        </w:rPr>
+        <w:t>:</w:t>
       </w:r>
       <w:r>
         <w:rPr>
@@ -21995,7 +22315,7 @@
         <w:jc w:val="both"/>
         <w:rPr>
           <w:rFonts w:ascii="Sylfaen" w:hAnsi="Sylfaen" w:cs="Sylfaen"/>
-          <w:lang w:val="hy-AM"/>
+          <w:lang w:val="en-US"/>
         </w:rPr>
         <w:sectPr>
           <w:pgSz w:w="11906" w:h="16838" w:code="9"/>
@@ -22017,8 +22337,21 @@
         <w:rPr>
           <w:rFonts w:ascii="Sylfaen" w:hAnsi="Sylfaen" w:cs="Sylfaen"/>
         </w:rPr>
-        <w:t>Պլատֆորմի գերագույն նպատակն է ստեղծել այնպիսի քաղաքակիրթ, թափանցիկ և ապահով էկոհամակարգ, որտեղ ավտոմեքենաների հետ կապված յուրաքանչյուր գործարք կիրականացվի մարդկային կյանքի, առողջության և շրջակա միջավայրի համար նվազագույն կամ զրոյական ռիսկով: Պահպանելով Կենսագործունեության անվտանգության կանոնները՝ մենք միասին կառուցում ենք ավելի ապահով և հուսալի ապագա տրանսպորտային շուկայի համար</w:t>
-      </w:r>
+        <w:t xml:space="preserve">Պլատֆորմի գերագույն նպատակն է ստեղծել այնպիսի քաղաքակիրթ, թափանցիկ և ապահով էկոհամակարգ, որտեղ ավտոմեքենաների հետ կապված յուրաքանչյուր գործարք կիրականացվի մարդկային կյանքի, առողջության և շրջակա միջավայրի համար նվազագույն կամ զրոյական ռիսկով: Պահպանելով Կենսագործունեության անվտանգության կանոնները՝ մենք միասին կառուցում ենք ավելի ապահով և հուսալի ապագա տրանսպորտային շուկայի </w:t>
+      </w:r>
+    </w:p>
+    <w:p>
+      <w:pPr>
+        <w:spacing w:line="360" w:lineRule="auto"/>
+        <w:ind w:right="144"/>
+        <w:rPr>
+          <w:rFonts w:ascii="Sylfaen" w:hAnsi="Sylfaen"/>
+          <w:b/>
+          <w:sz w:val="30"/>
+          <w:szCs w:val="30"/>
+          <w:lang w:val="hy-AM"/>
+        </w:rPr>
+      </w:pPr>
     </w:p>
     <w:p>
       <w:pPr>
@@ -22041,7 +22374,6 @@
           <w:szCs w:val="30"/>
           <w:lang w:val="hy-AM"/>
         </w:rPr>
-        <w:lastRenderedPageBreak/>
         <w:t xml:space="preserve">Գլուխ </w:t>
       </w:r>
       <w:r>
@@ -22052,7 +22384,27 @@
           <w:szCs w:val="30"/>
           <w:lang w:val="hy-AM"/>
         </w:rPr>
-        <w:t xml:space="preserve">7։ </w:t>
+        <w:t>7</w:t>
+      </w:r>
+      <w:r>
+        <w:rPr>
+          <w:rFonts w:ascii="Sylfaen" w:hAnsi="Sylfaen"/>
+          <w:b/>
+          <w:sz w:val="30"/>
+          <w:szCs w:val="30"/>
+          <w:lang w:val="hy-AM"/>
+        </w:rPr>
+        <w:t>.</w:t>
+      </w:r>
+      <w:r>
+        <w:rPr>
+          <w:rFonts w:ascii="Sylfaen" w:hAnsi="Sylfaen"/>
+          <w:b/>
+          <w:sz w:val="30"/>
+          <w:szCs w:val="30"/>
+          <w:lang w:val="hy-AM"/>
+        </w:rPr>
+        <w:t xml:space="preserve"> </w:t>
       </w:r>
       <w:r>
         <w:rPr>
@@ -22239,6 +22591,32 @@
         </w:rPr>
         <w:t>բնագավառի քաղաքականությանը: Քաղաքի մթնոլորտի աղտոտվածությունը շարժական աղբյուրներից, տրանսպորտի գործունեության հարակից արդյունքն է: Տրանսպորտի գործունեությունը էական նշանակություն ունի քաղաքի տնտեսության և նրա բնակիչների բարեկեցության համար: Բնապահպանական խնդիրները կարևոր են, սակայն հանդիսանում են քաղաքային տրանսպորտի քաղաքականության ասպեկտներից միայն մեկը, ի թիվս տնտեսական, ֆինանսական, սոցիալական և այլ ասպեկտների: Հարցի այս տարբեր կողմերը պետք է հավասարակշռված լինեն տեղական և ազգային մակարդակով` քաղաքականություն մշակելիս:</w:t>
       </w:r>
+    </w:p>
+    <w:p>
+      <w:pPr>
+        <w:spacing w:after="0" w:line="360" w:lineRule="auto"/>
+        <w:ind w:right="144" w:firstLine="432"/>
+        <w:jc w:val="both"/>
+        <w:rPr>
+          <w:rFonts w:ascii="Sylfaen" w:hAnsi="Sylfaen"/>
+          <w:sz w:val="24"/>
+          <w:szCs w:val="24"/>
+          <w:lang w:val="hy-AM"/>
+        </w:rPr>
+      </w:pPr>
+    </w:p>
+    <w:p>
+      <w:pPr>
+        <w:spacing w:after="0" w:line="360" w:lineRule="auto"/>
+        <w:ind w:right="144" w:firstLine="432"/>
+        <w:jc w:val="both"/>
+        <w:rPr>
+          <w:rFonts w:ascii="Sylfaen" w:hAnsi="Sylfaen"/>
+          <w:sz w:val="24"/>
+          <w:szCs w:val="24"/>
+          <w:lang w:val="hy-AM"/>
+        </w:rPr>
+      </w:pPr>
     </w:p>
     <w:p>
       <w:pPr>
@@ -22267,13 +22645,14 @@
           <w:szCs w:val="24"/>
           <w:lang w:val="hy-AM"/>
         </w:rPr>
+        <w:lastRenderedPageBreak/>
         <w:t>Ավտոտրանսպորտի արտանետումների կրճատման հիմնական ուղղությունները</w:t>
       </w:r>
     </w:p>
     <w:p>
       <w:pPr>
         <w:spacing w:after="0" w:line="360" w:lineRule="auto"/>
-        <w:ind w:right="144" w:firstLine="432"/>
+        <w:ind w:right="144"/>
         <w:jc w:val="both"/>
         <w:rPr>
           <w:rFonts w:ascii="Sylfaen" w:hAnsi="Sylfaen"/>
@@ -22291,17 +22670,7 @@
           <w:szCs w:val="24"/>
           <w:lang w:val="hy-AM"/>
         </w:rPr>
-        <w:t xml:space="preserve">Ավտոտրանսպորտային արտանետումների կրճատման հնարավորությունները պատկերավոր ներկայացնելու համար այն կարելի է բաժանել 3 բաղադրիչների` տրանսպորտային ծառայությունների պահանջարկի կրճատում, միավոր </w:t>
-      </w:r>
-      <w:r>
-        <w:rPr>
-          <w:rFonts w:ascii="Sylfaen" w:hAnsi="Sylfaen"/>
-          <w:sz w:val="24"/>
-          <w:szCs w:val="24"/>
-          <w:lang w:val="hy-AM"/>
-        </w:rPr>
-        <w:lastRenderedPageBreak/>
-        <w:t>ուղևորաբեռ/կիլոմետրի վրա ծախսվող վառելանյութի կրճատում, միավոր վառելանյութից արտանետումների կրճատում:</w:t>
+        <w:t>Ավտոտրանսպորտային արտանետումների կրճատման հնարավորությունները պատկերավոր ներկայացնելու համար այն կարելի է բաժանել 3 բաղադրիչների` տրանսպորտային ծառայությունների պահանջարկի կրճատում, միավոր ուղևորաբեռ/կիլոմետրի վրա ծախսվող վառելանյութի կրճատում, միավոր վառելանյութից արտանետումների կրճատում:</w:t>
       </w:r>
     </w:p>
     <w:p>
@@ -22495,6 +22864,19 @@
         <w:jc w:val="both"/>
         <w:rPr>
           <w:rFonts w:ascii="Sylfaen" w:hAnsi="Sylfaen"/>
+          <w:sz w:val="24"/>
+          <w:szCs w:val="24"/>
+          <w:lang w:val="hy-AM"/>
+        </w:rPr>
+      </w:pPr>
+    </w:p>
+    <w:p>
+      <w:pPr>
+        <w:spacing w:after="0" w:line="360" w:lineRule="auto"/>
+        <w:ind w:right="144" w:firstLine="432"/>
+        <w:jc w:val="both"/>
+        <w:rPr>
+          <w:rFonts w:ascii="Sylfaen" w:hAnsi="Sylfaen"/>
           <w:b/>
           <w:bCs/>
           <w:sz w:val="24"/>
@@ -22509,6 +22891,7 @@
           <w:szCs w:val="24"/>
           <w:lang w:val="hy-AM"/>
         </w:rPr>
+        <w:lastRenderedPageBreak/>
         <w:t> </w:t>
       </w:r>
       <w:r>
@@ -22573,17 +22956,7 @@
           <w:szCs w:val="24"/>
           <w:lang w:val="hy-AM"/>
         </w:rPr>
-        <w:t xml:space="preserve">Վառելիքային խնայողության բարձրացման տարբերակներից է էներգաարդյունավետության բարձրացումը (օրինակ` ինժեկտորային շարժիչներով ավտոմեքենաների օգտագործում), ավտոմեքենաների զանգվածի կրճատումը, աերոդինամիկայի բարելավումը, անիվների պտտման դիմադրության փոքրացումը: </w:t>
-      </w:r>
-      <w:r>
-        <w:rPr>
-          <w:rFonts w:ascii="Sylfaen" w:hAnsi="Sylfaen"/>
-          <w:sz w:val="24"/>
-          <w:szCs w:val="24"/>
-          <w:lang w:val="hy-AM"/>
-        </w:rPr>
-        <w:lastRenderedPageBreak/>
-        <w:t>Ավտոմեքենաների սխալ պահպանումը (օրինակ` անվադողերում օդի անբավարար ճնշում, բռնկման պահի սխալ կարգավորումը և այլն) և վարումը (օրինակ` անհարկի արագացումները և արգելակումները) բերում են վառելիքի ծախսի ավելացման: Անորակ ճանապարհների պատճառով ավտոմեքենաները հաճախ փոփոխում են շարժման արագությունը, ընկնում է շարժման ընդհանուր արագությունը, ինչը նույնպես հանգեցնում է վառելանյութի ծախսի ավելացման:</w:t>
+        <w:t>Վառելիքային խնայողության բարձրացման տարբերակներից է էներգաարդյունավետության բարձրացումը (օրինակ` ինժեկտորային շարժիչներով ավտոմեքենաների օգտագործում), ավտոմեքենաների զանգվածի կրճատումը, աերոդինամիկայի բարելավումը, անիվների պտտման դիմադրության փոքրացումը: Ավտոմեքենաների սխալ պահպանումը (օրինակ` անվադողերում օդի անբավարար ճնշում, բռնկման պահի սխալ կարգավորումը և այլն) և վարումը (օրինակ` անհարկի արագացումները և արգելակումները) բերում են վառելիքի ծախսի ավելացման: Անորակ ճանապարհների պատճառով ավտոմեքենաները հաճախ փոփոխում են շարժման արագությունը, ընկնում է շարժման ընդհանուր արագությունը, ինչը նույնպես հանգեցնում է վառելանյութի ծախսի ավելացման:</w:t>
       </w:r>
     </w:p>
     <w:p>
@@ -22707,7 +23080,17 @@
           <w:szCs w:val="24"/>
           <w:lang w:val="hy-AM"/>
         </w:rPr>
-        <w:t>սումնասիրությունները և հաշվարկները վկայում են, որ եթե կիրառվեն աղտոտվածության նվազեցմանը նպատակաուղղված մինչ այժմ մշակված բոլոր տեխնիկական միջոցները, օրինակ` չեզոքացուցիչների տեղադրումը բոլոր ավտոմեքենաների վրա և ավտոպարկի լրիվ գազիֆիկացումը, ապա նույնիսկ այդ դեպքում, հաշվի առնելով ավտոմեքենաների քանակի աճի միտումները, հնարավոր չի լինելու ապահովել օդի մաքրությունը թույլատրելի հիգիենիկ նորմերի սահմաններում և կանխել նշված ֆոտոքիմիական սմոգի ձևավորումը:</w:t>
+        <w:t xml:space="preserve">սումնասիրությունները և հաշվարկները վկայում են, որ եթե կիրառվեն աղտոտվածության նվազեցմանը </w:t>
+      </w:r>
+      <w:r>
+        <w:rPr>
+          <w:rFonts w:ascii="Sylfaen" w:hAnsi="Sylfaen"/>
+          <w:sz w:val="24"/>
+          <w:szCs w:val="24"/>
+          <w:lang w:val="hy-AM"/>
+        </w:rPr>
+        <w:lastRenderedPageBreak/>
+        <w:t>նպատակաուղղված մինչ այժմ մշակված բոլոր տեխնիկական միջոցները, օրինակ` չեզոքացուցիչների տեղադրումը բոլոր ավտոմեքենաների վրա և ավտոպարկի լրիվ գազիֆիկացումը, ապա նույնիսկ այդ դեպքում, հաշվի առնելով ավտոմեքենաների քանակի աճի միտումները, հնարավոր չի լինելու ապահովել օդի մաքրությունը թույլատրելի հիգիենիկ նորմերի սահմաններում և կանխել նշված ֆոտոքիմիական սմոգի ձևավորումը:</w:t>
       </w:r>
     </w:p>
     <w:p>
@@ -22729,7 +23112,6 @@
           <w:szCs w:val="24"/>
           <w:lang w:val="hy-AM"/>
         </w:rPr>
-        <w:lastRenderedPageBreak/>
         <w:t>Ո</w:t>
       </w:r>
       <w:r>
@@ -22898,7 +23280,17 @@
           <w:szCs w:val="24"/>
           <w:lang w:val="hy-AM"/>
         </w:rPr>
-        <w:t>Սակայն, երթևեկության ճիշտ կազմակերպումը պետք է զուգակցել տրանսպորտի ընդհանուր պահանջարկի կրճատման հետ, քանի որ ավտոտրանսպորտային հոսքերի բարելավումը կարող է բերել երթևեկության աճի: Այսպիսով, եթե երթևեկության համակարգի կառավարումը չուղեկցվի տրանսպորտի պահանջարկի վերահսկմամբ, ապա երթևեկության աճի հաշվին արտանետումները կարող են նույնիսկ ավելանալ:</w:t>
+        <w:t xml:space="preserve">Սակայն, երթևեկության ճիշտ կազմակերպումը պետք է զուգակցել տրանսպորտի ընդհանուր պահանջարկի կրճատման հետ, քանի որ ավտոտրանսպորտային հոսքերի բարելավումը կարող է բերել երթևեկության աճի: Այսպիսով, եթե երթևեկության </w:t>
+      </w:r>
+      <w:r>
+        <w:rPr>
+          <w:rFonts w:ascii="Sylfaen" w:hAnsi="Sylfaen"/>
+          <w:sz w:val="24"/>
+          <w:szCs w:val="24"/>
+          <w:lang w:val="hy-AM"/>
+        </w:rPr>
+        <w:lastRenderedPageBreak/>
+        <w:t>համակարգի կառավարումը չուղեկցվի տրանսպորտի պահանջարկի վերահսկմամբ, ապա երթևեկության աճի հաշվին արտանետումները կարող են նույնիսկ ավելանալ:</w:t>
       </w:r>
     </w:p>
     <w:p>
@@ -22951,17 +23343,7 @@
           <w:szCs w:val="24"/>
           <w:lang w:val="hy-AM"/>
         </w:rPr>
-        <w:t xml:space="preserve">Վատ ավտոճանապարհների պատճառով զգալիորեն նվազում է ավտոտրանսպորտային հոսքի արագությունը, առաջանում են խցանումներ, մի քանի անգամ ավելանում են արգելակումները և թափառքները: Արդյունքում, այլ բացասական </w:t>
-      </w:r>
-      <w:r>
-        <w:rPr>
-          <w:rFonts w:ascii="Sylfaen" w:hAnsi="Sylfaen"/>
-          <w:sz w:val="24"/>
-          <w:szCs w:val="24"/>
-          <w:lang w:val="hy-AM"/>
-        </w:rPr>
-        <w:lastRenderedPageBreak/>
-        <w:t>հետևանքներին զուգահեռ, ավելանում են վնասակար արտանետումները մթնոլորտ: Իրավիճակը շտկելու համար անհրաժեշտ են հիմնարար, համակարգային լուծումներ: Օրինակ` աշխատանքների պատվիրման համար մրցակցության կիրառում, աշխատանքների որակի ապահովմանն ուղղված մեխանիզմների կիրառում, ծախսերի արդյունավետությանն ուղղված միջոցառումների մշակում և կիրառում, վնասված տեղամասերի վերականգնման համար հստակ ժամկետների սահմանում, ճանապարհների վատ որակի համար պատասխանատվության, տույժերի և ստուգումների սահմանում, և այլն: Արտանետումների կրճատման համար կարևոր նշանակություն ունի նաև ճանապարհային ցանցի զարգացումը: Օրինակ` օղակաձև ճանապարհներ, չհատվող խաչմերուկներ և այլն:</w:t>
+        <w:t>Վատ ավտոճանապարհների պատճառով զգալիորեն նվազում է ավտոտրանսպորտային հոսքի արագությունը, առաջանում են խցանումներ, մի քանի անգամ ավելանում են արգելակումները և թափառքները: Արդյունքում, այլ բացասական հետևանքներին զուգահեռ, ավելանում են վնասակար արտանետումները մթնոլորտ: Իրավիճակը շտկելու համար անհրաժեշտ են հիմնարար, համակարգային լուծումներ: Օրինակ` աշխատանքների պատվիրման համար մրցակցության կիրառում, աշխատանքների որակի ապահովմանն ուղղված մեխանիզմների կիրառում, ծախսերի արդյունավետությանն ուղղված միջոցառումների մշակում և կիրառում, վնասված տեղամասերի վերականգնման համար հստակ ժամկետների սահմանում, ճանապարհների վատ որակի համար պատասխանատվության, տույժերի և ստուգումների սահմանում, և այլն: Արտանետումների կրճատման համար կարևոր նշանակություն ունի նաև ճանապարհային ցանցի զարգացումը: Օրինակ` օղակաձև ճանապարհներ, չհատվող խաչմերուկներ և այլն:</w:t>
       </w:r>
     </w:p>
     <w:p>
@@ -23072,6 +23454,32 @@
     </w:p>
     <w:p>
       <w:pPr>
+        <w:spacing w:after="0" w:line="360" w:lineRule="auto"/>
+        <w:ind w:right="144" w:firstLine="432"/>
+        <w:jc w:val="both"/>
+        <w:rPr>
+          <w:rFonts w:ascii="Sylfaen" w:hAnsi="Sylfaen"/>
+          <w:sz w:val="24"/>
+          <w:szCs w:val="24"/>
+          <w:lang w:val="hy-AM"/>
+        </w:rPr>
+      </w:pPr>
+    </w:p>
+    <w:p>
+      <w:pPr>
+        <w:spacing w:after="0" w:line="360" w:lineRule="auto"/>
+        <w:ind w:right="144" w:firstLine="432"/>
+        <w:jc w:val="both"/>
+        <w:rPr>
+          <w:rFonts w:ascii="Sylfaen" w:hAnsi="Sylfaen"/>
+          <w:sz w:val="24"/>
+          <w:szCs w:val="24"/>
+          <w:lang w:val="hy-AM"/>
+        </w:rPr>
+      </w:pPr>
+    </w:p>
+    <w:p>
+      <w:pPr>
         <w:pStyle w:val="ListParagraph"/>
         <w:numPr>
           <w:ilvl w:val="0"/>
@@ -23914,7 +24322,6 @@
           <w:rFonts w:ascii="Sylfaen" w:hAnsi="Sylfaen"/>
           <w:color w:val="000000" w:themeColor="text1"/>
         </w:rPr>
-        <w:lastRenderedPageBreak/>
         <w:t>ստանալու</w:t>
       </w:r>
       <w:r>
@@ -24228,6 +24635,19 @@
     </w:p>
     <w:p>
       <w:pPr>
+        <w:spacing w:after="0" w:line="360" w:lineRule="auto"/>
+        <w:ind w:right="144" w:firstLine="432"/>
+        <w:jc w:val="both"/>
+        <w:rPr>
+          <w:rFonts w:ascii="Sylfaen" w:hAnsi="Sylfaen"/>
+          <w:sz w:val="24"/>
+          <w:szCs w:val="24"/>
+          <w:lang w:val="hy-AM"/>
+        </w:rPr>
+      </w:pPr>
+    </w:p>
+    <w:p>
+      <w:pPr>
         <w:pStyle w:val="ListParagraph"/>
         <w:numPr>
           <w:ilvl w:val="0"/>
@@ -24250,6 +24670,7 @@
           <w:szCs w:val="24"/>
           <w:lang w:val="hy-AM"/>
         </w:rPr>
+        <w:lastRenderedPageBreak/>
         <w:t>Ներքին այրման շարժիչների արտանետումների վնասազերծման եղանակները</w:t>
       </w:r>
     </w:p>
@@ -24272,17 +24693,7 @@
           <w:szCs w:val="24"/>
           <w:lang w:val="hy-AM"/>
         </w:rPr>
-        <w:t xml:space="preserve">Ներքին այրման շարժիչը դա ջերմային շարժիչի տեսակ է, որի դեպքում վառելիքի խառնուրդը այրվում է անմիջապես շարժիչի 139 աշխատանքային խցիկում (ներսում)։ Նման շարժիչներում վառելիքի այրման էներգիան վերածում է մեխանիկական աշխատանքի։ Ներքին այրման շարժիչները օգտագործվում են ոչ միայն ավտոմեքենաներում, այլև տրանսպորտի տարբեր տեսակներում։ Այս շարժիչներն ունեն բարձր հզորություն և արդյունավետություն, այդ պատճառով ունեն մեծ պահանջարկ տրանսպորտային և էներգետիկ կարիքների համար։ Չնայած այդ առավելություններին, </w:t>
-      </w:r>
-      <w:r>
-        <w:rPr>
-          <w:rFonts w:ascii="Sylfaen" w:hAnsi="Sylfaen"/>
-          <w:sz w:val="24"/>
-          <w:szCs w:val="24"/>
-          <w:lang w:val="hy-AM"/>
-        </w:rPr>
-        <w:lastRenderedPageBreak/>
-        <w:t>ներքին այրման շարժիչները ունեն նաև մի շարք թերություններ, որոնցից ամենակարևորը դա վնասակար նյութերի արտանետումներն են։ Արտանետված գազերի կազմը կախված է վառելիքի տեսակից, աշխատանքի ռեժիմից, շարժիչի տիպից և վիճակից։</w:t>
+        <w:t>Ներքին այրման շարժիչը դա ջերմային շարժիչի տեսակ է, որի դեպքում վառելիքի խառնուրդը այրվում է անմիջապես շարժիչի 139 աշխատանքային խցիկում (ներսում)։ Նման շարժիչներում վառելիքի այրման էներգիան վերածում է մեխանիկական աշխատանքի։ Ներքին այրման շարժիչները օգտագործվում են ոչ միայն ավտոմեքենաներում, այլև տրանսպորտի տարբեր տեսակներում։ Այս շարժիչներն ունեն բարձր հզորություն և արդյունավետություն, այդ պատճառով ունեն մեծ պահանջարկ տրանսպորտային և էներգետիկ կարիքների համար։ Չնայած այդ առավելություններին, ներքին այրման շարժիչները ունեն նաև մի շարք թերություններ, որոնցից ամենակարևորը դա վնասակար նյութերի արտանետումներն են։ Արտանետված գազերի կազմը կախված է վառելիքի տեսակից, աշխատանքի ռեժիմից, շարժիչի տիպից և վիճակից։</w:t>
       </w:r>
     </w:p>
     <w:p>
@@ -24326,7 +24737,7 @@
           <w:szCs w:val="24"/>
           <w:lang w:val="hy-AM"/>
         </w:rPr>
-        <w:t xml:space="preserve"> Արտանետված գազով առավել աղտոտված է նեղ, քամու միջոցով վատ օդափոխվող փողոցների և ինտենսիվ տրանսպորտի շարժումով քաղաքների, ինչպես նաև ավտոտնակների և տեխնիկական սպասարկման կայանների օդը, երբ չի պահպանվում շարժիչների աշխատանքի ռեժիմը։ Արտանետված գազով զգալի աղտոտված մթնոլորտում երկար գտնվելու դեպքում կարող է առաջանալ թունավորում։ Արտանետված գազով մթնոլորտի աղտոտվածության դեմ պայքարի գործում մեծ նշանակություն ունի շարժիչների տեխնիկական վիճակի խիստ (ավտոմատ) հսկողությունը մեքենաների ուղերթի ժամանակ (շարժիչների ժամանակին նորոգում, կարբյուրատորների ճիշտ կարգավորում և այլն), ավտոտնակներում 1-1,5 րոպեից ավելի 140 շարժիչների աշխատանքի արգելումը, ներծծիչ-արտածծիչ օդափոխության տեղադրումը և դրա աշխատանքի խիստ հսկողությունը բոլոր այն շինություններում, որտեղ աշխատում են ներքին այրման շարժիչներ, արտանետվող գազերի (CO, CH և NOx) չեզոքացում արտանետման համակարգում, կապարի, ծծմբի, արոմատիկ աշխաջրերի քանակի սահմանափակում վառելանյութում։ Քաղաքների մթնոլորտում արտանետված </w:t>
+        <w:t xml:space="preserve"> Արտանետված գազով առավել աղտոտված է նեղ, քամու միջոցով վատ օդափոխվող փողոցների և ինտենսիվ տրանսպորտի շարժումով քաղաքների, ինչպես նաև ավտոտնակների և տեխնիկական սպասարկման կայանների օդը, երբ չի պահպանվում շարժիչների աշխատանքի ռեժիմը։ Արտանետված գազով զգալի աղտոտված մթնոլորտում երկար գտնվելու դեպքում կարող է առաջանալ թունավորում։ </w:t>
       </w:r>
       <w:r>
         <w:rPr>
@@ -24336,7 +24747,7 @@
           <w:lang w:val="hy-AM"/>
         </w:rPr>
         <w:lastRenderedPageBreak/>
-        <w:t>գազի կոնցենտրացիայի նվազմանը նպաստում են լավ օդափոխվող լայն փողոցների, ավտոմոբիլային ոլորապտույտ ճանապարհների կառուցումը, քաղաքի տարածքի բաժանումն առանձնացված բնակելի և արդյունաբերական միկրոշրջանների և այլն։ Օդի աղտոտման դեմ պայքարի հիմնական միջոցներից են ներքին այրման շարժիչների վառելիքի փոխարինումը, շարժիչների կատարելագործումը և սկզբունքորեն նորերի ստեղծումը։</w:t>
+        <w:t>Արտանետված գազով մթնոլորտի աղտոտվածության դեմ պայքարի գործում մեծ նշանակություն ունի շարժիչների տեխնիկական վիճակի խիստ (ավտոմատ) հսկողությունը մեքենաների ուղերթի ժամանակ (շարժիչների ժամանակին նորոգում, կարբյուրատորների ճիշտ կարգավորում և այլն), ավտոտնակներում 1-1,5 րոպեից ավելի 140 շարժիչների աշխատանքի արգելումը, ներծծիչ-արտածծիչ օդափոխության տեղադրումը և դրա աշխատանքի խիստ հսկողությունը բոլոր այն շինություններում, որտեղ աշխատում են ներքին այրման շարժիչներ, արտանետվող գազերի (CO, CH և NOx) չեզոքացում արտանետման համակարգում, կապարի, ծծմբի, արոմատիկ աշխաջրերի քանակի սահմանափակում վառելանյութում։ Օդի աղտոտման դեմ պայքարի հիմնական միջոցներից են ներքին այրման շարժիչների վառելիքի փոխարինումը, շարժիչների կատարելագործումը և սկզբունքորեն նորերի ստեղծումը։</w:t>
       </w:r>
       <w:r>
         <w:rPr>
@@ -24551,6 +24962,7 @@
           <w:szCs w:val="24"/>
           <w:lang w:val="hy-AM"/>
         </w:rPr>
+        <w:lastRenderedPageBreak/>
         <w:t xml:space="preserve">շարժման և բեռնափոխադրման ռացիոնալ կազմակերպում (ճանապարհների կատարելագործում, ավտոմոբիլային տեղափոխումների օպտիմալ երթուղավորում, ճանապարհային շարժման կազմակերպում և կատարելագործում և ավտոմեքենայի ռացիոնալ կառավարում): </w:t>
       </w:r>
     </w:p>
@@ -24598,7 +25010,6 @@
           <w:szCs w:val="24"/>
           <w:lang w:val="hy-AM"/>
         </w:rPr>
-        <w:lastRenderedPageBreak/>
         <w:t xml:space="preserve"> </w:t>
       </w:r>
       <w:r>
@@ -33407,14 +33818,13 @@
     </w:p>
     <w:p>
       <w:pPr>
-        <w:pStyle w:val="ListParagraph"/>
         <w:rPr>
           <w:rFonts w:ascii="Sylfaen" w:eastAsia="Microsoft YaHei" w:hAnsi="Sylfaen" w:cs="Sylfaen"/>
           <w:b/>
           <w:bCs/>
           <w:sz w:val="28"/>
           <w:szCs w:val="28"/>
-          <w:lang w:val="en-US" w:eastAsia="ru-RU"/>
+          <w:lang w:val="hy-AM" w:eastAsia="ru-RU"/>
         </w:rPr>
       </w:pPr>
       <w:r>
@@ -33424,7 +33834,7 @@
           <w:bCs/>
           <w:sz w:val="28"/>
           <w:szCs w:val="28"/>
-          <w:lang w:val="en-US" w:eastAsia="ru-RU"/>
+          <w:lang w:val="hy-AM" w:eastAsia="ru-RU"/>
         </w:rPr>
         <w:lastRenderedPageBreak/>
         <w:t>Օգտագործված</w:t>
@@ -33436,7 +33846,7 @@
           <w:bCs/>
           <w:sz w:val="28"/>
           <w:szCs w:val="28"/>
-          <w:lang w:val="en-US" w:eastAsia="ru-RU"/>
+          <w:lang w:val="hy-AM" w:eastAsia="ru-RU"/>
         </w:rPr>
         <w:t xml:space="preserve"> </w:t>
       </w:r>
@@ -33447,646 +33857,395 @@
           <w:bCs/>
           <w:sz w:val="28"/>
           <w:szCs w:val="28"/>
-          <w:lang w:val="en-US" w:eastAsia="ru-RU"/>
+          <w:lang w:val="hy-AM" w:eastAsia="ru-RU"/>
         </w:rPr>
         <w:t>Գրականություն</w:t>
       </w:r>
     </w:p>
     <w:p>
       <w:pPr>
-        <w:pStyle w:val="ListParagraph"/>
         <w:rPr>
           <w:rFonts w:ascii="Sylfaen" w:eastAsia="Microsoft YaHei" w:hAnsi="Sylfaen" w:cs="Sylfaen"/>
           <w:b/>
           <w:bCs/>
           <w:sz w:val="28"/>
           <w:szCs w:val="28"/>
-          <w:lang w:val="en-US" w:eastAsia="ru-RU"/>
-        </w:rPr>
-      </w:pPr>
-    </w:p>
-    <w:p>
-      <w:pPr>
-        <w:pStyle w:val="ListParagraph"/>
-        <w:numPr>
-          <w:ilvl w:val="0"/>
-          <w:numId w:val="11"/>
-        </w:numPr>
-        <w:rPr>
-          <w:rFonts w:ascii="Sylfaen" w:eastAsia="Microsoft YaHei" w:hAnsi="Sylfaen" w:cs="Microsoft YaHei"/>
-          <w:sz w:val="24"/>
-          <w:szCs w:val="24"/>
-          <w:lang w:val="en-US" w:eastAsia="ru-RU"/>
-        </w:rPr>
-      </w:pPr>
-      <w:r>
-        <w:rPr>
-          <w:rFonts w:ascii="Sylfaen" w:eastAsia="Microsoft YaHei" w:hAnsi="Sylfaen" w:cs="Microsoft YaHei"/>
-          <w:sz w:val="24"/>
-          <w:szCs w:val="24"/>
-          <w:lang w:val="en-US" w:eastAsia="ru-RU"/>
-        </w:rPr>
-        <w:t xml:space="preserve">Mozilla Developer Network (MDN). JavaScript Documentation. </w:t>
-      </w:r>
-    </w:p>
-    <w:p>
-      <w:pPr>
-        <w:pStyle w:val="ListParagraph"/>
-        <w:numPr>
-          <w:ilvl w:val="0"/>
-          <w:numId w:val="11"/>
-        </w:numPr>
-        <w:rPr>
-          <w:rFonts w:ascii="Sylfaen" w:eastAsia="Microsoft YaHei" w:hAnsi="Sylfaen" w:cs="Microsoft YaHei"/>
-          <w:sz w:val="24"/>
-          <w:szCs w:val="24"/>
-          <w:lang w:val="en-US" w:eastAsia="ru-RU"/>
-        </w:rPr>
-      </w:pPr>
-      <w:r>
-        <w:rPr>
-          <w:rFonts w:ascii="Sylfaen" w:eastAsia="Microsoft YaHei" w:hAnsi="Sylfaen" w:cs="Microsoft YaHei"/>
-          <w:sz w:val="24"/>
-          <w:szCs w:val="24"/>
-          <w:lang w:val="en-US" w:eastAsia="ru-RU"/>
-        </w:rPr>
-        <w:t xml:space="preserve">Mozilla Developer Network (MDN). HTML &amp; CSS Reference. </w:t>
-      </w:r>
-    </w:p>
-    <w:p>
-      <w:pPr>
-        <w:pStyle w:val="ListParagraph"/>
-        <w:numPr>
-          <w:ilvl w:val="0"/>
-          <w:numId w:val="11"/>
-        </w:numPr>
-        <w:rPr>
-          <w:rFonts w:ascii="Sylfaen" w:eastAsia="Microsoft YaHei" w:hAnsi="Sylfaen" w:cs="Microsoft YaHei"/>
-          <w:sz w:val="24"/>
-          <w:szCs w:val="24"/>
-          <w:lang w:val="en-US" w:eastAsia="ru-RU"/>
-        </w:rPr>
-      </w:pPr>
-      <w:r>
-        <w:rPr>
-          <w:rFonts w:ascii="Sylfaen" w:eastAsia="Microsoft YaHei" w:hAnsi="Sylfaen" w:cs="Microsoft YaHei"/>
-          <w:sz w:val="24"/>
-          <w:szCs w:val="24"/>
-          <w:lang w:val="en-US" w:eastAsia="ru-RU"/>
-        </w:rPr>
-        <w:t xml:space="preserve">React Documentation. React Official Guide. </w:t>
-      </w:r>
-      <w:hyperlink r:id="rId26" w:tgtFrame="_new" w:history="1">
+          <w:lang w:val="hy-AM" w:eastAsia="ru-RU"/>
+        </w:rPr>
+      </w:pPr>
+    </w:p>
+    <w:p>
+      <w:pPr>
+        <w:rPr>
+          <w:lang w:val="en-US"/>
+        </w:rPr>
+      </w:pPr>
+      <w:r>
+        <w:rPr>
+          <w:lang w:val="en-US"/>
+        </w:rPr>
+        <w:t xml:space="preserve">1. Mozilla Developer Network (MDN). JavaScript Documentation. </w:t>
+      </w:r>
+      <w:r>
+        <w:rPr>
+          <w:lang w:val="en-US"/>
+        </w:rPr>
+        <w:t xml:space="preserve">                          </w:t>
+      </w:r>
+      <w:hyperlink r:id="rId26" w:history="1">
         <w:r>
           <w:rPr>
             <w:rStyle w:val="Hyperlink"/>
-            <w:rFonts w:ascii="Sylfaen" w:eastAsia="Microsoft YaHei" w:hAnsi="Sylfaen" w:cs="Microsoft YaHei"/>
-            <w:sz w:val="24"/>
-            <w:szCs w:val="24"/>
-            <w:lang w:val="en-US" w:eastAsia="ru-RU"/>
+            <w:lang w:val="en-US"/>
+          </w:rPr>
+          <w:t>https://developer.mozilla.org/en-US/docs/Web/JavaScript</w:t>
+        </w:r>
+      </w:hyperlink>
+    </w:p>
+    <w:p>
+      <w:pPr>
+        <w:rPr>
+          <w:lang w:val="en-US"/>
+        </w:rPr>
+      </w:pPr>
+      <w:r>
+        <w:rPr>
+          <w:lang w:val="en-US"/>
+        </w:rPr>
+        <w:t xml:space="preserve">2. Mozilla Developer Network (MDN). HTML &amp; CSS Reference. </w:t>
+      </w:r>
+      <w:r>
+        <w:rPr>
+          <w:lang w:val="en-US"/>
+        </w:rPr>
+        <w:t xml:space="preserve">                               </w:t>
+      </w:r>
+      <w:hyperlink r:id="rId27" w:history="1">
+        <w:r>
+          <w:rPr>
+            <w:rStyle w:val="Hyperlink"/>
+            <w:lang w:val="en-US"/>
+          </w:rPr>
+          <w:t>https://developer.mozilla.org/en-US/docs/Web/HTML</w:t>
+        </w:r>
+      </w:hyperlink>
+    </w:p>
+    <w:p>
+      <w:pPr>
+        <w:rPr>
+          <w:lang w:val="en-US"/>
+        </w:rPr>
+      </w:pPr>
+      <w:r>
+        <w:rPr>
+          <w:lang w:val="en-US"/>
+        </w:rPr>
+        <w:t xml:space="preserve">3. React Documentation. React Official Guide. </w:t>
+      </w:r>
+      <w:hyperlink r:id="rId28">
+        <w:r>
+          <w:rPr>
+            <w:color w:val="0000EE"/>
+            <w:u w:val="single"/>
+            <w:lang w:val="en-US"/>
           </w:rPr>
           <w:t>https://react.dev</w:t>
         </w:r>
       </w:hyperlink>
-      <w:r>
-        <w:rPr>
-          <w:rFonts w:ascii="Sylfaen" w:eastAsia="Microsoft YaHei" w:hAnsi="Sylfaen" w:cs="Microsoft YaHei"/>
-          <w:sz w:val="24"/>
-          <w:szCs w:val="24"/>
-          <w:lang w:val="en-US" w:eastAsia="ru-RU"/>
-        </w:rPr>
-        <w:t xml:space="preserve"> </w:t>
-      </w:r>
-    </w:p>
-    <w:p>
-      <w:pPr>
-        <w:pStyle w:val="ListParagraph"/>
-        <w:numPr>
-          <w:ilvl w:val="0"/>
-          <w:numId w:val="11"/>
-        </w:numPr>
-        <w:rPr>
-          <w:rFonts w:ascii="Sylfaen" w:eastAsia="Microsoft YaHei" w:hAnsi="Sylfaen" w:cs="Microsoft YaHei"/>
-          <w:sz w:val="24"/>
-          <w:szCs w:val="24"/>
-          <w:lang w:val="en-US" w:eastAsia="ru-RU"/>
-        </w:rPr>
-      </w:pPr>
-      <w:r>
-        <w:rPr>
-          <w:rFonts w:ascii="Sylfaen" w:eastAsia="Microsoft YaHei" w:hAnsi="Sylfaen" w:cs="Microsoft YaHei"/>
-          <w:sz w:val="24"/>
-          <w:szCs w:val="24"/>
-          <w:lang w:val="en-US" w:eastAsia="ru-RU"/>
-        </w:rPr>
-        <w:t xml:space="preserve">TypeScript Documentation. TypeScript Handbook. </w:t>
-      </w:r>
-      <w:hyperlink r:id="rId27" w:tgtFrame="_new" w:history="1">
+    </w:p>
+    <w:p>
+      <w:pPr>
+        <w:rPr>
+          <w:lang w:val="en-US"/>
+        </w:rPr>
+      </w:pPr>
+      <w:r>
+        <w:rPr>
+          <w:lang w:val="en-US"/>
+        </w:rPr>
+        <w:t xml:space="preserve">4. TypeScript Documentation. TypeScript Handbook. </w:t>
+      </w:r>
+      <w:hyperlink r:id="rId29">
         <w:r>
           <w:rPr>
-            <w:rStyle w:val="Hyperlink"/>
-            <w:rFonts w:ascii="Sylfaen" w:eastAsia="Microsoft YaHei" w:hAnsi="Sylfaen" w:cs="Microsoft YaHei"/>
-            <w:sz w:val="24"/>
-            <w:szCs w:val="24"/>
-            <w:lang w:val="en-US" w:eastAsia="ru-RU"/>
+            <w:color w:val="0000EE"/>
+            <w:u w:val="single"/>
+            <w:lang w:val="en-US"/>
           </w:rPr>
           <w:t>https://www.typescriptlang.org/docs/</w:t>
         </w:r>
       </w:hyperlink>
-      <w:r>
-        <w:rPr>
-          <w:rFonts w:ascii="Sylfaen" w:eastAsia="Microsoft YaHei" w:hAnsi="Sylfaen" w:cs="Microsoft YaHei"/>
-          <w:sz w:val="24"/>
-          <w:szCs w:val="24"/>
-          <w:lang w:val="en-US" w:eastAsia="ru-RU"/>
-        </w:rPr>
-        <w:t xml:space="preserve"> </w:t>
-      </w:r>
-    </w:p>
-    <w:p>
-      <w:pPr>
-        <w:pStyle w:val="ListParagraph"/>
-        <w:numPr>
-          <w:ilvl w:val="0"/>
-          <w:numId w:val="11"/>
-        </w:numPr>
-        <w:rPr>
-          <w:rFonts w:ascii="Sylfaen" w:eastAsia="Microsoft YaHei" w:hAnsi="Sylfaen" w:cs="Microsoft YaHei"/>
-          <w:sz w:val="24"/>
-          <w:szCs w:val="24"/>
-          <w:lang w:val="en-US" w:eastAsia="ru-RU"/>
-        </w:rPr>
-      </w:pPr>
-      <w:r>
-        <w:rPr>
-          <w:rFonts w:ascii="Sylfaen" w:eastAsia="Microsoft YaHei" w:hAnsi="Sylfaen" w:cs="Microsoft YaHei"/>
-          <w:sz w:val="24"/>
-          <w:szCs w:val="24"/>
-          <w:lang w:val="en-US" w:eastAsia="ru-RU"/>
-        </w:rPr>
-        <w:t xml:space="preserve">Node.js Documentation. Node.js Official API Reference. </w:t>
-      </w:r>
-      <w:hyperlink r:id="rId28" w:tgtFrame="_new" w:history="1">
+    </w:p>
+    <w:p>
+      <w:pPr>
+        <w:rPr>
+          <w:lang w:val="en-US"/>
+        </w:rPr>
+      </w:pPr>
+      <w:r>
+        <w:rPr>
+          <w:lang w:val="en-US"/>
+        </w:rPr>
+        <w:t xml:space="preserve">5. Node.js Documentation. Node.js Official API Reference. </w:t>
+      </w:r>
+      <w:hyperlink r:id="rId30">
         <w:r>
           <w:rPr>
-            <w:rStyle w:val="Hyperlink"/>
-            <w:rFonts w:ascii="Sylfaen" w:eastAsia="Microsoft YaHei" w:hAnsi="Sylfaen" w:cs="Microsoft YaHei"/>
-            <w:sz w:val="24"/>
-            <w:szCs w:val="24"/>
-            <w:lang w:val="en-US" w:eastAsia="ru-RU"/>
+            <w:color w:val="0000EE"/>
+            <w:u w:val="single"/>
+            <w:lang w:val="en-US"/>
           </w:rPr>
           <w:t>https://nodejs.org</w:t>
         </w:r>
       </w:hyperlink>
-      <w:r>
-        <w:rPr>
-          <w:rFonts w:ascii="Sylfaen" w:eastAsia="Microsoft YaHei" w:hAnsi="Sylfaen" w:cs="Microsoft YaHei"/>
-          <w:sz w:val="24"/>
-          <w:szCs w:val="24"/>
-          <w:lang w:val="en-US" w:eastAsia="ru-RU"/>
-        </w:rPr>
-        <w:t xml:space="preserve"> </w:t>
-      </w:r>
-    </w:p>
-    <w:p>
-      <w:pPr>
-        <w:pStyle w:val="ListParagraph"/>
-        <w:numPr>
-          <w:ilvl w:val="0"/>
-          <w:numId w:val="11"/>
-        </w:numPr>
-        <w:rPr>
-          <w:rFonts w:ascii="Sylfaen" w:eastAsia="Microsoft YaHei" w:hAnsi="Sylfaen" w:cs="Microsoft YaHei"/>
-          <w:sz w:val="24"/>
-          <w:szCs w:val="24"/>
-          <w:lang w:val="en-US" w:eastAsia="ru-RU"/>
-        </w:rPr>
-      </w:pPr>
-      <w:r>
-        <w:rPr>
-          <w:rFonts w:ascii="Sylfaen" w:eastAsia="Microsoft YaHei" w:hAnsi="Sylfaen" w:cs="Microsoft YaHei"/>
-          <w:sz w:val="24"/>
-          <w:szCs w:val="24"/>
-          <w:lang w:val="en-US" w:eastAsia="ru-RU"/>
-        </w:rPr>
-        <w:t xml:space="preserve">Express.js Documentation. Express Framework Guide. </w:t>
-      </w:r>
-      <w:hyperlink r:id="rId29" w:tgtFrame="_new" w:history="1">
+    </w:p>
+    <w:p>
+      <w:pPr>
+        <w:rPr>
+          <w:lang w:val="en-US"/>
+        </w:rPr>
+      </w:pPr>
+      <w:r>
+        <w:rPr>
+          <w:lang w:val="en-US"/>
+        </w:rPr>
+        <w:t xml:space="preserve">6. Express.js Documentation. Express Framework Guide. </w:t>
+      </w:r>
+      <w:hyperlink r:id="rId31">
         <w:r>
           <w:rPr>
-            <w:rStyle w:val="Hyperlink"/>
-            <w:rFonts w:ascii="Sylfaen" w:eastAsia="Microsoft YaHei" w:hAnsi="Sylfaen" w:cs="Microsoft YaHei"/>
-            <w:sz w:val="24"/>
-            <w:szCs w:val="24"/>
-            <w:lang w:val="en-US" w:eastAsia="ru-RU"/>
+            <w:color w:val="0000EE"/>
+            <w:u w:val="single"/>
+            <w:lang w:val="en-US"/>
           </w:rPr>
           <w:t>https://expressjs.com</w:t>
         </w:r>
       </w:hyperlink>
-      <w:r>
-        <w:rPr>
-          <w:rFonts w:ascii="Sylfaen" w:eastAsia="Microsoft YaHei" w:hAnsi="Sylfaen" w:cs="Microsoft YaHei"/>
-          <w:sz w:val="24"/>
-          <w:szCs w:val="24"/>
-          <w:lang w:val="en-US" w:eastAsia="ru-RU"/>
-        </w:rPr>
-        <w:t xml:space="preserve"> </w:t>
-      </w:r>
-    </w:p>
-    <w:p>
-      <w:pPr>
-        <w:pStyle w:val="ListParagraph"/>
-        <w:numPr>
-          <w:ilvl w:val="0"/>
-          <w:numId w:val="11"/>
-        </w:numPr>
-        <w:rPr>
-          <w:rFonts w:ascii="Sylfaen" w:eastAsia="Microsoft YaHei" w:hAnsi="Sylfaen" w:cs="Microsoft YaHei"/>
-          <w:sz w:val="24"/>
-          <w:szCs w:val="24"/>
-          <w:lang w:val="en-US" w:eastAsia="ru-RU"/>
-        </w:rPr>
-      </w:pPr>
-      <w:r>
-        <w:rPr>
-          <w:rFonts w:ascii="Sylfaen" w:eastAsia="Microsoft YaHei" w:hAnsi="Sylfaen" w:cs="Microsoft YaHei"/>
-          <w:sz w:val="24"/>
-          <w:szCs w:val="24"/>
-          <w:lang w:val="en-US" w:eastAsia="ru-RU"/>
-        </w:rPr>
-        <w:t xml:space="preserve">MongoDB Documentation. MongoDB Manual. </w:t>
-      </w:r>
-      <w:hyperlink r:id="rId30" w:tgtFrame="_new" w:history="1">
+    </w:p>
+    <w:p>
+      <w:pPr>
+        <w:rPr>
+          <w:lang w:val="en-US"/>
+        </w:rPr>
+      </w:pPr>
+      <w:r>
+        <w:rPr>
+          <w:lang w:val="en-US"/>
+        </w:rPr>
+        <w:t xml:space="preserve">7. MongoDB Documentation. MongoDB Manual. </w:t>
+      </w:r>
+      <w:hyperlink r:id="rId32">
         <w:r>
           <w:rPr>
-            <w:rStyle w:val="Hyperlink"/>
-            <w:rFonts w:ascii="Sylfaen" w:eastAsia="Microsoft YaHei" w:hAnsi="Sylfaen" w:cs="Microsoft YaHei"/>
-            <w:sz w:val="24"/>
-            <w:szCs w:val="24"/>
-            <w:lang w:val="en-US" w:eastAsia="ru-RU"/>
+            <w:color w:val="0000EE"/>
+            <w:u w:val="single"/>
+            <w:lang w:val="en-US"/>
           </w:rPr>
           <w:t>https://www.mongodb.com/docs</w:t>
         </w:r>
       </w:hyperlink>
-      <w:r>
-        <w:rPr>
-          <w:rFonts w:ascii="Sylfaen" w:eastAsia="Microsoft YaHei" w:hAnsi="Sylfaen" w:cs="Microsoft YaHei"/>
-          <w:sz w:val="24"/>
-          <w:szCs w:val="24"/>
-          <w:lang w:val="en-US" w:eastAsia="ru-RU"/>
-        </w:rPr>
-        <w:t xml:space="preserve"> </w:t>
-      </w:r>
-    </w:p>
-    <w:p>
-      <w:pPr>
-        <w:pStyle w:val="ListParagraph"/>
-        <w:numPr>
-          <w:ilvl w:val="0"/>
-          <w:numId w:val="11"/>
-        </w:numPr>
-        <w:rPr>
-          <w:rFonts w:ascii="Sylfaen" w:eastAsia="Microsoft YaHei" w:hAnsi="Sylfaen" w:cs="Microsoft YaHei"/>
-          <w:sz w:val="24"/>
-          <w:szCs w:val="24"/>
-          <w:lang w:val="en-US" w:eastAsia="ru-RU"/>
-        </w:rPr>
-      </w:pPr>
-      <w:r>
-        <w:rPr>
-          <w:rFonts w:ascii="Sylfaen" w:eastAsia="Microsoft YaHei" w:hAnsi="Sylfaen" w:cs="Microsoft YaHei"/>
-          <w:sz w:val="24"/>
-          <w:szCs w:val="24"/>
-          <w:lang w:val="en-US" w:eastAsia="ru-RU"/>
-        </w:rPr>
-        <w:t xml:space="preserve">Mongoose Documentation. MongoDB Object Modeling Tool Guide. </w:t>
-      </w:r>
-      <w:hyperlink r:id="rId31" w:tgtFrame="_new" w:history="1">
+    </w:p>
+    <w:p>
+      <w:pPr>
+        <w:rPr>
+          <w:lang w:val="en-US"/>
+        </w:rPr>
+      </w:pPr>
+      <w:r>
+        <w:rPr>
+          <w:lang w:val="en-US"/>
+        </w:rPr>
+        <w:t xml:space="preserve">8. Mongoose Documentation. MongoDB Object Modeling Tool Guide. </w:t>
+      </w:r>
+      <w:hyperlink r:id="rId33">
         <w:r>
           <w:rPr>
-            <w:rStyle w:val="Hyperlink"/>
-            <w:rFonts w:ascii="Sylfaen" w:eastAsia="Microsoft YaHei" w:hAnsi="Sylfaen" w:cs="Microsoft YaHei"/>
-            <w:sz w:val="24"/>
-            <w:szCs w:val="24"/>
-            <w:lang w:val="en-US" w:eastAsia="ru-RU"/>
+            <w:color w:val="0000EE"/>
+            <w:u w:val="single"/>
+            <w:lang w:val="en-US"/>
           </w:rPr>
           <w:t>https://mongoosejs.com/docs</w:t>
         </w:r>
       </w:hyperlink>
-      <w:r>
-        <w:rPr>
-          <w:rFonts w:ascii="Sylfaen" w:eastAsia="Microsoft YaHei" w:hAnsi="Sylfaen" w:cs="Microsoft YaHei"/>
-          <w:sz w:val="24"/>
-          <w:szCs w:val="24"/>
-          <w:lang w:val="en-US" w:eastAsia="ru-RU"/>
-        </w:rPr>
-        <w:t xml:space="preserve"> </w:t>
-      </w:r>
-    </w:p>
-    <w:p>
-      <w:pPr>
-        <w:pStyle w:val="ListParagraph"/>
-        <w:numPr>
-          <w:ilvl w:val="0"/>
-          <w:numId w:val="11"/>
-        </w:numPr>
-        <w:rPr>
-          <w:rFonts w:ascii="Sylfaen" w:eastAsia="Microsoft YaHei" w:hAnsi="Sylfaen" w:cs="Microsoft YaHei"/>
-          <w:sz w:val="24"/>
-          <w:szCs w:val="24"/>
-          <w:lang w:val="en-US" w:eastAsia="ru-RU"/>
-        </w:rPr>
-      </w:pPr>
-      <w:r>
-        <w:rPr>
-          <w:rFonts w:ascii="Sylfaen" w:eastAsia="Microsoft YaHei" w:hAnsi="Sylfaen" w:cs="Microsoft YaHei"/>
-          <w:sz w:val="24"/>
-          <w:szCs w:val="24"/>
-          <w:lang w:val="en-US" w:eastAsia="ru-RU"/>
-        </w:rPr>
-        <w:t xml:space="preserve">OWASP Foundation. OWASP Top 10 Web Application Security Risks. </w:t>
-      </w:r>
-      <w:hyperlink r:id="rId32" w:tgtFrame="_new" w:history="1">
+    </w:p>
+    <w:p>
+      <w:pPr>
+        <w:rPr>
+          <w:lang w:val="en-US"/>
+        </w:rPr>
+      </w:pPr>
+      <w:r>
+        <w:rPr>
+          <w:lang w:val="en-US"/>
+        </w:rPr>
+        <w:t xml:space="preserve">9. OWASP Foundation. OWASP Top 10 Web Application Security Risks. </w:t>
+      </w:r>
+      <w:hyperlink r:id="rId34">
         <w:r>
           <w:rPr>
-            <w:rStyle w:val="Hyperlink"/>
-            <w:rFonts w:ascii="Sylfaen" w:eastAsia="Microsoft YaHei" w:hAnsi="Sylfaen" w:cs="Microsoft YaHei"/>
-            <w:sz w:val="24"/>
-            <w:szCs w:val="24"/>
-            <w:lang w:val="en-US" w:eastAsia="ru-RU"/>
+            <w:color w:val="0000EE"/>
+            <w:u w:val="single"/>
+            <w:lang w:val="en-US"/>
           </w:rPr>
           <w:t>https://owasp.org</w:t>
         </w:r>
       </w:hyperlink>
-      <w:r>
-        <w:rPr>
-          <w:rFonts w:ascii="Sylfaen" w:eastAsia="Microsoft YaHei" w:hAnsi="Sylfaen" w:cs="Microsoft YaHei"/>
-          <w:sz w:val="24"/>
-          <w:szCs w:val="24"/>
-          <w:lang w:val="en-US" w:eastAsia="ru-RU"/>
-        </w:rPr>
-        <w:t xml:space="preserve"> </w:t>
-      </w:r>
-    </w:p>
-    <w:p>
-      <w:pPr>
-        <w:pStyle w:val="ListParagraph"/>
-        <w:numPr>
-          <w:ilvl w:val="0"/>
-          <w:numId w:val="11"/>
-        </w:numPr>
-        <w:rPr>
-          <w:rFonts w:ascii="Sylfaen" w:eastAsia="Microsoft YaHei" w:hAnsi="Sylfaen" w:cs="Microsoft YaHei"/>
-          <w:sz w:val="24"/>
-          <w:szCs w:val="24"/>
-          <w:lang w:val="en-US" w:eastAsia="ru-RU"/>
-        </w:rPr>
-      </w:pPr>
-      <w:r>
-        <w:rPr>
-          <w:rFonts w:ascii="Sylfaen" w:eastAsia="Microsoft YaHei" w:hAnsi="Sylfaen" w:cs="Microsoft YaHei"/>
-          <w:sz w:val="24"/>
-          <w:szCs w:val="24"/>
-          <w:lang w:val="en-US" w:eastAsia="ru-RU"/>
-        </w:rPr>
-        <w:t xml:space="preserve">bcrypt.js / bcrypt Documentation. Password Hashing Guide. </w:t>
-      </w:r>
-    </w:p>
-    <w:p>
-      <w:pPr>
-        <w:pStyle w:val="ListParagraph"/>
-        <w:numPr>
-          <w:ilvl w:val="0"/>
-          <w:numId w:val="11"/>
-        </w:numPr>
-        <w:rPr>
-          <w:rFonts w:ascii="Sylfaen" w:eastAsia="Microsoft YaHei" w:hAnsi="Sylfaen" w:cs="Microsoft YaHei"/>
-          <w:sz w:val="24"/>
-          <w:szCs w:val="24"/>
-          <w:lang w:val="en-US" w:eastAsia="ru-RU"/>
-        </w:rPr>
-      </w:pPr>
-      <w:r>
-        <w:rPr>
-          <w:rFonts w:ascii="Sylfaen" w:eastAsia="Microsoft YaHei" w:hAnsi="Sylfaen" w:cs="Microsoft YaHei"/>
-          <w:sz w:val="24"/>
-          <w:szCs w:val="24"/>
-          <w:lang w:val="en-US" w:eastAsia="ru-RU"/>
-        </w:rPr>
-        <w:t xml:space="preserve">REST API Design Guidelines. Microsoft REST API Best Practices. </w:t>
-      </w:r>
-    </w:p>
-    <w:p>
-      <w:pPr>
-        <w:pStyle w:val="ListParagraph"/>
-        <w:numPr>
-          <w:ilvl w:val="0"/>
-          <w:numId w:val="11"/>
-        </w:numPr>
-        <w:rPr>
-          <w:rFonts w:ascii="Sylfaen" w:eastAsia="Microsoft YaHei" w:hAnsi="Sylfaen" w:cs="Microsoft YaHei"/>
-          <w:sz w:val="24"/>
-          <w:szCs w:val="24"/>
-          <w:lang w:val="en-US" w:eastAsia="ru-RU"/>
-        </w:rPr>
-      </w:pPr>
-      <w:r>
-        <w:rPr>
-          <w:rFonts w:ascii="Sylfaen" w:eastAsia="Microsoft YaHei" w:hAnsi="Sylfaen" w:cs="Microsoft YaHei"/>
-          <w:sz w:val="24"/>
-          <w:szCs w:val="24"/>
-          <w:lang w:val="en-US" w:eastAsia="ru-RU"/>
-        </w:rPr>
-        <w:t xml:space="preserve">Git Documentation. Version Control System Reference. </w:t>
-      </w:r>
-      <w:hyperlink r:id="rId33" w:tgtFrame="_new" w:history="1">
+    </w:p>
+    <w:p>
+      <w:pPr>
+        <w:rPr>
+          <w:lang w:val="en-US"/>
+        </w:rPr>
+      </w:pPr>
+      <w:r>
+        <w:rPr>
+          <w:lang w:val="en-US"/>
+        </w:rPr>
+        <w:t xml:space="preserve">10. bcrypt.js / bcrypt Documentation. Password Hashing Guide. </w:t>
+      </w:r>
+      <w:hyperlink r:id="rId35">
+        <w:r>
+          <w:rPr>
+            <w:color w:val="0000EE"/>
+            <w:u w:val="single"/>
+            <w:lang w:val="en-US"/>
+          </w:rPr>
+          <w:t>https://www.npmjs.com/package/bcrypt</w:t>
+        </w:r>
+      </w:hyperlink>
+    </w:p>
+    <w:p>
+      <w:r>
+        <w:rPr>
+          <w:lang w:val="en-US"/>
+        </w:rPr>
+        <w:t xml:space="preserve">11. REST API Design Guidelines. Microsoft REST API Best Practices. </w:t>
+      </w:r>
+      <w:r>
+        <w:rPr>
+          <w:lang w:val="en-US"/>
+        </w:rPr>
+        <w:t xml:space="preserve">                           </w:t>
+      </w:r>
+      <w:hyperlink r:id="rId36" w:history="1">
         <w:r>
           <w:rPr>
             <w:rStyle w:val="Hyperlink"/>
-            <w:rFonts w:ascii="Sylfaen" w:eastAsia="Microsoft YaHei" w:hAnsi="Sylfaen" w:cs="Microsoft YaHei"/>
-            <w:sz w:val="24"/>
-            <w:szCs w:val="24"/>
-            <w:lang w:val="en-US" w:eastAsia="ru-RU"/>
+          </w:rPr>
+          <w:t>https://learn.microsoft.com/en-us/azure/architecture/best-practices/api-design</w:t>
+        </w:r>
+      </w:hyperlink>
+    </w:p>
+    <w:p>
+      <w:pPr>
+        <w:rPr>
+          <w:lang w:val="en-US"/>
+        </w:rPr>
+      </w:pPr>
+      <w:r>
+        <w:rPr>
+          <w:lang w:val="en-US"/>
+        </w:rPr>
+        <w:t xml:space="preserve">12. Git Documentation. Version Control System Reference. </w:t>
+      </w:r>
+      <w:hyperlink r:id="rId37">
+        <w:r>
+          <w:rPr>
+            <w:color w:val="0000EE"/>
+            <w:u w:val="single"/>
+            <w:lang w:val="en-US"/>
           </w:rPr>
           <w:t>https://git-scm.com/doc</w:t>
         </w:r>
       </w:hyperlink>
-      <w:r>
-        <w:rPr>
-          <w:rFonts w:ascii="Sylfaen" w:eastAsia="Microsoft YaHei" w:hAnsi="Sylfaen" w:cs="Microsoft YaHei"/>
-          <w:sz w:val="24"/>
-          <w:szCs w:val="24"/>
-          <w:lang w:val="en-US" w:eastAsia="ru-RU"/>
-        </w:rPr>
-        <w:t xml:space="preserve"> </w:t>
-      </w:r>
-    </w:p>
-    <w:p>
-      <w:pPr>
-        <w:pStyle w:val="ListParagraph"/>
-        <w:numPr>
-          <w:ilvl w:val="0"/>
-          <w:numId w:val="11"/>
-        </w:numPr>
-        <w:rPr>
-          <w:rFonts w:ascii="Sylfaen" w:eastAsia="Microsoft YaHei" w:hAnsi="Sylfaen" w:cs="Microsoft YaHei"/>
-          <w:sz w:val="24"/>
-          <w:szCs w:val="24"/>
-          <w:lang w:val="en-US" w:eastAsia="ru-RU"/>
-        </w:rPr>
-      </w:pPr>
-      <w:r>
-        <w:rPr>
-          <w:rFonts w:ascii="Sylfaen" w:eastAsia="Microsoft YaHei" w:hAnsi="Sylfaen" w:cs="Microsoft YaHei"/>
-          <w:sz w:val="24"/>
-          <w:szCs w:val="24"/>
-          <w:lang w:val="en-US" w:eastAsia="ru-RU"/>
-        </w:rPr>
-        <w:t xml:space="preserve">Docker Documentation. Containerization Guide. </w:t>
-      </w:r>
-      <w:hyperlink r:id="rId34" w:tgtFrame="_new" w:history="1">
+    </w:p>
+    <w:p>
+      <w:pPr>
+        <w:rPr>
+          <w:lang w:val="en-US"/>
+        </w:rPr>
+      </w:pPr>
+      <w:r>
+        <w:rPr>
+          <w:lang w:val="en-US"/>
+        </w:rPr>
+        <w:t xml:space="preserve">13. Docker Documentation. Containerization Guide. </w:t>
+      </w:r>
+      <w:hyperlink r:id="rId38">
         <w:r>
           <w:rPr>
-            <w:rStyle w:val="Hyperlink"/>
-            <w:rFonts w:ascii="Sylfaen" w:eastAsia="Microsoft YaHei" w:hAnsi="Sylfaen" w:cs="Microsoft YaHei"/>
-            <w:sz w:val="24"/>
-            <w:szCs w:val="24"/>
-            <w:lang w:val="en-US" w:eastAsia="ru-RU"/>
+            <w:color w:val="0000EE"/>
+            <w:u w:val="single"/>
+            <w:lang w:val="en-US"/>
           </w:rPr>
           <w:t>https://docs.docker.com</w:t>
         </w:r>
       </w:hyperlink>
-      <w:r>
-        <w:rPr>
-          <w:rFonts w:ascii="Sylfaen" w:eastAsia="Microsoft YaHei" w:hAnsi="Sylfaen" w:cs="Microsoft YaHei"/>
-          <w:sz w:val="24"/>
-          <w:szCs w:val="24"/>
-          <w:lang w:val="en-US" w:eastAsia="ru-RU"/>
-        </w:rPr>
-        <w:t xml:space="preserve"> </w:t>
-      </w:r>
-    </w:p>
-    <w:p>
-      <w:pPr>
-        <w:pStyle w:val="ListParagraph"/>
-        <w:numPr>
-          <w:ilvl w:val="0"/>
-          <w:numId w:val="11"/>
-        </w:numPr>
-        <w:rPr>
-          <w:rFonts w:ascii="Sylfaen" w:eastAsia="Microsoft YaHei" w:hAnsi="Sylfaen" w:cs="Microsoft YaHei"/>
-          <w:sz w:val="24"/>
-          <w:szCs w:val="24"/>
-          <w:lang w:val="en-US" w:eastAsia="ru-RU"/>
-        </w:rPr>
-      </w:pPr>
-      <w:r>
-        <w:rPr>
-          <w:rFonts w:ascii="Sylfaen" w:eastAsia="Microsoft YaHei" w:hAnsi="Sylfaen" w:cs="Microsoft YaHei"/>
-          <w:sz w:val="24"/>
-          <w:szCs w:val="24"/>
-          <w:lang w:val="en-US" w:eastAsia="ru-RU"/>
-        </w:rPr>
-        <w:t xml:space="preserve">JWT.io. JSON Web Token Introduction and Best Practices. </w:t>
-      </w:r>
-      <w:hyperlink r:id="rId35" w:tgtFrame="_new" w:history="1">
+    </w:p>
+    <w:p>
+      <w:pPr>
+        <w:rPr>
+          <w:lang w:val="en-US"/>
+        </w:rPr>
+      </w:pPr>
+      <w:r>
+        <w:rPr>
+          <w:lang w:val="en-US"/>
+        </w:rPr>
+        <w:t xml:space="preserve">14. JWT.io. JSON Web Token Introduction and Best Practices. </w:t>
+      </w:r>
+      <w:hyperlink r:id="rId39">
         <w:r>
           <w:rPr>
-            <w:rStyle w:val="Hyperlink"/>
-            <w:rFonts w:ascii="Sylfaen" w:eastAsia="Microsoft YaHei" w:hAnsi="Sylfaen" w:cs="Microsoft YaHei"/>
-            <w:sz w:val="24"/>
-            <w:szCs w:val="24"/>
-            <w:lang w:val="en-US" w:eastAsia="ru-RU"/>
+            <w:color w:val="0000EE"/>
+            <w:u w:val="single"/>
+            <w:lang w:val="en-US"/>
           </w:rPr>
           <w:t>https://jwt.io</w:t>
         </w:r>
       </w:hyperlink>
-      <w:r>
-        <w:rPr>
-          <w:rFonts w:ascii="Sylfaen" w:eastAsia="Microsoft YaHei" w:hAnsi="Sylfaen" w:cs="Microsoft YaHei"/>
-          <w:sz w:val="24"/>
-          <w:szCs w:val="24"/>
-          <w:lang w:val="en-US" w:eastAsia="ru-RU"/>
-        </w:rPr>
-        <w:t xml:space="preserve"> </w:t>
-      </w:r>
-    </w:p>
-    <w:p>
-      <w:pPr>
-        <w:pStyle w:val="ListParagraph"/>
-        <w:numPr>
-          <w:ilvl w:val="0"/>
-          <w:numId w:val="11"/>
-        </w:numPr>
-        <w:rPr>
-          <w:rFonts w:ascii="Sylfaen" w:eastAsia="Microsoft YaHei" w:hAnsi="Sylfaen" w:cs="Microsoft YaHei"/>
-          <w:sz w:val="24"/>
-          <w:szCs w:val="24"/>
-          <w:lang w:val="en-US" w:eastAsia="ru-RU"/>
-        </w:rPr>
-      </w:pPr>
-      <w:r>
-        <w:rPr>
-          <w:rFonts w:ascii="Sylfaen" w:eastAsia="Microsoft YaHei" w:hAnsi="Sylfaen" w:cs="Microsoft YaHei"/>
-          <w:sz w:val="24"/>
-          <w:szCs w:val="24"/>
-          <w:lang w:val="en-US" w:eastAsia="ru-RU"/>
-        </w:rPr>
-        <w:t xml:space="preserve">Google Web Fundamentals. Modern Web Application Architecture. </w:t>
-      </w:r>
-      <w:hyperlink r:id="rId36" w:tgtFrame="_new" w:history="1">
+    </w:p>
+    <w:p>
+      <w:pPr>
+        <w:rPr>
+          <w:lang w:val="en-US"/>
+        </w:rPr>
+      </w:pPr>
+      <w:r>
+        <w:rPr>
+          <w:lang w:val="en-US"/>
+        </w:rPr>
+        <w:t xml:space="preserve">15. Google Web Fundamentals. Modern Web Application Architecture. </w:t>
+      </w:r>
+      <w:hyperlink r:id="rId40">
         <w:r>
           <w:rPr>
-            <w:rStyle w:val="Hyperlink"/>
-            <w:rFonts w:ascii="Sylfaen" w:eastAsia="Microsoft YaHei" w:hAnsi="Sylfaen" w:cs="Microsoft YaHei"/>
-            <w:sz w:val="24"/>
-            <w:szCs w:val="24"/>
-            <w:lang w:val="en-US" w:eastAsia="ru-RU"/>
+            <w:color w:val="0000EE"/>
+            <w:u w:val="single"/>
+            <w:lang w:val="en-US"/>
           </w:rPr>
           <w:t>https://web.dev</w:t>
         </w:r>
       </w:hyperlink>
-      <w:r>
-        <w:rPr>
-          <w:rFonts w:ascii="Sylfaen" w:eastAsia="Microsoft YaHei" w:hAnsi="Sylfaen" w:cs="Microsoft YaHei"/>
-          <w:sz w:val="24"/>
-          <w:szCs w:val="24"/>
-          <w:lang w:val="en-US" w:eastAsia="ru-RU"/>
-        </w:rPr>
-        <w:t xml:space="preserve"> </w:t>
-      </w:r>
-    </w:p>
-    <w:p>
-      <w:pPr>
-        <w:pStyle w:val="ListParagraph"/>
-        <w:numPr>
-          <w:ilvl w:val="0"/>
-          <w:numId w:val="11"/>
-        </w:numPr>
-        <w:rPr>
-          <w:rFonts w:ascii="Sylfaen" w:eastAsia="Microsoft YaHei" w:hAnsi="Sylfaen" w:cs="Microsoft YaHei"/>
-          <w:sz w:val="24"/>
-          <w:szCs w:val="24"/>
-          <w:lang w:val="en-US" w:eastAsia="ru-RU"/>
-        </w:rPr>
-      </w:pPr>
-      <w:r>
-        <w:rPr>
-          <w:rFonts w:ascii="Sylfaen" w:eastAsia="Microsoft YaHei" w:hAnsi="Sylfaen" w:cs="Microsoft YaHei"/>
-          <w:sz w:val="24"/>
-          <w:szCs w:val="24"/>
-          <w:lang w:val="en-US" w:eastAsia="ru-RU"/>
-        </w:rPr>
-        <w:t xml:space="preserve">Stack Overflow Documentation &amp; Developer Discussions. </w:t>
-      </w:r>
-      <w:hyperlink r:id="rId37" w:tgtFrame="_new" w:history="1">
+    </w:p>
+    <w:p>
+      <w:pPr>
+        <w:rPr>
+          <w:lang w:val="en-US"/>
+        </w:rPr>
+      </w:pPr>
+      <w:r>
+        <w:rPr>
+          <w:lang w:val="en-US"/>
+        </w:rPr>
+        <w:t xml:space="preserve">16. Stack Overflow Documentation &amp; Developer Discussions. </w:t>
+      </w:r>
+      <w:hyperlink r:id="rId41">
         <w:r>
           <w:rPr>
-            <w:rStyle w:val="Hyperlink"/>
-            <w:rFonts w:ascii="Sylfaen" w:eastAsia="Microsoft YaHei" w:hAnsi="Sylfaen" w:cs="Microsoft YaHei"/>
-            <w:sz w:val="24"/>
-            <w:szCs w:val="24"/>
-            <w:lang w:val="en-US" w:eastAsia="ru-RU"/>
+            <w:color w:val="0000EE"/>
+            <w:u w:val="single"/>
+            <w:lang w:val="en-US"/>
           </w:rPr>
           <w:t>https://stackoverflow.com</w:t>
         </w:r>
@@ -34094,156 +34253,71 @@
     </w:p>
     <w:p>
       <w:pPr>
-        <w:pStyle w:val="ListParagraph"/>
-        <w:rPr>
-          <w:rFonts w:ascii="Microsoft YaHei" w:eastAsia="Microsoft YaHei" w:hAnsi="Microsoft YaHei" w:cs="Microsoft YaHei"/>
-          <w:sz w:val="24"/>
-          <w:szCs w:val="24"/>
-          <w:lang w:val="hy-AM" w:eastAsia="ru-RU"/>
-        </w:rPr>
-      </w:pPr>
-    </w:p>
-    <w:p>
-      <w:pPr>
-        <w:pStyle w:val="ListParagraph"/>
-        <w:rPr>
-          <w:rFonts w:ascii="Microsoft YaHei" w:eastAsia="Microsoft YaHei" w:hAnsi="Microsoft YaHei" w:cs="Microsoft YaHei"/>
-          <w:sz w:val="24"/>
-          <w:szCs w:val="24"/>
-          <w:lang w:val="hy-AM" w:eastAsia="ru-RU"/>
-        </w:rPr>
-      </w:pPr>
-    </w:p>
-    <w:p>
-      <w:pPr>
-        <w:pStyle w:val="ListParagraph"/>
-        <w:rPr>
-          <w:rFonts w:ascii="Microsoft YaHei" w:eastAsia="Microsoft YaHei" w:hAnsi="Microsoft YaHei" w:cs="Microsoft YaHei"/>
-          <w:sz w:val="24"/>
-          <w:szCs w:val="24"/>
-          <w:lang w:val="hy-AM" w:eastAsia="ru-RU"/>
-        </w:rPr>
-      </w:pPr>
-    </w:p>
-    <w:p>
-      <w:pPr>
-        <w:pStyle w:val="ListParagraph"/>
-        <w:rPr>
-          <w:rFonts w:ascii="Microsoft YaHei" w:eastAsia="Microsoft YaHei" w:hAnsi="Microsoft YaHei" w:cs="Microsoft YaHei"/>
-          <w:sz w:val="24"/>
-          <w:szCs w:val="24"/>
-          <w:lang w:val="hy-AM" w:eastAsia="ru-RU"/>
-        </w:rPr>
-      </w:pPr>
-    </w:p>
-    <w:p>
-      <w:pPr>
-        <w:pStyle w:val="ListParagraph"/>
-        <w:rPr>
-          <w:rFonts w:ascii="Microsoft YaHei" w:eastAsia="Microsoft YaHei" w:hAnsi="Microsoft YaHei" w:cs="Microsoft YaHei"/>
-          <w:sz w:val="24"/>
-          <w:szCs w:val="24"/>
-          <w:lang w:val="hy-AM" w:eastAsia="ru-RU"/>
-        </w:rPr>
-      </w:pPr>
-    </w:p>
-    <w:p>
-      <w:pPr>
-        <w:pStyle w:val="ListParagraph"/>
-        <w:rPr>
-          <w:rFonts w:ascii="Microsoft YaHei" w:eastAsia="Microsoft YaHei" w:hAnsi="Microsoft YaHei" w:cs="Microsoft YaHei"/>
-          <w:sz w:val="24"/>
-          <w:szCs w:val="24"/>
-          <w:lang w:val="hy-AM" w:eastAsia="ru-RU"/>
-        </w:rPr>
-      </w:pPr>
-    </w:p>
-    <w:p>
-      <w:pPr>
-        <w:pStyle w:val="ListParagraph"/>
-        <w:rPr>
-          <w:rFonts w:ascii="Microsoft YaHei" w:eastAsia="Microsoft YaHei" w:hAnsi="Microsoft YaHei" w:cs="Microsoft YaHei"/>
-          <w:sz w:val="24"/>
-          <w:szCs w:val="24"/>
-          <w:lang w:val="hy-AM" w:eastAsia="ru-RU"/>
-        </w:rPr>
-      </w:pPr>
-    </w:p>
-    <w:p>
-      <w:pPr>
-        <w:pStyle w:val="ListParagraph"/>
-        <w:rPr>
-          <w:rFonts w:ascii="Microsoft YaHei" w:eastAsia="Microsoft YaHei" w:hAnsi="Microsoft YaHei" w:cs="Microsoft YaHei"/>
-          <w:sz w:val="24"/>
-          <w:szCs w:val="24"/>
-          <w:lang w:val="hy-AM" w:eastAsia="ru-RU"/>
-        </w:rPr>
-      </w:pPr>
-    </w:p>
-    <w:p>
-      <w:pPr>
-        <w:pStyle w:val="ListParagraph"/>
-        <w:rPr>
-          <w:rFonts w:ascii="Microsoft YaHei" w:eastAsia="Microsoft YaHei" w:hAnsi="Microsoft YaHei" w:cs="Microsoft YaHei"/>
-          <w:sz w:val="24"/>
-          <w:szCs w:val="24"/>
-          <w:lang w:val="hy-AM" w:eastAsia="ru-RU"/>
-        </w:rPr>
-      </w:pPr>
-    </w:p>
-    <w:p>
-      <w:pPr>
-        <w:pStyle w:val="ListParagraph"/>
-        <w:rPr>
-          <w:rFonts w:ascii="Microsoft YaHei" w:eastAsia="Microsoft YaHei" w:hAnsi="Microsoft YaHei" w:cs="Microsoft YaHei"/>
-          <w:sz w:val="24"/>
-          <w:szCs w:val="24"/>
-          <w:lang w:val="hy-AM" w:eastAsia="ru-RU"/>
-        </w:rPr>
-      </w:pPr>
-    </w:p>
-    <w:p>
-      <w:pPr>
-        <w:pStyle w:val="ListParagraph"/>
-        <w:rPr>
-          <w:rFonts w:ascii="Microsoft YaHei" w:eastAsia="Microsoft YaHei" w:hAnsi="Microsoft YaHei" w:cs="Microsoft YaHei"/>
-          <w:sz w:val="24"/>
-          <w:szCs w:val="24"/>
-          <w:lang w:val="hy-AM" w:eastAsia="ru-RU"/>
-        </w:rPr>
-      </w:pPr>
-    </w:p>
-    <w:p>
-      <w:pPr>
-        <w:pStyle w:val="ListParagraph"/>
-        <w:rPr>
-          <w:rFonts w:ascii="Microsoft YaHei" w:eastAsia="Microsoft YaHei" w:hAnsi="Microsoft YaHei" w:cs="Microsoft YaHei"/>
-          <w:sz w:val="24"/>
-          <w:szCs w:val="24"/>
-          <w:lang w:val="hy-AM" w:eastAsia="ru-RU"/>
-        </w:rPr>
-      </w:pPr>
-    </w:p>
-    <w:p>
-      <w:pPr>
-        <w:pStyle w:val="ListParagraph"/>
-        <w:rPr>
-          <w:rFonts w:ascii="Microsoft YaHei" w:eastAsia="Microsoft YaHei" w:hAnsi="Microsoft YaHei" w:cs="Microsoft YaHei"/>
-          <w:sz w:val="24"/>
-          <w:szCs w:val="24"/>
-          <w:lang w:val="hy-AM" w:eastAsia="ru-RU"/>
-        </w:rPr>
-      </w:pPr>
-    </w:p>
-    <w:p>
-      <w:pPr>
-        <w:rPr>
-          <w:rFonts w:ascii="Microsoft YaHei" w:eastAsia="Microsoft YaHei" w:hAnsi="Microsoft YaHei" w:cs="Microsoft YaHei"/>
-          <w:sz w:val="24"/>
-          <w:szCs w:val="24"/>
-          <w:lang w:val="hy-AM" w:eastAsia="ru-RU"/>
-        </w:rPr>
-      </w:pPr>
+        <w:rPr>
+          <w:lang w:val="en-US"/>
+        </w:rPr>
+      </w:pPr>
+      <w:r>
+        <w:rPr>
+          <w:lang w:val="en-US"/>
+        </w:rPr>
+        <w:t>17. Robert C. Martin. Clean Code: A Handbook of Agile Software Craftsmanship. Prentice Hall, 2008.</w:t>
+      </w:r>
+    </w:p>
+    <w:p>
+      <w:pPr>
+        <w:rPr>
+          <w:lang w:val="en-US"/>
+        </w:rPr>
+      </w:pPr>
+      <w:r>
+        <w:rPr>
+          <w:lang w:val="en-US"/>
+        </w:rPr>
+        <w:t>18. Marijn Haverbeke. Eloquent JavaScript: A Modern Introduction to Programming. No Starch Press, 2018.</w:t>
+      </w:r>
+    </w:p>
+    <w:p>
+      <w:pPr>
+        <w:rPr>
+          <w:lang w:val="en-US"/>
+        </w:rPr>
+      </w:pPr>
+      <w:r>
+        <w:rPr>
+          <w:lang w:val="en-US"/>
+        </w:rPr>
+        <w:t>19. Kristina Chodorow. MongoDB: The Definitive Guide. O'Reilly Media, 2013.</w:t>
+      </w:r>
+    </w:p>
+    <w:p>
+      <w:pPr>
+        <w:rPr>
+          <w:lang w:val="en-US"/>
+        </w:rPr>
+      </w:pPr>
+      <w:r>
+        <w:rPr>
+          <w:lang w:val="en-US"/>
+        </w:rPr>
+        <w:t>20. Douglas Crockford. JavaScript: The Good Parts. O'Reilly Media, 2008.</w:t>
+      </w:r>
+    </w:p>
+    <w:p>
+      <w:pPr>
+        <w:rPr>
+          <w:lang w:val="en-US"/>
+        </w:rPr>
+      </w:pPr>
+      <w:r>
+        <w:rPr>
+          <w:lang w:val="en-US"/>
+        </w:rPr>
+        <w:t xml:space="preserve">21. Martin Kleppmann. Designing Data-Intensive Applications. </w:t>
+      </w:r>
+      <w:r>
+        <w:t>O'Reilly Media, 2017.</w:t>
+      </w:r>
     </w:p>
     <w:sectPr>
       <w:pgSz w:w="11906" w:h="16838" w:code="9"/>

--- a/Դիպլոմային.docx
+++ b/Դիպլոմային.docx
@@ -948,7 +948,7 @@
           <w:szCs w:val="24"/>
           <w:lang w:val="hy-AM" w:eastAsia="ru-RU"/>
         </w:rPr>
-        <w:t xml:space="preserve"> (DBMS)</w:t>
+        <w:t xml:space="preserve"> </w:t>
       </w:r>
       <w:r>
         <w:rPr>
@@ -978,6 +978,16 @@
           <w:szCs w:val="24"/>
           <w:lang w:val="hy-AM" w:eastAsia="ru-RU"/>
         </w:rPr>
+        <w:t xml:space="preserve">  </w:t>
+      </w:r>
+      <w:r>
+        <w:rPr>
+          <w:rFonts w:ascii="Sylfaen" w:eastAsia="Microsoft YaHei" w:hAnsi="Sylfaen" w:cs="Microsoft YaHei"/>
+          <w:color w:val="000000" w:themeColor="text1"/>
+          <w:sz w:val="24"/>
+          <w:szCs w:val="24"/>
+          <w:lang w:val="hy-AM" w:eastAsia="ru-RU"/>
+        </w:rPr>
         <w:tab/>
       </w:r>
       <w:r>
@@ -988,6 +998,7 @@
           <w:szCs w:val="24"/>
           <w:lang w:val="hy-AM" w:eastAsia="ru-RU"/>
         </w:rPr>
+        <w:tab/>
         <w:t xml:space="preserve">  </w:t>
       </w:r>
       <w:r>
@@ -1849,7 +1860,27 @@
           <w:szCs w:val="24"/>
           <w:lang w:val="hy-AM" w:eastAsia="ru-RU"/>
         </w:rPr>
-        <w:t>Վեբ էջի հիմնական բաղադրիչները</w:t>
+        <w:t>Վեբ</w:t>
+      </w:r>
+      <w:r>
+        <w:rPr>
+          <w:rFonts w:ascii="Sylfaen" w:eastAsia="Microsoft YaHei" w:hAnsi="Sylfaen" w:cs="Sylfaen"/>
+          <w:color w:val="000000" w:themeColor="text1"/>
+          <w:sz w:val="24"/>
+          <w:szCs w:val="24"/>
+          <w:lang w:val="hy-AM" w:eastAsia="ru-RU"/>
+        </w:rPr>
+        <w:t>-</w:t>
+      </w:r>
+      <w:r>
+        <w:rPr>
+          <w:rFonts w:ascii="Sylfaen" w:eastAsia="Microsoft YaHei" w:hAnsi="Sylfaen" w:cs="Sylfaen"/>
+          <w:color w:val="000000" w:themeColor="text1"/>
+          <w:sz w:val="24"/>
+          <w:szCs w:val="24"/>
+          <w:lang w:val="hy-AM" w:eastAsia="ru-RU"/>
+        </w:rPr>
+        <w:t>էջի հիմնական բաղադրիչները</w:t>
       </w:r>
       <w:r>
         <w:rPr>
@@ -3491,7 +3522,7 @@
           <w:szCs w:val="24"/>
           <w:lang w:val="hy-AM" w:eastAsia="ru-RU"/>
         </w:rPr>
-        <w:t>2</w:t>
+        <w:t>3</w:t>
       </w:r>
       <w:r>
         <w:rPr>
@@ -3919,7 +3950,7 @@
           <w:szCs w:val="24"/>
           <w:lang w:val="hy-AM" w:eastAsia="ru-RU"/>
         </w:rPr>
-        <w:t>29</w:t>
+        <w:t>30</w:t>
       </w:r>
     </w:p>
     <w:p>
@@ -4023,7 +4054,7 @@
           <w:szCs w:val="24"/>
           <w:lang w:val="hy-AM" w:eastAsia="ru-RU"/>
         </w:rPr>
-        <w:t>3</w:t>
+        <w:t>4</w:t>
       </w:r>
     </w:p>
     <w:p>
@@ -4260,7 +4291,7 @@
           <w:szCs w:val="24"/>
           <w:lang w:val="hy-AM" w:eastAsia="ru-RU"/>
         </w:rPr>
-        <w:t>7</w:t>
+        <w:t>8</w:t>
       </w:r>
     </w:p>
     <w:p>
@@ -4414,7 +4445,7 @@
           <w:szCs w:val="24"/>
           <w:lang w:val="hy-AM" w:eastAsia="ru-RU"/>
         </w:rPr>
-        <w:t>8</w:t>
+        <w:t>9</w:t>
       </w:r>
     </w:p>
     <w:p>
@@ -4559,7 +4590,7 @@
           <w:szCs w:val="24"/>
           <w:lang w:val="hy-AM" w:eastAsia="ru-RU"/>
         </w:rPr>
-        <w:t>6</w:t>
+        <w:t>7</w:t>
       </w:r>
     </w:p>
     <w:p>
@@ -4684,7 +4715,7 @@
           <w:szCs w:val="24"/>
           <w:lang w:val="hy-AM" w:eastAsia="ru-RU"/>
         </w:rPr>
-        <w:t>7</w:t>
+        <w:t>8</w:t>
       </w:r>
     </w:p>
     <w:p>
@@ -9543,7 +9574,7 @@
           <w:szCs w:val="36"/>
           <w:lang w:val="hy-AM" w:eastAsia="ru-RU"/>
         </w:rPr>
-        <w:t xml:space="preserve">Վեբ-սերվեր և Սերվերային </w:t>
+        <w:t xml:space="preserve">Վեբ-սերվեր և </w:t>
       </w:r>
       <w:r>
         <w:rPr>
@@ -9554,20 +9585,8 @@
           <w:szCs w:val="36"/>
           <w:lang w:val="hy-AM" w:eastAsia="ru-RU"/>
         </w:rPr>
-        <w:t>մակարդակ</w:t>
-      </w:r>
-    </w:p>
-    <w:p>
-      <w:pPr>
-        <w:jc w:val="center"/>
-        <w:rPr>
-          <w:rFonts w:ascii="Sylfaen" w:eastAsia="Times New Roman" w:hAnsi="Sylfaen" w:cs="Times New Roman"/>
-          <w:color w:val="000000" w:themeColor="text1"/>
-          <w:sz w:val="24"/>
-          <w:szCs w:val="24"/>
-          <w:lang w:val="hy-AM" w:eastAsia="ru-RU"/>
-        </w:rPr>
-      </w:pPr>
+        <w:t>ս</w:t>
+      </w:r>
       <w:r>
         <w:rPr>
           <w:rFonts w:ascii="Sylfaen" w:eastAsia="Times New Roman" w:hAnsi="Sylfaen" w:cs="Times New Roman"/>
@@ -9577,6 +9596,40 @@
           <w:szCs w:val="36"/>
           <w:lang w:val="hy-AM" w:eastAsia="ru-RU"/>
         </w:rPr>
+        <w:t xml:space="preserve">երվերային </w:t>
+      </w:r>
+      <w:r>
+        <w:rPr>
+          <w:rFonts w:ascii="Sylfaen" w:eastAsia="Times New Roman" w:hAnsi="Sylfaen" w:cs="Times New Roman"/>
+          <w:b/>
+          <w:bCs/>
+          <w:sz w:val="36"/>
+          <w:szCs w:val="36"/>
+          <w:lang w:val="hy-AM" w:eastAsia="ru-RU"/>
+        </w:rPr>
+        <w:t>մակարդակ</w:t>
+      </w:r>
+    </w:p>
+    <w:p>
+      <w:pPr>
+        <w:jc w:val="center"/>
+        <w:rPr>
+          <w:rFonts w:ascii="Sylfaen" w:eastAsia="Times New Roman" w:hAnsi="Sylfaen" w:cs="Times New Roman"/>
+          <w:color w:val="000000" w:themeColor="text1"/>
+          <w:sz w:val="24"/>
+          <w:szCs w:val="24"/>
+          <w:lang w:val="hy-AM" w:eastAsia="ru-RU"/>
+        </w:rPr>
+      </w:pPr>
+      <w:r>
+        <w:rPr>
+          <w:rFonts w:ascii="Sylfaen" w:eastAsia="Times New Roman" w:hAnsi="Sylfaen" w:cs="Times New Roman"/>
+          <w:b/>
+          <w:bCs/>
+          <w:sz w:val="36"/>
+          <w:szCs w:val="36"/>
+          <w:lang w:val="hy-AM" w:eastAsia="ru-RU"/>
+        </w:rPr>
         <w:br/>
       </w:r>
       <w:r>
@@ -9632,6 +9685,15 @@
           <w:szCs w:val="24"/>
           <w:lang w:val="hy-AM" w:eastAsia="ru-RU"/>
         </w:rPr>
+        <w:t xml:space="preserve"> </w:t>
+      </w:r>
+      <w:r>
+        <w:rPr>
+          <w:rFonts w:ascii="Sylfaen" w:eastAsia="Times New Roman" w:hAnsi="Sylfaen" w:cs="Times New Roman"/>
+          <w:sz w:val="24"/>
+          <w:szCs w:val="24"/>
+          <w:lang w:val="hy-AM" w:eastAsia="ru-RU"/>
+        </w:rPr>
         <w:t>Սերվեր</w:t>
       </w:r>
       <w:r>
@@ -9681,6 +9743,15 @@
           <w:lang w:val="hy-AM" w:eastAsia="ru-RU"/>
         </w:rPr>
       </w:pPr>
+      <w:r>
+        <w:rPr>
+          <w:rFonts w:ascii="Sylfaen" w:eastAsia="Times New Roman" w:hAnsi="Sylfaen" w:cs="Times New Roman"/>
+          <w:sz w:val="24"/>
+          <w:szCs w:val="24"/>
+          <w:lang w:val="hy-AM" w:eastAsia="ru-RU"/>
+        </w:rPr>
+        <w:t xml:space="preserve"> </w:t>
+      </w:r>
       <w:r>
         <w:rPr>
           <w:rFonts w:ascii="Sylfaen" w:eastAsia="Times New Roman" w:hAnsi="Sylfaen" w:cs="Times New Roman"/>
@@ -10207,7 +10278,29 @@
           <w:szCs w:val="36"/>
           <w:lang w:val="hy-AM" w:eastAsia="ru-RU"/>
         </w:rPr>
-        <w:t xml:space="preserve"> և Ինչպես օգտվել կայքից</w:t>
+        <w:t xml:space="preserve"> և </w:t>
+      </w:r>
+      <w:r>
+        <w:rPr>
+          <w:rFonts w:ascii="Sylfaen" w:eastAsia="Times New Roman" w:hAnsi="Sylfaen" w:cs="Times New Roman"/>
+          <w:b/>
+          <w:bCs/>
+          <w:sz w:val="36"/>
+          <w:szCs w:val="36"/>
+          <w:lang w:val="hy-AM" w:eastAsia="ru-RU"/>
+        </w:rPr>
+        <w:t>ի</w:t>
+      </w:r>
+      <w:r>
+        <w:rPr>
+          <w:rFonts w:ascii="Sylfaen" w:eastAsia="Times New Roman" w:hAnsi="Sylfaen" w:cs="Times New Roman"/>
+          <w:b/>
+          <w:bCs/>
+          <w:sz w:val="36"/>
+          <w:szCs w:val="36"/>
+          <w:lang w:val="hy-AM" w:eastAsia="ru-RU"/>
+        </w:rPr>
+        <w:t>նչպես օգտվել կայքից</w:t>
       </w:r>
       <w:r>
         <w:rPr>
@@ -12625,6 +12718,15 @@
           <w:szCs w:val="24"/>
           <w:lang w:val="hy-AM" w:eastAsia="ru-RU"/>
         </w:rPr>
+        <w:t xml:space="preserve"> </w:t>
+      </w:r>
+      <w:r>
+        <w:rPr>
+          <w:rFonts w:ascii="Sylfaen" w:eastAsia="Times New Roman" w:hAnsi="Sylfaen" w:cs="Times New Roman"/>
+          <w:sz w:val="24"/>
+          <w:szCs w:val="24"/>
+          <w:lang w:val="hy-AM" w:eastAsia="ru-RU"/>
+        </w:rPr>
         <w:t>Ավտոմեքենաների հավաքածուում յուրաքանչյուր հայտարարություն կապվում է իր ստեղծողի հետ՝ sellerID դաշտի միջոցով, ինչը թույլ է տալիս արդյունավետ կերպով կազմակերպել տվյալները, արագ գտնել կոնկրետ վաճառողի հայտարարությունները և նվազեցնել ավելորդ կրկնությունները համակարգում։</w:t>
       </w:r>
     </w:p>
@@ -12645,6 +12747,15 @@
           <w:szCs w:val="24"/>
           <w:lang w:val="hy-AM" w:eastAsia="ru-RU"/>
         </w:rPr>
+        <w:t xml:space="preserve"> </w:t>
+      </w:r>
+      <w:r>
+        <w:rPr>
+          <w:rFonts w:ascii="Sylfaen" w:eastAsia="Times New Roman" w:hAnsi="Sylfaen" w:cs="Times New Roman"/>
+          <w:sz w:val="24"/>
+          <w:szCs w:val="24"/>
+          <w:lang w:val="hy-AM" w:eastAsia="ru-RU"/>
+        </w:rPr>
         <w:t>Գործարքների (դիմումների) հատվածում կիրառվում է օտար բանալիների համակարգ՝ userId, sellerId և carId, որոնք ապահովում են տարբեր հավաքածուների միջև հստակ կապ։ Այս մոտեցումը թույլ է տալիս մեկտեղել տարբեր տվյալներ առանց կրկնօրինակման, ինչպես նաև հեշտացնում է տվյալների որոնումը և կառավարումը։</w:t>
       </w:r>
     </w:p>
@@ -12658,6 +12769,15 @@
           <w:lang w:val="hy-AM" w:eastAsia="ru-RU"/>
         </w:rPr>
       </w:pPr>
+      <w:r>
+        <w:rPr>
+          <w:rFonts w:ascii="Sylfaen" w:eastAsia="Times New Roman" w:hAnsi="Sylfaen" w:cs="Times New Roman"/>
+          <w:sz w:val="24"/>
+          <w:szCs w:val="24"/>
+          <w:lang w:val="hy-AM" w:eastAsia="ru-RU"/>
+        </w:rPr>
+        <w:t xml:space="preserve"> </w:t>
+      </w:r>
       <w:r>
         <w:rPr>
           <w:rFonts w:ascii="Sylfaen" w:eastAsia="Times New Roman" w:hAnsi="Sylfaen" w:cs="Times New Roman"/>
@@ -13269,6 +13389,15 @@
           <w:szCs w:val="24"/>
           <w:lang w:val="hy-AM" w:eastAsia="ru-RU"/>
         </w:rPr>
+        <w:t xml:space="preserve"> </w:t>
+      </w:r>
+      <w:r>
+        <w:rPr>
+          <w:rFonts w:ascii="Sylfaen" w:eastAsia="Times New Roman" w:hAnsi="Sylfaen" w:cs="Times New Roman"/>
+          <w:sz w:val="24"/>
+          <w:szCs w:val="24"/>
+          <w:lang w:val="hy-AM" w:eastAsia="ru-RU"/>
+        </w:rPr>
         <w:t>Հայտարարությունների պաստառները պարունակում են ավտոմեքենայի մասին հիմնական, կարճ տեղեկատվություն՝ ներառյալ նկարը, անվանումը, տիպը, գտնվելու վայրը և գինը, ինչը թույլ է տալիս արագ կողմնորոշվել առաջարկների մեջ և համեմատել տարբերակներ։</w:t>
       </w:r>
     </w:p>
@@ -13282,6 +13411,15 @@
           <w:lang w:val="hy-AM" w:eastAsia="ru-RU"/>
         </w:rPr>
       </w:pPr>
+      <w:r>
+        <w:rPr>
+          <w:rFonts w:ascii="Sylfaen" w:eastAsia="Times New Roman" w:hAnsi="Sylfaen" w:cs="Times New Roman"/>
+          <w:sz w:val="24"/>
+          <w:szCs w:val="24"/>
+          <w:lang w:val="hy-AM" w:eastAsia="ru-RU"/>
+        </w:rPr>
+        <w:t xml:space="preserve"> </w:t>
+      </w:r>
       <w:r>
         <w:rPr>
           <w:rFonts w:ascii="Sylfaen" w:eastAsia="Times New Roman" w:hAnsi="Sylfaen" w:cs="Times New Roman"/>
@@ -13476,6 +13614,15 @@
           <w:szCs w:val="24"/>
           <w:lang w:val="hy-AM" w:eastAsia="ru-RU"/>
         </w:rPr>
+        <w:t xml:space="preserve"> </w:t>
+      </w:r>
+      <w:r>
+        <w:rPr>
+          <w:rFonts w:ascii="Sylfaen" w:eastAsia="Times New Roman" w:hAnsi="Sylfaen" w:cs="Times New Roman"/>
+          <w:sz w:val="24"/>
+          <w:szCs w:val="24"/>
+          <w:lang w:val="hy-AM" w:eastAsia="ru-RU"/>
+        </w:rPr>
         <w:t>Տեղափոխվելով</w:t>
       </w:r>
       <w:r>
@@ -14109,6 +14256,15 @@
           <w:lang w:val="af-ZA" w:eastAsia="ru-RU"/>
         </w:rPr>
       </w:pPr>
+      <w:r>
+        <w:rPr>
+          <w:rFonts w:ascii="Sylfaen" w:eastAsia="Times New Roman" w:hAnsi="Sylfaen" w:cs="Times New Roman"/>
+          <w:sz w:val="24"/>
+          <w:szCs w:val="24"/>
+          <w:lang w:val="af-ZA" w:eastAsia="ru-RU"/>
+        </w:rPr>
+        <w:t xml:space="preserve"> </w:t>
+      </w:r>
       <w:r>
         <w:rPr>
           <w:rFonts w:ascii="Sylfaen" w:eastAsia="Times New Roman" w:hAnsi="Sylfaen" w:cs="Times New Roman"/>
@@ -14815,6 +14971,15 @@
           <w:lang w:val="hy-AM" w:eastAsia="ru-RU"/>
         </w:rPr>
         <w:lastRenderedPageBreak/>
+        <w:t xml:space="preserve"> </w:t>
+      </w:r>
+      <w:r>
+        <w:rPr>
+          <w:rFonts w:ascii="Sylfaen" w:eastAsia="Times New Roman" w:hAnsi="Sylfaen" w:cs="Times New Roman"/>
+          <w:sz w:val="24"/>
+          <w:szCs w:val="24"/>
+          <w:lang w:val="hy-AM" w:eastAsia="ru-RU"/>
+        </w:rPr>
         <w:t>Կայքն ունի 2 տարբեր օգտատերերի դերային համակարգ՝ գնորդների և վաճառողների, հիմա ցույց կտրվի գնորդներինը՝</w:t>
       </w:r>
     </w:p>
@@ -15328,6 +15493,15 @@
           <w:lang w:val="hy-AM" w:eastAsia="ru-RU"/>
         </w:rPr>
         <w:lastRenderedPageBreak/>
+        <w:t xml:space="preserve"> </w:t>
+      </w:r>
+      <w:r>
+        <w:rPr>
+          <w:rFonts w:ascii="Sylfaen" w:eastAsia="Times New Roman" w:hAnsi="Sylfaen" w:cs="Times New Roman"/>
+          <w:sz w:val="24"/>
+          <w:szCs w:val="24"/>
+          <w:lang w:val="hy-AM" w:eastAsia="ru-RU"/>
+        </w:rPr>
         <w:t xml:space="preserve">Այստեղ մուտքագրելով տվյալները ճիշտ ձևաչափով և սեղմելով </w:t>
       </w:r>
       <w:r>
@@ -16224,6 +16398,15 @@
           <w:lang w:val="hy-AM" w:eastAsia="ru-RU"/>
         </w:rPr>
       </w:pPr>
+      <w:r>
+        <w:rPr>
+          <w:rFonts w:ascii="Sylfaen" w:eastAsia="Times New Roman" w:hAnsi="Sylfaen" w:cs="Times New Roman"/>
+          <w:sz w:val="24"/>
+          <w:szCs w:val="24"/>
+          <w:lang w:val="hy-AM" w:eastAsia="ru-RU"/>
+        </w:rPr>
+        <w:t xml:space="preserve"> </w:t>
+      </w:r>
       <w:r>
         <w:rPr>
           <w:rFonts w:ascii="Sylfaen" w:eastAsia="Times New Roman" w:hAnsi="Sylfaen" w:cs="Times New Roman"/>
@@ -17298,6 +17481,15 @@
           <w:szCs w:val="24"/>
           <w:lang w:val="hy-AM" w:eastAsia="ru-RU"/>
         </w:rPr>
+        <w:t xml:space="preserve"> </w:t>
+      </w:r>
+      <w:r>
+        <w:rPr>
+          <w:rFonts w:ascii="Sylfaen" w:eastAsia="Times New Roman" w:hAnsi="Sylfaen" w:cs="Times New Roman"/>
+          <w:sz w:val="24"/>
+          <w:szCs w:val="24"/>
+          <w:lang w:val="hy-AM" w:eastAsia="ru-RU"/>
+        </w:rPr>
         <w:t>Սերվերը զտում է մուտքային տվյալները՝ SQL/NoSQL Injection տիպի հարձակումներից խուսափելու համար:</w:t>
       </w:r>
       <w:r>
@@ -17368,6 +17560,15 @@
           <w:lang w:val="hy-AM" w:eastAsia="ru-RU"/>
         </w:rPr>
         <w:lastRenderedPageBreak/>
+        <w:t xml:space="preserve"> </w:t>
+      </w:r>
+      <w:r>
+        <w:rPr>
+          <w:rFonts w:ascii="Sylfaen" w:eastAsia="Times New Roman" w:hAnsi="Sylfaen" w:cs="Times New Roman"/>
+          <w:sz w:val="24"/>
+          <w:szCs w:val="24"/>
+          <w:lang w:val="hy-AM" w:eastAsia="ru-RU"/>
+        </w:rPr>
         <w:t>Քանի որ գաղտնաբառերը բազայում երբեք չեն պահվում բաց տեքստով, սերվերը կիրառում է հեշավորման ալգորիթմ (օրինակ՝ bcrypt): Մուտքագրված գաղտնաբառը հեշավորվում է և համեմատվում բազայում առկա արժեքի հետ:</w:t>
       </w:r>
     </w:p>
@@ -17383,6 +17584,17 @@
           <w:lang w:val="hy-AM" w:eastAsia="ru-RU"/>
         </w:rPr>
       </w:pPr>
+      <w:r>
+        <w:rPr>
+          <w:rFonts w:ascii="Sylfaen" w:eastAsia="Times New Roman" w:hAnsi="Sylfaen" w:cs="Times New Roman"/>
+          <w:b/>
+          <w:bCs/>
+          <w:sz w:val="24"/>
+          <w:szCs w:val="24"/>
+          <w:lang w:val="hy-AM" w:eastAsia="ru-RU"/>
+        </w:rPr>
+        <w:t xml:space="preserve"> </w:t>
+      </w:r>
       <w:r>
         <w:rPr>
           <w:rFonts w:ascii="Sylfaen" w:eastAsia="Times New Roman" w:hAnsi="Sylfaen" w:cs="Times New Roman"/>
@@ -17587,6 +17799,17 @@
           <w:lang w:val="en-US" w:eastAsia="ru-RU"/>
         </w:rPr>
       </w:pPr>
+      <w:r>
+        <w:rPr>
+          <w:rFonts w:ascii="Sylfaen" w:eastAsia="Times New Roman" w:hAnsi="Sylfaen" w:cs="Times New Roman"/>
+          <w:b/>
+          <w:bCs/>
+          <w:sz w:val="24"/>
+          <w:szCs w:val="24"/>
+          <w:lang w:val="en-US" w:eastAsia="ru-RU"/>
+        </w:rPr>
+        <w:t xml:space="preserve"> </w:t>
+      </w:r>
       <w:r>
         <w:rPr>
           <w:rFonts w:ascii="Sylfaen" w:eastAsia="Times New Roman" w:hAnsi="Sylfaen" w:cs="Times New Roman"/>
@@ -18579,54 +18802,26 @@
       <w:pPr>
         <w:pStyle w:val="NormalWeb"/>
         <w:spacing w:line="360" w:lineRule="auto"/>
-        <w:ind w:left="432" w:right="144" w:firstLine="288"/>
+        <w:ind w:left="432" w:right="144"/>
         <w:jc w:val="both"/>
         <w:rPr>
           <w:rFonts w:ascii="Sylfaen" w:hAnsi="Sylfaen" w:cs="Sylfaen"/>
+          <w:lang w:val="hy-AM"/>
         </w:rPr>
       </w:pPr>
       <w:r>
         <w:rPr>
           <w:rFonts w:ascii="Sylfaen" w:hAnsi="Sylfaen" w:cs="Sylfaen"/>
-        </w:rPr>
-        <w:t>Աշխատատեղերը պետք է կահավորված լինեն անատոմիական աթոռներով՝ ողնաշարի ծանրաբեռնվածությունը նվազեցնելու համար: Մոնիտորները պետք է տեղադրվեն աչքերի մակարդակին՝ 50-70 սմ հեռավորության վրա՝ տեսողության լարվածությունը կանխելու նպատակով</w:t>
+          <w:lang w:val="hy-AM"/>
+        </w:rPr>
+        <w:t xml:space="preserve">  </w:t>
       </w:r>
       <w:r>
         <w:rPr>
           <w:rFonts w:ascii="Sylfaen" w:hAnsi="Sylfaen" w:cs="Sylfaen"/>
-        </w:rPr>
-        <w:t xml:space="preserve"> </w:t>
-      </w:r>
-      <w:r>
-        <w:rPr>
-          <w:rFonts w:ascii="Sylfaen" w:hAnsi="Sylfaen" w:cs="Sylfaen"/>
-        </w:rPr>
-        <w:t>[5]</w:t>
-      </w:r>
-      <w:r>
-        <w:rPr>
-          <w:rFonts w:ascii="Sylfaen" w:hAnsi="Sylfaen" w:cs="Sylfaen"/>
-        </w:rPr>
-        <w:t xml:space="preserve">: </w:t>
-      </w:r>
-    </w:p>
-    <w:p>
-      <w:pPr>
-        <w:pStyle w:val="NormalWeb"/>
-        <w:spacing w:line="360" w:lineRule="auto"/>
-        <w:ind w:left="432" w:right="144" w:firstLine="288"/>
-        <w:jc w:val="both"/>
-        <w:rPr>
-          <w:rFonts w:ascii="Sylfaen" w:hAnsi="Sylfaen" w:cs="Sylfaen"/>
-          <w:b/>
-          <w:bCs/>
-        </w:rPr>
-      </w:pPr>
-      <w:r>
-        <w:rPr>
-          <w:rFonts w:ascii="Sylfaen" w:hAnsi="Sylfaen" w:cs="Sylfaen"/>
-        </w:rPr>
-        <w:t xml:space="preserve">Աշխատասենյակներում պետք է ապահովվի բնական և արհեստական համակցված լուսավորություն: Օդի օպտիմալ ջերմաստիճանը սահմանվում է 20-24°C, խոնավությունը՝ 40-60%: </w:t>
+          <w:lang w:val="hy-AM"/>
+        </w:rPr>
+        <w:t xml:space="preserve">Աշխատատեղերը պետք է կահավորված լինեն անատոմիական աթոռներով՝ ողնաշարի ծանրաբեռնվածությունը նվազեցնելու համար: Մոնիտորները պետք է տեղադրվեն աչքերի մակարդակին՝ 50-70 սմ հեռավորության վրա՝ տեսողության լարվածությունը կանխելու նպատակով [5]: </w:t>
       </w:r>
     </w:p>
     <w:p>
@@ -18637,20 +18832,43 @@
         <w:jc w:val="both"/>
         <w:rPr>
           <w:rFonts w:ascii="Sylfaen" w:hAnsi="Sylfaen" w:cs="Sylfaen"/>
+          <w:b/>
+          <w:bCs/>
           <w:lang w:val="hy-AM"/>
         </w:rPr>
       </w:pPr>
       <w:r>
         <w:rPr>
           <w:rFonts w:ascii="Sylfaen" w:hAnsi="Sylfaen" w:cs="Sylfaen"/>
-        </w:rPr>
-        <w:t xml:space="preserve">  </w:t>
+          <w:lang w:val="hy-AM"/>
+        </w:rPr>
+        <w:t xml:space="preserve"> </w:t>
       </w:r>
       <w:r>
         <w:rPr>
           <w:rFonts w:ascii="Sylfaen" w:hAnsi="Sylfaen" w:cs="Sylfaen"/>
-        </w:rPr>
-        <w:t>Համակարգչի առջև անընդմեջ աշխատանքը չպետք է գերազանցի 2 ժամը: Պարտադիր է 10-15 րոպե տևողությամբ ընդմիջումների կազմակերպումը աչքերի և մկանների հանգստի համար:</w:t>
+          <w:lang w:val="hy-AM"/>
+        </w:rPr>
+        <w:t xml:space="preserve">Աշխատասենյակներում պետք է ապահովվի բնական և արհեստական համակցված լուսավորություն: Օդի օպտիմալ ջերմաստիճանը սահմանվում է 20-24°C, խոնավությունը՝ 40-60%: </w:t>
+      </w:r>
+    </w:p>
+    <w:p>
+      <w:pPr>
+        <w:pStyle w:val="NormalWeb"/>
+        <w:spacing w:line="360" w:lineRule="auto"/>
+        <w:ind w:left="432" w:right="144"/>
+        <w:jc w:val="both"/>
+        <w:rPr>
+          <w:rFonts w:ascii="Sylfaen" w:hAnsi="Sylfaen" w:cs="Sylfaen"/>
+          <w:lang w:val="hy-AM"/>
+        </w:rPr>
+      </w:pPr>
+      <w:r>
+        <w:rPr>
+          <w:rFonts w:ascii="Sylfaen" w:hAnsi="Sylfaen" w:cs="Sylfaen"/>
+          <w:lang w:val="hy-AM"/>
+        </w:rPr>
+        <w:t xml:space="preserve">  Համակարգչի առջև անընդմեջ աշխատանքը չպետք է գերազանցի 2 ժամը: Պարտադիր է 10-15 րոպե տևողությամբ ընդմիջումների կազմակերպումը աչքերի և մկանների հանգստի համար:</w:t>
       </w:r>
     </w:p>
     <w:p>
@@ -19081,76 +19299,59 @@
       <w:pPr>
         <w:pStyle w:val="NormalWeb"/>
         <w:spacing w:line="360" w:lineRule="auto"/>
-        <w:ind w:left="432" w:right="144" w:firstLine="288"/>
+        <w:ind w:left="432" w:right="144"/>
         <w:jc w:val="both"/>
         <w:rPr>
           <w:rFonts w:ascii="Sylfaen" w:hAnsi="Sylfaen" w:cs="Sylfaen"/>
           <w:b/>
           <w:bCs/>
+          <w:lang w:val="hy-AM"/>
         </w:rPr>
       </w:pPr>
       <w:r>
         <w:rPr>
           <w:rFonts w:ascii="Sylfaen" w:hAnsi="Sylfaen" w:cs="Sylfaen"/>
-        </w:rPr>
-        <w:t xml:space="preserve">Պլատֆորմը պարտավորվում է կոդավորել օգտատերերի անձնագրային և բանկային տվյալները (օգտագործելով SSL/TLS արձանագրություններ): </w:t>
+          <w:lang w:val="hy-AM"/>
+        </w:rPr>
+        <w:t xml:space="preserve"> </w:t>
       </w:r>
       <w:r>
         <w:rPr>
           <w:rFonts w:ascii="Sylfaen" w:hAnsi="Sylfaen" w:cs="Sylfaen"/>
-        </w:rPr>
-        <w:t xml:space="preserve">Զերծարարություններից </w:t>
-      </w:r>
-      <w:r>
-        <w:rPr>
-          <w:rFonts w:ascii="Sylfaen" w:hAnsi="Sylfaen" w:cs="Sylfaen"/>
-        </w:rPr>
-        <w:t xml:space="preserve">խուսափելու համար </w:t>
-      </w:r>
-      <w:r>
-        <w:rPr>
-          <w:rFonts w:ascii="Sylfaen" w:hAnsi="Sylfaen" w:cs="Sylfaen"/>
-        </w:rPr>
-        <w:t>պ</w:t>
-      </w:r>
-      <w:r>
-        <w:rPr>
-          <w:rFonts w:ascii="Sylfaen" w:hAnsi="Sylfaen" w:cs="Sylfaen"/>
-        </w:rPr>
-        <w:t xml:space="preserve">լատֆորմն ապահովում է անվտանգ վճարման </w:t>
-      </w:r>
-      <w:r>
-        <w:rPr>
-          <w:rFonts w:ascii="Sylfaen" w:hAnsi="Sylfaen" w:cs="Sylfaen"/>
-        </w:rPr>
-        <w:t>միջոցներ</w:t>
-      </w:r>
-      <w:r>
-        <w:rPr>
-          <w:rFonts w:ascii="Sylfaen" w:hAnsi="Sylfaen" w:cs="Sylfaen"/>
-        </w:rPr>
-        <w:t xml:space="preserve"> և արգելում է կանխավճարների տրամադրումը չստուգված օգտահիվներին: </w:t>
+          <w:lang w:val="hy-AM"/>
+        </w:rPr>
+        <w:t xml:space="preserve">Պլատֆորմը պարտավորվում է կոդավորել օգտատերերի անձնագրային և բանկային տվյալները (օգտագործելով SSL/TLS արձանագրություններ): Զերծարարություններից խուսափելու համար պլատֆորմն ապահովում է անվտանգ վճարման միջոցներ և արգելում է կանխավճարների տրամադրումը չստուգված օգտահիվներին: </w:t>
       </w:r>
     </w:p>
     <w:p>
       <w:pPr>
         <w:pStyle w:val="NormalWeb"/>
         <w:spacing w:line="360" w:lineRule="auto"/>
-        <w:ind w:left="432" w:right="144" w:firstLine="288"/>
+        <w:ind w:left="432" w:right="144"/>
         <w:jc w:val="both"/>
         <w:rPr>
           <w:rFonts w:ascii="Sylfaen" w:hAnsi="Sylfaen" w:cs="Sylfaen"/>
+          <w:lang w:val="hy-AM"/>
         </w:rPr>
       </w:pPr>
       <w:r>
         <w:rPr>
           <w:rFonts w:ascii="Sylfaen" w:hAnsi="Sylfaen" w:cs="Sylfaen"/>
+          <w:lang w:val="hy-AM"/>
+        </w:rPr>
+        <w:t xml:space="preserve"> </w:t>
+      </w:r>
+      <w:r>
+        <w:rPr>
+          <w:rFonts w:ascii="Sylfaen" w:hAnsi="Sylfaen" w:cs="Sylfaen"/>
+          <w:lang w:val="hy-AM"/>
         </w:rPr>
         <w:t>Առքուվաճառքի գործընթացում հաճախակի են սթրեսային և կոնֆլիկտային իրավիճակները: Պլատֆորմի աջակցման կենտրոնը պետք է պատրաստված լինի կիրառելու դեէսկալացիոն հաղորդակցման հմտություններ՝ պաշտպանելով հաճախորդներին սպառնալիքներից կամ հոգեբանական ճնշումներից: Խորհուրդ է տրվում հանդիպումները նշանակել տեսահսկվող վայրերում:</w:t>
       </w:r>
       <w:r>
         <w:rPr>
           <w:rFonts w:ascii="Sylfaen" w:hAnsi="Sylfaen" w:cs="Sylfaen"/>
+          <w:lang w:val="hy-AM"/>
         </w:rPr>
         <w:br w:type="page"/>
       </w:r>
@@ -19167,6 +19368,7 @@
           <w:bCs/>
           <w:sz w:val="28"/>
           <w:szCs w:val="28"/>
+          <w:lang w:val="hy-AM"/>
         </w:rPr>
       </w:pPr>
       <w:r>
@@ -19222,6 +19424,7 @@
           <w:bCs/>
           <w:sz w:val="28"/>
           <w:szCs w:val="28"/>
+          <w:lang w:val="hy-AM"/>
         </w:rPr>
         <w:t>Հրդեհային և տեխնիկական անվտանգություն</w:t>
       </w:r>
@@ -19234,43 +19437,15 @@
         <w:jc w:val="both"/>
         <w:rPr>
           <w:rFonts w:ascii="Sylfaen" w:hAnsi="Sylfaen" w:cs="Sylfaen"/>
+          <w:lang w:val="hy-AM"/>
         </w:rPr>
       </w:pPr>
       <w:r>
         <w:rPr>
           <w:rFonts w:ascii="Sylfaen" w:hAnsi="Sylfaen" w:cs="Sylfaen"/>
-        </w:rPr>
-        <w:t xml:space="preserve"> </w:t>
-      </w:r>
-      <w:r>
-        <w:rPr>
-          <w:rFonts w:ascii="Sylfaen" w:hAnsi="Sylfaen" w:cs="Sylfaen"/>
-        </w:rPr>
-        <w:t>Ավտոմեքենաները հրդեհավտանգ օբյեկտներ</w:t>
-      </w:r>
-      <w:r>
-        <w:rPr>
-          <w:rFonts w:ascii="Sylfaen" w:hAnsi="Sylfaen" w:cs="Sylfaen"/>
-        </w:rPr>
-        <w:t xml:space="preserve"> են</w:t>
-      </w:r>
-      <w:r>
-        <w:rPr>
-          <w:rFonts w:ascii="Sylfaen" w:hAnsi="Sylfaen" w:cs="Sylfaen"/>
-        </w:rPr>
-        <w:t>՝ կապված վառելիքա</w:t>
-      </w:r>
-      <w:r>
-        <w:rPr>
-          <w:rFonts w:ascii="Sylfaen" w:hAnsi="Sylfaen" w:cs="Sylfaen"/>
-        </w:rPr>
-        <w:t>յին և յուղային</w:t>
-      </w:r>
-      <w:r>
-        <w:rPr>
-          <w:rFonts w:ascii="Sylfaen" w:hAnsi="Sylfaen" w:cs="Sylfaen"/>
-        </w:rPr>
-        <w:t xml:space="preserve"> նյութերի առկայության հետ:</w:t>
+          <w:lang w:val="hy-AM"/>
+        </w:rPr>
+        <w:t xml:space="preserve"> Ավտոմեքենաները հրդեհավտանգ օբյեկտներ են՝ կապված վառելիքային և յուղային նյութերի առկայության հետ:</w:t>
       </w:r>
     </w:p>
     <w:p>
@@ -19285,11 +19460,13 @@
         <w:jc w:val="both"/>
         <w:rPr>
           <w:rFonts w:ascii="Sylfaen" w:hAnsi="Sylfaen" w:cs="Sylfaen"/>
+          <w:lang w:val="hy-AM"/>
         </w:rPr>
       </w:pPr>
       <w:r>
         <w:rPr>
           <w:rFonts w:ascii="Sylfaen" w:hAnsi="Sylfaen" w:cs="Sylfaen"/>
+          <w:lang w:val="hy-AM"/>
         </w:rPr>
         <w:t>Պլատֆորմի միջոցով գործարք կատարելիս վաճառողը պարտավոր է երաշխավորել մեքենայում կրակմարիչի (առնվազն 2 կգ ծավալով) և առաջին բուժօգնության արկղիկի առկայությունը:</w:t>
       </w:r>
@@ -19306,11 +19483,13 @@
         <w:jc w:val="both"/>
         <w:rPr>
           <w:rFonts w:ascii="Sylfaen" w:hAnsi="Sylfaen" w:cs="Sylfaen"/>
+          <w:lang w:val="hy-AM"/>
         </w:rPr>
       </w:pPr>
       <w:r>
         <w:rPr>
           <w:rFonts w:ascii="Sylfaen" w:hAnsi="Sylfaen" w:cs="Sylfaen"/>
+          <w:lang w:val="hy-AM"/>
         </w:rPr>
         <w:t>Էլեկտրական մեքենաների բարձրավոլտ մարտկոցները պահանջում են զգուշություն: Արգելվում է ինքնուրույն բացել մարտկոցների բլոկը կամ փորձարկել մեքենան, եթե վահանակի վրա վառվում է էլեկտրական համակարգի անսարքության նշանը (բարձր է հոսանքահարման վտանգը):</w:t>
       </w:r>
@@ -19327,6 +19506,7 @@
           <w:bCs/>
           <w:sz w:val="28"/>
           <w:szCs w:val="28"/>
+          <w:lang w:val="hy-AM"/>
         </w:rPr>
       </w:pPr>
       <w:r>
@@ -19381,6 +19561,7 @@
           <w:bCs/>
           <w:sz w:val="28"/>
           <w:szCs w:val="28"/>
+          <w:lang w:val="hy-AM"/>
         </w:rPr>
         <w:t>Էկոլոգիական անվտանգություն</w:t>
       </w:r>
@@ -19393,19 +19574,15 @@
         <w:jc w:val="both"/>
         <w:rPr>
           <w:rFonts w:ascii="Sylfaen" w:hAnsi="Sylfaen" w:cs="Sylfaen"/>
+          <w:lang w:val="hy-AM"/>
         </w:rPr>
       </w:pPr>
       <w:r>
         <w:rPr>
           <w:rFonts w:ascii="Sylfaen" w:hAnsi="Sylfaen" w:cs="Sylfaen"/>
-        </w:rPr>
-        <w:t xml:space="preserve">  </w:t>
-      </w:r>
-      <w:r>
-        <w:rPr>
-          <w:rFonts w:ascii="Sylfaen" w:hAnsi="Sylfaen" w:cs="Sylfaen"/>
-        </w:rPr>
-        <w:t>Կենսագործունեության անվտանգությունը անմիջականորեն կապված է շրջակա միջավայրի մաքրության հետ:</w:t>
+          <w:lang w:val="hy-AM"/>
+        </w:rPr>
+        <w:t xml:space="preserve">  Կենսագործունեության անվտանգությունը անմիջականորեն կապված է շրջակա միջավայրի մաքրության հետ:</w:t>
       </w:r>
     </w:p>
     <w:p>
@@ -19420,25 +19597,15 @@
         <w:jc w:val="both"/>
         <w:rPr>
           <w:rFonts w:ascii="Sylfaen" w:hAnsi="Sylfaen" w:cs="Sylfaen"/>
+          <w:lang w:val="hy-AM"/>
         </w:rPr>
       </w:pPr>
       <w:r>
         <w:rPr>
           <w:rFonts w:ascii="Sylfaen" w:hAnsi="Sylfaen" w:cs="Sylfaen"/>
-        </w:rPr>
-        <w:t xml:space="preserve">Պլատֆորմն արգելափակում է այն տրանսպորտային միջոցների հայտարարությունները, որոնք ակնհայտորեն չեն համապատասխանում բնապահպանական նորմերին (օրինակ՝ </w:t>
-      </w:r>
-      <w:r>
-        <w:rPr>
-          <w:rFonts w:ascii="Sylfaen" w:hAnsi="Sylfaen" w:cs="Sylfaen"/>
-        </w:rPr>
-        <w:t>հին</w:t>
-      </w:r>
-      <w:r>
-        <w:rPr>
-          <w:rFonts w:ascii="Sylfaen" w:hAnsi="Sylfaen" w:cs="Sylfaen"/>
-        </w:rPr>
-        <w:t xml:space="preserve"> կատալիզատորներով կամ արտանետումների չափազանց բարձր մակարդակով տրանսպորտային միջոցներ):</w:t>
+          <w:lang w:val="hy-AM"/>
+        </w:rPr>
+        <w:t>Պլատֆորմն արգելափակում է այն տրանսպորտային միջոցների հայտարարությունները, որոնք ակնհայտորեն չեն համապատասխանում բնապահպանական նորմերին (օրինակ՝ հին կատալիզատորներով կամ արտանետումների չափազանց բարձր մակարդակով տրանսպորտային միջոցներ):</w:t>
       </w:r>
     </w:p>
     <w:p>
@@ -19453,17 +19620,20 @@
         <w:jc w:val="both"/>
         <w:rPr>
           <w:rFonts w:ascii="Sylfaen" w:hAnsi="Sylfaen" w:cs="Sylfaen"/>
+          <w:lang w:val="hy-AM"/>
         </w:rPr>
       </w:pPr>
       <w:r>
         <w:rPr>
           <w:rFonts w:ascii="Sylfaen" w:hAnsi="Sylfaen" w:cs="Sylfaen"/>
+          <w:lang w:val="hy-AM"/>
         </w:rPr>
         <w:t>Պլատֆորմը խթանում է էկոլոգիապես մաքուր (հիբրիդային և էլեկտրական) տրանսպորտային միջոցների վաճառքը:</w:t>
       </w:r>
       <w:r>
         <w:rPr>
           <w:rFonts w:ascii="Sylfaen" w:hAnsi="Sylfaen" w:cs="Sylfaen"/>
+          <w:lang w:val="hy-AM"/>
         </w:rPr>
         <w:br w:type="page"/>
       </w:r>
@@ -19480,6 +19650,7 @@
           <w:bCs/>
           <w:sz w:val="28"/>
           <w:szCs w:val="28"/>
+          <w:lang w:val="hy-AM"/>
         </w:rPr>
       </w:pPr>
       <w:r>
@@ -19535,6 +19706,7 @@
           <w:bCs/>
           <w:sz w:val="28"/>
           <w:szCs w:val="28"/>
+          <w:lang w:val="hy-AM"/>
         </w:rPr>
         <w:t>Արտակարգ իրավիճակներում գործելու ընթացակարգեր</w:t>
       </w:r>
@@ -19547,121 +19719,22 @@
         <w:jc w:val="both"/>
         <w:rPr>
           <w:rFonts w:ascii="Sylfaen" w:hAnsi="Sylfaen" w:cs="Sylfaen"/>
+          <w:lang w:val="hy-AM"/>
         </w:rPr>
       </w:pPr>
       <w:r>
         <w:rPr>
           <w:rFonts w:ascii="Sylfaen" w:hAnsi="Sylfaen" w:cs="Sylfaen"/>
+          <w:lang w:val="hy-AM"/>
         </w:rPr>
         <w:t xml:space="preserve">  </w:t>
       </w:r>
       <w:r>
         <w:rPr>
           <w:rFonts w:ascii="Sylfaen" w:hAnsi="Sylfaen" w:cs="Sylfaen"/>
-        </w:rPr>
-        <w:t>Ցանկացած</w:t>
-      </w:r>
-      <w:r>
-        <w:rPr>
-          <w:rFonts w:ascii="Sylfaen" w:hAnsi="Sylfaen" w:cs="Sylfaen"/>
-        </w:rPr>
-        <w:t xml:space="preserve"> </w:t>
-      </w:r>
-      <w:r>
-        <w:rPr>
-          <w:rFonts w:ascii="Sylfaen" w:hAnsi="Sylfaen" w:cs="Sylfaen"/>
-        </w:rPr>
-        <w:t>անվտանգության</w:t>
-      </w:r>
-      <w:r>
-        <w:rPr>
-          <w:rFonts w:ascii="Sylfaen" w:hAnsi="Sylfaen" w:cs="Sylfaen"/>
-        </w:rPr>
-        <w:t xml:space="preserve"> </w:t>
-      </w:r>
-      <w:r>
-        <w:rPr>
-          <w:rFonts w:ascii="Sylfaen" w:hAnsi="Sylfaen" w:cs="Sylfaen"/>
-        </w:rPr>
-        <w:t>պլան</w:t>
-      </w:r>
-      <w:r>
-        <w:rPr>
-          <w:rFonts w:ascii="Sylfaen" w:hAnsi="Sylfaen" w:cs="Sylfaen"/>
-        </w:rPr>
-        <w:t xml:space="preserve"> </w:t>
-      </w:r>
-      <w:r>
-        <w:rPr>
-          <w:rFonts w:ascii="Sylfaen" w:hAnsi="Sylfaen" w:cs="Sylfaen"/>
-        </w:rPr>
-        <w:t>պետք</w:t>
-      </w:r>
-      <w:r>
-        <w:rPr>
-          <w:rFonts w:ascii="Sylfaen" w:hAnsi="Sylfaen" w:cs="Sylfaen"/>
-        </w:rPr>
-        <w:t xml:space="preserve"> </w:t>
-      </w:r>
-      <w:r>
-        <w:rPr>
-          <w:rFonts w:ascii="Sylfaen" w:hAnsi="Sylfaen" w:cs="Sylfaen"/>
-        </w:rPr>
-        <w:t>է</w:t>
-      </w:r>
-      <w:r>
-        <w:rPr>
-          <w:rFonts w:ascii="Sylfaen" w:hAnsi="Sylfaen" w:cs="Sylfaen"/>
-        </w:rPr>
-        <w:t xml:space="preserve"> </w:t>
-      </w:r>
-      <w:r>
-        <w:rPr>
-          <w:rFonts w:ascii="Sylfaen" w:hAnsi="Sylfaen" w:cs="Sylfaen"/>
-        </w:rPr>
-        <w:t>ներառի</w:t>
-      </w:r>
-      <w:r>
-        <w:rPr>
-          <w:rFonts w:ascii="Sylfaen" w:hAnsi="Sylfaen" w:cs="Sylfaen"/>
-        </w:rPr>
-        <w:t xml:space="preserve"> </w:t>
-      </w:r>
-      <w:r>
-        <w:rPr>
-          <w:rFonts w:ascii="Sylfaen" w:hAnsi="Sylfaen" w:cs="Sylfaen"/>
-        </w:rPr>
-        <w:t>ռեակցիա</w:t>
-      </w:r>
-      <w:r>
-        <w:rPr>
-          <w:rFonts w:ascii="Sylfaen" w:hAnsi="Sylfaen" w:cs="Sylfaen"/>
-        </w:rPr>
-        <w:t xml:space="preserve"> </w:t>
-      </w:r>
-      <w:r>
-        <w:rPr>
-          <w:rFonts w:ascii="Sylfaen" w:hAnsi="Sylfaen" w:cs="Sylfaen"/>
-        </w:rPr>
-        <w:t>անսպասելի</w:t>
-      </w:r>
-      <w:r>
-        <w:rPr>
-          <w:rFonts w:ascii="Sylfaen" w:hAnsi="Sylfaen" w:cs="Sylfaen"/>
-        </w:rPr>
-        <w:t xml:space="preserve"> </w:t>
-      </w:r>
-      <w:r>
-        <w:rPr>
-          <w:rFonts w:ascii="Sylfaen" w:hAnsi="Sylfaen" w:cs="Sylfaen"/>
-        </w:rPr>
-        <w:t>դեպքերին</w:t>
-      </w:r>
-      <w:r>
-        <w:rPr>
-          <w:rFonts w:ascii="Sylfaen" w:hAnsi="Sylfaen" w:cs="Sylfaen"/>
-        </w:rPr>
-        <w:t>:</w:t>
+          <w:lang w:val="hy-AM"/>
+        </w:rPr>
+        <w:t>Ցանկացած անվտանգության պլան պետք է ներառի ռեակցիա անսպասելի դեպքերին:</w:t>
       </w:r>
     </w:p>
     <w:p>
@@ -19672,11 +19745,13 @@
         <w:jc w:val="both"/>
         <w:rPr>
           <w:rFonts w:ascii="Sylfaen" w:hAnsi="Sylfaen" w:cs="Sylfaen"/>
+          <w:lang w:val="hy-AM"/>
         </w:rPr>
       </w:pPr>
       <w:r>
         <w:rPr>
           <w:rFonts w:ascii="Sylfaen" w:hAnsi="Sylfaen" w:cs="Sylfaen"/>
+          <w:lang w:val="hy-AM"/>
         </w:rPr>
         <w:t>Եթե թեստ-դրայվի ընթացքում տեղի է ունեցել ՃՏՊ.</w:t>
       </w:r>
@@ -19693,11 +19768,13 @@
         <w:jc w:val="both"/>
         <w:rPr>
           <w:rFonts w:ascii="Sylfaen" w:hAnsi="Sylfaen" w:cs="Sylfaen"/>
+          <w:lang w:val="hy-AM"/>
         </w:rPr>
       </w:pPr>
       <w:r>
         <w:rPr>
           <w:rFonts w:ascii="Sylfaen" w:hAnsi="Sylfaen" w:cs="Sylfaen"/>
+          <w:lang w:val="hy-AM"/>
         </w:rPr>
         <w:t>Անհապաղ կանգնեցնել մեքենան, միացնել վթարային ազդանշանները և տեղադրել վթարային կանգառի նշանը:</w:t>
       </w:r>
@@ -19714,11 +19791,13 @@
         <w:jc w:val="both"/>
         <w:rPr>
           <w:rFonts w:ascii="Sylfaen" w:hAnsi="Sylfaen" w:cs="Sylfaen"/>
+          <w:lang w:val="hy-AM"/>
         </w:rPr>
       </w:pPr>
       <w:r>
         <w:rPr>
           <w:rFonts w:ascii="Sylfaen" w:hAnsi="Sylfaen" w:cs="Sylfaen"/>
+          <w:lang w:val="hy-AM"/>
         </w:rPr>
         <w:t>Գնահատել տուժածների վիճակը և անհրաժեշտության դեպքում զանգահարել շտապօգնություն (1-03) և փրկարար ծառայություն (911 կամ 1-12):</w:t>
       </w:r>
@@ -22105,27 +22184,7 @@
           <w:sz w:val="30"/>
           <w:szCs w:val="30"/>
         </w:rPr>
-        <w:t xml:space="preserve"> </w:t>
-      </w:r>
-      <w:r>
-        <w:rPr>
-          <w:rFonts w:ascii="Sylfaen" w:hAnsi="Sylfaen" w:cs="Sylfaen"/>
-          <w:b/>
-          <w:bCs/>
-          <w:sz w:val="30"/>
-          <w:szCs w:val="30"/>
-        </w:rPr>
-        <w:t xml:space="preserve">6.4: </w:t>
-      </w:r>
-      <w:r>
-        <w:rPr>
-          <w:rFonts w:ascii="Sylfaen" w:hAnsi="Sylfaen" w:cs="Sylfaen"/>
-          <w:b/>
-          <w:bCs/>
-          <w:sz w:val="30"/>
-          <w:szCs w:val="30"/>
-        </w:rPr>
-        <w:t>Եզրակացություն</w:t>
+        <w:t xml:space="preserve"> Եզրակացություն</w:t>
       </w:r>
     </w:p>
     <w:p>
@@ -22315,12 +22374,11 @@
         <w:jc w:val="both"/>
         <w:rPr>
           <w:rFonts w:ascii="Sylfaen" w:hAnsi="Sylfaen" w:cs="Sylfaen"/>
-          <w:lang w:val="en-US"/>
         </w:rPr>
         <w:sectPr>
           <w:pgSz w:w="11906" w:h="16838" w:code="9"/>
           <w:pgMar w:top="1134" w:right="926" w:bottom="1418" w:left="1260" w:header="709" w:footer="709" w:gutter="0"/>
-          <w:pgNumType w:start="33"/>
+          <w:pgNumType w:start="34"/>
           <w:cols w:space="708"/>
           <w:docGrid w:linePitch="360"/>
         </w:sectPr>
@@ -22663,6 +22721,15 @@
           <w:lang w:val="hy-AM"/>
         </w:rPr>
       </w:pPr>
+      <w:r>
+        <w:rPr>
+          <w:rFonts w:ascii="Sylfaen" w:hAnsi="Sylfaen"/>
+          <w:sz w:val="24"/>
+          <w:szCs w:val="24"/>
+          <w:lang w:val="hy-AM"/>
+        </w:rPr>
+        <w:t xml:space="preserve"> </w:t>
+      </w:r>
       <w:r>
         <w:rPr>
           <w:rFonts w:ascii="Sylfaen" w:hAnsi="Sylfaen"/>
@@ -25078,7 +25145,7 @@
         <w:sectPr>
           <w:pgSz w:w="11906" w:h="16838" w:code="9"/>
           <w:pgMar w:top="1134" w:right="926" w:bottom="1418" w:left="1260" w:header="709" w:footer="709" w:gutter="0"/>
-          <w:pgNumType w:start="47"/>
+          <w:pgNumType w:start="48"/>
           <w:cols w:space="708"/>
           <w:docGrid w:linePitch="360"/>
         </w:sectPr>
@@ -33882,9 +33949,15 @@
       </w:pPr>
       <w:r>
         <w:rPr>
+          <w:lang w:val="hy-AM"/>
+        </w:rPr>
+        <w:t xml:space="preserve">1. Mozilla Developer Network (MDN). </w:t>
+      </w:r>
+      <w:r>
+        <w:rPr>
           <w:lang w:val="en-US"/>
         </w:rPr>
-        <w:t xml:space="preserve">1. Mozilla Developer Network (MDN). JavaScript Documentation. </w:t>
+        <w:t xml:space="preserve">JavaScript Documentation. </w:t>
       </w:r>
       <w:r>
         <w:rPr>
@@ -34322,7 +34395,7 @@
     <w:sectPr>
       <w:pgSz w:w="11906" w:h="16838" w:code="9"/>
       <w:pgMar w:top="1134" w:right="926" w:bottom="1418" w:left="1260" w:header="709" w:footer="709" w:gutter="0"/>
-      <w:pgNumType w:start="58"/>
+      <w:pgNumType w:start="59"/>
       <w:cols w:space="708"/>
       <w:docGrid w:linePitch="360"/>
     </w:sectPr>
@@ -40240,6 +40313,7 @@
   <w:style w:type="character" w:default="1" w:styleId="DefaultParagraphFont">
     <w:name w:val="Default Paragraph Font"/>
     <w:uiPriority w:val="1"/>
+    <w:semiHidden/>
     <w:unhideWhenUsed/>
   </w:style>
   <w:style w:type="table" w:default="1" w:styleId="TableNormal">
